--- a/source/MySEProject/Documentation/Report_ML 2425-01 Investigate Image Reconstruction by using Classifiers.docx
+++ b/source/MySEProject/Documentation/Report_ML 2425-01 Investigate Image Reconstruction by using Classifiers.docx
@@ -1,24 +1,19 @@
 
 <file path=word/document.xml><?xml version="1.0" encoding="utf-8"?>
-<w:document xmlns:wpc="http://schemas.microsoft.com/office/word/2010/wordprocessingCanvas" xmlns:cx="http://schemas.microsoft.com/office/drawing/2014/chartex" xmlns:cx1="http://schemas.microsoft.com/office/drawing/2015/9/8/chartex" xmlns:cx2="http://schemas.microsoft.com/office/drawing/2015/10/21/chartex" xmlns:cx3="http://schemas.microsoft.com/office/drawing/2016/5/9/chartex" xmlns:cx4="http://schemas.microsoft.com/office/drawing/2016/5/10/chartex" xmlns:cx5="http://schemas.microsoft.com/office/drawing/2016/5/11/chartex" xmlns:cx6="http://schemas.microsoft.com/office/drawing/2016/5/12/chartex" xmlns:cx7="http://schemas.microsoft.com/office/drawing/2016/5/13/chartex" xmlns:cx8="http://schemas.microsoft.com/office/drawing/2016/5/14/chartex" xmlns:mc="http://schemas.openxmlformats.org/markup-compatibility/2006" xmlns:aink="http://schemas.microsoft.com/office/drawing/2016/ink" xmlns:am3d="http://schemas.microsoft.com/office/drawing/2017/model3d" xmlns:o="urn:schemas-microsoft-com:office:office" xmlns:r="http://schemas.openxmlformats.org/officeDocument/2006/relationships" xmlns:m="http://schemas.openxmlformats.org/officeDocument/2006/math" xmlns:v="urn:schemas-microsoft-com:vml" xmlns:wp14="http://schemas.microsoft.com/office/word/2010/wordprocessingDrawing" xmlns:wp="http://schemas.openxmlformats.org/drawingml/2006/wordprocessingDrawing" xmlns:w10="urn:schemas-microsoft-com:office:word" xmlns:w="http://schemas.openxmlformats.org/wordprocessingml/2006/main" xmlns:w14="http://schemas.microsoft.com/office/word/2010/wordml" xmlns:w15="http://schemas.microsoft.com/office/word/2012/wordml" xmlns:w16cex="http://schemas.microsoft.com/office/word/2018/wordml/cex" xmlns:w16cid="http://schemas.microsoft.com/office/word/2016/wordml/cid" xmlns:w16="http://schemas.microsoft.com/office/word/2018/wordml" xmlns:w16sdtdh="http://schemas.microsoft.com/office/word/2020/wordml/sdtdatahash" xmlns:w16se="http://schemas.microsoft.com/office/word/2015/wordml/symex" xmlns:wpg="http://schemas.microsoft.com/office/word/2010/wordprocessingGroup" xmlns:wpi="http://schemas.microsoft.com/office/word/2010/wordprocessingInk" xmlns:wne="http://schemas.microsoft.com/office/word/2006/wordml" xmlns:wps="http://schemas.microsoft.com/office/word/2010/wordprocessingShape" mc:Ignorable="w14 w15 w16se w16cid w16 w16cex w16sdtdh wp14">
+<w:document xmlns:wpc="http://schemas.microsoft.com/office/word/2010/wordprocessingCanvas" xmlns:cx="http://schemas.microsoft.com/office/drawing/2014/chartex" xmlns:mc="http://schemas.openxmlformats.org/markup-compatibility/2006" xmlns:o="urn:schemas-microsoft-com:office:office" xmlns:r="http://schemas.openxmlformats.org/officeDocument/2006/relationships" xmlns:m="http://schemas.openxmlformats.org/officeDocument/2006/math" xmlns:v="urn:schemas-microsoft-com:vml" xmlns:wp14="http://schemas.microsoft.com/office/word/2010/wordprocessingDrawing" xmlns:wp="http://schemas.openxmlformats.org/drawingml/2006/wordprocessingDrawing" xmlns:w10="urn:schemas-microsoft-com:office:word" xmlns:w="http://schemas.openxmlformats.org/wordprocessingml/2006/main" xmlns:w14="http://schemas.microsoft.com/office/word/2010/wordml" xmlns:w15="http://schemas.microsoft.com/office/word/2012/wordml" xmlns:w16se="http://schemas.microsoft.com/office/word/2015/wordml/symex" xmlns:wpg="http://schemas.microsoft.com/office/word/2010/wordprocessingGroup" xmlns:wpi="http://schemas.microsoft.com/office/word/2010/wordprocessingInk" xmlns:wne="http://schemas.microsoft.com/office/word/2006/wordml" xmlns:wps="http://schemas.microsoft.com/office/word/2010/wordprocessingShape" mc:Ignorable="w14 w15 w16se wp14">
   <w:body>
     <w:p>
       <w:pPr>
         <w:pStyle w:val="papertitle"/>
         <w:spacing w:before="100" w:beforeAutospacing="1" w:after="100" w:afterAutospacing="1"/>
       </w:pPr>
-      <w:r>
-        <w:t xml:space="preserve">Paper Title (use style: </w:t>
-      </w:r>
+      <w:bookmarkStart w:id="0" w:name="_GoBack"/>
       <w:r>
         <w:rPr>
           <w:i/>
           <w:iCs/>
         </w:rPr>
-        <w:t>paper title</w:t>
-      </w:r>
-      <w:r>
-        <w:t>)</w:t>
+        <w:t>ML 2425-01 Investigate Image Reconstruction by using Classifiers</w:t>
       </w:r>
     </w:p>
     <w:p>
@@ -64,6 +59,7 @@
           <w:sz w:val="18"/>
           <w:szCs w:val="18"/>
         </w:rPr>
+        <w:lastRenderedPageBreak/>
         <w:t>line 1</w:t>
       </w:r>
       <w:r>
@@ -166,6 +162,7 @@
           <w:sz w:val="18"/>
           <w:szCs w:val="18"/>
         </w:rPr>
+        <w:lastRenderedPageBreak/>
         <w:t>line 1: 2</w:t>
       </w:r>
       <w:r>
@@ -233,6 +230,7 @@
           <w:sz w:val="18"/>
           <w:szCs w:val="18"/>
         </w:rPr>
+        <w:lastRenderedPageBreak/>
         <w:t>line 1: 3</w:t>
       </w:r>
       <w:r>
@@ -294,6 +292,7 @@
         </w:sectPr>
       </w:pPr>
       <w:r>
+        <w:lastRenderedPageBreak/>
         <w:br w:type="column"/>
       </w:r>
     </w:p>
@@ -310,6 +309,7 @@
           <w:i/>
           <w:iCs/>
         </w:rPr>
+        <w:lastRenderedPageBreak/>
         <w:t>Abstract</w:t>
       </w:r>
       <w:r>
@@ -631,7 +631,7 @@
         </w:rPr>
         <w:t xml:space="preserve">This Section should be focused on describing your </w:t>
       </w:r>
-      <w:bookmarkStart w:id="0" w:name="_Hlk98197882"/>
+      <w:bookmarkStart w:id="1" w:name="_Hlk98197882"/>
       <w:r>
         <w:rPr>
           <w:lang w:val="en-US"/>
@@ -639,7 +639,7 @@
         <w:t>approach. You can use references from other source.</w:t>
       </w:r>
     </w:p>
-    <w:bookmarkEnd w:id="0"/>
+    <w:bookmarkEnd w:id="1"/>
     <w:p>
       <w:pPr>
         <w:pStyle w:val="Heading1"/>
@@ -734,7 +734,7 @@
       </w:r>
       <w:r>
         <w:rPr>
-          <w:lang w:val="en-DE"/>
+          <w:lang/>
         </w:rPr>
         <w:t>ode examples</w:t>
       </w:r>
@@ -746,7 +746,7 @@
       </w:r>
       <w:r>
         <w:rPr>
-          <w:lang w:val="en-DE"/>
+          <w:lang/>
         </w:rPr>
         <w:t xml:space="preserve"> </w:t>
       </w:r>
@@ -758,7 +758,7 @@
       </w:r>
       <w:r>
         <w:rPr>
-          <w:lang w:val="en-DE"/>
+          <w:lang/>
         </w:rPr>
         <w:t xml:space="preserve"> demonstrate how to use </w:t>
       </w:r>
@@ -770,7 +770,7 @@
       </w:r>
       <w:r>
         <w:rPr>
-          <w:lang w:val="en-DE"/>
+          <w:lang/>
         </w:rPr>
         <w:t xml:space="preserve"> algorithm/module. Provide a reference to more unit tests, which show the same in more detail. Also provide all diagrams with comments and reference to unit tests, which generate diagrams</w:t>
       </w:r>
@@ -806,21 +806,90 @@
         <w:rPr>
           <w:lang w:val="en-US"/>
         </w:rPr>
-        <w:t xml:space="preserve"> should be precise and concise. How was the project, what is done, what is the </w:t>
-      </w:r>
-      <w:proofErr w:type="gramStart"/>
+        <w:t xml:space="preserve"> should be precise and concise. How was the project, what is done, what is the result... There can be discussion on further work and direction.</w:t>
+      </w:r>
+    </w:p>
+    <w:p>
+      <w:pPr>
+        <w:pStyle w:val="Heading1"/>
+      </w:pPr>
+      <w:r>
+        <w:t>Ease of Use</w:t>
+      </w:r>
+    </w:p>
+    <w:p>
+      <w:pPr>
+        <w:pStyle w:val="Heading2"/>
+      </w:pPr>
+      <w:r>
+        <w:t xml:space="preserve">Selecting a </w:t>
+      </w:r>
+      <w:r>
+        <w:t>Template</w:t>
+      </w:r>
+      <w:r>
+        <w:t xml:space="preserve"> (Heading 2)</w:t>
+      </w:r>
+    </w:p>
+    <w:p>
+      <w:pPr>
+        <w:pStyle w:val="BodyText"/>
+      </w:pPr>
+      <w:r>
+        <w:t xml:space="preserve">First, confirm that you have the correct template for your paper size. This template has been tailored for output on the </w:t>
+      </w:r>
       <w:r>
         <w:rPr>
           <w:lang w:val="en-US"/>
         </w:rPr>
-        <w:t>result...</w:t>
-      </w:r>
-      <w:proofErr w:type="gramEnd"/>
+        <w:t>A4</w:t>
+      </w:r>
+      <w:r>
+        <w:t xml:space="preserve"> paper size. If you are using </w:t>
+      </w:r>
       <w:r>
         <w:rPr>
           <w:lang w:val="en-US"/>
         </w:rPr>
-        <w:t xml:space="preserve"> There can be discussion on further work and direction.</w:t>
+        <w:t>US letter</w:t>
+      </w:r>
+      <w:r>
+        <w:t>-sized paper, please close this</w:t>
+      </w:r>
+      <w:r>
+        <w:t xml:space="preserve"> file and download the </w:t>
+      </w:r>
+      <w:r>
+        <w:rPr>
+          <w:lang w:val="en-US"/>
+        </w:rPr>
+        <w:t xml:space="preserve">Microsoft Word, Letter </w:t>
+      </w:r>
+      <w:r>
+        <w:t>file</w:t>
+      </w:r>
+      <w:r>
+        <w:t>.</w:t>
+      </w:r>
+    </w:p>
+    <w:p>
+      <w:pPr>
+        <w:pStyle w:val="Heading2"/>
+      </w:pPr>
+      <w:r>
+        <w:t>Maintaining the Integrity of the Specifications</w:t>
+      </w:r>
+    </w:p>
+    <w:p>
+      <w:pPr>
+        <w:pStyle w:val="BodyText"/>
+      </w:pPr>
+      <w:r>
+        <w:t xml:space="preserve">The template is used to format your paper and style the text. All margins, column widths, line spaces, and text fonts </w:t>
+      </w:r>
+      <w:r>
+        <w:lastRenderedPageBreak/>
+        <w:t>are prescribed; please do not alter them. You may note peculiarities. For example, the head margin in this template measures proportionately more than is customary. This measurement and others are deliberate, using specifications that anticipate your paper as one part of the entire proceedings, and not as an independent document. Please do not revise any of the current designations.</w:t>
       </w:r>
     </w:p>
     <w:p>
@@ -828,7 +897,41 @@
         <w:pStyle w:val="Heading1"/>
       </w:pPr>
       <w:r>
-        <w:t>Ease of Use</w:t>
+        <w:t xml:space="preserve">Prepare Your Paper </w:t>
+      </w:r>
+      <w:r>
+        <w:t>Before</w:t>
+      </w:r>
+      <w:r>
+        <w:t xml:space="preserve"> Styling</w:t>
+      </w:r>
+    </w:p>
+    <w:p>
+      <w:pPr>
+        <w:pStyle w:val="BodyText"/>
+        <w:rPr>
+          <w:lang w:val="en-US"/>
+        </w:rPr>
+      </w:pPr>
+      <w:r>
+        <w:t>Before</w:t>
+      </w:r>
+      <w:r>
+        <w:t xml:space="preserve"> you begin to format your paper, first write and save the content as a separate text file. </w:t>
+      </w:r>
+      <w:r>
+        <w:rPr>
+          <w:lang w:val="en-US"/>
+        </w:rPr>
+        <w:t>Complete all content and organizational editing before formatting. Please note sections A-D below for more information on proofreading, spelling and grammar.</w:t>
+      </w:r>
+    </w:p>
+    <w:p>
+      <w:pPr>
+        <w:pStyle w:val="BodyText"/>
+      </w:pPr>
+      <w:r>
+        <w:t>Keep your text and graphic files separate until after the text has been formatted and styled. Do not use hard tabs, and limit use of hard returns to only one return at the end of a paragraph. Do not add any kind of pagination anywhere in the paper. Do not number text heads-the template will do that for you.</w:t>
       </w:r>
     </w:p>
     <w:p>
@@ -836,13 +939,10 @@
         <w:pStyle w:val="Heading2"/>
       </w:pPr>
       <w:r>
-        <w:t xml:space="preserve">Selecting a </w:t>
-      </w:r>
-      <w:r>
-        <w:t>Template</w:t>
-      </w:r>
-      <w:r>
-        <w:t xml:space="preserve"> (Heading 2)</w:t>
+        <w:t>Abbreviations</w:t>
+      </w:r>
+      <w:r>
+        <w:t xml:space="preserve"> and Acronyms</w:t>
       </w:r>
     </w:p>
     <w:p>
@@ -850,210 +950,73 @@
         <w:pStyle w:val="BodyText"/>
       </w:pPr>
       <w:r>
-        <w:t xml:space="preserve">First, confirm that you have the correct template for your paper size. This template has been tailored for output on the </w:t>
-      </w:r>
-      <w:r>
+        <w:t>Define abbreviations and acronyms the first time they are used in the text, even after they have been defined in the abstract. Abbreviations such as IEEE, SI, MKS, CGS, sc, dc, and rms do not have to be defined. Do not use abbreviations in the title or heads unless they are unavoidable.</w:t>
+      </w:r>
+    </w:p>
+    <w:p>
+      <w:pPr>
+        <w:pStyle w:val="Heading2"/>
+      </w:pPr>
+      <w:r>
+        <w:t>Units</w:t>
+      </w:r>
+    </w:p>
+    <w:p>
+      <w:pPr>
+        <w:pStyle w:val="bulletlist"/>
+      </w:pPr>
+      <w:r>
+        <w:t xml:space="preserve">Use </w:t>
+      </w:r>
+      <w:r>
+        <w:t>either</w:t>
+      </w:r>
+      <w:r>
+        <w:t xml:space="preserve"> SI (MKS) or CGS as primary units. (SI units are encouraged.) English units may be used as secondary units (in parentheses). An exception would be the use of English units as identifiers in trade, such as “3.5-inch disk drive”.</w:t>
+      </w:r>
+    </w:p>
+    <w:p>
+      <w:pPr>
+        <w:pStyle w:val="bulletlist"/>
+      </w:pPr>
+      <w:r>
+        <w:t>Avoid combining SI and CGS units, such as current in amperes and magnetic field in oersteds. This often leads to confusion because equations do not balance dimensionally. If you must use mixed units, clearly state the units for each quantity that you use in an equation.</w:t>
+      </w:r>
+    </w:p>
+    <w:p>
+      <w:pPr>
+        <w:pStyle w:val="bulletlist"/>
+      </w:pPr>
+      <w:r>
+        <w:t>Do not mix complete spellings and abbreviations of units: “Wb/m2” or “webers per square meter”, not “webers/m2”.  Spell out units when they appear in text: “. . . a few henries”, not “. . . a few H”.</w:t>
+      </w:r>
+    </w:p>
+    <w:p>
+      <w:pPr>
+        <w:pStyle w:val="BodyText"/>
         <w:rPr>
           <w:lang w:val="en-US"/>
         </w:rPr>
-        <w:t>A4</w:t>
-      </w:r>
-      <w:r>
-        <w:t xml:space="preserve"> paper size. If you are using </w:t>
+      </w:pPr>
+      <w:r>
+        <w:t xml:space="preserve">may use the solidus ( / ), the exp function, or appropriate exponents. Italicize Roman symbols for quantities and </w:t>
+      </w:r>
+      <w:r>
+        <w:lastRenderedPageBreak/>
+        <w:t>variables, but not Greek symbols. Use a long dash rather than a hyphen for a minus sign. Punctuate equations with commas or periods when they are part of a sentence, as in</w:t>
       </w:r>
       <w:r>
         <w:rPr>
           <w:lang w:val="en-US"/>
         </w:rPr>
-        <w:t>US letter</w:t>
-      </w:r>
-      <w:r>
-        <w:t>-sized paper, please close this</w:t>
-      </w:r>
-      <w:r>
-        <w:t xml:space="preserve"> file and download the </w:t>
-      </w:r>
-      <w:r>
-        <w:rPr>
-          <w:lang w:val="en-US"/>
-        </w:rPr>
-        <w:t xml:space="preserve">Microsoft Word, Letter </w:t>
-      </w:r>
-      <w:r>
-        <w:t>file</w:t>
-      </w:r>
-      <w:r>
-        <w:t>.</w:t>
-      </w:r>
-    </w:p>
-    <w:p>
-      <w:pPr>
-        <w:pStyle w:val="Heading2"/>
-      </w:pPr>
-      <w:r>
-        <w:t>Maintaining the Integrity of the Specifications</w:t>
-      </w:r>
-    </w:p>
-    <w:p>
-      <w:pPr>
-        <w:pStyle w:val="BodyText"/>
-      </w:pPr>
-      <w:r>
-        <w:t xml:space="preserve">The template is used to format your paper and style the text. All margins, column widths, line spaces, and text fonts are prescribed; please do not alter them. You may note peculiarities. For example, the head margin in this template measures proportionately more than is customary. This </w:t>
-      </w:r>
-      <w:r>
-        <w:t>measurement and others are deliberate, using specifications that anticipate your paper as one part of the entire proceedings, and not as an independent document. Please do not revise any of the current designations.</w:t>
-      </w:r>
-    </w:p>
-    <w:p>
-      <w:pPr>
-        <w:pStyle w:val="Heading1"/>
-      </w:pPr>
-      <w:r>
-        <w:t xml:space="preserve">Prepare Your Paper </w:t>
-      </w:r>
-      <w:r>
-        <w:t>Before</w:t>
-      </w:r>
-      <w:r>
-        <w:t xml:space="preserve"> Styling</w:t>
-      </w:r>
-    </w:p>
-    <w:p>
-      <w:pPr>
-        <w:pStyle w:val="BodyText"/>
-        <w:rPr>
-          <w:lang w:val="en-US"/>
-        </w:rPr>
-      </w:pPr>
-      <w:r>
-        <w:t>Before</w:t>
-      </w:r>
-      <w:r>
-        <w:t xml:space="preserve"> you begin to format your paper, first write and save the content as a separate text file. </w:t>
-      </w:r>
-      <w:r>
-        <w:rPr>
-          <w:lang w:val="en-US"/>
-        </w:rPr>
-        <w:t>Complete all content and organizational editing before formatting. Please note sections A-D below for more information on proofreading, spelling and grammar.</w:t>
-      </w:r>
-    </w:p>
-    <w:p>
-      <w:pPr>
-        <w:pStyle w:val="BodyText"/>
-      </w:pPr>
-      <w:r>
-        <w:t>Keep your text and graphic files separate until after the text has been formatted and styled. Do not use hard tabs, and limit use of hard returns to only one return at the end of a paragraph. Do not add any kind of pagination anywhere in the paper. Do not number text heads-the template will do that for you.</w:t>
-      </w:r>
-    </w:p>
-    <w:p>
-      <w:pPr>
-        <w:pStyle w:val="Heading2"/>
-      </w:pPr>
-      <w:r>
-        <w:t>Abbreviations</w:t>
-      </w:r>
-      <w:r>
-        <w:t xml:space="preserve"> and Acronyms</w:t>
-      </w:r>
-    </w:p>
-    <w:p>
-      <w:pPr>
-        <w:pStyle w:val="BodyText"/>
-      </w:pPr>
-      <w:r>
-        <w:t xml:space="preserve">Define abbreviations and acronyms the first time they are used in the text, even after they have been defined in the abstract. Abbreviations such as IEEE, SI, MKS, CGS, </w:t>
-      </w:r>
-      <w:proofErr w:type="spellStart"/>
-      <w:r>
-        <w:t>sc</w:t>
-      </w:r>
-      <w:proofErr w:type="spellEnd"/>
-      <w:r>
-        <w:t>, dc, and rms do not have to be defined. Do not use abbreviations in the title or heads unless they are unavoidable.</w:t>
-      </w:r>
-    </w:p>
-    <w:p>
-      <w:pPr>
-        <w:pStyle w:val="Heading2"/>
-      </w:pPr>
-      <w:r>
-        <w:t>Units</w:t>
-      </w:r>
-    </w:p>
-    <w:p>
-      <w:pPr>
-        <w:pStyle w:val="bulletlist"/>
-      </w:pPr>
-      <w:r>
-        <w:t xml:space="preserve">Use </w:t>
-      </w:r>
-      <w:r>
-        <w:t>either</w:t>
-      </w:r>
-      <w:r>
-        <w:t xml:space="preserve"> SI (MKS) or CGS as primary units. (SI units are encouraged.) English units may be used as secondary units (in parentheses). An exception would be the use of English units as identifiers in trade, such as “3.5-inch disk drive”.</w:t>
-      </w:r>
-    </w:p>
-    <w:p>
-      <w:pPr>
-        <w:pStyle w:val="bulletlist"/>
-      </w:pPr>
-      <w:r>
-        <w:t xml:space="preserve">Avoid combining SI and CGS units, such as current in amperes and magnetic field in </w:t>
-      </w:r>
-      <w:proofErr w:type="spellStart"/>
-      <w:r>
-        <w:t>oersteds</w:t>
-      </w:r>
-      <w:proofErr w:type="spellEnd"/>
-      <w:r>
-        <w:t>. This often leads to confusion because equations do not balance dimensionally. If you must use mixed units, clearly state the units for each quantity that you use in an equation.</w:t>
-      </w:r>
-    </w:p>
-    <w:p>
-      <w:pPr>
-        <w:pStyle w:val="bulletlist"/>
-      </w:pPr>
-      <w:r>
-        <w:t xml:space="preserve">Do not mix complete spellings and abbreviations of units: “Wb/m2” or “webers per square meter”, not “webers/m2”.  Spell out units when they appear in text: “. . . a few </w:t>
-      </w:r>
-      <w:proofErr w:type="spellStart"/>
-      <w:r>
-        <w:t>henries</w:t>
-      </w:r>
-      <w:proofErr w:type="spellEnd"/>
-      <w:r>
-        <w:t>”, not “. . . a few H”.</w:t>
-      </w:r>
-    </w:p>
-    <w:p>
-      <w:pPr>
-        <w:pStyle w:val="BodyText"/>
-        <w:rPr>
-          <w:lang w:val="en-US"/>
-        </w:rPr>
-      </w:pPr>
-      <w:r>
-        <w:t>may use the solidus ( / ), the exp function, or appropriate exponents. Italicize Roman symbols for quantities and variables, but not Greek symbols. Use a long dash rather than a hyphen for a minus sign. Punctuate equations with commas or periods when they are part of a sentence, as in</w:t>
-      </w:r>
-      <w:r>
-        <w:rPr>
-          <w:lang w:val="en-US"/>
-        </w:rPr>
         <w:t>:</w:t>
       </w:r>
     </w:p>
     <w:p>
       <w:pPr>
         <w:pStyle w:val="equation"/>
-        <w:rPr>
-          <w:rFonts w:hint="eastAsia"/>
-        </w:rPr>
-      </w:pPr>
-      <w:r>
-        <w:lastRenderedPageBreak/>
+      </w:pPr>
+      <w:r>
         <w:tab/>
       </w:r>
       <w:r>
@@ -1112,23 +1075,7 @@
         <w:pStyle w:val="BodyText"/>
       </w:pPr>
       <w:r>
-        <w:t xml:space="preserve">Note that the equation is </w:t>
-      </w:r>
-      <w:proofErr w:type="spellStart"/>
-      <w:r>
-        <w:t>centered</w:t>
-      </w:r>
-      <w:proofErr w:type="spellEnd"/>
-      <w:r>
-        <w:t xml:space="preserve"> using a </w:t>
-      </w:r>
-      <w:proofErr w:type="spellStart"/>
-      <w:r>
-        <w:t>center</w:t>
-      </w:r>
-      <w:proofErr w:type="spellEnd"/>
-      <w:r>
-        <w:t xml:space="preserve"> tab stop. Be sure that the symbols in your equation have been defined before or immediately following the equation. Use “(1)”, not “Eq. (1)” or “equation (1)”, except at the beginning of a sentence: “Equation (1) is . . .”</w:t>
+        <w:t>Note that the equation is centered using a center tab stop. Be sure that the symbols in your equation have been defined before or immediately following the equation. Use “(1)”, not “Eq. (1)” or “equation (1)”, except at the beginning of a sentence: “Equation (1) is . . .”</w:t>
       </w:r>
     </w:p>
     <w:p>
@@ -1275,7 +1222,11 @@
         <w:pStyle w:val="BodyText"/>
       </w:pPr>
       <w:r>
-        <w:t>After the text edit has been completed, the paper is ready for the template. Duplicate the template file by using the Save As command, and use the naming convention prescribed by your conference for the name of your paper. In this newly created file, highlight all of the contents and import your prepared text file. You are now ready to style your paper; use the scroll down window on the left of the MS Word Formatting toolbar.</w:t>
+        <w:t xml:space="preserve">After the text edit has been completed, the paper is ready for the template. Duplicate the template file by using the Save As command, and use the naming convention prescribed by your conference for the name of your paper. In this newly created file, highlight all of the contents and </w:t>
+      </w:r>
+      <w:r>
+        <w:lastRenderedPageBreak/>
+        <w:t>import your prepared text file. You are now ready to style your paper; use the scroll down window on the left of the MS Word Formatting toolbar.</w:t>
       </w:r>
     </w:p>
     <w:p>
@@ -1652,7 +1603,14 @@
         <w:rPr>
           <w:i w:val="0"/>
         </w:rPr>
-        <w:t>Place figures and tables at the top and bottom of columns. Avoid placing them in the middle of columns. Large figures and tables may span across both columns. Figure captions should be below the figures; table heads should appear above the tables. Insert figures and tables after they are cited in the text. Use the abbreviation “Fig. 1”, even at the beginning of a sentence.</w:t>
+        <w:t xml:space="preserve">Place figures and tables at the top and bottom of columns. Avoid placing them in the middle of columns. Large figures and tables may span across both columns. Figure captions should be below the figures; table heads should appear above the tables. Insert </w:t>
+      </w:r>
+      <w:r>
+        <w:rPr>
+          <w:i w:val="0"/>
+        </w:rPr>
+        <w:lastRenderedPageBreak/>
+        <w:t>figures and tables after they are cited in the text. Use the abbreviation “Fig. 1”, even at the beginning of a sentence.</w:t>
       </w:r>
     </w:p>
     <w:p>
@@ -1702,7 +1660,6 @@
               <w:pStyle w:val="tablecolhead"/>
             </w:pPr>
             <w:r>
-              <w:lastRenderedPageBreak/>
               <w:t>Table Head</w:t>
             </w:r>
           </w:p>
@@ -1943,7 +1900,7 @@
             <v:path o:extrusionok="f" gradientshapeok="t" o:connecttype="rect"/>
             <o:lock v:ext="edit" aspectratio="t"/>
           </v:shapetype>
-          <v:shape id="_x0000_i1026" type="#_x0000_t75" style="width:228.75pt;height:31.5pt" o:bordertopcolor="this" o:borderleftcolor="this" o:borderbottomcolor="this" o:borderrightcolor="this">
+          <v:shape id="_x0000_i1026" type="#_x0000_t75" style="width:229pt;height:31.5pt" o:bordertopcolor="this" o:borderleftcolor="this" o:borderbottomcolor="this" o:borderrightcolor="this">
             <v:imagedata r:id="rId11" o:title=""/>
             <w10:bordertop type="single" width="8"/>
             <w10:borderleft type="single" width="8"/>
@@ -1957,34 +1914,24 @@
       <w:pPr>
         <w:pStyle w:val="Figure"/>
       </w:pPr>
-      <w:bookmarkStart w:id="1" w:name="_Ref98199099"/>
-      <w:bookmarkStart w:id="2" w:name="_Ref98199090"/>
+      <w:bookmarkStart w:id="2" w:name="_Ref98199099"/>
+      <w:bookmarkStart w:id="3" w:name="_Ref98199090"/>
       <w:r>
         <w:t xml:space="preserve">Figure </w:t>
       </w:r>
-      <w:r>
-        <w:fldChar w:fldCharType="begin"/>
-      </w:r>
-      <w:r>
-        <w:instrText xml:space="preserve"> SEQ Figure \* ARABIC </w:instrText>
-      </w:r>
-      <w:r>
-        <w:fldChar w:fldCharType="separate"/>
-      </w:r>
-      <w:r>
-        <w:rPr>
-          <w:noProof/>
-        </w:rPr>
-        <w:t>1</w:t>
-      </w:r>
-      <w:r>
-        <w:fldChar w:fldCharType="end"/>
-      </w:r>
-      <w:bookmarkEnd w:id="1"/>
+      <w:fldSimple w:instr=" SEQ Figure \* ARABIC ">
+        <w:r>
+          <w:rPr>
+            <w:noProof/>
+          </w:rPr>
+          <w:t>1</w:t>
+        </w:r>
+      </w:fldSimple>
+      <w:bookmarkEnd w:id="2"/>
       <w:r>
         <w:t xml:space="preserve"> Example Figure Caption</w:t>
       </w:r>
-      <w:bookmarkEnd w:id="2"/>
+      <w:bookmarkEnd w:id="3"/>
     </w:p>
     <w:p>
       <w:pPr>
@@ -2066,24 +2013,14 @@
       <w:r>
         <w:t xml:space="preserve">Listing </w:t>
       </w:r>
-      <w:r>
-        <w:fldChar w:fldCharType="begin"/>
-      </w:r>
-      <w:r>
-        <w:instrText xml:space="preserve"> SEQ Listing \* ARABIC </w:instrText>
-      </w:r>
-      <w:r>
-        <w:fldChar w:fldCharType="separate"/>
-      </w:r>
-      <w:r>
-        <w:rPr>
-          <w:noProof/>
-        </w:rPr>
-        <w:t>1</w:t>
-      </w:r>
-      <w:r>
-        <w:fldChar w:fldCharType="end"/>
-      </w:r>
+      <w:fldSimple w:instr=" SEQ Listing \* ARABIC ">
+        <w:r>
+          <w:rPr>
+            <w:noProof/>
+          </w:rPr>
+          <w:t>1</w:t>
+        </w:r>
+      </w:fldSimple>
       <w:r>
         <w:t xml:space="preserve"> Code Reference Example</w:t>
       </w:r>
@@ -2098,7 +2035,7 @@
             <v:stroke joinstyle="miter"/>
             <v:path gradientshapeok="t" o:connecttype="rect"/>
           </v:shapetype>
-          <v:shape id="Text Box 2" o:spid="_x0000_s2058" type="#_x0000_t202" style="width:241.4pt;height:30.95pt;visibility:visible;mso-height-percent:200;mso-left-percent:-10001;mso-top-percent:-10001;mso-wrap-distance-left:9pt;mso-wrap-distance-top:3.6pt;mso-wrap-distance-right:9pt;mso-wrap-distance-bottom:3.6pt;mso-position-horizontal:absolute;mso-position-horizontal-relative:char;mso-position-vertical:absolute;mso-position-vertical-relative:line;mso-height-percent:200;mso-left-percent:-10001;mso-top-percent:-10001;mso-width-relative:margin;mso-height-relative:margin;v-text-anchor:top" filled="f">
+          <v:shape id="Text Box 2" o:spid="_x0000_s1034" type="#_x0000_t202" style="width:241.4pt;height:30.95pt;visibility:visible;mso-height-percent:200;mso-left-percent:-10001;mso-top-percent:-10001;mso-wrap-distance-left:9pt;mso-wrap-distance-top:3.6pt;mso-wrap-distance-right:9pt;mso-wrap-distance-bottom:3.6pt;mso-position-horizontal:absolute;mso-position-horizontal-relative:char;mso-position-vertical:absolute;mso-position-vertical-relative:line;mso-height-percent:200;mso-left-percent:-10001;mso-top-percent:-10001;mso-width-relative:margin;mso-height-relative:margin;v-text-anchor:top" filled="f">
             <v:textbox style="mso-next-textbox:#Text Box 2;mso-fit-shape-to-text:t">
               <w:txbxContent>
                 <w:p>
@@ -2208,30 +2145,20 @@
       <w:pPr>
         <w:pStyle w:val="Code"/>
       </w:pPr>
-      <w:bookmarkStart w:id="3" w:name="_Ref98200691"/>
-      <w:bookmarkStart w:id="4" w:name="_Ref98200677"/>
+      <w:bookmarkStart w:id="4" w:name="_Ref98200691"/>
+      <w:bookmarkStart w:id="5" w:name="_Ref98200677"/>
       <w:r>
         <w:t xml:space="preserve">Listing </w:t>
       </w:r>
-      <w:r>
-        <w:fldChar w:fldCharType="begin"/>
-      </w:r>
-      <w:r>
-        <w:instrText xml:space="preserve"> SEQ Listing \* ARABIC </w:instrText>
-      </w:r>
-      <w:r>
-        <w:fldChar w:fldCharType="separate"/>
-      </w:r>
-      <w:r>
-        <w:rPr>
-          <w:noProof/>
-        </w:rPr>
-        <w:t>2</w:t>
-      </w:r>
-      <w:r>
-        <w:fldChar w:fldCharType="end"/>
-      </w:r>
-      <w:bookmarkEnd w:id="3"/>
+      <w:fldSimple w:instr=" SEQ Listing \* ARABIC ">
+        <w:r>
+          <w:rPr>
+            <w:noProof/>
+          </w:rPr>
+          <w:t>2</w:t>
+        </w:r>
+      </w:fldSimple>
+      <w:bookmarkEnd w:id="4"/>
       <w:r>
         <w:t xml:space="preserve"> </w:t>
       </w:r>
@@ -2239,7 +2166,6 @@
         <w:t xml:space="preserve">Unit Test </w:t>
       </w:r>
       <w:hyperlink r:id="rId12" w:anchor="L34-L49" w:history="1">
-        <w:proofErr w:type="spellStart"/>
         <w:r>
           <w:rPr>
             <w:rStyle w:val="Hyperlink"/>
@@ -2247,14 +2173,13 @@
           </w:rPr>
           <w:t>EncodeDateTimeTest</w:t>
         </w:r>
-        <w:proofErr w:type="spellEnd"/>
       </w:hyperlink>
-      <w:bookmarkEnd w:id="4"/>
+      <w:bookmarkEnd w:id="5"/>
     </w:p>
     <w:p>
       <w:r>
         <w:pict w14:anchorId="43633294">
-          <v:shape id="_x0000_s2057" type="#_x0000_t202" style="width:235.85pt;height:318.4pt;visibility:visible;mso-height-percent:200;mso-left-percent:-10001;mso-top-percent:-10001;mso-wrap-distance-left:9pt;mso-wrap-distance-top:3.6pt;mso-wrap-distance-right:9pt;mso-wrap-distance-bottom:3.6pt;mso-position-horizontal:absolute;mso-position-horizontal-relative:char;mso-position-vertical:absolute;mso-position-vertical-relative:line;mso-height-percent:200;mso-left-percent:-10001;mso-top-percent:-10001;mso-width-relative:margin;mso-height-relative:margin;v-text-anchor:top">
+          <v:shape id="_x0000_s1033" type="#_x0000_t202" style="width:235.85pt;height:318.4pt;visibility:visible;mso-height-percent:200;mso-left-percent:-10001;mso-top-percent:-10001;mso-wrap-distance-left:9pt;mso-wrap-distance-top:3.6pt;mso-wrap-distance-right:9pt;mso-wrap-distance-bottom:3.6pt;mso-position-horizontal:absolute;mso-position-horizontal-relative:char;mso-position-vertical:absolute;mso-position-vertical-relative:line;mso-height-percent:200;mso-left-percent:-10001;mso-top-percent:-10001;mso-width-relative:margin;mso-height-relative:margin;v-text-anchor:top">
             <v:textbox style="mso-fit-shape-to-text:t">
               <w:txbxContent>
                 <w:p>
@@ -2262,10 +2187,7 @@
                     <w:jc w:val="left"/>
                   </w:pPr>
                   <w:r>
-                    <w:t xml:space="preserve">public void </w:t>
-                  </w:r>
-                  <w:r>
-                    <w:t>EncodeDateTimeTest(int w, double r, …)</w:t>
+                    <w:t>public void EncodeDateTimeTest(int w, double r, …)</w:t>
                   </w:r>
                 </w:p>
                 <w:p>
@@ -2369,13 +2291,11 @@
         <w:pStyle w:val="BodyText"/>
       </w:pPr>
       <w:r>
+        <w:lastRenderedPageBreak/>
         <w:t>The preferred spelling of the word “acknowledgment” in America is without an “e” after the “g</w:t>
       </w:r>
       <w:r>
-        <w:t xml:space="preserve">”. Avoid the stilted </w:t>
-      </w:r>
-      <w:r>
-        <w:t>expression “</w:t>
+        <w:t>”. Avoid the stilted expression “</w:t>
       </w:r>
       <w:r>
         <w:rPr>
@@ -2596,7 +2516,7 @@
         <w:ind w:left="360" w:hanging="360"/>
         <w:jc w:val="center"/>
         <w:rPr>
-          <w:rFonts w:eastAsia="SimSun"/>
+          <w:rFonts w:eastAsia="宋体"/>
           <w:b/>
           <w:noProof w:val="0"/>
           <w:color w:val="FF0000"/>
@@ -2615,7 +2535,7 @@
       </w:pPr>
       <w:r>
         <w:rPr>
-          <w:rFonts w:eastAsia="SimSun"/>
+          <w:rFonts w:eastAsia="宋体"/>
           <w:b/>
           <w:noProof w:val="0"/>
           <w:color w:val="FF0000"/>
@@ -2628,7 +2548,7 @@
       </w:r>
       <w:r>
         <w:rPr>
-          <w:rFonts w:eastAsia="SimSun"/>
+          <w:rFonts w:eastAsia="宋体"/>
           <w:b/>
           <w:noProof w:val="0"/>
           <w:color w:val="FF0000"/>
@@ -2641,7 +2561,7 @@
       </w:r>
       <w:r>
         <w:rPr>
-          <w:rFonts w:eastAsia="SimSun"/>
+          <w:rFonts w:eastAsia="宋体"/>
           <w:b/>
           <w:noProof w:val="0"/>
           <w:color w:val="FF0000"/>
@@ -2654,7 +2574,7 @@
       </w:r>
       <w:r>
         <w:rPr>
-          <w:rFonts w:eastAsia="SimSun"/>
+          <w:rFonts w:eastAsia="宋体"/>
           <w:b/>
           <w:noProof w:val="0"/>
           <w:color w:val="FF0000"/>
@@ -2667,7 +2587,7 @@
       </w:r>
       <w:r>
         <w:rPr>
-          <w:rFonts w:eastAsia="SimSun"/>
+          <w:rFonts w:eastAsia="宋体"/>
           <w:b/>
           <w:noProof w:val="0"/>
           <w:color w:val="FF0000"/>
@@ -2680,7 +2600,7 @@
       </w:r>
       <w:r>
         <w:rPr>
-          <w:rFonts w:eastAsia="SimSun"/>
+          <w:rFonts w:eastAsia="宋体"/>
           <w:b/>
           <w:noProof w:val="0"/>
           <w:color w:val="FF0000"/>
@@ -2693,7 +2613,7 @@
       </w:r>
       <w:r>
         <w:rPr>
-          <w:rFonts w:eastAsia="SimSun"/>
+          <w:rFonts w:eastAsia="宋体"/>
           <w:b/>
           <w:noProof w:val="0"/>
           <w:color w:val="FF0000"/>
@@ -2706,7 +2626,7 @@
       </w:r>
       <w:r>
         <w:rPr>
-          <w:rFonts w:eastAsia="SimSun"/>
+          <w:rFonts w:eastAsia="宋体"/>
           <w:b/>
           <w:noProof w:val="0"/>
           <w:color w:val="FF0000"/>
@@ -2719,7 +2639,7 @@
       </w:r>
       <w:r>
         <w:rPr>
-          <w:rFonts w:eastAsia="SimSun"/>
+          <w:rFonts w:eastAsia="宋体"/>
           <w:b/>
           <w:noProof w:val="0"/>
           <w:color w:val="FF0000"/>
@@ -2732,7 +2652,7 @@
       </w:r>
       <w:r>
         <w:rPr>
-          <w:rFonts w:eastAsia="SimSun"/>
+          <w:rFonts w:eastAsia="宋体"/>
           <w:b/>
           <w:noProof w:val="0"/>
           <w:color w:val="FF0000"/>
@@ -2745,7 +2665,7 @@
       </w:r>
       <w:r>
         <w:rPr>
-          <w:rFonts w:eastAsia="SimSun"/>
+          <w:rFonts w:eastAsia="宋体"/>
           <w:b/>
           <w:noProof w:val="0"/>
           <w:color w:val="FF0000"/>
@@ -2758,7 +2678,7 @@
       </w:r>
       <w:r>
         <w:rPr>
-          <w:rFonts w:eastAsia="SimSun"/>
+          <w:rFonts w:eastAsia="宋体"/>
           <w:b/>
           <w:noProof w:val="0"/>
           <w:color w:val="FF0000"/>
@@ -2771,7 +2691,7 @@
       </w:r>
       <w:r>
         <w:rPr>
-          <w:rFonts w:eastAsia="SimSun"/>
+          <w:rFonts w:eastAsia="宋体"/>
           <w:b/>
           <w:noProof w:val="0"/>
           <w:color w:val="FF0000"/>
@@ -2784,7 +2704,7 @@
       </w:r>
       <w:r>
         <w:rPr>
-          <w:rFonts w:eastAsia="SimSun"/>
+          <w:rFonts w:eastAsia="宋体"/>
           <w:b/>
           <w:noProof w:val="0"/>
           <w:color w:val="FF0000"/>
@@ -2797,7 +2717,7 @@
       </w:r>
       <w:r>
         <w:rPr>
-          <w:rFonts w:eastAsia="SimSun"/>
+          <w:rFonts w:eastAsia="宋体"/>
           <w:b/>
           <w:noProof w:val="0"/>
           <w:color w:val="FF0000"/>
@@ -2811,9 +2731,10 @@
     </w:p>
     <w:p>
       <w:r>
+        <w:lastRenderedPageBreak/>
         <w:pict w14:anchorId="4A67007D">
-          <v:shape id="_x0000_s2056" type="#_x0000_t202" style="position:absolute;left:0;text-align:left;margin-left:0;margin-top:19.8pt;width:252pt;height:90pt;z-index:-1;mso-wrap-edited:f;mso-position-horizontal:left;mso-position-horizontal-relative:margin" wrapcoords="-64 0 -64 21600 21664 21600 21664 0 -64 0">
-            <v:textbox style="mso-next-textbox:#_x0000_s2056">
+          <v:shape id="_x0000_s1032" type="#_x0000_t202" style="position:absolute;left:0;text-align:left;margin-left:0;margin-top:19.8pt;width:252pt;height:90pt;z-index:-1;mso-wrap-edited:f;mso-position-horizontal:left;mso-position-horizontal-relative:margin" wrapcoords="-64 0 -64 21600 21664 21600 21664 0 -64 0">
+            <v:textbox style="mso-next-textbox:#_x0000_s1032">
               <w:txbxContent>
                 <w:p>
                   <w:pPr>
@@ -2828,10 +2749,7 @@
                     <w:pStyle w:val="BodyText"/>
                   </w:pPr>
                   <w:r>
-                    <w:t xml:space="preserve">To have non-visible rules on your frame, use the MSWord “Format” pull-down menu, select Text Box &gt; </w:t>
-                  </w:r>
-                  <w:r>
-                    <w:t>Colors and Lines to choose No Fill and No Line.</w:t>
+                    <w:t>To have non-visible rules on your frame, use the MSWord “Format” pull-down menu, select Text Box &gt; Colors and Lines to choose No Fill and No Line.</w:t>
                   </w:r>
                 </w:p>
               </w:txbxContent>
@@ -2840,6 +2758,7 @@
           </v:shape>
         </w:pict>
       </w:r>
+      <w:bookmarkEnd w:id="0"/>
     </w:p>
     <w:sectPr>
       <w:type w:val="continuous"/>
@@ -2853,7 +2772,7 @@
 </file>
 
 <file path=word/endnotes.xml><?xml version="1.0" encoding="utf-8"?>
-<w:endnotes xmlns:wpc="http://schemas.microsoft.com/office/word/2010/wordprocessingCanvas" xmlns:cx="http://schemas.microsoft.com/office/drawing/2014/chartex" xmlns:cx1="http://schemas.microsoft.com/office/drawing/2015/9/8/chartex" xmlns:cx2="http://schemas.microsoft.com/office/drawing/2015/10/21/chartex" xmlns:cx3="http://schemas.microsoft.com/office/drawing/2016/5/9/chartex" xmlns:cx4="http://schemas.microsoft.com/office/drawing/2016/5/10/chartex" xmlns:cx5="http://schemas.microsoft.com/office/drawing/2016/5/11/chartex" xmlns:cx6="http://schemas.microsoft.com/office/drawing/2016/5/12/chartex" xmlns:cx7="http://schemas.microsoft.com/office/drawing/2016/5/13/chartex" xmlns:cx8="http://schemas.microsoft.com/office/drawing/2016/5/14/chartex" xmlns:mc="http://schemas.openxmlformats.org/markup-compatibility/2006" xmlns:aink="http://schemas.microsoft.com/office/drawing/2016/ink" xmlns:am3d="http://schemas.microsoft.com/office/drawing/2017/model3d" xmlns:o="urn:schemas-microsoft-com:office:office" xmlns:r="http://schemas.openxmlformats.org/officeDocument/2006/relationships" xmlns:m="http://schemas.openxmlformats.org/officeDocument/2006/math" xmlns:v="urn:schemas-microsoft-com:vml" xmlns:wp14="http://schemas.microsoft.com/office/word/2010/wordprocessingDrawing" xmlns:wp="http://schemas.openxmlformats.org/drawingml/2006/wordprocessingDrawing" xmlns:w10="urn:schemas-microsoft-com:office:word" xmlns:w="http://schemas.openxmlformats.org/wordprocessingml/2006/main" xmlns:w14="http://schemas.microsoft.com/office/word/2010/wordml" xmlns:w15="http://schemas.microsoft.com/office/word/2012/wordml" xmlns:w16cex="http://schemas.microsoft.com/office/word/2018/wordml/cex" xmlns:w16cid="http://schemas.microsoft.com/office/word/2016/wordml/cid" xmlns:w16="http://schemas.microsoft.com/office/word/2018/wordml" xmlns:w16sdtdh="http://schemas.microsoft.com/office/word/2020/wordml/sdtdatahash" xmlns:w16se="http://schemas.microsoft.com/office/word/2015/wordml/symex" xmlns:wpg="http://schemas.microsoft.com/office/word/2010/wordprocessingGroup" xmlns:wpi="http://schemas.microsoft.com/office/word/2010/wordprocessingInk" xmlns:wne="http://schemas.microsoft.com/office/word/2006/wordml" xmlns:wps="http://schemas.microsoft.com/office/word/2010/wordprocessingShape" mc:Ignorable="w14 w15 w16se w16cid w16 w16cex w16sdtdh wp14">
+<w:endnotes xmlns:wpc="http://schemas.microsoft.com/office/word/2010/wordprocessingCanvas" xmlns:cx="http://schemas.microsoft.com/office/drawing/2014/chartex" xmlns:mc="http://schemas.openxmlformats.org/markup-compatibility/2006" xmlns:o="urn:schemas-microsoft-com:office:office" xmlns:r="http://schemas.openxmlformats.org/officeDocument/2006/relationships" xmlns:m="http://schemas.openxmlformats.org/officeDocument/2006/math" xmlns:v="urn:schemas-microsoft-com:vml" xmlns:wp14="http://schemas.microsoft.com/office/word/2010/wordprocessingDrawing" xmlns:wp="http://schemas.openxmlformats.org/drawingml/2006/wordprocessingDrawing" xmlns:w10="urn:schemas-microsoft-com:office:word" xmlns:w="http://schemas.openxmlformats.org/wordprocessingml/2006/main" xmlns:w14="http://schemas.microsoft.com/office/word/2010/wordml" xmlns:w15="http://schemas.microsoft.com/office/word/2012/wordml" xmlns:w16se="http://schemas.microsoft.com/office/word/2015/wordml/symex" xmlns:wpg="http://schemas.microsoft.com/office/word/2010/wordprocessingGroup" xmlns:wpi="http://schemas.microsoft.com/office/word/2010/wordprocessingInk" xmlns:wne="http://schemas.microsoft.com/office/word/2006/wordml" xmlns:wps="http://schemas.microsoft.com/office/word/2010/wordprocessingShape" mc:Ignorable="w14 w15 w16se wp14">
   <w:endnote w:type="separator" w:id="-1">
     <w:p>
       <w:r>
@@ -2872,7 +2791,7 @@
 </file>
 
 <file path=word/footer1.xml><?xml version="1.0" encoding="utf-8"?>
-<w:ftr xmlns:wpc="http://schemas.microsoft.com/office/word/2010/wordprocessingCanvas" xmlns:cx="http://schemas.microsoft.com/office/drawing/2014/chartex" xmlns:cx1="http://schemas.microsoft.com/office/drawing/2015/9/8/chartex" xmlns:cx2="http://schemas.microsoft.com/office/drawing/2015/10/21/chartex" xmlns:cx3="http://schemas.microsoft.com/office/drawing/2016/5/9/chartex" xmlns:cx4="http://schemas.microsoft.com/office/drawing/2016/5/10/chartex" xmlns:cx5="http://schemas.microsoft.com/office/drawing/2016/5/11/chartex" xmlns:cx6="http://schemas.microsoft.com/office/drawing/2016/5/12/chartex" xmlns:cx7="http://schemas.microsoft.com/office/drawing/2016/5/13/chartex" xmlns:cx8="http://schemas.microsoft.com/office/drawing/2016/5/14/chartex" xmlns:mc="http://schemas.openxmlformats.org/markup-compatibility/2006" xmlns:aink="http://schemas.microsoft.com/office/drawing/2016/ink" xmlns:am3d="http://schemas.microsoft.com/office/drawing/2017/model3d" xmlns:o="urn:schemas-microsoft-com:office:office" xmlns:r="http://schemas.openxmlformats.org/officeDocument/2006/relationships" xmlns:m="http://schemas.openxmlformats.org/officeDocument/2006/math" xmlns:v="urn:schemas-microsoft-com:vml" xmlns:wp14="http://schemas.microsoft.com/office/word/2010/wordprocessingDrawing" xmlns:wp="http://schemas.openxmlformats.org/drawingml/2006/wordprocessingDrawing" xmlns:w10="urn:schemas-microsoft-com:office:word" xmlns:w="http://schemas.openxmlformats.org/wordprocessingml/2006/main" xmlns:w14="http://schemas.microsoft.com/office/word/2010/wordml" xmlns:w15="http://schemas.microsoft.com/office/word/2012/wordml" xmlns:w16cex="http://schemas.microsoft.com/office/word/2018/wordml/cex" xmlns:w16cid="http://schemas.microsoft.com/office/word/2016/wordml/cid" xmlns:w16="http://schemas.microsoft.com/office/word/2018/wordml" xmlns:w16sdtdh="http://schemas.microsoft.com/office/word/2020/wordml/sdtdatahash" xmlns:w16se="http://schemas.microsoft.com/office/word/2015/wordml/symex" xmlns:wpg="http://schemas.microsoft.com/office/word/2010/wordprocessingGroup" xmlns:wpi="http://schemas.microsoft.com/office/word/2010/wordprocessingInk" xmlns:wne="http://schemas.microsoft.com/office/word/2006/wordml" xmlns:wps="http://schemas.microsoft.com/office/word/2010/wordprocessingShape" mc:Ignorable="w14 w15 w16se w16cid w16 w16cex w16sdtdh wp14">
+<w:ftr xmlns:wpc="http://schemas.microsoft.com/office/word/2010/wordprocessingCanvas" xmlns:cx="http://schemas.microsoft.com/office/drawing/2014/chartex" xmlns:mc="http://schemas.openxmlformats.org/markup-compatibility/2006" xmlns:o="urn:schemas-microsoft-com:office:office" xmlns:r="http://schemas.openxmlformats.org/officeDocument/2006/relationships" xmlns:m="http://schemas.openxmlformats.org/officeDocument/2006/math" xmlns:v="urn:schemas-microsoft-com:vml" xmlns:wp14="http://schemas.microsoft.com/office/word/2010/wordprocessingDrawing" xmlns:wp="http://schemas.openxmlformats.org/drawingml/2006/wordprocessingDrawing" xmlns:w10="urn:schemas-microsoft-com:office:word" xmlns:w="http://schemas.openxmlformats.org/wordprocessingml/2006/main" xmlns:w14="http://schemas.microsoft.com/office/word/2010/wordml" xmlns:w15="http://schemas.microsoft.com/office/word/2012/wordml" xmlns:w16se="http://schemas.microsoft.com/office/word/2015/wordml/symex" xmlns:wpg="http://schemas.microsoft.com/office/word/2010/wordprocessingGroup" xmlns:wpi="http://schemas.microsoft.com/office/word/2010/wordprocessingInk" xmlns:wne="http://schemas.microsoft.com/office/word/2006/wordml" xmlns:wps="http://schemas.microsoft.com/office/word/2010/wordprocessingShape" mc:Ignorable="w14 w15 w16se wp14">
   <w:p>
     <w:pPr>
       <w:pStyle w:val="Footer"/>
@@ -2894,7 +2813,7 @@
 </file>
 
 <file path=word/footnotes.xml><?xml version="1.0" encoding="utf-8"?>
-<w:footnotes xmlns:wpc="http://schemas.microsoft.com/office/word/2010/wordprocessingCanvas" xmlns:cx="http://schemas.microsoft.com/office/drawing/2014/chartex" xmlns:cx1="http://schemas.microsoft.com/office/drawing/2015/9/8/chartex" xmlns:cx2="http://schemas.microsoft.com/office/drawing/2015/10/21/chartex" xmlns:cx3="http://schemas.microsoft.com/office/drawing/2016/5/9/chartex" xmlns:cx4="http://schemas.microsoft.com/office/drawing/2016/5/10/chartex" xmlns:cx5="http://schemas.microsoft.com/office/drawing/2016/5/11/chartex" xmlns:cx6="http://schemas.microsoft.com/office/drawing/2016/5/12/chartex" xmlns:cx7="http://schemas.microsoft.com/office/drawing/2016/5/13/chartex" xmlns:cx8="http://schemas.microsoft.com/office/drawing/2016/5/14/chartex" xmlns:mc="http://schemas.openxmlformats.org/markup-compatibility/2006" xmlns:aink="http://schemas.microsoft.com/office/drawing/2016/ink" xmlns:am3d="http://schemas.microsoft.com/office/drawing/2017/model3d" xmlns:o="urn:schemas-microsoft-com:office:office" xmlns:r="http://schemas.openxmlformats.org/officeDocument/2006/relationships" xmlns:m="http://schemas.openxmlformats.org/officeDocument/2006/math" xmlns:v="urn:schemas-microsoft-com:vml" xmlns:wp14="http://schemas.microsoft.com/office/word/2010/wordprocessingDrawing" xmlns:wp="http://schemas.openxmlformats.org/drawingml/2006/wordprocessingDrawing" xmlns:w10="urn:schemas-microsoft-com:office:word" xmlns:w="http://schemas.openxmlformats.org/wordprocessingml/2006/main" xmlns:w14="http://schemas.microsoft.com/office/word/2010/wordml" xmlns:w15="http://schemas.microsoft.com/office/word/2012/wordml" xmlns:w16cex="http://schemas.microsoft.com/office/word/2018/wordml/cex" xmlns:w16cid="http://schemas.microsoft.com/office/word/2016/wordml/cid" xmlns:w16="http://schemas.microsoft.com/office/word/2018/wordml" xmlns:w16sdtdh="http://schemas.microsoft.com/office/word/2020/wordml/sdtdatahash" xmlns:w16se="http://schemas.microsoft.com/office/word/2015/wordml/symex" xmlns:wpg="http://schemas.microsoft.com/office/word/2010/wordprocessingGroup" xmlns:wpi="http://schemas.microsoft.com/office/word/2010/wordprocessingInk" xmlns:wne="http://schemas.microsoft.com/office/word/2006/wordml" xmlns:wps="http://schemas.microsoft.com/office/word/2010/wordprocessingShape" mc:Ignorable="w14 w15 w16se w16cid w16 w16cex w16sdtdh wp14">
+<w:footnotes xmlns:wpc="http://schemas.microsoft.com/office/word/2010/wordprocessingCanvas" xmlns:cx="http://schemas.microsoft.com/office/drawing/2014/chartex" xmlns:mc="http://schemas.openxmlformats.org/markup-compatibility/2006" xmlns:o="urn:schemas-microsoft-com:office:office" xmlns:r="http://schemas.openxmlformats.org/officeDocument/2006/relationships" xmlns:m="http://schemas.openxmlformats.org/officeDocument/2006/math" xmlns:v="urn:schemas-microsoft-com:vml" xmlns:wp14="http://schemas.microsoft.com/office/word/2010/wordprocessingDrawing" xmlns:wp="http://schemas.openxmlformats.org/drawingml/2006/wordprocessingDrawing" xmlns:w10="urn:schemas-microsoft-com:office:word" xmlns:w="http://schemas.openxmlformats.org/wordprocessingml/2006/main" xmlns:w14="http://schemas.microsoft.com/office/word/2010/wordml" xmlns:w15="http://schemas.microsoft.com/office/word/2012/wordml" xmlns:w16se="http://schemas.microsoft.com/office/word/2015/wordml/symex" xmlns:wpg="http://schemas.microsoft.com/office/word/2010/wordprocessingGroup" xmlns:wpi="http://schemas.microsoft.com/office/word/2010/wordprocessingInk" xmlns:wne="http://schemas.microsoft.com/office/word/2006/wordml" xmlns:wps="http://schemas.microsoft.com/office/word/2010/wordprocessingShape" mc:Ignorable="w14 w15 w16se wp14">
   <w:footnote w:type="separator" w:id="-1">
     <w:p>
       <w:r>
@@ -2913,7 +2832,7 @@
 </file>
 
 <file path=word/header1.xml><?xml version="1.0" encoding="utf-8"?>
-<w:hdr xmlns:wpc="http://schemas.microsoft.com/office/word/2010/wordprocessingCanvas" xmlns:cx="http://schemas.microsoft.com/office/drawing/2014/chartex" xmlns:cx1="http://schemas.microsoft.com/office/drawing/2015/9/8/chartex" xmlns:cx2="http://schemas.microsoft.com/office/drawing/2015/10/21/chartex" xmlns:cx3="http://schemas.microsoft.com/office/drawing/2016/5/9/chartex" xmlns:cx4="http://schemas.microsoft.com/office/drawing/2016/5/10/chartex" xmlns:cx5="http://schemas.microsoft.com/office/drawing/2016/5/11/chartex" xmlns:cx6="http://schemas.microsoft.com/office/drawing/2016/5/12/chartex" xmlns:cx7="http://schemas.microsoft.com/office/drawing/2016/5/13/chartex" xmlns:cx8="http://schemas.microsoft.com/office/drawing/2016/5/14/chartex" xmlns:mc="http://schemas.openxmlformats.org/markup-compatibility/2006" xmlns:aink="http://schemas.microsoft.com/office/drawing/2016/ink" xmlns:am3d="http://schemas.microsoft.com/office/drawing/2017/model3d" xmlns:o="urn:schemas-microsoft-com:office:office" xmlns:r="http://schemas.openxmlformats.org/officeDocument/2006/relationships" xmlns:m="http://schemas.openxmlformats.org/officeDocument/2006/math" xmlns:v="urn:schemas-microsoft-com:vml" xmlns:wp14="http://schemas.microsoft.com/office/word/2010/wordprocessingDrawing" xmlns:wp="http://schemas.openxmlformats.org/drawingml/2006/wordprocessingDrawing" xmlns:w10="urn:schemas-microsoft-com:office:word" xmlns:w="http://schemas.openxmlformats.org/wordprocessingml/2006/main" xmlns:w14="http://schemas.microsoft.com/office/word/2010/wordml" xmlns:w15="http://schemas.microsoft.com/office/word/2012/wordml" xmlns:w16cex="http://schemas.microsoft.com/office/word/2018/wordml/cex" xmlns:w16cid="http://schemas.microsoft.com/office/word/2016/wordml/cid" xmlns:w16="http://schemas.microsoft.com/office/word/2018/wordml" xmlns:w16sdtdh="http://schemas.microsoft.com/office/word/2020/wordml/sdtdatahash" xmlns:w16se="http://schemas.microsoft.com/office/word/2015/wordml/symex" xmlns:wpg="http://schemas.microsoft.com/office/word/2010/wordprocessingGroup" xmlns:wpi="http://schemas.microsoft.com/office/word/2010/wordprocessingInk" xmlns:wne="http://schemas.microsoft.com/office/word/2006/wordml" xmlns:wps="http://schemas.microsoft.com/office/word/2010/wordprocessingShape" mc:Ignorable="w14 w15 w16se w16cid w16 w16cex w16sdtdh wp14">
+<w:hdr xmlns:wpc="http://schemas.microsoft.com/office/word/2010/wordprocessingCanvas" xmlns:cx="http://schemas.microsoft.com/office/drawing/2014/chartex" xmlns:mc="http://schemas.openxmlformats.org/markup-compatibility/2006" xmlns:o="urn:schemas-microsoft-com:office:office" xmlns:r="http://schemas.openxmlformats.org/officeDocument/2006/relationships" xmlns:m="http://schemas.openxmlformats.org/officeDocument/2006/math" xmlns:v="urn:schemas-microsoft-com:vml" xmlns:wp14="http://schemas.microsoft.com/office/word/2010/wordprocessingDrawing" xmlns:wp="http://schemas.openxmlformats.org/drawingml/2006/wordprocessingDrawing" xmlns:w10="urn:schemas-microsoft-com:office:word" xmlns:w="http://schemas.openxmlformats.org/wordprocessingml/2006/main" xmlns:w14="http://schemas.microsoft.com/office/word/2010/wordml" xmlns:w15="http://schemas.microsoft.com/office/word/2012/wordml" xmlns:w16se="http://schemas.microsoft.com/office/word/2015/wordml/symex" xmlns:wpg="http://schemas.microsoft.com/office/word/2010/wordprocessingGroup" xmlns:wpi="http://schemas.microsoft.com/office/word/2010/wordprocessingInk" xmlns:wne="http://schemas.microsoft.com/office/word/2006/wordml" xmlns:wps="http://schemas.microsoft.com/office/word/2010/wordprocessingShape" mc:Ignorable="w14 w15 w16se wp14">
   <w:tbl>
     <w:tblPr>
       <w:tblW w:w="0" w:type="auto"/>
@@ -3032,7 +2951,7 @@
 </file>
 
 <file path=word/numbering.xml><?xml version="1.0" encoding="utf-8"?>
-<w:numbering xmlns:wpc="http://schemas.microsoft.com/office/word/2010/wordprocessingCanvas" xmlns:cx="http://schemas.microsoft.com/office/drawing/2014/chartex" xmlns:cx1="http://schemas.microsoft.com/office/drawing/2015/9/8/chartex" xmlns:cx2="http://schemas.microsoft.com/office/drawing/2015/10/21/chartex" xmlns:cx3="http://schemas.microsoft.com/office/drawing/2016/5/9/chartex" xmlns:cx4="http://schemas.microsoft.com/office/drawing/2016/5/10/chartex" xmlns:cx5="http://schemas.microsoft.com/office/drawing/2016/5/11/chartex" xmlns:cx6="http://schemas.microsoft.com/office/drawing/2016/5/12/chartex" xmlns:cx7="http://schemas.microsoft.com/office/drawing/2016/5/13/chartex" xmlns:cx8="http://schemas.microsoft.com/office/drawing/2016/5/14/chartex" xmlns:mc="http://schemas.openxmlformats.org/markup-compatibility/2006" xmlns:aink="http://schemas.microsoft.com/office/drawing/2016/ink" xmlns:am3d="http://schemas.microsoft.com/office/drawing/2017/model3d" xmlns:o="urn:schemas-microsoft-com:office:office" xmlns:r="http://schemas.openxmlformats.org/officeDocument/2006/relationships" xmlns:m="http://schemas.openxmlformats.org/officeDocument/2006/math" xmlns:v="urn:schemas-microsoft-com:vml" xmlns:wp14="http://schemas.microsoft.com/office/word/2010/wordprocessingDrawing" xmlns:wp="http://schemas.openxmlformats.org/drawingml/2006/wordprocessingDrawing" xmlns:w10="urn:schemas-microsoft-com:office:word" xmlns:w="http://schemas.openxmlformats.org/wordprocessingml/2006/main" xmlns:w14="http://schemas.microsoft.com/office/word/2010/wordml" xmlns:w15="http://schemas.microsoft.com/office/word/2012/wordml" xmlns:w16cex="http://schemas.microsoft.com/office/word/2018/wordml/cex" xmlns:w16cid="http://schemas.microsoft.com/office/word/2016/wordml/cid" xmlns:w16="http://schemas.microsoft.com/office/word/2018/wordml" xmlns:w16sdtdh="http://schemas.microsoft.com/office/word/2020/wordml/sdtdatahash" xmlns:w16se="http://schemas.microsoft.com/office/word/2015/wordml/symex" xmlns:wpg="http://schemas.microsoft.com/office/word/2010/wordprocessingGroup" xmlns:wpi="http://schemas.microsoft.com/office/word/2010/wordprocessingInk" xmlns:wne="http://schemas.microsoft.com/office/word/2006/wordml" xmlns:wps="http://schemas.microsoft.com/office/word/2010/wordprocessingShape" mc:Ignorable="w14 w15 w16se w16cid w16 w16cex w16sdtdh wp14">
+<w:numbering xmlns:wpc="http://schemas.microsoft.com/office/word/2010/wordprocessingCanvas" xmlns:cx="http://schemas.microsoft.com/office/drawing/2014/chartex" xmlns:mc="http://schemas.openxmlformats.org/markup-compatibility/2006" xmlns:o="urn:schemas-microsoft-com:office:office" xmlns:r="http://schemas.openxmlformats.org/officeDocument/2006/relationships" xmlns:m="http://schemas.openxmlformats.org/officeDocument/2006/math" xmlns:v="urn:schemas-microsoft-com:vml" xmlns:wp14="http://schemas.microsoft.com/office/word/2010/wordprocessingDrawing" xmlns:wp="http://schemas.openxmlformats.org/drawingml/2006/wordprocessingDrawing" xmlns:w10="urn:schemas-microsoft-com:office:word" xmlns:w="http://schemas.openxmlformats.org/wordprocessingml/2006/main" xmlns:w14="http://schemas.microsoft.com/office/word/2010/wordml" xmlns:w15="http://schemas.microsoft.com/office/word/2012/wordml" xmlns:w16se="http://schemas.microsoft.com/office/word/2015/wordml/symex" xmlns:wpg="http://schemas.microsoft.com/office/word/2010/wordprocessingGroup" xmlns:wpi="http://schemas.microsoft.com/office/word/2010/wordprocessingInk" xmlns:wne="http://schemas.microsoft.com/office/word/2006/wordml" xmlns:wps="http://schemas.microsoft.com/office/word/2010/wordprocessingShape" mc:Ignorable="w14 w15 w16se wp14">
   <w:abstractNum w:abstractNumId="0" w15:restartNumberingAfterBreak="0">
     <w:nsid w:val="FFFFFF1D"/>
     <w:multiLevelType w:val="multilevel"/>
@@ -4479,17 +4398,17 @@
 </file>
 
 <file path=word/styles.xml><?xml version="1.0" encoding="utf-8"?>
-<w:styles xmlns:mc="http://schemas.openxmlformats.org/markup-compatibility/2006" xmlns:r="http://schemas.openxmlformats.org/officeDocument/2006/relationships" xmlns:w="http://schemas.openxmlformats.org/wordprocessingml/2006/main" xmlns:w14="http://schemas.microsoft.com/office/word/2010/wordml" xmlns:w15="http://schemas.microsoft.com/office/word/2012/wordml" xmlns:w16cex="http://schemas.microsoft.com/office/word/2018/wordml/cex" xmlns:w16cid="http://schemas.microsoft.com/office/word/2016/wordml/cid" xmlns:w16="http://schemas.microsoft.com/office/word/2018/wordml" xmlns:w16sdtdh="http://schemas.microsoft.com/office/word/2020/wordml/sdtdatahash" xmlns:w16se="http://schemas.microsoft.com/office/word/2015/wordml/symex" mc:Ignorable="w14 w15 w16se w16cid w16 w16cex w16sdtdh">
+<w:styles xmlns:mc="http://schemas.openxmlformats.org/markup-compatibility/2006" xmlns:r="http://schemas.openxmlformats.org/officeDocument/2006/relationships" xmlns:w="http://schemas.openxmlformats.org/wordprocessingml/2006/main" xmlns:w14="http://schemas.microsoft.com/office/word/2010/wordml" xmlns:w15="http://schemas.microsoft.com/office/word/2012/wordml" xmlns:w16se="http://schemas.microsoft.com/office/word/2015/wordml/symex" mc:Ignorable="w14 w15 w16se">
   <w:docDefaults>
     <w:rPrDefault>
       <w:rPr>
-        <w:rFonts w:ascii="Times New Roman" w:eastAsia="SimSun" w:hAnsi="Times New Roman" w:cs="Times New Roman"/>
-        <w:lang w:val="en-DE" w:eastAsia="ja-JP" w:bidi="ar-SA"/>
+        <w:rFonts w:ascii="Times New Roman" w:eastAsia="宋体" w:hAnsi="Times New Roman" w:cs="Times New Roman"/>
+        <w:lang w:val="en-US" w:eastAsia="zh-CN" w:bidi="ar-SA"/>
       </w:rPr>
     </w:rPrDefault>
     <w:pPrDefault/>
   </w:docDefaults>
-  <w:latentStyles w:defLockedState="0" w:defUIPriority="0" w:defSemiHidden="0" w:defUnhideWhenUsed="0" w:defQFormat="0" w:count="376">
+  <w:latentStyles w:defLockedState="0" w:defUIPriority="0" w:defSemiHidden="0" w:defUnhideWhenUsed="0" w:defQFormat="0" w:count="371">
     <w:lsdException w:name="Normal" w:qFormat="1"/>
     <w:lsdException w:name="heading 1" w:qFormat="1"/>
     <w:lsdException w:name="heading 2" w:qFormat="1"/>
@@ -4768,11 +4687,6 @@
     <w:lsdException w:name="List Table 5 Dark Accent 6" w:uiPriority="50"/>
     <w:lsdException w:name="List Table 6 Colorful Accent 6" w:uiPriority="51"/>
     <w:lsdException w:name="List Table 7 Colorful Accent 6" w:uiPriority="52"/>
-    <w:lsdException w:name="Mention" w:semiHidden="1" w:uiPriority="99" w:unhideWhenUsed="1"/>
-    <w:lsdException w:name="Smart Hyperlink" w:semiHidden="1" w:uiPriority="99" w:unhideWhenUsed="1"/>
-    <w:lsdException w:name="Hashtag" w:semiHidden="1" w:uiPriority="99" w:unhideWhenUsed="1"/>
-    <w:lsdException w:name="Unresolved Mention" w:semiHidden="1" w:uiPriority="99" w:unhideWhenUsed="1"/>
-    <w:lsdException w:name="Smart Link" w:semiHidden="1" w:uiPriority="99" w:unhideWhenUsed="1"/>
   </w:latentStyles>
   <w:style w:type="paragraph" w:default="1" w:styleId="Normal">
     <w:name w:val="Normal"/>
@@ -4781,7 +4695,7 @@
       <w:jc w:val="center"/>
     </w:pPr>
     <w:rPr>
-      <w:lang w:val="en-US" w:eastAsia="en-US"/>
+      <w:lang w:eastAsia="en-US"/>
     </w:rPr>
   </w:style>
   <w:style w:type="paragraph" w:styleId="Heading1">
@@ -4940,7 +4854,7 @@
       <w:bCs/>
       <w:sz w:val="18"/>
       <w:szCs w:val="18"/>
-      <w:lang w:val="en-US" w:eastAsia="en-US"/>
+      <w:lang w:eastAsia="en-US"/>
     </w:rPr>
   </w:style>
   <w:style w:type="paragraph" w:customStyle="1" w:styleId="Affiliation">
@@ -4949,7 +4863,7 @@
       <w:jc w:val="center"/>
     </w:pPr>
     <w:rPr>
-      <w:lang w:val="en-US" w:eastAsia="en-US"/>
+      <w:lang w:eastAsia="en-US"/>
     </w:rPr>
   </w:style>
   <w:style w:type="paragraph" w:customStyle="1" w:styleId="Author">
@@ -4962,7 +4876,7 @@
       <w:noProof/>
       <w:sz w:val="22"/>
       <w:szCs w:val="22"/>
-      <w:lang w:val="en-US" w:eastAsia="en-US"/>
+      <w:lang w:eastAsia="en-US"/>
     </w:rPr>
   </w:style>
   <w:style w:type="paragraph" w:styleId="BodyText">
@@ -5039,7 +4953,7 @@
       <w:noProof/>
       <w:sz w:val="16"/>
       <w:szCs w:val="16"/>
-      <w:lang w:val="en-US" w:eastAsia="en-US"/>
+      <w:lang w:eastAsia="en-US"/>
     </w:rPr>
   </w:style>
   <w:style w:type="paragraph" w:customStyle="1" w:styleId="footnote">
@@ -5054,7 +4968,7 @@
     <w:rPr>
       <w:sz w:val="16"/>
       <w:szCs w:val="16"/>
-      <w:lang w:val="en-US" w:eastAsia="en-US"/>
+      <w:lang w:eastAsia="en-US"/>
     </w:rPr>
   </w:style>
   <w:style w:type="paragraph" w:customStyle="1" w:styleId="papersubtitle">
@@ -5068,7 +4982,7 @@
       <w:noProof/>
       <w:sz w:val="28"/>
       <w:szCs w:val="28"/>
-      <w:lang w:val="en-US" w:eastAsia="en-US"/>
+      <w:lang w:eastAsia="en-US"/>
     </w:rPr>
   </w:style>
   <w:style w:type="paragraph" w:customStyle="1" w:styleId="papertitle">
@@ -5082,7 +4996,7 @@
       <w:noProof/>
       <w:sz w:val="48"/>
       <w:szCs w:val="48"/>
-      <w:lang w:val="en-US" w:eastAsia="en-US"/>
+      <w:lang w:eastAsia="en-US"/>
     </w:rPr>
   </w:style>
   <w:style w:type="paragraph" w:customStyle="1" w:styleId="references">
@@ -5099,7 +5013,7 @@
       <w:noProof/>
       <w:sz w:val="16"/>
       <w:szCs w:val="16"/>
-      <w:lang w:val="en-US" w:eastAsia="en-US"/>
+      <w:lang w:eastAsia="en-US"/>
     </w:rPr>
   </w:style>
   <w:style w:type="paragraph" w:customStyle="1" w:styleId="sponsors">
@@ -5114,7 +5028,7 @@
     <w:rPr>
       <w:sz w:val="16"/>
       <w:szCs w:val="16"/>
-      <w:lang w:val="en-US" w:eastAsia="en-US"/>
+      <w:lang w:eastAsia="en-US"/>
     </w:rPr>
   </w:style>
   <w:style w:type="paragraph" w:customStyle="1" w:styleId="tablecolhead">
@@ -5146,7 +5060,7 @@
       <w:noProof/>
       <w:sz w:val="16"/>
       <w:szCs w:val="16"/>
-      <w:lang w:val="en-US" w:eastAsia="en-US"/>
+      <w:lang w:eastAsia="en-US"/>
     </w:rPr>
   </w:style>
   <w:style w:type="paragraph" w:customStyle="1" w:styleId="tablefootnote">
@@ -5163,7 +5077,7 @@
     <w:rPr>
       <w:sz w:val="12"/>
       <w:szCs w:val="12"/>
-      <w:lang w:val="en-US" w:eastAsia="en-US"/>
+      <w:lang w:eastAsia="en-US"/>
     </w:rPr>
   </w:style>
   <w:style w:type="paragraph" w:customStyle="1" w:styleId="tablehead">
@@ -5180,7 +5094,7 @@
       <w:noProof/>
       <w:sz w:val="16"/>
       <w:szCs w:val="16"/>
-      <w:lang w:val="en-US" w:eastAsia="en-US"/>
+      <w:lang w:eastAsia="en-US"/>
     </w:rPr>
   </w:style>
   <w:style w:type="paragraph" w:customStyle="1" w:styleId="Keywords">
@@ -5316,7 +5230,7 @@
       <w:lang w:val="en-US" w:eastAsia="en-US"/>
     </w:rPr>
   </w:style>
-  <w:style w:type="character" w:styleId="UnresolvedMention">
+  <w:style w:type="character" w:customStyle="1" w:styleId="UnresolvedMention">
     <w:name w:val="Unresolved Mention"/>
     <w:uiPriority w:val="99"/>
     <w:semiHidden/>
@@ -5640,7 +5554,7 @@
 </file>
 
 <file path=customXml/itemProps1.xml><?xml version="1.0" encoding="utf-8"?>
-<ds:datastoreItem xmlns:ds="http://schemas.openxmlformats.org/officeDocument/2006/customXml" ds:itemID="{2D8F02DC-FD4C-46EE-A118-D621E577DB2D}">
+<ds:datastoreItem xmlns:ds="http://schemas.openxmlformats.org/officeDocument/2006/customXml" ds:itemID="{E8630CD0-E164-4544-8484-DC9B061861EC}">
   <ds:schemaRefs>
     <ds:schemaRef ds:uri="http://schemas.openxmlformats.org/officeDocument/2006/bibliography"/>
   </ds:schemaRefs>

--- a/source/MySEProject/Documentation/Report_ML 2425-01 Investigate Image Reconstruction by using Classifiers.docx
+++ b/source/MySEProject/Documentation/Report_ML 2425-01 Investigate Image Reconstruction by using Classifiers.docx
@@ -113,29 +113,7 @@
           <w:szCs w:val="18"/>
         </w:rPr>
         <w:lastRenderedPageBreak/>
-        <w:t>line 1: 2</w:t>
-      </w:r>
-      <w:r>
-        <w:rPr>
-          <w:sz w:val="18"/>
-          <w:szCs w:val="18"/>
-          <w:vertAlign w:val="superscript"/>
-        </w:rPr>
-        <w:t>nd</w:t>
-      </w:r>
-      <w:r>
-        <w:rPr>
-          <w:sz w:val="18"/>
-          <w:szCs w:val="18"/>
-        </w:rPr>
-        <w:t xml:space="preserve"> </w:t>
-      </w:r>
-      <w:r>
-        <w:rPr>
-          <w:sz w:val="18"/>
-          <w:szCs w:val="18"/>
-        </w:rPr>
-        <w:t>Given Name Surname</w:t>
+        <w:t>Rashid Romana</w:t>
       </w:r>
       <w:r>
         <w:rPr>
@@ -1857,27 +1835,14 @@
       <w:r>
         <w:t xml:space="preserve">Figure </w:t>
       </w:r>
-      <w:r>
-        <w:fldChar w:fldCharType="begin"/>
-      </w:r>
-      <w:r>
-        <w:instrText xml:space="preserve"> SEQ Figure \* ARABIC </w:instrText>
-      </w:r>
-      <w:r>
-        <w:fldChar w:fldCharType="separate"/>
-      </w:r>
-      <w:r>
-        <w:rPr>
-          <w:noProof/>
-        </w:rPr>
-        <w:t>1</w:t>
-      </w:r>
-      <w:r>
-        <w:rPr>
-          <w:noProof/>
-        </w:rPr>
-        <w:fldChar w:fldCharType="end"/>
-      </w:r>
+      <w:fldSimple w:instr=" SEQ Figure \* ARABIC ">
+        <w:r>
+          <w:rPr>
+            <w:noProof/>
+          </w:rPr>
+          <w:t>1</w:t>
+        </w:r>
+      </w:fldSimple>
       <w:bookmarkEnd w:id="2"/>
       <w:r>
         <w:t xml:space="preserve"> Example Figure Caption</w:t>
@@ -1964,27 +1929,14 @@
       <w:r>
         <w:t xml:space="preserve">Listing </w:t>
       </w:r>
-      <w:r>
-        <w:fldChar w:fldCharType="begin"/>
-      </w:r>
-      <w:r>
-        <w:instrText xml:space="preserve"> SEQ Listing \* ARABIC </w:instrText>
-      </w:r>
-      <w:r>
-        <w:fldChar w:fldCharType="separate"/>
-      </w:r>
-      <w:r>
-        <w:rPr>
-          <w:noProof/>
-        </w:rPr>
-        <w:t>1</w:t>
-      </w:r>
-      <w:r>
-        <w:rPr>
-          <w:noProof/>
-        </w:rPr>
-        <w:fldChar w:fldCharType="end"/>
-      </w:r>
+      <w:fldSimple w:instr=" SEQ Listing \* ARABIC ">
+        <w:r>
+          <w:rPr>
+            <w:noProof/>
+          </w:rPr>
+          <w:t>1</w:t>
+        </w:r>
+      </w:fldSimple>
       <w:r>
         <w:t xml:space="preserve"> Code Reference Example</w:t>
       </w:r>
@@ -2114,27 +2066,14 @@
       <w:r>
         <w:t xml:space="preserve">Listing </w:t>
       </w:r>
-      <w:r>
-        <w:fldChar w:fldCharType="begin"/>
-      </w:r>
-      <w:r>
-        <w:instrText xml:space="preserve"> SEQ Listing \* ARABIC </w:instrText>
-      </w:r>
-      <w:r>
-        <w:fldChar w:fldCharType="separate"/>
-      </w:r>
-      <w:r>
-        <w:rPr>
-          <w:noProof/>
-        </w:rPr>
-        <w:t>2</w:t>
-      </w:r>
-      <w:r>
-        <w:rPr>
-          <w:noProof/>
-        </w:rPr>
-        <w:fldChar w:fldCharType="end"/>
-      </w:r>
+      <w:fldSimple w:instr=" SEQ Listing \* ARABIC ">
+        <w:r>
+          <w:rPr>
+            <w:noProof/>
+          </w:rPr>
+          <w:t>2</w:t>
+        </w:r>
+      </w:fldSimple>
       <w:bookmarkEnd w:id="4"/>
       <w:r>
         <w:t xml:space="preserve"> </w:t>
@@ -5531,7 +5470,7 @@
 </file>
 
 <file path=customXml/itemProps1.xml><?xml version="1.0" encoding="utf-8"?>
-<ds:datastoreItem xmlns:ds="http://schemas.openxmlformats.org/officeDocument/2006/customXml" ds:itemID="{03C326D5-F539-4CD0-9887-622C9F821149}">
+<ds:datastoreItem xmlns:ds="http://schemas.openxmlformats.org/officeDocument/2006/customXml" ds:itemID="{8A452BE2-7842-46FA-9AF7-0AFB8744A250}">
   <ds:schemaRefs>
     <ds:schemaRef ds:uri="http://schemas.openxmlformats.org/officeDocument/2006/bibliography"/>
   </ds:schemaRefs>

--- a/source/MySEProject/Documentation/Report_ML 2425-01 Investigate Image Reconstruction by using Classifiers.docx
+++ b/source/MySEProject/Documentation/Report_ML 2425-01 Investigate Image Reconstruction by using Classifiers.docx
@@ -227,16 +227,12 @@
     <w:p>
       <w:pPr>
         <w:pStyle w:val="Abstract"/>
+      </w:pPr>
+      <w:r>
         <w:rPr>
           <w:i/>
           <w:iCs/>
         </w:rPr>
-      </w:pPr>
-      <w:r>
-        <w:rPr>
-          <w:i/>
-          <w:iCs/>
-        </w:rPr>
         <w:lastRenderedPageBreak/>
         <w:t>Abstract</w:t>
       </w:r>
@@ -244,274 +240,62 @@
         <w:t>—</w:t>
       </w:r>
       <w:r>
-        <w:t xml:space="preserve">This electronic document is a “live” template and already defines the components of your paper [title, text, heads, etc.] in its style sheet. </w:t>
+        <w:t>Image reconstruction is a fundamental challenge in machine learning and computer vision, with applications in medical imaging, autonomous systems, and pattern recognition. This study explores the feasibility of employing K-Nearest Neighbors (KNN) and HTM classifiers within the Hierarchical Temporal Memory (HTM) framework to reconstruct images from Sparse Distributed Representations (SDRs). HTM, a biologically inspired model that emulates cortical learning mechanisms, is well-suited for sequence learning and anomaly detection. By leveraging classification techniques, this work aims to reverse the SDR encoding process and recover the original input images.</w:t>
       </w:r>
       <w:r>
         <w:t xml:space="preserve"> </w:t>
       </w:r>
       <w:r>
-        <w:rPr>
-          <w:i/>
-        </w:rPr>
-        <w:t>*</w:t>
-      </w:r>
-      <w:r>
-        <w:rPr>
-          <w:i/>
-        </w:rPr>
-        <w:t>CRITICAL:  Do</w:t>
-      </w:r>
-      <w:r>
-        <w:rPr>
-          <w:rFonts w:eastAsia="Times New Roman"/>
-          <w:i/>
-        </w:rPr>
+        <w:t>An improved classification-based reconstruction framework is introduced, extending the SpatialLearning experiment using the IClassifier interface. The proposed methodology encodes image data into SDRs via an ImageEncoder and utilizes KNN and HTM classifiers to approximate the original inputs. The reconstruction accuracy is evaluated using quantitative similarity metrics from the NeocortexApi, along with qualitative visual comparisons. A comprehensive performance analysis highlights the effectiveness of each classifier in reconstructing high-dimensional data.</w:t>
+      </w:r>
+      <w:r>
         <w:t xml:space="preserve"> </w:t>
       </w:r>
       <w:r>
-        <w:rPr>
-          <w:i/>
-        </w:rPr>
-        <w:t>Not</w:t>
-      </w:r>
-      <w:r>
-        <w:rPr>
-          <w:rFonts w:eastAsia="Times New Roman"/>
-          <w:i/>
-        </w:rPr>
+        <w:t>Experimental results indicate that classification-based SDR inversion is feasible, with varying reconstruction fidelity depending on the classifier used. This work contributes to advancing HTM-based image reconstruction and establishes a foundation for future research on enhancing SDR reversibility within biologically inspired machine learning frameworks.</w:t>
+      </w:r>
+    </w:p>
+    <w:p>
+      <w:pPr>
+        <w:pStyle w:val="Keywords"/>
+      </w:pPr>
+      <w:r>
+        <w:t>Keywords—</w:t>
+      </w:r>
+      <w:r>
+        <w:t>Classifiers</w:t>
+      </w:r>
+      <w:r>
+        <w:t>,</w:t>
+      </w:r>
+      <w:r>
+        <w:t xml:space="preserve"> Image reconstruction</w:t>
+      </w:r>
+      <w:r>
+        <w:t>,</w:t>
+      </w:r>
+      <w:r>
         <w:t xml:space="preserve"> </w:t>
       </w:r>
       <w:r>
-        <w:rPr>
-          <w:i/>
-        </w:rPr>
-        <w:t>Use</w:t>
-      </w:r>
-      <w:r>
-        <w:rPr>
-          <w:rFonts w:eastAsia="Times New Roman"/>
-          <w:i/>
-        </w:rPr>
-        <w:t xml:space="preserve"> </w:t>
-      </w:r>
-      <w:r>
-        <w:rPr>
-          <w:i/>
-        </w:rPr>
-        <w:t>Symbols,</w:t>
-      </w:r>
-      <w:r>
-        <w:rPr>
-          <w:rFonts w:eastAsia="Times New Roman"/>
-          <w:i/>
-        </w:rPr>
-        <w:t xml:space="preserve"> </w:t>
-      </w:r>
-      <w:r>
-        <w:rPr>
-          <w:i/>
-        </w:rPr>
-        <w:t>Special</w:t>
-      </w:r>
-      <w:r>
-        <w:rPr>
-          <w:rFonts w:eastAsia="Times New Roman"/>
-          <w:i/>
-        </w:rPr>
-        <w:t xml:space="preserve"> </w:t>
-      </w:r>
-      <w:r>
-        <w:rPr>
-          <w:i/>
-        </w:rPr>
-        <w:t>Characters,</w:t>
-      </w:r>
-      <w:r>
-        <w:rPr>
-          <w:rFonts w:eastAsia="Times New Roman"/>
-          <w:i/>
-        </w:rPr>
-        <w:t xml:space="preserve"> </w:t>
-      </w:r>
-      <w:r>
-        <w:rPr>
-          <w:rFonts w:eastAsia="Times New Roman"/>
-          <w:i/>
-        </w:rPr>
-        <w:t xml:space="preserve">Footnotes, </w:t>
-      </w:r>
-      <w:r>
-        <w:rPr>
-          <w:i/>
-        </w:rPr>
-        <w:t>or</w:t>
-      </w:r>
-      <w:r>
-        <w:rPr>
-          <w:rFonts w:eastAsia="Times New Roman"/>
-          <w:i/>
-        </w:rPr>
-        <w:t xml:space="preserve"> </w:t>
-      </w:r>
-      <w:r>
-        <w:rPr>
-          <w:i/>
-        </w:rPr>
-        <w:t>Math</w:t>
-      </w:r>
-      <w:r>
-        <w:rPr>
-          <w:rFonts w:eastAsia="Times New Roman"/>
-          <w:i/>
-        </w:rPr>
-        <w:t xml:space="preserve"> </w:t>
-      </w:r>
-      <w:r>
-        <w:rPr>
-          <w:i/>
-        </w:rPr>
-        <w:t>in</w:t>
-      </w:r>
-      <w:r>
-        <w:rPr>
-          <w:rFonts w:eastAsia="Times New Roman"/>
-          <w:i/>
-        </w:rPr>
-        <w:t xml:space="preserve"> Paper </w:t>
-      </w:r>
-      <w:r>
-        <w:rPr>
-          <w:i/>
-        </w:rPr>
-        <w:t>Title</w:t>
-      </w:r>
-      <w:r>
-        <w:rPr>
-          <w:rFonts w:eastAsia="Times New Roman"/>
-          <w:i/>
-        </w:rPr>
-        <w:t xml:space="preserve"> o</w:t>
-      </w:r>
-      <w:r>
-        <w:rPr>
-          <w:i/>
-        </w:rPr>
-        <w:t>r</w:t>
-      </w:r>
-      <w:r>
-        <w:rPr>
-          <w:rFonts w:eastAsia="Times New Roman"/>
-          <w:i/>
-        </w:rPr>
-        <w:t xml:space="preserve"> </w:t>
-      </w:r>
-      <w:r>
-        <w:rPr>
-          <w:i/>
-        </w:rPr>
-        <w:t>Abstract</w:t>
-      </w:r>
-      <w:r>
-        <w:t>.</w:t>
-      </w:r>
-      <w:r>
-        <w:t xml:space="preserve"> </w:t>
-      </w:r>
-      <w:r>
-        <w:rPr>
-          <w:i/>
-          <w:iCs/>
-        </w:rPr>
-        <w:t>Abstract section</w:t>
-      </w:r>
-      <w:r>
-        <w:rPr>
-          <w:i/>
-          <w:iCs/>
-        </w:rPr>
-        <w:t xml:space="preserve"> also</w:t>
-      </w:r>
-      <w:r>
-        <w:rPr>
-          <w:i/>
-          <w:iCs/>
-        </w:rPr>
-        <w:t xml:space="preserve"> must not include any references</w:t>
-      </w:r>
-      <w:r>
-        <w:t xml:space="preserve"> </w:t>
-      </w:r>
-      <w:r>
-        <w:rPr>
-          <w:iCs/>
-        </w:rPr>
+        <w:t>K-Nearest Neighbors (KNN)</w:t>
+      </w:r>
+      <w:r>
+        <w:t>,</w:t>
+      </w:r>
+      <w:r>
+        <w:t xml:space="preserve"> Hierarchical Temporal Memory (HTM)</w:t>
+      </w:r>
+    </w:p>
+    <w:p>
+      <w:pPr>
+        <w:pStyle w:val="Heading1"/>
+      </w:pPr>
+      <w:r>
+        <w:t>Introduction</w:t>
+      </w:r>
+      <w:r>
         <w:t>(</w:t>
-      </w:r>
-      <w:r>
-        <w:rPr>
-          <w:b w:val="0"/>
-          <w:i/>
-          <w:iCs/>
-        </w:rPr>
-        <w:t>Abstract</w:t>
-      </w:r>
-      <w:r>
-        <w:rPr>
-          <w:iCs/>
-        </w:rPr>
-        <w:t>)</w:t>
-      </w:r>
-    </w:p>
-    <w:p>
-      <w:pPr>
-        <w:pStyle w:val="Keywords"/>
-      </w:pPr>
-      <w:r>
-        <w:t>Keywords—</w:t>
-      </w:r>
-      <w:r>
-        <w:t>component</w:t>
-      </w:r>
-      <w:r>
-        <w:t>,</w:t>
-      </w:r>
-      <w:r>
-        <w:t xml:space="preserve"> formatting</w:t>
-      </w:r>
-      <w:r>
-        <w:t>,</w:t>
-      </w:r>
-      <w:r>
-        <w:t xml:space="preserve"> style</w:t>
-      </w:r>
-      <w:r>
-        <w:t>,</w:t>
-      </w:r>
-      <w:r>
-        <w:t xml:space="preserve"> styling</w:t>
-      </w:r>
-      <w:r>
-        <w:t>,</w:t>
-      </w:r>
-      <w:r>
-        <w:t xml:space="preserve"> insert (</w:t>
-      </w:r>
-      <w:r>
-        <w:rPr>
-          <w:b w:val="0"/>
-        </w:rPr>
-        <w:t>key words</w:t>
-      </w:r>
-      <w:r>
-        <w:t>)</w:t>
-      </w:r>
-    </w:p>
-    <w:p>
-      <w:pPr>
-        <w:pStyle w:val="Heading1"/>
-      </w:pPr>
-      <w:r>
-        <w:t>Intro (</w:t>
       </w:r>
       <w:r>
         <w:rPr>
@@ -688,7 +472,11 @@
         <w:t>the</w:t>
       </w:r>
       <w:r>
-        <w:t xml:space="preserve"> algorithm/module. Provide a reference to more unit tests, which show the same in more detail. Also provide all diagrams with comments and reference to unit tests, which generate diagrams</w:t>
+        <w:t xml:space="preserve"> algorithm/module. Provide a reference to more unit tests, which show the same in more detail. Also provide all </w:t>
+      </w:r>
+      <w:r>
+        <w:lastRenderedPageBreak/>
+        <w:t>diagrams with comments and reference to unit tests, which generate diagrams</w:t>
       </w:r>
       <w:r>
         <w:rPr>
@@ -801,25 +589,107 @@
         <w:pStyle w:val="BodyText"/>
       </w:pPr>
       <w:r>
-        <w:t xml:space="preserve">The template is used to format your paper and style the text. All margins, column widths, line spaces, and text fonts </w:t>
-      </w:r>
+        <w:t>The template is used to format your paper and style the text. All margins, column widths, line spaces, and text fonts are prescribed; please do not alter them. You may note peculiarities. For example, the head margin in this template measures proportionately more than is customary. This measurement and others are deliberate, using specifications that anticipate your paper as one part of the entire proceedings, and not as an independent document. Please do not revise any of the current designations.</w:t>
+      </w:r>
+    </w:p>
+    <w:p>
+      <w:pPr>
+        <w:pStyle w:val="Heading1"/>
+      </w:pPr>
+      <w:r>
+        <w:t xml:space="preserve">Prepare Your Paper </w:t>
+      </w:r>
+      <w:r>
+        <w:t>Before</w:t>
+      </w:r>
+      <w:r>
+        <w:t xml:space="preserve"> Styling</w:t>
+      </w:r>
+    </w:p>
+    <w:p>
+      <w:pPr>
+        <w:pStyle w:val="BodyText"/>
+        <w:rPr>
+          <w:lang w:val="en-US"/>
+        </w:rPr>
+      </w:pPr>
+      <w:r>
+        <w:t>Before</w:t>
+      </w:r>
+      <w:r>
+        <w:t xml:space="preserve"> you begin to format your paper, first write and save the content as a separate text file. </w:t>
+      </w:r>
+      <w:r>
+        <w:rPr>
+          <w:lang w:val="en-US"/>
+        </w:rPr>
+        <w:t>Complete all content and organizational editing before formatting. Please note sections A-D below for more information on proofreading, spelling and grammar.</w:t>
+      </w:r>
+    </w:p>
+    <w:p>
+      <w:pPr>
+        <w:pStyle w:val="BodyText"/>
+      </w:pPr>
+      <w:r>
+        <w:t>Keep your text and graphic files separate until after the text has been formatted and styled. Do not use hard tabs, and limit use of hard returns to only one return at the end of a paragraph. Do not add any kind of pagination anywhere in the paper. Do not number text heads-the template will do that for you.</w:t>
+      </w:r>
+    </w:p>
+    <w:p>
+      <w:pPr>
+        <w:pStyle w:val="Heading2"/>
+      </w:pPr>
+      <w:r>
+        <w:t>Abbreviations</w:t>
+      </w:r>
+      <w:r>
+        <w:t xml:space="preserve"> and Acronyms</w:t>
+      </w:r>
+    </w:p>
+    <w:p>
+      <w:pPr>
+        <w:pStyle w:val="BodyText"/>
+      </w:pPr>
+      <w:r>
+        <w:t>Define abbreviations and acronyms the first time they are used in the text, even after they have been defined in the abstract. Abbreviations such as IEEE, SI, MKS, CGS, sc, dc, and rms do not have to be defined. Do not use abbreviations in the title or heads unless they are unavoidable.</w:t>
+      </w:r>
+    </w:p>
+    <w:p>
+      <w:pPr>
+        <w:pStyle w:val="Heading2"/>
+      </w:pPr>
       <w:r>
         <w:lastRenderedPageBreak/>
-        <w:t>are prescribed; please do not alter them. You may note peculiarities. For example, the head margin in this template measures proportionately more than is customary. This measurement and others are deliberate, using specifications that anticipate your paper as one part of the entire proceedings, and not as an independent document. Please do not revise any of the current designations.</w:t>
-      </w:r>
-    </w:p>
-    <w:p>
-      <w:pPr>
-        <w:pStyle w:val="Heading1"/>
-      </w:pPr>
-      <w:r>
-        <w:t xml:space="preserve">Prepare Your Paper </w:t>
-      </w:r>
-      <w:r>
-        <w:t>Before</w:t>
-      </w:r>
-      <w:r>
-        <w:t xml:space="preserve"> Styling</w:t>
+        <w:t>Units</w:t>
+      </w:r>
+    </w:p>
+    <w:p>
+      <w:pPr>
+        <w:pStyle w:val="bulletlist"/>
+      </w:pPr>
+      <w:r>
+        <w:t xml:space="preserve">Use </w:t>
+      </w:r>
+      <w:r>
+        <w:t>either</w:t>
+      </w:r>
+      <w:r>
+        <w:t xml:space="preserve"> SI (MKS) or CGS as primary units. (SI units are encouraged.) English units may be used as secondary units (in parentheses). An exception would be the use of English units as identifiers in trade, such as “3.5-inch disk drive”.</w:t>
+      </w:r>
+    </w:p>
+    <w:p>
+      <w:pPr>
+        <w:pStyle w:val="bulletlist"/>
+      </w:pPr>
+      <w:r>
+        <w:t>Avoid combining SI and CGS units, such as current in amperes and magnetic field in oersteds. This often leads to confusion because equations do not balance dimensionally. If you must use mixed units, clearly state the units for each quantity that you use in an equation.</w:t>
+      </w:r>
+    </w:p>
+    <w:p>
+      <w:pPr>
+        <w:pStyle w:val="bulletlist"/>
+      </w:pPr>
+      <w:r>
+        <w:t>Do not mix complete spellings and abbreviations of units: “Wb/m2” or “webers per square meter”, not “webers/m2”.  Spell out units when they appear in text: “. . . a few henries”, not “. . . a few H”.</w:t>
       </w:r>
     </w:p>
     <w:p>
@@ -830,96 +700,7 @@
         </w:rPr>
       </w:pPr>
       <w:r>
-        <w:t>Before</w:t>
-      </w:r>
-      <w:r>
-        <w:t xml:space="preserve"> you begin to format your paper, first write and save the content as a separate text file. </w:t>
-      </w:r>
-      <w:r>
-        <w:rPr>
-          <w:lang w:val="en-US"/>
-        </w:rPr>
-        <w:t>Complete all content and organizational editing before formatting. Please note sections A-D below for more information on proofreading, spelling and grammar.</w:t>
-      </w:r>
-    </w:p>
-    <w:p>
-      <w:pPr>
-        <w:pStyle w:val="BodyText"/>
-      </w:pPr>
-      <w:r>
-        <w:t>Keep your text and graphic files separate until after the text has been formatted and styled. Do not use hard tabs, and limit use of hard returns to only one return at the end of a paragraph. Do not add any kind of pagination anywhere in the paper. Do not number text heads-the template will do that for you.</w:t>
-      </w:r>
-    </w:p>
-    <w:p>
-      <w:pPr>
-        <w:pStyle w:val="Heading2"/>
-      </w:pPr>
-      <w:r>
-        <w:t>Abbreviations</w:t>
-      </w:r>
-      <w:r>
-        <w:t xml:space="preserve"> and Acronyms</w:t>
-      </w:r>
-    </w:p>
-    <w:p>
-      <w:pPr>
-        <w:pStyle w:val="BodyText"/>
-      </w:pPr>
-      <w:r>
-        <w:t>Define abbreviations and acronyms the first time they are used in the text, even after they have been defined in the abstract. Abbreviations such as IEEE, SI, MKS, CGS, sc, dc, and rms do not have to be defined. Do not use abbreviations in the title or heads unless they are unavoidable.</w:t>
-      </w:r>
-    </w:p>
-    <w:p>
-      <w:pPr>
-        <w:pStyle w:val="Heading2"/>
-      </w:pPr>
-      <w:r>
-        <w:t>Units</w:t>
-      </w:r>
-    </w:p>
-    <w:p>
-      <w:pPr>
-        <w:pStyle w:val="bulletlist"/>
-      </w:pPr>
-      <w:r>
-        <w:t xml:space="preserve">Use </w:t>
-      </w:r>
-      <w:r>
-        <w:t>either</w:t>
-      </w:r>
-      <w:r>
-        <w:t xml:space="preserve"> SI (MKS) or CGS as primary units. (SI units are encouraged.) English units may be used as secondary units (in parentheses). An exception would be the use of English units as identifiers in trade, such as “3.5-inch disk drive”.</w:t>
-      </w:r>
-    </w:p>
-    <w:p>
-      <w:pPr>
-        <w:pStyle w:val="bulletlist"/>
-      </w:pPr>
-      <w:r>
-        <w:t>Avoid combining SI and CGS units, such as current in amperes and magnetic field in oersteds. This often leads to confusion because equations do not balance dimensionally. If you must use mixed units, clearly state the units for each quantity that you use in an equation.</w:t>
-      </w:r>
-    </w:p>
-    <w:p>
-      <w:pPr>
-        <w:pStyle w:val="bulletlist"/>
-      </w:pPr>
-      <w:r>
-        <w:t>Do not mix complete spellings and abbreviations of units: “Wb/m2” or “webers per square meter”, not “webers/m2”.  Spell out units when they appear in text: “. . . a few henries”, not “. . . a few H”.</w:t>
-      </w:r>
-    </w:p>
-    <w:p>
-      <w:pPr>
-        <w:pStyle w:val="BodyText"/>
-        <w:rPr>
-          <w:lang w:val="en-US"/>
-        </w:rPr>
-      </w:pPr>
-      <w:r>
-        <w:t xml:space="preserve">may use the solidus ( / ), the exp function, or appropriate exponents. Italicize Roman symbols for quantities and </w:t>
-      </w:r>
-      <w:r>
-        <w:lastRenderedPageBreak/>
-        <w:t>variables, but not Greek symbols. Use a long dash rather than a hyphen for a minus sign. Punctuate equations with commas or periods when they are part of a sentence, as in</w:t>
+        <w:t>may use the solidus ( / ), the exp function, or appropriate exponents. Italicize Roman symbols for quantities and variables, but not Greek symbols. Use a long dash rather than a hyphen for a minus sign. Punctuate equations with commas or periods when they are part of a sentence, as in</w:t>
       </w:r>
       <w:r>
         <w:rPr>
@@ -1079,7 +860,11 @@
         <w:pStyle w:val="bulletlist"/>
       </w:pPr>
       <w:r>
-        <w:t>Be aware of the different meanings of the homophones “affect” and “effect”, “complement” and “compliment”, “discreet” and “discrete”, “principal” and “principle”.</w:t>
+        <w:t xml:space="preserve">Be aware of the different meanings of the homophones “affect” and “effect”, “complement” and </w:t>
+      </w:r>
+      <w:r>
+        <w:lastRenderedPageBreak/>
+        <w:t>“compliment”, “discreet” and “discrete”, “principal” and “principle”.</w:t>
       </w:r>
     </w:p>
     <w:p>
@@ -1138,11 +923,7 @@
         <w:pStyle w:val="BodyText"/>
       </w:pPr>
       <w:r>
-        <w:t xml:space="preserve">After the text edit has been completed, the paper is ready for the template. Duplicate the template file by using the Save As command, and use the naming convention prescribed by your conference for the name of your paper. In this newly created file, highlight all of the contents and </w:t>
-      </w:r>
-      <w:r>
-        <w:lastRenderedPageBreak/>
-        <w:t>import your prepared text file. You are now ready to style your paper; use the scroll down window on the left of the MS Word Formatting toolbar.</w:t>
+        <w:t>After the text edit has been completed, the paper is ready for the template. Duplicate the template file by using the Save As command, and use the naming convention prescribed by your conference for the name of your paper. In this newly created file, highlight all of the contents and import your prepared text file. You are now ready to style your paper; use the scroll down window on the left of the MS Word Formatting toolbar.</w:t>
       </w:r>
     </w:p>
     <w:p>
@@ -1410,6 +1191,7 @@
         <w:pStyle w:val="BodyText"/>
       </w:pPr>
       <w:r>
+        <w:lastRenderedPageBreak/>
         <w:t>Text heads organize the topics on a relational, hierarchical basis. For example, the paper title is the primary text head because all subsequent material relates and elaborates on this one topic. If there are two or more sub-topics, the next level head (uppercase Roman numerals) should be used and, conversely, if there are not at least two sub-topics, then no subheads should be introduced. Styles named “Heading 1”, “Heading 2”, “Heading 3”, and “Heading 4” are prescribed.</w:t>
       </w:r>
     </w:p>
@@ -1519,14 +1301,7 @@
         <w:rPr>
           <w:i w:val="0"/>
         </w:rPr>
-        <w:t xml:space="preserve">Place figures and tables at the top and bottom of columns. Avoid placing them in the middle of columns. Large figures and tables may span across both columns. Figure captions should be below the figures; table heads should appear above the tables. Insert </w:t>
-      </w:r>
-      <w:r>
-        <w:rPr>
-          <w:i w:val="0"/>
-        </w:rPr>
-        <w:lastRenderedPageBreak/>
-        <w:t>figures and tables after they are cited in the text. Use the abbreviation “Fig. 1”, even at the beginning of a sentence.</w:t>
+        <w:t>Place figures and tables at the top and bottom of columns. Avoid placing them in the middle of columns. Large figures and tables may span across both columns. Figure captions should be below the figures; table heads should appear above the tables. Insert figures and tables after they are cited in the text. Use the abbreviation “Fig. 1”, even at the beginning of a sentence.</w:t>
       </w:r>
     </w:p>
     <w:p>
@@ -1835,14 +1610,27 @@
       <w:r>
         <w:t xml:space="preserve">Figure </w:t>
       </w:r>
-      <w:fldSimple w:instr=" SEQ Figure \* ARABIC ">
-        <w:r>
-          <w:rPr>
-            <w:noProof/>
-          </w:rPr>
-          <w:t>1</w:t>
-        </w:r>
-      </w:fldSimple>
+      <w:r>
+        <w:fldChar w:fldCharType="begin"/>
+      </w:r>
+      <w:r>
+        <w:instrText xml:space="preserve"> SEQ Figure \* ARABIC </w:instrText>
+      </w:r>
+      <w:r>
+        <w:fldChar w:fldCharType="separate"/>
+      </w:r>
+      <w:r>
+        <w:rPr>
+          <w:noProof/>
+        </w:rPr>
+        <w:t>1</w:t>
+      </w:r>
+      <w:r>
+        <w:rPr>
+          <w:noProof/>
+        </w:rPr>
+        <w:fldChar w:fldCharType="end"/>
+      </w:r>
       <w:bookmarkEnd w:id="2"/>
       <w:r>
         <w:t xml:space="preserve"> Example Figure Caption</w:t>
@@ -1929,14 +1717,27 @@
       <w:r>
         <w:t xml:space="preserve">Listing </w:t>
       </w:r>
-      <w:fldSimple w:instr=" SEQ Listing \* ARABIC ">
-        <w:r>
-          <w:rPr>
-            <w:noProof/>
-          </w:rPr>
-          <w:t>1</w:t>
-        </w:r>
-      </w:fldSimple>
+      <w:r>
+        <w:fldChar w:fldCharType="begin"/>
+      </w:r>
+      <w:r>
+        <w:instrText xml:space="preserve"> SEQ Listing \* ARABIC </w:instrText>
+      </w:r>
+      <w:r>
+        <w:fldChar w:fldCharType="separate"/>
+      </w:r>
+      <w:r>
+        <w:rPr>
+          <w:noProof/>
+        </w:rPr>
+        <w:t>1</w:t>
+      </w:r>
+      <w:r>
+        <w:rPr>
+          <w:noProof/>
+        </w:rPr>
+        <w:fldChar w:fldCharType="end"/>
+      </w:r>
       <w:r>
         <w:t xml:space="preserve"> Code Reference Example</w:t>
       </w:r>
@@ -2066,14 +1867,27 @@
       <w:r>
         <w:t xml:space="preserve">Listing </w:t>
       </w:r>
-      <w:fldSimple w:instr=" SEQ Listing \* ARABIC ">
-        <w:r>
-          <w:rPr>
-            <w:noProof/>
-          </w:rPr>
-          <w:t>2</w:t>
-        </w:r>
-      </w:fldSimple>
+      <w:r>
+        <w:fldChar w:fldCharType="begin"/>
+      </w:r>
+      <w:r>
+        <w:instrText xml:space="preserve"> SEQ Listing \* ARABIC </w:instrText>
+      </w:r>
+      <w:r>
+        <w:fldChar w:fldCharType="separate"/>
+      </w:r>
+      <w:r>
+        <w:rPr>
+          <w:noProof/>
+        </w:rPr>
+        <w:t>2</w:t>
+      </w:r>
+      <w:r>
+        <w:rPr>
+          <w:noProof/>
+        </w:rPr>
+        <w:fldChar w:fldCharType="end"/>
+      </w:r>
       <w:bookmarkEnd w:id="4"/>
       <w:r>
         <w:t xml:space="preserve"> </w:t>
@@ -2207,7 +2021,6 @@
         <w:pStyle w:val="BodyText"/>
       </w:pPr>
       <w:r>
-        <w:lastRenderedPageBreak/>
         <w:t>The preferred spelling of the word “acknowledgment” in America is without an “e” after the “g</w:t>
       </w:r>
       <w:r>
@@ -4733,7 +4546,6 @@
   <w:style w:type="character" w:default="1" w:styleId="DefaultParagraphFont">
     <w:name w:val="Default Paragraph Font"/>
     <w:uiPriority w:val="1"/>
-    <w:semiHidden/>
     <w:unhideWhenUsed/>
   </w:style>
   <w:style w:type="table" w:default="1" w:styleId="TableNormal">
@@ -5167,6 +4979,15 @@
       <w:lang w:val="en-US" w:eastAsia="en-US"/>
     </w:rPr>
   </w:style>
+  <w:style w:type="paragraph" w:styleId="NormalWeb">
+    <w:name w:val="Normal (Web)"/>
+    <w:basedOn w:val="Normal"/>
+    <w:rsid w:val="00327A32"/>
+    <w:rPr>
+      <w:sz w:val="24"/>
+      <w:szCs w:val="24"/>
+    </w:rPr>
+  </w:style>
 </w:styles>
 </file>
 
@@ -5470,7 +5291,7 @@
 </file>
 
 <file path=customXml/itemProps1.xml><?xml version="1.0" encoding="utf-8"?>
-<ds:datastoreItem xmlns:ds="http://schemas.openxmlformats.org/officeDocument/2006/customXml" ds:itemID="{8A452BE2-7842-46FA-9AF7-0AFB8744A250}">
+<ds:datastoreItem xmlns:ds="http://schemas.openxmlformats.org/officeDocument/2006/customXml" ds:itemID="{517BA207-7E37-41C7-BC7C-1BC373B226C7}">
   <ds:schemaRefs>
     <ds:schemaRef ds:uri="http://schemas.openxmlformats.org/officeDocument/2006/bibliography"/>
   </ds:schemaRefs>

--- a/source/MySEProject/Documentation/Report_ML 2425-01 Investigate Image Reconstruction by using Classifiers.docx
+++ b/source/MySEProject/Documentation/Report_ML 2425-01 Investigate Image Reconstruction by using Classifiers.docx
@@ -246,7 +246,39 @@
         <w:t xml:space="preserve"> </w:t>
       </w:r>
       <w:r>
-        <w:t>An improved classification-based reconstruction framework is introduced, extending the SpatialLearning experiment using the IClassifier interface. The proposed methodology encodes image data into SDRs via an ImageEncoder and utilizes KNN and HTM classifiers to approximate the original inputs. The reconstruction accuracy is evaluated using quantitative similarity metrics from the NeocortexApi, along with qualitative visual comparisons. A comprehensive performance analysis highlights the effectiveness of each classifier in reconstructing high-dimensional data.</w:t>
+        <w:t xml:space="preserve">An improved classification-based reconstruction framework is introduced, extending the </w:t>
+      </w:r>
+      <w:proofErr w:type="spellStart"/>
+      <w:r>
+        <w:t>SpatialLearning</w:t>
+      </w:r>
+      <w:proofErr w:type="spellEnd"/>
+      <w:r>
+        <w:t xml:space="preserve"> experiment using the </w:t>
+      </w:r>
+      <w:proofErr w:type="spellStart"/>
+      <w:r>
+        <w:t>IClassifier</w:t>
+      </w:r>
+      <w:proofErr w:type="spellEnd"/>
+      <w:r>
+        <w:t xml:space="preserve"> interface. The proposed methodology encodes image data into SDRs via an </w:t>
+      </w:r>
+      <w:proofErr w:type="spellStart"/>
+      <w:r>
+        <w:t>ImageEncoder</w:t>
+      </w:r>
+      <w:proofErr w:type="spellEnd"/>
+      <w:r>
+        <w:t xml:space="preserve"> and utilizes KNN and HTM classifiers to approximate the original inputs. The reconstruction accuracy is evaluated using quantitative similarity metrics from the </w:t>
+      </w:r>
+      <w:proofErr w:type="spellStart"/>
+      <w:r>
+        <w:t>NeocortexApi</w:t>
+      </w:r>
+      <w:proofErr w:type="spellEnd"/>
+      <w:r>
+        <w:t>, along with qualitative visual comparisons. A comprehensive performance analysis highlights the effectiveness of each classifier in reconstructing high-dimensional data.</w:t>
       </w:r>
       <w:r>
         <w:t xml:space="preserve"> </w:t>
@@ -293,19 +325,6 @@
       </w:pPr>
       <w:r>
         <w:t>Introduction</w:t>
-      </w:r>
-      <w:r>
-        <w:t>(</w:t>
-      </w:r>
-      <w:r>
-        <w:rPr>
-          <w:rFonts w:eastAsia="MS Mincho"/>
-          <w:i/>
-        </w:rPr>
-        <w:t>Heading 1</w:t>
-      </w:r>
-      <w:r>
-        <w:t>)</w:t>
       </w:r>
     </w:p>
     <w:p>
@@ -510,7 +529,21 @@
         <w:rPr>
           <w:lang w:val="en-US"/>
         </w:rPr>
-        <w:t xml:space="preserve"> should be precise and concise. How was the project, what is done, what is the result... There can be discussion on further work and direction.</w:t>
+        <w:t xml:space="preserve"> should be precise and concise. How was the project, what is done, what is the </w:t>
+      </w:r>
+      <w:proofErr w:type="gramStart"/>
+      <w:r>
+        <w:rPr>
+          <w:lang w:val="en-US"/>
+        </w:rPr>
+        <w:t>result...</w:t>
+      </w:r>
+      <w:proofErr w:type="gramEnd"/>
+      <w:r>
+        <w:rPr>
+          <w:lang w:val="en-US"/>
+        </w:rPr>
+        <w:t xml:space="preserve"> There can be discussion on further work and direction.</w:t>
       </w:r>
     </w:p>
     <w:p>
@@ -650,7 +683,23 @@
         <w:pStyle w:val="BodyText"/>
       </w:pPr>
       <w:r>
-        <w:t>Define abbreviations and acronyms the first time they are used in the text, even after they have been defined in the abstract. Abbreviations such as IEEE, SI, MKS, CGS, sc, dc, and rms do not have to be defined. Do not use abbreviations in the title or heads unless they are unavoidable.</w:t>
+        <w:t xml:space="preserve">Define abbreviations and acronyms the first time they are used in the text, even after they have been defined in the abstract. Abbreviations such as IEEE, SI, MKS, CGS, </w:t>
+      </w:r>
+      <w:proofErr w:type="spellStart"/>
+      <w:r>
+        <w:t>sc</w:t>
+      </w:r>
+      <w:proofErr w:type="spellEnd"/>
+      <w:r>
+        <w:t xml:space="preserve">, dc, and </w:t>
+      </w:r>
+      <w:proofErr w:type="spellStart"/>
+      <w:r>
+        <w:t>rms</w:t>
+      </w:r>
+      <w:proofErr w:type="spellEnd"/>
+      <w:r>
+        <w:t xml:space="preserve"> do not have to be defined. Do not use abbreviations in the title or heads unless they are unavoidable.</w:t>
       </w:r>
     </w:p>
     <w:p>
@@ -681,7 +730,15 @@
         <w:pStyle w:val="bulletlist"/>
       </w:pPr>
       <w:r>
-        <w:t>Avoid combining SI and CGS units, such as current in amperes and magnetic field in oersteds. This often leads to confusion because equations do not balance dimensionally. If you must use mixed units, clearly state the units for each quantity that you use in an equation.</w:t>
+        <w:t xml:space="preserve">Avoid combining SI and CGS units, such as current in amperes and magnetic field in </w:t>
+      </w:r>
+      <w:proofErr w:type="spellStart"/>
+      <w:r>
+        <w:t>oersteds</w:t>
+      </w:r>
+      <w:proofErr w:type="spellEnd"/>
+      <w:r>
+        <w:t>. This often leads to confusion because equations do not balance dimensionally. If you must use mixed units, clearly state the units for each quantity that you use in an equation.</w:t>
       </w:r>
     </w:p>
     <w:p>
@@ -689,7 +746,39 @@
         <w:pStyle w:val="bulletlist"/>
       </w:pPr>
       <w:r>
-        <w:t>Do not mix complete spellings and abbreviations of units: “Wb/m2” or “webers per square meter”, not “webers/m2”.  Spell out units when they appear in text: “. . . a few henries”, not “. . . a few H”.</w:t>
+        <w:t>Do not mix complete spellings and abbreviations of units: “</w:t>
+      </w:r>
+      <w:proofErr w:type="spellStart"/>
+      <w:r>
+        <w:t>Wb</w:t>
+      </w:r>
+      <w:proofErr w:type="spellEnd"/>
+      <w:r>
+        <w:t>/m2” or “</w:t>
+      </w:r>
+      <w:proofErr w:type="spellStart"/>
+      <w:r>
+        <w:t>webers</w:t>
+      </w:r>
+      <w:proofErr w:type="spellEnd"/>
+      <w:r>
+        <w:t xml:space="preserve"> per square meter”, not “</w:t>
+      </w:r>
+      <w:proofErr w:type="spellStart"/>
+      <w:r>
+        <w:t>webers</w:t>
+      </w:r>
+      <w:proofErr w:type="spellEnd"/>
+      <w:r>
+        <w:t xml:space="preserve">/m2”.  Spell out units when they appear in text: “. . . a few </w:t>
+      </w:r>
+      <w:proofErr w:type="spellStart"/>
+      <w:r>
+        <w:t>henries</w:t>
+      </w:r>
+      <w:proofErr w:type="spellEnd"/>
+      <w:r>
+        <w:t>”, not “. . . a few H”.</w:t>
       </w:r>
     </w:p>
     <w:p>
@@ -700,7 +789,15 @@
         </w:rPr>
       </w:pPr>
       <w:r>
-        <w:t>may use the solidus ( / ), the exp function, or appropriate exponents. Italicize Roman symbols for quantities and variables, but not Greek symbols. Use a long dash rather than a hyphen for a minus sign. Punctuate equations with commas or periods when they are part of a sentence, as in</w:t>
+        <w:t xml:space="preserve">may use the solidus ( / ), the </w:t>
+      </w:r>
+      <w:proofErr w:type="spellStart"/>
+      <w:r>
+        <w:t>exp</w:t>
+      </w:r>
+      <w:proofErr w:type="spellEnd"/>
+      <w:r>
+        <w:t xml:space="preserve"> function, or appropriate exponents. Italicize Roman symbols for quantities and variables, but not Greek symbols. Use a long dash rather than a hyphen for a minus sign. Punctuate equations with commas or periods when they are part of a sentence, as in</w:t>
       </w:r>
       <w:r>
         <w:rPr>
@@ -1759,8 +1856,21 @@
                   <w:pPr>
                     <w:jc w:val="left"/>
                   </w:pPr>
+                  <w:proofErr w:type="spellStart"/>
                   <w:r>
-                    <w:t>Console.WriteLine(“Referencing code”, var);</w:t>
+                    <w:t>Console.WriteLine</w:t>
+                  </w:r>
+                  <w:proofErr w:type="spellEnd"/>
+                  <w:r>
+                    <w:t xml:space="preserve">(“Referencing code”, </w:t>
+                  </w:r>
+                  <w:proofErr w:type="spellStart"/>
+                  <w:r>
+                    <w:t>var</w:t>
+                  </w:r>
+                  <w:proofErr w:type="spellEnd"/>
+                  <w:r>
+                    <w:t>);</w:t>
                   </w:r>
                 </w:p>
                 <w:p>
@@ -1896,6 +2006,7 @@
         <w:t xml:space="preserve">Unit Test </w:t>
       </w:r>
       <w:hyperlink r:id="rId12" w:anchor="L34-L49" w:history="1">
+        <w:proofErr w:type="spellStart"/>
         <w:r>
           <w:rPr>
             <w:rStyle w:val="Hyperlink"/>
@@ -1903,6 +2014,7 @@
           </w:rPr>
           <w:t>EncodeDateTimeTest</w:t>
         </w:r>
+        <w:proofErr w:type="spellEnd"/>
       </w:hyperlink>
       <w:bookmarkEnd w:id="5"/>
     </w:p>
@@ -1917,7 +2029,25 @@
                     <w:jc w:val="left"/>
                   </w:pPr>
                   <w:r>
-                    <w:t>public void EncodeDateTimeTest(int w, double r, …)</w:t>
+                    <w:t xml:space="preserve">public void </w:t>
+                  </w:r>
+                  <w:proofErr w:type="spellStart"/>
+                  <w:proofErr w:type="gramStart"/>
+                  <w:r>
+                    <w:t>EncodeDateTimeTest</w:t>
+                  </w:r>
+                  <w:proofErr w:type="spellEnd"/>
+                  <w:r>
+                    <w:t>(</w:t>
+                  </w:r>
+                  <w:proofErr w:type="spellStart"/>
+                  <w:proofErr w:type="gramEnd"/>
+                  <w:r>
+                    <w:t>int</w:t>
+                  </w:r>
+                  <w:proofErr w:type="spellEnd"/>
+                  <w:r>
+                    <w:t xml:space="preserve"> w, double r, …)</w:t>
                   </w:r>
                 </w:p>
                 <w:p>
@@ -1941,7 +2071,15 @@
                     <w:jc w:val="left"/>
                   </w:pPr>
                   <w:r>
-                    <w:t xml:space="preserve">        DateTimeEncoderExperimental encoder = new…</w:t>
+                    <w:t xml:space="preserve">        </w:t>
+                  </w:r>
+                  <w:proofErr w:type="spellStart"/>
+                  <w:r>
+                    <w:t>DateTimeEncoderExperimental</w:t>
+                  </w:r>
+                  <w:proofErr w:type="spellEnd"/>
+                  <w:r>
+                    <w:t xml:space="preserve"> encoder = new…</w:t>
                   </w:r>
                 </w:p>
                 <w:p>
@@ -1949,7 +2087,25 @@
                     <w:jc w:val="left"/>
                   </w:pPr>
                   <w:r>
-                    <w:t xml:space="preserve">        var result = encoder.Encode(input);</w:t>
+                    <w:t xml:space="preserve">        </w:t>
+                  </w:r>
+                  <w:proofErr w:type="spellStart"/>
+                  <w:r>
+                    <w:t>var</w:t>
+                  </w:r>
+                  <w:proofErr w:type="spellEnd"/>
+                  <w:r>
+                    <w:t xml:space="preserve"> result = </w:t>
+                  </w:r>
+                  <w:proofErr w:type="spellStart"/>
+                  <w:proofErr w:type="gramStart"/>
+                  <w:r>
+                    <w:t>encoder.Encode</w:t>
+                  </w:r>
+                  <w:proofErr w:type="spellEnd"/>
+                  <w:proofErr w:type="gramEnd"/>
+                  <w:r>
+                    <w:t>(input);</w:t>
                   </w:r>
                 </w:p>
                 <w:p>
@@ -1965,7 +2121,25 @@
                     <w:jc w:val="left"/>
                   </w:pPr>
                   <w:r>
-                    <w:t xml:space="preserve">        Assert.IsTrue(result.SequenceEqual(expected…</w:t>
+                    <w:t xml:space="preserve">        </w:t>
+                  </w:r>
+                  <w:proofErr w:type="spellStart"/>
+                  <w:r>
+                    <w:t>Assert.IsTrue</w:t>
+                  </w:r>
+                  <w:proofErr w:type="spellEnd"/>
+                  <w:r>
+                    <w:t>(</w:t>
+                  </w:r>
+                  <w:proofErr w:type="spellStart"/>
+                  <w:proofErr w:type="gramStart"/>
+                  <w:r>
+                    <w:t>result.SequenceEqual</w:t>
+                  </w:r>
+                  <w:proofErr w:type="spellEnd"/>
+                  <w:proofErr w:type="gramEnd"/>
+                  <w:r>
+                    <w:t>(expected…</w:t>
                   </w:r>
                 </w:p>
                 <w:p>
@@ -2026,6 +2200,7 @@
       <w:r>
         <w:t>”. Avoid the stilted expression “</w:t>
       </w:r>
+      <w:proofErr w:type="spellStart"/>
       <w:r>
         <w:rPr>
           <w:lang w:val="en-US"/>
@@ -2033,7 +2208,11 @@
         <w:t>o</w:t>
       </w:r>
       <w:r>
-        <w:t xml:space="preserve">ne of us (R. B. G.) thanks </w:t>
+        <w:t>ne</w:t>
+      </w:r>
+      <w:proofErr w:type="spellEnd"/>
+      <w:r>
+        <w:t xml:space="preserve"> of us (R. B. G.) thanks </w:t>
       </w:r>
       <w:r>
         <w:t>...</w:t>
@@ -2612,8 +2791,21 @@
             <w:pStyle w:val="Header"/>
           </w:pPr>
           <w:r>
-            <w:t>by Damir Dobric / Andreas Pech</w:t>
+            <w:t xml:space="preserve">by </w:t>
           </w:r>
+          <w:proofErr w:type="spellStart"/>
+          <w:r>
+            <w:t>Damir</w:t>
+          </w:r>
+          <w:proofErr w:type="spellEnd"/>
+          <w:r>
+            <w:t xml:space="preserve"> Dobric / Andreas </w:t>
+          </w:r>
+          <w:proofErr w:type="spellStart"/>
+          <w:r>
+            <w:t>Pech</w:t>
+          </w:r>
+          <w:proofErr w:type="spellEnd"/>
         </w:p>
         <w:p>
           <w:pPr>
@@ -5291,7 +5483,7 @@
 </file>
 
 <file path=customXml/itemProps1.xml><?xml version="1.0" encoding="utf-8"?>
-<ds:datastoreItem xmlns:ds="http://schemas.openxmlformats.org/officeDocument/2006/customXml" ds:itemID="{517BA207-7E37-41C7-BC7C-1BC373B226C7}">
+<ds:datastoreItem xmlns:ds="http://schemas.openxmlformats.org/officeDocument/2006/customXml" ds:itemID="{69F5C03D-1681-442D-AD01-45B342992F57}">
   <ds:schemaRefs>
     <ds:schemaRef ds:uri="http://schemas.openxmlformats.org/officeDocument/2006/bibliography"/>
   </ds:schemaRefs>

--- a/source/MySEProject/Documentation/Report_ML 2425-01 Investigate Image Reconstruction by using Classifiers.docx
+++ b/source/MySEProject/Documentation/Report_ML 2425-01 Investigate Image Reconstruction by using Classifiers.docx
@@ -145,61 +145,6 @@
           <w:sz w:val="18"/>
           <w:szCs w:val="18"/>
         </w:rPr>
-      </w:pPr>
-      <w:r>
-        <w:rPr>
-          <w:sz w:val="18"/>
-          <w:szCs w:val="18"/>
-        </w:rPr>
-        <w:br w:type="column"/>
-      </w:r>
-      <w:r>
-        <w:rPr>
-          <w:sz w:val="18"/>
-          <w:szCs w:val="18"/>
-        </w:rPr>
-        <w:lastRenderedPageBreak/>
-        <w:t>line 1: 3</w:t>
-      </w:r>
-      <w:r>
-        <w:rPr>
-          <w:sz w:val="18"/>
-          <w:szCs w:val="18"/>
-          <w:vertAlign w:val="superscript"/>
-        </w:rPr>
-        <w:t>rd</w:t>
-      </w:r>
-      <w:r>
-        <w:rPr>
-          <w:sz w:val="18"/>
-          <w:szCs w:val="18"/>
-        </w:rPr>
-        <w:t xml:space="preserve"> </w:t>
-      </w:r>
-      <w:r>
-        <w:rPr>
-          <w:sz w:val="18"/>
-          <w:szCs w:val="18"/>
-        </w:rPr>
-        <w:t>Given Name Surname</w:t>
-      </w:r>
-      <w:r>
-        <w:rPr>
-          <w:sz w:val="18"/>
-          <w:szCs w:val="18"/>
-        </w:rPr>
-        <w:br/>
-      </w:r>
-      <w:r>
-        <w:rPr>
-          <w:sz w:val="18"/>
-          <w:szCs w:val="18"/>
-        </w:rPr>
-        <w:t>line 2: email address</w:t>
-      </w:r>
-    </w:p>
-    <w:p>
-      <w:pPr>
         <w:sectPr>
           <w:type w:val="continuous"/>
           <w:pgSz w:w="11906" w:h="16838" w:code="9"/>
@@ -208,6 +153,49 @@
           <w:docGrid w:linePitch="360"/>
         </w:sectPr>
       </w:pPr>
+      <w:r>
+        <w:rPr>
+          <w:sz w:val="18"/>
+          <w:szCs w:val="18"/>
+        </w:rPr>
+        <w:br w:type="column"/>
+      </w:r>
+      <w:r>
+        <w:rPr>
+          <w:sz w:val="18"/>
+          <w:szCs w:val="18"/>
+        </w:rPr>
+        <w:lastRenderedPageBreak/>
+        <w:t>Tasnim Nabila</w:t>
+      </w:r>
+      <w:r>
+        <w:rPr>
+          <w:sz w:val="18"/>
+          <w:szCs w:val="18"/>
+        </w:rPr>
+        <w:t xml:space="preserve"> Nishat</w:t>
+      </w:r>
+      <w:r>
+        <w:rPr>
+          <w:sz w:val="18"/>
+          <w:szCs w:val="18"/>
+        </w:rPr>
+        <w:br/>
+      </w:r>
+      <w:r>
+        <w:rPr>
+          <w:sz w:val="18"/>
+          <w:szCs w:val="18"/>
+        </w:rPr>
+        <w:t>l</w:t>
+      </w:r>
+      <w:r>
+        <w:rPr>
+          <w:sz w:val="18"/>
+          <w:szCs w:val="18"/>
+        </w:rPr>
+        <w:t>nishat.nabila@stud.fra-uas.de</w:t>
+      </w:r>
     </w:p>
     <w:p>
       <w:pPr>
@@ -5483,7 +5471,7 @@
 </file>
 
 <file path=customXml/itemProps1.xml><?xml version="1.0" encoding="utf-8"?>
-<ds:datastoreItem xmlns:ds="http://schemas.openxmlformats.org/officeDocument/2006/customXml" ds:itemID="{69F5C03D-1681-442D-AD01-45B342992F57}">
+<ds:datastoreItem xmlns:ds="http://schemas.openxmlformats.org/officeDocument/2006/customXml" ds:itemID="{222E39C2-D8A9-442F-A68F-B34E12F31763}">
   <ds:schemaRefs>
     <ds:schemaRef ds:uri="http://schemas.openxmlformats.org/officeDocument/2006/bibliography"/>
   </ds:schemaRefs>

--- a/source/MySEProject/Documentation/Report_ML 2425-01 Investigate Image Reconstruction by using Classifiers.docx
+++ b/source/MySEProject/Documentation/Report_ML 2425-01 Investigate Image Reconstruction by using Classifiers.docx
@@ -127,14 +127,7 @@
           <w:sz w:val="18"/>
           <w:szCs w:val="18"/>
         </w:rPr>
-        <w:t>line 2</w:t>
-      </w:r>
-      <w:r>
-        <w:rPr>
-          <w:sz w:val="18"/>
-          <w:szCs w:val="18"/>
-        </w:rPr>
-        <w:t>: email address</w:t>
+        <w:t>romana.rashid@stud.fra-uas.de</w:t>
       </w:r>
     </w:p>
     <w:p>
@@ -517,14 +510,20 @@
         <w:rPr>
           <w:lang w:val="en-US"/>
         </w:rPr>
-        <w:t xml:space="preserve"> should be precise and concise. How was the project, what is done, what is the </w:t>
+        <w:t xml:space="preserve"> should be precise and concise. How was the project, wha</w:t>
+      </w:r>
+      <w:r>
+        <w:rPr>
+          <w:lang w:val="en-US"/>
+        </w:rPr>
+        <w:t xml:space="preserve">t is done, what is the </w:t>
       </w:r>
       <w:proofErr w:type="gramStart"/>
       <w:r>
         <w:rPr>
           <w:lang w:val="en-US"/>
         </w:rPr>
-        <w:t>result...</w:t>
+        <w:t>result.</w:t>
       </w:r>
       <w:proofErr w:type="gramEnd"/>
       <w:r>
@@ -5471,7 +5470,7 @@
 </file>
 
 <file path=customXml/itemProps1.xml><?xml version="1.0" encoding="utf-8"?>
-<ds:datastoreItem xmlns:ds="http://schemas.openxmlformats.org/officeDocument/2006/customXml" ds:itemID="{222E39C2-D8A9-442F-A68F-B34E12F31763}">
+<ds:datastoreItem xmlns:ds="http://schemas.openxmlformats.org/officeDocument/2006/customXml" ds:itemID="{C0276D5B-928C-4F0D-AB76-14A977E27DF8}">
   <ds:schemaRefs>
     <ds:schemaRef ds:uri="http://schemas.openxmlformats.org/officeDocument/2006/bibliography"/>
   </ds:schemaRefs>

--- a/source/MySEProject/Documentation/Report_ML 2425-01 Investigate Image Reconstruction by using Classifiers.docx
+++ b/source/MySEProject/Documentation/Report_ML 2425-01 Investigate Image Reconstruction by using Classifiers.docx
@@ -221,71 +221,80 @@
         <w:t>—</w:t>
       </w:r>
       <w:r>
-        <w:t>Image reconstruction is a fundamental challenge in machine learning and computer vision, with applications in medical imaging, autonomous systems, and pattern recognition. This study explores the feasibility of employing K-Nearest Neighbors (KNN) and HTM classifiers within the Hierarchical Temporal Memory (HTM) framework to reconstruct images from Sparse Distributed Representations (SDRs). HTM, a biologically inspired model that emulates cortical learning mechanisms, is well-suited for sequence learning and anomaly detection. By leveraging classification techniques, this work aims to reverse the SDR encoding process and recover the original input images.</w:t>
-      </w:r>
-      <w:r>
+        <w:rPr>
+          <w:rFonts w:eastAsia="Times New Roman"/>
+          <w:sz w:val="24"/>
+          <w:szCs w:val="24"/>
+          <w:lang w:eastAsia="zh-CN"/>
+        </w:rPr>
         <w:t xml:space="preserve"> </w:t>
       </w:r>
       <w:r>
-        <w:t xml:space="preserve">An improved classification-based reconstruction framework is introduced, extending the </w:t>
+        <w:t>Image reconstruction is a significant issue in computer vision and machine learning, owing to its importance in pattern recognition, autonomous systems, and medical imaging, where it improves analytical accuracy, decision-m</w:t>
+      </w:r>
+      <w:r>
+        <w:t>aking, and diagnostic precision. In this project</w:t>
+      </w:r>
+      <w:r>
+        <w:t xml:space="preserve">, the feasibility of employing K-Nearest Neighbors (KNN) and HTM classifiers within the Hierarchical Temporal Memory (HTM) framework to reconstruct images from Sparse Distributed Representations (SDRs) is examined. Biologically based HTM is an ideal model for sequence learning and anomaly detection, as it replicates the principles of cortical learning. The purpose of this endeavor is to employ classification methods to reverse the SDR encoding process and retrieve the original input images. We propose a modified classification-based reconstruction framework that utilizes the </w:t>
       </w:r>
       <w:proofErr w:type="spellStart"/>
       <w:r>
+        <w:t>IClassifier</w:t>
+      </w:r>
+      <w:proofErr w:type="spellEnd"/>
+      <w:r>
+        <w:t xml:space="preserve"> interface to broaden the scope of the </w:t>
+      </w:r>
+      <w:proofErr w:type="spellStart"/>
+      <w:r>
         <w:t>SpatialLearning</w:t>
       </w:r>
       <w:proofErr w:type="spellEnd"/>
       <w:r>
-        <w:t xml:space="preserve"> experiment using the </w:t>
+        <w:t xml:space="preserve"> experiment. The proposed method approximates the original inputs by utilizing KNN and HTM classifiers and stores image data in SDRs using an </w:t>
       </w:r>
       <w:proofErr w:type="spellStart"/>
-      <w:r>
-        <w:t>IClassifier</w:t>
+      <w:proofErr w:type="gramStart"/>
+      <w:r>
+        <w:t>ImageEncoder</w:t>
       </w:r>
       <w:proofErr w:type="spellEnd"/>
       <w:r>
-        <w:t xml:space="preserve"> interface. The proposed methodology encodes image data into SDRs via an </w:t>
+        <w:t>..</w:t>
+      </w:r>
+      <w:proofErr w:type="gramEnd"/>
+      <w:r>
+        <w:t xml:space="preserve"> In addition to qualitative visual comparisons, the </w:t>
       </w:r>
       <w:proofErr w:type="spellStart"/>
       <w:r>
-        <w:t>ImageEncoder</w:t>
+        <w:t>NeocortexApi</w:t>
       </w:r>
       <w:proofErr w:type="spellEnd"/>
       <w:r>
-        <w:t xml:space="preserve"> and utilizes KNN and HTM classifiers to approximate the original inputs. The reconstruction accuracy is evaluated using quantitative similarity metrics from the </w:t>
-      </w:r>
-      <w:proofErr w:type="spellStart"/>
-      <w:r>
-        <w:t>NeocortexApi</w:t>
-      </w:r>
-      <w:proofErr w:type="spellEnd"/>
-      <w:r>
-        <w:t>, along with qualitative visual comparisons. A comprehensive performance analysis highlights the effectiveness of each classifier in reconstructing high-dimensional data.</w:t>
+        <w:t xml:space="preserve"> quantitative similarity measures are employed to evaluate the reconstruction accuracy. Every classifier's ability to replicate high-dimensional data is demonstrated through an exhaustive performance analysis. According to experimental findings, classification-based SDR inversion is feasible and exhibits a range of reconstruction quality, contingent upon the classifier utilized. This investigation enhances HTM-based image reconstruction and establishes a foundation for subsequent investigations that aim to enhance the reversibility of SDRs within biologically inspired machine learning architectures.</w:t>
+      </w:r>
+    </w:p>
+    <w:p>
+      <w:pPr>
+        <w:pStyle w:val="Abstract"/>
+        <w:ind w:firstLine="0"/>
+      </w:pPr>
+      <w:r>
+        <w:t>Keywords—</w:t>
+      </w:r>
+      <w:r>
+        <w:t>Image reconstruction</w:t>
+      </w:r>
+      <w:r>
+        <w:t>,</w:t>
       </w:r>
       <w:r>
         <w:t xml:space="preserve"> </w:t>
       </w:r>
       <w:r>
-        <w:t>Experimental results indicate that classification-based SDR inversion is feasible, with varying reconstruction fidelity depending on the classifier used. This work contributes to advancing HTM-based image reconstruction and establishes a foundation for future research on enhancing SDR reversibility within biologically inspired machine learning frameworks.</w:t>
-      </w:r>
-    </w:p>
-    <w:p>
-      <w:pPr>
-        <w:pStyle w:val="Keywords"/>
-      </w:pPr>
-      <w:r>
-        <w:t>Keywords—</w:t>
-      </w:r>
-      <w:r>
-        <w:t>Classifiers</w:t>
-      </w:r>
-      <w:r>
-        <w:t>,</w:t>
-      </w:r>
-      <w:r>
-        <w:t xml:space="preserve"> Image reconstruction</w:t>
-      </w:r>
-      <w:r>
-        <w:t>,</w:t>
+        <w:t>Classifiers,</w:t>
       </w:r>
       <w:r>
         <w:t xml:space="preserve"> </w:t>
@@ -442,6 +451,7 @@
         <w:rPr>
           <w:lang w:val="en-US"/>
         </w:rPr>
+        <w:lastRenderedPageBreak/>
         <w:t xml:space="preserve"> C</w:t>
       </w:r>
       <w:r>
@@ -472,73 +482,221 @@
         <w:t>the</w:t>
       </w:r>
       <w:r>
-        <w:t xml:space="preserve"> algorithm/module. Provide a reference to more unit tests, which show the same in more detail. Also provide all </w:t>
+        <w:t xml:space="preserve"> algorithm/module. Provide a reference to more unit tests, which show the same in more detail. Also provide all diagrams with comments and reference to unit tests, which generate diagrams</w:t>
+      </w:r>
+      <w:r>
+        <w:rPr>
+          <w:lang w:val="en-US"/>
+        </w:rPr>
+        <w:t>.</w:t>
+      </w:r>
+    </w:p>
+    <w:p>
+      <w:pPr>
+        <w:pStyle w:val="Heading1"/>
+      </w:pPr>
+      <w:r>
+        <w:t>Discussion</w:t>
+      </w:r>
+    </w:p>
+    <w:p>
+      <w:pPr>
+        <w:pStyle w:val="BodyText"/>
+        <w:rPr>
+          <w:lang w:val="en-US"/>
+        </w:rPr>
+      </w:pPr>
+      <w:r>
+        <w:rPr>
+          <w:lang w:val="en-US"/>
+        </w:rPr>
+        <w:t>Conclusion of your work</w:t>
+      </w:r>
+      <w:r>
+        <w:rPr>
+          <w:lang w:val="en-US"/>
+        </w:rPr>
+        <w:t xml:space="preserve"> should be precise and concise. How was the project, wha</w:t>
+      </w:r>
+      <w:r>
+        <w:rPr>
+          <w:lang w:val="en-US"/>
+        </w:rPr>
+        <w:t xml:space="preserve">t is done, what is the </w:t>
+      </w:r>
+      <w:proofErr w:type="gramStart"/>
+      <w:r>
+        <w:rPr>
+          <w:lang w:val="en-US"/>
+        </w:rPr>
+        <w:t>result.</w:t>
+      </w:r>
+      <w:proofErr w:type="gramEnd"/>
+      <w:r>
+        <w:rPr>
+          <w:lang w:val="en-US"/>
+        </w:rPr>
+        <w:t xml:space="preserve"> There can be discussion on further work and direction.</w:t>
+      </w:r>
+    </w:p>
+    <w:p>
+      <w:pPr>
+        <w:pStyle w:val="Heading1"/>
+      </w:pPr>
+      <w:r>
+        <w:t>Ease of Use</w:t>
+      </w:r>
+    </w:p>
+    <w:p>
+      <w:pPr>
+        <w:pStyle w:val="Heading2"/>
+      </w:pPr>
+      <w:r>
+        <w:t xml:space="preserve">Selecting a </w:t>
+      </w:r>
+      <w:r>
+        <w:t>Template</w:t>
+      </w:r>
+      <w:r>
+        <w:t xml:space="preserve"> (Heading 2)</w:t>
+      </w:r>
+    </w:p>
+    <w:p>
+      <w:pPr>
+        <w:pStyle w:val="BodyText"/>
+      </w:pPr>
+      <w:r>
+        <w:t xml:space="preserve">First, confirm that you have the correct template for your paper size. This template has been tailored for output on the </w:t>
+      </w:r>
+      <w:r>
+        <w:rPr>
+          <w:lang w:val="en-US"/>
+        </w:rPr>
+        <w:t>A4</w:t>
+      </w:r>
+      <w:r>
+        <w:t xml:space="preserve"> paper size. If you are using </w:t>
+      </w:r>
+      <w:r>
+        <w:rPr>
+          <w:lang w:val="en-US"/>
+        </w:rPr>
+        <w:t>US letter</w:t>
+      </w:r>
+      <w:r>
+        <w:t>-sized paper, please close this</w:t>
+      </w:r>
+      <w:r>
+        <w:t xml:space="preserve"> file and download the </w:t>
+      </w:r>
+      <w:r>
+        <w:rPr>
+          <w:lang w:val="en-US"/>
+        </w:rPr>
+        <w:t xml:space="preserve">Microsoft Word, Letter </w:t>
+      </w:r>
+      <w:r>
+        <w:t>file</w:t>
+      </w:r>
+      <w:r>
+        <w:t>.</w:t>
+      </w:r>
+    </w:p>
+    <w:p>
+      <w:pPr>
+        <w:pStyle w:val="Heading2"/>
+      </w:pPr>
+      <w:r>
+        <w:t>Maintaining the Integrity of the Specifications</w:t>
+      </w:r>
+    </w:p>
+    <w:p>
+      <w:pPr>
+        <w:pStyle w:val="BodyText"/>
+      </w:pPr>
+      <w:r>
+        <w:t>The template is used to format your paper and style the text. All margins, column widths, line spaces, and text fonts are prescribed; please do not alter them. You may note peculiarities. For example, the head margin in this template measures proportionately more than is customary. This measurement and others are deliberate, using specifications that anticipate your paper as one part of the entire proceedings, and not as an independent document. Please do not revise any of the current designations.</w:t>
+      </w:r>
+    </w:p>
+    <w:p>
+      <w:pPr>
+        <w:pStyle w:val="Heading1"/>
+      </w:pPr>
+      <w:r>
+        <w:t xml:space="preserve">Prepare Your Paper </w:t>
+      </w:r>
+      <w:r>
+        <w:t>Before</w:t>
+      </w:r>
+      <w:r>
+        <w:t xml:space="preserve"> Styling</w:t>
+      </w:r>
+    </w:p>
+    <w:p>
+      <w:pPr>
+        <w:pStyle w:val="BodyText"/>
+        <w:rPr>
+          <w:lang w:val="en-US"/>
+        </w:rPr>
+      </w:pPr>
+      <w:r>
+        <w:t>Before</w:t>
+      </w:r>
+      <w:r>
+        <w:t xml:space="preserve"> you begin to format your paper, first write and save the content as a separate text file. </w:t>
+      </w:r>
+      <w:r>
+        <w:rPr>
+          <w:lang w:val="en-US"/>
+        </w:rPr>
+        <w:t>Complete all content and organizational editing before formatting. Please note sections A-D below for more information on proofreading, spelling and grammar.</w:t>
+      </w:r>
+    </w:p>
+    <w:p>
+      <w:pPr>
+        <w:pStyle w:val="BodyText"/>
+      </w:pPr>
+      <w:r>
+        <w:t>Keep your text and graphic files separate until after the text has been formatted and styled. Do not use hard tabs, and limit use of hard returns to only one return at the end of a paragraph. Do not add any kind of pagination anywhere in the paper. Do not number text heads-the template will do that for you.</w:t>
+      </w:r>
+    </w:p>
+    <w:p>
+      <w:pPr>
+        <w:pStyle w:val="Heading2"/>
+      </w:pPr>
+      <w:r>
+        <w:t>Abbreviations</w:t>
+      </w:r>
+      <w:r>
+        <w:t xml:space="preserve"> and Acronyms</w:t>
+      </w:r>
+    </w:p>
+    <w:p>
+      <w:pPr>
+        <w:pStyle w:val="BodyText"/>
+      </w:pPr>
+      <w:r>
+        <w:t xml:space="preserve">Define abbreviations and acronyms the first time they are used in the text, even after they have been defined in the </w:t>
       </w:r>
       <w:r>
         <w:lastRenderedPageBreak/>
-        <w:t>diagrams with comments and reference to unit tests, which generate diagrams</w:t>
-      </w:r>
-      <w:r>
-        <w:rPr>
-          <w:lang w:val="en-US"/>
-        </w:rPr>
-        <w:t>.</w:t>
-      </w:r>
-    </w:p>
-    <w:p>
-      <w:pPr>
-        <w:pStyle w:val="Heading1"/>
-      </w:pPr>
-      <w:r>
-        <w:t>Discussion</w:t>
-      </w:r>
-    </w:p>
-    <w:p>
-      <w:pPr>
-        <w:pStyle w:val="BodyText"/>
-        <w:rPr>
-          <w:lang w:val="en-US"/>
-        </w:rPr>
-      </w:pPr>
-      <w:r>
-        <w:rPr>
-          <w:lang w:val="en-US"/>
-        </w:rPr>
-        <w:t>Conclusion of your work</w:t>
-      </w:r>
-      <w:r>
-        <w:rPr>
-          <w:lang w:val="en-US"/>
-        </w:rPr>
-        <w:t xml:space="preserve"> should be precise and concise. How was the project, wha</w:t>
-      </w:r>
-      <w:r>
-        <w:rPr>
-          <w:lang w:val="en-US"/>
-        </w:rPr>
-        <w:t xml:space="preserve">t is done, what is the </w:t>
-      </w:r>
-      <w:proofErr w:type="gramStart"/>
-      <w:r>
-        <w:rPr>
-          <w:lang w:val="en-US"/>
-        </w:rPr>
-        <w:t>result.</w:t>
-      </w:r>
-      <w:proofErr w:type="gramEnd"/>
-      <w:r>
-        <w:rPr>
-          <w:lang w:val="en-US"/>
-        </w:rPr>
-        <w:t xml:space="preserve"> There can be discussion on further work and direction.</w:t>
-      </w:r>
-    </w:p>
-    <w:p>
-      <w:pPr>
-        <w:pStyle w:val="Heading1"/>
-      </w:pPr>
-      <w:r>
-        <w:t>Ease of Use</w:t>
+        <w:t xml:space="preserve">abstract. Abbreviations such as IEEE, SI, MKS, CGS, </w:t>
+      </w:r>
+      <w:proofErr w:type="spellStart"/>
+      <w:r>
+        <w:t>sc</w:t>
+      </w:r>
+      <w:proofErr w:type="spellEnd"/>
+      <w:r>
+        <w:t xml:space="preserve">, dc, and </w:t>
+      </w:r>
+      <w:proofErr w:type="spellStart"/>
+      <w:r>
+        <w:t>rms</w:t>
+      </w:r>
+      <w:proofErr w:type="spellEnd"/>
+      <w:r>
+        <w:t xml:space="preserve"> do not have to be defined. Do not use abbreviations in the title or heads unless they are unavoidable.</w:t>
       </w:r>
     </w:p>
     <w:p>
@@ -546,155 +704,6 @@
         <w:pStyle w:val="Heading2"/>
       </w:pPr>
       <w:r>
-        <w:t xml:space="preserve">Selecting a </w:t>
-      </w:r>
-      <w:r>
-        <w:t>Template</w:t>
-      </w:r>
-      <w:r>
-        <w:t xml:space="preserve"> (Heading 2)</w:t>
-      </w:r>
-    </w:p>
-    <w:p>
-      <w:pPr>
-        <w:pStyle w:val="BodyText"/>
-      </w:pPr>
-      <w:r>
-        <w:t xml:space="preserve">First, confirm that you have the correct template for your paper size. This template has been tailored for output on the </w:t>
-      </w:r>
-      <w:r>
-        <w:rPr>
-          <w:lang w:val="en-US"/>
-        </w:rPr>
-        <w:t>A4</w:t>
-      </w:r>
-      <w:r>
-        <w:t xml:space="preserve"> paper size. If you are using </w:t>
-      </w:r>
-      <w:r>
-        <w:rPr>
-          <w:lang w:val="en-US"/>
-        </w:rPr>
-        <w:t>US letter</w:t>
-      </w:r>
-      <w:r>
-        <w:t>-sized paper, please close this</w:t>
-      </w:r>
-      <w:r>
-        <w:t xml:space="preserve"> file and download the </w:t>
-      </w:r>
-      <w:r>
-        <w:rPr>
-          <w:lang w:val="en-US"/>
-        </w:rPr>
-        <w:t xml:space="preserve">Microsoft Word, Letter </w:t>
-      </w:r>
-      <w:r>
-        <w:t>file</w:t>
-      </w:r>
-      <w:r>
-        <w:t>.</w:t>
-      </w:r>
-    </w:p>
-    <w:p>
-      <w:pPr>
-        <w:pStyle w:val="Heading2"/>
-      </w:pPr>
-      <w:r>
-        <w:t>Maintaining the Integrity of the Specifications</w:t>
-      </w:r>
-    </w:p>
-    <w:p>
-      <w:pPr>
-        <w:pStyle w:val="BodyText"/>
-      </w:pPr>
-      <w:r>
-        <w:t>The template is used to format your paper and style the text. All margins, column widths, line spaces, and text fonts are prescribed; please do not alter them. You may note peculiarities. For example, the head margin in this template measures proportionately more than is customary. This measurement and others are deliberate, using specifications that anticipate your paper as one part of the entire proceedings, and not as an independent document. Please do not revise any of the current designations.</w:t>
-      </w:r>
-    </w:p>
-    <w:p>
-      <w:pPr>
-        <w:pStyle w:val="Heading1"/>
-      </w:pPr>
-      <w:r>
-        <w:t xml:space="preserve">Prepare Your Paper </w:t>
-      </w:r>
-      <w:r>
-        <w:t>Before</w:t>
-      </w:r>
-      <w:r>
-        <w:t xml:space="preserve"> Styling</w:t>
-      </w:r>
-    </w:p>
-    <w:p>
-      <w:pPr>
-        <w:pStyle w:val="BodyText"/>
-        <w:rPr>
-          <w:lang w:val="en-US"/>
-        </w:rPr>
-      </w:pPr>
-      <w:r>
-        <w:t>Before</w:t>
-      </w:r>
-      <w:r>
-        <w:t xml:space="preserve"> you begin to format your paper, first write and save the content as a separate text file. </w:t>
-      </w:r>
-      <w:r>
-        <w:rPr>
-          <w:lang w:val="en-US"/>
-        </w:rPr>
-        <w:t>Complete all content and organizational editing before formatting. Please note sections A-D below for more information on proofreading, spelling and grammar.</w:t>
-      </w:r>
-    </w:p>
-    <w:p>
-      <w:pPr>
-        <w:pStyle w:val="BodyText"/>
-      </w:pPr>
-      <w:r>
-        <w:t>Keep your text and graphic files separate until after the text has been formatted and styled. Do not use hard tabs, and limit use of hard returns to only one return at the end of a paragraph. Do not add any kind of pagination anywhere in the paper. Do not number text heads-the template will do that for you.</w:t>
-      </w:r>
-    </w:p>
-    <w:p>
-      <w:pPr>
-        <w:pStyle w:val="Heading2"/>
-      </w:pPr>
-      <w:r>
-        <w:t>Abbreviations</w:t>
-      </w:r>
-      <w:r>
-        <w:t xml:space="preserve"> and Acronyms</w:t>
-      </w:r>
-    </w:p>
-    <w:p>
-      <w:pPr>
-        <w:pStyle w:val="BodyText"/>
-      </w:pPr>
-      <w:r>
-        <w:t xml:space="preserve">Define abbreviations and acronyms the first time they are used in the text, even after they have been defined in the abstract. Abbreviations such as IEEE, SI, MKS, CGS, </w:t>
-      </w:r>
-      <w:proofErr w:type="spellStart"/>
-      <w:r>
-        <w:t>sc</w:t>
-      </w:r>
-      <w:proofErr w:type="spellEnd"/>
-      <w:r>
-        <w:t xml:space="preserve">, dc, and </w:t>
-      </w:r>
-      <w:proofErr w:type="spellStart"/>
-      <w:r>
-        <w:t>rms</w:t>
-      </w:r>
-      <w:proofErr w:type="spellEnd"/>
-      <w:r>
-        <w:t xml:space="preserve"> do not have to be defined. Do not use abbreviations in the title or heads unless they are unavoidable.</w:t>
-      </w:r>
-    </w:p>
-    <w:p>
-      <w:pPr>
-        <w:pStyle w:val="Heading2"/>
-      </w:pPr>
-      <w:r>
-        <w:lastRenderedPageBreak/>
         <w:t>Units</w:t>
       </w:r>
     </w:p>
@@ -936,6 +945,7 @@
         <w:pStyle w:val="bulletlist"/>
       </w:pPr>
       <w:r>
+        <w:lastRenderedPageBreak/>
         <w:t>In your paper title, if the words “that uses” can accurately replace the word “using”, capitalize the “u”; if not, keep using lower-cased.</w:t>
       </w:r>
     </w:p>
@@ -944,11 +954,7 @@
         <w:pStyle w:val="bulletlist"/>
       </w:pPr>
       <w:r>
-        <w:t xml:space="preserve">Be aware of the different meanings of the homophones “affect” and “effect”, “complement” and </w:t>
-      </w:r>
-      <w:r>
-        <w:lastRenderedPageBreak/>
-        <w:t>“compliment”, “discreet” and “discrete”, “principal” and “principle”.</w:t>
+        <w:t>Be aware of the different meanings of the homophones “affect” and “effect”, “complement” and “compliment”, “discreet” and “discrete”, “principal” and “principle”.</w:t>
       </w:r>
     </w:p>
     <w:p>
@@ -1267,7 +1273,11 @@
         <w:pStyle w:val="BodyText"/>
       </w:pPr>
       <w:r>
-        <w:t>Component heads identify the different components of your paper and are not topically subordinate to each other. Examples include Acknowledgments and References and, for these, the correct style to use is “Heading 5”. Use “figure caption” for your Figure captions, and “table head” for your table title. Run-in heads, such as “Abstract”, will require you to apply a style (in this case, italic) in addition to the style provided by the drop down menu to differentiate the head from the text.</w:t>
+        <w:t xml:space="preserve">Component heads identify the different components of your paper and are not topically subordinate to each other. Examples include Acknowledgments and References and, for these, the correct style to use is “Heading 5”. Use “figure </w:t>
+      </w:r>
+      <w:r>
+        <w:lastRenderedPageBreak/>
+        <w:t>caption” for your Figure captions, and “table head” for your table title. Run-in heads, such as “Abstract”, will require you to apply a style (in this case, italic) in addition to the style provided by the drop down menu to differentiate the head from the text.</w:t>
       </w:r>
     </w:p>
     <w:p>
@@ -1275,7 +1285,6 @@
         <w:pStyle w:val="BodyText"/>
       </w:pPr>
       <w:r>
-        <w:lastRenderedPageBreak/>
         <w:t>Text heads organize the topics on a relational, hierarchical basis. For example, the paper title is the primary text head because all subsequent material relates and elaborates on this one topic. If there are two or more sub-topics, the next level head (uppercase Roman numerals) should be used and, conversely, if there are not at least two sub-topics, then no subheads should be introduced. Styles named “Heading 1”, “Heading 2”, “Heading 3”, and “Heading 4” are prescribed.</w:t>
       </w:r>
     </w:p>
@@ -1694,27 +1703,14 @@
       <w:r>
         <w:t xml:space="preserve">Figure </w:t>
       </w:r>
-      <w:r>
-        <w:fldChar w:fldCharType="begin"/>
-      </w:r>
-      <w:r>
-        <w:instrText xml:space="preserve"> SEQ Figure \* ARABIC </w:instrText>
-      </w:r>
-      <w:r>
-        <w:fldChar w:fldCharType="separate"/>
-      </w:r>
-      <w:r>
-        <w:rPr>
-          <w:noProof/>
-        </w:rPr>
-        <w:t>1</w:t>
-      </w:r>
-      <w:r>
-        <w:rPr>
-          <w:noProof/>
-        </w:rPr>
-        <w:fldChar w:fldCharType="end"/>
-      </w:r>
+      <w:fldSimple w:instr=" SEQ Figure \* ARABIC ">
+        <w:r>
+          <w:rPr>
+            <w:noProof/>
+          </w:rPr>
+          <w:t>1</w:t>
+        </w:r>
+      </w:fldSimple>
       <w:bookmarkEnd w:id="2"/>
       <w:r>
         <w:t xml:space="preserve"> Example Figure Caption</w:t>
@@ -1801,27 +1797,14 @@
       <w:r>
         <w:t xml:space="preserve">Listing </w:t>
       </w:r>
-      <w:r>
-        <w:fldChar w:fldCharType="begin"/>
-      </w:r>
-      <w:r>
-        <w:instrText xml:space="preserve"> SEQ Listing \* ARABIC </w:instrText>
-      </w:r>
-      <w:r>
-        <w:fldChar w:fldCharType="separate"/>
-      </w:r>
-      <w:r>
-        <w:rPr>
-          <w:noProof/>
-        </w:rPr>
-        <w:t>1</w:t>
-      </w:r>
-      <w:r>
-        <w:rPr>
-          <w:noProof/>
-        </w:rPr>
-        <w:fldChar w:fldCharType="end"/>
-      </w:r>
+      <w:fldSimple w:instr=" SEQ Listing \* ARABIC ">
+        <w:r>
+          <w:rPr>
+            <w:noProof/>
+          </w:rPr>
+          <w:t>1</w:t>
+        </w:r>
+      </w:fldSimple>
       <w:r>
         <w:t xml:space="preserve"> Code Reference Example</w:t>
       </w:r>
@@ -1910,6 +1893,7 @@
         <w:t xml:space="preserve">, italics should be used </w:t>
       </w:r>
       <w:r>
+        <w:lastRenderedPageBreak/>
         <w:t xml:space="preserve">for example </w:t>
       </w:r>
       <w:r>
@@ -1964,27 +1948,14 @@
       <w:r>
         <w:t xml:space="preserve">Listing </w:t>
       </w:r>
-      <w:r>
-        <w:fldChar w:fldCharType="begin"/>
-      </w:r>
-      <w:r>
-        <w:instrText xml:space="preserve"> SEQ Listing \* ARABIC </w:instrText>
-      </w:r>
-      <w:r>
-        <w:fldChar w:fldCharType="separate"/>
-      </w:r>
-      <w:r>
-        <w:rPr>
-          <w:noProof/>
-        </w:rPr>
-        <w:t>2</w:t>
-      </w:r>
-      <w:r>
-        <w:rPr>
-          <w:noProof/>
-        </w:rPr>
-        <w:fldChar w:fldCharType="end"/>
-      </w:r>
+      <w:fldSimple w:instr=" SEQ Listing \* ARABIC ">
+        <w:r>
+          <w:rPr>
+            <w:noProof/>
+          </w:rPr>
+          <w:t>2</w:t>
+        </w:r>
+      </w:fldSimple>
       <w:bookmarkEnd w:id="4"/>
       <w:r>
         <w:t xml:space="preserve"> </w:t>
@@ -2439,6 +2410,7 @@
           <w:szCs w:val="20"/>
           <w:lang w:eastAsia="x-none"/>
         </w:rPr>
+        <w:lastRenderedPageBreak/>
         <w:t>This report</w:t>
       </w:r>
       <w:r>
@@ -2530,7 +2502,21 @@
           <w:szCs w:val="20"/>
           <w:lang w:val="x-none" w:eastAsia="x-none"/>
         </w:rPr>
-        <w:t>moved from your report</w:t>
+        <w:t xml:space="preserve">moved from your </w:t>
+      </w:r>
+      <w:r>
+        <w:rPr>
+          <w:rFonts w:eastAsia="宋体"/>
+          <w:b/>
+          <w:noProof w:val="0"/>
+          <w:color w:val="FF0000"/>
+          <w:spacing w:val="-1"/>
+          <w:sz w:val="20"/>
+          <w:szCs w:val="20"/>
+          <w:lang w:val="x-none" w:eastAsia="x-none"/>
+        </w:rPr>
+        <w:lastRenderedPageBreak/>
+        <w:t>report</w:t>
       </w:r>
       <w:r>
         <w:rPr>
@@ -5470,7 +5456,7 @@
 </file>
 
 <file path=customXml/itemProps1.xml><?xml version="1.0" encoding="utf-8"?>
-<ds:datastoreItem xmlns:ds="http://schemas.openxmlformats.org/officeDocument/2006/customXml" ds:itemID="{C0276D5B-928C-4F0D-AB76-14A977E27DF8}">
+<ds:datastoreItem xmlns:ds="http://schemas.openxmlformats.org/officeDocument/2006/customXml" ds:itemID="{F91B6918-B662-4838-9C5F-85422261041F}">
   <ds:schemaRefs>
     <ds:schemaRef ds:uri="http://schemas.openxmlformats.org/officeDocument/2006/bibliography"/>
   </ds:schemaRefs>

--- a/source/MySEProject/Documentation/Report_ML 2425-01 Investigate Image Reconstruction by using Classifiers.docx
+++ b/source/MySEProject/Documentation/Report_ML 2425-01 Investigate Image Reconstruction by using Classifiers.docx
@@ -13,7 +13,21 @@
           <w:i/>
           <w:iCs/>
         </w:rPr>
-        <w:t>ML 2425-01 Investigate Image Reconstruction by using Classifiers</w:t>
+        <w:t>ML 2425-01 Inves</w:t>
+      </w:r>
+      <w:r>
+        <w:rPr>
+          <w:i/>
+          <w:iCs/>
+        </w:rPr>
+        <w:t>tigate Image Reconstruction by U</w:t>
+      </w:r>
+      <w:r>
+        <w:rPr>
+          <w:i/>
+          <w:iCs/>
+        </w:rPr>
+        <w:t>sing Classifiers</w:t>
       </w:r>
     </w:p>
     <w:p>
@@ -5456,7 +5470,7 @@
 </file>
 
 <file path=customXml/itemProps1.xml><?xml version="1.0" encoding="utf-8"?>
-<ds:datastoreItem xmlns:ds="http://schemas.openxmlformats.org/officeDocument/2006/customXml" ds:itemID="{F91B6918-B662-4838-9C5F-85422261041F}">
+<ds:datastoreItem xmlns:ds="http://schemas.openxmlformats.org/officeDocument/2006/customXml" ds:itemID="{F3D23272-26FD-4BFC-BE4F-35B31B7BD760}">
   <ds:schemaRefs>
     <ds:schemaRef ds:uri="http://schemas.openxmlformats.org/officeDocument/2006/bibliography"/>
   </ds:schemaRefs>

--- a/source/MySEProject/Documentation/Report_ML 2425-01 Investigate Image Reconstruction by using Classifiers.docx
+++ b/source/MySEProject/Documentation/Report_ML 2425-01 Investigate Image Reconstruction by using Classifiers.docx
@@ -250,44 +250,7 @@
         <w:t>aking, and diagnostic precision. In this project</w:t>
       </w:r>
       <w:r>
-        <w:t xml:space="preserve">, the feasibility of employing K-Nearest Neighbors (KNN) and HTM classifiers within the Hierarchical Temporal Memory (HTM) framework to reconstruct images from Sparse Distributed Representations (SDRs) is examined. Biologically based HTM is an ideal model for sequence learning and anomaly detection, as it replicates the principles of cortical learning. The purpose of this endeavor is to employ classification methods to reverse the SDR encoding process and retrieve the original input images. We propose a modified classification-based reconstruction framework that utilizes the </w:t>
-      </w:r>
-      <w:proofErr w:type="spellStart"/>
-      <w:r>
-        <w:t>IClassifier</w:t>
-      </w:r>
-      <w:proofErr w:type="spellEnd"/>
-      <w:r>
-        <w:t xml:space="preserve"> interface to broaden the scope of the </w:t>
-      </w:r>
-      <w:proofErr w:type="spellStart"/>
-      <w:r>
-        <w:t>SpatialLearning</w:t>
-      </w:r>
-      <w:proofErr w:type="spellEnd"/>
-      <w:r>
-        <w:t xml:space="preserve"> experiment. The proposed method approximates the original inputs by utilizing KNN and HTM classifiers and stores image data in SDRs using an </w:t>
-      </w:r>
-      <w:proofErr w:type="spellStart"/>
-      <w:proofErr w:type="gramStart"/>
-      <w:r>
-        <w:t>ImageEncoder</w:t>
-      </w:r>
-      <w:proofErr w:type="spellEnd"/>
-      <w:r>
-        <w:t>..</w:t>
-      </w:r>
-      <w:proofErr w:type="gramEnd"/>
-      <w:r>
-        <w:t xml:space="preserve"> In addition to qualitative visual comparisons, the </w:t>
-      </w:r>
-      <w:proofErr w:type="spellStart"/>
-      <w:r>
-        <w:t>NeocortexApi</w:t>
-      </w:r>
-      <w:proofErr w:type="spellEnd"/>
-      <w:r>
-        <w:t xml:space="preserve"> quantitative similarity measures are employed to evaluate the reconstruction accuracy. Every classifier's ability to replicate high-dimensional data is demonstrated through an exhaustive performance analysis. According to experimental findings, classification-based SDR inversion is feasible and exhibits a range of reconstruction quality, contingent upon the classifier utilized. This investigation enhances HTM-based image reconstruction and establishes a foundation for subsequent investigations that aim to enhance the reversibility of SDRs within biologically inspired machine learning architectures.</w:t>
+        <w:t>, the feasibility of employing K-Nearest Neighbors (KNN) and HTM classifiers within the Hierarchical Temporal Memory (HTM) framework to reconstruct images from Sparse Distributed Representations (SDRs) is examined. Biologically based HTM is an ideal model for sequence learning and anomaly detection, as it replicates the principles of cortical learning. The purpose of this endeavor is to employ classification methods to reverse the SDR encoding process and retrieve the original input images. We propose a modified classification-based reconstruction framework that utilizes the IClassifier interface to broaden the scope of the SpatialLearning experiment. The proposed method approximates the original inputs by utilizing KNN and HTM classifiers and stores image data in SDRs using an ImageEncoder.. In addition to qualitative visual comparisons, the NeocortexApi quantitative similarity measures are employed to evaluate the reconstruction accuracy. Every classifier's ability to replicate high-dimensional data is demonstrated through an exhaustive performance analysis. According to experimental findings, classification-based SDR inversion is feasible and exhibits a range of reconstruction quality, contingent upon the classifier utilized. This investigation enhances HTM-based image reconstruction and establishes a foundation for subsequent investigations that aim to enhance the reversibility of SDRs within biologically inspired machine learning architectures.</w:t>
       </w:r>
     </w:p>
     <w:p>
@@ -335,23 +298,16 @@
       <w:pPr>
         <w:pStyle w:val="BodyText"/>
         <w:rPr>
-          <w:rStyle w:val="Hyperlink"/>
-        </w:rPr>
-      </w:pPr>
-      <w:r>
-        <w:rPr>
-          <w:lang w:val="en-US"/>
-        </w:rPr>
-        <w:t xml:space="preserve">See also: </w:t>
-      </w:r>
-      <w:hyperlink r:id="rId10" w:history="1">
-        <w:r>
-          <w:rPr>
-            <w:rStyle w:val="Hyperlink"/>
-          </w:rPr>
-          <w:t>https://en.wikipedia.org/wiki/IMRAD</w:t>
-        </w:r>
-      </w:hyperlink>
+          <w:lang w:val="en-US"/>
+        </w:rPr>
+      </w:pPr>
+      <w:bookmarkStart w:id="1" w:name="_Hlk98197882"/>
+      <w:r>
+        <w:rPr>
+          <w:lang w:val="en-US"/>
+        </w:rPr>
+        <w:t>Image reconstruction refers to the process of recovering or approximating an original image from incomplete, noisy, or partial data. This task is central to many areas of computer vision, machine learning, and artificial intelligence, where the quality and accuracy of image data can significantly affect system performance. In practical applications, such as medical imaging, autonomous systems, and pattern recognition, the ability to restore or reconstruct images plays a vital role in improving accuracy, decision-making, and diagnostic capabilities.</w:t>
+      </w:r>
     </w:p>
     <w:p>
       <w:pPr>
@@ -364,14 +320,134 @@
         <w:rPr>
           <w:lang w:val="en-US"/>
         </w:rPr>
-        <w:t xml:space="preserve">This Section should be focused on describing your </w:t>
-      </w:r>
-      <w:bookmarkStart w:id="1" w:name="_Hlk98197882"/>
-      <w:r>
-        <w:rPr>
-          <w:lang w:val="en-US"/>
-        </w:rPr>
-        <w:t>approach. You can use references from other source.</w:t>
+        <w:t xml:space="preserve">In the context of machine learning and artificial intelligence, image reconstruction involves techniques designed to recover missing or degraded information from images. Various traditional methods have been employed to solve this problem, such as interpolation, inpainting, and </w:t>
+      </w:r>
+      <w:r>
+        <w:rPr>
+          <w:lang w:val="en-US"/>
+        </w:rPr>
+        <w:lastRenderedPageBreak/>
+        <w:t>compressive sensing. However, with the rise of deep learning, new methods have been proposed to address the challenge of image reconstruction, with many of them achieving remarkable success in specific applications</w:t>
+      </w:r>
+      <w:r>
+        <w:rPr>
+          <w:lang w:val="en-US"/>
+        </w:rPr>
+        <w:t>.</w:t>
+      </w:r>
+      <w:r>
+        <w:t xml:space="preserve"> </w:t>
+      </w:r>
+      <w:r>
+        <w:rPr>
+          <w:lang w:val="en-US"/>
+        </w:rPr>
+        <w:t>The application of image reconstruction spans several critical fields. In pattern recognition, for instance, image reconstruction is essential for improving the ability of machines to detect objects, classify features, and recognize patterns under challenging conditions. This is particularly relevant when images are noisy, incomplete, or captured under less-than-ideal circumstances. Techniques that improve the quality of the reconstructed image can significantly enhance the performance of patt</w:t>
+      </w:r>
+      <w:r>
+        <w:rPr>
+          <w:lang w:val="en-US"/>
+        </w:rPr>
+        <w:t>ern recognition algorithms [2].</w:t>
+      </w:r>
+    </w:p>
+    <w:p>
+      <w:pPr>
+        <w:pStyle w:val="BodyText"/>
+        <w:rPr>
+          <w:lang w:val="en-US"/>
+        </w:rPr>
+      </w:pPr>
+      <w:r>
+        <w:rPr>
+          <w:lang w:val="en-US"/>
+        </w:rPr>
+        <w:t>In autonomous systems, such as self-driving vehicles and robotics, high-quality image reconstruction is crucial for accurate navigation and decision-making. Autonomous vehicles rely on a variety of sensors to capture visual data, but these sensors often produce incomplete or noisy images due to occlusion, low resolution, or poor lighting conditions. Effective image reconstruction can improve the system’s ability to interpret the environment, navigate safely, an</w:t>
+      </w:r>
+      <w:r>
+        <w:rPr>
+          <w:lang w:val="en-US"/>
+        </w:rPr>
+        <w:t>d make real-time decisions [3].</w:t>
+      </w:r>
+    </w:p>
+    <w:p>
+      <w:pPr>
+        <w:pStyle w:val="BodyText"/>
+        <w:rPr>
+          <w:lang w:val="en-US"/>
+        </w:rPr>
+      </w:pPr>
+      <w:r>
+        <w:rPr>
+          <w:lang w:val="en-US"/>
+        </w:rPr>
+        <w:t>Medical imaging is another domain where image reconstruction plays a pivotal role. In medical imaging modalities such as MRI, CT scans, and ultrasound, images often need to be reconstructed from sparse or noisy data. Reconstructing these images accurately is critical for diagnosing diseases, guiding treatment decisions, and improving patient outcomes [4].</w:t>
+      </w:r>
+      <w:r>
+        <w:t xml:space="preserve"> </w:t>
+      </w:r>
+      <w:r>
+        <w:rPr>
+          <w:lang w:val="en-US"/>
+        </w:rPr>
+        <w:t>Despite the success of deep learning-based approaches in image reconstruction, there remain several challenges. One of the key challenges is the trade-off between reconstruction accuracy and computational efficiency. Many modern reconstruction algorithms require significant computational resources, which can limit their practical applicability, especially in real-time systems such as autonomous driving and medical imaging [5]. Moreover, existing methods often struggle to handle highly incomplete or corrupted data, which can result in sub</w:t>
+      </w:r>
+      <w:r>
+        <w:rPr>
+          <w:lang w:val="en-US"/>
+        </w:rPr>
+        <w:t>optimal reconstruction quality.</w:t>
+      </w:r>
+    </w:p>
+    <w:p>
+      <w:pPr>
+        <w:pStyle w:val="BodyText"/>
+        <w:rPr>
+          <w:lang w:val="en-US"/>
+        </w:rPr>
+      </w:pPr>
+      <w:r>
+        <w:rPr>
+          <w:lang w:val="en-US"/>
+        </w:rPr>
+        <w:t xml:space="preserve">In light of these challenges, this study aims to explore the feasibility of employing classifiers, specifically K-Nearest Neighbors (KNN) and Hierarchical Temporal Memory (HTM), to reconstruct images from Sparse Distributed Representations (SDRs). HTM, inspired by the hierarchical structure of the human brain, offers a promising framework for sequence learning and anomaly detection. By utilizing HTM and KNN classifiers, this research aims to investigate </w:t>
+      </w:r>
+      <w:r>
+        <w:rPr>
+          <w:lang w:val="en-US"/>
+        </w:rPr>
+        <w:lastRenderedPageBreak/>
+        <w:t>new avenues for improving the accuracy and efficiency of image reconstruction in various domains.</w:t>
+      </w:r>
+      <w:r>
+        <w:t xml:space="preserve"> </w:t>
+      </w:r>
+      <w:r>
+        <w:rPr>
+          <w:lang w:val="en-US"/>
+        </w:rPr>
+        <w:t>The HTM framework is a biologically inspired model based on the principles of cortical learning. It focuses on learning spatial and temporal patterns in data and has been successfully applied to anomaly detection and sequence learning tasks. One of the core components of HTM is the use of Sparse Distributed Representations (SDRs), which represent high-dimensional data in a sparse, binary format. SDRs are well-suited for encoding complex data such as images, as they provide a compact and noise-resistant representation while preserving important fea</w:t>
+      </w:r>
+      <w:r>
+        <w:rPr>
+          <w:lang w:val="en-US"/>
+        </w:rPr>
+        <w:t>tures of the original data [6].</w:t>
+      </w:r>
+    </w:p>
+    <w:p>
+      <w:pPr>
+        <w:pStyle w:val="BodyText"/>
+        <w:rPr>
+          <w:lang w:val="en-US"/>
+        </w:rPr>
+      </w:pPr>
+      <w:r>
+        <w:rPr>
+          <w:lang w:val="en-US"/>
+        </w:rPr>
+        <w:t>In this study, we will explore the potential of HTM and KNN classifiers to reverse the SDR encoding process and reconstruct the original input images. The modified classification-based reconstruction framework proposed in this study aims to utilize the IClassifier interface to enhance the spatial learning capabilities of HTM and evaluate the feasibility of SDR inversion in image reconstruction tasks.</w:t>
       </w:r>
     </w:p>
     <w:bookmarkEnd w:id="1"/>
@@ -465,52 +541,177 @@
         <w:rPr>
           <w:lang w:val="en-US"/>
         </w:rPr>
+        <w:t xml:space="preserve"> C</w:t>
+      </w:r>
+      <w:r>
+        <w:t>ode examples</w:t>
+      </w:r>
+      <w:r>
+        <w:rPr>
+          <w:lang w:val="en-US"/>
+        </w:rPr>
+        <w:t xml:space="preserve"> must be provided</w:t>
+      </w:r>
+      <w:r>
+        <w:t xml:space="preserve"> </w:t>
+      </w:r>
+      <w:r>
+        <w:rPr>
+          <w:lang w:val="en-US"/>
+        </w:rPr>
+        <w:t>to</w:t>
+      </w:r>
+      <w:r>
+        <w:t xml:space="preserve"> demonstrate how to use </w:t>
+      </w:r>
+      <w:r>
+        <w:rPr>
+          <w:lang w:val="en-US"/>
+        </w:rPr>
+        <w:t>the</w:t>
+      </w:r>
+      <w:r>
+        <w:t xml:space="preserve"> algorithm/module. Provide a reference to more unit tests, which show the same in more detail. Also provide all diagrams with comments and reference to unit tests, which generate diagrams</w:t>
+      </w:r>
+      <w:r>
+        <w:rPr>
+          <w:lang w:val="en-US"/>
+        </w:rPr>
+        <w:t>.</w:t>
+      </w:r>
+    </w:p>
+    <w:p>
+      <w:pPr>
+        <w:pStyle w:val="Heading1"/>
+      </w:pPr>
+      <w:r>
+        <w:t>Discussion</w:t>
+      </w:r>
+    </w:p>
+    <w:p>
+      <w:pPr>
+        <w:pStyle w:val="BodyText"/>
+        <w:rPr>
+          <w:lang w:val="en-US"/>
+        </w:rPr>
+      </w:pPr>
+      <w:r>
+        <w:rPr>
+          <w:lang w:val="en-US"/>
+        </w:rPr>
+        <w:t>Conclusion of your work</w:t>
+      </w:r>
+      <w:r>
+        <w:rPr>
+          <w:lang w:val="en-US"/>
+        </w:rPr>
+        <w:t xml:space="preserve"> should be precise and concise. How was the project, wha</w:t>
+      </w:r>
+      <w:r>
+        <w:rPr>
+          <w:lang w:val="en-US"/>
+        </w:rPr>
+        <w:t>t is done, what is the result.</w:t>
+      </w:r>
+      <w:r>
+        <w:rPr>
+          <w:lang w:val="en-US"/>
+        </w:rPr>
+        <w:t xml:space="preserve"> There can be discussion on further work and direction.</w:t>
+      </w:r>
+    </w:p>
+    <w:p>
+      <w:pPr>
+        <w:pStyle w:val="Heading1"/>
+      </w:pPr>
+      <w:r>
+        <w:t>Ease of Use</w:t>
+      </w:r>
+    </w:p>
+    <w:p>
+      <w:pPr>
+        <w:pStyle w:val="Heading2"/>
+      </w:pPr>
+      <w:r>
+        <w:t xml:space="preserve">Selecting a </w:t>
+      </w:r>
+      <w:r>
+        <w:t>Template</w:t>
+      </w:r>
+      <w:r>
+        <w:t xml:space="preserve"> (Heading 2)</w:t>
+      </w:r>
+    </w:p>
+    <w:p>
+      <w:pPr>
+        <w:pStyle w:val="BodyText"/>
+      </w:pPr>
+      <w:r>
+        <w:t xml:space="preserve">First, confirm that you have the correct template for your paper size. This template has been tailored for output on the </w:t>
+      </w:r>
+      <w:r>
+        <w:rPr>
+          <w:lang w:val="en-US"/>
+        </w:rPr>
+        <w:t>A4</w:t>
+      </w:r>
+      <w:r>
+        <w:t xml:space="preserve"> paper size. If you are using </w:t>
+      </w:r>
+      <w:r>
+        <w:rPr>
+          <w:lang w:val="en-US"/>
+        </w:rPr>
+        <w:t>US letter</w:t>
+      </w:r>
+      <w:r>
+        <w:t>-sized paper, please close this</w:t>
+      </w:r>
+      <w:r>
+        <w:t xml:space="preserve"> file and download the </w:t>
+      </w:r>
+      <w:r>
+        <w:rPr>
+          <w:lang w:val="en-US"/>
+        </w:rPr>
+        <w:t xml:space="preserve">Microsoft Word, Letter </w:t>
+      </w:r>
+      <w:r>
+        <w:t>file</w:t>
+      </w:r>
+      <w:r>
+        <w:t>.</w:t>
+      </w:r>
+    </w:p>
+    <w:p>
+      <w:pPr>
+        <w:pStyle w:val="Heading2"/>
+      </w:pPr>
+      <w:r>
+        <w:t>Maintaining the Integrity of the Specifications</w:t>
+      </w:r>
+    </w:p>
+    <w:p>
+      <w:pPr>
+        <w:pStyle w:val="BodyText"/>
+      </w:pPr>
+      <w:r>
+        <w:t>The template is used to format your paper and style the text. All margins, column widths, line spaces, and text fonts are prescribed; please do not alter them. You may note peculiarities. For example, the head margin in this template measures proportionately more than is customary. This measurement and others are deliberate, using specifications that anticipate your paper as one part of the entire proceedings, and not as an independent document. Please do not revise any of the current designations.</w:t>
+      </w:r>
+    </w:p>
+    <w:p>
+      <w:pPr>
+        <w:pStyle w:val="Heading1"/>
+      </w:pPr>
+      <w:r>
         <w:lastRenderedPageBreak/>
-        <w:t xml:space="preserve"> C</w:t>
-      </w:r>
-      <w:r>
-        <w:t>ode examples</w:t>
-      </w:r>
-      <w:r>
-        <w:rPr>
-          <w:lang w:val="en-US"/>
-        </w:rPr>
-        <w:t xml:space="preserve"> must be provided</w:t>
-      </w:r>
-      <w:r>
-        <w:t xml:space="preserve"> </w:t>
-      </w:r>
-      <w:r>
-        <w:rPr>
-          <w:lang w:val="en-US"/>
-        </w:rPr>
-        <w:t>to</w:t>
-      </w:r>
-      <w:r>
-        <w:t xml:space="preserve"> demonstrate how to use </w:t>
-      </w:r>
-      <w:r>
-        <w:rPr>
-          <w:lang w:val="en-US"/>
-        </w:rPr>
-        <w:t>the</w:t>
-      </w:r>
-      <w:r>
-        <w:t xml:space="preserve"> algorithm/module. Provide a reference to more unit tests, which show the same in more detail. Also provide all diagrams with comments and reference to unit tests, which generate diagrams</w:t>
-      </w:r>
-      <w:r>
-        <w:rPr>
-          <w:lang w:val="en-US"/>
-        </w:rPr>
-        <w:t>.</w:t>
-      </w:r>
-    </w:p>
-    <w:p>
-      <w:pPr>
-        <w:pStyle w:val="Heading1"/>
-      </w:pPr>
-      <w:r>
-        <w:t>Discussion</w:t>
+        <w:t xml:space="preserve">Prepare Your Paper </w:t>
+      </w:r>
+      <w:r>
+        <w:t>Before</w:t>
+      </w:r>
+      <w:r>
+        <w:t xml:space="preserve"> Styling</w:t>
       </w:r>
     </w:p>
     <w:p>
@@ -521,44 +722,24 @@
         </w:rPr>
       </w:pPr>
       <w:r>
-        <w:rPr>
-          <w:lang w:val="en-US"/>
-        </w:rPr>
-        <w:t>Conclusion of your work</w:t>
-      </w:r>
-      <w:r>
-        <w:rPr>
-          <w:lang w:val="en-US"/>
-        </w:rPr>
-        <w:t xml:space="preserve"> should be precise and concise. How was the project, wha</w:t>
-      </w:r>
-      <w:r>
-        <w:rPr>
-          <w:lang w:val="en-US"/>
-        </w:rPr>
-        <w:t xml:space="preserve">t is done, what is the </w:t>
-      </w:r>
-      <w:proofErr w:type="gramStart"/>
-      <w:r>
-        <w:rPr>
-          <w:lang w:val="en-US"/>
-        </w:rPr>
-        <w:t>result.</w:t>
-      </w:r>
-      <w:proofErr w:type="gramEnd"/>
-      <w:r>
-        <w:rPr>
-          <w:lang w:val="en-US"/>
-        </w:rPr>
-        <w:t xml:space="preserve"> There can be discussion on further work and direction.</w:t>
-      </w:r>
-    </w:p>
-    <w:p>
-      <w:pPr>
-        <w:pStyle w:val="Heading1"/>
-      </w:pPr>
-      <w:r>
-        <w:t>Ease of Use</w:t>
+        <w:t>Before</w:t>
+      </w:r>
+      <w:r>
+        <w:t xml:space="preserve"> you begin to format your paper, first write and save the content as a separate text file. </w:t>
+      </w:r>
+      <w:r>
+        <w:rPr>
+          <w:lang w:val="en-US"/>
+        </w:rPr>
+        <w:t>Complete all content and organizational editing before formatting. Please note sections A-D below for more information on proofreading, spelling and grammar.</w:t>
+      </w:r>
+    </w:p>
+    <w:p>
+      <w:pPr>
+        <w:pStyle w:val="BodyText"/>
+      </w:pPr>
+      <w:r>
+        <w:t>Keep your text and graphic files separate until after the text has been formatted and styled. Do not use hard tabs, and limit use of hard returns to only one return at the end of a paragraph. Do not add any kind of pagination anywhere in the paper. Do not number text heads-the template will do that for you.</w:t>
       </w:r>
     </w:p>
     <w:p>
@@ -566,13 +747,10 @@
         <w:pStyle w:val="Heading2"/>
       </w:pPr>
       <w:r>
-        <w:t xml:space="preserve">Selecting a </w:t>
-      </w:r>
-      <w:r>
-        <w:t>Template</w:t>
-      </w:r>
-      <w:r>
-        <w:t xml:space="preserve"> (Heading 2)</w:t>
+        <w:t>Abbreviations</w:t>
+      </w:r>
+      <w:r>
+        <w:t xml:space="preserve"> and Acronyms</w:t>
       </w:r>
     </w:p>
     <w:p>
@@ -580,40 +758,7 @@
         <w:pStyle w:val="BodyText"/>
       </w:pPr>
       <w:r>
-        <w:t xml:space="preserve">First, confirm that you have the correct template for your paper size. This template has been tailored for output on the </w:t>
-      </w:r>
-      <w:r>
-        <w:rPr>
-          <w:lang w:val="en-US"/>
-        </w:rPr>
-        <w:t>A4</w:t>
-      </w:r>
-      <w:r>
-        <w:t xml:space="preserve"> paper size. If you are using </w:t>
-      </w:r>
-      <w:r>
-        <w:rPr>
-          <w:lang w:val="en-US"/>
-        </w:rPr>
-        <w:t>US letter</w:t>
-      </w:r>
-      <w:r>
-        <w:t>-sized paper, please close this</w:t>
-      </w:r>
-      <w:r>
-        <w:t xml:space="preserve"> file and download the </w:t>
-      </w:r>
-      <w:r>
-        <w:rPr>
-          <w:lang w:val="en-US"/>
-        </w:rPr>
-        <w:t xml:space="preserve">Microsoft Word, Letter </w:t>
-      </w:r>
-      <w:r>
-        <w:t>file</w:t>
-      </w:r>
-      <w:r>
-        <w:t>.</w:t>
+        <w:t>Define abbreviations and acronyms the first time they are used in the text, even after they have been defined in the abstract. Abbreviations such as IEEE, SI, MKS, CGS, sc, dc, and rms do not have to be defined. Do not use abbreviations in the title or heads unless they are unavoidable.</w:t>
       </w:r>
     </w:p>
     <w:p>
@@ -621,193 +766,48 @@
         <w:pStyle w:val="Heading2"/>
       </w:pPr>
       <w:r>
-        <w:t>Maintaining the Integrity of the Specifications</w:t>
+        <w:t>Units</w:t>
+      </w:r>
+    </w:p>
+    <w:p>
+      <w:pPr>
+        <w:pStyle w:val="bulletlist"/>
+      </w:pPr>
+      <w:r>
+        <w:t xml:space="preserve">Use </w:t>
+      </w:r>
+      <w:r>
+        <w:t>either</w:t>
+      </w:r>
+      <w:r>
+        <w:t xml:space="preserve"> SI (MKS) or CGS as primary units. (SI units are encouraged.) English units may be used as secondary units (in parentheses). An exception would be the use of English units as identifiers in trade, such as “3.5-inch disk drive”.</w:t>
+      </w:r>
+    </w:p>
+    <w:p>
+      <w:pPr>
+        <w:pStyle w:val="bulletlist"/>
+      </w:pPr>
+      <w:r>
+        <w:t>Avoid combining SI and CGS units, such as current in amperes and magnetic field in oersteds. This often leads to confusion because equations do not balance dimensionally. If you must use mixed units, clearly state the units for each quantity that you use in an equation.</w:t>
+      </w:r>
+    </w:p>
+    <w:p>
+      <w:pPr>
+        <w:pStyle w:val="bulletlist"/>
+      </w:pPr>
+      <w:r>
+        <w:t>Do not mix complete spellings and abbreviations of units: “Wb/m2” or “webers per square meter”, not “webers/m2”.  Spell out units when they appear in text: “. . . a few henries”, not “. . . a few H”.</w:t>
       </w:r>
     </w:p>
     <w:p>
       <w:pPr>
         <w:pStyle w:val="BodyText"/>
-      </w:pPr>
-      <w:r>
-        <w:t>The template is used to format your paper and style the text. All margins, column widths, line spaces, and text fonts are prescribed; please do not alter them. You may note peculiarities. For example, the head margin in this template measures proportionately more than is customary. This measurement and others are deliberate, using specifications that anticipate your paper as one part of the entire proceedings, and not as an independent document. Please do not revise any of the current designations.</w:t>
-      </w:r>
-    </w:p>
-    <w:p>
-      <w:pPr>
-        <w:pStyle w:val="Heading1"/>
-      </w:pPr>
-      <w:r>
-        <w:t xml:space="preserve">Prepare Your Paper </w:t>
-      </w:r>
-      <w:r>
-        <w:t>Before</w:t>
-      </w:r>
-      <w:r>
-        <w:t xml:space="preserve"> Styling</w:t>
-      </w:r>
-    </w:p>
-    <w:p>
-      <w:pPr>
-        <w:pStyle w:val="BodyText"/>
-        <w:rPr>
-          <w:lang w:val="en-US"/>
-        </w:rPr>
-      </w:pPr>
-      <w:r>
-        <w:t>Before</w:t>
-      </w:r>
-      <w:r>
-        <w:t xml:space="preserve"> you begin to format your paper, first write and save the content as a separate text file. </w:t>
-      </w:r>
-      <w:r>
-        <w:rPr>
-          <w:lang w:val="en-US"/>
-        </w:rPr>
-        <w:t>Complete all content and organizational editing before formatting. Please note sections A-D below for more information on proofreading, spelling and grammar.</w:t>
-      </w:r>
-    </w:p>
-    <w:p>
-      <w:pPr>
-        <w:pStyle w:val="BodyText"/>
-      </w:pPr>
-      <w:r>
-        <w:t>Keep your text and graphic files separate until after the text has been formatted and styled. Do not use hard tabs, and limit use of hard returns to only one return at the end of a paragraph. Do not add any kind of pagination anywhere in the paper. Do not number text heads-the template will do that for you.</w:t>
-      </w:r>
-    </w:p>
-    <w:p>
-      <w:pPr>
-        <w:pStyle w:val="Heading2"/>
-      </w:pPr>
-      <w:r>
-        <w:t>Abbreviations</w:t>
-      </w:r>
-      <w:r>
-        <w:t xml:space="preserve"> and Acronyms</w:t>
-      </w:r>
-    </w:p>
-    <w:p>
-      <w:pPr>
-        <w:pStyle w:val="BodyText"/>
-      </w:pPr>
-      <w:r>
-        <w:t xml:space="preserve">Define abbreviations and acronyms the first time they are used in the text, even after they have been defined in the </w:t>
-      </w:r>
-      <w:r>
-        <w:lastRenderedPageBreak/>
-        <w:t xml:space="preserve">abstract. Abbreviations such as IEEE, SI, MKS, CGS, </w:t>
-      </w:r>
-      <w:proofErr w:type="spellStart"/>
-      <w:r>
-        <w:t>sc</w:t>
-      </w:r>
-      <w:proofErr w:type="spellEnd"/>
-      <w:r>
-        <w:t xml:space="preserve">, dc, and </w:t>
-      </w:r>
-      <w:proofErr w:type="spellStart"/>
-      <w:r>
-        <w:t>rms</w:t>
-      </w:r>
-      <w:proofErr w:type="spellEnd"/>
-      <w:r>
-        <w:t xml:space="preserve"> do not have to be defined. Do not use abbreviations in the title or heads unless they are unavoidable.</w:t>
-      </w:r>
-    </w:p>
-    <w:p>
-      <w:pPr>
-        <w:pStyle w:val="Heading2"/>
-      </w:pPr>
-      <w:r>
-        <w:t>Units</w:t>
-      </w:r>
-    </w:p>
-    <w:p>
-      <w:pPr>
-        <w:pStyle w:val="bulletlist"/>
-      </w:pPr>
-      <w:r>
-        <w:t xml:space="preserve">Use </w:t>
-      </w:r>
-      <w:r>
-        <w:t>either</w:t>
-      </w:r>
-      <w:r>
-        <w:t xml:space="preserve"> SI (MKS) or CGS as primary units. (SI units are encouraged.) English units may be used as secondary units (in parentheses). An exception would be the use of English units as identifiers in trade, such as “3.5-inch disk drive”.</w:t>
-      </w:r>
-    </w:p>
-    <w:p>
-      <w:pPr>
-        <w:pStyle w:val="bulletlist"/>
-      </w:pPr>
-      <w:r>
-        <w:t xml:space="preserve">Avoid combining SI and CGS units, such as current in amperes and magnetic field in </w:t>
-      </w:r>
-      <w:proofErr w:type="spellStart"/>
-      <w:r>
-        <w:t>oersteds</w:t>
-      </w:r>
-      <w:proofErr w:type="spellEnd"/>
-      <w:r>
-        <w:t>. This often leads to confusion because equations do not balance dimensionally. If you must use mixed units, clearly state the units for each quantity that you use in an equation.</w:t>
-      </w:r>
-    </w:p>
-    <w:p>
-      <w:pPr>
-        <w:pStyle w:val="bulletlist"/>
-      </w:pPr>
-      <w:r>
-        <w:t>Do not mix complete spellings and abbreviations of units: “</w:t>
-      </w:r>
-      <w:proofErr w:type="spellStart"/>
-      <w:r>
-        <w:t>Wb</w:t>
-      </w:r>
-      <w:proofErr w:type="spellEnd"/>
-      <w:r>
-        <w:t>/m2” or “</w:t>
-      </w:r>
-      <w:proofErr w:type="spellStart"/>
-      <w:r>
-        <w:t>webers</w:t>
-      </w:r>
-      <w:proofErr w:type="spellEnd"/>
-      <w:r>
-        <w:t xml:space="preserve"> per square meter”, not “</w:t>
-      </w:r>
-      <w:proofErr w:type="spellStart"/>
-      <w:r>
-        <w:t>webers</w:t>
-      </w:r>
-      <w:proofErr w:type="spellEnd"/>
-      <w:r>
-        <w:t xml:space="preserve">/m2”.  Spell out units when they appear in text: “. . . a few </w:t>
-      </w:r>
-      <w:proofErr w:type="spellStart"/>
-      <w:r>
-        <w:t>henries</w:t>
-      </w:r>
-      <w:proofErr w:type="spellEnd"/>
-      <w:r>
-        <w:t>”, not “. . . a few H”.</w:t>
-      </w:r>
-    </w:p>
-    <w:p>
-      <w:pPr>
-        <w:pStyle w:val="BodyText"/>
-        <w:rPr>
-          <w:lang w:val="en-US"/>
-        </w:rPr>
-      </w:pPr>
-      <w:r>
-        <w:t xml:space="preserve">may use the solidus ( / ), the </w:t>
-      </w:r>
-      <w:proofErr w:type="spellStart"/>
-      <w:r>
-        <w:t>exp</w:t>
-      </w:r>
-      <w:proofErr w:type="spellEnd"/>
-      <w:r>
-        <w:t xml:space="preserve"> function, or appropriate exponents. Italicize Roman symbols for quantities and variables, but not Greek symbols. Use a long dash rather than a hyphen for a minus sign. Punctuate equations with commas or periods when they are part of a sentence, as in</w:t>
+        <w:rPr>
+          <w:lang w:val="en-US"/>
+        </w:rPr>
+      </w:pPr>
+      <w:r>
+        <w:t>may use the solidus ( / ), the exp function, or appropriate exponents. Italicize Roman symbols for quantities and variables, but not Greek symbols. Use a long dash rather than a hyphen for a minus sign. Punctuate equations with commas or periods when they are part of a sentence, as in</w:t>
       </w:r>
       <w:r>
         <w:rPr>
@@ -935,7 +935,11 @@
         <w:t>English, commas, semi</w:t>
       </w:r>
       <w:r>
-        <w:t>colons, periods, question and exclamation marks are located within quotation marks only when a complete thought or name is cited, such as a title or full quotation. When quotation marks are used, instead of a bold or italic typeface, to highlight a word or phrase, punctuation should appear outside of the quotation marks. A parenthetical phrase or statement at the end of a sentence is punctuated outside of the closing parenthesis (like this). (A parenthetical sentence is punctuated within the parentheses.)</w:t>
+        <w:t xml:space="preserve">colons, periods, question and exclamation marks are located within quotation marks only when a complete thought or name is cited, such as a title or full quotation. When </w:t>
+      </w:r>
+      <w:r>
+        <w:lastRenderedPageBreak/>
+        <w:t>quotation marks are used, instead of a bold or italic typeface, to highlight a word or phrase, punctuation should appear outside of the quotation marks. A parenthetical phrase or statement at the end of a sentence is punctuated outside of the closing parenthesis (like this). (A parenthetical sentence is punctuated within the parentheses.)</w:t>
       </w:r>
     </w:p>
     <w:p>
@@ -959,253 +963,253 @@
         <w:pStyle w:val="bulletlist"/>
       </w:pPr>
       <w:r>
+        <w:t>In your paper title, if the words “that uses” can accurately replace the word “using”, capitalize the “u”; if not, keep using lower-cased.</w:t>
+      </w:r>
+    </w:p>
+    <w:p>
+      <w:pPr>
+        <w:pStyle w:val="bulletlist"/>
+      </w:pPr>
+      <w:r>
+        <w:t>Be aware of the different meanings of the homophones “affect” and “effect”, “complement” and “compliment”, “discreet” and “discrete”, “principal” and “principle”.</w:t>
+      </w:r>
+    </w:p>
+    <w:p>
+      <w:pPr>
+        <w:pStyle w:val="bulletlist"/>
+      </w:pPr>
+      <w:r>
+        <w:t>Do not confuse “imply” and “infer”.</w:t>
+      </w:r>
+    </w:p>
+    <w:p>
+      <w:pPr>
+        <w:pStyle w:val="bulletlist"/>
+      </w:pPr>
+      <w:r>
+        <w:t>The prefix “non” is not a word; it should be joined to the word it modifies, usually without a hyphen.</w:t>
+      </w:r>
+    </w:p>
+    <w:p>
+      <w:pPr>
+        <w:pStyle w:val="bulletlist"/>
+      </w:pPr>
+      <w:r>
+        <w:t>There is no period after the “et” in the Latin abbreviation “et al.”.</w:t>
+      </w:r>
+    </w:p>
+    <w:p>
+      <w:pPr>
+        <w:pStyle w:val="bulletlist"/>
+      </w:pPr>
+      <w:r>
+        <w:t>The abbreviation “i.e.” means “that is”, and the abbreviation “e.g.” means “for example”.</w:t>
+      </w:r>
+    </w:p>
+    <w:p>
+      <w:pPr>
+        <w:pStyle w:val="BodyText"/>
+      </w:pPr>
+      <w:r>
+        <w:t>An excellent style manual for science writers is [7].</w:t>
+      </w:r>
+    </w:p>
+    <w:p>
+      <w:pPr>
+        <w:pStyle w:val="Heading1"/>
+      </w:pPr>
+      <w:r>
+        <w:t xml:space="preserve">Using the </w:t>
+      </w:r>
+      <w:r>
+        <w:t>Template</w:t>
+      </w:r>
+    </w:p>
+    <w:p>
+      <w:pPr>
+        <w:pStyle w:val="BodyText"/>
+      </w:pPr>
+      <w:r>
+        <w:t>After the text edit has been completed, the paper is ready for the template. Duplicate the template file by using the Save As command, and use the naming convention prescribed by your conference for the name of your paper. In this newly created file, highlight all of the contents and import your prepared text file. You are now ready to style your paper; use the scroll down window on the left of the MS Word Formatting toolbar.</w:t>
+      </w:r>
+    </w:p>
+    <w:p>
+      <w:pPr>
+        <w:pStyle w:val="Heading2"/>
+      </w:pPr>
+      <w:r>
+        <w:t>Authors</w:t>
+      </w:r>
+      <w:r>
+        <w:t xml:space="preserve"> and Affiliations</w:t>
+      </w:r>
+    </w:p>
+    <w:p>
+      <w:pPr>
+        <w:pStyle w:val="BodyText"/>
+      </w:pPr>
+      <w:r>
+        <w:rPr>
+          <w:b/>
+        </w:rPr>
+        <w:t xml:space="preserve">The template is </w:t>
+      </w:r>
+      <w:r>
+        <w:rPr>
+          <w:b/>
+        </w:rPr>
+        <w:t>designed</w:t>
+      </w:r>
+      <w:r>
+        <w:rPr>
+          <w:b/>
+          <w:lang w:val="en-US"/>
+        </w:rPr>
+        <w:t xml:space="preserve"> for,</w:t>
+      </w:r>
+      <w:r>
+        <w:rPr>
+          <w:b/>
+        </w:rPr>
+        <w:t xml:space="preserve"> but not limited to</w:t>
+      </w:r>
+      <w:r>
+        <w:rPr>
+          <w:b/>
+          <w:lang w:val="en-US"/>
+        </w:rPr>
+        <w:t>,</w:t>
+      </w:r>
+      <w:r>
+        <w:rPr>
+          <w:b/>
+          <w:lang w:val="en-US"/>
+        </w:rPr>
+        <w:t xml:space="preserve"> </w:t>
+      </w:r>
+      <w:r>
+        <w:rPr>
+          <w:b/>
+          <w:lang w:val="en-US"/>
+        </w:rPr>
+        <w:t>three</w:t>
+      </w:r>
+      <w:r>
+        <w:rPr>
+          <w:b/>
+          <w:lang w:val="en-US"/>
+        </w:rPr>
+        <w:t xml:space="preserve"> authors.</w:t>
+      </w:r>
+      <w:r>
+        <w:rPr>
+          <w:lang w:val="en-US"/>
+        </w:rPr>
+        <w:t xml:space="preserve"> </w:t>
+      </w:r>
+      <w:r>
+        <w:rPr>
+          <w:lang w:val="en-US"/>
+        </w:rPr>
+        <w:t>A minimum of one autho</w:t>
+      </w:r>
+      <w:r>
+        <w:rPr>
+          <w:lang w:val="en-US"/>
+        </w:rPr>
+        <w:t>r is required for all report</w:t>
+      </w:r>
+      <w:r>
+        <w:rPr>
+          <w:lang w:val="en-US"/>
+        </w:rPr>
+        <w:t xml:space="preserve"> articles. </w:t>
+      </w:r>
+      <w:r>
+        <w:t>Author names should be listed starting from left to right and then moving down to the next line. This is the author sequence that will be used in future citations and by indexing services.</w:t>
+      </w:r>
+      <w:r>
+        <w:t xml:space="preserve"> </w:t>
+      </w:r>
+      <w:r>
+        <w:t>Names should not be listed in columns nor group by affiliation.</w:t>
+      </w:r>
+      <w:r>
+        <w:rPr>
+          <w:lang w:val="en-US"/>
+        </w:rPr>
+        <w:t xml:space="preserve"> </w:t>
+      </w:r>
+      <w:r>
+        <w:t>Please keep your affiliations as succinct as possible (for example, do not differentiate among departments of the same organization).</w:t>
+      </w:r>
+    </w:p>
+    <w:p>
+      <w:pPr>
+        <w:pStyle w:val="Heading3"/>
+      </w:pPr>
+      <w:r>
+        <w:t>For papers with more than three</w:t>
+      </w:r>
+      <w:r>
+        <w:t xml:space="preserve"> authors: </w:t>
+      </w:r>
+      <w:r>
+        <w:rPr>
+          <w:i w:val="0"/>
+        </w:rPr>
+        <w:t>Add author names horizontally, moving to a third row if needed for more than 8 authors.</w:t>
+      </w:r>
+    </w:p>
+    <w:p>
+      <w:pPr>
+        <w:pStyle w:val="Heading3"/>
+      </w:pPr>
+      <w:r>
+        <w:t xml:space="preserve">For </w:t>
+      </w:r>
+      <w:r>
+        <w:t xml:space="preserve">papers with less than </w:t>
+      </w:r>
+      <w:r>
+        <w:t>three</w:t>
+      </w:r>
+      <w:r>
+        <w:t xml:space="preserve"> authors</w:t>
+      </w:r>
+      <w:r>
+        <w:t xml:space="preserve">: </w:t>
+      </w:r>
+      <w:r>
+        <w:rPr>
+          <w:i w:val="0"/>
+        </w:rPr>
+        <w:t>To change the default, adjust the template as follows.</w:t>
+      </w:r>
+    </w:p>
+    <w:p>
+      <w:pPr>
+        <w:pStyle w:val="Heading4"/>
+      </w:pPr>
+      <w:r>
+        <w:t>Selection</w:t>
+      </w:r>
+      <w:r>
+        <w:t xml:space="preserve">: </w:t>
+      </w:r>
+      <w:r>
+        <w:rPr>
+          <w:i w:val="0"/>
+        </w:rPr>
+        <w:t>Highlight all author and affiliation lines.</w:t>
+      </w:r>
+    </w:p>
+    <w:p>
+      <w:pPr>
+        <w:pStyle w:val="Heading4"/>
+      </w:pPr>
+      <w:r>
         <w:lastRenderedPageBreak/>
-        <w:t>In your paper title, if the words “that uses” can accurately replace the word “using”, capitalize the “u”; if not, keep using lower-cased.</w:t>
-      </w:r>
-    </w:p>
-    <w:p>
-      <w:pPr>
-        <w:pStyle w:val="bulletlist"/>
-      </w:pPr>
-      <w:r>
-        <w:t>Be aware of the different meanings of the homophones “affect” and “effect”, “complement” and “compliment”, “discreet” and “discrete”, “principal” and “principle”.</w:t>
-      </w:r>
-    </w:p>
-    <w:p>
-      <w:pPr>
-        <w:pStyle w:val="bulletlist"/>
-      </w:pPr>
-      <w:r>
-        <w:t>Do not confuse “imply” and “infer”.</w:t>
-      </w:r>
-    </w:p>
-    <w:p>
-      <w:pPr>
-        <w:pStyle w:val="bulletlist"/>
-      </w:pPr>
-      <w:r>
-        <w:t>The prefix “non” is not a word; it should be joined to the word it modifies, usually without a hyphen.</w:t>
-      </w:r>
-    </w:p>
-    <w:p>
-      <w:pPr>
-        <w:pStyle w:val="bulletlist"/>
-      </w:pPr>
-      <w:r>
-        <w:t>There is no period after the “et” in the Latin abbreviation “et al.”.</w:t>
-      </w:r>
-    </w:p>
-    <w:p>
-      <w:pPr>
-        <w:pStyle w:val="bulletlist"/>
-      </w:pPr>
-      <w:r>
-        <w:t>The abbreviation “i.e.” means “that is”, and the abbreviation “e.g.” means “for example”.</w:t>
-      </w:r>
-    </w:p>
-    <w:p>
-      <w:pPr>
-        <w:pStyle w:val="BodyText"/>
-      </w:pPr>
-      <w:r>
-        <w:t>An excellent style manual for science writers is [7].</w:t>
-      </w:r>
-    </w:p>
-    <w:p>
-      <w:pPr>
-        <w:pStyle w:val="Heading1"/>
-      </w:pPr>
-      <w:r>
-        <w:t xml:space="preserve">Using the </w:t>
-      </w:r>
-      <w:r>
-        <w:t>Template</w:t>
-      </w:r>
-    </w:p>
-    <w:p>
-      <w:pPr>
-        <w:pStyle w:val="BodyText"/>
-      </w:pPr>
-      <w:r>
-        <w:t>After the text edit has been completed, the paper is ready for the template. Duplicate the template file by using the Save As command, and use the naming convention prescribed by your conference for the name of your paper. In this newly created file, highlight all of the contents and import your prepared text file. You are now ready to style your paper; use the scroll down window on the left of the MS Word Formatting toolbar.</w:t>
-      </w:r>
-    </w:p>
-    <w:p>
-      <w:pPr>
-        <w:pStyle w:val="Heading2"/>
-      </w:pPr>
-      <w:r>
-        <w:t>Authors</w:t>
-      </w:r>
-      <w:r>
-        <w:t xml:space="preserve"> and Affiliations</w:t>
-      </w:r>
-    </w:p>
-    <w:p>
-      <w:pPr>
-        <w:pStyle w:val="BodyText"/>
-      </w:pPr>
-      <w:r>
-        <w:rPr>
-          <w:b/>
-        </w:rPr>
-        <w:t xml:space="preserve">The template is </w:t>
-      </w:r>
-      <w:r>
-        <w:rPr>
-          <w:b/>
-        </w:rPr>
-        <w:t>designed</w:t>
-      </w:r>
-      <w:r>
-        <w:rPr>
-          <w:b/>
-          <w:lang w:val="en-US"/>
-        </w:rPr>
-        <w:t xml:space="preserve"> for,</w:t>
-      </w:r>
-      <w:r>
-        <w:rPr>
-          <w:b/>
-        </w:rPr>
-        <w:t xml:space="preserve"> but not limited to</w:t>
-      </w:r>
-      <w:r>
-        <w:rPr>
-          <w:b/>
-          <w:lang w:val="en-US"/>
-        </w:rPr>
-        <w:t>,</w:t>
-      </w:r>
-      <w:r>
-        <w:rPr>
-          <w:b/>
-          <w:lang w:val="en-US"/>
-        </w:rPr>
-        <w:t xml:space="preserve"> </w:t>
-      </w:r>
-      <w:r>
-        <w:rPr>
-          <w:b/>
-          <w:lang w:val="en-US"/>
-        </w:rPr>
-        <w:t>three</w:t>
-      </w:r>
-      <w:r>
-        <w:rPr>
-          <w:b/>
-          <w:lang w:val="en-US"/>
-        </w:rPr>
-        <w:t xml:space="preserve"> authors.</w:t>
-      </w:r>
-      <w:r>
-        <w:rPr>
-          <w:lang w:val="en-US"/>
-        </w:rPr>
-        <w:t xml:space="preserve"> </w:t>
-      </w:r>
-      <w:r>
-        <w:rPr>
-          <w:lang w:val="en-US"/>
-        </w:rPr>
-        <w:t>A minimum of one autho</w:t>
-      </w:r>
-      <w:r>
-        <w:rPr>
-          <w:lang w:val="en-US"/>
-        </w:rPr>
-        <w:t>r is required for all report</w:t>
-      </w:r>
-      <w:r>
-        <w:rPr>
-          <w:lang w:val="en-US"/>
-        </w:rPr>
-        <w:t xml:space="preserve"> articles. </w:t>
-      </w:r>
-      <w:r>
-        <w:t>Author names should be listed starting from left to right and then moving down to the next line. This is the author sequence that will be used in future citations and by indexing services.</w:t>
-      </w:r>
-      <w:r>
-        <w:t xml:space="preserve"> </w:t>
-      </w:r>
-      <w:r>
-        <w:t>Names should not be listed in columns nor group by affiliation.</w:t>
-      </w:r>
-      <w:r>
-        <w:rPr>
-          <w:lang w:val="en-US"/>
-        </w:rPr>
-        <w:t xml:space="preserve"> </w:t>
-      </w:r>
-      <w:r>
-        <w:t>Please keep your affiliations as succinct as possible (for example, do not differentiate among departments of the same organization).</w:t>
-      </w:r>
-    </w:p>
-    <w:p>
-      <w:pPr>
-        <w:pStyle w:val="Heading3"/>
-      </w:pPr>
-      <w:r>
-        <w:t>For papers with more than three</w:t>
-      </w:r>
-      <w:r>
-        <w:t xml:space="preserve"> authors: </w:t>
-      </w:r>
-      <w:r>
-        <w:rPr>
-          <w:i w:val="0"/>
-        </w:rPr>
-        <w:t>Add author names horizontally, moving to a third row if needed for more than 8 authors.</w:t>
-      </w:r>
-    </w:p>
-    <w:p>
-      <w:pPr>
-        <w:pStyle w:val="Heading3"/>
-      </w:pPr>
-      <w:r>
-        <w:t xml:space="preserve">For </w:t>
-      </w:r>
-      <w:r>
-        <w:t xml:space="preserve">papers with less than </w:t>
-      </w:r>
-      <w:r>
-        <w:t>three</w:t>
-      </w:r>
-      <w:r>
-        <w:t xml:space="preserve"> authors</w:t>
-      </w:r>
-      <w:r>
-        <w:t xml:space="preserve">: </w:t>
-      </w:r>
-      <w:r>
-        <w:rPr>
-          <w:i w:val="0"/>
-        </w:rPr>
-        <w:t>To change the default, adjust the template as follows.</w:t>
-      </w:r>
-    </w:p>
-    <w:p>
-      <w:pPr>
-        <w:pStyle w:val="Heading4"/>
-      </w:pPr>
-      <w:r>
-        <w:t>Selection</w:t>
-      </w:r>
-      <w:r>
-        <w:t xml:space="preserve">: </w:t>
-      </w:r>
-      <w:r>
-        <w:rPr>
-          <w:i w:val="0"/>
-        </w:rPr>
-        <w:t>Highlight all author and affiliation lines.</w:t>
-      </w:r>
-    </w:p>
-    <w:p>
-      <w:pPr>
-        <w:pStyle w:val="Heading4"/>
-      </w:pPr>
-      <w:r>
         <w:t>Change number of columns:</w:t>
       </w:r>
       <w:r>
@@ -1287,11 +1291,7 @@
         <w:pStyle w:val="BodyText"/>
       </w:pPr>
       <w:r>
-        <w:t xml:space="preserve">Component heads identify the different components of your paper and are not topically subordinate to each other. Examples include Acknowledgments and References and, for these, the correct style to use is “Heading 5”. Use “figure </w:t>
-      </w:r>
-      <w:r>
-        <w:lastRenderedPageBreak/>
-        <w:t>caption” for your Figure captions, and “table head” for your table title. Run-in heads, such as “Abstract”, will require you to apply a style (in this case, italic) in addition to the style provided by the drop down menu to differentiate the head from the text.</w:t>
+        <w:t>Component heads identify the different components of your paper and are not topically subordinate to each other. Examples include Acknowledgments and References and, for these, the correct style to use is “Heading 5”. Use “figure caption” for your Figure captions, and “table head” for your table title. Run-in heads, such as “Abstract”, will require you to apply a style (in this case, italic) in addition to the style provided by the drop down menu to differentiate the head from the text.</w:t>
       </w:r>
     </w:p>
     <w:p>
@@ -1699,7 +1699,7 @@
             <o:lock v:ext="edit" aspectratio="t"/>
           </v:shapetype>
           <v:shape id="_x0000_i1026" type="#_x0000_t75" style="width:229pt;height:31.5pt" o:bordertopcolor="this" o:borderleftcolor="this" o:borderbottomcolor="this" o:borderrightcolor="this">
-            <v:imagedata r:id="rId11" o:title=""/>
+            <v:imagedata r:id="rId10" o:title=""/>
             <w10:bordertop type="single" width="8"/>
             <w10:borderleft type="single" width="8"/>
             <w10:borderbottom type="single" width="8"/>
@@ -1717,14 +1717,27 @@
       <w:r>
         <w:t xml:space="preserve">Figure </w:t>
       </w:r>
-      <w:fldSimple w:instr=" SEQ Figure \* ARABIC ">
-        <w:r>
-          <w:rPr>
-            <w:noProof/>
-          </w:rPr>
-          <w:t>1</w:t>
-        </w:r>
-      </w:fldSimple>
+      <w:r>
+        <w:fldChar w:fldCharType="begin"/>
+      </w:r>
+      <w:r>
+        <w:instrText xml:space="preserve"> SEQ Figure \* ARABIC </w:instrText>
+      </w:r>
+      <w:r>
+        <w:fldChar w:fldCharType="separate"/>
+      </w:r>
+      <w:r>
+        <w:rPr>
+          <w:noProof/>
+        </w:rPr>
+        <w:t>1</w:t>
+      </w:r>
+      <w:r>
+        <w:rPr>
+          <w:noProof/>
+        </w:rPr>
+        <w:fldChar w:fldCharType="end"/>
+      </w:r>
       <w:bookmarkEnd w:id="2"/>
       <w:r>
         <w:t xml:space="preserve"> Example Figure Caption</w:t>
@@ -1736,7 +1749,11 @@
         <w:pStyle w:val="BodyText"/>
       </w:pPr>
       <w:r>
-        <w:t>Figure Labels: Use 8 point Times New Roman for Figure labels. Use words rather than symbols or abbreviations when writing Figure axis labels to avoid confusing the reader. As an example, write the quantity “Magnetization”, or “Magnetization, M”, not just “M”. If including units in the label, present them within parentheses. Do not label axes only with units. In the example, write “Magnetization (A/m)” or “Magnetization {A[m(1)]}”, not just “A/m”. Do not label axes</w:t>
+        <w:t xml:space="preserve">Figure Labels: Use 8 point Times New Roman for Figure labels. Use words rather than symbols or abbreviations when writing Figure axis labels to avoid confusing the reader. As an example, write the quantity “Magnetization”, or “Magnetization, M”, not just “M”. If including units in the label, present them within parentheses. Do not label axes only with units. In the example, write “Magnetization (A/m)” or “Magnetization {A[m(1)]}”, not just “A/m”. Do not label </w:t>
+      </w:r>
+      <w:r>
+        <w:lastRenderedPageBreak/>
+        <w:t>axes</w:t>
       </w:r>
       <w:r>
         <w:t xml:space="preserve"> </w:t>
@@ -1811,14 +1828,27 @@
       <w:r>
         <w:t xml:space="preserve">Listing </w:t>
       </w:r>
-      <w:fldSimple w:instr=" SEQ Listing \* ARABIC ">
-        <w:r>
-          <w:rPr>
-            <w:noProof/>
-          </w:rPr>
-          <w:t>1</w:t>
-        </w:r>
-      </w:fldSimple>
+      <w:r>
+        <w:fldChar w:fldCharType="begin"/>
+      </w:r>
+      <w:r>
+        <w:instrText xml:space="preserve"> SEQ Listing \* ARABIC </w:instrText>
+      </w:r>
+      <w:r>
+        <w:fldChar w:fldCharType="separate"/>
+      </w:r>
+      <w:r>
+        <w:rPr>
+          <w:noProof/>
+        </w:rPr>
+        <w:t>1</w:t>
+      </w:r>
+      <w:r>
+        <w:rPr>
+          <w:noProof/>
+        </w:rPr>
+        <w:fldChar w:fldCharType="end"/>
+      </w:r>
       <w:r>
         <w:t xml:space="preserve"> Code Reference Example</w:t>
       </w:r>
@@ -1840,21 +1870,8 @@
                   <w:pPr>
                     <w:jc w:val="left"/>
                   </w:pPr>
-                  <w:proofErr w:type="spellStart"/>
                   <w:r>
-                    <w:t>Console.WriteLine</w:t>
-                  </w:r>
-                  <w:proofErr w:type="spellEnd"/>
-                  <w:r>
-                    <w:t xml:space="preserve">(“Referencing code”, </w:t>
-                  </w:r>
-                  <w:proofErr w:type="spellStart"/>
-                  <w:r>
-                    <w:t>var</w:t>
-                  </w:r>
-                  <w:proofErr w:type="spellEnd"/>
-                  <w:r>
-                    <w:t>);</w:t>
+                    <w:t>Console.WriteLine(“Referencing code”, var);</w:t>
                   </w:r>
                 </w:p>
                 <w:p>
@@ -1907,7 +1924,6 @@
         <w:t xml:space="preserve">, italics should be used </w:t>
       </w:r>
       <w:r>
-        <w:lastRenderedPageBreak/>
         <w:t xml:space="preserve">for example </w:t>
       </w:r>
       <w:r>
@@ -1962,14 +1978,27 @@
       <w:r>
         <w:t xml:space="preserve">Listing </w:t>
       </w:r>
-      <w:fldSimple w:instr=" SEQ Listing \* ARABIC ">
-        <w:r>
-          <w:rPr>
-            <w:noProof/>
-          </w:rPr>
-          <w:t>2</w:t>
-        </w:r>
-      </w:fldSimple>
+      <w:r>
+        <w:fldChar w:fldCharType="begin"/>
+      </w:r>
+      <w:r>
+        <w:instrText xml:space="preserve"> SEQ Listing \* ARABIC </w:instrText>
+      </w:r>
+      <w:r>
+        <w:fldChar w:fldCharType="separate"/>
+      </w:r>
+      <w:r>
+        <w:rPr>
+          <w:noProof/>
+        </w:rPr>
+        <w:t>2</w:t>
+      </w:r>
+      <w:r>
+        <w:rPr>
+          <w:noProof/>
+        </w:rPr>
+        <w:fldChar w:fldCharType="end"/>
+      </w:r>
       <w:bookmarkEnd w:id="4"/>
       <w:r>
         <w:t xml:space="preserve"> </w:t>
@@ -1977,8 +2006,7 @@
       <w:r>
         <w:t xml:space="preserve">Unit Test </w:t>
       </w:r>
-      <w:hyperlink r:id="rId12" w:anchor="L34-L49" w:history="1">
-        <w:proofErr w:type="spellStart"/>
+      <w:hyperlink r:id="rId11" w:anchor="L34-L49" w:history="1">
         <w:r>
           <w:rPr>
             <w:rStyle w:val="Hyperlink"/>
@@ -1986,7 +2014,6 @@
           </w:rPr>
           <w:t>EncodeDateTimeTest</w:t>
         </w:r>
-        <w:proofErr w:type="spellEnd"/>
       </w:hyperlink>
       <w:bookmarkEnd w:id="5"/>
     </w:p>
@@ -2001,25 +2028,7 @@
                     <w:jc w:val="left"/>
                   </w:pPr>
                   <w:r>
-                    <w:t xml:space="preserve">public void </w:t>
-                  </w:r>
-                  <w:proofErr w:type="spellStart"/>
-                  <w:proofErr w:type="gramStart"/>
-                  <w:r>
-                    <w:t>EncodeDateTimeTest</w:t>
-                  </w:r>
-                  <w:proofErr w:type="spellEnd"/>
-                  <w:r>
-                    <w:t>(</w:t>
-                  </w:r>
-                  <w:proofErr w:type="spellStart"/>
-                  <w:proofErr w:type="gramEnd"/>
-                  <w:r>
-                    <w:t>int</w:t>
-                  </w:r>
-                  <w:proofErr w:type="spellEnd"/>
-                  <w:r>
-                    <w:t xml:space="preserve"> w, double r, …)</w:t>
+                    <w:t>public void EncodeDateTimeTest(int w, double r, …)</w:t>
                   </w:r>
                 </w:p>
                 <w:p>
@@ -2043,15 +2052,7 @@
                     <w:jc w:val="left"/>
                   </w:pPr>
                   <w:r>
-                    <w:t xml:space="preserve">        </w:t>
-                  </w:r>
-                  <w:proofErr w:type="spellStart"/>
-                  <w:r>
-                    <w:t>DateTimeEncoderExperimental</w:t>
-                  </w:r>
-                  <w:proofErr w:type="spellEnd"/>
-                  <w:r>
-                    <w:t xml:space="preserve"> encoder = new…</w:t>
+                    <w:t xml:space="preserve">        DateTimeEncoderExperimental encoder = new…</w:t>
                   </w:r>
                 </w:p>
                 <w:p>
@@ -2059,25 +2060,7 @@
                     <w:jc w:val="left"/>
                   </w:pPr>
                   <w:r>
-                    <w:t xml:space="preserve">        </w:t>
-                  </w:r>
-                  <w:proofErr w:type="spellStart"/>
-                  <w:r>
-                    <w:t>var</w:t>
-                  </w:r>
-                  <w:proofErr w:type="spellEnd"/>
-                  <w:r>
-                    <w:t xml:space="preserve"> result = </w:t>
-                  </w:r>
-                  <w:proofErr w:type="spellStart"/>
-                  <w:proofErr w:type="gramStart"/>
-                  <w:r>
-                    <w:t>encoder.Encode</w:t>
-                  </w:r>
-                  <w:proofErr w:type="spellEnd"/>
-                  <w:proofErr w:type="gramEnd"/>
-                  <w:r>
-                    <w:t>(input);</w:t>
+                    <w:t xml:space="preserve">        var result = encoder.Encode(input);</w:t>
                   </w:r>
                 </w:p>
                 <w:p>
@@ -2093,25 +2076,7 @@
                     <w:jc w:val="left"/>
                   </w:pPr>
                   <w:r>
-                    <w:t xml:space="preserve">        </w:t>
-                  </w:r>
-                  <w:proofErr w:type="spellStart"/>
-                  <w:r>
-                    <w:t>Assert.IsTrue</w:t>
-                  </w:r>
-                  <w:proofErr w:type="spellEnd"/>
-                  <w:r>
-                    <w:t>(</w:t>
-                  </w:r>
-                  <w:proofErr w:type="spellStart"/>
-                  <w:proofErr w:type="gramStart"/>
-                  <w:r>
-                    <w:t>result.SequenceEqual</w:t>
-                  </w:r>
-                  <w:proofErr w:type="spellEnd"/>
-                  <w:proofErr w:type="gramEnd"/>
-                  <w:r>
-                    <w:t>(expected…</w:t>
+                    <w:t xml:space="preserve">        Assert.IsTrue(result.SequenceEqual(expected…</w:t>
                   </w:r>
                 </w:p>
                 <w:p>
@@ -2172,7 +2137,6 @@
       <w:r>
         <w:t>”. Avoid the stilted expression “</w:t>
       </w:r>
-      <w:proofErr w:type="spellStart"/>
       <w:r>
         <w:rPr>
           <w:lang w:val="en-US"/>
@@ -2180,11 +2144,7 @@
         <w:t>o</w:t>
       </w:r>
       <w:r>
-        <w:t>ne</w:t>
-      </w:r>
-      <w:proofErr w:type="spellEnd"/>
-      <w:r>
-        <w:t xml:space="preserve"> of us (R. B. G.) thanks </w:t>
+        <w:t xml:space="preserve">ne of us (R. B. G.) thanks </w:t>
       </w:r>
       <w:r>
         <w:t>...</w:t>
@@ -2233,7 +2193,11 @@
         <w:pStyle w:val="BodyText"/>
       </w:pPr>
       <w:r>
-        <w:t>The template will number citations consecutively within brackets [1]. The sentence punctuation follows the bracket [2]. Refer simply to the reference number, as in [3]—do not use “Ref. [3]” or “reference [3]” except at the beginning of a sentence: “Reference [3] was the first</w:t>
+        <w:t xml:space="preserve">The template will number citations consecutively within brackets [1]. The sentence punctuation follows the bracket [2]. Refer simply to the reference number, as in [3]—do not </w:t>
+      </w:r>
+      <w:r>
+        <w:lastRenderedPageBreak/>
+        <w:t>use “Ref. [3]” or “reference [3]” except at the beginning of a sentence: “Reference [3] was the first</w:t>
       </w:r>
       <w:r>
         <w:rPr>
@@ -2424,7 +2388,6 @@
           <w:szCs w:val="20"/>
           <w:lang w:eastAsia="x-none"/>
         </w:rPr>
-        <w:lastRenderedPageBreak/>
         <w:t>This report</w:t>
       </w:r>
       <w:r>
@@ -2516,21 +2479,7 @@
           <w:szCs w:val="20"/>
           <w:lang w:val="x-none" w:eastAsia="x-none"/>
         </w:rPr>
-        <w:t xml:space="preserve">moved from your </w:t>
-      </w:r>
-      <w:r>
-        <w:rPr>
-          <w:rFonts w:eastAsia="宋体"/>
-          <w:b/>
-          <w:noProof w:val="0"/>
-          <w:color w:val="FF0000"/>
-          <w:spacing w:val="-1"/>
-          <w:sz w:val="20"/>
-          <w:szCs w:val="20"/>
-          <w:lang w:val="x-none" w:eastAsia="x-none"/>
-        </w:rPr>
-        <w:lastRenderedPageBreak/>
-        <w:t>report</w:t>
+        <w:t>moved from your report</w:t>
       </w:r>
       <w:r>
         <w:rPr>
@@ -2701,7 +2650,14 @@
         <w:sz w:val="16"/>
         <w:szCs w:val="16"/>
       </w:rPr>
-      <w:t>Frankfurt University of Applied Sciences 2019</w:t>
+      <w:t xml:space="preserve">Frankfurt University </w:t>
+    </w:r>
+    <w:r>
+      <w:rPr>
+        <w:sz w:val="16"/>
+        <w:szCs w:val="16"/>
+      </w:rPr>
+      <w:t>of Applied Sciences 2025</w:t>
     </w:r>
   </w:p>
 </w:ftr>
@@ -2778,21 +2734,8 @@
             <w:pStyle w:val="Header"/>
           </w:pPr>
           <w:r>
-            <w:t xml:space="preserve">by </w:t>
+            <w:t>by Damir Dobric / Andreas Pech</w:t>
           </w:r>
-          <w:proofErr w:type="spellStart"/>
-          <w:r>
-            <w:t>Damir</w:t>
-          </w:r>
-          <w:proofErr w:type="spellEnd"/>
-          <w:r>
-            <w:t xml:space="preserve"> Dobric / Andreas </w:t>
-          </w:r>
-          <w:proofErr w:type="spellStart"/>
-          <w:r>
-            <w:t>Pech</w:t>
-          </w:r>
-          <w:proofErr w:type="spellEnd"/>
         </w:p>
         <w:p>
           <w:pPr>
@@ -4725,6 +4668,7 @@
   <w:style w:type="character" w:default="1" w:styleId="DefaultParagraphFont">
     <w:name w:val="Default Paragraph Font"/>
     <w:uiPriority w:val="1"/>
+    <w:semiHidden/>
     <w:unhideWhenUsed/>
   </w:style>
   <w:style w:type="table" w:default="1" w:styleId="TableNormal">
@@ -5470,7 +5414,7 @@
 </file>
 
 <file path=customXml/itemProps1.xml><?xml version="1.0" encoding="utf-8"?>
-<ds:datastoreItem xmlns:ds="http://schemas.openxmlformats.org/officeDocument/2006/customXml" ds:itemID="{F3D23272-26FD-4BFC-BE4F-35B31B7BD760}">
+<ds:datastoreItem xmlns:ds="http://schemas.openxmlformats.org/officeDocument/2006/customXml" ds:itemID="{9B110C71-CCDF-451D-9D2F-F297C98CC044}">
   <ds:schemaRefs>
     <ds:schemaRef ds:uri="http://schemas.openxmlformats.org/officeDocument/2006/bibliography"/>
   </ds:schemaRefs>

--- a/source/MySEProject/Documentation/Report_ML 2425-01 Investigate Image Reconstruction by using Classifiers.docx
+++ b/source/MySEProject/Documentation/Report_ML 2425-01 Investigate Image Reconstruction by using Classifiers.docx
@@ -447,7 +447,31 @@
         <w:rPr>
           <w:lang w:val="en-US"/>
         </w:rPr>
-        <w:t>In this study, we will explore the potential of HTM and KNN classifiers to reverse the SDR encoding process and reconstruct the original input images. The modified classification-based reconstruction framework proposed in this study aims to utilize the IClassifier interface to enhance the spatial learning capabilities of HTM and evaluate the feasibility of SDR inversion in image reconstruction tasks.</w:t>
+        <w:t xml:space="preserve">In this study, </w:t>
+      </w:r>
+      <w:r>
+        <w:rPr>
+          <w:lang w:val="en-US"/>
+        </w:rPr>
+        <w:t>we have</w:t>
+      </w:r>
+      <w:r>
+        <w:rPr>
+          <w:lang w:val="en-US"/>
+        </w:rPr>
+        <w:t xml:space="preserve"> explore</w:t>
+      </w:r>
+      <w:r>
+        <w:rPr>
+          <w:lang w:val="en-US"/>
+        </w:rPr>
+        <w:t>d</w:t>
+      </w:r>
+      <w:r>
+        <w:rPr>
+          <w:lang w:val="en-US"/>
+        </w:rPr>
+        <w:t xml:space="preserve"> the potential of HTM and KNN classifiers to reverse the SDR encoding process and reconstruct the original input images. The modified classification-based reconstruction framework proposed in this study aims to utilize the IClassifier interface to enhance the spatial learning capabilities of HTM and evaluate the feasibility of SDR inversion in image reconstruction tasks.</w:t>
       </w:r>
     </w:p>
     <w:bookmarkEnd w:id="1"/>
@@ -459,7 +483,7 @@
         <w:t>Method</w:t>
       </w:r>
       <w:r>
-        <w:t>s</w:t>
+        <w:t>ology</w:t>
       </w:r>
     </w:p>
     <w:p>
@@ -473,7 +497,140 @@
         <w:rPr>
           <w:lang w:val="en-US"/>
         </w:rPr>
-        <w:t xml:space="preserve">This section should describe your work in details. Here you can use references to your work and external sources. </w:t>
+        <w:t xml:space="preserve">The implementation of this project involves integrating machine learning techniques, specifically Hierarchical Temporal Memory (HTM) and K-Nearest Neighbors (KNN), to facilitate image classification and reconstruction. The process follows a structured sequence of predefined algorithmic steps to </w:t>
+      </w:r>
+      <w:r>
+        <w:rPr>
+          <w:lang w:val="en-US"/>
+        </w:rPr>
+        <w:t xml:space="preserve">achieve the desired outcomes.  </w:t>
+      </w:r>
+    </w:p>
+    <w:p>
+      <w:pPr>
+        <w:pStyle w:val="BodyText"/>
+        <w:rPr>
+          <w:lang w:val="en-US"/>
+        </w:rPr>
+      </w:pPr>
+      <w:r>
+        <w:rPr>
+          <w:lang w:val="en-US"/>
+        </w:rPr>
+        <w:t>Initially, image binarization is performed to standardize the input data. Each image within the training dataset is resized to a uniform dimension of 28×28 pixels to ensure consistency across all samples. The binarization process converts each pixel into a binary value, where white pixels are assigned a value of 0, and black pixels are assigned a value of 1. This transformation results in a Sparse Distributed Representation (SDR), which serves as the fundamental input for subsequent processing. The implementation of this step is realized through the development of the *ImageBinarizerSpatialPattern* class, which facilitates image conversion to a monochrome format and subsequent binarization before storing the resulting SDR represe</w:t>
+      </w:r>
+      <w:r>
+        <w:rPr>
+          <w:lang w:val="en-US"/>
+        </w:rPr>
+        <w:t xml:space="preserve">ntation for further analysis.  </w:t>
+      </w:r>
+    </w:p>
+    <w:p>
+      <w:pPr>
+        <w:pStyle w:val="BodyText"/>
+        <w:rPr>
+          <w:lang w:val="en-US"/>
+        </w:rPr>
+      </w:pPr>
+      <w:r>
+        <w:rPr>
+          <w:lang w:val="en-US"/>
+        </w:rPr>
+        <w:t>Following binarization, both HTM and KNN classifiers undergo training using the generated SDR data to facilitate accurate classification and reconstruction. The HTM classifier, which is based on temporal memory principles, employs a spatial pooler to capture essential spatial features of the training images. This training process involves a set cycle of 20 iterations to enhance the classifier’s ability to learn meaningful representations. HTM encodes the input SDR into columns and cells, enabling the model to process and generalize spatial patterns effectively. Conversely, the KNN classifier operates by leveraging similarity measures between training examples, where each binarized image serves as a reference for classification. The classifier determines the most appropriate class label based on the computed similarity between the input SDR and the stored training SDRs, enabling efficient pattern r</w:t>
+      </w:r>
+      <w:r>
+        <w:rPr>
+          <w:lang w:val="en-US"/>
+        </w:rPr>
+        <w:t xml:space="preserve">ecognition.  </w:t>
+      </w:r>
+    </w:p>
+    <w:p>
+      <w:pPr>
+        <w:pStyle w:val="BodyText"/>
+        <w:rPr>
+          <w:lang w:val="en-US"/>
+        </w:rPr>
+      </w:pPr>
+      <w:r>
+        <w:rPr>
+          <w:lang w:val="en-US"/>
+        </w:rPr>
+        <w:t xml:space="preserve">Once training is complete, image reconstruction is conducted using both classifiers. The reconstruction process involves inputting an SDR into the classifiers, which subsequently generate an estimated reconstruction based on the learned representations. In the case of HTM, the model </w:t>
+      </w:r>
+      <w:r>
+        <w:rPr>
+          <w:lang w:val="en-US"/>
+        </w:rPr>
+        <w:lastRenderedPageBreak/>
+        <w:t>utilizes its memory to predict an SDR that closely aligns with the original input. This predicted SDR is then compared with the actual SDR to assess the accuracy of reconstruction. Similarly, the KNN classifier reconstructs images by identifying the closest matching SDRs from the training set and aggregating their features to gen</w:t>
+      </w:r>
+      <w:r>
+        <w:rPr>
+          <w:lang w:val="en-US"/>
+        </w:rPr>
+        <w:t xml:space="preserve">erate a reconstructed output.  </w:t>
+      </w:r>
+    </w:p>
+    <w:p>
+      <w:pPr>
+        <w:pStyle w:val="BodyText"/>
+        <w:rPr>
+          <w:lang w:val="en-US"/>
+        </w:rPr>
+      </w:pPr>
+      <w:r>
+        <w:rPr>
+          <w:lang w:val="en-US"/>
+        </w:rPr>
+        <w:t>To evaluate the effectiveness of both classifiers in reconstructing images, similarity metrics are employed to quantify the correspondence between the original and reconstructed SDRs. Three distinct similarity measures are utilized: Jaccard similarity, which assesses the intersection-to-union ratio of two sets, providing a measure of shared nonzero elements; cosine similarity, which evaluates the angular difference between SDR vectors in high-dimensional space to determine their alignment; and Hamming distance, which measures the number of differing bits between two binary SDR representations. The overall similarity score is computed as an average of these metrics, offering a comprehensive assessmen</w:t>
+      </w:r>
+      <w:r>
+        <w:rPr>
+          <w:lang w:val="en-US"/>
+        </w:rPr>
+        <w:t xml:space="preserve">t of reconstruction accuracy.  </w:t>
+      </w:r>
+    </w:p>
+    <w:p>
+      <w:pPr>
+        <w:pStyle w:val="BodyText"/>
+        <w:rPr>
+          <w:lang w:val="en-US"/>
+        </w:rPr>
+      </w:pPr>
+      <w:r>
+        <w:rPr>
+          <w:lang w:val="en-US"/>
+        </w:rPr>
+        <w:t>The similarity results are subsequently visualized through graphical representations. A bar graph is generated to illustrate the similarity scores for each image, with distinct color coding distinguishing between HTM and KNN results. The visualization enables an intuitive comparison of classifier performance, with similarity</w:t>
+      </w:r>
+      <w:r>
+        <w:rPr>
+          <w:lang w:val="en-US"/>
+        </w:rPr>
+        <w:t xml:space="preserve"> percentages clearly labeled.  </w:t>
+      </w:r>
+    </w:p>
+    <w:p>
+      <w:pPr>
+        <w:pStyle w:val="BodyText"/>
+        <w:rPr>
+          <w:lang w:val="en-US"/>
+        </w:rPr>
+      </w:pPr>
+      <w:r>
+        <w:rPr>
+          <w:lang w:val="en-US"/>
+        </w:rPr>
+        <w:t>In the final stage, the comparative evaluation of both classifiers is conducted based on the similarity scores obtained from the reconstructed images. The HTM classifier demonstrates superior performance in capturing temporal and structural image patterns, often yielding higher similarity scores. KNN, while effective when trained on similar images, exhibits limitations in generalizing across diverse patterns, leading to lower similarity scores in some cases. The comparative analysis highlights the strengths and weaknesses of each classifier in reconstructing input images, with graphical representations reinforcing the observed trends in classification and reconstruction accuracy.</w:t>
+      </w:r>
+      <w:r>
+        <w:rPr>
+          <w:lang w:val="en-US"/>
+        </w:rPr>
+        <w:t xml:space="preserve"> </w:t>
       </w:r>
     </w:p>
     <w:p>
@@ -611,13 +768,19 @@
         <w:rPr>
           <w:lang w:val="en-US"/>
         </w:rPr>
-        <w:t>t is done, what is the result.</w:t>
-      </w:r>
-      <w:r>
-        <w:rPr>
-          <w:lang w:val="en-US"/>
-        </w:rPr>
-        <w:t xml:space="preserve"> There can be discussion on further work and direction.</w:t>
+        <w:t xml:space="preserve">t is done, what is the </w:t>
+      </w:r>
+      <w:r>
+        <w:rPr>
+          <w:lang w:val="en-US"/>
+        </w:rPr>
+        <w:t>result.</w:t>
+      </w:r>
+      <w:r>
+        <w:rPr>
+          <w:lang w:val="en-US"/>
+        </w:rPr>
+        <w:t>There can be discussion on further work and direction.</w:t>
       </w:r>
     </w:p>
     <w:p>
@@ -653,6 +816,7 @@
         <w:rPr>
           <w:lang w:val="en-US"/>
         </w:rPr>
+        <w:lastRenderedPageBreak/>
         <w:t>A4</w:t>
       </w:r>
       <w:r>
@@ -704,7 +868,6 @@
         <w:pStyle w:val="Heading1"/>
       </w:pPr>
       <w:r>
-        <w:lastRenderedPageBreak/>
         <w:t xml:space="preserve">Prepare Your Paper </w:t>
       </w:r>
       <w:r>
@@ -879,7 +1042,11 @@
         <w:pStyle w:val="BodyText"/>
       </w:pPr>
       <w:r>
-        <w:t>Note that the equation is centered using a center tab stop. Be sure that the symbols in your equation have been defined before or immediately following the equation. Use “(1)”, not “Eq. (1)” or “equation (1)”, except at the beginning of a sentence: “Equation (1) is . . .”</w:t>
+        <w:t xml:space="preserve">Note that the equation is centered using a center tab stop. Be sure that the symbols in your equation have been defined </w:t>
+      </w:r>
+      <w:r>
+        <w:lastRenderedPageBreak/>
+        <w:t>before or immediately following the equation. Use “(1)”, not “Eq. (1)” or “equation (1)”, except at the beginning of a sentence: “Equation (1) is . . .”</w:t>
       </w:r>
     </w:p>
     <w:p>
@@ -935,247 +1102,264 @@
         <w:t>English, commas, semi</w:t>
       </w:r>
       <w:r>
-        <w:t xml:space="preserve">colons, periods, question and exclamation marks are located within quotation marks only when a complete thought or name is cited, such as a title or full quotation. When </w:t>
+        <w:t>colons, periods, question and exclamation marks are located within quotation marks only when a complete thought or name is cited, such as a title or full quotation. When quotation marks are used, instead of a bold or italic typeface, to highlight a word or phrase, punctuation should appear outside of the quotation marks. A parenthetical phrase or statement at the end of a sentence is punctuated outside of the closing parenthesis (like this). (A parenthetical sentence is punctuated within the parentheses.)</w:t>
+      </w:r>
+    </w:p>
+    <w:p>
+      <w:pPr>
+        <w:pStyle w:val="bulletlist"/>
+      </w:pPr>
+      <w:r>
+        <w:t>A graph within a graph is an “inset”, not an “insert”. The word alternatively is preferred to the word “alternately” (unless you really mean something that alternates).</w:t>
+      </w:r>
+    </w:p>
+    <w:p>
+      <w:pPr>
+        <w:pStyle w:val="bulletlist"/>
+      </w:pPr>
+      <w:r>
+        <w:t>Do not use the word “essentially” to mean “approximately” or “effectively”.</w:t>
+      </w:r>
+    </w:p>
+    <w:p>
+      <w:pPr>
+        <w:pStyle w:val="bulletlist"/>
+      </w:pPr>
+      <w:r>
+        <w:t>In your paper title, if the words “that uses” can accurately replace the word “using”, capitalize the “u”; if not, keep using lower-cased.</w:t>
+      </w:r>
+    </w:p>
+    <w:p>
+      <w:pPr>
+        <w:pStyle w:val="bulletlist"/>
+      </w:pPr>
+      <w:r>
+        <w:t>Be aware of the different meanings of the homophones “affect” and “effect”, “complement” and “compliment”, “discreet” and “discrete”, “principal” and “principle”.</w:t>
+      </w:r>
+    </w:p>
+    <w:p>
+      <w:pPr>
+        <w:pStyle w:val="bulletlist"/>
+      </w:pPr>
+      <w:r>
+        <w:t>Do not confuse “imply” and “infer”.</w:t>
+      </w:r>
+    </w:p>
+    <w:p>
+      <w:pPr>
+        <w:pStyle w:val="bulletlist"/>
+      </w:pPr>
+      <w:r>
+        <w:t>The prefix “non” is not a word; it should be joined to the word it modifies, usually without a hyphen.</w:t>
+      </w:r>
+    </w:p>
+    <w:p>
+      <w:pPr>
+        <w:pStyle w:val="bulletlist"/>
+      </w:pPr>
+      <w:r>
+        <w:t>There is no period after the “et” in the Latin abbreviation “et al.”.</w:t>
+      </w:r>
+    </w:p>
+    <w:p>
+      <w:pPr>
+        <w:pStyle w:val="bulletlist"/>
+      </w:pPr>
+      <w:r>
+        <w:t>The abbreviation “i.e.” means “that is”, and the abbreviation “e.g.” means “for example”.</w:t>
+      </w:r>
+    </w:p>
+    <w:p>
+      <w:pPr>
+        <w:pStyle w:val="BodyText"/>
+      </w:pPr>
+      <w:r>
+        <w:t>An excellent style manual for science writers is [7].</w:t>
+      </w:r>
+    </w:p>
+    <w:p>
+      <w:pPr>
+        <w:pStyle w:val="Heading1"/>
+      </w:pPr>
+      <w:r>
+        <w:t xml:space="preserve">Using the </w:t>
+      </w:r>
+      <w:r>
+        <w:t>Template</w:t>
+      </w:r>
+    </w:p>
+    <w:p>
+      <w:pPr>
+        <w:pStyle w:val="BodyText"/>
+      </w:pPr>
+      <w:r>
+        <w:t>After the text edit has been completed, the paper is ready for the template. Duplicate the template file by using the Save As command, and use the naming convention prescribed by your conference for the name of your paper. In this newly created file, highlight all of the contents and import your prepared text file. You are now ready to style your paper; use the scroll down window on the left of the MS Word Formatting toolbar.</w:t>
+      </w:r>
+    </w:p>
+    <w:p>
+      <w:pPr>
+        <w:pStyle w:val="Heading2"/>
+      </w:pPr>
+      <w:r>
+        <w:t>Authors</w:t>
+      </w:r>
+      <w:r>
+        <w:t xml:space="preserve"> and Affiliations</w:t>
+      </w:r>
+    </w:p>
+    <w:p>
+      <w:pPr>
+        <w:pStyle w:val="BodyText"/>
+      </w:pPr>
+      <w:r>
+        <w:rPr>
+          <w:b/>
+        </w:rPr>
+        <w:t xml:space="preserve">The template is </w:t>
+      </w:r>
+      <w:r>
+        <w:rPr>
+          <w:b/>
+        </w:rPr>
+        <w:t>designed</w:t>
+      </w:r>
+      <w:r>
+        <w:rPr>
+          <w:b/>
+          <w:lang w:val="en-US"/>
+        </w:rPr>
+        <w:t xml:space="preserve"> for,</w:t>
+      </w:r>
+      <w:r>
+        <w:rPr>
+          <w:b/>
+        </w:rPr>
+        <w:t xml:space="preserve"> but not limited to</w:t>
+      </w:r>
+      <w:r>
+        <w:rPr>
+          <w:b/>
+          <w:lang w:val="en-US"/>
+        </w:rPr>
+        <w:t>,</w:t>
+      </w:r>
+      <w:r>
+        <w:rPr>
+          <w:b/>
+          <w:lang w:val="en-US"/>
+        </w:rPr>
+        <w:t xml:space="preserve"> </w:t>
+      </w:r>
+      <w:r>
+        <w:rPr>
+          <w:b/>
+          <w:lang w:val="en-US"/>
+        </w:rPr>
+        <w:t>three</w:t>
+      </w:r>
+      <w:r>
+        <w:rPr>
+          <w:b/>
+          <w:lang w:val="en-US"/>
+        </w:rPr>
+        <w:t xml:space="preserve"> authors.</w:t>
+      </w:r>
+      <w:r>
+        <w:rPr>
+          <w:lang w:val="en-US"/>
+        </w:rPr>
+        <w:t xml:space="preserve"> </w:t>
+      </w:r>
+      <w:r>
+        <w:rPr>
+          <w:lang w:val="en-US"/>
+        </w:rPr>
+        <w:t>A minimum of one autho</w:t>
+      </w:r>
+      <w:r>
+        <w:rPr>
+          <w:lang w:val="en-US"/>
+        </w:rPr>
+        <w:t>r is required for all report</w:t>
+      </w:r>
+      <w:r>
+        <w:rPr>
+          <w:lang w:val="en-US"/>
+        </w:rPr>
+        <w:t xml:space="preserve"> articles. </w:t>
+      </w:r>
+      <w:r>
+        <w:t xml:space="preserve">Author names should be listed starting from left to right and then moving down to the next line. This is the </w:t>
       </w:r>
       <w:r>
         <w:lastRenderedPageBreak/>
-        <w:t>quotation marks are used, instead of a bold or italic typeface, to highlight a word or phrase, punctuation should appear outside of the quotation marks. A parenthetical phrase or statement at the end of a sentence is punctuated outside of the closing parenthesis (like this). (A parenthetical sentence is punctuated within the parentheses.)</w:t>
-      </w:r>
-    </w:p>
-    <w:p>
-      <w:pPr>
-        <w:pStyle w:val="bulletlist"/>
-      </w:pPr>
-      <w:r>
-        <w:t>A graph within a graph is an “inset”, not an “insert”. The word alternatively is preferred to the word “alternately” (unless you really mean something that alternates).</w:t>
-      </w:r>
-    </w:p>
-    <w:p>
-      <w:pPr>
-        <w:pStyle w:val="bulletlist"/>
-      </w:pPr>
-      <w:r>
-        <w:t>Do not use the word “essentially” to mean “approximately” or “effectively”.</w:t>
-      </w:r>
-    </w:p>
-    <w:p>
-      <w:pPr>
-        <w:pStyle w:val="bulletlist"/>
-      </w:pPr>
-      <w:r>
-        <w:t>In your paper title, if the words “that uses” can accurately replace the word “using”, capitalize the “u”; if not, keep using lower-cased.</w:t>
-      </w:r>
-    </w:p>
-    <w:p>
-      <w:pPr>
-        <w:pStyle w:val="bulletlist"/>
-      </w:pPr>
-      <w:r>
-        <w:t>Be aware of the different meanings of the homophones “affect” and “effect”, “complement” and “compliment”, “discreet” and “discrete”, “principal” and “principle”.</w:t>
-      </w:r>
-    </w:p>
-    <w:p>
-      <w:pPr>
-        <w:pStyle w:val="bulletlist"/>
-      </w:pPr>
-      <w:r>
-        <w:t>Do not confuse “imply” and “infer”.</w:t>
-      </w:r>
-    </w:p>
-    <w:p>
-      <w:pPr>
-        <w:pStyle w:val="bulletlist"/>
-      </w:pPr>
-      <w:r>
-        <w:t>The prefix “non” is not a word; it should be joined to the word it modifies, usually without a hyphen.</w:t>
-      </w:r>
-    </w:p>
-    <w:p>
-      <w:pPr>
-        <w:pStyle w:val="bulletlist"/>
-      </w:pPr>
-      <w:r>
-        <w:t>There is no period after the “et” in the Latin abbreviation “et al.”.</w:t>
-      </w:r>
-    </w:p>
-    <w:p>
-      <w:pPr>
-        <w:pStyle w:val="bulletlist"/>
-      </w:pPr>
-      <w:r>
-        <w:t>The abbreviation “i.e.” means “that is”, and the abbreviation “e.g.” means “for example”.</w:t>
-      </w:r>
-    </w:p>
-    <w:p>
-      <w:pPr>
-        <w:pStyle w:val="BodyText"/>
-      </w:pPr>
-      <w:r>
-        <w:t>An excellent style manual for science writers is [7].</w:t>
-      </w:r>
-    </w:p>
-    <w:p>
-      <w:pPr>
-        <w:pStyle w:val="Heading1"/>
-      </w:pPr>
-      <w:r>
-        <w:t xml:space="preserve">Using the </w:t>
-      </w:r>
-      <w:r>
-        <w:t>Template</w:t>
-      </w:r>
-    </w:p>
-    <w:p>
-      <w:pPr>
-        <w:pStyle w:val="BodyText"/>
-      </w:pPr>
-      <w:r>
-        <w:t>After the text edit has been completed, the paper is ready for the template. Duplicate the template file by using the Save As command, and use the naming convention prescribed by your conference for the name of your paper. In this newly created file, highlight all of the contents and import your prepared text file. You are now ready to style your paper; use the scroll down window on the left of the MS Word Formatting toolbar.</w:t>
-      </w:r>
-    </w:p>
-    <w:p>
-      <w:pPr>
-        <w:pStyle w:val="Heading2"/>
-      </w:pPr>
-      <w:r>
-        <w:t>Authors</w:t>
-      </w:r>
-      <w:r>
-        <w:t xml:space="preserve"> and Affiliations</w:t>
-      </w:r>
-    </w:p>
-    <w:p>
-      <w:pPr>
-        <w:pStyle w:val="BodyText"/>
-      </w:pPr>
-      <w:r>
-        <w:rPr>
-          <w:b/>
-        </w:rPr>
-        <w:t xml:space="preserve">The template is </w:t>
-      </w:r>
-      <w:r>
-        <w:rPr>
-          <w:b/>
-        </w:rPr>
-        <w:t>designed</w:t>
-      </w:r>
-      <w:r>
-        <w:rPr>
-          <w:b/>
-          <w:lang w:val="en-US"/>
-        </w:rPr>
-        <w:t xml:space="preserve"> for,</w:t>
-      </w:r>
-      <w:r>
-        <w:rPr>
-          <w:b/>
-        </w:rPr>
-        <w:t xml:space="preserve"> but not limited to</w:t>
-      </w:r>
-      <w:r>
-        <w:rPr>
-          <w:b/>
-          <w:lang w:val="en-US"/>
-        </w:rPr>
-        <w:t>,</w:t>
-      </w:r>
-      <w:r>
-        <w:rPr>
-          <w:b/>
-          <w:lang w:val="en-US"/>
-        </w:rPr>
+        <w:t>author sequence that will be used in future citations and by indexing services.</w:t>
+      </w:r>
+      <w:r>
         <w:t xml:space="preserve"> </w:t>
       </w:r>
       <w:r>
-        <w:rPr>
-          <w:b/>
-          <w:lang w:val="en-US"/>
-        </w:rPr>
+        <w:t>Names should not be listed in columns nor group by affiliation.</w:t>
+      </w:r>
+      <w:r>
+        <w:rPr>
+          <w:lang w:val="en-US"/>
+        </w:rPr>
+        <w:t xml:space="preserve"> </w:t>
+      </w:r>
+      <w:r>
+        <w:t>Please keep your affiliations as succinct as possible (for example, do not differentiate among departments of the same organization).</w:t>
+      </w:r>
+    </w:p>
+    <w:p>
+      <w:pPr>
+        <w:pStyle w:val="Heading3"/>
+      </w:pPr>
+      <w:r>
+        <w:t>For papers with more than three</w:t>
+      </w:r>
+      <w:r>
+        <w:t xml:space="preserve"> authors: </w:t>
+      </w:r>
+      <w:r>
+        <w:rPr>
+          <w:i w:val="0"/>
+        </w:rPr>
+        <w:t>Add author names horizontally, moving to a third row if needed for more than 8 authors.</w:t>
+      </w:r>
+    </w:p>
+    <w:p>
+      <w:pPr>
+        <w:pStyle w:val="Heading3"/>
+      </w:pPr>
+      <w:r>
+        <w:t xml:space="preserve">For </w:t>
+      </w:r>
+      <w:r>
+        <w:t xml:space="preserve">papers with less than </w:t>
+      </w:r>
+      <w:r>
         <w:t>three</w:t>
       </w:r>
       <w:r>
-        <w:rPr>
-          <w:b/>
-          <w:lang w:val="en-US"/>
-        </w:rPr>
-        <w:t xml:space="preserve"> authors.</w:t>
-      </w:r>
-      <w:r>
-        <w:rPr>
-          <w:lang w:val="en-US"/>
-        </w:rPr>
-        <w:t xml:space="preserve"> </w:t>
-      </w:r>
-      <w:r>
-        <w:rPr>
-          <w:lang w:val="en-US"/>
-        </w:rPr>
-        <w:t>A minimum of one autho</w:t>
-      </w:r>
-      <w:r>
-        <w:rPr>
-          <w:lang w:val="en-US"/>
-        </w:rPr>
-        <w:t>r is required for all report</w:t>
-      </w:r>
-      <w:r>
-        <w:rPr>
-          <w:lang w:val="en-US"/>
-        </w:rPr>
-        <w:t xml:space="preserve"> articles. </w:t>
-      </w:r>
-      <w:r>
-        <w:t>Author names should be listed starting from left to right and then moving down to the next line. This is the author sequence that will be used in future citations and by indexing services.</w:t>
-      </w:r>
-      <w:r>
-        <w:t xml:space="preserve"> </w:t>
-      </w:r>
-      <w:r>
-        <w:t>Names should not be listed in columns nor group by affiliation.</w:t>
-      </w:r>
-      <w:r>
-        <w:rPr>
-          <w:lang w:val="en-US"/>
-        </w:rPr>
-        <w:t xml:space="preserve"> </w:t>
-      </w:r>
-      <w:r>
-        <w:t>Please keep your affiliations as succinct as possible (for example, do not differentiate among departments of the same organization).</w:t>
-      </w:r>
-    </w:p>
-    <w:p>
-      <w:pPr>
-        <w:pStyle w:val="Heading3"/>
-      </w:pPr>
-      <w:r>
-        <w:t>For papers with more than three</w:t>
-      </w:r>
-      <w:r>
-        <w:t xml:space="preserve"> authors: </w:t>
+        <w:t xml:space="preserve"> authors</w:t>
+      </w:r>
+      <w:r>
+        <w:t xml:space="preserve">: </w:t>
       </w:r>
       <w:r>
         <w:rPr>
           <w:i w:val="0"/>
         </w:rPr>
-        <w:t>Add author names horizontally, moving to a third row if needed for more than 8 authors.</w:t>
-      </w:r>
-    </w:p>
-    <w:p>
-      <w:pPr>
-        <w:pStyle w:val="Heading3"/>
-      </w:pPr>
-      <w:r>
-        <w:t xml:space="preserve">For </w:t>
-      </w:r>
-      <w:r>
-        <w:t xml:space="preserve">papers with less than </w:t>
-      </w:r>
-      <w:r>
-        <w:t>three</w:t>
-      </w:r>
-      <w:r>
-        <w:t xml:space="preserve"> authors</w:t>
+        <w:t>To change the default, adjust the template as follows.</w:t>
+      </w:r>
+    </w:p>
+    <w:p>
+      <w:pPr>
+        <w:pStyle w:val="Heading4"/>
+      </w:pPr>
+      <w:r>
+        <w:t>Selection</w:t>
       </w:r>
       <w:r>
         <w:t xml:space="preserve">: </w:t>
@@ -1184,7 +1368,7 @@
         <w:rPr>
           <w:i w:val="0"/>
         </w:rPr>
-        <w:t>To change the default, adjust the template as follows.</w:t>
+        <w:t>Highlight all author and affiliation lines.</w:t>
       </w:r>
     </w:p>
     <w:p>
@@ -1192,24 +1376,6 @@
         <w:pStyle w:val="Heading4"/>
       </w:pPr>
       <w:r>
-        <w:t>Selection</w:t>
-      </w:r>
-      <w:r>
-        <w:t xml:space="preserve">: </w:t>
-      </w:r>
-      <w:r>
-        <w:rPr>
-          <w:i w:val="0"/>
-        </w:rPr>
-        <w:t>Highlight all author and affiliation lines.</w:t>
-      </w:r>
-    </w:p>
-    <w:p>
-      <w:pPr>
-        <w:pStyle w:val="Heading4"/>
-      </w:pPr>
-      <w:r>
-        <w:lastRenderedPageBreak/>
         <w:t>Change number of columns:</w:t>
       </w:r>
       <w:r>
@@ -1678,6 +1844,7 @@
         <w:jc w:val="left"/>
       </w:pPr>
       <w:r>
+        <w:lastRenderedPageBreak/>
         <w:pict w14:anchorId="4C2ECEC5">
           <v:shapetype id="_x0000_t75" coordsize="21600,21600" o:spt="75" o:preferrelative="t" path="m@4@5l@4@11@9@11@9@5xe" filled="f" stroked="f">
             <v:stroke joinstyle="miter"/>
@@ -1717,27 +1884,14 @@
       <w:r>
         <w:t xml:space="preserve">Figure </w:t>
       </w:r>
-      <w:r>
-        <w:fldChar w:fldCharType="begin"/>
-      </w:r>
-      <w:r>
-        <w:instrText xml:space="preserve"> SEQ Figure \* ARABIC </w:instrText>
-      </w:r>
-      <w:r>
-        <w:fldChar w:fldCharType="separate"/>
-      </w:r>
-      <w:r>
-        <w:rPr>
-          <w:noProof/>
-        </w:rPr>
-        <w:t>1</w:t>
-      </w:r>
-      <w:r>
-        <w:rPr>
-          <w:noProof/>
-        </w:rPr>
-        <w:fldChar w:fldCharType="end"/>
-      </w:r>
+      <w:fldSimple w:instr=" SEQ Figure \* ARABIC ">
+        <w:r>
+          <w:rPr>
+            <w:noProof/>
+          </w:rPr>
+          <w:t>1</w:t>
+        </w:r>
+      </w:fldSimple>
       <w:bookmarkEnd w:id="2"/>
       <w:r>
         <w:t xml:space="preserve"> Example Figure Caption</w:t>
@@ -1749,11 +1903,7 @@
         <w:pStyle w:val="BodyText"/>
       </w:pPr>
       <w:r>
-        <w:t xml:space="preserve">Figure Labels: Use 8 point Times New Roman for Figure labels. Use words rather than symbols or abbreviations when writing Figure axis labels to avoid confusing the reader. As an example, write the quantity “Magnetization”, or “Magnetization, M”, not just “M”. If including units in the label, present them within parentheses. Do not label axes only with units. In the example, write “Magnetization (A/m)” or “Magnetization {A[m(1)]}”, not just “A/m”. Do not label </w:t>
-      </w:r>
-      <w:r>
-        <w:lastRenderedPageBreak/>
-        <w:t>axes</w:t>
+        <w:t>Figure Labels: Use 8 point Times New Roman for Figure labels. Use words rather than symbols or abbreviations when writing Figure axis labels to avoid confusing the reader. As an example, write the quantity “Magnetization”, or “Magnetization, M”, not just “M”. If including units in the label, present them within parentheses. Do not label axes only with units. In the example, write “Magnetization (A/m)” or “Magnetization {A[m(1)]}”, not just “A/m”. Do not label axes</w:t>
       </w:r>
       <w:r>
         <w:t xml:space="preserve"> </w:t>
@@ -1828,27 +1978,14 @@
       <w:r>
         <w:t xml:space="preserve">Listing </w:t>
       </w:r>
-      <w:r>
-        <w:fldChar w:fldCharType="begin"/>
-      </w:r>
-      <w:r>
-        <w:instrText xml:space="preserve"> SEQ Listing \* ARABIC </w:instrText>
-      </w:r>
-      <w:r>
-        <w:fldChar w:fldCharType="separate"/>
-      </w:r>
-      <w:r>
-        <w:rPr>
-          <w:noProof/>
-        </w:rPr>
-        <w:t>1</w:t>
-      </w:r>
-      <w:r>
-        <w:rPr>
-          <w:noProof/>
-        </w:rPr>
-        <w:fldChar w:fldCharType="end"/>
-      </w:r>
+      <w:fldSimple w:instr=" SEQ Listing \* ARABIC ">
+        <w:r>
+          <w:rPr>
+            <w:noProof/>
+          </w:rPr>
+          <w:t>1</w:t>
+        </w:r>
+      </w:fldSimple>
       <w:r>
         <w:t xml:space="preserve"> Code Reference Example</w:t>
       </w:r>
@@ -1978,27 +2115,14 @@
       <w:r>
         <w:t xml:space="preserve">Listing </w:t>
       </w:r>
-      <w:r>
-        <w:fldChar w:fldCharType="begin"/>
-      </w:r>
-      <w:r>
-        <w:instrText xml:space="preserve"> SEQ Listing \* ARABIC </w:instrText>
-      </w:r>
-      <w:r>
-        <w:fldChar w:fldCharType="separate"/>
-      </w:r>
-      <w:r>
-        <w:rPr>
-          <w:noProof/>
-        </w:rPr>
-        <w:t>2</w:t>
-      </w:r>
-      <w:r>
-        <w:rPr>
-          <w:noProof/>
-        </w:rPr>
-        <w:fldChar w:fldCharType="end"/>
-      </w:r>
+      <w:fldSimple w:instr=" SEQ Listing \* ARABIC ">
+        <w:r>
+          <w:rPr>
+            <w:noProof/>
+          </w:rPr>
+          <w:t>2</w:t>
+        </w:r>
+      </w:fldSimple>
       <w:bookmarkEnd w:id="4"/>
       <w:r>
         <w:t xml:space="preserve"> </w:t>
@@ -2193,60 +2317,60 @@
         <w:pStyle w:val="BodyText"/>
       </w:pPr>
       <w:r>
-        <w:t xml:space="preserve">The template will number citations consecutively within brackets [1]. The sentence punctuation follows the bracket [2]. Refer simply to the reference number, as in [3]—do not </w:t>
+        <w:t>The template will number citations consecutively within brackets [1]. The sentence punctuation follows the bracket [2]. Refer simply to the reference number, as in [3]—do not use “Ref. [3]” or “reference [3]” except at the beginning of a sentence: “Reference [3] was the first</w:t>
+      </w:r>
+      <w:r>
+        <w:rPr>
+          <w:lang w:val="en-US"/>
+        </w:rPr>
+        <w:t xml:space="preserve"> </w:t>
+      </w:r>
+      <w:r>
+        <w:t>...</w:t>
+      </w:r>
+      <w:r>
+        <w:t>”</w:t>
+      </w:r>
+    </w:p>
+    <w:p>
+      <w:pPr>
+        <w:pStyle w:val="BodyText"/>
+      </w:pPr>
+      <w:r>
+        <w:t>Number footnotes separately in superscripts. Place the actual footnote at the bottom of the column in which it was cited. Do not put footnotes in the</w:t>
+      </w:r>
+      <w:r>
+        <w:rPr>
+          <w:lang w:val="en-US"/>
+        </w:rPr>
+        <w:t xml:space="preserve"> abstract or</w:t>
+      </w:r>
+      <w:r>
+        <w:t xml:space="preserve"> reference list. Use letters for table footnotes.</w:t>
+      </w:r>
+    </w:p>
+    <w:p>
+      <w:pPr>
+        <w:pStyle w:val="BodyText"/>
+      </w:pPr>
+      <w:r>
+        <w:t>Unless there are six au</w:t>
+      </w:r>
+      <w:r>
+        <w:t>thors or more give all authors</w:t>
+      </w:r>
+      <w:r>
+        <w:rPr>
+          <w:lang w:val="en-US"/>
+        </w:rPr>
+        <w:t xml:space="preserve">’ </w:t>
+      </w:r>
+      <w:r>
+        <w:t xml:space="preserve">names; do not use “et al.”. Papers that have not been published, even if they have been submitted for publication, should be cited as “unpublished” [4]. Papers that have been </w:t>
       </w:r>
       <w:r>
         <w:lastRenderedPageBreak/>
-        <w:t>use “Ref. [3]” or “reference [3]” except at the beginning of a sentence: “Reference [3] was the first</w:t>
-      </w:r>
-      <w:r>
-        <w:rPr>
-          <w:lang w:val="en-US"/>
-        </w:rPr>
-        <w:t xml:space="preserve"> </w:t>
-      </w:r>
-      <w:r>
-        <w:t>...</w:t>
-      </w:r>
-      <w:r>
-        <w:t>”</w:t>
-      </w:r>
-    </w:p>
-    <w:p>
-      <w:pPr>
-        <w:pStyle w:val="BodyText"/>
-      </w:pPr>
-      <w:r>
-        <w:t>Number footnotes separately in superscripts. Place the actual footnote at the bottom of the column in which it was cited. Do not put footnotes in the</w:t>
-      </w:r>
-      <w:r>
-        <w:rPr>
-          <w:lang w:val="en-US"/>
-        </w:rPr>
-        <w:t xml:space="preserve"> abstract or</w:t>
-      </w:r>
-      <w:r>
-        <w:t xml:space="preserve"> reference list. Use letters for table footnotes.</w:t>
-      </w:r>
-    </w:p>
-    <w:p>
-      <w:pPr>
-        <w:pStyle w:val="BodyText"/>
-      </w:pPr>
-      <w:r>
-        <w:t>Unless there are six au</w:t>
-      </w:r>
-      <w:r>
-        <w:t>thors or more give all authors</w:t>
-      </w:r>
-      <w:r>
-        <w:rPr>
-          <w:lang w:val="en-US"/>
-        </w:rPr>
-        <w:t xml:space="preserve">’ </w:t>
-      </w:r>
-      <w:r>
-        <w:t>names; do not use “et al.”. Papers that have not been published, even if they have been submitted for publication, should be cited as “unpublished” [4]. Papers that have been accepted for publication should be cited as “in press” [5]. Capitalize only the first word in a paper title, except for proper nouns and element symbols.</w:t>
+        <w:t>accepted for publication should be cited as “in press” [5]. Capitalize only the first word in a paper title, except for proper nouns and element symbols.</w:t>
       </w:r>
     </w:p>
     <w:p>
@@ -2304,6 +2428,7 @@
         <w:ind w:left="354" w:hanging="354"/>
       </w:pPr>
       <w:r>
+        <w:lastRenderedPageBreak/>
         <w:t>K. Elissa, “Title of paper if known,” unpublished.</w:t>
       </w:r>
     </w:p>
@@ -5414,7 +5539,7 @@
 </file>
 
 <file path=customXml/itemProps1.xml><?xml version="1.0" encoding="utf-8"?>
-<ds:datastoreItem xmlns:ds="http://schemas.openxmlformats.org/officeDocument/2006/customXml" ds:itemID="{9B110C71-CCDF-451D-9D2F-F297C98CC044}">
+<ds:datastoreItem xmlns:ds="http://schemas.openxmlformats.org/officeDocument/2006/customXml" ds:itemID="{2B4C851E-D56E-49E8-AF32-630B4AB0E71E}">
   <ds:schemaRefs>
     <ds:schemaRef ds:uri="http://schemas.openxmlformats.org/officeDocument/2006/bibliography"/>
   </ds:schemaRefs>

--- a/source/MySEProject/Documentation/Report_ML 2425-01 Investigate Image Reconstruction by using Classifiers.docx
+++ b/source/MySEProject/Documentation/Report_ML 2425-01 Investigate Image Reconstruction by using Classifiers.docx
@@ -250,7 +250,44 @@
         <w:t>aking, and diagnostic precision. In this project</w:t>
       </w:r>
       <w:r>
-        <w:t>, the feasibility of employing K-Nearest Neighbors (KNN) and HTM classifiers within the Hierarchical Temporal Memory (HTM) framework to reconstruct images from Sparse Distributed Representations (SDRs) is examined. Biologically based HTM is an ideal model for sequence learning and anomaly detection, as it replicates the principles of cortical learning. The purpose of this endeavor is to employ classification methods to reverse the SDR encoding process and retrieve the original input images. We propose a modified classification-based reconstruction framework that utilizes the IClassifier interface to broaden the scope of the SpatialLearning experiment. The proposed method approximates the original inputs by utilizing KNN and HTM classifiers and stores image data in SDRs using an ImageEncoder.. In addition to qualitative visual comparisons, the NeocortexApi quantitative similarity measures are employed to evaluate the reconstruction accuracy. Every classifier's ability to replicate high-dimensional data is demonstrated through an exhaustive performance analysis. According to experimental findings, classification-based SDR inversion is feasible and exhibits a range of reconstruction quality, contingent upon the classifier utilized. This investigation enhances HTM-based image reconstruction and establishes a foundation for subsequent investigations that aim to enhance the reversibility of SDRs within biologically inspired machine learning architectures.</w:t>
+        <w:t xml:space="preserve">, the feasibility of employing K-Nearest Neighbors (KNN) and HTM classifiers within the Hierarchical Temporal Memory (HTM) framework to reconstruct images from Sparse Distributed Representations (SDRs) is examined. Biologically based HTM is an ideal model for sequence learning and anomaly detection, as it replicates the principles of cortical learning. The purpose of this endeavor is to employ classification methods to reverse the SDR encoding process and retrieve the original input images. We propose a modified classification-based reconstruction framework that utilizes the </w:t>
+      </w:r>
+      <w:proofErr w:type="spellStart"/>
+      <w:r>
+        <w:t>IClassifier</w:t>
+      </w:r>
+      <w:proofErr w:type="spellEnd"/>
+      <w:r>
+        <w:t xml:space="preserve"> interface to broaden the scope of the </w:t>
+      </w:r>
+      <w:proofErr w:type="spellStart"/>
+      <w:r>
+        <w:t>SpatialLearning</w:t>
+      </w:r>
+      <w:proofErr w:type="spellEnd"/>
+      <w:r>
+        <w:t xml:space="preserve"> experiment. The proposed method approximates the original inputs by utilizing KNN and HTM classifiers and stores image data in SDRs using an </w:t>
+      </w:r>
+      <w:proofErr w:type="spellStart"/>
+      <w:proofErr w:type="gramStart"/>
+      <w:r>
+        <w:t>ImageEncoder</w:t>
+      </w:r>
+      <w:proofErr w:type="spellEnd"/>
+      <w:r>
+        <w:t>..</w:t>
+      </w:r>
+      <w:proofErr w:type="gramEnd"/>
+      <w:r>
+        <w:t xml:space="preserve"> In addition to qualitative visual comparisons, the </w:t>
+      </w:r>
+      <w:proofErr w:type="spellStart"/>
+      <w:r>
+        <w:t>NeocortexApi</w:t>
+      </w:r>
+      <w:proofErr w:type="spellEnd"/>
+      <w:r>
+        <w:t xml:space="preserve"> quantitative similarity measures are employed to evaluate the reconstruction accuracy. Every classifier's ability to replicate high-dimensional data is demonstrated through an exhaustive performance analysis. According to experimental findings, classification-based SDR inversion is feasible and exhibits a range of reconstruction quality, contingent upon the classifier utilized. This investigation enhances HTM-based image reconstruction and establishes a foundation for subsequent investigations that aim to enhance the reversibility of SDRs within biologically inspired machine learning architectures.</w:t>
       </w:r>
     </w:p>
     <w:p>
@@ -320,7 +357,21 @@
         <w:rPr>
           <w:lang w:val="en-US"/>
         </w:rPr>
-        <w:t xml:space="preserve">In the context of machine learning and artificial intelligence, image reconstruction involves techniques designed to recover missing or degraded information from images. Various traditional methods have been employed to solve this problem, such as interpolation, inpainting, and </w:t>
+        <w:t xml:space="preserve">In the context of machine learning and artificial intelligence, image reconstruction involves techniques designed to recover missing or degraded information from images. Various traditional methods have been employed to solve this problem, such as interpolation, </w:t>
+      </w:r>
+      <w:proofErr w:type="spellStart"/>
+      <w:r>
+        <w:rPr>
+          <w:lang w:val="en-US"/>
+        </w:rPr>
+        <w:t>inpainting</w:t>
+      </w:r>
+      <w:proofErr w:type="spellEnd"/>
+      <w:r>
+        <w:rPr>
+          <w:lang w:val="en-US"/>
+        </w:rPr>
+        <w:t xml:space="preserve">, and </w:t>
       </w:r>
       <w:r>
         <w:rPr>
@@ -471,7 +522,21 @@
         <w:rPr>
           <w:lang w:val="en-US"/>
         </w:rPr>
-        <w:t xml:space="preserve"> the potential of HTM and KNN classifiers to reverse the SDR encoding process and reconstruct the original input images. The modified classification-based reconstruction framework proposed in this study aims to utilize the IClassifier interface to enhance the spatial learning capabilities of HTM and evaluate the feasibility of SDR inversion in image reconstruction tasks.</w:t>
+        <w:t xml:space="preserve"> the potential of HTM and KNN classifiers to reverse the SDR encoding process and reconstruct the original input images. The modified classification-based reconstruction framework proposed in this study aims to utilize the </w:t>
+      </w:r>
+      <w:proofErr w:type="spellStart"/>
+      <w:r>
+        <w:rPr>
+          <w:lang w:val="en-US"/>
+        </w:rPr>
+        <w:t>IClassifier</w:t>
+      </w:r>
+      <w:proofErr w:type="spellEnd"/>
+      <w:r>
+        <w:rPr>
+          <w:lang w:val="en-US"/>
+        </w:rPr>
+        <w:t xml:space="preserve"> interface to enhance the spatial learning capabilities of HTM and evaluate the feasibility of SDR inversion in image reconstruction tasks.</w:t>
       </w:r>
     </w:p>
     <w:bookmarkEnd w:id="1"/>
@@ -503,21 +568,140 @@
         <w:rPr>
           <w:lang w:val="en-US"/>
         </w:rPr>
-        <w:t xml:space="preserve">achieve the desired outcomes.  </w:t>
+        <w:t xml:space="preserve">achieve the desired outcomes. </w:t>
+      </w:r>
+      <w:r>
+        <w:rPr>
+          <w:lang w:val="en-US"/>
+        </w:rPr>
+        <w:t>The complete flow chart is given as below;</w:t>
       </w:r>
     </w:p>
     <w:p>
       <w:pPr>
         <w:pStyle w:val="BodyText"/>
-        <w:rPr>
-          <w:lang w:val="en-US"/>
-        </w:rPr>
-      </w:pPr>
-      <w:r>
-        <w:rPr>
-          <w:lang w:val="en-US"/>
-        </w:rPr>
-        <w:t>Initially, image binarization is performed to standardize the input data. Each image within the training dataset is resized to a uniform dimension of 28×28 pixels to ensure consistency across all samples. The binarization process converts each pixel into a binary value, where white pixels are assigned a value of 0, and black pixels are assigned a value of 1. This transformation results in a Sparse Distributed Representation (SDR), which serves as the fundamental input for subsequent processing. The implementation of this step is realized through the development of the *ImageBinarizerSpatialPattern* class, which facilitates image conversion to a monochrome format and subsequent binarization before storing the resulting SDR represe</w:t>
+        <w:jc w:val="center"/>
+        <w:rPr>
+          <w:lang w:val="en-US"/>
+        </w:rPr>
+      </w:pPr>
+      <w:r>
+        <w:rPr>
+          <w:lang w:val="en-US"/>
+        </w:rPr>
+        <w:pict w14:anchorId="5AD28B78">
+          <v:shapetype id="_x0000_t75" coordsize="21600,21600" o:spt="75" o:preferrelative="t" path="m@4@5l@4@11@9@11@9@5xe" filled="f" stroked="f">
+            <v:stroke joinstyle="miter"/>
+            <v:formulas>
+              <v:f eqn="if lineDrawn pixelLineWidth 0"/>
+              <v:f eqn="sum @0 1 0"/>
+              <v:f eqn="sum 0 0 @1"/>
+              <v:f eqn="prod @2 1 2"/>
+              <v:f eqn="prod @3 21600 pixelWidth"/>
+              <v:f eqn="prod @3 21600 pixelHeight"/>
+              <v:f eqn="sum @0 0 1"/>
+              <v:f eqn="prod @6 1 2"/>
+              <v:f eqn="prod @7 21600 pixelWidth"/>
+              <v:f eqn="sum @8 21600 0"/>
+              <v:f eqn="prod @7 21600 pixelHeight"/>
+              <v:f eqn="sum @10 21600 0"/>
+            </v:formulas>
+            <v:path o:extrusionok="f" gradientshapeok="t" o:connecttype="rect"/>
+            <o:lock v:ext="edit" aspectratio="t"/>
+          </v:shapetype>
+          <v:shape id="_x0000_i1031" type="#_x0000_t75" style="width:228.5pt;height:199.5pt">
+            <v:imagedata r:id="rId10" o:title="Conversation tree example"/>
+          </v:shape>
+        </w:pict>
+      </w:r>
+    </w:p>
+    <w:p>
+      <w:pPr>
+        <w:pStyle w:val="BodyText"/>
+        <w:jc w:val="center"/>
+        <w:rPr>
+          <w:sz w:val="16"/>
+          <w:szCs w:val="16"/>
+          <w:lang w:val="en-US"/>
+        </w:rPr>
+      </w:pPr>
+      <w:r>
+        <w:rPr>
+          <w:sz w:val="16"/>
+          <w:szCs w:val="16"/>
+          <w:lang w:val="en-US"/>
+        </w:rPr>
+        <w:t>Figure 1 Image Reconstruction Using Classifiers</w:t>
+      </w:r>
+    </w:p>
+    <w:p>
+      <w:pPr>
+        <w:pStyle w:val="BodyText"/>
+        <w:rPr>
+          <w:lang w:val="en-US"/>
+        </w:rPr>
+      </w:pPr>
+      <w:r>
+        <w:rPr>
+          <w:lang w:val="en-US"/>
+        </w:rPr>
+        <w:t xml:space="preserve">Initially, image </w:t>
+      </w:r>
+      <w:proofErr w:type="spellStart"/>
+      <w:r>
+        <w:rPr>
+          <w:lang w:val="en-US"/>
+        </w:rPr>
+        <w:t>binarization</w:t>
+      </w:r>
+      <w:proofErr w:type="spellEnd"/>
+      <w:r>
+        <w:rPr>
+          <w:lang w:val="en-US"/>
+        </w:rPr>
+        <w:t xml:space="preserve"> is performed to standardize the input data. Each image within the training dataset is resized to a uniform dimension of 28×28 pixels to ensure consistency across all samples. The </w:t>
+      </w:r>
+      <w:proofErr w:type="spellStart"/>
+      <w:r>
+        <w:rPr>
+          <w:lang w:val="en-US"/>
+        </w:rPr>
+        <w:t>binarization</w:t>
+      </w:r>
+      <w:proofErr w:type="spellEnd"/>
+      <w:r>
+        <w:rPr>
+          <w:lang w:val="en-US"/>
+        </w:rPr>
+        <w:t xml:space="preserve"> process converts each pixel into a binary value, where white pixels are assigned a value of 0, and black pixels are assigned a value of 1. This transformation results in a Sparse Distributed Representation (SDR), which serves as the fundamental input for subsequent processing. The implementation of this step is realized through the development of the *</w:t>
+      </w:r>
+      <w:proofErr w:type="spellStart"/>
+      <w:r>
+        <w:rPr>
+          <w:lang w:val="en-US"/>
+        </w:rPr>
+        <w:t>ImageBinarizerSpatialPattern</w:t>
+      </w:r>
+      <w:proofErr w:type="spellEnd"/>
+      <w:r>
+        <w:rPr>
+          <w:lang w:val="en-US"/>
+        </w:rPr>
+        <w:t xml:space="preserve">* class, which facilitates image conversion to a monochrome format and subsequent </w:t>
+      </w:r>
+      <w:proofErr w:type="spellStart"/>
+      <w:r>
+        <w:rPr>
+          <w:lang w:val="en-US"/>
+        </w:rPr>
+        <w:t>binarization</w:t>
+      </w:r>
+      <w:proofErr w:type="spellEnd"/>
+      <w:r>
+        <w:rPr>
+          <w:lang w:val="en-US"/>
+        </w:rPr>
+        <w:t xml:space="preserve"> before storing the resulting SDR represe</w:t>
       </w:r>
       <w:r>
         <w:rPr>
@@ -537,7 +721,36 @@
         <w:rPr>
           <w:lang w:val="en-US"/>
         </w:rPr>
-        <w:t>Following binarization, both HTM and KNN classifiers undergo training using the generated SDR data to facilitate accurate classification and reconstruction. The HTM classifier, which is based on temporal memory principles, employs a spatial pooler to capture essential spatial features of the training images. This training process involves a set cycle of 20 iterations to enhance the classifier’s ability to learn meaningful representations. HTM encodes the input SDR into columns and cells, enabling the model to process and generalize spatial patterns effectively. Conversely, the KNN classifier operates by leveraging similarity measures between training examples, where each binarized image serves as a reference for classification. The classifier determines the most appropriate class label based on the computed similarity between the input SDR and the stored training SDRs, enabling efficient pattern r</w:t>
+        <w:lastRenderedPageBreak/>
+        <w:t xml:space="preserve">Following </w:t>
+      </w:r>
+      <w:proofErr w:type="spellStart"/>
+      <w:r>
+        <w:rPr>
+          <w:lang w:val="en-US"/>
+        </w:rPr>
+        <w:t>binarization</w:t>
+      </w:r>
+      <w:proofErr w:type="spellEnd"/>
+      <w:r>
+        <w:rPr>
+          <w:lang w:val="en-US"/>
+        </w:rPr>
+        <w:t xml:space="preserve">, both HTM and KNN classifiers undergo training using the generated SDR data to facilitate accurate classification and reconstruction. The HTM classifier, which is based on temporal memory principles, employs a spatial pooler to capture essential spatial features of the training images. This training process involves a set cycle of 20 iterations to enhance the classifier’s ability to learn meaningful representations. HTM encodes the input SDR into columns and cells, enabling the model to process and generalize spatial patterns effectively. Conversely, the KNN classifier operates by leveraging similarity measures between training examples, where each </w:t>
+      </w:r>
+      <w:proofErr w:type="spellStart"/>
+      <w:r>
+        <w:rPr>
+          <w:lang w:val="en-US"/>
+        </w:rPr>
+        <w:t>binarized</w:t>
+      </w:r>
+      <w:proofErr w:type="spellEnd"/>
+      <w:r>
+        <w:rPr>
+          <w:lang w:val="en-US"/>
+        </w:rPr>
+        <w:t xml:space="preserve"> image serves as a reference for classification. The classifier determines the most appropriate class label based on the computed similarity between the input SDR and the stored training SDRs, enabling efficient pattern r</w:t>
       </w:r>
       <w:r>
         <w:rPr>
@@ -557,87 +770,95 @@
         <w:rPr>
           <w:lang w:val="en-US"/>
         </w:rPr>
-        <w:t xml:space="preserve">Once training is complete, image reconstruction is conducted using both classifiers. The reconstruction process involves inputting an SDR into the classifiers, which subsequently generate an estimated reconstruction based on the learned representations. In the case of HTM, the model </w:t>
-      </w:r>
-      <w:r>
-        <w:rPr>
-          <w:lang w:val="en-US"/>
-        </w:rPr>
+        <w:t>Once training is complete, image reconstruction is conducted using both classifiers. The reconstruction process involves inputting an SDR into the classifiers, which subsequently generate an estimated reconstruction based on the learned representations. In the case of HTM, the model utilizes its memory to predict an SDR that closely aligns with the original input. This predicted SDR is then compared with the actual SDR to assess the accuracy of reconstruction. Similarly, the KNN classifier reconstructs images by identifying the closest matching SDRs from the training set and aggregating their features to gen</w:t>
+      </w:r>
+      <w:r>
+        <w:rPr>
+          <w:lang w:val="en-US"/>
+        </w:rPr>
+        <w:t xml:space="preserve">erate a reconstructed output.  </w:t>
+      </w:r>
+    </w:p>
+    <w:p>
+      <w:pPr>
+        <w:pStyle w:val="BodyText"/>
+        <w:rPr>
+          <w:lang w:val="en-US"/>
+        </w:rPr>
+      </w:pPr>
+      <w:r>
+        <w:rPr>
+          <w:lang w:val="en-US"/>
+        </w:rPr>
+        <w:t xml:space="preserve">To evaluate the effectiveness of both classifiers in reconstructing images, similarity metrics are employed to quantify the correspondence between the original and reconstructed SDRs. Three distinct similarity measures are utilized: </w:t>
+      </w:r>
+      <w:proofErr w:type="spellStart"/>
+      <w:r>
+        <w:rPr>
+          <w:lang w:val="en-US"/>
+        </w:rPr>
+        <w:t>Jaccard</w:t>
+      </w:r>
+      <w:proofErr w:type="spellEnd"/>
+      <w:r>
+        <w:rPr>
+          <w:lang w:val="en-US"/>
+        </w:rPr>
+        <w:t xml:space="preserve"> similarity, which assesses the intersection-to-union ratio of two sets, providing a measure of shared nonzero elements; cosine similarity, which evaluates the angular difference between SDR vectors in high-dimensional space to determine their alignment; and Hamming distance, which measures the number of differing bits between two binary SDR representations. The overall similarity score is computed as an average of these metrics, offering a comprehensive assessmen</w:t>
+      </w:r>
+      <w:r>
+        <w:rPr>
+          <w:lang w:val="en-US"/>
+        </w:rPr>
+        <w:t xml:space="preserve">t of reconstruction accuracy.  </w:t>
+      </w:r>
+    </w:p>
+    <w:p>
+      <w:pPr>
+        <w:pStyle w:val="BodyText"/>
+        <w:rPr>
+          <w:lang w:val="en-US"/>
+        </w:rPr>
+      </w:pPr>
+      <w:r>
+        <w:rPr>
+          <w:lang w:val="en-US"/>
+        </w:rPr>
+        <w:t>The similarity results are subsequently visualized through graphical representations. A bar graph is generated to illustrate the similarity scores for each image, with distinct color coding distinguishing between HTM and KNN results. The visualization enables an intuitive comparison of classifier performance, with similarity</w:t>
+      </w:r>
+      <w:r>
+        <w:rPr>
+          <w:lang w:val="en-US"/>
+        </w:rPr>
+        <w:t xml:space="preserve"> percentages clearly labeled.  </w:t>
+      </w:r>
+    </w:p>
+    <w:p>
+      <w:pPr>
+        <w:pStyle w:val="BodyText"/>
+        <w:rPr>
+          <w:lang w:val="en-US"/>
+        </w:rPr>
+      </w:pPr>
+      <w:r>
+        <w:rPr>
+          <w:lang w:val="en-US"/>
+        </w:rPr>
+        <w:t>In the final stage, the comparative evaluation of both classifiers is conducted based on the similarity scores obtained from the reconstructed images. The HTM classifier demonstrates superior performance in capturing temporal and structural image patterns, often yielding higher similarity scores. KNN, while effective when trained on similar images, exhibits limitations in generalizing across diverse patterns, leading to lower similarity scores in some cases. The comparative analysis highlights the strengths and weaknesses of each classifier in reconstructing input images, with graphical representations reinforcing the observed trends in classification and reconstruction accuracy.</w:t>
+      </w:r>
+      <w:r>
+        <w:rPr>
+          <w:lang w:val="en-US"/>
+        </w:rPr>
+        <w:t xml:space="preserve"> </w:t>
+      </w:r>
+    </w:p>
+    <w:p>
+      <w:pPr>
+        <w:pStyle w:val="Heading1"/>
+      </w:pPr>
+      <w:r>
         <w:lastRenderedPageBreak/>
-        <w:t>utilizes its memory to predict an SDR that closely aligns with the original input. This predicted SDR is then compared with the actual SDR to assess the accuracy of reconstruction. Similarly, the KNN classifier reconstructs images by identifying the closest matching SDRs from the training set and aggregating their features to gen</w:t>
-      </w:r>
-      <w:r>
-        <w:rPr>
-          <w:lang w:val="en-US"/>
-        </w:rPr>
-        <w:t xml:space="preserve">erate a reconstructed output.  </w:t>
-      </w:r>
-    </w:p>
-    <w:p>
-      <w:pPr>
-        <w:pStyle w:val="BodyText"/>
-        <w:rPr>
-          <w:lang w:val="en-US"/>
-        </w:rPr>
-      </w:pPr>
-      <w:r>
-        <w:rPr>
-          <w:lang w:val="en-US"/>
-        </w:rPr>
-        <w:t>To evaluate the effectiveness of both classifiers in reconstructing images, similarity metrics are employed to quantify the correspondence between the original and reconstructed SDRs. Three distinct similarity measures are utilized: Jaccard similarity, which assesses the intersection-to-union ratio of two sets, providing a measure of shared nonzero elements; cosine similarity, which evaluates the angular difference between SDR vectors in high-dimensional space to determine their alignment; and Hamming distance, which measures the number of differing bits between two binary SDR representations. The overall similarity score is computed as an average of these metrics, offering a comprehensive assessmen</w:t>
-      </w:r>
-      <w:r>
-        <w:rPr>
-          <w:lang w:val="en-US"/>
-        </w:rPr>
-        <w:t xml:space="preserve">t of reconstruction accuracy.  </w:t>
-      </w:r>
-    </w:p>
-    <w:p>
-      <w:pPr>
-        <w:pStyle w:val="BodyText"/>
-        <w:rPr>
-          <w:lang w:val="en-US"/>
-        </w:rPr>
-      </w:pPr>
-      <w:r>
-        <w:rPr>
-          <w:lang w:val="en-US"/>
-        </w:rPr>
-        <w:t>The similarity results are subsequently visualized through graphical representations. A bar graph is generated to illustrate the similarity scores for each image, with distinct color coding distinguishing between HTM and KNN results. The visualization enables an intuitive comparison of classifier performance, with similarity</w:t>
-      </w:r>
-      <w:r>
-        <w:rPr>
-          <w:lang w:val="en-US"/>
-        </w:rPr>
-        <w:t xml:space="preserve"> percentages clearly labeled.  </w:t>
-      </w:r>
-    </w:p>
-    <w:p>
-      <w:pPr>
-        <w:pStyle w:val="BodyText"/>
-        <w:rPr>
-          <w:lang w:val="en-US"/>
-        </w:rPr>
-      </w:pPr>
-      <w:r>
-        <w:rPr>
-          <w:lang w:val="en-US"/>
-        </w:rPr>
-        <w:t>In the final stage, the comparative evaluation of both classifiers is conducted based on the similarity scores obtained from the reconstructed images. The HTM classifier demonstrates superior performance in capturing temporal and structural image patterns, often yielding higher similarity scores. KNN, while effective when trained on similar images, exhibits limitations in generalizing across diverse patterns, leading to lower similarity scores in some cases. The comparative analysis highlights the strengths and weaknesses of each classifier in reconstructing input images, with graphical representations reinforcing the observed trends in classification and reconstruction accuracy.</w:t>
-      </w:r>
-      <w:r>
-        <w:rPr>
-          <w:lang w:val="en-US"/>
-        </w:rPr>
-        <w:t xml:space="preserve"> </w:t>
-      </w:r>
-    </w:p>
-    <w:p>
-      <w:pPr>
-        <w:pStyle w:val="Heading1"/>
-      </w:pPr>
-      <w:r>
         <w:t>Results</w:t>
       </w:r>
     </w:p>
@@ -770,6 +991,8 @@
         </w:rPr>
         <w:t xml:space="preserve">t is done, what is the </w:t>
       </w:r>
+      <w:proofErr w:type="spellStart"/>
+      <w:proofErr w:type="gramStart"/>
       <w:r>
         <w:rPr>
           <w:lang w:val="en-US"/>
@@ -780,7 +1003,15 @@
         <w:rPr>
           <w:lang w:val="en-US"/>
         </w:rPr>
-        <w:t>There can be discussion on further work and direction.</w:t>
+        <w:t>There</w:t>
+      </w:r>
+      <w:proofErr w:type="spellEnd"/>
+      <w:proofErr w:type="gramEnd"/>
+      <w:r>
+        <w:rPr>
+          <w:lang w:val="en-US"/>
+        </w:rPr>
+        <w:t xml:space="preserve"> can be discussion on further work and direction.</w:t>
       </w:r>
     </w:p>
     <w:p>
@@ -816,161 +1047,225 @@
         <w:rPr>
           <w:lang w:val="en-US"/>
         </w:rPr>
+        <w:t>A4</w:t>
+      </w:r>
+      <w:r>
+        <w:t xml:space="preserve"> paper size. If you are using </w:t>
+      </w:r>
+      <w:r>
+        <w:rPr>
+          <w:lang w:val="en-US"/>
+        </w:rPr>
+        <w:t>US letter</w:t>
+      </w:r>
+      <w:r>
+        <w:t>-sized paper, please close this</w:t>
+      </w:r>
+      <w:r>
+        <w:t xml:space="preserve"> file and download the </w:t>
+      </w:r>
+      <w:r>
+        <w:rPr>
+          <w:lang w:val="en-US"/>
+        </w:rPr>
+        <w:t xml:space="preserve">Microsoft Word, Letter </w:t>
+      </w:r>
+      <w:r>
+        <w:t>file</w:t>
+      </w:r>
+      <w:r>
+        <w:t>.</w:t>
+      </w:r>
+    </w:p>
+    <w:p>
+      <w:pPr>
+        <w:pStyle w:val="Heading2"/>
+      </w:pPr>
+      <w:r>
+        <w:t>Maintaining the Integrity of the Specifications</w:t>
+      </w:r>
+    </w:p>
+    <w:p>
+      <w:pPr>
+        <w:pStyle w:val="BodyText"/>
+      </w:pPr>
+      <w:r>
+        <w:t>The template is used to format your paper and style the text. All margins, column widths, line spaces, and text fonts are prescribed; please do not alter them. You may note peculiarities. For example, the head margin in this template measures proportionately more than is customary. This measurement and others are deliberate, using specifications that anticipate your paper as one part of the entire proceedings, and not as an independent document. Please do not revise any of the current designations.</w:t>
+      </w:r>
+    </w:p>
+    <w:p>
+      <w:pPr>
+        <w:pStyle w:val="Heading1"/>
+      </w:pPr>
+      <w:r>
+        <w:t xml:space="preserve">Prepare Your Paper </w:t>
+      </w:r>
+      <w:r>
+        <w:t>Before</w:t>
+      </w:r>
+      <w:r>
+        <w:t xml:space="preserve"> Styling</w:t>
+      </w:r>
+    </w:p>
+    <w:p>
+      <w:pPr>
+        <w:pStyle w:val="BodyText"/>
+        <w:rPr>
+          <w:lang w:val="en-US"/>
+        </w:rPr>
+      </w:pPr>
+      <w:r>
+        <w:t>Before</w:t>
+      </w:r>
+      <w:r>
+        <w:t xml:space="preserve"> you begin to format your paper, first write and save the content as a separate text file. </w:t>
+      </w:r>
+      <w:r>
+        <w:rPr>
+          <w:lang w:val="en-US"/>
+        </w:rPr>
+        <w:t>Complete all content and organizational editing before formatting. Please note sections A-D below for more information on proofreading, spelling and grammar.</w:t>
+      </w:r>
+    </w:p>
+    <w:p>
+      <w:pPr>
+        <w:pStyle w:val="BodyText"/>
+      </w:pPr>
+      <w:r>
+        <w:t>Keep your text and graphic files separate until after the text has been formatted and styled. Do not use hard tabs, and limit use of hard returns to only one return at the end of a paragraph. Do not add any kind of pagination anywhere in the paper. Do not number text heads-the template will do that for you.</w:t>
+      </w:r>
+    </w:p>
+    <w:p>
+      <w:pPr>
+        <w:pStyle w:val="Heading2"/>
+      </w:pPr>
+      <w:r>
+        <w:t>Abbreviations</w:t>
+      </w:r>
+      <w:r>
+        <w:t xml:space="preserve"> and Acronyms</w:t>
+      </w:r>
+    </w:p>
+    <w:p>
+      <w:pPr>
+        <w:pStyle w:val="BodyText"/>
+      </w:pPr>
+      <w:r>
+        <w:t xml:space="preserve">Define abbreviations and acronyms the first time they are used in the text, even after they have been defined in the abstract. Abbreviations such as IEEE, SI, MKS, CGS, </w:t>
+      </w:r>
+      <w:proofErr w:type="spellStart"/>
+      <w:r>
+        <w:t>sc</w:t>
+      </w:r>
+      <w:proofErr w:type="spellEnd"/>
+      <w:r>
+        <w:t xml:space="preserve">, dc, and </w:t>
+      </w:r>
+      <w:proofErr w:type="spellStart"/>
+      <w:r>
+        <w:t>rms</w:t>
+      </w:r>
+      <w:proofErr w:type="spellEnd"/>
+      <w:r>
+        <w:t xml:space="preserve"> do not have to be defined. Do not use abbreviations in the title or heads unless they are unavoidable.</w:t>
+      </w:r>
+    </w:p>
+    <w:p>
+      <w:pPr>
+        <w:pStyle w:val="Heading2"/>
+      </w:pPr>
+      <w:r>
+        <w:t>Units</w:t>
+      </w:r>
+    </w:p>
+    <w:p>
+      <w:pPr>
+        <w:pStyle w:val="bulletlist"/>
+      </w:pPr>
+      <w:r>
+        <w:t xml:space="preserve">Use </w:t>
+      </w:r>
+      <w:r>
+        <w:t>either</w:t>
+      </w:r>
+      <w:r>
+        <w:t xml:space="preserve"> SI (MKS) or CGS as primary units. (SI units are encouraged.) English units may be used as secondary units (in parentheses). An exception would be the use of English units as identifiers in trade, such as “3.5-inch disk drive”.</w:t>
+      </w:r>
+    </w:p>
+    <w:p>
+      <w:pPr>
+        <w:pStyle w:val="bulletlist"/>
+      </w:pPr>
+      <w:r>
         <w:lastRenderedPageBreak/>
-        <w:t>A4</w:t>
-      </w:r>
-      <w:r>
-        <w:t xml:space="preserve"> paper size. If you are using </w:t>
-      </w:r>
-      <w:r>
-        <w:rPr>
-          <w:lang w:val="en-US"/>
-        </w:rPr>
-        <w:t>US letter</w:t>
-      </w:r>
-      <w:r>
-        <w:t>-sized paper, please close this</w:t>
-      </w:r>
-      <w:r>
-        <w:t xml:space="preserve"> file and download the </w:t>
-      </w:r>
-      <w:r>
-        <w:rPr>
-          <w:lang w:val="en-US"/>
-        </w:rPr>
-        <w:t xml:space="preserve">Microsoft Word, Letter </w:t>
-      </w:r>
-      <w:r>
-        <w:t>file</w:t>
-      </w:r>
-      <w:r>
-        <w:t>.</w:t>
-      </w:r>
-    </w:p>
-    <w:p>
-      <w:pPr>
-        <w:pStyle w:val="Heading2"/>
-      </w:pPr>
-      <w:r>
-        <w:t>Maintaining the Integrity of the Specifications</w:t>
+        <w:t xml:space="preserve">Avoid combining SI and CGS units, such as current in amperes and magnetic field in </w:t>
+      </w:r>
+      <w:proofErr w:type="spellStart"/>
+      <w:r>
+        <w:t>oersteds</w:t>
+      </w:r>
+      <w:proofErr w:type="spellEnd"/>
+      <w:r>
+        <w:t>. This often leads to confusion because equations do not balance dimensionally. If you must use mixed units, clearly state the units for each quantity that you use in an equation.</w:t>
+      </w:r>
+    </w:p>
+    <w:p>
+      <w:pPr>
+        <w:pStyle w:val="bulletlist"/>
+      </w:pPr>
+      <w:r>
+        <w:t>Do not mix complete spellings and abbreviations of units: “</w:t>
+      </w:r>
+      <w:proofErr w:type="spellStart"/>
+      <w:r>
+        <w:t>Wb</w:t>
+      </w:r>
+      <w:proofErr w:type="spellEnd"/>
+      <w:r>
+        <w:t>/m2” or “</w:t>
+      </w:r>
+      <w:proofErr w:type="spellStart"/>
+      <w:r>
+        <w:t>webers</w:t>
+      </w:r>
+      <w:proofErr w:type="spellEnd"/>
+      <w:r>
+        <w:t xml:space="preserve"> per square meter”, not “</w:t>
+      </w:r>
+      <w:proofErr w:type="spellStart"/>
+      <w:r>
+        <w:t>webers</w:t>
+      </w:r>
+      <w:proofErr w:type="spellEnd"/>
+      <w:r>
+        <w:t xml:space="preserve">/m2”.  Spell out units when they appear in text: “. . . a few </w:t>
+      </w:r>
+      <w:proofErr w:type="spellStart"/>
+      <w:r>
+        <w:t>henries</w:t>
+      </w:r>
+      <w:proofErr w:type="spellEnd"/>
+      <w:r>
+        <w:t>”, not “. . . a few H”.</w:t>
       </w:r>
     </w:p>
     <w:p>
       <w:pPr>
         <w:pStyle w:val="BodyText"/>
-      </w:pPr>
-      <w:r>
-        <w:t>The template is used to format your paper and style the text. All margins, column widths, line spaces, and text fonts are prescribed; please do not alter them. You may note peculiarities. For example, the head margin in this template measures proportionately more than is customary. This measurement and others are deliberate, using specifications that anticipate your paper as one part of the entire proceedings, and not as an independent document. Please do not revise any of the current designations.</w:t>
-      </w:r>
-    </w:p>
-    <w:p>
-      <w:pPr>
-        <w:pStyle w:val="Heading1"/>
-      </w:pPr>
-      <w:r>
-        <w:t xml:space="preserve">Prepare Your Paper </w:t>
-      </w:r>
-      <w:r>
-        <w:t>Before</w:t>
-      </w:r>
-      <w:r>
-        <w:t xml:space="preserve"> Styling</w:t>
-      </w:r>
-    </w:p>
-    <w:p>
-      <w:pPr>
-        <w:pStyle w:val="BodyText"/>
-        <w:rPr>
-          <w:lang w:val="en-US"/>
-        </w:rPr>
-      </w:pPr>
-      <w:r>
-        <w:t>Before</w:t>
-      </w:r>
-      <w:r>
-        <w:t xml:space="preserve"> you begin to format your paper, first write and save the content as a separate text file. </w:t>
-      </w:r>
-      <w:r>
-        <w:rPr>
-          <w:lang w:val="en-US"/>
-        </w:rPr>
-        <w:t>Complete all content and organizational editing before formatting. Please note sections A-D below for more information on proofreading, spelling and grammar.</w:t>
-      </w:r>
-    </w:p>
-    <w:p>
-      <w:pPr>
-        <w:pStyle w:val="BodyText"/>
-      </w:pPr>
-      <w:r>
-        <w:t>Keep your text and graphic files separate until after the text has been formatted and styled. Do not use hard tabs, and limit use of hard returns to only one return at the end of a paragraph. Do not add any kind of pagination anywhere in the paper. Do not number text heads-the template will do that for you.</w:t>
-      </w:r>
-    </w:p>
-    <w:p>
-      <w:pPr>
-        <w:pStyle w:val="Heading2"/>
-      </w:pPr>
-      <w:r>
-        <w:t>Abbreviations</w:t>
-      </w:r>
-      <w:r>
-        <w:t xml:space="preserve"> and Acronyms</w:t>
-      </w:r>
-    </w:p>
-    <w:p>
-      <w:pPr>
-        <w:pStyle w:val="BodyText"/>
-      </w:pPr>
-      <w:r>
-        <w:t>Define abbreviations and acronyms the first time they are used in the text, even after they have been defined in the abstract. Abbreviations such as IEEE, SI, MKS, CGS, sc, dc, and rms do not have to be defined. Do not use abbreviations in the title or heads unless they are unavoidable.</w:t>
-      </w:r>
-    </w:p>
-    <w:p>
-      <w:pPr>
-        <w:pStyle w:val="Heading2"/>
-      </w:pPr>
-      <w:r>
-        <w:t>Units</w:t>
-      </w:r>
-    </w:p>
-    <w:p>
-      <w:pPr>
-        <w:pStyle w:val="bulletlist"/>
-      </w:pPr>
-      <w:r>
-        <w:t xml:space="preserve">Use </w:t>
-      </w:r>
-      <w:r>
-        <w:t>either</w:t>
-      </w:r>
-      <w:r>
-        <w:t xml:space="preserve"> SI (MKS) or CGS as primary units. (SI units are encouraged.) English units may be used as secondary units (in parentheses). An exception would be the use of English units as identifiers in trade, such as “3.5-inch disk drive”.</w:t>
-      </w:r>
-    </w:p>
-    <w:p>
-      <w:pPr>
-        <w:pStyle w:val="bulletlist"/>
-      </w:pPr>
-      <w:r>
-        <w:t>Avoid combining SI and CGS units, such as current in amperes and magnetic field in oersteds. This often leads to confusion because equations do not balance dimensionally. If you must use mixed units, clearly state the units for each quantity that you use in an equation.</w:t>
-      </w:r>
-    </w:p>
-    <w:p>
-      <w:pPr>
-        <w:pStyle w:val="bulletlist"/>
-      </w:pPr>
-      <w:r>
-        <w:t>Do not mix complete spellings and abbreviations of units: “Wb/m2” or “webers per square meter”, not “webers/m2”.  Spell out units when they appear in text: “. . . a few henries”, not “. . . a few H”.</w:t>
-      </w:r>
-    </w:p>
-    <w:p>
-      <w:pPr>
-        <w:pStyle w:val="BodyText"/>
-        <w:rPr>
-          <w:lang w:val="en-US"/>
-        </w:rPr>
-      </w:pPr>
-      <w:r>
-        <w:t>may use the solidus ( / ), the exp function, or appropriate exponents. Italicize Roman symbols for quantities and variables, but not Greek symbols. Use a long dash rather than a hyphen for a minus sign. Punctuate equations with commas or periods when they are part of a sentence, as in</w:t>
+        <w:rPr>
+          <w:lang w:val="en-US"/>
+        </w:rPr>
+      </w:pPr>
+      <w:r>
+        <w:t xml:space="preserve">may use the solidus ( / ), the </w:t>
+      </w:r>
+      <w:proofErr w:type="spellStart"/>
+      <w:r>
+        <w:t>exp</w:t>
+      </w:r>
+      <w:proofErr w:type="spellEnd"/>
+      <w:r>
+        <w:t xml:space="preserve"> function, or appropriate exponents. Italicize Roman symbols for quantities and variables, but not Greek symbols. Use a long dash rather than a hyphen for a minus sign. Punctuate equations with commas or periods when they are part of a sentence, as in</w:t>
       </w:r>
       <w:r>
         <w:rPr>
@@ -1042,11 +1337,7 @@
         <w:pStyle w:val="BodyText"/>
       </w:pPr>
       <w:r>
-        <w:t xml:space="preserve">Note that the equation is centered using a center tab stop. Be sure that the symbols in your equation have been defined </w:t>
-      </w:r>
-      <w:r>
-        <w:lastRenderedPageBreak/>
-        <w:t>before or immediately following the equation. Use “(1)”, not “Eq. (1)” or “equation (1)”, except at the beginning of a sentence: “Equation (1) is . . .”</w:t>
+        <w:t>Note that the equation is centered using a center tab stop. Be sure that the symbols in your equation have been defined before or immediately following the equation. Use “(1)”, not “Eq. (1)” or “equation (1)”, except at the beginning of a sentence: “Equation (1) is . . .”</w:t>
       </w:r>
     </w:p>
     <w:p>
@@ -1158,6 +1449,7 @@
         <w:pStyle w:val="bulletlist"/>
       </w:pPr>
       <w:r>
+        <w:lastRenderedPageBreak/>
         <w:t>There is no period after the “et” in the Latin abbreviation “et al.”.</w:t>
       </w:r>
     </w:p>
@@ -1289,11 +1581,7 @@
         <w:t xml:space="preserve"> articles. </w:t>
       </w:r>
       <w:r>
-        <w:t xml:space="preserve">Author names should be listed starting from left to right and then moving down to the next line. This is the </w:t>
-      </w:r>
-      <w:r>
-        <w:lastRenderedPageBreak/>
-        <w:t>author sequence that will be used in future citations and by indexing services.</w:t>
+        <w:t>Author names should be listed starting from left to right and then moving down to the next line. This is the author sequence that will be used in future citations and by indexing services.</w:t>
       </w:r>
       <w:r>
         <w:t xml:space="preserve"> </w:t>
@@ -1465,7 +1753,11 @@
         <w:pStyle w:val="BodyText"/>
       </w:pPr>
       <w:r>
-        <w:t>Text heads organize the topics on a relational, hierarchical basis. For example, the paper title is the primary text head because all subsequent material relates and elaborates on this one topic. If there are two or more sub-topics, the next level head (uppercase Roman numerals) should be used and, conversely, if there are not at least two sub-topics, then no subheads should be introduced. Styles named “Heading 1”, “Heading 2”, “Heading 3”, and “Heading 4” are prescribed.</w:t>
+        <w:t xml:space="preserve">Text heads organize the topics on a relational, hierarchical basis. For example, the paper title is the primary text head because all subsequent material relates and elaborates on this one topic. If there are two or more sub-topics, the next level head (uppercase Roman numerals) should be used and, conversely, if there are not at least two sub-topics, then no subheads should be introduced. Styles </w:t>
+      </w:r>
+      <w:r>
+        <w:lastRenderedPageBreak/>
+        <w:t>named “Heading 1”, “Heading 2”, “Heading 3”, and “Heading 4” are prescribed.</w:t>
       </w:r>
     </w:p>
     <w:p>
@@ -1844,29 +2136,9 @@
         <w:jc w:val="left"/>
       </w:pPr>
       <w:r>
-        <w:lastRenderedPageBreak/>
         <w:pict w14:anchorId="4C2ECEC5">
-          <v:shapetype id="_x0000_t75" coordsize="21600,21600" o:spt="75" o:preferrelative="t" path="m@4@5l@4@11@9@11@9@5xe" filled="f" stroked="f">
-            <v:stroke joinstyle="miter"/>
-            <v:formulas>
-              <v:f eqn="if lineDrawn pixelLineWidth 0"/>
-              <v:f eqn="sum @0 1 0"/>
-              <v:f eqn="sum 0 0 @1"/>
-              <v:f eqn="prod @2 1 2"/>
-              <v:f eqn="prod @3 21600 pixelWidth"/>
-              <v:f eqn="prod @3 21600 pixelHeight"/>
-              <v:f eqn="sum @0 0 1"/>
-              <v:f eqn="prod @6 1 2"/>
-              <v:f eqn="prod @7 21600 pixelWidth"/>
-              <v:f eqn="sum @8 21600 0"/>
-              <v:f eqn="prod @7 21600 pixelHeight"/>
-              <v:f eqn="sum @10 21600 0"/>
-            </v:formulas>
-            <v:path o:extrusionok="f" gradientshapeok="t" o:connecttype="rect"/>
-            <o:lock v:ext="edit" aspectratio="t"/>
-          </v:shapetype>
           <v:shape id="_x0000_i1026" type="#_x0000_t75" style="width:229pt;height:31.5pt" o:bordertopcolor="this" o:borderleftcolor="this" o:borderbottomcolor="this" o:borderrightcolor="this">
-            <v:imagedata r:id="rId10" o:title=""/>
+            <v:imagedata r:id="rId11" o:title=""/>
             <w10:bordertop type="single" width="8"/>
             <w10:borderleft type="single" width="8"/>
             <w10:borderbottom type="single" width="8"/>
@@ -2007,8 +2279,21 @@
                   <w:pPr>
                     <w:jc w:val="left"/>
                   </w:pPr>
+                  <w:proofErr w:type="spellStart"/>
                   <w:r>
-                    <w:t>Console.WriteLine(“Referencing code”, var);</w:t>
+                    <w:t>Console.WriteLine</w:t>
+                  </w:r>
+                  <w:proofErr w:type="spellEnd"/>
+                  <w:r>
+                    <w:t xml:space="preserve">(“Referencing code”, </w:t>
+                  </w:r>
+                  <w:proofErr w:type="spellStart"/>
+                  <w:r>
+                    <w:t>var</w:t>
+                  </w:r>
+                  <w:proofErr w:type="spellEnd"/>
+                  <w:r>
+                    <w:t>);</w:t>
                   </w:r>
                 </w:p>
                 <w:p>
@@ -2130,7 +2415,8 @@
       <w:r>
         <w:t xml:space="preserve">Unit Test </w:t>
       </w:r>
-      <w:hyperlink r:id="rId11" w:anchor="L34-L49" w:history="1">
+      <w:hyperlink r:id="rId12" w:anchor="L34-L49" w:history="1">
+        <w:proofErr w:type="spellStart"/>
         <w:r>
           <w:rPr>
             <w:rStyle w:val="Hyperlink"/>
@@ -2138,6 +2424,7 @@
           </w:rPr>
           <w:t>EncodeDateTimeTest</w:t>
         </w:r>
+        <w:proofErr w:type="spellEnd"/>
       </w:hyperlink>
       <w:bookmarkEnd w:id="5"/>
     </w:p>
@@ -2152,7 +2439,25 @@
                     <w:jc w:val="left"/>
                   </w:pPr>
                   <w:r>
-                    <w:t>public void EncodeDateTimeTest(int w, double r, …)</w:t>
+                    <w:t xml:space="preserve">public void </w:t>
+                  </w:r>
+                  <w:proofErr w:type="spellStart"/>
+                  <w:proofErr w:type="gramStart"/>
+                  <w:r>
+                    <w:t>EncodeDateTimeTest</w:t>
+                  </w:r>
+                  <w:proofErr w:type="spellEnd"/>
+                  <w:r>
+                    <w:t>(</w:t>
+                  </w:r>
+                  <w:proofErr w:type="spellStart"/>
+                  <w:proofErr w:type="gramEnd"/>
+                  <w:r>
+                    <w:t>int</w:t>
+                  </w:r>
+                  <w:proofErr w:type="spellEnd"/>
+                  <w:r>
+                    <w:t xml:space="preserve"> w, double r, …)</w:t>
                   </w:r>
                 </w:p>
                 <w:p>
@@ -2176,7 +2481,15 @@
                     <w:jc w:val="left"/>
                   </w:pPr>
                   <w:r>
-                    <w:t xml:space="preserve">        DateTimeEncoderExperimental encoder = new…</w:t>
+                    <w:t xml:space="preserve">        </w:t>
+                  </w:r>
+                  <w:proofErr w:type="spellStart"/>
+                  <w:r>
+                    <w:t>DateTimeEncoderExperimental</w:t>
+                  </w:r>
+                  <w:proofErr w:type="spellEnd"/>
+                  <w:r>
+                    <w:t xml:space="preserve"> encoder = new…</w:t>
                   </w:r>
                 </w:p>
                 <w:p>
@@ -2184,7 +2497,25 @@
                     <w:jc w:val="left"/>
                   </w:pPr>
                   <w:r>
-                    <w:t xml:space="preserve">        var result = encoder.Encode(input);</w:t>
+                    <w:t xml:space="preserve">        </w:t>
+                  </w:r>
+                  <w:proofErr w:type="spellStart"/>
+                  <w:r>
+                    <w:t>var</w:t>
+                  </w:r>
+                  <w:proofErr w:type="spellEnd"/>
+                  <w:r>
+                    <w:t xml:space="preserve"> result = </w:t>
+                  </w:r>
+                  <w:proofErr w:type="spellStart"/>
+                  <w:proofErr w:type="gramStart"/>
+                  <w:r>
+                    <w:t>encoder.Encode</w:t>
+                  </w:r>
+                  <w:proofErr w:type="spellEnd"/>
+                  <w:proofErr w:type="gramEnd"/>
+                  <w:r>
+                    <w:t>(input);</w:t>
                   </w:r>
                 </w:p>
                 <w:p>
@@ -2200,7 +2531,25 @@
                     <w:jc w:val="left"/>
                   </w:pPr>
                   <w:r>
-                    <w:t xml:space="preserve">        Assert.IsTrue(result.SequenceEqual(expected…</w:t>
+                    <w:t xml:space="preserve">        </w:t>
+                  </w:r>
+                  <w:proofErr w:type="spellStart"/>
+                  <w:r>
+                    <w:t>Assert.IsTrue</w:t>
+                  </w:r>
+                  <w:proofErr w:type="spellEnd"/>
+                  <w:r>
+                    <w:t>(</w:t>
+                  </w:r>
+                  <w:proofErr w:type="spellStart"/>
+                  <w:proofErr w:type="gramStart"/>
+                  <w:r>
+                    <w:t>result.SequenceEqual</w:t>
+                  </w:r>
+                  <w:proofErr w:type="spellEnd"/>
+                  <w:proofErr w:type="gramEnd"/>
+                  <w:r>
+                    <w:t>(expected…</w:t>
                   </w:r>
                 </w:p>
                 <w:p>
@@ -2261,6 +2610,7 @@
       <w:r>
         <w:t>”. Avoid the stilted expression “</w:t>
       </w:r>
+      <w:proofErr w:type="spellStart"/>
       <w:r>
         <w:rPr>
           <w:lang w:val="en-US"/>
@@ -2268,7 +2618,11 @@
         <w:t>o</w:t>
       </w:r>
       <w:r>
-        <w:t xml:space="preserve">ne of us (R. B. G.) thanks </w:t>
+        <w:t>ne</w:t>
+      </w:r>
+      <w:proofErr w:type="spellEnd"/>
+      <w:r>
+        <w:t xml:space="preserve"> of us (R. B. G.) thanks </w:t>
       </w:r>
       <w:r>
         <w:t>...</w:t>
@@ -2366,11 +2720,11 @@
         <w:t xml:space="preserve">’ </w:t>
       </w:r>
       <w:r>
-        <w:t xml:space="preserve">names; do not use “et al.”. Papers that have not been published, even if they have been submitted for publication, should be cited as “unpublished” [4]. Papers that have been </w:t>
+        <w:t xml:space="preserve">names; do not use “et al.”. Papers that have not been published, even if they have been submitted for publication, </w:t>
       </w:r>
       <w:r>
         <w:lastRenderedPageBreak/>
-        <w:t>accepted for publication should be cited as “in press” [5]. Capitalize only the first word in a paper title, except for proper nouns and element symbols.</w:t>
+        <w:t>should be cited as “unpublished” [4]. Papers that have been accepted for publication should be cited as “in press” [5]. Capitalize only the first word in a paper title, except for proper nouns and element symbols.</w:t>
       </w:r>
     </w:p>
     <w:p>
@@ -2428,7 +2782,6 @@
         <w:ind w:left="354" w:hanging="354"/>
       </w:pPr>
       <w:r>
-        <w:lastRenderedPageBreak/>
         <w:t>K. Elissa, “Title of paper if known,” unpublished.</w:t>
       </w:r>
     </w:p>
@@ -2859,8 +3212,21 @@
             <w:pStyle w:val="Header"/>
           </w:pPr>
           <w:r>
-            <w:t>by Damir Dobric / Andreas Pech</w:t>
+            <w:t xml:space="preserve">by </w:t>
           </w:r>
+          <w:proofErr w:type="spellStart"/>
+          <w:r>
+            <w:t>Damir</w:t>
+          </w:r>
+          <w:proofErr w:type="spellEnd"/>
+          <w:r>
+            <w:t xml:space="preserve"> Dobric / Andreas </w:t>
+          </w:r>
+          <w:proofErr w:type="spellStart"/>
+          <w:r>
+            <w:t>Pech</w:t>
+          </w:r>
+          <w:proofErr w:type="spellEnd"/>
         </w:p>
         <w:p>
           <w:pPr>
@@ -5539,7 +5905,7 @@
 </file>
 
 <file path=customXml/itemProps1.xml><?xml version="1.0" encoding="utf-8"?>
-<ds:datastoreItem xmlns:ds="http://schemas.openxmlformats.org/officeDocument/2006/customXml" ds:itemID="{2B4C851E-D56E-49E8-AF32-630B4AB0E71E}">
+<ds:datastoreItem xmlns:ds="http://schemas.openxmlformats.org/officeDocument/2006/customXml" ds:itemID="{E4FDC438-1685-4E18-AE1A-459C498412AB}">
   <ds:schemaRefs>
     <ds:schemaRef ds:uri="http://schemas.openxmlformats.org/officeDocument/2006/bibliography"/>
   </ds:schemaRefs>

--- a/source/MySEProject/Documentation/Report_ML 2425-01 Investigate Image Reconstruction by using Classifiers.docx
+++ b/source/MySEProject/Documentation/Report_ML 2425-01 Investigate Image Reconstruction by using Classifiers.docx
@@ -359,14 +359,12 @@
         </w:rPr>
         <w:t xml:space="preserve">In the context of machine learning and artificial intelligence, image reconstruction involves techniques designed to recover missing or degraded information from images. Various traditional methods have been employed to solve this problem, such as interpolation, </w:t>
       </w:r>
-      <w:proofErr w:type="spellStart"/>
-      <w:r>
-        <w:rPr>
-          <w:lang w:val="en-US"/>
-        </w:rPr>
-        <w:t>inpainting</w:t>
-      </w:r>
-      <w:proofErr w:type="spellEnd"/>
+      <w:r>
+        <w:rPr>
+          <w:lang w:val="en-US"/>
+        </w:rPr>
+        <w:t>imprinting</w:t>
+      </w:r>
       <w:r>
         <w:rPr>
           <w:lang w:val="en-US"/>
@@ -5905,7 +5903,7 @@
 </file>
 
 <file path=customXml/itemProps1.xml><?xml version="1.0" encoding="utf-8"?>
-<ds:datastoreItem xmlns:ds="http://schemas.openxmlformats.org/officeDocument/2006/customXml" ds:itemID="{E4FDC438-1685-4E18-AE1A-459C498412AB}">
+<ds:datastoreItem xmlns:ds="http://schemas.openxmlformats.org/officeDocument/2006/customXml" ds:itemID="{640D6871-86FB-4E59-8937-9CE9D8CC7E13}">
   <ds:schemaRefs>
     <ds:schemaRef ds:uri="http://schemas.openxmlformats.org/officeDocument/2006/bibliography"/>
   </ds:schemaRefs>

--- a/source/MySEProject/Documentation/Report_ML 2425-01 Investigate Image Reconstruction by using Classifiers.docx
+++ b/source/MySEProject/Documentation/Report_ML 2425-01 Investigate Image Reconstruction by using Classifiers.docx
@@ -989,8 +989,6 @@
         </w:rPr>
         <w:t xml:space="preserve">t is done, what is the </w:t>
       </w:r>
-      <w:proofErr w:type="spellStart"/>
-      <w:proofErr w:type="gramStart"/>
       <w:r>
         <w:rPr>
           <w:lang w:val="en-US"/>
@@ -1001,15 +999,13 @@
         <w:rPr>
           <w:lang w:val="en-US"/>
         </w:rPr>
-        <w:t>There</w:t>
-      </w:r>
-      <w:proofErr w:type="spellEnd"/>
-      <w:proofErr w:type="gramEnd"/>
-      <w:r>
-        <w:rPr>
-          <w:lang w:val="en-US"/>
-        </w:rPr>
-        <w:t xml:space="preserve"> can be discussion on further work and direction.</w:t>
+        <w:t xml:space="preserve"> </w:t>
+      </w:r>
+      <w:r>
+        <w:rPr>
+          <w:lang w:val="en-US"/>
+        </w:rPr>
+        <w:t>There can be discussion on further work and direction.</w:t>
       </w:r>
     </w:p>
     <w:p>
@@ -5903,7 +5899,7 @@
 </file>
 
 <file path=customXml/itemProps1.xml><?xml version="1.0" encoding="utf-8"?>
-<ds:datastoreItem xmlns:ds="http://schemas.openxmlformats.org/officeDocument/2006/customXml" ds:itemID="{640D6871-86FB-4E59-8937-9CE9D8CC7E13}">
+<ds:datastoreItem xmlns:ds="http://schemas.openxmlformats.org/officeDocument/2006/customXml" ds:itemID="{2720ED1C-0A99-44C8-BEAA-A8E248979044}">
   <ds:schemaRefs>
     <ds:schemaRef ds:uri="http://schemas.openxmlformats.org/officeDocument/2006/bibliography"/>
   </ds:schemaRefs>

--- a/source/MySEProject/Documentation/Report_ML 2425-01 Investigate Image Reconstruction by using Classifiers.docx
+++ b/source/MySEProject/Documentation/Report_ML 2425-01 Investigate Image Reconstruction by using Classifiers.docx
@@ -343,7 +343,29 @@
         <w:rPr>
           <w:lang w:val="en-US"/>
         </w:rPr>
-        <w:t>Image reconstruction refers to the process of recovering or approximating an original image from incomplete, noisy, or partial data. This task is central to many areas of computer vision, machine learning, and artificial intelligence, where the quality and accuracy of image data can significantly affect system performance. In practical applications, such as medical imaging, autonomous systems, and pattern recognition, the ability to restore or reconstruct images plays a vital role in improving accuracy, decision-making, and diagnostic capabilities.</w:t>
+        <w:t>Image</w:t>
+      </w:r>
+      <w:r>
+        <w:t xml:space="preserve"> </w:t>
+      </w:r>
+      <w:r>
+        <w:rPr>
+          <w:lang w:val="en-US"/>
+        </w:rPr>
+        <w:t xml:space="preserve">reconstruction is a fundamental problem in computer vision, machine learning, and artificial intelligence, where the goal is to recover or approximate an original image from incomplete, noisy, or partial data. This process is crucial for enhancing the performance of various applications, including medical imaging, autonomous systems, and pattern recognition [1, 2]. Traditional image reconstruction methods, such as interpolation, imprinting, and compressive sensing, have been widely employed. However, with the advent of machine learning techniques, particularly classification-based approaches like K-Nearest Neighbors (KNN) and Hierarchical Temporal Memory (HTM), new opportunities have emerged to improve the accuracy and efficiency of image reconstruction [3, 4]. These approaches enable models to learn the underlying patterns </w:t>
+      </w:r>
+      <w:r>
+        <w:rPr>
+          <w:lang w:val="en-US"/>
+        </w:rPr>
+        <w:lastRenderedPageBreak/>
+        <w:t>within an image dataset, thereby facilitating more precise reconstructions even</w:t>
+      </w:r>
+      <w:r>
+        <w:rPr>
+          <w:lang w:val="en-US"/>
+        </w:rPr>
+        <w:t xml:space="preserve"> in highly degraded conditions.</w:t>
       </w:r>
     </w:p>
     <w:p>
@@ -357,47 +379,60 @@
         <w:rPr>
           <w:lang w:val="en-US"/>
         </w:rPr>
-        <w:t xml:space="preserve">In the context of machine learning and artificial intelligence, image reconstruction involves techniques designed to recover missing or degraded information from images. Various traditional methods have been employed to solve this problem, such as interpolation, </w:t>
-      </w:r>
-      <w:r>
-        <w:rPr>
-          <w:lang w:val="en-US"/>
-        </w:rPr>
-        <w:t>imprinting</w:t>
-      </w:r>
-      <w:r>
-        <w:rPr>
-          <w:lang w:val="en-US"/>
-        </w:rPr>
-        <w:t xml:space="preserve">, and </w:t>
+        <w:t>HTM is a biologically inspired framework designed to model the neocortex and is particularly effective in tasks requiring spatial and temporal learning [5]. One of the core components of HTM is the use of Sparse Distributed Representations (SDRs), which are high-dimensional, sparse binary representations that efficiently encode information while being robust to noise [6]. SDRs have shown promise in applications such as anomaly detection and sequence learning, but their potential for image reconstruction remains underexplored. On the other hand, KNN, a widely used classification algorithm, operates based on feature similarity and has demonstrated its effectiveness in various pattern recognition tasks [7]. KNN determines class labels by analyzing the feature space of input data, making it a suitable choice for reconstructing images when paired with SDR-based encoding schemes. By leveraging the strengths of HTM and KNN, this study aims to investigate a classification-based approach to reconstruct images from SDR-encoded data, offering a novel framework that balances computational efficiency and r</w:t>
+      </w:r>
+      <w:r>
+        <w:rPr>
+          <w:lang w:val="en-US"/>
+        </w:rPr>
+        <w:t>econstruction quality.</w:t>
+      </w:r>
+    </w:p>
+    <w:p>
+      <w:pPr>
+        <w:pStyle w:val="BodyText"/>
+        <w:rPr>
+          <w:lang w:val="en-US"/>
+        </w:rPr>
+      </w:pPr>
+      <w:r>
+        <w:rPr>
+          <w:lang w:val="en-US"/>
+        </w:rPr>
+        <w:t>The application of image reconstruction spans several critical domains. In pattern recognition, image reconstruction enhances object detection, feature classification, and pattern recognition under challenging conditions. Reconstructed images with improved quality can significantly enhance the accuracy of classification models [2]. Similarly, autonomous systems, such as self-driving vehicles and robotics, depend on high-quality image reconstruction for accurate navigation and decision-making. Due to environmental challenges such as occlusions, low resolution, and poor lighting, autonomous systems frequently deal with incomplete or degraded images, necessitating robust reconstruction techniques [3]. Autonomous vehicles rely on multiple sensors to perceive their surroundings, but real-world conditions often introduce significant noise and missing data, which can negatively impact decision-making processes. By employing machine learning techniques such as KNN and HTM, autonomous systems can achieve more reliable reconstructions, thereby improving saf</w:t>
+      </w:r>
+      <w:r>
+        <w:rPr>
+          <w:lang w:val="en-US"/>
+        </w:rPr>
+        <w:t>ety and operational efficiency.</w:t>
+      </w:r>
+    </w:p>
+    <w:p>
+      <w:pPr>
+        <w:pStyle w:val="BodyText"/>
+        <w:rPr>
+          <w:lang w:val="en-US"/>
+        </w:rPr>
+      </w:pPr>
+      <w:r>
+        <w:rPr>
+          <w:lang w:val="en-US"/>
+        </w:rPr>
+        <w:t xml:space="preserve">Medical imaging is another domain where image reconstruction plays a pivotal role. Imaging techniques such as MRI, CT scans, and ultrasound are crucial for medical diagnosis and treatment planning. However, these imaging modalities often generate incomplete or noisy data due to limitations in hardware, patient movement, or other external factors. Reconstruction algorithms help restore the missing </w:t>
       </w:r>
       <w:r>
         <w:rPr>
           <w:lang w:val="en-US"/>
         </w:rPr>
         <w:lastRenderedPageBreak/>
-        <w:t>compressive sensing. However, with the rise of deep learning, new methods have been proposed to address the challenge of image reconstruction, with many of them achieving remarkable success in specific applications</w:t>
-      </w:r>
-      <w:r>
-        <w:rPr>
-          <w:lang w:val="en-US"/>
-        </w:rPr>
-        <w:t>.</w:t>
-      </w:r>
-      <w:r>
-        <w:t xml:space="preserve"> </w:t>
-      </w:r>
-      <w:r>
-        <w:rPr>
-          <w:lang w:val="en-US"/>
-        </w:rPr>
-        <w:t>The application of image reconstruction spans several critical fields. In pattern recognition, for instance, image reconstruction is essential for improving the ability of machines to detect objects, classify features, and recognize patterns under challenging conditions. This is particularly relevant when images are noisy, incomplete, or captured under less-than-ideal circumstances. Techniques that improve the quality of the reconstructed image can significantly enhance the performance of patt</w:t>
-      </w:r>
-      <w:r>
-        <w:rPr>
-          <w:lang w:val="en-US"/>
-        </w:rPr>
-        <w:t>ern recognition algorithms [2].</w:t>
+        <w:t>details, improving the quality of medical images and enhancing diagnostic accuracy [4]. In particular, deep learning approaches have revolutionized medical image reconstruction by enabling high-fidelity restorations from sparse data. However, computational constraints and the need for interpretable models highlight the importance of exploring alternative methods such as HTM and KNN. These methods can potentially provide robust, efficient solutions that maintain high interpretability, making them suitable for integration in</w:t>
+      </w:r>
+      <w:r>
+        <w:rPr>
+          <w:lang w:val="en-US"/>
+        </w:rPr>
+        <w:t>to clinical workflows.</w:t>
       </w:r>
     </w:p>
     <w:p>
@@ -411,13 +446,13 @@
         <w:rPr>
           <w:lang w:val="en-US"/>
         </w:rPr>
-        <w:t>In autonomous systems, such as self-driving vehicles and robotics, high-quality image reconstruction is crucial for accurate navigation and decision-making. Autonomous vehicles rely on a variety of sensors to capture visual data, but these sensors often produce incomplete or noisy images due to occlusion, low resolution, or poor lighting conditions. Effective image reconstruction can improve the system’s ability to interpret the environment, navigate safely, an</w:t>
-      </w:r>
-      <w:r>
-        <w:rPr>
-          <w:lang w:val="en-US"/>
-        </w:rPr>
-        <w:t>d make real-time decisions [3].</w:t>
+        <w:t>Despite the significant advancements achieved through deep learning-based approaches in image reconstruction, several challenges persist. One major challenge is the trade-off between reconstruction accuracy and computational efficiency. Many contemporary reconstruction algorithms demand substantial computational resources, limiting their practical application in real-time scenarios such as autonomous driving and medical imaging [5]. Moreover, existing methods often struggle with highly incomplete or severely corrupted data, leading to suboptimal reconstruction outcomes. Traditional deep learning models typically require extensive datasets for training and can be sensitive to variations in input quality. In contrast, classification-based methods such as KNN and HTM offer a more flexible and computationally efficient alternative, making them well-suited for applications where rea</w:t>
+      </w:r>
+      <w:r>
+        <w:rPr>
+          <w:lang w:val="en-US"/>
+        </w:rPr>
+        <w:t>l-time performance is critical.</w:t>
       </w:r>
     </w:p>
     <w:p>
@@ -431,22 +466,13 @@
         <w:rPr>
           <w:lang w:val="en-US"/>
         </w:rPr>
-        <w:t>Medical imaging is another domain where image reconstruction plays a pivotal role. In medical imaging modalities such as MRI, CT scans, and ultrasound, images often need to be reconstructed from sparse or noisy data. Reconstructing these images accurately is critical for diagnosing diseases, guiding treatment decisions, and improving patient outcomes [4].</w:t>
-      </w:r>
-      <w:r>
-        <w:t xml:space="preserve"> </w:t>
-      </w:r>
-      <w:r>
-        <w:rPr>
-          <w:lang w:val="en-US"/>
-        </w:rPr>
-        <w:t>Despite the success of deep learning-based approaches in image reconstruction, there remain several challenges. One of the key challenges is the trade-off between reconstruction accuracy and computational efficiency. Many modern reconstruction algorithms require significant computational resources, which can limit their practical applicability, especially in real-time systems such as autonomous driving and medical imaging [5]. Moreover, existing methods often struggle to handle highly incomplete or corrupted data, which can result in sub</w:t>
-      </w:r>
-      <w:r>
-        <w:rPr>
-          <w:lang w:val="en-US"/>
-        </w:rPr>
-        <w:t>optimal reconstruction quality.</w:t>
+        <w:t>Another challenge in image reconstruction is the handling of spatial dependencies and high-dimensional data representations. Conventional methods often rely on pixel-wise interpolations, which may not effectively capture complex spatial structures. SDRs, as used in HTM, offer a promising alternative by encoding spatial relationships in a distributed manner, allowing for better generalization across different image domains. Additionally, KNN’s reliance on feature-space similarity enables it to reconstruct images by referencing similar patterns in the dataset, providing a simple yet effective mechanism for restoring missing details. The combination of these approaches can enhance the ability to reconstruct images from sparse representations while maintai</w:t>
+      </w:r>
+      <w:r>
+        <w:rPr>
+          <w:lang w:val="en-US"/>
+        </w:rPr>
+        <w:t>ning computational feasibility.</w:t>
       </w:r>
     </w:p>
     <w:p>
@@ -460,89 +486,50 @@
         <w:rPr>
           <w:lang w:val="en-US"/>
         </w:rPr>
-        <w:t xml:space="preserve">In light of these challenges, this study aims to explore the feasibility of employing classifiers, specifically K-Nearest Neighbors (KNN) and Hierarchical Temporal Memory (HTM), to reconstruct images from Sparse Distributed Representations (SDRs). HTM, inspired by the hierarchical structure of the human brain, offers a promising framework for sequence learning and anomaly detection. By utilizing HTM and KNN classifiers, this research aims to investigate </w:t>
-      </w:r>
-      <w:r>
-        <w:rPr>
-          <w:lang w:val="en-US"/>
-        </w:rPr>
+        <w:t xml:space="preserve">In this study, we explore the feasibility of utilizing HTM and KNN classifiers to reconstruct images from SDRs. The HTM framework, inspired by the hierarchical organization of the human brain, has demonstrated its effectiveness in sequence learning and anomaly detection tasks [6]. By incorporating the </w:t>
+      </w:r>
+      <w:proofErr w:type="spellStart"/>
+      <w:r>
+        <w:rPr>
+          <w:lang w:val="en-US"/>
+        </w:rPr>
+        <w:t>IClassifier</w:t>
+      </w:r>
+      <w:proofErr w:type="spellEnd"/>
+      <w:r>
+        <w:rPr>
+          <w:lang w:val="en-US"/>
+        </w:rPr>
+        <w:t xml:space="preserve"> interface, this research aims to enhance the spatial learning capabilities of HTM while leveraging KNN’s strength in similarity-based classification. Through this approach, we seek to develop a classification-based reconstruction framework capable of reversing the SDR encoding process and resto</w:t>
+      </w:r>
+      <w:r>
+        <w:rPr>
+          <w:lang w:val="en-US"/>
+        </w:rPr>
+        <w:t>ring the original input images.</w:t>
+      </w:r>
+    </w:p>
+    <w:p>
+      <w:pPr>
+        <w:pStyle w:val="BodyText"/>
+        <w:rPr>
+          <w:lang w:val="en-US"/>
+        </w:rPr>
+      </w:pPr>
+      <w:r>
+        <w:rPr>
+          <w:lang w:val="en-US"/>
+        </w:rPr>
+        <w:t>This research not only provides insights into the applicability of SDRs for image reconstruction but also contributes to the broader field of classification-based image restoration techniques. By addressing the challenges associated with traditional deep learning models, this study presents a computationally efficient and interpretable approach that can be applied to various domains. Ultimately, the findings of this work may open new pathways for developing robust, scalable image reconstruction solutions tailored to real-world applications.</w:t>
+      </w:r>
+    </w:p>
+    <w:bookmarkEnd w:id="1"/>
+    <w:p>
+      <w:pPr>
+        <w:pStyle w:val="Heading1"/>
+      </w:pPr>
+      <w:r>
         <w:lastRenderedPageBreak/>
-        <w:t>new avenues for improving the accuracy and efficiency of image reconstruction in various domains.</w:t>
-      </w:r>
-      <w:r>
-        <w:t xml:space="preserve"> </w:t>
-      </w:r>
-      <w:r>
-        <w:rPr>
-          <w:lang w:val="en-US"/>
-        </w:rPr>
-        <w:t>The HTM framework is a biologically inspired model based on the principles of cortical learning. It focuses on learning spatial and temporal patterns in data and has been successfully applied to anomaly detection and sequence learning tasks. One of the core components of HTM is the use of Sparse Distributed Representations (SDRs), which represent high-dimensional data in a sparse, binary format. SDRs are well-suited for encoding complex data such as images, as they provide a compact and noise-resistant representation while preserving important fea</w:t>
-      </w:r>
-      <w:r>
-        <w:rPr>
-          <w:lang w:val="en-US"/>
-        </w:rPr>
-        <w:t>tures of the original data [6].</w:t>
-      </w:r>
-    </w:p>
-    <w:p>
-      <w:pPr>
-        <w:pStyle w:val="BodyText"/>
-        <w:rPr>
-          <w:lang w:val="en-US"/>
-        </w:rPr>
-      </w:pPr>
-      <w:r>
-        <w:rPr>
-          <w:lang w:val="en-US"/>
-        </w:rPr>
-        <w:t xml:space="preserve">In this study, </w:t>
-      </w:r>
-      <w:r>
-        <w:rPr>
-          <w:lang w:val="en-US"/>
-        </w:rPr>
-        <w:t>we have</w:t>
-      </w:r>
-      <w:r>
-        <w:rPr>
-          <w:lang w:val="en-US"/>
-        </w:rPr>
-        <w:t xml:space="preserve"> explore</w:t>
-      </w:r>
-      <w:r>
-        <w:rPr>
-          <w:lang w:val="en-US"/>
-        </w:rPr>
-        <w:t>d</w:t>
-      </w:r>
-      <w:r>
-        <w:rPr>
-          <w:lang w:val="en-US"/>
-        </w:rPr>
-        <w:t xml:space="preserve"> the potential of HTM and KNN classifiers to reverse the SDR encoding process and reconstruct the original input images. The modified classification-based reconstruction framework proposed in this study aims to utilize the </w:t>
-      </w:r>
-      <w:proofErr w:type="spellStart"/>
-      <w:r>
-        <w:rPr>
-          <w:lang w:val="en-US"/>
-        </w:rPr>
-        <w:t>IClassifier</w:t>
-      </w:r>
-      <w:proofErr w:type="spellEnd"/>
-      <w:r>
-        <w:rPr>
-          <w:lang w:val="en-US"/>
-        </w:rPr>
-        <w:t xml:space="preserve"> interface to enhance the spatial learning capabilities of HTM and evaluate the feasibility of SDR inversion in image reconstruction tasks.</w:t>
-      </w:r>
-    </w:p>
-    <w:bookmarkEnd w:id="1"/>
-    <w:p>
-      <w:pPr>
-        <w:pStyle w:val="Heading1"/>
-      </w:pPr>
-      <w:r>
         <w:t>Method</w:t>
       </w:r>
       <w:r>
@@ -587,7 +574,7 @@
         <w:rPr>
           <w:lang w:val="en-US"/>
         </w:rPr>
-        <w:pict w14:anchorId="5AD28B78">
+        <w:pict w14:anchorId="5DA9CFC3">
           <v:shapetype id="_x0000_t75" coordsize="21600,21600" o:spt="75" o:preferrelative="t" path="m@4@5l@4@11@9@11@9@5xe" filled="f" stroked="f">
             <v:stroke joinstyle="miter"/>
             <v:formulas>
@@ -607,8 +594,8 @@
             <v:path o:extrusionok="f" gradientshapeok="t" o:connecttype="rect"/>
             <o:lock v:ext="edit" aspectratio="t"/>
           </v:shapetype>
-          <v:shape id="_x0000_i1031" type="#_x0000_t75" style="width:228.5pt;height:199.5pt">
-            <v:imagedata r:id="rId10" o:title="Conversation tree example"/>
+          <v:shape id="_x0000_i1035" type="#_x0000_t75" style="width:232.05pt;height:171.15pt">
+            <v:imagedata r:id="rId10" o:title="Conversation tree example (1)"/>
           </v:shape>
         </w:pict>
       </w:r>
@@ -671,7 +658,13 @@
         <w:rPr>
           <w:lang w:val="en-US"/>
         </w:rPr>
-        <w:t xml:space="preserve"> process converts each pixel into a binary value, where white pixels are assigned a value of 0, and black pixels are assigned a value of 1. This transformation results in a Sparse Distributed Representation (SDR), which serves as the fundamental input for subsequent processing. The implementation of this step is realized through the development of the *</w:t>
+        <w:t xml:space="preserve"> process converts each pixel into a binary value, where white pixels are assigned a value of 0, and black pixels are assigned a value of 1. This transformation results in a Sparse Distributed Representation (SDR), which serves as the fundamental input for subsequent processing. The implementation of this step is realized through the development of the</w:t>
+      </w:r>
+      <w:r>
+        <w:rPr>
+          <w:lang w:val="en-US"/>
+        </w:rPr>
+        <w:t xml:space="preserve"> </w:t>
       </w:r>
       <w:proofErr w:type="spellStart"/>
       <w:r>
@@ -685,7 +678,13 @@
         <w:rPr>
           <w:lang w:val="en-US"/>
         </w:rPr>
-        <w:t xml:space="preserve">* class, which facilitates image conversion to a monochrome format and subsequent </w:t>
+        <w:t xml:space="preserve"> </w:t>
+      </w:r>
+      <w:r>
+        <w:rPr>
+          <w:lang w:val="en-US"/>
+        </w:rPr>
+        <w:t xml:space="preserve">class, which facilitates image conversion to a monochrome format and subsequent </w:t>
       </w:r>
       <w:proofErr w:type="spellStart"/>
       <w:r>
@@ -719,42 +718,102 @@
         <w:rPr>
           <w:lang w:val="en-US"/>
         </w:rPr>
+        <w:t xml:space="preserve">Following </w:t>
+      </w:r>
+      <w:proofErr w:type="spellStart"/>
+      <w:r>
+        <w:rPr>
+          <w:lang w:val="en-US"/>
+        </w:rPr>
+        <w:t>binarization</w:t>
+      </w:r>
+      <w:proofErr w:type="spellEnd"/>
+      <w:r>
+        <w:rPr>
+          <w:lang w:val="en-US"/>
+        </w:rPr>
+        <w:t xml:space="preserve">, both HTM and KNN classifiers undergo training using the generated SDR data to facilitate accurate classification and reconstruction. The HTM classifier, which is based on temporal memory principles, employs a spatial pooler to capture essential spatial features of the training images. This training process involves a set cycle of 20 iterations to enhance the classifier’s ability to learn meaningful representations. HTM encodes the input SDR into columns and cells, enabling the model to process and generalize spatial patterns effectively. Conversely, the KNN classifier operates by leveraging similarity measures between training examples, where each </w:t>
+      </w:r>
+      <w:proofErr w:type="spellStart"/>
+      <w:r>
+        <w:rPr>
+          <w:lang w:val="en-US"/>
+        </w:rPr>
+        <w:t>binarized</w:t>
+      </w:r>
+      <w:proofErr w:type="spellEnd"/>
+      <w:r>
+        <w:rPr>
+          <w:lang w:val="en-US"/>
+        </w:rPr>
+        <w:t xml:space="preserve"> image serves as a reference for classification. The classifier determines the most appropriate class label based on the computed similarity between the input SDR and the stored training SDRs, enabling efficient pattern r</w:t>
+      </w:r>
+      <w:r>
+        <w:rPr>
+          <w:lang w:val="en-US"/>
+        </w:rPr>
+        <w:t xml:space="preserve">ecognition.  </w:t>
+      </w:r>
+    </w:p>
+    <w:p>
+      <w:pPr>
+        <w:pStyle w:val="BodyText"/>
+        <w:rPr>
+          <w:lang w:val="en-US"/>
+        </w:rPr>
+      </w:pPr>
+      <w:r>
+        <w:rPr>
+          <w:lang w:val="en-US"/>
+        </w:rPr>
+        <w:t xml:space="preserve">Once training is complete, image reconstruction is conducted using both classifiers. The reconstruction process involves inputting an SDR into the classifiers, which subsequently generate an estimated reconstruction based on the learned representations. In the case of HTM, the model utilizes its memory to predict an SDR that closely aligns with the original input. This predicted SDR is then compared with </w:t>
+      </w:r>
+      <w:r>
+        <w:rPr>
+          <w:lang w:val="en-US"/>
+        </w:rPr>
         <w:lastRenderedPageBreak/>
-        <w:t xml:space="preserve">Following </w:t>
+        <w:t>the actual SDR to assess the accuracy of reconstruction. Similarly, the KNN classifier reconstructs images by identifying the closest matching SDRs from the training set and aggregating their features to gen</w:t>
+      </w:r>
+      <w:r>
+        <w:rPr>
+          <w:lang w:val="en-US"/>
+        </w:rPr>
+        <w:t xml:space="preserve">erate a reconstructed output.  </w:t>
+      </w:r>
+    </w:p>
+    <w:p>
+      <w:pPr>
+        <w:pStyle w:val="BodyText"/>
+        <w:rPr>
+          <w:lang w:val="en-US"/>
+        </w:rPr>
+      </w:pPr>
+      <w:r>
+        <w:rPr>
+          <w:lang w:val="en-US"/>
+        </w:rPr>
+        <w:t xml:space="preserve">To evaluate the effectiveness of both classifiers in reconstructing images, similarity metrics are employed to quantify the correspondence between the original and reconstructed SDRs. Three distinct similarity measures are utilized: </w:t>
       </w:r>
       <w:proofErr w:type="spellStart"/>
       <w:r>
         <w:rPr>
           <w:lang w:val="en-US"/>
         </w:rPr>
-        <w:t>binarization</w:t>
+        <w:t>Jaccard</w:t>
       </w:r>
       <w:proofErr w:type="spellEnd"/>
       <w:r>
         <w:rPr>
           <w:lang w:val="en-US"/>
         </w:rPr>
-        <w:t xml:space="preserve">, both HTM and KNN classifiers undergo training using the generated SDR data to facilitate accurate classification and reconstruction. The HTM classifier, which is based on temporal memory principles, employs a spatial pooler to capture essential spatial features of the training images. This training process involves a set cycle of 20 iterations to enhance the classifier’s ability to learn meaningful representations. HTM encodes the input SDR into columns and cells, enabling the model to process and generalize spatial patterns effectively. Conversely, the KNN classifier operates by leveraging similarity measures between training examples, where each </w:t>
-      </w:r>
-      <w:proofErr w:type="spellStart"/>
-      <w:r>
-        <w:rPr>
-          <w:lang w:val="en-US"/>
-        </w:rPr>
-        <w:t>binarized</w:t>
-      </w:r>
-      <w:proofErr w:type="spellEnd"/>
-      <w:r>
-        <w:rPr>
-          <w:lang w:val="en-US"/>
-        </w:rPr>
-        <w:t xml:space="preserve"> image serves as a reference for classification. The classifier determines the most appropriate class label based on the computed similarity between the input SDR and the stored training SDRs, enabling efficient pattern r</w:t>
-      </w:r>
-      <w:r>
-        <w:rPr>
-          <w:lang w:val="en-US"/>
-        </w:rPr>
-        <w:t xml:space="preserve">ecognition.  </w:t>
+        <w:t xml:space="preserve"> similarity, which assesses the intersection-to-union ratio of two sets, providing a measure of shared nonzero elements; cosine similarity, which evaluates the angular difference between SDR vectors in high-dimensional space to determine their alignment; and Hamming distance, which measures the number of differing bits between two binary SDR representations. The overall similarity score is computed as an average of these metrics, offering a comprehensive assessmen</w:t>
+      </w:r>
+      <w:r>
+        <w:rPr>
+          <w:lang w:val="en-US"/>
+        </w:rPr>
+        <w:t xml:space="preserve">t of reconstruction accuracy.  </w:t>
       </w:r>
     </w:p>
     <w:p>
@@ -768,13 +827,13 @@
         <w:rPr>
           <w:lang w:val="en-US"/>
         </w:rPr>
-        <w:t>Once training is complete, image reconstruction is conducted using both classifiers. The reconstruction process involves inputting an SDR into the classifiers, which subsequently generate an estimated reconstruction based on the learned representations. In the case of HTM, the model utilizes its memory to predict an SDR that closely aligns with the original input. This predicted SDR is then compared with the actual SDR to assess the accuracy of reconstruction. Similarly, the KNN classifier reconstructs images by identifying the closest matching SDRs from the training set and aggregating their features to gen</w:t>
-      </w:r>
-      <w:r>
-        <w:rPr>
-          <w:lang w:val="en-US"/>
-        </w:rPr>
-        <w:t xml:space="preserve">erate a reconstructed output.  </w:t>
+        <w:t>The similarity results are subsequently visualized through graphical representations. A bar graph is generated to illustrate the similarity scores for each image, with distinct color coding distinguishing between HTM and KNN results. The visualization enables an intuitive comparison of classifier performance, with similarity</w:t>
+      </w:r>
+      <w:r>
+        <w:rPr>
+          <w:lang w:val="en-US"/>
+        </w:rPr>
+        <w:t xml:space="preserve"> percentages clearly labeled.  </w:t>
       </w:r>
     </w:p>
     <w:p>
@@ -788,60 +847,6 @@
         <w:rPr>
           <w:lang w:val="en-US"/>
         </w:rPr>
-        <w:t xml:space="preserve">To evaluate the effectiveness of both classifiers in reconstructing images, similarity metrics are employed to quantify the correspondence between the original and reconstructed SDRs. Three distinct similarity measures are utilized: </w:t>
-      </w:r>
-      <w:proofErr w:type="spellStart"/>
-      <w:r>
-        <w:rPr>
-          <w:lang w:val="en-US"/>
-        </w:rPr>
-        <w:t>Jaccard</w:t>
-      </w:r>
-      <w:proofErr w:type="spellEnd"/>
-      <w:r>
-        <w:rPr>
-          <w:lang w:val="en-US"/>
-        </w:rPr>
-        <w:t xml:space="preserve"> similarity, which assesses the intersection-to-union ratio of two sets, providing a measure of shared nonzero elements; cosine similarity, which evaluates the angular difference between SDR vectors in high-dimensional space to determine their alignment; and Hamming distance, which measures the number of differing bits between two binary SDR representations. The overall similarity score is computed as an average of these metrics, offering a comprehensive assessmen</w:t>
-      </w:r>
-      <w:r>
-        <w:rPr>
-          <w:lang w:val="en-US"/>
-        </w:rPr>
-        <w:t xml:space="preserve">t of reconstruction accuracy.  </w:t>
-      </w:r>
-    </w:p>
-    <w:p>
-      <w:pPr>
-        <w:pStyle w:val="BodyText"/>
-        <w:rPr>
-          <w:lang w:val="en-US"/>
-        </w:rPr>
-      </w:pPr>
-      <w:r>
-        <w:rPr>
-          <w:lang w:val="en-US"/>
-        </w:rPr>
-        <w:t>The similarity results are subsequently visualized through graphical representations. A bar graph is generated to illustrate the similarity scores for each image, with distinct color coding distinguishing between HTM and KNN results. The visualization enables an intuitive comparison of classifier performance, with similarity</w:t>
-      </w:r>
-      <w:r>
-        <w:rPr>
-          <w:lang w:val="en-US"/>
-        </w:rPr>
-        <w:t xml:space="preserve"> percentages clearly labeled.  </w:t>
-      </w:r>
-    </w:p>
-    <w:p>
-      <w:pPr>
-        <w:pStyle w:val="BodyText"/>
-        <w:rPr>
-          <w:lang w:val="en-US"/>
-        </w:rPr>
-      </w:pPr>
-      <w:r>
-        <w:rPr>
-          <w:lang w:val="en-US"/>
-        </w:rPr>
         <w:t>In the final stage, the comparative evaluation of both classifiers is conducted based on the similarity scores obtained from the reconstructed images. The HTM classifier demonstrates superior performance in capturing temporal and structural image patterns, often yielding higher similarity scores. KNN, while effective when trained on similar images, exhibits limitations in generalizing across diverse patterns, leading to lower similarity scores in some cases. The comparative analysis highlights the strengths and weaknesses of each classifier in reconstructing input images, with graphical representations reinforcing the observed trends in classification and reconstruction accuracy.</w:t>
       </w:r>
       <w:r>
@@ -856,7 +861,6 @@
         <w:pStyle w:val="Heading1"/>
       </w:pPr>
       <w:r>
-        <w:lastRenderedPageBreak/>
         <w:t>Results</w:t>
       </w:r>
     </w:p>
@@ -1076,6 +1080,7 @@
         <w:pStyle w:val="Heading2"/>
       </w:pPr>
       <w:r>
+        <w:lastRenderedPageBreak/>
         <w:t>Maintaining the Integrity of the Specifications</w:t>
       </w:r>
     </w:p>
@@ -1191,7 +1196,6 @@
         <w:pStyle w:val="bulletlist"/>
       </w:pPr>
       <w:r>
-        <w:lastRenderedPageBreak/>
         <w:t xml:space="preserve">Avoid combining SI and CGS units, such as current in amperes and magnetic field in </w:t>
       </w:r>
       <w:proofErr w:type="spellStart"/>
@@ -1339,6 +1343,7 @@
         <w:pStyle w:val="Heading2"/>
       </w:pPr>
       <w:r>
+        <w:lastRenderedPageBreak/>
         <w:t>Some Common Mistakes</w:t>
       </w:r>
     </w:p>
@@ -1443,154 +1448,157 @@
         <w:pStyle w:val="bulletlist"/>
       </w:pPr>
       <w:r>
+        <w:t>There is no period after the “et” in the Latin abbreviation “et al.”.</w:t>
+      </w:r>
+    </w:p>
+    <w:p>
+      <w:pPr>
+        <w:pStyle w:val="bulletlist"/>
+      </w:pPr>
+      <w:r>
+        <w:t>The abbreviation “i.e.” means “that is”, and the abbreviation “e.g.” means “for example”.</w:t>
+      </w:r>
+    </w:p>
+    <w:p>
+      <w:pPr>
+        <w:pStyle w:val="BodyText"/>
+      </w:pPr>
+      <w:r>
+        <w:t>An excellent style manual for science writers is [7].</w:t>
+      </w:r>
+    </w:p>
+    <w:p>
+      <w:pPr>
+        <w:pStyle w:val="Heading1"/>
+      </w:pPr>
+      <w:r>
+        <w:t xml:space="preserve">Using the </w:t>
+      </w:r>
+      <w:r>
+        <w:t>Template</w:t>
+      </w:r>
+    </w:p>
+    <w:p>
+      <w:pPr>
+        <w:pStyle w:val="BodyText"/>
+      </w:pPr>
+      <w:r>
+        <w:t>After the text edit has been completed, the paper is ready for the template. Duplicate the template file by using the Save As command, and use the naming convention prescribed by your conference for the name of your paper. In this newly created file, highlight all of the contents and import your prepared text file. You are now ready to style your paper; use the scroll down window on the left of the MS Word Formatting toolbar.</w:t>
+      </w:r>
+    </w:p>
+    <w:p>
+      <w:pPr>
+        <w:pStyle w:val="Heading2"/>
+      </w:pPr>
+      <w:r>
+        <w:t>Authors</w:t>
+      </w:r>
+      <w:r>
+        <w:t xml:space="preserve"> and Affiliations</w:t>
+      </w:r>
+    </w:p>
+    <w:p>
+      <w:pPr>
+        <w:pStyle w:val="BodyText"/>
+      </w:pPr>
+      <w:r>
+        <w:rPr>
+          <w:b/>
+        </w:rPr>
+        <w:t xml:space="preserve">The template is </w:t>
+      </w:r>
+      <w:r>
+        <w:rPr>
+          <w:b/>
+        </w:rPr>
+        <w:t>designed</w:t>
+      </w:r>
+      <w:r>
+        <w:rPr>
+          <w:b/>
+          <w:lang w:val="en-US"/>
+        </w:rPr>
+        <w:t xml:space="preserve"> for,</w:t>
+      </w:r>
+      <w:r>
+        <w:rPr>
+          <w:b/>
+        </w:rPr>
+        <w:t xml:space="preserve"> but not limited to</w:t>
+      </w:r>
+      <w:r>
+        <w:rPr>
+          <w:b/>
+          <w:lang w:val="en-US"/>
+        </w:rPr>
+        <w:t>,</w:t>
+      </w:r>
+      <w:r>
+        <w:rPr>
+          <w:b/>
+          <w:lang w:val="en-US"/>
+        </w:rPr>
+        <w:t xml:space="preserve"> </w:t>
+      </w:r>
+      <w:r>
+        <w:rPr>
+          <w:b/>
+          <w:lang w:val="en-US"/>
+        </w:rPr>
+        <w:t>three</w:t>
+      </w:r>
+      <w:r>
+        <w:rPr>
+          <w:b/>
+          <w:lang w:val="en-US"/>
+        </w:rPr>
+        <w:t xml:space="preserve"> authors.</w:t>
+      </w:r>
+      <w:r>
+        <w:rPr>
+          <w:lang w:val="en-US"/>
+        </w:rPr>
+        <w:t xml:space="preserve"> </w:t>
+      </w:r>
+      <w:r>
+        <w:rPr>
+          <w:lang w:val="en-US"/>
+        </w:rPr>
+        <w:t>A minimum of one autho</w:t>
+      </w:r>
+      <w:r>
+        <w:rPr>
+          <w:lang w:val="en-US"/>
+        </w:rPr>
+        <w:t>r is required for all report</w:t>
+      </w:r>
+      <w:r>
+        <w:rPr>
+          <w:lang w:val="en-US"/>
+        </w:rPr>
+        <w:t xml:space="preserve"> articles. </w:t>
+      </w:r>
+      <w:r>
+        <w:t>Author names should be listed starting from left to right and then moving down to the next line. This is the author sequence that will be used in future citations and by indexing services.</w:t>
+      </w:r>
+      <w:r>
+        <w:t xml:space="preserve"> </w:t>
+      </w:r>
+      <w:r>
+        <w:t>Names should not be listed in columns nor group by affiliation.</w:t>
+      </w:r>
+      <w:r>
+        <w:rPr>
+          <w:lang w:val="en-US"/>
+        </w:rPr>
+        <w:t xml:space="preserve"> </w:t>
+      </w:r>
+      <w:r>
+        <w:t xml:space="preserve">Please keep your affiliations as succinct </w:t>
+      </w:r>
+      <w:r>
         <w:lastRenderedPageBreak/>
-        <w:t>There is no period after the “et” in the Latin abbreviation “et al.”.</w:t>
-      </w:r>
-    </w:p>
-    <w:p>
-      <w:pPr>
-        <w:pStyle w:val="bulletlist"/>
-      </w:pPr>
-      <w:r>
-        <w:t>The abbreviation “i.e.” means “that is”, and the abbreviation “e.g.” means “for example”.</w:t>
-      </w:r>
-    </w:p>
-    <w:p>
-      <w:pPr>
-        <w:pStyle w:val="BodyText"/>
-      </w:pPr>
-      <w:r>
-        <w:t>An excellent style manual for science writers is [7].</w:t>
-      </w:r>
-    </w:p>
-    <w:p>
-      <w:pPr>
-        <w:pStyle w:val="Heading1"/>
-      </w:pPr>
-      <w:r>
-        <w:t xml:space="preserve">Using the </w:t>
-      </w:r>
-      <w:r>
-        <w:t>Template</w:t>
-      </w:r>
-    </w:p>
-    <w:p>
-      <w:pPr>
-        <w:pStyle w:val="BodyText"/>
-      </w:pPr>
-      <w:r>
-        <w:t>After the text edit has been completed, the paper is ready for the template. Duplicate the template file by using the Save As command, and use the naming convention prescribed by your conference for the name of your paper. In this newly created file, highlight all of the contents and import your prepared text file. You are now ready to style your paper; use the scroll down window on the left of the MS Word Formatting toolbar.</w:t>
-      </w:r>
-    </w:p>
-    <w:p>
-      <w:pPr>
-        <w:pStyle w:val="Heading2"/>
-      </w:pPr>
-      <w:r>
-        <w:t>Authors</w:t>
-      </w:r>
-      <w:r>
-        <w:t xml:space="preserve"> and Affiliations</w:t>
-      </w:r>
-    </w:p>
-    <w:p>
-      <w:pPr>
-        <w:pStyle w:val="BodyText"/>
-      </w:pPr>
-      <w:r>
-        <w:rPr>
-          <w:b/>
-        </w:rPr>
-        <w:t xml:space="preserve">The template is </w:t>
-      </w:r>
-      <w:r>
-        <w:rPr>
-          <w:b/>
-        </w:rPr>
-        <w:t>designed</w:t>
-      </w:r>
-      <w:r>
-        <w:rPr>
-          <w:b/>
-          <w:lang w:val="en-US"/>
-        </w:rPr>
-        <w:t xml:space="preserve"> for,</w:t>
-      </w:r>
-      <w:r>
-        <w:rPr>
-          <w:b/>
-        </w:rPr>
-        <w:t xml:space="preserve"> but not limited to</w:t>
-      </w:r>
-      <w:r>
-        <w:rPr>
-          <w:b/>
-          <w:lang w:val="en-US"/>
-        </w:rPr>
-        <w:t>,</w:t>
-      </w:r>
-      <w:r>
-        <w:rPr>
-          <w:b/>
-          <w:lang w:val="en-US"/>
-        </w:rPr>
-        <w:t xml:space="preserve"> </w:t>
-      </w:r>
-      <w:r>
-        <w:rPr>
-          <w:b/>
-          <w:lang w:val="en-US"/>
-        </w:rPr>
-        <w:t>three</w:t>
-      </w:r>
-      <w:r>
-        <w:rPr>
-          <w:b/>
-          <w:lang w:val="en-US"/>
-        </w:rPr>
-        <w:t xml:space="preserve"> authors.</w:t>
-      </w:r>
-      <w:r>
-        <w:rPr>
-          <w:lang w:val="en-US"/>
-        </w:rPr>
-        <w:t xml:space="preserve"> </w:t>
-      </w:r>
-      <w:r>
-        <w:rPr>
-          <w:lang w:val="en-US"/>
-        </w:rPr>
-        <w:t>A minimum of one autho</w:t>
-      </w:r>
-      <w:r>
-        <w:rPr>
-          <w:lang w:val="en-US"/>
-        </w:rPr>
-        <w:t>r is required for all report</w:t>
-      </w:r>
-      <w:r>
-        <w:rPr>
-          <w:lang w:val="en-US"/>
-        </w:rPr>
-        <w:t xml:space="preserve"> articles. </w:t>
-      </w:r>
-      <w:r>
-        <w:t>Author names should be listed starting from left to right and then moving down to the next line. This is the author sequence that will be used in future citations and by indexing services.</w:t>
-      </w:r>
-      <w:r>
-        <w:t xml:space="preserve"> </w:t>
-      </w:r>
-      <w:r>
-        <w:t>Names should not be listed in columns nor group by affiliation.</w:t>
-      </w:r>
-      <w:r>
-        <w:rPr>
-          <w:lang w:val="en-US"/>
-        </w:rPr>
-        <w:t xml:space="preserve"> </w:t>
-      </w:r>
-      <w:r>
-        <w:t>Please keep your affiliations as succinct as possible (for example, do not differentiate among departments of the same organization).</w:t>
+        <w:t>as possible (for example, do not differentiate among departments of the same organization).</w:t>
       </w:r>
     </w:p>
     <w:p>
@@ -1747,11 +1755,7 @@
         <w:pStyle w:val="BodyText"/>
       </w:pPr>
       <w:r>
-        <w:t xml:space="preserve">Text heads organize the topics on a relational, hierarchical basis. For example, the paper title is the primary text head because all subsequent material relates and elaborates on this one topic. If there are two or more sub-topics, the next level head (uppercase Roman numerals) should be used and, conversely, if there are not at least two sub-topics, then no subheads should be introduced. Styles </w:t>
-      </w:r>
-      <w:r>
-        <w:lastRenderedPageBreak/>
-        <w:t>named “Heading 1”, “Heading 2”, “Heading 3”, and “Heading 4” are prescribed.</w:t>
+        <w:t>Text heads organize the topics on a relational, hierarchical basis. For example, the paper title is the primary text head because all subsequent material relates and elaborates on this one topic. If there are two or more sub-topics, the next level head (uppercase Roman numerals) should be used and, conversely, if there are not at least two sub-topics, then no subheads should be introduced. Styles named “Heading 1”, “Heading 2”, “Heading 3”, and “Heading 4” are prescribed.</w:t>
       </w:r>
     </w:p>
     <w:p>
@@ -2130,8 +2134,9 @@
         <w:jc w:val="left"/>
       </w:pPr>
       <w:r>
+        <w:lastRenderedPageBreak/>
         <w:pict w14:anchorId="4C2ECEC5">
-          <v:shape id="_x0000_i1026" type="#_x0000_t75" style="width:229pt;height:31.5pt" o:bordertopcolor="this" o:borderleftcolor="this" o:borderbottomcolor="this" o:borderrightcolor="this">
+          <v:shape id="_x0000_i1026" type="#_x0000_t75" style="width:228.75pt;height:31.55pt" o:bordertopcolor="this" o:borderleftcolor="this" o:borderbottomcolor="this" o:borderrightcolor="this">
             <v:imagedata r:id="rId11" o:title=""/>
             <w10:bordertop type="single" width="8"/>
             <w10:borderleft type="single" width="8"/>
@@ -2599,6 +2604,7 @@
         <w:pStyle w:val="BodyText"/>
       </w:pPr>
       <w:r>
+        <w:lastRenderedPageBreak/>
         <w:t>The preferred spelling of the word “acknowledgment” in America is without an “e” after the “g</w:t>
       </w:r>
       <w:r>
@@ -2714,11 +2720,7 @@
         <w:t xml:space="preserve">’ </w:t>
       </w:r>
       <w:r>
-        <w:t xml:space="preserve">names; do not use “et al.”. Papers that have not been published, even if they have been submitted for publication, </w:t>
-      </w:r>
-      <w:r>
-        <w:lastRenderedPageBreak/>
-        <w:t>should be cited as “unpublished” [4]. Papers that have been accepted for publication should be cited as “in press” [5]. Capitalize only the first word in a paper title, except for proper nouns and element symbols.</w:t>
+        <w:t>names; do not use “et al.”. Papers that have not been published, even if they have been submitted for publication, should be cited as “unpublished” [4]. Papers that have been accepted for publication should be cited as “in press” [5]. Capitalize only the first word in a paper title, except for proper nouns and element symbols.</w:t>
       </w:r>
     </w:p>
     <w:p>
@@ -2726,330 +2728,11 @@
         <w:pStyle w:val="BodyText"/>
       </w:pPr>
       <w:r>
-        <w:t xml:space="preserve">For </w:t>
-      </w:r>
-      <w:r>
-        <w:t>papers</w:t>
-      </w:r>
-      <w:r>
-        <w:t xml:space="preserve"> published in translation journals, please give the English citation first, followed by the original foreign-language citation [6].</w:t>
-      </w:r>
-    </w:p>
-    <w:p/>
-    <w:p>
-      <w:pPr>
-        <w:pStyle w:val="references"/>
-        <w:ind w:left="354" w:hanging="354"/>
-      </w:pPr>
-      <w:r>
-        <w:t xml:space="preserve">G. Eason, B. Noble, and I. N. Sneddon, “On certain integrals of Lipschitz-Hankel type involving products of Bessel functions,” Phil. Trans. Roy. Soc. London, vol. A247, pp. 529–551, April 1955. </w:t>
-      </w:r>
-      <w:r>
-        <w:rPr>
-          <w:i/>
-          <w:iCs/>
-        </w:rPr>
-        <w:t>(references)</w:t>
-      </w:r>
-    </w:p>
-    <w:p>
-      <w:pPr>
-        <w:pStyle w:val="references"/>
-        <w:ind w:left="354" w:hanging="354"/>
-      </w:pPr>
-      <w:r>
-        <w:t>J. Clerk Maxwell, A Treatise on Electricity and Magnetism, 3rd ed., vol. 2. Oxford: Clarendon, 1892, pp.68–73.</w:t>
-      </w:r>
-    </w:p>
-    <w:p>
-      <w:pPr>
-        <w:pStyle w:val="references"/>
-        <w:ind w:left="354" w:hanging="354"/>
-      </w:pPr>
-      <w:r>
-        <w:t>I. S. Jacobs and C. P. Bean, “Fine particles, thin films and exchange anisotropy,” in Magnetism, vol. III, G. T. Rado and H. Suhl, Eds. New York: Academic, 1963, pp. 271–350.</w:t>
-      </w:r>
-    </w:p>
-    <w:p>
-      <w:pPr>
-        <w:pStyle w:val="references"/>
-        <w:ind w:left="354" w:hanging="354"/>
-      </w:pPr>
-      <w:r>
-        <w:t>K. Elissa, “Title of paper if known,” unpublished.</w:t>
-      </w:r>
-    </w:p>
-    <w:p>
-      <w:pPr>
-        <w:pStyle w:val="references"/>
-        <w:ind w:left="354" w:hanging="354"/>
-      </w:pPr>
-      <w:r>
-        <w:t>R. Nicole, “Title of paper with only first word capitalized,” J. Name Stand. Abbrev., in press.</w:t>
-      </w:r>
-    </w:p>
-    <w:p>
-      <w:pPr>
-        <w:pStyle w:val="references"/>
-        <w:ind w:left="354" w:hanging="354"/>
-      </w:pPr>
-      <w:r>
-        <w:t>Y. Yorozu, M. Hirano, K. Oka, and Y. Tagawa, “Electron spectroscopy studies on magneto-optical media and plastic substrate interface,” IEEE Transl. J. Magn. Japan, vol. 2, pp. 740–741, August 1987 [Digests 9th Annual Conf. Magnetics Japan, p. 301, 1982].</w:t>
-      </w:r>
-    </w:p>
-    <w:p>
-      <w:pPr>
-        <w:pStyle w:val="references"/>
-        <w:ind w:left="354" w:hanging="354"/>
-      </w:pPr>
-      <w:r>
-        <w:t>M. Young, The Technical Writer</w:t>
-      </w:r>
-      <w:r>
-        <w:t>’</w:t>
-      </w:r>
-      <w:r>
-        <w:t>s Handbook. Mill Valley, CA: University Science, 1989.</w:t>
-      </w:r>
-    </w:p>
-    <w:p>
-      <w:pPr>
-        <w:pStyle w:val="references"/>
-        <w:numPr>
-          <w:ilvl w:val="0"/>
-          <w:numId w:val="0"/>
-        </w:numPr>
-        <w:ind w:left="360" w:hanging="360"/>
-      </w:pPr>
-    </w:p>
-    <w:p>
-      <w:pPr>
-        <w:pStyle w:val="references"/>
-        <w:numPr>
-          <w:ilvl w:val="0"/>
-          <w:numId w:val="0"/>
-        </w:numPr>
-        <w:ind w:left="360" w:hanging="360"/>
-        <w:jc w:val="center"/>
-        <w:rPr>
-          <w:rFonts w:eastAsia="宋体"/>
-          <w:b/>
-          <w:noProof w:val="0"/>
-          <w:color w:val="FF0000"/>
-          <w:spacing w:val="-1"/>
-          <w:sz w:val="20"/>
-          <w:szCs w:val="20"/>
-          <w:lang w:val="x-none" w:eastAsia="x-none"/>
-        </w:rPr>
-        <w:sectPr>
-          <w:type w:val="continuous"/>
-          <w:pgSz w:w="11906" w:h="16838" w:code="9"/>
-          <w:pgMar w:top="1080" w:right="907" w:bottom="1440" w:left="907" w:header="720" w:footer="720" w:gutter="0"/>
-          <w:cols w:num="2" w:space="360"/>
-          <w:docGrid w:linePitch="360"/>
-        </w:sectPr>
-      </w:pPr>
-      <w:r>
-        <w:rPr>
-          <w:rFonts w:eastAsia="宋体"/>
-          <w:b/>
-          <w:noProof w:val="0"/>
-          <w:color w:val="FF0000"/>
-          <w:spacing w:val="-1"/>
-          <w:sz w:val="20"/>
-          <w:szCs w:val="20"/>
-          <w:lang w:eastAsia="x-none"/>
-        </w:rPr>
-        <w:t>This report</w:t>
-      </w:r>
-      <w:r>
-        <w:rPr>
-          <w:rFonts w:eastAsia="宋体"/>
-          <w:b/>
-          <w:noProof w:val="0"/>
-          <w:color w:val="FF0000"/>
-          <w:spacing w:val="-1"/>
-          <w:sz w:val="20"/>
-          <w:szCs w:val="20"/>
-          <w:lang w:val="x-none" w:eastAsia="x-none"/>
-        </w:rPr>
-        <w:t xml:space="preserve"> template</w:t>
-      </w:r>
-      <w:r>
-        <w:rPr>
-          <w:rFonts w:eastAsia="宋体"/>
-          <w:b/>
-          <w:noProof w:val="0"/>
-          <w:color w:val="FF0000"/>
-          <w:spacing w:val="-1"/>
-          <w:sz w:val="20"/>
-          <w:szCs w:val="20"/>
-          <w:lang w:val="x-none" w:eastAsia="x-none"/>
-        </w:rPr>
-        <w:t xml:space="preserve"> contain</w:t>
-      </w:r>
-      <w:r>
-        <w:rPr>
-          <w:rFonts w:eastAsia="宋体"/>
-          <w:b/>
-          <w:noProof w:val="0"/>
-          <w:color w:val="FF0000"/>
-          <w:spacing w:val="-1"/>
-          <w:sz w:val="20"/>
-          <w:szCs w:val="20"/>
-          <w:lang w:eastAsia="x-none"/>
-        </w:rPr>
-        <w:t>s</w:t>
-      </w:r>
-      <w:r>
-        <w:rPr>
-          <w:rFonts w:eastAsia="宋体"/>
-          <w:b/>
-          <w:noProof w:val="0"/>
-          <w:color w:val="FF0000"/>
-          <w:spacing w:val="-1"/>
-          <w:sz w:val="20"/>
-          <w:szCs w:val="20"/>
-          <w:lang w:val="x-none" w:eastAsia="x-none"/>
-        </w:rPr>
-        <w:t xml:space="preserve"> guidance text for comp</w:t>
-      </w:r>
-      <w:r>
-        <w:rPr>
-          <w:rFonts w:eastAsia="宋体"/>
-          <w:b/>
-          <w:noProof w:val="0"/>
-          <w:color w:val="FF0000"/>
-          <w:spacing w:val="-1"/>
-          <w:sz w:val="20"/>
-          <w:szCs w:val="20"/>
-          <w:lang w:val="x-none" w:eastAsia="x-none"/>
-        </w:rPr>
-        <w:t>osing and formatting technical reports</w:t>
-      </w:r>
-      <w:r>
-        <w:rPr>
-          <w:rFonts w:eastAsia="宋体"/>
-          <w:b/>
-          <w:noProof w:val="0"/>
-          <w:color w:val="FF0000"/>
-          <w:spacing w:val="-1"/>
-          <w:sz w:val="20"/>
-          <w:szCs w:val="20"/>
-          <w:lang w:val="x-none" w:eastAsia="x-none"/>
-        </w:rPr>
-        <w:t>. Please ensure that all template text is re</w:t>
-      </w:r>
-      <w:r>
-        <w:rPr>
-          <w:rFonts w:eastAsia="宋体"/>
-          <w:b/>
-          <w:noProof w:val="0"/>
-          <w:color w:val="FF0000"/>
-          <w:spacing w:val="-1"/>
-          <w:sz w:val="20"/>
-          <w:szCs w:val="20"/>
-          <w:lang w:val="x-none" w:eastAsia="x-none"/>
-        </w:rPr>
-        <w:t>moved from your report</w:t>
-      </w:r>
-      <w:r>
-        <w:rPr>
-          <w:rFonts w:eastAsia="宋体"/>
-          <w:b/>
-          <w:noProof w:val="0"/>
-          <w:color w:val="FF0000"/>
-          <w:spacing w:val="-1"/>
-          <w:sz w:val="20"/>
-          <w:szCs w:val="20"/>
-          <w:lang w:val="x-none" w:eastAsia="x-none"/>
-        </w:rPr>
-        <w:t xml:space="preserve"> prior to submission to the </w:t>
-      </w:r>
-      <w:r>
-        <w:rPr>
-          <w:rFonts w:eastAsia="宋体"/>
-          <w:b/>
-          <w:noProof w:val="0"/>
-          <w:color w:val="FF0000"/>
-          <w:spacing w:val="-1"/>
-          <w:sz w:val="20"/>
-          <w:szCs w:val="20"/>
-          <w:lang w:eastAsia="x-none"/>
-        </w:rPr>
-        <w:t>examination office</w:t>
-      </w:r>
-      <w:r>
-        <w:rPr>
-          <w:rFonts w:eastAsia="宋体"/>
-          <w:b/>
-          <w:noProof w:val="0"/>
-          <w:color w:val="FF0000"/>
-          <w:spacing w:val="-1"/>
-          <w:sz w:val="20"/>
-          <w:szCs w:val="20"/>
-          <w:lang w:val="x-none" w:eastAsia="x-none"/>
-        </w:rPr>
-        <w:t xml:space="preserve">. Failure to remove template text from your paper </w:t>
-      </w:r>
-      <w:r>
-        <w:rPr>
-          <w:rFonts w:eastAsia="宋体"/>
-          <w:b/>
-          <w:noProof w:val="0"/>
-          <w:color w:val="FF0000"/>
-          <w:spacing w:val="-1"/>
-          <w:sz w:val="20"/>
-          <w:szCs w:val="20"/>
-          <w:lang w:eastAsia="x-none"/>
-        </w:rPr>
-        <w:t>may</w:t>
-      </w:r>
-      <w:r>
-        <w:rPr>
-          <w:rFonts w:eastAsia="宋体"/>
-          <w:b/>
-          <w:noProof w:val="0"/>
-          <w:color w:val="FF0000"/>
-          <w:spacing w:val="-1"/>
-          <w:sz w:val="20"/>
-          <w:szCs w:val="20"/>
-          <w:lang w:val="x-none" w:eastAsia="x-none"/>
-        </w:rPr>
-        <w:t xml:space="preserve"> result i</w:t>
-      </w:r>
-      <w:r>
-        <w:rPr>
-          <w:rFonts w:eastAsia="宋体"/>
-          <w:b/>
-          <w:noProof w:val="0"/>
-          <w:color w:val="FF0000"/>
-          <w:spacing w:val="-1"/>
-          <w:sz w:val="20"/>
-          <w:szCs w:val="20"/>
-          <w:lang w:val="x-none" w:eastAsia="x-none"/>
-        </w:rPr>
-        <w:t>n your paper being degraded</w:t>
-      </w:r>
-      <w:r>
-        <w:rPr>
-          <w:rFonts w:eastAsia="宋体"/>
-          <w:b/>
-          <w:noProof w:val="0"/>
-          <w:color w:val="FF0000"/>
-          <w:spacing w:val="-1"/>
-          <w:sz w:val="20"/>
-          <w:szCs w:val="20"/>
-          <w:lang w:val="x-none" w:eastAsia="x-none"/>
-        </w:rPr>
-        <w:t>.</w:t>
-      </w:r>
-    </w:p>
-    <w:p>
-      <w:r>
-        <w:lastRenderedPageBreak/>
+        <w:rPr>
+          <w:lang w:eastAsia="en-US"/>
+        </w:rPr>
         <w:pict w14:anchorId="4A67007D">
-          <v:shape id="_x0000_s1032" type="#_x0000_t202" style="position:absolute;left:0;text-align:left;margin-left:0;margin-top:19.8pt;width:252pt;height:90pt;z-index:-1;mso-wrap-edited:f;mso-position-horizontal:left;mso-position-horizontal-relative:margin" wrapcoords="-64 0 -64 21600 21664 21600 21664 0 -64 0">
+          <v:shape id="_x0000_s1032" type="#_x0000_t202" style="position:absolute;left:0;text-align:left;margin-left:-1.5pt;margin-top:19.4pt;width:252pt;height:90pt;z-index:-1;mso-wrap-edited:f;mso-position-horizontal-relative:margin" wrapcoords="-64 0 -64 21600 21664 21600 21664 0 -64 0">
             <v:textbox style="mso-next-textbox:#_x0000_s1032">
               <w:txbxContent>
                 <w:p>
@@ -3074,8 +2757,137 @@
           </v:shape>
         </w:pict>
       </w:r>
-      <w:bookmarkEnd w:id="0"/>
-    </w:p>
+      <w:r>
+        <w:t xml:space="preserve">For </w:t>
+      </w:r>
+      <w:r>
+        <w:t>papers</w:t>
+      </w:r>
+      <w:r>
+        <w:t xml:space="preserve"> published in translation journals, please give the English citation first, followed by the original foreign-language citation [6].</w:t>
+      </w:r>
+    </w:p>
+    <w:p/>
+    <w:p>
+      <w:pPr>
+        <w:pStyle w:val="references"/>
+      </w:pPr>
+      <w:r>
+        <w:t>Zhimeng Pan, Brian Rodriguez, and Rajesh Menon, "Machine-learning enables image reconstruction and classification in a “see-through” camera," OSA Continuum 3, 401-409 (2020)</w:t>
+      </w:r>
+    </w:p>
+    <w:p>
+      <w:pPr>
+        <w:pStyle w:val="references"/>
+      </w:pPr>
+      <w:r>
+        <w:t>Jahan Balasubramaniam, C.B. Gokul Krishnaa, Fangming Zhu,</w:t>
+      </w:r>
+      <w:r>
+        <w:t xml:space="preserve"> </w:t>
+      </w:r>
+      <w:r>
+        <w:t>Enhancement of Classifiers in HTM-CLA Using Similarity Evaluation Me</w:t>
+      </w:r>
+      <w:r>
+        <w:t>thods, Procedia Computer Science, Volume 60, 2015, Pages 1516-1523, ISSN 1877-0509</w:t>
+      </w:r>
+    </w:p>
+    <w:p>
+      <w:pPr>
+        <w:pStyle w:val="references"/>
+      </w:pPr>
+      <w:r>
+        <w:t>K. Nakata, Y. Ng, D. Miyashita, A. Maki, Y.-C. Lin, and J. Deguchi, "Revisiting a kNN-based image classification system with high-capacity storage," arXiv:2204.01186 [cs.CV], Apr. 2022</w:t>
+      </w:r>
+    </w:p>
+    <w:p>
+      <w:pPr>
+        <w:pStyle w:val="references"/>
+      </w:pPr>
+      <w:r>
+        <w:t xml:space="preserve">Halder, R.K., Uddin, M.N., Uddin, M.A. et al. Enhancing K-nearest neighbor algorithm: a comprehensive review and performance analysis of modifications. </w:t>
+      </w:r>
+      <w:r>
+        <w:t>J Big Data 11, 113 (2024)</w:t>
+      </w:r>
+    </w:p>
+    <w:p>
+      <w:pPr>
+        <w:pStyle w:val="references"/>
+      </w:pPr>
+      <w:r>
+        <w:t>C. Yuwei, S. Ahmad, and J. Hawkins, "The HTM Spatial Pooler—A neocortical algorithm for online sparse distributed coding," Front. Comput. Neurosci., vol. 11, 2017, Art. no. 111</w:t>
+      </w:r>
+    </w:p>
+    <w:p>
+      <w:pPr>
+        <w:pStyle w:val="references"/>
+      </w:pPr>
+      <w:r>
+        <w:t>George, D., &amp; Hawkins, J. (2009).Towards a mathematical theory of cortical micro-circuits. PLoS Computational Biology, 5(10), e1000532</w:t>
+      </w:r>
+    </w:p>
+    <w:p>
+      <w:pPr>
+        <w:pStyle w:val="references"/>
+      </w:pPr>
+      <w:r>
+        <w:t>T. Ibrayev, A. P. James, C. Merkel, and D. Kudithipudi, "A design of HTM spatial pooler for face recognition using memristor-CMOS hybrid circuits," in Proc. IEEE Int. Symp. Circuits Syst. (ISCAS), 2016, pp. 1254-1257</w:t>
+      </w:r>
+    </w:p>
+    <w:p>
+      <w:pPr>
+        <w:pStyle w:val="references"/>
+        <w:numPr>
+          <w:ilvl w:val="0"/>
+          <w:numId w:val="0"/>
+        </w:numPr>
+        <w:ind w:left="360" w:hanging="360"/>
+      </w:pPr>
+    </w:p>
+    <w:p>
+      <w:pPr>
+        <w:pStyle w:val="references"/>
+        <w:numPr>
+          <w:ilvl w:val="0"/>
+          <w:numId w:val="0"/>
+        </w:numPr>
+        <w:ind w:left="360" w:hanging="360"/>
+        <w:rPr>
+          <w:rFonts w:eastAsia="宋体"/>
+          <w:b/>
+          <w:noProof w:val="0"/>
+          <w:color w:val="FF0000"/>
+          <w:spacing w:val="-1"/>
+          <w:sz w:val="20"/>
+          <w:szCs w:val="20"/>
+          <w:lang w:val="x-none" w:eastAsia="x-none"/>
+        </w:rPr>
+        <w:sectPr>
+          <w:type w:val="continuous"/>
+          <w:pgSz w:w="11906" w:h="16838" w:code="9"/>
+          <w:pgMar w:top="1080" w:right="907" w:bottom="1440" w:left="907" w:header="720" w:footer="720" w:gutter="0"/>
+          <w:cols w:num="2" w:space="360"/>
+          <w:docGrid w:linePitch="360"/>
+        </w:sectPr>
+      </w:pPr>
+      <w:r>
+        <w:rPr>
+          <w:rFonts w:eastAsia="宋体"/>
+          <w:b/>
+          <w:noProof w:val="0"/>
+          <w:color w:val="FF0000"/>
+          <w:spacing w:val="-1"/>
+          <w:sz w:val="20"/>
+          <w:szCs w:val="20"/>
+          <w:lang w:val="x-none" w:eastAsia="x-none"/>
+        </w:rPr>
+        <w:t>.</w:t>
+      </w:r>
+    </w:p>
+    <w:bookmarkEnd w:id="0"/>
+    <w:p/>
     <w:sectPr>
       <w:type w:val="continuous"/>
       <w:pgSz w:w="11906" w:h="16838" w:code="9"/>
@@ -3262,7 +3074,7 @@
                 <v:path o:extrusionok="f" gradientshapeok="t" o:connecttype="rect"/>
                 <o:lock v:ext="edit" aspectratio="t"/>
               </v:shapetype>
-              <v:shape id="Grafik 4" o:spid="_x0000_i1025" type="#_x0000_t75" style="width:96pt;height:49.5pt;visibility:visible">
+              <v:shape id="Grafik 4" o:spid="_x0000_i1025" type="#_x0000_t75" style="width:95.8pt;height:49.3pt;visibility:visible">
                 <v:imagedata r:id="rId1" o:title=""/>
               </v:shape>
             </w:pict>
@@ -5899,7 +5711,7 @@
 </file>
 
 <file path=customXml/itemProps1.xml><?xml version="1.0" encoding="utf-8"?>
-<ds:datastoreItem xmlns:ds="http://schemas.openxmlformats.org/officeDocument/2006/customXml" ds:itemID="{2720ED1C-0A99-44C8-BEAA-A8E248979044}">
+<ds:datastoreItem xmlns:ds="http://schemas.openxmlformats.org/officeDocument/2006/customXml" ds:itemID="{2C9B2CBA-C0AA-4A8B-9C10-49F7E6C80EA3}">
   <ds:schemaRefs>
     <ds:schemaRef ds:uri="http://schemas.openxmlformats.org/officeDocument/2006/bibliography"/>
   </ds:schemaRefs>

--- a/source/MySEProject/Documentation/Report_ML 2425-01 Investigate Image Reconstruction by using Classifiers.docx
+++ b/source/MySEProject/Documentation/Report_ML 2425-01 Investigate Image Reconstruction by using Classifiers.docx
@@ -343,30 +343,168 @@
         <w:rPr>
           <w:lang w:val="en-US"/>
         </w:rPr>
-        <w:t>Image</w:t>
-      </w:r>
-      <w:r>
+        <w:t>Recovering or approximating an original picture from incomplete, noisy, or partial data is the basic challenge in image reconstruction in computer vision, machine learning, and artificial intelligence. Improving the performance of many applications, including medical imaging, autonomous systems, and pattern recognition [1, 2], depends on this process. Widely used conventional image reconstruction techniques include compressive sensing, imprinting, and interpolation. But new chances to increase the accuracy and efficiency of picture reconstruction have surfaced with the development of machine learning methods, especially classification-based approaches like K-Nearest Neighbors (KNN) and Hierarchical Temporal Memory (HTM [3</w:t>
+      </w:r>
+      <w:proofErr w:type="gramStart"/>
+      <w:r>
+        <w:rPr>
+          <w:lang w:val="en-US"/>
+        </w:rPr>
+        <w:t>, ]</w:t>
+      </w:r>
+      <w:proofErr w:type="gramEnd"/>
+      <w:r>
+        <w:rPr>
+          <w:lang w:val="en-US"/>
+        </w:rPr>
+        <w:t xml:space="preserve">. These methods help models understand the fundamental patterns in an image collection, enabling more exact </w:t>
+      </w:r>
+      <w:r>
+        <w:rPr>
+          <w:lang w:val="en-US"/>
+        </w:rPr>
+        <w:lastRenderedPageBreak/>
+        <w:t>reconstructions even in extremely deteriorated circumstances.</w:t>
+      </w:r>
+    </w:p>
+    <w:p>
+      <w:pPr>
+        <w:pStyle w:val="BodyText"/>
+        <w:rPr>
+          <w:lang w:val="en-US"/>
+        </w:rPr>
+      </w:pPr>
+      <w:r>
+        <w:rPr>
+          <w:lang w:val="en-US"/>
+        </w:rPr>
+        <w:t xml:space="preserve">Particularly successful in tasks involving spatial and temporal learning, HTM is a scientifically inspired framework meant to replicate the neocortex [5]. Sparse Distributed Representations (SDRs) are high-dimensional, sparse binary representations that effectively contain information while being resilient to noise [6], and they are among the fundamental building blocks of HTM. Although SDRs have shown promise in applications such as anomaly detection and sequence learning, their ability for picture reconstruction is still unmet. Conversely, a commonly used classification method, KNN, runs on feature similarity and has shown success in many pattern recognition challenges [7]. When used with SDR-based encoding systems, KNN is a good fit for reconstructing pictures as it uses the feature space of input data to identify class labels. This work is to develop a classification-based method to reconstruct pictures from SDR-encoded data using the strengths of HTM and KNN, thereby providing a new framework that balances computational efficiency with reconstruction quality. </w:t>
+      </w:r>
+    </w:p>
+    <w:p>
+      <w:pPr>
+        <w:pStyle w:val="BodyText"/>
+        <w:rPr>
+          <w:lang w:val="en-US"/>
+        </w:rPr>
+      </w:pPr>
+    </w:p>
+    <w:p>
+      <w:pPr>
+        <w:pStyle w:val="BodyText"/>
+        <w:rPr>
+          <w:lang w:val="en-US"/>
+        </w:rPr>
+      </w:pPr>
+      <w:r>
+        <w:rPr>
+          <w:lang w:val="en-US"/>
+        </w:rPr>
+        <w:t xml:space="preserve">Image reconstruction has use in many important areas. Image reconstruction improves object identification, feature classification, and pattern recognition under demanding situations. Improved quality of reconstructed pictures will greatly increase the accuracy of categorization models [2]. Likewise, successful navigation and decision-making in autonomous systems—including robots and self-driving cars—rely on high-quality picture reconstruction. Autonomous systems often cope with partial or damaged pictures due to environmental constraints such as occlusions, low resolution, and bad illumination, so strong reconstruction methods [3] are often needed. Although autonomous cars depend on many sensors to detect their surroundings, real-world environments may include notable noise and missing data, which could affect decision-making procedures. Autonomous systems may get more accurate reconstructions by using machine learning methods such as KNN and HTM, therefore enhancing operating efficiency and safety. </w:t>
+      </w:r>
+    </w:p>
+    <w:p>
+      <w:pPr>
+        <w:pStyle w:val="BodyText"/>
+        <w:rPr>
+          <w:lang w:val="en-US"/>
+        </w:rPr>
+      </w:pPr>
+      <w:r>
+        <w:rPr>
+          <w:lang w:val="en-US"/>
+        </w:rPr>
+        <w:t xml:space="preserve">Another area where picture reconstruction is critical is medical imaging. Medical diagnosis and treatment planning depend critically on imaging methods like MRI, CT scans, and ultrasounds. But because of technology, patient mobility, or other outside variables, these imaging methods can provide noisy or incomplete data. By helping to rebuild the missing features, reconstruction techniques improve the </w:t>
+      </w:r>
+      <w:r>
+        <w:rPr>
+          <w:lang w:val="en-US"/>
+        </w:rPr>
+        <w:lastRenderedPageBreak/>
+        <w:t xml:space="preserve">quality of medical pictures and raise diagnostic accuracy [4]. Deep learning methods have particularly revolutionized medical image reconstruction by enabling high-fidelity restorations from sparse data. Still, the necessity of interpretable models and computational restrictions emphasizes the need for investigating other approaches such as HTM and KNN. These techniques are fit for inclusion in clinical procedures, as they might possibly provide strong, effective answers that preserve high interpretability. </w:t>
+      </w:r>
+    </w:p>
+    <w:p>
+      <w:pPr>
+        <w:pStyle w:val="BodyText"/>
+        <w:rPr>
+          <w:lang w:val="en-US"/>
+        </w:rPr>
+      </w:pPr>
+      <w:r>
+        <w:rPr>
+          <w:lang w:val="en-US"/>
+        </w:rPr>
+        <w:t xml:space="preserve">Although deep learning-based methods have made great progress in picture reconstruction, some difficulties continue to occur. The trade-off between reconstruction accuracy and processing economy is a main obstacle. Many modern reconstruction techniques need large computer resources, which limits their useful applicability in real-time situations such as autonomous driving and medical imaging [5]. Current approaches often struggle with incomplete or contaminated data, leading to poor reconstruction results. Usually requiring large datasets for training, traditional deep learning models are sensitive to changes in input quality. On the other hand, classification-based techniques like KNN and HTM provide a more flexible and computationally efficient substitute, which qualifies them for uses where real-time performance is crucial. </w:t>
+      </w:r>
+    </w:p>
+    <w:p>
+      <w:pPr>
+        <w:pStyle w:val="BodyText"/>
+        <w:rPr>
+          <w:lang w:val="en-US"/>
+        </w:rPr>
+      </w:pPr>
+      <w:r>
+        <w:rPr>
+          <w:lang w:val="en-US"/>
+        </w:rPr>
+        <w:t xml:space="preserve">Treating spatial interdependence and high-dimensional data representations presents another challenge in picture reconstruction. Pixel-wise interpolations are common in conventional techniques, which may not be able to adequately depict complicated spatial structures. SDRs, like the ones used in HTM, could be used instead because they record spatial connections in a dispersed way and make generalization better across multiple picture domains. Additionally, KNN relies on feature-space similarity to reconstruct pictures by finding similar patterns in the dataset. This provides a simple but effective way to add missing data. These methods, when used together, may improve reconstructing pictures from sparse representations while still maintaining computational feasibility. </w:t>
+      </w:r>
+    </w:p>
+    <w:p>
+      <w:pPr>
+        <w:pStyle w:val="BodyText"/>
+        <w:rPr>
+          <w:lang w:val="en-US"/>
+        </w:rPr>
+      </w:pPr>
+      <w:r>
+        <w:rPr>
+          <w:lang w:val="en-US"/>
+        </w:rPr>
+        <w:t xml:space="preserve">In this work, we investigate whether it is feasible to reconstruct pictures from SDRs using HTM and KNN classifiers. The hierarchical structure of the human brain gave rise to the HTM architecture, which has been shown to be good at tasks like sequence learning and finding outliers [6]. This work intends to improve HTM's spatial learning capacity by using the </w:t>
+      </w:r>
+      <w:proofErr w:type="spellStart"/>
+      <w:r>
+        <w:rPr>
+          <w:lang w:val="en-US"/>
+        </w:rPr>
+        <w:t>IClassifier</w:t>
+      </w:r>
+      <w:proofErr w:type="spellEnd"/>
+      <w:r>
+        <w:rPr>
+          <w:lang w:val="en-US"/>
+        </w:rPr>
+        <w:t xml:space="preserve"> interface, thereby exploiting KNN's power in similarity-based categorization. By means of this method, we want to create a classification-based reconstruction framework able to undo the SDR encoding process and restore the original input pictures. </w:t>
+      </w:r>
+    </w:p>
+    <w:p>
+      <w:pPr>
+        <w:pStyle w:val="BodyText"/>
+        <w:rPr>
+          <w:lang w:val="en-US"/>
+        </w:rPr>
+      </w:pPr>
+      <w:r>
+        <w:rPr>
+          <w:lang w:val="en-US"/>
+        </w:rPr>
+        <w:t>This study advances the larger area of classification-based image restoration methods in addition to offering an understanding of the relevance of SDRs for picture reconstruction. This work offers a computationally efficient and interpreted method applicable to many fields by solving the difficulties related to conventional deep learning models. In the end, the results of this study could provide fresh avenues for creating strong, scalable picture reconstruction met</w:t>
+      </w:r>
+      <w:r>
+        <w:rPr>
+          <w:lang w:val="en-US"/>
+        </w:rPr>
+        <w:t>hods catered to practical uses.</w:t>
+      </w:r>
+      <w:r>
+        <w:rPr>
+          <w:lang w:val="en-US"/>
+        </w:rPr>
         <w:t xml:space="preserve"> </w:t>
       </w:r>
-      <w:r>
-        <w:rPr>
-          <w:lang w:val="en-US"/>
-        </w:rPr>
-        <w:t xml:space="preserve">reconstruction is a fundamental problem in computer vision, machine learning, and artificial intelligence, where the goal is to recover or approximate an original image from incomplete, noisy, or partial data. This process is crucial for enhancing the performance of various applications, including medical imaging, autonomous systems, and pattern recognition [1, 2]. Traditional image reconstruction methods, such as interpolation, imprinting, and compressive sensing, have been widely employed. However, with the advent of machine learning techniques, particularly classification-based approaches like K-Nearest Neighbors (KNN) and Hierarchical Temporal Memory (HTM), new opportunities have emerged to improve the accuracy and efficiency of image reconstruction [3, 4]. These approaches enable models to learn the underlying patterns </w:t>
-      </w:r>
-      <w:r>
-        <w:rPr>
-          <w:lang w:val="en-US"/>
-        </w:rPr>
-        <w:lastRenderedPageBreak/>
-        <w:t>within an image dataset, thereby facilitating more precise reconstructions even</w:t>
-      </w:r>
-      <w:r>
-        <w:rPr>
-          <w:lang w:val="en-US"/>
-        </w:rPr>
-        <w:t xml:space="preserve"> in highly degraded conditions.</w:t>
-      </w:r>
     </w:p>
     <w:p>
       <w:pPr>
@@ -379,148 +517,7 @@
         <w:rPr>
           <w:lang w:val="en-US"/>
         </w:rPr>
-        <w:t>HTM is a biologically inspired framework designed to model the neocortex and is particularly effective in tasks requiring spatial and temporal learning [5]. One of the core components of HTM is the use of Sparse Distributed Representations (SDRs), which are high-dimensional, sparse binary representations that efficiently encode information while being robust to noise [6]. SDRs have shown promise in applications such as anomaly detection and sequence learning, but their potential for image reconstruction remains underexplored. On the other hand, KNN, a widely used classification algorithm, operates based on feature similarity and has demonstrated its effectiveness in various pattern recognition tasks [7]. KNN determines class labels by analyzing the feature space of input data, making it a suitable choice for reconstructing images when paired with SDR-based encoding schemes. By leveraging the strengths of HTM and KNN, this study aims to investigate a classification-based approach to reconstruct images from SDR-encoded data, offering a novel framework that balances computational efficiency and r</w:t>
-      </w:r>
-      <w:r>
-        <w:rPr>
-          <w:lang w:val="en-US"/>
-        </w:rPr>
-        <w:t>econstruction quality.</w:t>
-      </w:r>
-    </w:p>
-    <w:p>
-      <w:pPr>
-        <w:pStyle w:val="BodyText"/>
-        <w:rPr>
-          <w:lang w:val="en-US"/>
-        </w:rPr>
-      </w:pPr>
-      <w:r>
-        <w:rPr>
-          <w:lang w:val="en-US"/>
-        </w:rPr>
-        <w:t>The application of image reconstruction spans several critical domains. In pattern recognition, image reconstruction enhances object detection, feature classification, and pattern recognition under challenging conditions. Reconstructed images with improved quality can significantly enhance the accuracy of classification models [2]. Similarly, autonomous systems, such as self-driving vehicles and robotics, depend on high-quality image reconstruction for accurate navigation and decision-making. Due to environmental challenges such as occlusions, low resolution, and poor lighting, autonomous systems frequently deal with incomplete or degraded images, necessitating robust reconstruction techniques [3]. Autonomous vehicles rely on multiple sensors to perceive their surroundings, but real-world conditions often introduce significant noise and missing data, which can negatively impact decision-making processes. By employing machine learning techniques such as KNN and HTM, autonomous systems can achieve more reliable reconstructions, thereby improving saf</w:t>
-      </w:r>
-      <w:r>
-        <w:rPr>
-          <w:lang w:val="en-US"/>
-        </w:rPr>
-        <w:t>ety and operational efficiency.</w:t>
-      </w:r>
-    </w:p>
-    <w:p>
-      <w:pPr>
-        <w:pStyle w:val="BodyText"/>
-        <w:rPr>
-          <w:lang w:val="en-US"/>
-        </w:rPr>
-      </w:pPr>
-      <w:r>
-        <w:rPr>
-          <w:lang w:val="en-US"/>
-        </w:rPr>
-        <w:t xml:space="preserve">Medical imaging is another domain where image reconstruction plays a pivotal role. Imaging techniques such as MRI, CT scans, and ultrasound are crucial for medical diagnosis and treatment planning. However, these imaging modalities often generate incomplete or noisy data due to limitations in hardware, patient movement, or other external factors. Reconstruction algorithms help restore the missing </w:t>
-      </w:r>
-      <w:r>
-        <w:rPr>
-          <w:lang w:val="en-US"/>
-        </w:rPr>
-        <w:lastRenderedPageBreak/>
-        <w:t>details, improving the quality of medical images and enhancing diagnostic accuracy [4]. In particular, deep learning approaches have revolutionized medical image reconstruction by enabling high-fidelity restorations from sparse data. However, computational constraints and the need for interpretable models highlight the importance of exploring alternative methods such as HTM and KNN. These methods can potentially provide robust, efficient solutions that maintain high interpretability, making them suitable for integration in</w:t>
-      </w:r>
-      <w:r>
-        <w:rPr>
-          <w:lang w:val="en-US"/>
-        </w:rPr>
-        <w:t>to clinical workflows.</w:t>
-      </w:r>
-    </w:p>
-    <w:p>
-      <w:pPr>
-        <w:pStyle w:val="BodyText"/>
-        <w:rPr>
-          <w:lang w:val="en-US"/>
-        </w:rPr>
-      </w:pPr>
-      <w:r>
-        <w:rPr>
-          <w:lang w:val="en-US"/>
-        </w:rPr>
-        <w:t>Despite the significant advancements achieved through deep learning-based approaches in image reconstruction, several challenges persist. One major challenge is the trade-off between reconstruction accuracy and computational efficiency. Many contemporary reconstruction algorithms demand substantial computational resources, limiting their practical application in real-time scenarios such as autonomous driving and medical imaging [5]. Moreover, existing methods often struggle with highly incomplete or severely corrupted data, leading to suboptimal reconstruction outcomes. Traditional deep learning models typically require extensive datasets for training and can be sensitive to variations in input quality. In contrast, classification-based methods such as KNN and HTM offer a more flexible and computationally efficient alternative, making them well-suited for applications where rea</w:t>
-      </w:r>
-      <w:r>
-        <w:rPr>
-          <w:lang w:val="en-US"/>
-        </w:rPr>
-        <w:t>l-time performance is critical.</w:t>
-      </w:r>
-    </w:p>
-    <w:p>
-      <w:pPr>
-        <w:pStyle w:val="BodyText"/>
-        <w:rPr>
-          <w:lang w:val="en-US"/>
-        </w:rPr>
-      </w:pPr>
-      <w:r>
-        <w:rPr>
-          <w:lang w:val="en-US"/>
-        </w:rPr>
-        <w:t>Another challenge in image reconstruction is the handling of spatial dependencies and high-dimensional data representations. Conventional methods often rely on pixel-wise interpolations, which may not effectively capture complex spatial structures. SDRs, as used in HTM, offer a promising alternative by encoding spatial relationships in a distributed manner, allowing for better generalization across different image domains. Additionally, KNN’s reliance on feature-space similarity enables it to reconstruct images by referencing similar patterns in the dataset, providing a simple yet effective mechanism for restoring missing details. The combination of these approaches can enhance the ability to reconstruct images from sparse representations while maintai</w:t>
-      </w:r>
-      <w:r>
-        <w:rPr>
-          <w:lang w:val="en-US"/>
-        </w:rPr>
-        <w:t>ning computational feasibility.</w:t>
-      </w:r>
-    </w:p>
-    <w:p>
-      <w:pPr>
-        <w:pStyle w:val="BodyText"/>
-        <w:rPr>
-          <w:lang w:val="en-US"/>
-        </w:rPr>
-      </w:pPr>
-      <w:r>
-        <w:rPr>
-          <w:lang w:val="en-US"/>
-        </w:rPr>
-        <w:t xml:space="preserve">In this study, we explore the feasibility of utilizing HTM and KNN classifiers to reconstruct images from SDRs. The HTM framework, inspired by the hierarchical organization of the human brain, has demonstrated its effectiveness in sequence learning and anomaly detection tasks [6]. By incorporating the </w:t>
-      </w:r>
-      <w:proofErr w:type="spellStart"/>
-      <w:r>
-        <w:rPr>
-          <w:lang w:val="en-US"/>
-        </w:rPr>
-        <w:t>IClassifier</w:t>
-      </w:r>
-      <w:proofErr w:type="spellEnd"/>
-      <w:r>
-        <w:rPr>
-          <w:lang w:val="en-US"/>
-        </w:rPr>
-        <w:t xml:space="preserve"> interface, this research aims to enhance the spatial learning capabilities of HTM while leveraging KNN’s strength in similarity-based classification. Through this approach, we seek to develop a classification-based reconstruction framework capable of reversing the SDR encoding process and resto</w:t>
-      </w:r>
-      <w:r>
-        <w:rPr>
-          <w:lang w:val="en-US"/>
-        </w:rPr>
-        <w:t>ring the original input images.</w:t>
-      </w:r>
-    </w:p>
-    <w:p>
-      <w:pPr>
-        <w:pStyle w:val="BodyText"/>
-        <w:rPr>
-          <w:lang w:val="en-US"/>
-        </w:rPr>
-      </w:pPr>
-      <w:r>
-        <w:rPr>
-          <w:lang w:val="en-US"/>
-        </w:rPr>
-        <w:t>This research not only provides insights into the applicability of SDRs for image reconstruction but also contributes to the broader field of classification-based image restoration techniques. By addressing the challenges associated with traditional deep learning models, this study presents a computationally efficient and interpretable approach that can be applied to various domains. Ultimately, the findings of this work may open new pathways for developing robust, scalable image reconstruction solutions tailored to real-world applications.</w:t>
+        <w:t>.</w:t>
       </w:r>
     </w:p>
     <w:bookmarkEnd w:id="1"/>
@@ -5711,7 +5708,7 @@
 </file>
 
 <file path=customXml/itemProps1.xml><?xml version="1.0" encoding="utf-8"?>
-<ds:datastoreItem xmlns:ds="http://schemas.openxmlformats.org/officeDocument/2006/customXml" ds:itemID="{2C9B2CBA-C0AA-4A8B-9C10-49F7E6C80EA3}">
+<ds:datastoreItem xmlns:ds="http://schemas.openxmlformats.org/officeDocument/2006/customXml" ds:itemID="{2683EA5E-ED06-4F60-B4AD-CA0C2B06E86F}">
   <ds:schemaRefs>
     <ds:schemaRef ds:uri="http://schemas.openxmlformats.org/officeDocument/2006/bibliography"/>
   </ds:schemaRefs>

--- a/source/MySEProject/Documentation/Report_ML 2425-01 Investigate Image Reconstruction by using Classifiers.docx
+++ b/source/MySEProject/Documentation/Report_ML 2425-01 Investigate Image Reconstruction by using Classifiers.docx
@@ -250,44 +250,15 @@
         <w:t>aking, and diagnostic precision. In this project</w:t>
       </w:r>
       <w:r>
-        <w:t xml:space="preserve">, the feasibility of employing K-Nearest Neighbors (KNN) and HTM classifiers within the Hierarchical Temporal Memory (HTM) framework to reconstruct images from Sparse Distributed Representations (SDRs) is examined. Biologically based HTM is an ideal model for sequence learning and anomaly detection, as it replicates the principles of cortical learning. The purpose of this endeavor is to employ classification methods to reverse the SDR encoding process and retrieve the original input images. We propose a modified classification-based reconstruction framework that utilizes the </w:t>
-      </w:r>
-      <w:proofErr w:type="spellStart"/>
-      <w:r>
-        <w:t>IClassifier</w:t>
-      </w:r>
-      <w:proofErr w:type="spellEnd"/>
-      <w:r>
-        <w:t xml:space="preserve"> interface to broaden the scope of the </w:t>
-      </w:r>
-      <w:proofErr w:type="spellStart"/>
-      <w:r>
-        <w:t>SpatialLearning</w:t>
-      </w:r>
-      <w:proofErr w:type="spellEnd"/>
-      <w:r>
-        <w:t xml:space="preserve"> experiment. The proposed method approximates the original inputs by utilizing KNN and HTM classifiers and stores image data in SDRs using an </w:t>
-      </w:r>
-      <w:proofErr w:type="spellStart"/>
+        <w:t xml:space="preserve">, the feasibility of employing K-Nearest Neighbors (KNN) and HTM classifiers within the Hierarchical Temporal Memory (HTM) framework to reconstruct images from Sparse Distributed Representations (SDRs) is examined. Biologically based HTM is an ideal model for sequence learning and anomaly detection, as it replicates the principles of cortical learning. The purpose of this endeavor is to employ classification methods to reverse the SDR encoding process and retrieve the original input images. We propose a modified classification-based reconstruction framework that utilizes the IClassifier interface to broaden the scope of the SpatialLearning experiment. The proposed method approximates the original inputs by utilizing KNN and HTM classifiers and stores image data in SDRs using an </w:t>
+      </w:r>
       <w:proofErr w:type="gramStart"/>
       <w:r>
-        <w:t>ImageEncoder</w:t>
-      </w:r>
-      <w:proofErr w:type="spellEnd"/>
-      <w:r>
-        <w:t>..</w:t>
+        <w:t>ImageEncoder..</w:t>
       </w:r>
       <w:proofErr w:type="gramEnd"/>
       <w:r>
-        <w:t xml:space="preserve"> In addition to qualitative visual comparisons, the </w:t>
-      </w:r>
-      <w:proofErr w:type="spellStart"/>
-      <w:r>
-        <w:t>NeocortexApi</w:t>
-      </w:r>
-      <w:proofErr w:type="spellEnd"/>
-      <w:r>
-        <w:t xml:space="preserve"> quantitative similarity measures are employed to evaluate the reconstruction accuracy. Every classifier's ability to replicate high-dimensional data is demonstrated through an exhaustive performance analysis. According to experimental findings, classification-based SDR inversion is feasible and exhibits a range of reconstruction quality, contingent upon the classifier utilized. This investigation enhances HTM-based image reconstruction and establishes a foundation for subsequent investigations that aim to enhance the reversibility of SDRs within biologically inspired machine learning architectures.</w:t>
+        <w:t xml:space="preserve"> In addition to qualitative visual comparisons, the NeocortexApi quantitative similarity measures are employed to evaluate the reconstruction accuracy. Every classifier's ability to replicate high-dimensional data is demonstrated through an exhaustive performance analysis. According to experimental findings, classification-based SDR inversion is feasible and exhibits a range of reconstruction quality, contingent upon the classifier utilized. This investigation enhances HTM-based image reconstruction and establishes a foundation for subsequent investigations that aim to enhance the reversibility of SDRs within biologically inspired machine learning architectures.</w:t>
       </w:r>
     </w:p>
     <w:p>
@@ -343,28 +314,69 @@
         <w:rPr>
           <w:lang w:val="en-US"/>
         </w:rPr>
-        <w:t>Recovering or approximating an original picture from incomplete, noisy, or partial data is the basic challenge in image reconstruction in computer vision, machine learning, and artificial intelligence. Improving the performance of many applications, including medical imaging, autonomous systems, and pattern recognition [1, 2], depends on this process. Widely used conventional image reconstruction techniques include compressive sensing, imprinting, and interpolation. But new chances to increase the accuracy and efficiency of picture reconstruction have surfaced with the development of machine learning methods, especially classification-based approaches like K-Nearest Neighbors (KNN) and Hierarchical Temporal Memory (HTM [3</w:t>
-      </w:r>
-      <w:proofErr w:type="gramStart"/>
-      <w:r>
-        <w:rPr>
-          <w:lang w:val="en-US"/>
-        </w:rPr>
-        <w:t>, ]</w:t>
-      </w:r>
-      <w:proofErr w:type="gramEnd"/>
-      <w:r>
-        <w:rPr>
-          <w:lang w:val="en-US"/>
-        </w:rPr>
-        <w:t xml:space="preserve">. These methods help models understand the fundamental patterns in an image collection, enabling more exact </w:t>
+        <w:t>Reconstructing</w:t>
+      </w:r>
+      <w:r>
+        <w:rPr>
+          <w:lang w:val="en-US"/>
+        </w:rPr>
+        <w:t xml:space="preserve"> or a</w:t>
+      </w:r>
+      <w:r>
+        <w:rPr>
+          <w:lang w:val="en-US"/>
+        </w:rPr>
+        <w:t>pproximating an image</w:t>
+      </w:r>
+      <w:r>
+        <w:rPr>
+          <w:lang w:val="en-US"/>
+        </w:rPr>
+        <w:t xml:space="preserve"> from incomplete, noisy, or partial data is the basic challenge in image reconstruction in computer vision, machine learning, and artificial intelligence. Improving the performance of many applications, including medical imaging, autonomous systems, and pattern recognition [1, 2], depends on this process. Widely- used conventional image reconstruction techniques include compressive sensing, imprinting, and interpolation. But the growth of machine learning techniques, especially classification-based methods like K-Nearest Neighbors (KNN) and Hierarchical Temporal Memory (HTM) [3], has opened up new ways to improve the accuracy and speed of picture reconstruction. These methods help models understand the fundamental patterns in an image collection, enabling more exact reconstructions even in </w:t>
       </w:r>
       <w:r>
         <w:rPr>
           <w:lang w:val="en-US"/>
         </w:rPr>
         <w:lastRenderedPageBreak/>
-        <w:t>reconstructions even in extremely deteriorated circumstances.</w:t>
+        <w:t xml:space="preserve">extremely deteriorated circumstances. Particularly successful in tasks involving spatial and temporal learning, HTM is a scientifically inspired framework meant to replicate the neocortex [5]. The basic building blocks of HTM are Sparse Distributed Representations (SDRs), which are high-dimensional, sparse binary representations that can hold information well while being resistant to noise [6]. Although SDRs have shown promise in applications such as anomaly detection and sequence learning, their ability for picture reconstruction is still unmet. Conversely, a commonly used classification method, KNN, runs on feature similarity and has shown success in many pattern recognition challenges [7]. When used with SDR-based encoding systems, KNN is a good fit for reconstructing pictures as it uses the feature space of input data to identify class labels. The goal of this work is to create a classification-based way to rebuild pictures from SDR-encoded data that takes advantage of the best parts of HTM and KNN. This will create a new framework that strikes a good balance between how quickly the reconstruction is done and how well it looks. Image reconstruction has use in many important areas. Image reconstruction improves object identification, feature classification, and pattern recognition under demanding situations. Improved quality of reconstructed pictures will greatly increase the accuracy of categorization models [2]. Likewise, successful navigation and decision-making in autonomous systems—including robots and self-driving cars—rely on high-quality picture reconstruction. Autonomous systems often cope with partial or damaged pictures due to environmental constraints such as occlusions, low resolution, and bad illumination, so strong reconstruction methods [3] are often needed. Although autonomous cars depend on many sensors to detect their surroundings, real-world environments may include notable noise and missing data, which could affect decision-making procedures. Autonomous systems may get more accurate reconstructions by using machine learning methods such as KNN and HTM, therefore enhancing operating efficiency and safety. Another area where picture reconstruction is critical is medical imaging. Medical diagnosis and treatment planning depend critically on imaging methods like MRI, CT scans, and ultrasounds. But because of technology, patient mobility, or other outside variables, these imaging methods can provide noisy or incomplete data. By helping to rebuild the missing features, reconstruction techniques improve the quality of medical pictures and raise diagnostic accuracy [4]. Deep learning methods have particularly revolutionized medical image reconstruction by enabling high-fidelity restorations from sparse data. Still, the necessity of interpretable models </w:t>
+      </w:r>
+      <w:r>
+        <w:rPr>
+          <w:lang w:val="en-US"/>
+        </w:rPr>
+        <w:lastRenderedPageBreak/>
+        <w:t>and computational restrictions emphasizes the need for investigating other approaches such as HTM and KNN. These techniques are fit for inclusion in clinical procedures, as they might possibly provide strong, effective answers that preserve high interpretability. Although deep learning-based methods have made significant progress in picture reconstruction, some difficulties continue to occur. The trade-off between reconstruction accuracy and processing economy is a main obstacle. Many modern reconstruction techniques need large computer resources, which limits their useful applicability in real-time situations such as autonomous driving and medical imaging [5]. Current approaches often struggle with incomplete or contaminated data, leading to poor reconstruction results. Usually requiring large datasets for training, traditional deep learning models are sensitive to changes in input quality. On the other hand, classification-based techniques like KNN and HTM provide a more flexible and computationally efficient substitute, which qualifies them for uses where real-time performance is crucial. Treating spatial interdependence and high-dimensional data representations presents another challenge in picture reconstruction. Pixel-wise interpolations are common in conventional techniques, which may not be able to adequately depict complicated spatial structures. SDRs, like the ones used in HTM, could be used instead because they record spatial connections in a dispersed way and improve generalization across multiple picture domains. Additionally, KNN relies on feature-space similarity to reconstruct pictures by finding similar patterns in the dataset. This process provides a simple but effective way to add missing data. These methods, when used together, may improve reconstructing pictures from sparse representations while still maintaining computational feasibility. In this work, we investigate whether it is feasible to reconstruct pictures from SDRs using HTM and KNN classifiers. The hierarchical structure of the human brain gave rise to the HTM architecture, which has been shown to be effective at tasks like sequence learning and finding outliers [6]. This work intends to improve HTM's spatial learning capacity by using the IClassifier interface, thereby exploiting KNN's power in similarity-based categorization. By means of this method, we want to create a classification-based reconstruction framework able to undo the SDR encoding process and restore the original input pictures. This study advances the larger area of classification-based image restoration methods in addition to offering an understanding of the relevance of SDRs for picture reconstruction. This work offers a computationally efficient and interpreted method applicable to many fields by solving the difficulties related to conventional deep learning models. In the end, the results of this study could provide fresh avenues for c</w:t>
+      </w:r>
+      <w:r>
+        <w:rPr>
+          <w:lang w:val="en-US"/>
+        </w:rPr>
+        <w:t>reating strong, scalable image</w:t>
+      </w:r>
+      <w:r>
+        <w:rPr>
+          <w:lang w:val="en-US"/>
+        </w:rPr>
+        <w:t xml:space="preserve"> reconstruction meth</w:t>
+      </w:r>
+      <w:r>
+        <w:rPr>
+          <w:lang w:val="en-US"/>
+        </w:rPr>
+        <w:t>ods catered to practical applications. </w:t>
+      </w:r>
+    </w:p>
+    <w:bookmarkEnd w:id="1"/>
+    <w:p>
+      <w:pPr>
+        <w:pStyle w:val="Heading1"/>
+      </w:pPr>
+      <w:r>
+        <w:t>Method</w:t>
+      </w:r>
+      <w:r>
+        <w:t>ology</w:t>
       </w:r>
     </w:p>
     <w:p>
@@ -378,185 +390,43 @@
         <w:rPr>
           <w:lang w:val="en-US"/>
         </w:rPr>
-        <w:t xml:space="preserve">Particularly successful in tasks involving spatial and temporal learning, HTM is a scientifically inspired framework meant to replicate the neocortex [5]. Sparse Distributed Representations (SDRs) are high-dimensional, sparse binary representations that effectively contain information while being resilient to noise [6], and they are among the fundamental building blocks of HTM. Although SDRs have shown promise in applications such as anomaly detection and sequence learning, their ability for picture reconstruction is still unmet. Conversely, a commonly used classification method, KNN, runs on feature similarity and has shown success in many pattern recognition challenges [7]. When used with SDR-based encoding systems, KNN is a good fit for reconstructing pictures as it uses the feature space of input data to identify class labels. This work is to develop a classification-based method to reconstruct pictures from SDR-encoded data using the strengths of HTM and KNN, thereby providing a new framework that balances computational efficiency with reconstruction quality. </w:t>
-      </w:r>
-    </w:p>
-    <w:p>
-      <w:pPr>
-        <w:pStyle w:val="BodyText"/>
-        <w:rPr>
-          <w:lang w:val="en-US"/>
-        </w:rPr>
-      </w:pPr>
-    </w:p>
-    <w:p>
-      <w:pPr>
-        <w:pStyle w:val="BodyText"/>
-        <w:rPr>
-          <w:lang w:val="en-US"/>
-        </w:rPr>
-      </w:pPr>
-      <w:r>
-        <w:rPr>
-          <w:lang w:val="en-US"/>
-        </w:rPr>
-        <w:t xml:space="preserve">Image reconstruction has use in many important areas. Image reconstruction improves object identification, feature classification, and pattern recognition under demanding situations. Improved quality of reconstructed pictures will greatly increase the accuracy of categorization models [2]. Likewise, successful navigation and decision-making in autonomous systems—including robots and self-driving cars—rely on high-quality picture reconstruction. Autonomous systems often cope with partial or damaged pictures due to environmental constraints such as occlusions, low resolution, and bad illumination, so strong reconstruction methods [3] are often needed. Although autonomous cars depend on many sensors to detect their surroundings, real-world environments may include notable noise and missing data, which could affect decision-making procedures. Autonomous systems may get more accurate reconstructions by using machine learning methods such as KNN and HTM, therefore enhancing operating efficiency and safety. </w:t>
-      </w:r>
-    </w:p>
-    <w:p>
-      <w:pPr>
-        <w:pStyle w:val="BodyText"/>
-        <w:rPr>
-          <w:lang w:val="en-US"/>
-        </w:rPr>
-      </w:pPr>
-      <w:r>
-        <w:rPr>
-          <w:lang w:val="en-US"/>
-        </w:rPr>
-        <w:t xml:space="preserve">Another area where picture reconstruction is critical is medical imaging. Medical diagnosis and treatment planning depend critically on imaging methods like MRI, CT scans, and ultrasounds. But because of technology, patient mobility, or other outside variables, these imaging methods can provide noisy or incomplete data. By helping to rebuild the missing features, reconstruction techniques improve the </w:t>
-      </w:r>
-      <w:r>
-        <w:rPr>
-          <w:lang w:val="en-US"/>
-        </w:rPr>
-        <w:lastRenderedPageBreak/>
-        <w:t xml:space="preserve">quality of medical pictures and raise diagnostic accuracy [4]. Deep learning methods have particularly revolutionized medical image reconstruction by enabling high-fidelity restorations from sparse data. Still, the necessity of interpretable models and computational restrictions emphasizes the need for investigating other approaches such as HTM and KNN. These techniques are fit for inclusion in clinical procedures, as they might possibly provide strong, effective answers that preserve high interpretability. </w:t>
-      </w:r>
-    </w:p>
-    <w:p>
-      <w:pPr>
-        <w:pStyle w:val="BodyText"/>
-        <w:rPr>
-          <w:lang w:val="en-US"/>
-        </w:rPr>
-      </w:pPr>
-      <w:r>
-        <w:rPr>
-          <w:lang w:val="en-US"/>
-        </w:rPr>
-        <w:t xml:space="preserve">Although deep learning-based methods have made great progress in picture reconstruction, some difficulties continue to occur. The trade-off between reconstruction accuracy and processing economy is a main obstacle. Many modern reconstruction techniques need large computer resources, which limits their useful applicability in real-time situations such as autonomous driving and medical imaging [5]. Current approaches often struggle with incomplete or contaminated data, leading to poor reconstruction results. Usually requiring large datasets for training, traditional deep learning models are sensitive to changes in input quality. On the other hand, classification-based techniques like KNN and HTM provide a more flexible and computationally efficient substitute, which qualifies them for uses where real-time performance is crucial. </w:t>
-      </w:r>
-    </w:p>
-    <w:p>
-      <w:pPr>
-        <w:pStyle w:val="BodyText"/>
-        <w:rPr>
-          <w:lang w:val="en-US"/>
-        </w:rPr>
-      </w:pPr>
-      <w:r>
-        <w:rPr>
-          <w:lang w:val="en-US"/>
-        </w:rPr>
-        <w:t xml:space="preserve">Treating spatial interdependence and high-dimensional data representations presents another challenge in picture reconstruction. Pixel-wise interpolations are common in conventional techniques, which may not be able to adequately depict complicated spatial structures. SDRs, like the ones used in HTM, could be used instead because they record spatial connections in a dispersed way and make generalization better across multiple picture domains. Additionally, KNN relies on feature-space similarity to reconstruct pictures by finding similar patterns in the dataset. This provides a simple but effective way to add missing data. These methods, when used together, may improve reconstructing pictures from sparse representations while still maintaining computational feasibility. </w:t>
-      </w:r>
-    </w:p>
-    <w:p>
-      <w:pPr>
-        <w:pStyle w:val="BodyText"/>
-        <w:rPr>
-          <w:lang w:val="en-US"/>
-        </w:rPr>
-      </w:pPr>
-      <w:r>
-        <w:rPr>
-          <w:lang w:val="en-US"/>
-        </w:rPr>
-        <w:t xml:space="preserve">In this work, we investigate whether it is feasible to reconstruct pictures from SDRs using HTM and KNN classifiers. The hierarchical structure of the human brain gave rise to the HTM architecture, which has been shown to be good at tasks like sequence learning and finding outliers [6]. This work intends to improve HTM's spatial learning capacity by using the </w:t>
-      </w:r>
-      <w:proofErr w:type="spellStart"/>
-      <w:r>
-        <w:rPr>
-          <w:lang w:val="en-US"/>
-        </w:rPr>
-        <w:t>IClassifier</w:t>
-      </w:r>
-      <w:proofErr w:type="spellEnd"/>
-      <w:r>
-        <w:rPr>
-          <w:lang w:val="en-US"/>
-        </w:rPr>
-        <w:t xml:space="preserve"> interface, thereby exploiting KNN's power in similarity-based categorization. By means of this method, we want to create a classification-based reconstruction framework able to undo the SDR encoding process and restore the original input pictures. </w:t>
-      </w:r>
-    </w:p>
-    <w:p>
-      <w:pPr>
-        <w:pStyle w:val="BodyText"/>
-        <w:rPr>
-          <w:lang w:val="en-US"/>
-        </w:rPr>
-      </w:pPr>
-      <w:r>
-        <w:rPr>
-          <w:lang w:val="en-US"/>
-        </w:rPr>
-        <w:t>This study advances the larger area of classification-based image restoration methods in addition to offering an understanding of the relevance of SDRs for picture reconstruction. This work offers a computationally efficient and interpreted method applicable to many fields by solving the difficulties related to conventional deep learning models. In the end, the results of this study could provide fresh avenues for creating strong, scalable picture reconstruction met</w:t>
-      </w:r>
-      <w:r>
-        <w:rPr>
-          <w:lang w:val="en-US"/>
-        </w:rPr>
-        <w:t>hods catered to practical uses.</w:t>
-      </w:r>
-      <w:r>
-        <w:rPr>
-          <w:lang w:val="en-US"/>
-        </w:rPr>
-        <w:t xml:space="preserve"> </w:t>
-      </w:r>
-    </w:p>
-    <w:p>
-      <w:pPr>
-        <w:pStyle w:val="BodyText"/>
-        <w:rPr>
-          <w:lang w:val="en-US"/>
-        </w:rPr>
-      </w:pPr>
-      <w:r>
-        <w:rPr>
-          <w:lang w:val="en-US"/>
-        </w:rPr>
-        <w:t>.</w:t>
-      </w:r>
-    </w:p>
-    <w:bookmarkEnd w:id="1"/>
-    <w:p>
-      <w:pPr>
-        <w:pStyle w:val="Heading1"/>
-      </w:pPr>
-      <w:r>
-        <w:lastRenderedPageBreak/>
-        <w:t>Method</w:t>
-      </w:r>
-      <w:r>
-        <w:t>ology</w:t>
-      </w:r>
-    </w:p>
-    <w:p>
-      <w:pPr>
-        <w:pStyle w:val="BodyText"/>
-        <w:rPr>
-          <w:lang w:val="en-US"/>
-        </w:rPr>
-      </w:pPr>
-      <w:r>
-        <w:rPr>
-          <w:lang w:val="en-US"/>
-        </w:rPr>
-        <w:t xml:space="preserve">The implementation of this project involves integrating machine learning techniques, specifically Hierarchical Temporal Memory (HTM) and K-Nearest Neighbors (KNN), to facilitate image classification and reconstruction. The process follows a structured sequence of predefined algorithmic steps to </w:t>
-      </w:r>
-      <w:r>
-        <w:rPr>
-          <w:lang w:val="en-US"/>
-        </w:rPr>
-        <w:t xml:space="preserve">achieve the desired outcomes. </w:t>
-      </w:r>
-      <w:r>
-        <w:rPr>
-          <w:lang w:val="en-US"/>
-        </w:rPr>
-        <w:t>The complete flow chart is given as below;</w:t>
+        <w:t>This research aims to implement image classification and reconstruction by a synthesis of machine learning methodologies, such as K-Nearest Neighbors (KNN) and Hierarchi</w:t>
+      </w:r>
+      <w:r>
+        <w:rPr>
+          <w:lang w:val="en-US"/>
+        </w:rPr>
+        <w:t xml:space="preserve">cal Temporal Memory (HTM). </w:t>
+      </w:r>
+      <w:r>
+        <w:rPr>
+          <w:lang w:val="en-US"/>
+        </w:rPr>
+        <w:t>The process follows a rigorous sequence of predetermined algorithmic operations to produc</w:t>
+      </w:r>
+      <w:r>
+        <w:rPr>
+          <w:lang w:val="en-US"/>
+        </w:rPr>
+        <w:t xml:space="preserve">e the anticipated results. </w:t>
+      </w:r>
+      <w:r>
+        <w:rPr>
+          <w:lang w:val="en-US"/>
+        </w:rPr>
+        <w:t>The flowchart</w:t>
+      </w:r>
+      <w:r>
+        <w:rPr>
+          <w:lang w:val="en-US"/>
+        </w:rPr>
+        <w:t xml:space="preserve"> delineates the whole procedure</w:t>
+      </w:r>
+      <w:r>
+        <w:rPr>
+          <w:lang w:val="en-US"/>
+        </w:rPr>
+        <w:t>;</w:t>
       </w:r>
     </w:p>
     <w:p>
@@ -571,6 +441,7 @@
         <w:rPr>
           <w:lang w:val="en-US"/>
         </w:rPr>
+        <w:lastRenderedPageBreak/>
         <w:pict w14:anchorId="5DA9CFC3">
           <v:shapetype id="_x0000_t75" coordsize="21600,21600" o:spt="75" o:preferrelative="t" path="m@4@5l@4@11@9@11@9@5xe" filled="f" stroked="f">
             <v:stroke joinstyle="miter"/>
@@ -627,224 +498,14 @@
         <w:rPr>
           <w:lang w:val="en-US"/>
         </w:rPr>
-        <w:t xml:space="preserve">Initially, image </w:t>
-      </w:r>
-      <w:proofErr w:type="spellStart"/>
-      <w:r>
-        <w:rPr>
-          <w:lang w:val="en-US"/>
-        </w:rPr>
-        <w:t>binarization</w:t>
-      </w:r>
-      <w:proofErr w:type="spellEnd"/>
-      <w:r>
-        <w:rPr>
-          <w:lang w:val="en-US"/>
-        </w:rPr>
-        <w:t xml:space="preserve"> is performed to standardize the input data. Each image within the training dataset is resized to a uniform dimension of 28×28 pixels to ensure consistency across all samples. The </w:t>
-      </w:r>
-      <w:proofErr w:type="spellStart"/>
-      <w:r>
-        <w:rPr>
-          <w:lang w:val="en-US"/>
-        </w:rPr>
-        <w:t>binarization</w:t>
-      </w:r>
-      <w:proofErr w:type="spellEnd"/>
-      <w:r>
-        <w:rPr>
-          <w:lang w:val="en-US"/>
-        </w:rPr>
-        <w:t xml:space="preserve"> process converts each pixel into a binary value, where white pixels are assigned a value of 0, and black pixels are assigned a value of 1. This transformation results in a Sparse Distributed Representation (SDR), which serves as the fundamental input for subsequent processing. The implementation of this step is realized through the development of the</w:t>
-      </w:r>
-      <w:r>
-        <w:rPr>
-          <w:lang w:val="en-US"/>
-        </w:rPr>
-        <w:t xml:space="preserve"> </w:t>
-      </w:r>
-      <w:proofErr w:type="spellStart"/>
-      <w:r>
-        <w:rPr>
-          <w:lang w:val="en-US"/>
-        </w:rPr>
-        <w:t>ImageBinarizerSpatialPattern</w:t>
-      </w:r>
-      <w:proofErr w:type="spellEnd"/>
-      <w:r>
-        <w:rPr>
-          <w:lang w:val="en-US"/>
-        </w:rPr>
-        <w:t xml:space="preserve"> </w:t>
-      </w:r>
-      <w:r>
-        <w:rPr>
-          <w:lang w:val="en-US"/>
-        </w:rPr>
-        <w:t xml:space="preserve">class, which facilitates image conversion to a monochrome format and subsequent </w:t>
-      </w:r>
-      <w:proofErr w:type="spellStart"/>
-      <w:r>
-        <w:rPr>
-          <w:lang w:val="en-US"/>
-        </w:rPr>
-        <w:t>binarization</w:t>
-      </w:r>
-      <w:proofErr w:type="spellEnd"/>
-      <w:r>
-        <w:rPr>
-          <w:lang w:val="en-US"/>
-        </w:rPr>
-        <w:t xml:space="preserve"> before storing the resulting SDR represe</w:t>
-      </w:r>
-      <w:r>
-        <w:rPr>
-          <w:lang w:val="en-US"/>
-        </w:rPr>
-        <w:t xml:space="preserve">ntation for further analysis.  </w:t>
-      </w:r>
-    </w:p>
-    <w:p>
-      <w:pPr>
-        <w:pStyle w:val="BodyText"/>
-        <w:rPr>
-          <w:lang w:val="en-US"/>
-        </w:rPr>
-      </w:pPr>
-      <w:r>
-        <w:rPr>
-          <w:lang w:val="en-US"/>
-        </w:rPr>
-        <w:t xml:space="preserve">Following </w:t>
-      </w:r>
-      <w:proofErr w:type="spellStart"/>
-      <w:r>
-        <w:rPr>
-          <w:lang w:val="en-US"/>
-        </w:rPr>
-        <w:t>binarization</w:t>
-      </w:r>
-      <w:proofErr w:type="spellEnd"/>
-      <w:r>
-        <w:rPr>
-          <w:lang w:val="en-US"/>
-        </w:rPr>
-        <w:t xml:space="preserve">, both HTM and KNN classifiers undergo training using the generated SDR data to facilitate accurate classification and reconstruction. The HTM classifier, which is based on temporal memory principles, employs a spatial pooler to capture essential spatial features of the training images. This training process involves a set cycle of 20 iterations to enhance the classifier’s ability to learn meaningful representations. HTM encodes the input SDR into columns and cells, enabling the model to process and generalize spatial patterns effectively. Conversely, the KNN classifier operates by leveraging similarity measures between training examples, where each </w:t>
-      </w:r>
-      <w:proofErr w:type="spellStart"/>
-      <w:r>
-        <w:rPr>
-          <w:lang w:val="en-US"/>
-        </w:rPr>
-        <w:t>binarized</w:t>
-      </w:r>
-      <w:proofErr w:type="spellEnd"/>
-      <w:r>
-        <w:rPr>
-          <w:lang w:val="en-US"/>
-        </w:rPr>
-        <w:t xml:space="preserve"> image serves as a reference for classification. The classifier determines the most appropriate class label based on the computed similarity between the input SDR and the stored training SDRs, enabling efficient pattern r</w:t>
-      </w:r>
-      <w:r>
-        <w:rPr>
-          <w:lang w:val="en-US"/>
-        </w:rPr>
-        <w:t xml:space="preserve">ecognition.  </w:t>
-      </w:r>
-    </w:p>
-    <w:p>
-      <w:pPr>
-        <w:pStyle w:val="BodyText"/>
-        <w:rPr>
-          <w:lang w:val="en-US"/>
-        </w:rPr>
-      </w:pPr>
-      <w:r>
-        <w:rPr>
-          <w:lang w:val="en-US"/>
-        </w:rPr>
-        <w:t xml:space="preserve">Once training is complete, image reconstruction is conducted using both classifiers. The reconstruction process involves inputting an SDR into the classifiers, which subsequently generate an estimated reconstruction based on the learned representations. In the case of HTM, the model utilizes its memory to predict an SDR that closely aligns with the original input. This predicted SDR is then compared with </w:t>
+        <w:t xml:space="preserve">We first binarize the input image for normalization. Resizing every image in the training set to a constant size of 28×28 pixels guarantees the homogeneity of all samples. Binarizing white pixels with a value of 0 and black pixels with a value of 1 turns every pixel into a binary integer. The foundation for all the subsequent processing comes from the Sparse Distributed Representation (SDR) produced by this transition. The ImageBinarizerSpatialPattern class makes this step feasible. It facilitates black and white picture conversion as well as subsequent binarization of them. It then saves the produced SDR representation for study. After binarization, we use the generated SDR data to train both the HTM and KNN classifiers, ensuring precise classification and reconstruction. Important spatial information from the training images is gathered by the HTM classifier from a spatial pooler. It is based on concepts of temporal memory. This training process consists of a set cycle of twenty rounds meant to increase the ability of the classifier to learn meaningful representations. By encoding the input SDR in columns and cells, HTM helps the model effectively comprehend and generalize spatial patterns. Conversely, the KNN classifier uses each binarized image as a model for classification and applies similarity measures to training instances. The classifier computes the similarity between the input SDR and the stored training SDRs and then utilizes that knowledge to choose the appropriate class label for efficient pattern recognition. Once training ends, we reconstruct the image using both classifiers. After being given an SDR during the reconstruction process, classifiers employ the taught representations to provide an estimated reconstruction. By using its internal memory, the HTM model may anticipate an SDR fairly similar to the first input. Comparing the expected SDR with the actual SDR helps one assess the correctness of reconstruction. The KNN classifier also identifies the SDRs in the training set that bear the greatest resemblance to the originals, utilizing them as a basis for the reconstruction process, which employs feature aggregation to produce images. We could evaluate the effectiveness of both classifiers in image reconstruction by measuring the similarity between the original and reconstructed SDRs. We use three different ways to measure how similar two sets are: Hamming distance counts the number of bits that are different between two binary SDR representations; cosine similarity measures how aligned SDR vectors are in high-dimensional space by looking at their angular difference; and Jaccard similarity counts the number of nonzero elements that are shared between two sets by looking at their intersection-to-union ratio. The overall similarity score, </w:t>
       </w:r>
       <w:r>
         <w:rPr>
           <w:lang w:val="en-US"/>
         </w:rPr>
         <w:lastRenderedPageBreak/>
-        <w:t>the actual SDR to assess the accuracy of reconstruction. Similarly, the KNN classifier reconstructs images by identifying the closest matching SDRs from the training set and aggregating their features to gen</w:t>
-      </w:r>
-      <w:r>
-        <w:rPr>
-          <w:lang w:val="en-US"/>
-        </w:rPr>
-        <w:t xml:space="preserve">erate a reconstructed output.  </w:t>
-      </w:r>
-    </w:p>
-    <w:p>
-      <w:pPr>
-        <w:pStyle w:val="BodyText"/>
-        <w:rPr>
-          <w:lang w:val="en-US"/>
-        </w:rPr>
-      </w:pPr>
-      <w:r>
-        <w:rPr>
-          <w:lang w:val="en-US"/>
-        </w:rPr>
-        <w:t xml:space="preserve">To evaluate the effectiveness of both classifiers in reconstructing images, similarity metrics are employed to quantify the correspondence between the original and reconstructed SDRs. Three distinct similarity measures are utilized: </w:t>
-      </w:r>
-      <w:proofErr w:type="spellStart"/>
-      <w:r>
-        <w:rPr>
-          <w:lang w:val="en-US"/>
-        </w:rPr>
-        <w:t>Jaccard</w:t>
-      </w:r>
-      <w:proofErr w:type="spellEnd"/>
-      <w:r>
-        <w:rPr>
-          <w:lang w:val="en-US"/>
-        </w:rPr>
-        <w:t xml:space="preserve"> similarity, which assesses the intersection-to-union ratio of two sets, providing a measure of shared nonzero elements; cosine similarity, which evaluates the angular difference between SDR vectors in high-dimensional space to determine their alignment; and Hamming distance, which measures the number of differing bits between two binary SDR representations. The overall similarity score is computed as an average of these metrics, offering a comprehensive assessmen</w:t>
-      </w:r>
-      <w:r>
-        <w:rPr>
-          <w:lang w:val="en-US"/>
-        </w:rPr>
-        <w:t xml:space="preserve">t of reconstruction accuracy.  </w:t>
-      </w:r>
-    </w:p>
-    <w:p>
-      <w:pPr>
-        <w:pStyle w:val="BodyText"/>
-        <w:rPr>
-          <w:lang w:val="en-US"/>
-        </w:rPr>
-      </w:pPr>
-      <w:r>
-        <w:rPr>
-          <w:lang w:val="en-US"/>
-        </w:rPr>
-        <w:t>The similarity results are subsequently visualized through graphical representations. A bar graph is generated to illustrate the similarity scores for each image, with distinct color coding distinguishing between HTM and KNN results. The visualization enables an intuitive comparison of classifier performance, with similarity</w:t>
-      </w:r>
-      <w:r>
-        <w:rPr>
-          <w:lang w:val="en-US"/>
-        </w:rPr>
-        <w:t xml:space="preserve"> percentages clearly labeled.  </w:t>
-      </w:r>
-    </w:p>
-    <w:p>
-      <w:pPr>
-        <w:pStyle w:val="BodyText"/>
-        <w:rPr>
-          <w:lang w:val="en-US"/>
-        </w:rPr>
-      </w:pPr>
-      <w:r>
-        <w:rPr>
-          <w:lang w:val="en-US"/>
-        </w:rPr>
-        <w:t>In the final stage, the comparative evaluation of both classifiers is conducted based on the similarity scores obtained from the reconstructed images. The HTM classifier demonstrates superior performance in capturing temporal and structural image patterns, often yielding higher similarity scores. KNN, while effective when trained on similar images, exhibits limitations in generalizing across diverse patterns, leading to lower similarity scores in some cases. The comparative analysis highlights the strengths and weaknesses of each classifier in reconstructing input images, with graphical representations reinforcing the observed trends in classification and reconstruction accuracy.</w:t>
+        <w:t>computed as the average of these metrics, offers an all-encompassing assessment of reconstruction correctness. This is followed by visual depictions of the related results. A bar graph with various colors for the HTM and KNN results shows the similarity scores for every image. This picture clearly indicates similarity percentages, therefore facilitating easy comparison of classifier performance. We compare and contrast the two classifiers in the final stage by means of the similarity scores of the reconstructed images. The HTM classifier seems to be the most efficient at spotting patterns in both structural and temporal pictures by regularly generating superior similarity scores. While trained on similar images, KNN works well; yet, it struggles to generalize to other patterns, which may cause certain instances to have reduced similarity scores. By contrasting and analyzing the effectiveness of each classifier in reconstructing input images, we can identify its strengths and weaknesses. Visual representations also help to corroborate the observed trends in categorization and reconstruction accuracy.</w:t>
       </w:r>
       <w:r>
         <w:rPr>
@@ -1077,8 +738,69 @@
         <w:pStyle w:val="Heading2"/>
       </w:pPr>
       <w:r>
+        <w:t>Maintaining the Integrity of the Specifications</w:t>
+      </w:r>
+    </w:p>
+    <w:p>
+      <w:pPr>
+        <w:pStyle w:val="BodyText"/>
+      </w:pPr>
+      <w:r>
+        <w:t>The template is used to format your paper and style the text. All margins, column widths, line spaces, and text fonts are prescribed; please do not alter them. You may note peculiarities. For example, the head margin in this template measures proportionately more than is customary. This measurement and others are deliberate, using specifications that anticipate your paper as one part of the entire proceedings, and not as an independent document. Please do not revise any of the current designations.</w:t>
+      </w:r>
+    </w:p>
+    <w:p>
+      <w:pPr>
+        <w:pStyle w:val="Heading1"/>
+      </w:pPr>
+      <w:r>
+        <w:t xml:space="preserve">Prepare Your Paper </w:t>
+      </w:r>
+      <w:r>
+        <w:t>Before</w:t>
+      </w:r>
+      <w:r>
+        <w:t xml:space="preserve"> Styling</w:t>
+      </w:r>
+    </w:p>
+    <w:p>
+      <w:pPr>
+        <w:pStyle w:val="BodyText"/>
+        <w:rPr>
+          <w:lang w:val="en-US"/>
+        </w:rPr>
+      </w:pPr>
+      <w:r>
+        <w:t>Before</w:t>
+      </w:r>
+      <w:r>
+        <w:t xml:space="preserve"> you begin to format your paper, first write and save the content as a separate text file. </w:t>
+      </w:r>
+      <w:r>
+        <w:rPr>
+          <w:lang w:val="en-US"/>
+        </w:rPr>
+        <w:t>Complete all content and organizational editing before formatting. Please note sections A-D below for more information on proofreading, spelling and grammar.</w:t>
+      </w:r>
+    </w:p>
+    <w:p>
+      <w:pPr>
+        <w:pStyle w:val="BodyText"/>
+      </w:pPr>
+      <w:r>
         <w:lastRenderedPageBreak/>
-        <w:t>Maintaining the Integrity of the Specifications</w:t>
+        <w:t>Keep your text and graphic files separate until after the text has been formatted and styled. Do not use hard tabs, and limit use of hard returns to only one return at the end of a paragraph. Do not add any kind of pagination anywhere in the paper. Do not number text heads-the template will do that for you.</w:t>
+      </w:r>
+    </w:p>
+    <w:p>
+      <w:pPr>
+        <w:pStyle w:val="Heading2"/>
+      </w:pPr>
+      <w:r>
+        <w:t>Abbreviations</w:t>
+      </w:r>
+      <w:r>
+        <w:t xml:space="preserve"> and Acronyms</w:t>
       </w:r>
     </w:p>
     <w:p>
@@ -1086,21 +808,45 @@
         <w:pStyle w:val="BodyText"/>
       </w:pPr>
       <w:r>
-        <w:t>The template is used to format your paper and style the text. All margins, column widths, line spaces, and text fonts are prescribed; please do not alter them. You may note peculiarities. For example, the head margin in this template measures proportionately more than is customary. This measurement and others are deliberate, using specifications that anticipate your paper as one part of the entire proceedings, and not as an independent document. Please do not revise any of the current designations.</w:t>
-      </w:r>
-    </w:p>
-    <w:p>
-      <w:pPr>
-        <w:pStyle w:val="Heading1"/>
-      </w:pPr>
-      <w:r>
-        <w:t xml:space="preserve">Prepare Your Paper </w:t>
-      </w:r>
-      <w:r>
-        <w:t>Before</w:t>
-      </w:r>
-      <w:r>
-        <w:t xml:space="preserve"> Styling</w:t>
+        <w:t>Define abbreviations and acronyms the first time they are used in the text, even after they have been defined in the abstract. Abbreviations such as IEEE, SI, MKS, CGS, sc, dc, and rms do not have to be defined. Do not use abbreviations in the title or heads unless they are unavoidable.</w:t>
+      </w:r>
+    </w:p>
+    <w:p>
+      <w:pPr>
+        <w:pStyle w:val="Heading2"/>
+      </w:pPr>
+      <w:r>
+        <w:t>Units</w:t>
+      </w:r>
+    </w:p>
+    <w:p>
+      <w:pPr>
+        <w:pStyle w:val="bulletlist"/>
+      </w:pPr>
+      <w:r>
+        <w:t xml:space="preserve">Use </w:t>
+      </w:r>
+      <w:r>
+        <w:t>either</w:t>
+      </w:r>
+      <w:r>
+        <w:t xml:space="preserve"> SI (MKS) or CGS as primary units. (SI units are encouraged.) English units may be used as secondary units (in parentheses). An exception would be the use of English units as identifiers in trade, such as “3.5-inch disk drive”.</w:t>
+      </w:r>
+    </w:p>
+    <w:p>
+      <w:pPr>
+        <w:pStyle w:val="bulletlist"/>
+      </w:pPr>
+      <w:r>
+        <w:t>Avoid combining SI and CGS units, such as current in amperes and magnetic field in oersteds. This often leads to confusion because equations do not balance dimensionally. If you must use mixed units, clearly state the units for each quantity that you use in an equation.</w:t>
+      </w:r>
+    </w:p>
+    <w:p>
+      <w:pPr>
+        <w:pStyle w:val="bulletlist"/>
+      </w:pPr>
+      <w:r>
+        <w:t>Do not mix complete spellings and abbreviations of units: “Wb/m2” or “webers per square meter”, not “webers/m2”.  Spell out units when they appear in text: “. . . a few henries”, not “. . . a few H”.</w:t>
       </w:r>
     </w:p>
     <w:p>
@@ -1111,156 +857,7 @@
         </w:rPr>
       </w:pPr>
       <w:r>
-        <w:t>Before</w:t>
-      </w:r>
-      <w:r>
-        <w:t xml:space="preserve"> you begin to format your paper, first write and save the content as a separate text file. </w:t>
-      </w:r>
-      <w:r>
-        <w:rPr>
-          <w:lang w:val="en-US"/>
-        </w:rPr>
-        <w:t>Complete all content and organizational editing before formatting. Please note sections A-D below for more information on proofreading, spelling and grammar.</w:t>
-      </w:r>
-    </w:p>
-    <w:p>
-      <w:pPr>
-        <w:pStyle w:val="BodyText"/>
-      </w:pPr>
-      <w:r>
-        <w:t>Keep your text and graphic files separate until after the text has been formatted and styled. Do not use hard tabs, and limit use of hard returns to only one return at the end of a paragraph. Do not add any kind of pagination anywhere in the paper. Do not number text heads-the template will do that for you.</w:t>
-      </w:r>
-    </w:p>
-    <w:p>
-      <w:pPr>
-        <w:pStyle w:val="Heading2"/>
-      </w:pPr>
-      <w:r>
-        <w:t>Abbreviations</w:t>
-      </w:r>
-      <w:r>
-        <w:t xml:space="preserve"> and Acronyms</w:t>
-      </w:r>
-    </w:p>
-    <w:p>
-      <w:pPr>
-        <w:pStyle w:val="BodyText"/>
-      </w:pPr>
-      <w:r>
-        <w:t xml:space="preserve">Define abbreviations and acronyms the first time they are used in the text, even after they have been defined in the abstract. Abbreviations such as IEEE, SI, MKS, CGS, </w:t>
-      </w:r>
-      <w:proofErr w:type="spellStart"/>
-      <w:r>
-        <w:t>sc</w:t>
-      </w:r>
-      <w:proofErr w:type="spellEnd"/>
-      <w:r>
-        <w:t xml:space="preserve">, dc, and </w:t>
-      </w:r>
-      <w:proofErr w:type="spellStart"/>
-      <w:r>
-        <w:t>rms</w:t>
-      </w:r>
-      <w:proofErr w:type="spellEnd"/>
-      <w:r>
-        <w:t xml:space="preserve"> do not have to be defined. Do not use abbreviations in the title or heads unless they are unavoidable.</w:t>
-      </w:r>
-    </w:p>
-    <w:p>
-      <w:pPr>
-        <w:pStyle w:val="Heading2"/>
-      </w:pPr>
-      <w:r>
-        <w:t>Units</w:t>
-      </w:r>
-    </w:p>
-    <w:p>
-      <w:pPr>
-        <w:pStyle w:val="bulletlist"/>
-      </w:pPr>
-      <w:r>
-        <w:t xml:space="preserve">Use </w:t>
-      </w:r>
-      <w:r>
-        <w:t>either</w:t>
-      </w:r>
-      <w:r>
-        <w:t xml:space="preserve"> SI (MKS) or CGS as primary units. (SI units are encouraged.) English units may be used as secondary units (in parentheses). An exception would be the use of English units as identifiers in trade, such as “3.5-inch disk drive”.</w:t>
-      </w:r>
-    </w:p>
-    <w:p>
-      <w:pPr>
-        <w:pStyle w:val="bulletlist"/>
-      </w:pPr>
-      <w:r>
-        <w:t xml:space="preserve">Avoid combining SI and CGS units, such as current in amperes and magnetic field in </w:t>
-      </w:r>
-      <w:proofErr w:type="spellStart"/>
-      <w:r>
-        <w:t>oersteds</w:t>
-      </w:r>
-      <w:proofErr w:type="spellEnd"/>
-      <w:r>
-        <w:t>. This often leads to confusion because equations do not balance dimensionally. If you must use mixed units, clearly state the units for each quantity that you use in an equation.</w:t>
-      </w:r>
-    </w:p>
-    <w:p>
-      <w:pPr>
-        <w:pStyle w:val="bulletlist"/>
-      </w:pPr>
-      <w:r>
-        <w:t>Do not mix complete spellings and abbreviations of units: “</w:t>
-      </w:r>
-      <w:proofErr w:type="spellStart"/>
-      <w:r>
-        <w:t>Wb</w:t>
-      </w:r>
-      <w:proofErr w:type="spellEnd"/>
-      <w:r>
-        <w:t>/m2” or “</w:t>
-      </w:r>
-      <w:proofErr w:type="spellStart"/>
-      <w:r>
-        <w:t>webers</w:t>
-      </w:r>
-      <w:proofErr w:type="spellEnd"/>
-      <w:r>
-        <w:t xml:space="preserve"> per square meter”, not “</w:t>
-      </w:r>
-      <w:proofErr w:type="spellStart"/>
-      <w:r>
-        <w:t>webers</w:t>
-      </w:r>
-      <w:proofErr w:type="spellEnd"/>
-      <w:r>
-        <w:t xml:space="preserve">/m2”.  Spell out units when they appear in text: “. . . a few </w:t>
-      </w:r>
-      <w:proofErr w:type="spellStart"/>
-      <w:r>
-        <w:t>henries</w:t>
-      </w:r>
-      <w:proofErr w:type="spellEnd"/>
-      <w:r>
-        <w:t>”, not “. . . a few H”.</w:t>
-      </w:r>
-    </w:p>
-    <w:p>
-      <w:pPr>
-        <w:pStyle w:val="BodyText"/>
-        <w:rPr>
-          <w:lang w:val="en-US"/>
-        </w:rPr>
-      </w:pPr>
-      <w:r>
-        <w:t xml:space="preserve">may use the solidus ( / ), the </w:t>
-      </w:r>
-      <w:proofErr w:type="spellStart"/>
-      <w:r>
-        <w:t>exp</w:t>
-      </w:r>
-      <w:proofErr w:type="spellEnd"/>
-      <w:r>
-        <w:t xml:space="preserve"> function, or appropriate exponents. Italicize Roman symbols for quantities and variables, but not Greek symbols. Use a long dash rather than a hyphen for a minus sign. Punctuate equations with commas or periods when they are part of a sentence, as in</w:t>
+        <w:t>may use the solidus ( / ), the exp function, or appropriate exponents. Italicize Roman symbols for quantities and variables, but not Greek symbols. Use a long dash rather than a hyphen for a minus sign. Punctuate equations with commas or periods when they are part of a sentence, as in</w:t>
       </w:r>
       <w:r>
         <w:rPr>
@@ -1340,7 +937,6 @@
         <w:pStyle w:val="Heading2"/>
       </w:pPr>
       <w:r>
-        <w:lastRenderedPageBreak/>
         <w:t>Some Common Mistakes</w:t>
       </w:r>
     </w:p>
@@ -1397,6 +993,7 @@
         <w:pStyle w:val="bulletlist"/>
       </w:pPr>
       <w:r>
+        <w:lastRenderedPageBreak/>
         <w:t>A graph within a graph is an “inset”, not an “insert”. The word alternatively is preferred to the word “alternately” (unless you really mean something that alternates).</w:t>
       </w:r>
     </w:p>
@@ -1591,11 +1188,7 @@
         <w:t xml:space="preserve"> </w:t>
       </w:r>
       <w:r>
-        <w:t xml:space="preserve">Please keep your affiliations as succinct </w:t>
-      </w:r>
-      <w:r>
-        <w:lastRenderedPageBreak/>
-        <w:t>as possible (for example, do not differentiate among departments of the same organization).</w:t>
+        <w:t>Please keep your affiliations as succinct as possible (for example, do not differentiate among departments of the same organization).</w:t>
       </w:r>
     </w:p>
     <w:p>
@@ -1725,6 +1318,7 @@
         <w:pStyle w:val="Heading2"/>
       </w:pPr>
       <w:r>
+        <w:lastRenderedPageBreak/>
         <w:t>Identify</w:t>
       </w:r>
       <w:r>
@@ -2131,7 +1725,6 @@
         <w:jc w:val="left"/>
       </w:pPr>
       <w:r>
-        <w:lastRenderedPageBreak/>
         <w:pict w14:anchorId="4C2ECEC5">
           <v:shape id="_x0000_i1026" type="#_x0000_t75" style="width:228.75pt;height:31.55pt" o:bordertopcolor="this" o:borderleftcolor="this" o:borderbottomcolor="this" o:borderrightcolor="this">
             <v:imagedata r:id="rId11" o:title=""/>
@@ -2244,6 +1837,7 @@
         <w:pStyle w:val="Code"/>
       </w:pPr>
       <w:r>
+        <w:lastRenderedPageBreak/>
         <w:t xml:space="preserve">Listing </w:t>
       </w:r>
       <w:fldSimple w:instr=" SEQ Listing \* ARABIC ">
@@ -2275,21 +1869,8 @@
                   <w:pPr>
                     <w:jc w:val="left"/>
                   </w:pPr>
-                  <w:proofErr w:type="spellStart"/>
                   <w:r>
-                    <w:t>Console.WriteLine</w:t>
-                  </w:r>
-                  <w:proofErr w:type="spellEnd"/>
-                  <w:r>
-                    <w:t xml:space="preserve">(“Referencing code”, </w:t>
-                  </w:r>
-                  <w:proofErr w:type="spellStart"/>
-                  <w:r>
-                    <w:t>var</w:t>
-                  </w:r>
-                  <w:proofErr w:type="spellEnd"/>
-                  <w:r>
-                    <w:t>);</w:t>
+                    <w:t>Console.WriteLine(“Referencing code”, var);</w:t>
                   </w:r>
                 </w:p>
                 <w:p>
@@ -2412,7 +1993,6 @@
         <w:t xml:space="preserve">Unit Test </w:t>
       </w:r>
       <w:hyperlink r:id="rId12" w:anchor="L34-L49" w:history="1">
-        <w:proofErr w:type="spellStart"/>
         <w:r>
           <w:rPr>
             <w:rStyle w:val="Hyperlink"/>
@@ -2420,7 +2000,6 @@
           </w:rPr>
           <w:t>EncodeDateTimeTest</w:t>
         </w:r>
-        <w:proofErr w:type="spellEnd"/>
       </w:hyperlink>
       <w:bookmarkEnd w:id="5"/>
     </w:p>
@@ -2437,23 +2016,13 @@
                   <w:r>
                     <w:t xml:space="preserve">public void </w:t>
                   </w:r>
-                  <w:proofErr w:type="spellStart"/>
                   <w:proofErr w:type="gramStart"/>
                   <w:r>
-                    <w:t>EncodeDateTimeTest</w:t>
+                    <w:t>EncodeDateTimeTest(</w:t>
                   </w:r>
-                  <w:proofErr w:type="spellEnd"/>
-                  <w:r>
-                    <w:t>(</w:t>
-                  </w:r>
-                  <w:proofErr w:type="spellStart"/>
                   <w:proofErr w:type="gramEnd"/>
                   <w:r>
-                    <w:t>int</w:t>
-                  </w:r>
-                  <w:proofErr w:type="spellEnd"/>
-                  <w:r>
-                    <w:t xml:space="preserve"> w, double r, …)</w:t>
+                    <w:t>int w, double r, …)</w:t>
                   </w:r>
                 </w:p>
                 <w:p>
@@ -2477,15 +2046,7 @@
                     <w:jc w:val="left"/>
                   </w:pPr>
                   <w:r>
-                    <w:t xml:space="preserve">        </w:t>
-                  </w:r>
-                  <w:proofErr w:type="spellStart"/>
-                  <w:r>
-                    <w:t>DateTimeEncoderExperimental</w:t>
-                  </w:r>
-                  <w:proofErr w:type="spellEnd"/>
-                  <w:r>
-                    <w:t xml:space="preserve"> encoder = new…</w:t>
+                    <w:t xml:space="preserve">        DateTimeEncoderExperimental encoder = new…</w:t>
                   </w:r>
                 </w:p>
                 <w:p>
@@ -2493,22 +2054,12 @@
                     <w:jc w:val="left"/>
                   </w:pPr>
                   <w:r>
-                    <w:t xml:space="preserve">        </w:t>
+                    <w:t xml:space="preserve">        var result = </w:t>
                   </w:r>
-                  <w:proofErr w:type="spellStart"/>
-                  <w:r>
-                    <w:t>var</w:t>
-                  </w:r>
-                  <w:proofErr w:type="spellEnd"/>
-                  <w:r>
-                    <w:t xml:space="preserve"> result = </w:t>
-                  </w:r>
-                  <w:proofErr w:type="spellStart"/>
                   <w:proofErr w:type="gramStart"/>
                   <w:r>
                     <w:t>encoder.Encode</w:t>
                   </w:r>
-                  <w:proofErr w:type="spellEnd"/>
                   <w:proofErr w:type="gramEnd"/>
                   <w:r>
                     <w:t>(input);</w:t>
@@ -2527,22 +2078,12 @@
                     <w:jc w:val="left"/>
                   </w:pPr>
                   <w:r>
-                    <w:t xml:space="preserve">        </w:t>
+                    <w:t xml:space="preserve">        Assert.IsTrue(</w:t>
                   </w:r>
-                  <w:proofErr w:type="spellStart"/>
-                  <w:r>
-                    <w:t>Assert.IsTrue</w:t>
-                  </w:r>
-                  <w:proofErr w:type="spellEnd"/>
-                  <w:r>
-                    <w:t>(</w:t>
-                  </w:r>
-                  <w:proofErr w:type="spellStart"/>
                   <w:proofErr w:type="gramStart"/>
                   <w:r>
                     <w:t>result.SequenceEqual</w:t>
                   </w:r>
-                  <w:proofErr w:type="spellEnd"/>
                   <w:proofErr w:type="gramEnd"/>
                   <w:r>
                     <w:t>(expected…</w:t>
@@ -2601,94 +2142,92 @@
         <w:pStyle w:val="BodyText"/>
       </w:pPr>
       <w:r>
+        <w:t>The preferred spelling of the word “acknowledgment” in America is without an “e” after the “g</w:t>
+      </w:r>
+      <w:r>
+        <w:t>”. Avoid the stilted expression “</w:t>
+      </w:r>
+      <w:r>
+        <w:rPr>
+          <w:lang w:val="en-US"/>
+        </w:rPr>
+        <w:t>o</w:t>
+      </w:r>
+      <w:r>
+        <w:t xml:space="preserve">ne of us (R. B. G.) thanks </w:t>
+      </w:r>
+      <w:r>
+        <w:t>...</w:t>
+      </w:r>
+      <w:r>
+        <w:rPr>
+          <w:lang w:val="en-US"/>
+        </w:rPr>
+        <w:t xml:space="preserve">”.  </w:t>
+      </w:r>
+      <w:r>
+        <w:t>Instead, try “R. B. G. thanks</w:t>
+      </w:r>
+      <w:r>
+        <w:t>...</w:t>
+      </w:r>
+      <w:r>
+        <w:t>”.</w:t>
+      </w:r>
+      <w:r>
+        <w:rPr>
+          <w:lang w:val="en-US"/>
+        </w:rPr>
+        <w:t xml:space="preserve"> </w:t>
+      </w:r>
+      <w:r>
+        <w:t>Put spons</w:t>
+      </w:r>
+      <w:r>
+        <w:t>or acknowledgments in the unnum</w:t>
+      </w:r>
+      <w:r>
+        <w:t>bered footnote on the first page.</w:t>
+      </w:r>
+    </w:p>
+    <w:p>
+      <w:pPr>
+        <w:pStyle w:val="Heading5"/>
+      </w:pPr>
+      <w:r>
+        <w:t>References</w:t>
+      </w:r>
+    </w:p>
+    <w:p>
+      <w:pPr>
+        <w:pStyle w:val="BodyText"/>
+      </w:pPr>
+      <w:r>
+        <w:t>The template will number citations consecutively within brackets [1]. The sentence punctuation follows the bracket [2]. Refer simply to the reference number, as in [3]—do not use “Ref. [3]” or “reference [3]” except at the beginning of a sentence: “Reference [3] was the first</w:t>
+      </w:r>
+      <w:r>
+        <w:rPr>
+          <w:lang w:val="en-US"/>
+        </w:rPr>
+        <w:t xml:space="preserve"> </w:t>
+      </w:r>
+      <w:r>
+        <w:t>...</w:t>
+      </w:r>
+      <w:r>
+        <w:t>”</w:t>
+      </w:r>
+    </w:p>
+    <w:p>
+      <w:pPr>
+        <w:pStyle w:val="BodyText"/>
+      </w:pPr>
+      <w:r>
+        <w:t xml:space="preserve">Number footnotes separately in superscripts. Place the actual footnote at the bottom of the column in which it was </w:t>
+      </w:r>
+      <w:r>
         <w:lastRenderedPageBreak/>
-        <w:t>The preferred spelling of the word “acknowledgment” in America is without an “e” after the “g</w:t>
-      </w:r>
-      <w:r>
-        <w:t>”. Avoid the stilted expression “</w:t>
-      </w:r>
-      <w:proofErr w:type="spellStart"/>
-      <w:r>
-        <w:rPr>
-          <w:lang w:val="en-US"/>
-        </w:rPr>
-        <w:t>o</w:t>
-      </w:r>
-      <w:r>
-        <w:t>ne</w:t>
-      </w:r>
-      <w:proofErr w:type="spellEnd"/>
-      <w:r>
-        <w:t xml:space="preserve"> of us (R. B. G.) thanks </w:t>
-      </w:r>
-      <w:r>
-        <w:t>...</w:t>
-      </w:r>
-      <w:r>
-        <w:rPr>
-          <w:lang w:val="en-US"/>
-        </w:rPr>
-        <w:t xml:space="preserve">”.  </w:t>
-      </w:r>
-      <w:r>
-        <w:t>Instead, try “R. B. G. thanks</w:t>
-      </w:r>
-      <w:r>
-        <w:t>...</w:t>
-      </w:r>
-      <w:r>
-        <w:t>”.</w:t>
-      </w:r>
-      <w:r>
-        <w:rPr>
-          <w:lang w:val="en-US"/>
-        </w:rPr>
-        <w:t xml:space="preserve"> </w:t>
-      </w:r>
-      <w:r>
-        <w:t>Put spons</w:t>
-      </w:r>
-      <w:r>
-        <w:t>or acknowledgments in the unnum</w:t>
-      </w:r>
-      <w:r>
-        <w:t>bered footnote on the first page.</w:t>
-      </w:r>
-    </w:p>
-    <w:p>
-      <w:pPr>
-        <w:pStyle w:val="Heading5"/>
-      </w:pPr>
-      <w:r>
-        <w:t>References</w:t>
-      </w:r>
-    </w:p>
-    <w:p>
-      <w:pPr>
-        <w:pStyle w:val="BodyText"/>
-      </w:pPr>
-      <w:r>
-        <w:t>The template will number citations consecutively within brackets [1]. The sentence punctuation follows the bracket [2]. Refer simply to the reference number, as in [3]—do not use “Ref. [3]” or “reference [3]” except at the beginning of a sentence: “Reference [3] was the first</w:t>
-      </w:r>
-      <w:r>
-        <w:rPr>
-          <w:lang w:val="en-US"/>
-        </w:rPr>
-        <w:t xml:space="preserve"> </w:t>
-      </w:r>
-      <w:r>
-        <w:t>...</w:t>
-      </w:r>
-      <w:r>
-        <w:t>”</w:t>
-      </w:r>
-    </w:p>
-    <w:p>
-      <w:pPr>
-        <w:pStyle w:val="BodyText"/>
-      </w:pPr>
-      <w:r>
-        <w:t>Number footnotes separately in superscripts. Place the actual footnote at the bottom of the column in which it was cited. Do not put footnotes in the</w:t>
+        <w:t>cited. Do not put footnotes in the</w:t>
       </w:r>
       <w:r>
         <w:rPr>
@@ -3015,21 +2554,8 @@
             <w:pStyle w:val="Header"/>
           </w:pPr>
           <w:r>
-            <w:t xml:space="preserve">by </w:t>
+            <w:t>by Damir Dobric / Andreas Pech</w:t>
           </w:r>
-          <w:proofErr w:type="spellStart"/>
-          <w:r>
-            <w:t>Damir</w:t>
-          </w:r>
-          <w:proofErr w:type="spellEnd"/>
-          <w:r>
-            <w:t xml:space="preserve"> Dobric / Andreas </w:t>
-          </w:r>
-          <w:proofErr w:type="spellStart"/>
-          <w:r>
-            <w:t>Pech</w:t>
-          </w:r>
-          <w:proofErr w:type="spellEnd"/>
         </w:p>
         <w:p>
           <w:pPr>
@@ -5708,7 +5234,7 @@
 </file>
 
 <file path=customXml/itemProps1.xml><?xml version="1.0" encoding="utf-8"?>
-<ds:datastoreItem xmlns:ds="http://schemas.openxmlformats.org/officeDocument/2006/customXml" ds:itemID="{2683EA5E-ED06-4F60-B4AD-CA0C2B06E86F}">
+<ds:datastoreItem xmlns:ds="http://schemas.openxmlformats.org/officeDocument/2006/customXml" ds:itemID="{A3E3AE2A-A475-42A2-A093-7BC452DB3B9D}">
   <ds:schemaRefs>
     <ds:schemaRef ds:uri="http://schemas.openxmlformats.org/officeDocument/2006/bibliography"/>
   </ds:schemaRefs>

--- a/source/MySEProject/Documentation/Report_ML 2425-01 Investigate Image Reconstruction by using Classifiers.docx
+++ b/source/MySEProject/Documentation/Report_ML 2425-01 Investigate Image Reconstruction by using Classifiers.docx
@@ -390,43 +390,25 @@
         <w:rPr>
           <w:lang w:val="en-US"/>
         </w:rPr>
-        <w:t>This research aims to implement image classification and reconstruction by a synthesis of machine learning methodologies, such as K-Nearest Neighbors (KNN) and Hierarchi</w:t>
-      </w:r>
-      <w:r>
-        <w:rPr>
-          <w:lang w:val="en-US"/>
-        </w:rPr>
-        <w:t xml:space="preserve">cal Temporal Memory (HTM). </w:t>
-      </w:r>
-      <w:r>
-        <w:rPr>
-          <w:lang w:val="en-US"/>
-        </w:rPr>
-        <w:t>The process follows a rigorous sequence of predetermined algorithmic operations to produc</w:t>
-      </w:r>
-      <w:r>
-        <w:rPr>
-          <w:lang w:val="en-US"/>
-        </w:rPr>
-        <w:t xml:space="preserve">e the anticipated results. </w:t>
-      </w:r>
-      <w:r>
-        <w:rPr>
-          <w:lang w:val="en-US"/>
-        </w:rPr>
-        <w:t>The flowchart</w:t>
-      </w:r>
-      <w:r>
-        <w:rPr>
-          <w:lang w:val="en-US"/>
-        </w:rPr>
-        <w:t xml:space="preserve"> delineates the whole procedure</w:t>
-      </w:r>
-      <w:r>
-        <w:rPr>
-          <w:lang w:val="en-US"/>
-        </w:rPr>
-        <w:t>;</w:t>
+        <w:t>The implementation of this project is focused on incorporating machine learning methods such as Hierarchical Temporal Memory (HTM) and K-Nearest Neighbors (KNN) for image classification and reconstruction</w:t>
+      </w:r>
+      <w:r>
+        <w:rPr>
+          <w:lang w:val="en-US"/>
+        </w:rPr>
+        <w:t>. It can be performed using pre-</w:t>
+      </w:r>
+      <w:r>
+        <w:rPr>
+          <w:lang w:val="en-US"/>
+        </w:rPr>
+        <w:t>defined algor</w:t>
+      </w:r>
+      <w:r>
+        <w:rPr>
+          <w:lang w:val="en-US"/>
+        </w:rPr>
+        <w:t>ithms. Key steps are implemented as illustrated in flow chart below;</w:t>
       </w:r>
     </w:p>
     <w:p>
@@ -498,14 +480,335 @@
         <w:rPr>
           <w:lang w:val="en-US"/>
         </w:rPr>
-        <w:t xml:space="preserve">We first binarize the input image for normalization. Resizing every image in the training set to a constant size of 28×28 pixels guarantees the homogeneity of all samples. Binarizing white pixels with a value of 0 and black pixels with a value of 1 turns every pixel into a binary integer. The foundation for all the subsequent processing comes from the Sparse Distributed Representation (SDR) produced by this transition. The ImageBinarizerSpatialPattern class makes this step feasible. It facilitates black and white picture conversion as well as subsequent binarization of them. It then saves the produced SDR representation for study. After binarization, we use the generated SDR data to train both the HTM and KNN classifiers, ensuring precise classification and reconstruction. Important spatial information from the training images is gathered by the HTM classifier from a spatial pooler. It is based on concepts of temporal memory. This training process consists of a set cycle of twenty rounds meant to increase the ability of the classifier to learn meaningful representations. By encoding the input SDR in columns and cells, HTM helps the model effectively comprehend and generalize spatial patterns. Conversely, the KNN classifier uses each binarized image as a model for classification and applies similarity measures to training instances. The classifier computes the similarity between the input SDR and the stored training SDRs and then utilizes that knowledge to choose the appropriate class label for efficient pattern recognition. Once training ends, we reconstruct the image using both classifiers. After being given an SDR during the reconstruction process, classifiers employ the taught representations to provide an estimated reconstruction. By using its internal memory, the HTM model may anticipate an SDR fairly similar to the first input. Comparing the expected SDR with the actual SDR helps one assess the correctness of reconstruction. The KNN classifier also identifies the SDRs in the training set that bear the greatest resemblance to the originals, utilizing them as a basis for the reconstruction process, which employs feature aggregation to produce images. We could evaluate the effectiveness of both classifiers in image reconstruction by measuring the similarity between the original and reconstructed SDRs. We use three different ways to measure how similar two sets are: Hamming distance counts the number of bits that are different between two binary SDR representations; cosine similarity measures how aligned SDR vectors are in high-dimensional space by looking at their angular difference; and Jaccard similarity counts the number of nonzero elements that are shared between two sets by looking at their intersection-to-union ratio. The overall similarity score, </w:t>
+        <w:t>The first step towards achieving the goal of the project is to binarize the images located in the training folder. Each image is adjusted to a standard dimension of 28x28 pixels. This maintains a specific degree of consistency among the images. In the binarization step, each pixel of an image is converted to either white or black. More technically, the pixel gets assigned 0 if it’s white and 1 if it’s black. The after effect is that a Sparse Distributed Representation (SDR) is achieved that can undergo further operations.</w:t>
+      </w:r>
+    </w:p>
+    <w:p>
+      <w:pPr>
+        <w:pStyle w:val="BodyText"/>
+        <w:rPr>
+          <w:lang w:val="en-US"/>
+        </w:rPr>
+      </w:pPr>
+      <w:r>
+        <w:rPr>
+          <w:lang w:val="en-US"/>
+        </w:rPr>
+        <w:t>To complete the binarization, the ImageBinarizerSpatialPattern class was created. This class takes an image, transforms it to a monochrome version, and subsequently performs a binarization by assigning white and black values for pixels. This transformed image is stored as an SDR.</w:t>
+      </w:r>
+    </w:p>
+    <w:p>
+      <w:pPr>
+        <w:pStyle w:val="BodyText"/>
+        <w:rPr>
+          <w:lang w:val="en-US"/>
+        </w:rPr>
+      </w:pPr>
+      <w:r>
+        <w:rPr>
+          <w:lang w:val="en-US"/>
+        </w:rPr>
+        <w:t>Both of the HTM (Hierarchical Temporal Memory) and KNN (K-Nearest Neighbors) classifiers are trained using the SDR data. These classifies are for measurement of the likeness of the original image to the reconstructed image. The steps in the training procedure of every classifier is given below:</w:t>
+      </w:r>
+    </w:p>
+    <w:p>
+      <w:pPr>
+        <w:pStyle w:val="BodyText"/>
+        <w:rPr>
+          <w:lang w:val="en-US"/>
+        </w:rPr>
+      </w:pPr>
+      <w:r>
+        <w:rPr>
+          <w:lang w:val="en-US"/>
+        </w:rPr>
+        <w:t>HTM Classifier is f</w:t>
+      </w:r>
+      <w:r>
+        <w:rPr>
+          <w:lang w:val="en-US"/>
+        </w:rPr>
+        <w:t>ocused around the concept of Temporal Memory, The HTM classifier utilizes a spatial pooler for training to capture a set of images. The HTM classifier’s training was done with a spatial pooler to grab the images’ spatial features. It is then followed by a set training cycle of 20 repetitions in order to ensure that the model is able to adapt and comprehend meaningful representations of the images that were fed into it. To feed the model data, HTM uses columns and cells to form representations of the input data (SDR), which is referred to as a SDR.</w:t>
+      </w:r>
+    </w:p>
+    <w:p>
+      <w:pPr>
+        <w:pStyle w:val="BodyText"/>
+        <w:rPr>
+          <w:lang w:val="en-US"/>
+        </w:rPr>
+      </w:pPr>
+      <w:r>
+        <w:rPr>
+          <w:lang w:val="en-US"/>
+        </w:rPr>
+        <w:t>The KNN classifier is one of the simplest classifiers to use, but also one of the most effective at the same time in regards to classifying data, which is based off computational similarity to the closest training examples for that particular feature. In this instance, the training examples are the binarized images. The classifier “guesses” the class label based on the input SDRs and trains SDRs by calculating the similarity of the input SDRs and the training SDRs</w:t>
+      </w:r>
+      <w:r>
+        <w:rPr>
+          <w:lang w:val="en-US"/>
+        </w:rPr>
+        <w:t xml:space="preserve">. </w:t>
+      </w:r>
+    </w:p>
+    <w:p>
+      <w:pPr>
+        <w:pStyle w:val="BodyText"/>
+        <w:rPr>
+          <w:lang w:val="en-US"/>
+        </w:rPr>
+      </w:pPr>
+      <w:r>
+        <w:rPr>
+          <w:lang w:val="en-US"/>
+        </w:rPr>
+        <w:t xml:space="preserve">Now that all classifiers have had their training done, the image reconstruction task is performed as with both the HTM and KNN classifiers. The process of reconstruction requires taking an input SDR, providing it to the classifiers, then recreating the input image guided by the learned representations. During this process, the SDR output by the </w:t>
       </w:r>
       <w:r>
         <w:rPr>
           <w:lang w:val="en-US"/>
         </w:rPr>
         <w:lastRenderedPageBreak/>
-        <w:t>computed as the average of these metrics, offers an all-encompassing assessment of reconstruction correctness. This is followed by visual depictions of the related results. A bar graph with various colors for the HTM and KNN results shows the similarity scores for every image. This picture clearly indicates similarity percentages, therefore facilitating easy comparison of classifier performance. We compare and contrast the two classifiers in the final stage by means of the similarity scores of the reconstructed images. The HTM classifier seems to be the most efficient at spotting patterns in both structural and temporal pictures by regularly generating superior similarity scores. While trained on similar images, KNN works well; yet, it struggles to generalize to other patterns, which may cause certain instances to have reduced similarity scores. By contrasting and analyzing the effectiveness of each classifier in reconstructing input images, we can identify its strengths and weaknesses. Visual representations also help to corroborate the observed trends in categorization and reconstruction accuracy.</w:t>
+        <w:t>classifier is checked against the original SDR to compare for likeness as a measure of which</w:t>
+      </w:r>
+      <w:r>
+        <w:rPr>
+          <w:lang w:val="en-US"/>
+        </w:rPr>
+        <w:t xml:space="preserve"> the classifier’s capabilities.</w:t>
+      </w:r>
+    </w:p>
+    <w:p>
+      <w:pPr>
+        <w:pStyle w:val="BodyText"/>
+        <w:rPr>
+          <w:lang w:val="en-US"/>
+        </w:rPr>
+      </w:pPr>
+      <w:r>
+        <w:rPr>
+          <w:lang w:val="en-US"/>
+        </w:rPr>
+        <w:t>HTM utilizes its memory to generate a prediction of the SDR, based on the learned representations</w:t>
+      </w:r>
+      <w:r>
+        <w:rPr>
+          <w:lang w:val="en-US"/>
+        </w:rPr>
+        <w:t>.</w:t>
+      </w:r>
+      <w:r>
+        <w:t xml:space="preserve"> </w:t>
+      </w:r>
+      <w:r>
+        <w:rPr>
+          <w:lang w:val="en-US"/>
+        </w:rPr>
+        <w:t>After that, similarity measures help one to compare the rebuil</w:t>
+      </w:r>
+      <w:r>
+        <w:rPr>
+          <w:lang w:val="en-US"/>
+        </w:rPr>
+        <w:t>t picture with the original.</w:t>
+      </w:r>
+      <w:r>
+        <w:rPr>
+          <w:lang w:val="en-US"/>
+        </w:rPr>
+        <w:t xml:space="preserve"> </w:t>
+      </w:r>
+      <w:r>
+        <w:rPr>
+          <w:lang w:val="en-US"/>
+        </w:rPr>
+        <w:t>KNN contrasts training set stored SDRs with input SDR.  Based on these closest matches, it reconstructs the picture and notes the most comparable SDRs.</w:t>
+      </w:r>
+      <w:r>
+        <w:rPr>
+          <w:lang w:val="en-US"/>
+        </w:rPr>
+        <w:t xml:space="preserve"> </w:t>
+      </w:r>
+      <w:r>
+        <w:rPr>
+          <w:lang w:val="en-US"/>
+        </w:rPr>
+        <w:t>The efficacy of both classifiers in image reconstruction is assessed by calculating the similarity between the original SDR and the rebuilt SDR using the following metrics:</w:t>
+      </w:r>
+      <w:r>
+        <w:rPr>
+          <w:lang w:val="en-US"/>
+        </w:rPr>
+        <w:t xml:space="preserve"> Jaccard Similarity</w:t>
+      </w:r>
+      <w:r>
+        <w:rPr>
+          <w:lang w:val="en-US"/>
+        </w:rPr>
+        <w:t xml:space="preserve"> </w:t>
+      </w:r>
+      <w:r>
+        <w:rPr>
+          <w:lang w:val="en-US"/>
+        </w:rPr>
+        <w:t xml:space="preserve">is </w:t>
+      </w:r>
+      <w:proofErr w:type="gramStart"/>
+      <w:r>
+        <w:rPr>
+          <w:lang w:val="en-US"/>
+        </w:rPr>
+        <w:t>basic</w:t>
+      </w:r>
+      <w:r>
+        <w:rPr>
+          <w:lang w:val="en-US"/>
+        </w:rPr>
+        <w:t xml:space="preserve">ally </w:t>
+      </w:r>
+      <w:r>
+        <w:rPr>
+          <w:lang w:val="en-US"/>
+        </w:rPr>
+        <w:t xml:space="preserve"> a</w:t>
+      </w:r>
+      <w:proofErr w:type="gramEnd"/>
+      <w:r>
+        <w:rPr>
+          <w:lang w:val="en-US"/>
+        </w:rPr>
+        <w:t xml:space="preserve"> </w:t>
+      </w:r>
+      <w:r>
+        <w:rPr>
+          <w:lang w:val="en-US"/>
+        </w:rPr>
+        <w:t>similarity metric based on sets that computes the ratio of the intersection to the union of two sets.  It assesses the similarity between two SDRs by analy</w:t>
+      </w:r>
+      <w:r>
+        <w:rPr>
+          <w:lang w:val="en-US"/>
+        </w:rPr>
+        <w:t xml:space="preserve">zing their non-zero components. </w:t>
+      </w:r>
+      <w:r>
+        <w:rPr>
+          <w:lang w:val="en-US"/>
+        </w:rPr>
+        <w:t xml:space="preserve">The second similarity is Cosine Similarity </w:t>
+      </w:r>
+      <w:r>
+        <w:rPr>
+          <w:lang w:val="en-US"/>
+        </w:rPr>
+        <w:t>metric</w:t>
+      </w:r>
+      <w:r>
+        <w:rPr>
+          <w:lang w:val="en-US"/>
+        </w:rPr>
+        <w:t xml:space="preserve"> </w:t>
+      </w:r>
+      <w:r>
+        <w:rPr>
+          <w:lang w:val="en-US"/>
+        </w:rPr>
+        <w:t xml:space="preserve">which </w:t>
+      </w:r>
+      <w:r>
+        <w:rPr>
+          <w:lang w:val="en-US"/>
+        </w:rPr>
+        <w:t xml:space="preserve">calculates the cosine of the </w:t>
+      </w:r>
+      <w:r>
+        <w:rPr>
+          <w:lang w:val="en-US"/>
+        </w:rPr>
+        <w:t>angle between two vectors, and</w:t>
+      </w:r>
+      <w:r>
+        <w:rPr>
+          <w:lang w:val="en-US"/>
+        </w:rPr>
+        <w:t xml:space="preserve"> represent the SDRs in a high-dimensional space.  It is used to assess the similarity of the two SDRs about their orientation.</w:t>
+      </w:r>
+      <w:r>
+        <w:rPr>
+          <w:lang w:val="en-US"/>
+        </w:rPr>
+        <w:t xml:space="preserve"> </w:t>
+      </w:r>
+      <w:r>
+        <w:rPr>
+          <w:lang w:val="en-US"/>
+        </w:rPr>
+        <w:t xml:space="preserve">Hamming Distance: A bitwise comparison metric that calculates the number of differing bits between two SDRs. It is used to measure the </w:t>
+      </w:r>
+      <w:r>
+        <w:rPr>
+          <w:lang w:val="en-US"/>
+        </w:rPr>
+        <w:t>binary similarity between SDRs.</w:t>
+      </w:r>
+    </w:p>
+    <w:p>
+      <w:pPr>
+        <w:pStyle w:val="BodyText"/>
+        <w:rPr>
+          <w:lang w:val="en-US"/>
+        </w:rPr>
+      </w:pPr>
+      <w:r>
+        <w:rPr>
+          <w:lang w:val="en-US"/>
+        </w:rPr>
+        <w:t>For the purpose of visualizing the results of the similarity computations, a bar graph is used. We display the similarity scores of each picture, both HTM and KNN, to facilitate a clear comparison between the two classifiers. We construct the graph and then store it in the selected folder. Various colors are used to depict the HTM and KNN results in the bar graph, and labels are used to indicate the percentages of similarity between the two sets of results.</w:t>
+      </w:r>
+    </w:p>
+    <w:p>
+      <w:pPr>
+        <w:pStyle w:val="BodyText"/>
+        <w:rPr>
+          <w:lang w:val="en-US"/>
+        </w:rPr>
+      </w:pPr>
+      <w:r>
+        <w:rPr>
+          <w:lang w:val="en-US"/>
+        </w:rPr>
+        <w:t xml:space="preserve">The last step of our project include a </w:t>
+      </w:r>
+      <w:r>
+        <w:rPr>
+          <w:lang w:val="en-US"/>
+        </w:rPr>
+        <w:t>comparison of the similarity scores of the HTM and KNN classifiers. The assessment underlines the following elements:</w:t>
+      </w:r>
+      <w:r>
+        <w:rPr>
+          <w:lang w:val="en-US"/>
+        </w:rPr>
+        <w:t xml:space="preserve"> </w:t>
+      </w:r>
+      <w:r>
+        <w:rPr>
+          <w:lang w:val="en-US"/>
+        </w:rPr>
+        <w:t>HTM typically captures the structural representations and temporal patterns of images, resulting in better similarity ratings.</w:t>
+      </w:r>
+      <w:r>
+        <w:rPr>
+          <w:lang w:val="en-US"/>
+        </w:rPr>
+        <w:t xml:space="preserve"> </w:t>
+      </w:r>
+      <w:r>
+        <w:rPr>
+          <w:lang w:val="en-US"/>
+        </w:rPr>
+        <w:t>When the training set consists of similar images, KNN performs well; yet, it is less successful in generalizing across many patterns. This results in, often, lower similarity scores than HTM. The capacity of the HTM and KNN classifiers to correctly reconstruct input images was assessed. We used a comparison of original and reconstructed images for each classifier to produce graphs that displayed the respective classifier performance.</w:t>
       </w:r>
       <w:r>
         <w:rPr>
@@ -675,6 +978,7 @@
         <w:pStyle w:val="Heading1"/>
       </w:pPr>
       <w:r>
+        <w:lastRenderedPageBreak/>
         <w:t>Ease of Use</w:t>
       </w:r>
     </w:p>
@@ -788,89 +1092,89 @@
         <w:pStyle w:val="BodyText"/>
       </w:pPr>
       <w:r>
+        <w:t>Keep your text and graphic files separate until after the text has been formatted and styled. Do not use hard tabs, and limit use of hard returns to only one return at the end of a paragraph. Do not add any kind of pagination anywhere in the paper. Do not number text heads-the template will do that for you.</w:t>
+      </w:r>
+    </w:p>
+    <w:p>
+      <w:pPr>
+        <w:pStyle w:val="Heading2"/>
+      </w:pPr>
+      <w:r>
+        <w:t>Abbreviations</w:t>
+      </w:r>
+      <w:r>
+        <w:t xml:space="preserve"> and Acronyms</w:t>
+      </w:r>
+    </w:p>
+    <w:p>
+      <w:pPr>
+        <w:pStyle w:val="BodyText"/>
+      </w:pPr>
+      <w:r>
+        <w:t>Define abbreviations and acronyms the first time they are used in the text, even after they have been defined in the abstract. Abbreviations such as IEEE, SI, MKS, CGS, sc, dc, and rms do not have to be defined. Do not use abbreviations in the title or heads unless they are unavoidable.</w:t>
+      </w:r>
+    </w:p>
+    <w:p>
+      <w:pPr>
+        <w:pStyle w:val="Heading2"/>
+      </w:pPr>
+      <w:r>
+        <w:t>Units</w:t>
+      </w:r>
+    </w:p>
+    <w:p>
+      <w:pPr>
+        <w:pStyle w:val="bulletlist"/>
+      </w:pPr>
+      <w:r>
+        <w:t xml:space="preserve">Use </w:t>
+      </w:r>
+      <w:r>
+        <w:t>either</w:t>
+      </w:r>
+      <w:r>
+        <w:t xml:space="preserve"> SI (MKS) or CGS as primary units. (SI units are encouraged.) English units may be used as secondary units (in parentheses). An exception would be the use of English units as identifiers in trade, such as “3.5-inch disk drive”.</w:t>
+      </w:r>
+    </w:p>
+    <w:p>
+      <w:pPr>
+        <w:pStyle w:val="bulletlist"/>
+      </w:pPr>
+      <w:r>
+        <w:t>Avoid combining SI and CGS units, such as current in amperes and magnetic field in oersteds. This often leads to confusion because equations do not balance dimensionally. If you must use mixed units, clearly state the units for each quantity that you use in an equation.</w:t>
+      </w:r>
+    </w:p>
+    <w:p>
+      <w:pPr>
+        <w:pStyle w:val="bulletlist"/>
+      </w:pPr>
+      <w:r>
+        <w:t>Do not mix complete spellings and abbreviations of units: “Wb/m2” or “webers per square meter”, not “webers/m2”.  Spell out units when they appear in text: “. . . a few henries”, not “. . . a few H”.</w:t>
+      </w:r>
+    </w:p>
+    <w:p>
+      <w:pPr>
+        <w:pStyle w:val="BodyText"/>
+        <w:rPr>
+          <w:lang w:val="en-US"/>
+        </w:rPr>
+      </w:pPr>
+      <w:r>
+        <w:t>may use the solidus ( / ), the exp function, or appropriate exponents. Italicize Roman symbols for quantities and variables, but not Greek symbols. Use a long dash rather than a hyphen for a minus sign. Punctuate equations with commas or periods when they are part of a sentence, as in</w:t>
+      </w:r>
+      <w:r>
+        <w:rPr>
+          <w:lang w:val="en-US"/>
+        </w:rPr>
+        <w:t>:</w:t>
+      </w:r>
+    </w:p>
+    <w:p>
+      <w:pPr>
+        <w:pStyle w:val="equation"/>
+      </w:pPr>
+      <w:r>
         <w:lastRenderedPageBreak/>
-        <w:t>Keep your text and graphic files separate until after the text has been formatted and styled. Do not use hard tabs, and limit use of hard returns to only one return at the end of a paragraph. Do not add any kind of pagination anywhere in the paper. Do not number text heads-the template will do that for you.</w:t>
-      </w:r>
-    </w:p>
-    <w:p>
-      <w:pPr>
-        <w:pStyle w:val="Heading2"/>
-      </w:pPr>
-      <w:r>
-        <w:t>Abbreviations</w:t>
-      </w:r>
-      <w:r>
-        <w:t xml:space="preserve"> and Acronyms</w:t>
-      </w:r>
-    </w:p>
-    <w:p>
-      <w:pPr>
-        <w:pStyle w:val="BodyText"/>
-      </w:pPr>
-      <w:r>
-        <w:t>Define abbreviations and acronyms the first time they are used in the text, even after they have been defined in the abstract. Abbreviations such as IEEE, SI, MKS, CGS, sc, dc, and rms do not have to be defined. Do not use abbreviations in the title or heads unless they are unavoidable.</w:t>
-      </w:r>
-    </w:p>
-    <w:p>
-      <w:pPr>
-        <w:pStyle w:val="Heading2"/>
-      </w:pPr>
-      <w:r>
-        <w:t>Units</w:t>
-      </w:r>
-    </w:p>
-    <w:p>
-      <w:pPr>
-        <w:pStyle w:val="bulletlist"/>
-      </w:pPr>
-      <w:r>
-        <w:t xml:space="preserve">Use </w:t>
-      </w:r>
-      <w:r>
-        <w:t>either</w:t>
-      </w:r>
-      <w:r>
-        <w:t xml:space="preserve"> SI (MKS) or CGS as primary units. (SI units are encouraged.) English units may be used as secondary units (in parentheses). An exception would be the use of English units as identifiers in trade, such as “3.5-inch disk drive”.</w:t>
-      </w:r>
-    </w:p>
-    <w:p>
-      <w:pPr>
-        <w:pStyle w:val="bulletlist"/>
-      </w:pPr>
-      <w:r>
-        <w:t>Avoid combining SI and CGS units, such as current in amperes and magnetic field in oersteds. This often leads to confusion because equations do not balance dimensionally. If you must use mixed units, clearly state the units for each quantity that you use in an equation.</w:t>
-      </w:r>
-    </w:p>
-    <w:p>
-      <w:pPr>
-        <w:pStyle w:val="bulletlist"/>
-      </w:pPr>
-      <w:r>
-        <w:t>Do not mix complete spellings and abbreviations of units: “Wb/m2” or “webers per square meter”, not “webers/m2”.  Spell out units when they appear in text: “. . . a few henries”, not “. . . a few H”.</w:t>
-      </w:r>
-    </w:p>
-    <w:p>
-      <w:pPr>
-        <w:pStyle w:val="BodyText"/>
-        <w:rPr>
-          <w:lang w:val="en-US"/>
-        </w:rPr>
-      </w:pPr>
-      <w:r>
-        <w:t>may use the solidus ( / ), the exp function, or appropriate exponents. Italicize Roman symbols for quantities and variables, but not Greek symbols. Use a long dash rather than a hyphen for a minus sign. Punctuate equations with commas or periods when they are part of a sentence, as in</w:t>
-      </w:r>
-      <w:r>
-        <w:rPr>
-          <w:lang w:val="en-US"/>
-        </w:rPr>
-        <w:t>:</w:t>
-      </w:r>
-    </w:p>
-    <w:p>
-      <w:pPr>
-        <w:pStyle w:val="equation"/>
-      </w:pPr>
-      <w:r>
         <w:tab/>
       </w:r>
       <w:r>
@@ -993,98 +1297,98 @@
         <w:pStyle w:val="bulletlist"/>
       </w:pPr>
       <w:r>
+        <w:t>A graph within a graph is an “inset”, not an “insert”. The word alternatively is preferred to the word “alternately” (unless you really mean something that alternates).</w:t>
+      </w:r>
+    </w:p>
+    <w:p>
+      <w:pPr>
+        <w:pStyle w:val="bulletlist"/>
+      </w:pPr>
+      <w:r>
+        <w:t>Do not use the word “essentially” to mean “approximately” or “effectively”.</w:t>
+      </w:r>
+    </w:p>
+    <w:p>
+      <w:pPr>
+        <w:pStyle w:val="bulletlist"/>
+      </w:pPr>
+      <w:r>
+        <w:t>In your paper title, if the words “that uses” can accurately replace the word “using”, capitalize the “u”; if not, keep using lower-cased.</w:t>
+      </w:r>
+    </w:p>
+    <w:p>
+      <w:pPr>
+        <w:pStyle w:val="bulletlist"/>
+      </w:pPr>
+      <w:r>
+        <w:t>Be aware of the different meanings of the homophones “affect” and “effect”, “complement” and “compliment”, “discreet” and “discrete”, “principal” and “principle”.</w:t>
+      </w:r>
+    </w:p>
+    <w:p>
+      <w:pPr>
+        <w:pStyle w:val="bulletlist"/>
+      </w:pPr>
+      <w:r>
+        <w:t>Do not confuse “imply” and “infer”.</w:t>
+      </w:r>
+    </w:p>
+    <w:p>
+      <w:pPr>
+        <w:pStyle w:val="bulletlist"/>
+      </w:pPr>
+      <w:r>
+        <w:t>The prefix “non” is not a word; it should be joined to the word it modifies, usually without a hyphen.</w:t>
+      </w:r>
+    </w:p>
+    <w:p>
+      <w:pPr>
+        <w:pStyle w:val="bulletlist"/>
+      </w:pPr>
+      <w:r>
+        <w:t>There is no period after the “et” in the Latin abbreviation “et al.”.</w:t>
+      </w:r>
+    </w:p>
+    <w:p>
+      <w:pPr>
+        <w:pStyle w:val="bulletlist"/>
+      </w:pPr>
+      <w:r>
+        <w:t>The abbreviation “i.e.” means “that is”, and the abbreviation “e.g.” means “for example”.</w:t>
+      </w:r>
+    </w:p>
+    <w:p>
+      <w:pPr>
+        <w:pStyle w:val="BodyText"/>
+      </w:pPr>
+      <w:r>
+        <w:t>An excellent style manual for science writers is [7].</w:t>
+      </w:r>
+    </w:p>
+    <w:p>
+      <w:pPr>
+        <w:pStyle w:val="Heading1"/>
+      </w:pPr>
+      <w:r>
+        <w:t xml:space="preserve">Using the </w:t>
+      </w:r>
+      <w:r>
+        <w:t>Template</w:t>
+      </w:r>
+    </w:p>
+    <w:p>
+      <w:pPr>
+        <w:pStyle w:val="BodyText"/>
+      </w:pPr>
+      <w:r>
+        <w:t>After the text edit has been completed, the paper is ready for the template. Duplicate the template file by using the Save As command, and use the naming convention prescribed by your conference for the name of your paper. In this newly created file, highlight all of the contents and import your prepared text file. You are now ready to style your paper; use the scroll down window on the left of the MS Word Formatting toolbar.</w:t>
+      </w:r>
+    </w:p>
+    <w:p>
+      <w:pPr>
+        <w:pStyle w:val="Heading2"/>
+      </w:pPr>
+      <w:r>
         <w:lastRenderedPageBreak/>
-        <w:t>A graph within a graph is an “inset”, not an “insert”. The word alternatively is preferred to the word “alternately” (unless you really mean something that alternates).</w:t>
-      </w:r>
-    </w:p>
-    <w:p>
-      <w:pPr>
-        <w:pStyle w:val="bulletlist"/>
-      </w:pPr>
-      <w:r>
-        <w:t>Do not use the word “essentially” to mean “approximately” or “effectively”.</w:t>
-      </w:r>
-    </w:p>
-    <w:p>
-      <w:pPr>
-        <w:pStyle w:val="bulletlist"/>
-      </w:pPr>
-      <w:r>
-        <w:t>In your paper title, if the words “that uses” can accurately replace the word “using”, capitalize the “u”; if not, keep using lower-cased.</w:t>
-      </w:r>
-    </w:p>
-    <w:p>
-      <w:pPr>
-        <w:pStyle w:val="bulletlist"/>
-      </w:pPr>
-      <w:r>
-        <w:t>Be aware of the different meanings of the homophones “affect” and “effect”, “complement” and “compliment”, “discreet” and “discrete”, “principal” and “principle”.</w:t>
-      </w:r>
-    </w:p>
-    <w:p>
-      <w:pPr>
-        <w:pStyle w:val="bulletlist"/>
-      </w:pPr>
-      <w:r>
-        <w:t>Do not confuse “imply” and “infer”.</w:t>
-      </w:r>
-    </w:p>
-    <w:p>
-      <w:pPr>
-        <w:pStyle w:val="bulletlist"/>
-      </w:pPr>
-      <w:r>
-        <w:t>The prefix “non” is not a word; it should be joined to the word it modifies, usually without a hyphen.</w:t>
-      </w:r>
-    </w:p>
-    <w:p>
-      <w:pPr>
-        <w:pStyle w:val="bulletlist"/>
-      </w:pPr>
-      <w:r>
-        <w:t>There is no period after the “et” in the Latin abbreviation “et al.”.</w:t>
-      </w:r>
-    </w:p>
-    <w:p>
-      <w:pPr>
-        <w:pStyle w:val="bulletlist"/>
-      </w:pPr>
-      <w:r>
-        <w:t>The abbreviation “i.e.” means “that is”, and the abbreviation “e.g.” means “for example”.</w:t>
-      </w:r>
-    </w:p>
-    <w:p>
-      <w:pPr>
-        <w:pStyle w:val="BodyText"/>
-      </w:pPr>
-      <w:r>
-        <w:t>An excellent style manual for science writers is [7].</w:t>
-      </w:r>
-    </w:p>
-    <w:p>
-      <w:pPr>
-        <w:pStyle w:val="Heading1"/>
-      </w:pPr>
-      <w:r>
-        <w:t xml:space="preserve">Using the </w:t>
-      </w:r>
-      <w:r>
-        <w:t>Template</w:t>
-      </w:r>
-    </w:p>
-    <w:p>
-      <w:pPr>
-        <w:pStyle w:val="BodyText"/>
-      </w:pPr>
-      <w:r>
-        <w:t>After the text edit has been completed, the paper is ready for the template. Duplicate the template file by using the Save As command, and use the naming convention prescribed by your conference for the name of your paper. In this newly created file, highlight all of the contents and import your prepared text file. You are now ready to style your paper; use the scroll down window on the left of the MS Word Formatting toolbar.</w:t>
-      </w:r>
-    </w:p>
-    <w:p>
-      <w:pPr>
-        <w:pStyle w:val="Heading2"/>
-      </w:pPr>
-      <w:r>
         <w:t>Authors</w:t>
       </w:r>
       <w:r>
@@ -1318,7 +1622,6 @@
         <w:pStyle w:val="Heading2"/>
       </w:pPr>
       <w:r>
-        <w:lastRenderedPageBreak/>
         <w:t>Identify</w:t>
       </w:r>
       <w:r>
@@ -1505,6 +1808,7 @@
               <w:pStyle w:val="tablecolhead"/>
             </w:pPr>
             <w:r>
+              <w:lastRenderedPageBreak/>
               <w:t>Table Head</w:t>
             </w:r>
           </w:p>
@@ -1837,7 +2141,6 @@
         <w:pStyle w:val="Code"/>
       </w:pPr>
       <w:r>
-        <w:lastRenderedPageBreak/>
         <w:t xml:space="preserve">Listing </w:t>
       </w:r>
       <w:fldSimple w:instr=" SEQ Listing \* ARABIC ">
@@ -2109,6 +2412,7 @@
         <w:pStyle w:val="Heading5"/>
       </w:pPr>
       <w:r>
+        <w:lastRenderedPageBreak/>
         <w:t>Acknowledgment</w:t>
       </w:r>
       <w:r>
@@ -2223,11 +2527,7 @@
         <w:pStyle w:val="BodyText"/>
       </w:pPr>
       <w:r>
-        <w:t xml:space="preserve">Number footnotes separately in superscripts. Place the actual footnote at the bottom of the column in which it was </w:t>
-      </w:r>
-      <w:r>
-        <w:lastRenderedPageBreak/>
-        <w:t>cited. Do not put footnotes in the</w:t>
+        <w:t>Number footnotes separately in superscripts. Place the actual footnote at the bottom of the column in which it was cited. Do not put footnotes in the</w:t>
       </w:r>
       <w:r>
         <w:rPr>
@@ -5234,7 +5534,7 @@
 </file>
 
 <file path=customXml/itemProps1.xml><?xml version="1.0" encoding="utf-8"?>
-<ds:datastoreItem xmlns:ds="http://schemas.openxmlformats.org/officeDocument/2006/customXml" ds:itemID="{A3E3AE2A-A475-42A2-A093-7BC452DB3B9D}">
+<ds:datastoreItem xmlns:ds="http://schemas.openxmlformats.org/officeDocument/2006/customXml" ds:itemID="{038AEEFD-5C98-46EC-BE3B-17C6562C6673}">
   <ds:schemaRefs>
     <ds:schemaRef ds:uri="http://schemas.openxmlformats.org/officeDocument/2006/bibliography"/>
   </ds:schemaRefs>

--- a/source/MySEProject/Documentation/Report_ML 2425-01 Investigate Image Reconstruction by using Classifiers.docx
+++ b/source/MySEProject/Documentation/Report_ML 2425-01 Investigate Image Reconstruction by using Classifiers.docx
@@ -250,15 +250,7 @@
         <w:t>aking, and diagnostic precision. In this project</w:t>
       </w:r>
       <w:r>
-        <w:t xml:space="preserve">, the feasibility of employing K-Nearest Neighbors (KNN) and HTM classifiers within the Hierarchical Temporal Memory (HTM) framework to reconstruct images from Sparse Distributed Representations (SDRs) is examined. Biologically based HTM is an ideal model for sequence learning and anomaly detection, as it replicates the principles of cortical learning. The purpose of this endeavor is to employ classification methods to reverse the SDR encoding process and retrieve the original input images. We propose a modified classification-based reconstruction framework that utilizes the IClassifier interface to broaden the scope of the SpatialLearning experiment. The proposed method approximates the original inputs by utilizing KNN and HTM classifiers and stores image data in SDRs using an </w:t>
-      </w:r>
-      <w:proofErr w:type="gramStart"/>
-      <w:r>
-        <w:t>ImageEncoder..</w:t>
-      </w:r>
-      <w:proofErr w:type="gramEnd"/>
-      <w:r>
-        <w:t xml:space="preserve"> In addition to qualitative visual comparisons, the NeocortexApi quantitative similarity measures are employed to evaluate the reconstruction accuracy. Every classifier's ability to replicate high-dimensional data is demonstrated through an exhaustive performance analysis. According to experimental findings, classification-based SDR inversion is feasible and exhibits a range of reconstruction quality, contingent upon the classifier utilized. This investigation enhances HTM-based image reconstruction and establishes a foundation for subsequent investigations that aim to enhance the reversibility of SDRs within biologically inspired machine learning architectures.</w:t>
+        <w:t>, the feasibility of employing K-Nearest Neighbors (KNN) and HTM classifiers within the Hierarchical Temporal Memory (HTM) framework to reconstruct images from Sparse Distributed Representations (SDRs) is examined. Biologically based HTM is an ideal model for sequence learning and anomaly detection, as it replicates the principles of cortical learning. The purpose of this endeavor is to employ classification methods to reverse the SDR encoding process and retrieve the original input images. We propose a modified classification-based reconstruction framework that utilizes the IClassifier interface to broaden the scope of the SpatialLearning experiment. The proposed method approximates the original inputs by utilizing KNN and HTM classifiers and stores image data in SDRs using an ImageEncoder.. In addition to qualitative visual comparisons, the NeocortexApi quantitative similarity measures are employed to evaluate the reconstruction accuracy. Every classifier's ability to replicate high-dimensional data is demonstrated through an exhaustive performance analysis. According to experimental findings, classification-based SDR inversion is feasible and exhibits a range of reconstruction quality, contingent upon the classifier utilized. This investigation enhances HTM-based image reconstruction and establishes a foundation for subsequent investigations that aim to enhance the reversibility of SDRs within biologically inspired machine learning architectures.</w:t>
       </w:r>
     </w:p>
     <w:p>
@@ -408,7 +400,19 @@
         <w:rPr>
           <w:lang w:val="en-US"/>
         </w:rPr>
-        <w:t>ithms. Key steps are implemented as illustrated in flow chart below;</w:t>
+        <w:t>ithms. Key steps are implemented as illustrated in flow chart below</w:t>
+      </w:r>
+      <w:r>
+        <w:rPr>
+          <w:lang w:val="en-US"/>
+        </w:rPr>
+        <w:t xml:space="preserve"> in figure 1</w:t>
+      </w:r>
+      <w:r>
+        <w:rPr>
+          <w:lang w:val="en-US"/>
+        </w:rPr>
+        <w:t>;</w:t>
       </w:r>
     </w:p>
     <w:p>
@@ -444,7 +448,7 @@
             <v:path o:extrusionok="f" gradientshapeok="t" o:connecttype="rect"/>
             <o:lock v:ext="edit" aspectratio="t"/>
           </v:shapetype>
-          <v:shape id="_x0000_i1035" type="#_x0000_t75" style="width:232.05pt;height:171.15pt">
+          <v:shape id="_x0000_i1026" type="#_x0000_t75" style="width:232pt;height:171pt">
             <v:imagedata r:id="rId10" o:title="Conversation tree example (1)"/>
           </v:shape>
         </w:pict>
@@ -654,26 +658,12 @@
         </w:rPr>
         <w:t xml:space="preserve">is </w:t>
       </w:r>
-      <w:proofErr w:type="gramStart"/>
-      <w:r>
-        <w:rPr>
-          <w:lang w:val="en-US"/>
-        </w:rPr>
-        <w:t>basic</w:t>
-      </w:r>
-      <w:r>
-        <w:rPr>
-          <w:lang w:val="en-US"/>
-        </w:rPr>
-        <w:t xml:space="preserve">ally </w:t>
-      </w:r>
-      <w:r>
-        <w:rPr>
-          <w:lang w:val="en-US"/>
-        </w:rPr>
-        <w:t xml:space="preserve"> a</w:t>
-      </w:r>
-      <w:proofErr w:type="gramEnd"/>
+      <w:r>
+        <w:rPr>
+          <w:lang w:val="en-US"/>
+        </w:rPr>
+        <w:t>basically a</w:t>
+      </w:r>
       <w:r>
         <w:rPr>
           <w:lang w:val="en-US"/>
@@ -2030,7 +2020,7 @@
       </w:pPr>
       <w:r>
         <w:pict w14:anchorId="4C2ECEC5">
-          <v:shape id="_x0000_i1026" type="#_x0000_t75" style="width:228.75pt;height:31.55pt" o:bordertopcolor="this" o:borderleftcolor="this" o:borderbottomcolor="this" o:borderrightcolor="this">
+          <v:shape id="_x0000_i1027" type="#_x0000_t75" style="width:229pt;height:31.5pt" o:bordertopcolor="this" o:borderleftcolor="this" o:borderbottomcolor="this" o:borderrightcolor="this">
             <v:imagedata r:id="rId11" o:title=""/>
             <w10:bordertop type="single" width="8"/>
             <w10:borderleft type="single" width="8"/>
@@ -2317,15 +2307,7 @@
                     <w:jc w:val="left"/>
                   </w:pPr>
                   <w:r>
-                    <w:t xml:space="preserve">public void </w:t>
-                  </w:r>
-                  <w:proofErr w:type="gramStart"/>
-                  <w:r>
-                    <w:t>EncodeDateTimeTest(</w:t>
-                  </w:r>
-                  <w:proofErr w:type="gramEnd"/>
-                  <w:r>
-                    <w:t>int w, double r, …)</w:t>
+                    <w:t>public void EncodeDateTimeTest(int w, double r, …)</w:t>
                   </w:r>
                 </w:p>
                 <w:p>
@@ -2357,15 +2339,7 @@
                     <w:jc w:val="left"/>
                   </w:pPr>
                   <w:r>
-                    <w:t xml:space="preserve">        var result = </w:t>
-                  </w:r>
-                  <w:proofErr w:type="gramStart"/>
-                  <w:r>
-                    <w:t>encoder.Encode</w:t>
-                  </w:r>
-                  <w:proofErr w:type="gramEnd"/>
-                  <w:r>
-                    <w:t>(input);</w:t>
+                    <w:t xml:space="preserve">        var result = encoder.Encode(input);</w:t>
                   </w:r>
                 </w:p>
                 <w:p>
@@ -2381,15 +2355,7 @@
                     <w:jc w:val="left"/>
                   </w:pPr>
                   <w:r>
-                    <w:t xml:space="preserve">        Assert.IsTrue(</w:t>
-                  </w:r>
-                  <w:proofErr w:type="gramStart"/>
-                  <w:r>
-                    <w:t>result.SequenceEqual</w:t>
-                  </w:r>
-                  <w:proofErr w:type="gramEnd"/>
-                  <w:r>
-                    <w:t>(expected…</w:t>
+                    <w:t xml:space="preserve">        Assert.IsTrue(result.SequenceEqual(expected…</w:t>
                   </w:r>
                 </w:p>
                 <w:p>
@@ -2617,16 +2583,7 @@
         <w:pStyle w:val="references"/>
       </w:pPr>
       <w:r>
-        <w:t>Jahan Balasubramaniam, C.B. Gokul Krishnaa, Fangming Zhu,</w:t>
-      </w:r>
-      <w:r>
-        <w:t xml:space="preserve"> </w:t>
-      </w:r>
-      <w:r>
-        <w:t>Enhancement of Classifiers in HTM-CLA Using Similarity Evaluation Me</w:t>
-      </w:r>
-      <w:r>
-        <w:t>thods, Procedia Computer Science, Volume 60, 2015, Pages 1516-1523, ISSN 1877-0509</w:t>
+        <w:t>Jahan Balasubramaniam, C.B. Gokul Krishnaa, Fangming Zhu, Enhancement of Classifiers in HTM-CLA Using Similarity Evaluation Methods, Procedia Computer Science, Volume 60, 2015, Pages 1516-1523, ISSN 1877-0509</w:t>
       </w:r>
     </w:p>
     <w:p>
@@ -2897,7 +2854,7 @@
                 <v:path o:extrusionok="f" gradientshapeok="t" o:connecttype="rect"/>
                 <o:lock v:ext="edit" aspectratio="t"/>
               </v:shapetype>
-              <v:shape id="Grafik 4" o:spid="_x0000_i1025" type="#_x0000_t75" style="width:95.8pt;height:49.3pt;visibility:visible">
+              <v:shape id="Grafik 4" o:spid="_x0000_i1025" type="#_x0000_t75" style="width:96pt;height:49.5pt;visibility:visible">
                 <v:imagedata r:id="rId1" o:title=""/>
               </v:shape>
             </w:pict>
@@ -5534,7 +5491,7 @@
 </file>
 
 <file path=customXml/itemProps1.xml><?xml version="1.0" encoding="utf-8"?>
-<ds:datastoreItem xmlns:ds="http://schemas.openxmlformats.org/officeDocument/2006/customXml" ds:itemID="{038AEEFD-5C98-46EC-BE3B-17C6562C6673}">
+<ds:datastoreItem xmlns:ds="http://schemas.openxmlformats.org/officeDocument/2006/customXml" ds:itemID="{06FE46F7-ADCD-4A22-9AEB-4D7339584BCC}">
   <ds:schemaRefs>
     <ds:schemaRef ds:uri="http://schemas.openxmlformats.org/officeDocument/2006/bibliography"/>
   </ds:schemaRefs>

--- a/source/MySEProject/Documentation/Report_ML 2425-01 Investigate Image Reconstruction by using Classifiers.docx
+++ b/source/MySEProject/Documentation/Report_ML 2425-01 Investigate Image Reconstruction by using Classifiers.docx
@@ -250,7 +250,44 @@
         <w:t>aking, and diagnostic precision. In this project</w:t>
       </w:r>
       <w:r>
-        <w:t>, the feasibility of employing K-Nearest Neighbors (KNN) and HTM classifiers within the Hierarchical Temporal Memory (HTM) framework to reconstruct images from Sparse Distributed Representations (SDRs) is examined. Biologically based HTM is an ideal model for sequence learning and anomaly detection, as it replicates the principles of cortical learning. The purpose of this endeavor is to employ classification methods to reverse the SDR encoding process and retrieve the original input images. We propose a modified classification-based reconstruction framework that utilizes the IClassifier interface to broaden the scope of the SpatialLearning experiment. The proposed method approximates the original inputs by utilizing KNN and HTM classifiers and stores image data in SDRs using an ImageEncoder.. In addition to qualitative visual comparisons, the NeocortexApi quantitative similarity measures are employed to evaluate the reconstruction accuracy. Every classifier's ability to replicate high-dimensional data is demonstrated through an exhaustive performance analysis. According to experimental findings, classification-based SDR inversion is feasible and exhibits a range of reconstruction quality, contingent upon the classifier utilized. This investigation enhances HTM-based image reconstruction and establishes a foundation for subsequent investigations that aim to enhance the reversibility of SDRs within biologically inspired machine learning architectures.</w:t>
+        <w:t xml:space="preserve">, the feasibility of employing K-Nearest Neighbors (KNN) and HTM classifiers within the Hierarchical Temporal Memory (HTM) framework to reconstruct images from Sparse Distributed Representations (SDRs) is examined. Biologically based HTM is an ideal model for sequence learning and anomaly detection, as it replicates the principles of cortical learning. The purpose of this endeavor is to employ classification methods to reverse the SDR encoding process and retrieve the original input images. We propose a modified classification-based reconstruction framework that utilizes the </w:t>
+      </w:r>
+      <w:proofErr w:type="spellStart"/>
+      <w:r>
+        <w:t>IClassifier</w:t>
+      </w:r>
+      <w:proofErr w:type="spellEnd"/>
+      <w:r>
+        <w:t xml:space="preserve"> interface to broaden the scope of the </w:t>
+      </w:r>
+      <w:proofErr w:type="spellStart"/>
+      <w:r>
+        <w:t>SpatialLearning</w:t>
+      </w:r>
+      <w:proofErr w:type="spellEnd"/>
+      <w:r>
+        <w:t xml:space="preserve"> experiment. The proposed method approximates the original inputs by utilizing KNN and HTM classifiers and stores image data in SDRs using an </w:t>
+      </w:r>
+      <w:proofErr w:type="spellStart"/>
+      <w:proofErr w:type="gramStart"/>
+      <w:r>
+        <w:t>ImageEncoder</w:t>
+      </w:r>
+      <w:proofErr w:type="spellEnd"/>
+      <w:r>
+        <w:t>..</w:t>
+      </w:r>
+      <w:proofErr w:type="gramEnd"/>
+      <w:r>
+        <w:t xml:space="preserve"> In addition to qualitative visual comparisons, the </w:t>
+      </w:r>
+      <w:proofErr w:type="spellStart"/>
+      <w:r>
+        <w:t>NeocortexApi</w:t>
+      </w:r>
+      <w:proofErr w:type="spellEnd"/>
+      <w:r>
+        <w:t xml:space="preserve"> quantitative similarity measures are employed to evaluate the reconstruction accuracy. Every classifier's ability to replicate high-dimensional data is demonstrated through an exhaustive performance analysis. According to experimental findings, classification-based SDR inversion is feasible and exhibits a range of reconstruction quality, contingent upon the classifier utilized. This investigation enhances HTM-based image reconstruction and establishes a foundation for subsequent investigations that aim to enhance the reversibility of SDRs within biologically inspired machine learning architectures.</w:t>
       </w:r>
     </w:p>
     <w:p>
@@ -338,7 +375,21 @@
           <w:lang w:val="en-US"/>
         </w:rPr>
         <w:lastRenderedPageBreak/>
-        <w:t>and computational restrictions emphasizes the need for investigating other approaches such as HTM and KNN. These techniques are fit for inclusion in clinical procedures, as they might possibly provide strong, effective answers that preserve high interpretability. Although deep learning-based methods have made significant progress in picture reconstruction, some difficulties continue to occur. The trade-off between reconstruction accuracy and processing economy is a main obstacle. Many modern reconstruction techniques need large computer resources, which limits their useful applicability in real-time situations such as autonomous driving and medical imaging [5]. Current approaches often struggle with incomplete or contaminated data, leading to poor reconstruction results. Usually requiring large datasets for training, traditional deep learning models are sensitive to changes in input quality. On the other hand, classification-based techniques like KNN and HTM provide a more flexible and computationally efficient substitute, which qualifies them for uses where real-time performance is crucial. Treating spatial interdependence and high-dimensional data representations presents another challenge in picture reconstruction. Pixel-wise interpolations are common in conventional techniques, which may not be able to adequately depict complicated spatial structures. SDRs, like the ones used in HTM, could be used instead because they record spatial connections in a dispersed way and improve generalization across multiple picture domains. Additionally, KNN relies on feature-space similarity to reconstruct pictures by finding similar patterns in the dataset. This process provides a simple but effective way to add missing data. These methods, when used together, may improve reconstructing pictures from sparse representations while still maintaining computational feasibility. In this work, we investigate whether it is feasible to reconstruct pictures from SDRs using HTM and KNN classifiers. The hierarchical structure of the human brain gave rise to the HTM architecture, which has been shown to be effective at tasks like sequence learning and finding outliers [6]. This work intends to improve HTM's spatial learning capacity by using the IClassifier interface, thereby exploiting KNN's power in similarity-based categorization. By means of this method, we want to create a classification-based reconstruction framework able to undo the SDR encoding process and restore the original input pictures. This study advances the larger area of classification-based image restoration methods in addition to offering an understanding of the relevance of SDRs for picture reconstruction. This work offers a computationally efficient and interpreted method applicable to many fields by solving the difficulties related to conventional deep learning models. In the end, the results of this study could provide fresh avenues for c</w:t>
+        <w:t xml:space="preserve">and computational restrictions emphasizes the need for investigating other approaches such as HTM and KNN. These techniques are fit for inclusion in clinical procedures, as they might possibly provide strong, effective answers that preserve high interpretability. Although deep learning-based methods have made significant progress in picture reconstruction, some difficulties continue to occur. The trade-off between reconstruction accuracy and processing economy is a main obstacle. Many modern reconstruction techniques need large computer resources, which limits their useful applicability in real-time situations such as autonomous driving and medical imaging [5]. Current approaches often struggle with incomplete or contaminated data, leading to poor reconstruction results. Usually requiring large datasets for training, traditional deep learning models are sensitive to changes in input quality. On the other hand, classification-based techniques like KNN and HTM provide a more flexible and computationally efficient substitute, which qualifies them for uses where real-time performance is crucial. Treating spatial interdependence and high-dimensional data representations presents another challenge in picture reconstruction. Pixel-wise interpolations are common in conventional techniques, which may not be able to adequately depict complicated spatial structures. SDRs, like the ones used in HTM, could be used instead because they record spatial connections in a dispersed way and improve generalization across multiple picture domains. Additionally, KNN relies on feature-space similarity to reconstruct pictures by finding similar patterns in the dataset. This process provides a simple but effective way to add missing data. These methods, when used together, may improve reconstructing pictures from sparse representations while still maintaining computational feasibility. In this work, we investigate whether it is feasible to reconstruct pictures from SDRs using HTM and KNN classifiers. The hierarchical structure of the human brain gave rise to the HTM architecture, which has been shown to be effective at tasks like sequence learning and finding outliers [6]. This work intends to improve HTM's spatial learning capacity by using the </w:t>
+      </w:r>
+      <w:proofErr w:type="spellStart"/>
+      <w:r>
+        <w:rPr>
+          <w:lang w:val="en-US"/>
+        </w:rPr>
+        <w:t>IClassifier</w:t>
+      </w:r>
+      <w:proofErr w:type="spellEnd"/>
+      <w:r>
+        <w:rPr>
+          <w:lang w:val="en-US"/>
+        </w:rPr>
+        <w:t xml:space="preserve"> interface, thereby exploiting KNN's power in similarity-based categorization. By means of this method, we want to create a classification-based reconstruction framework able to undo the SDR encoding process and restore the original input pictures. This study advances the larger area of classification-based image restoration methods in addition to offering an understanding of the relevance of SDRs for picture reconstruction. This work offers a computationally efficient and interpreted method applicable to many fields by solving the difficulties related to conventional deep learning models. In the end, the results of this study could provide fresh avenues for c</w:t>
       </w:r>
       <w:r>
         <w:rPr>
@@ -484,7 +535,35 @@
         <w:rPr>
           <w:lang w:val="en-US"/>
         </w:rPr>
-        <w:t>The first step towards achieving the goal of the project is to binarize the images located in the training folder. Each image is adjusted to a standard dimension of 28x28 pixels. This maintains a specific degree of consistency among the images. In the binarization step, each pixel of an image is converted to either white or black. More technically, the pixel gets assigned 0 if it’s white and 1 if it’s black. The after effect is that a Sparse Distributed Representation (SDR) is achieved that can undergo further operations.</w:t>
+        <w:t xml:space="preserve">The first step towards achieving the goal of the project is to </w:t>
+      </w:r>
+      <w:proofErr w:type="spellStart"/>
+      <w:r>
+        <w:rPr>
+          <w:lang w:val="en-US"/>
+        </w:rPr>
+        <w:t>binarize</w:t>
+      </w:r>
+      <w:proofErr w:type="spellEnd"/>
+      <w:r>
+        <w:rPr>
+          <w:lang w:val="en-US"/>
+        </w:rPr>
+        <w:t xml:space="preserve"> the images located in the training folder. Each image is adjusted to a standard dimension of 28x28 pixels. This maintains a specific degree of consistency among the images. In the </w:t>
+      </w:r>
+      <w:proofErr w:type="spellStart"/>
+      <w:r>
+        <w:rPr>
+          <w:lang w:val="en-US"/>
+        </w:rPr>
+        <w:t>binarization</w:t>
+      </w:r>
+      <w:proofErr w:type="spellEnd"/>
+      <w:r>
+        <w:rPr>
+          <w:lang w:val="en-US"/>
+        </w:rPr>
+        <w:t xml:space="preserve"> step, each pixel of an image is converted to either white or black. More technically, the pixel gets assigned 0 if it’s white and 1 if it’s black. The after effect is that a Sparse Distributed Representation (SDR) is achieved that can undergo further operations.</w:t>
       </w:r>
     </w:p>
     <w:p>
@@ -498,7 +577,49 @@
         <w:rPr>
           <w:lang w:val="en-US"/>
         </w:rPr>
-        <w:t>To complete the binarization, the ImageBinarizerSpatialPattern class was created. This class takes an image, transforms it to a monochrome version, and subsequently performs a binarization by assigning white and black values for pixels. This transformed image is stored as an SDR.</w:t>
+        <w:t xml:space="preserve">To complete the </w:t>
+      </w:r>
+      <w:proofErr w:type="spellStart"/>
+      <w:r>
+        <w:rPr>
+          <w:lang w:val="en-US"/>
+        </w:rPr>
+        <w:t>binarization</w:t>
+      </w:r>
+      <w:proofErr w:type="spellEnd"/>
+      <w:r>
+        <w:rPr>
+          <w:lang w:val="en-US"/>
+        </w:rPr>
+        <w:t xml:space="preserve">, the </w:t>
+      </w:r>
+      <w:proofErr w:type="spellStart"/>
+      <w:r>
+        <w:rPr>
+          <w:lang w:val="en-US"/>
+        </w:rPr>
+        <w:t>ImageBinarizerSpatialPattern</w:t>
+      </w:r>
+      <w:proofErr w:type="spellEnd"/>
+      <w:r>
+        <w:rPr>
+          <w:lang w:val="en-US"/>
+        </w:rPr>
+        <w:t xml:space="preserve"> class was created. This class takes an image, transforms it to a monochrome version, and subsequently performs a </w:t>
+      </w:r>
+      <w:proofErr w:type="spellStart"/>
+      <w:r>
+        <w:rPr>
+          <w:lang w:val="en-US"/>
+        </w:rPr>
+        <w:t>binarization</w:t>
+      </w:r>
+      <w:proofErr w:type="spellEnd"/>
+      <w:r>
+        <w:rPr>
+          <w:lang w:val="en-US"/>
+        </w:rPr>
+        <w:t xml:space="preserve"> by assigning white and black values for pixels. This transformed image is stored as an SDR.</w:t>
       </w:r>
     </w:p>
     <w:p>
@@ -546,7 +667,21 @@
         <w:rPr>
           <w:lang w:val="en-US"/>
         </w:rPr>
-        <w:t>The KNN classifier is one of the simplest classifiers to use, but also one of the most effective at the same time in regards to classifying data, which is based off computational similarity to the closest training examples for that particular feature. In this instance, the training examples are the binarized images. The classifier “guesses” the class label based on the input SDRs and trains SDRs by calculating the similarity of the input SDRs and the training SDRs</w:t>
+        <w:t xml:space="preserve">The KNN classifier is one of the simplest classifiers to use, but also one of the most effective at the same time in regards to classifying data, which is based off computational similarity to the closest training examples for that particular feature. In this instance, the training examples are the </w:t>
+      </w:r>
+      <w:proofErr w:type="spellStart"/>
+      <w:r>
+        <w:rPr>
+          <w:lang w:val="en-US"/>
+        </w:rPr>
+        <w:t>binarized</w:t>
+      </w:r>
+      <w:proofErr w:type="spellEnd"/>
+      <w:r>
+        <w:rPr>
+          <w:lang w:val="en-US"/>
+        </w:rPr>
+        <w:t xml:space="preserve"> images. The classifier “guesses” the class label based on the input SDRs and trains SDRs by calculating the similarity of the input SDRs and the training SDRs</w:t>
       </w:r>
       <w:r>
         <w:rPr>
@@ -644,14 +779,28 @@
         <w:rPr>
           <w:lang w:val="en-US"/>
         </w:rPr>
-        <w:t xml:space="preserve"> Jaccard Similarity</w:t>
-      </w:r>
-      <w:r>
-        <w:rPr>
-          <w:lang w:val="en-US"/>
-        </w:rPr>
         <w:t xml:space="preserve"> </w:t>
       </w:r>
+      <w:proofErr w:type="spellStart"/>
+      <w:r>
+        <w:rPr>
+          <w:lang w:val="en-US"/>
+        </w:rPr>
+        <w:t>Jaccard</w:t>
+      </w:r>
+      <w:proofErr w:type="spellEnd"/>
+      <w:r>
+        <w:rPr>
+          <w:lang w:val="en-US"/>
+        </w:rPr>
+        <w:t xml:space="preserve"> Similarity</w:t>
+      </w:r>
+      <w:r>
+        <w:rPr>
+          <w:lang w:val="en-US"/>
+        </w:rPr>
+        <w:t xml:space="preserve"> </w:t>
+      </w:r>
       <w:r>
         <w:rPr>
           <w:lang w:val="en-US"/>
@@ -813,51 +962,113 @@
       </w:pPr>
       <w:r>
         <w:t>Results</w:t>
+      </w:r>
+    </w:p>
+    <w:p>
+      <w:pPr>
+        <w:jc w:val="both"/>
+      </w:pPr>
+      <w:r>
+        <w:t>Hierarchical Temporal Memory (HTM) and k-nearest Neighbors (k-NN)</w:t>
+      </w:r>
+      <w:r>
+        <w:t xml:space="preserve"> are employed for reconstruction of </w:t>
+      </w:r>
+      <w:proofErr w:type="gramStart"/>
+      <w:r>
+        <w:t xml:space="preserve">images </w:t>
+      </w:r>
+      <w:r>
+        <w:t>.</w:t>
+      </w:r>
+      <w:proofErr w:type="gramEnd"/>
+      <w:r>
+        <w:t xml:space="preserve"> For better pattern recognition and noise resistance, the HTM-based reconstruction uses sparse distributed representations (SDRs</w:t>
+      </w:r>
+      <w:proofErr w:type="gramStart"/>
+      <w:r>
+        <w:t>)</w:t>
+      </w:r>
+      <w:r>
+        <w:t>[</w:t>
+      </w:r>
+      <w:proofErr w:type="gramEnd"/>
+      <w:r>
+        <w:t>5]</w:t>
+      </w:r>
+      <w:r>
+        <w:t>, which makes the outcome more structured and easy to understand. Thus, the shape of the numbers is maintained, and noise is reduced. While it may maintain local pixel correlations, the k-NN-based reconstruction misses the global structure, so the HTM result is distorted. Since HTM is more efficient in computation, it is better suited for regular usage. The results show that the latter lacks picture reconstruction when comparing HTM to k-NN. The improved clarity, structural integrity, and noise resistance make it a potential tool for precise and efficient work.</w:t>
+      </w:r>
+    </w:p>
+    <w:p>
+      <w:pPr>
+        <w:pStyle w:val="BodyText"/>
+        <w:jc w:val="center"/>
+      </w:pPr>
+      <w:r>
+        <w:lastRenderedPageBreak/>
+        <w:pict w14:anchorId="31A487B7">
+          <v:shape id="_x0000_i1057" type="#_x0000_t75" style="width:148.5pt;height:96.5pt">
+            <v:imagedata r:id="rId11" o:title="WhatsApp Image 2025-03-25 at 16.02.35_c8df57d4"/>
+          </v:shape>
+        </w:pict>
+      </w:r>
+    </w:p>
+    <w:p>
+      <w:pPr>
+        <w:pStyle w:val="BodyText"/>
+        <w:jc w:val="center"/>
+        <w:rPr>
+          <w:sz w:val="16"/>
+          <w:szCs w:val="16"/>
+          <w:lang w:val="en-US"/>
+        </w:rPr>
+      </w:pPr>
+      <w:r>
+        <w:rPr>
+          <w:sz w:val="16"/>
+          <w:szCs w:val="16"/>
+          <w:lang w:val="en-US"/>
+        </w:rPr>
+        <w:t xml:space="preserve">Figure 2 </w:t>
+      </w:r>
+      <w:proofErr w:type="spellStart"/>
+      <w:r>
+        <w:rPr>
+          <w:sz w:val="16"/>
+          <w:szCs w:val="16"/>
+          <w:lang w:val="en-US"/>
+        </w:rPr>
+        <w:t>Origional</w:t>
+      </w:r>
+      <w:proofErr w:type="spellEnd"/>
+      <w:r>
+        <w:rPr>
+          <w:sz w:val="16"/>
+          <w:szCs w:val="16"/>
+          <w:lang w:val="en-US"/>
+        </w:rPr>
+        <w:t xml:space="preserve"> Input Image</w:t>
       </w:r>
     </w:p>
     <w:p>
       <w:pPr>
         <w:pStyle w:val="BodyText"/>
         <w:jc w:val="left"/>
-        <w:rPr>
-          <w:lang w:val="en-US"/>
-        </w:rPr>
-      </w:pPr>
-      <w:r>
-        <w:rPr>
-          <w:lang w:val="en-US"/>
-        </w:rPr>
-        <w:t>This Part of the text d</w:t>
-      </w:r>
-      <w:r>
-        <w:t>escribe</w:t>
-      </w:r>
-      <w:r>
-        <w:rPr>
-          <w:lang w:val="en-US"/>
-        </w:rPr>
-        <w:t>s</w:t>
-      </w:r>
-      <w:r>
-        <w:t xml:space="preserve"> results of your works</w:t>
-      </w:r>
-      <w:r>
-        <w:rPr>
-          <w:lang w:val="en-US"/>
-        </w:rPr>
-        <w:t>. There can only be</w:t>
-      </w:r>
-      <w:r>
-        <w:rPr>
-          <w:lang w:val="en-US"/>
-        </w:rPr>
-        <w:t xml:space="preserve"> mentioned</w:t>
-      </w:r>
-      <w:r>
-        <w:rPr>
-          <w:lang w:val="en-US"/>
-        </w:rPr>
-        <w:t xml:space="preserve"> references, MUST point back to Methods and Intro chapter. No more external references.</w:t>
+      </w:pPr>
+      <w:r>
+        <w:pict w14:anchorId="4D8639EC">
+          <v:shape id="_x0000_i1047" type="#_x0000_t75" style="width:94pt;height:94pt">
+            <v:imagedata r:id="rId12" o:title="WhatsApp Image 2025-03-25 at 16.05.26_57d18565"/>
+          </v:shape>
+        </w:pict>
+      </w:r>
+      <w:r>
+        <w:pict w14:anchorId="38864462">
+          <v:shape id="_x0000_i1049" type="#_x0000_t75" style="width:95.5pt;height:95.5pt">
+            <v:imagedata r:id="rId13" o:title="WhatsApp Image 2025-03-25 at 16.05.26_0886a83b"/>
+          </v:shape>
+        </w:pict>
       </w:r>
     </w:p>
     <w:p>
@@ -872,37 +1083,396 @@
         <w:rPr>
           <w:lang w:val="en-US"/>
         </w:rPr>
-        <w:t xml:space="preserve"> C</w:t>
-      </w:r>
-      <w:r>
-        <w:t>ode examples</w:t>
-      </w:r>
-      <w:r>
-        <w:rPr>
-          <w:lang w:val="en-US"/>
-        </w:rPr>
-        <w:t xml:space="preserve"> must be provided</w:t>
-      </w:r>
-      <w:r>
+        <w:t xml:space="preserve">                        (a)                          </w:t>
+      </w:r>
+      <w:proofErr w:type="gramStart"/>
+      <w:r>
+        <w:rPr>
+          <w:lang w:val="en-US"/>
+        </w:rPr>
+        <w:t xml:space="preserve">   (</w:t>
+      </w:r>
+      <w:proofErr w:type="gramEnd"/>
+      <w:r>
+        <w:rPr>
+          <w:lang w:val="en-US"/>
+        </w:rPr>
+        <w:t>b)</w:t>
+      </w:r>
+    </w:p>
+    <w:p>
+      <w:pPr>
+        <w:pStyle w:val="BodyText"/>
+        <w:ind w:firstLine="0"/>
+        <w:jc w:val="center"/>
+        <w:rPr>
+          <w:sz w:val="16"/>
+          <w:szCs w:val="16"/>
+          <w:lang w:val="en-US"/>
+        </w:rPr>
+      </w:pPr>
+      <w:r>
+        <w:rPr>
+          <w:sz w:val="16"/>
+          <w:szCs w:val="16"/>
+          <w:lang w:val="en-US"/>
+        </w:rPr>
+        <w:t>Figure 3 Reconstructed Images (a) KNN (b) HTM</w:t>
+      </w:r>
+    </w:p>
+    <w:p>
+      <w:pPr>
+        <w:pStyle w:val="BodyText"/>
+        <w:jc w:val="center"/>
+        <w:rPr>
+          <w:lang w:val="en-US"/>
+        </w:rPr>
+      </w:pPr>
+      <w:r>
+        <w:rPr>
+          <w:lang w:val="en-US"/>
+        </w:rPr>
+        <w:pict w14:anchorId="0767C834">
+          <v:shape id="_x0000_i1075" type="#_x0000_t75" style="width:158.5pt;height:80.5pt">
+            <v:imagedata r:id="rId14" o:title="1"/>
+          </v:shape>
+        </w:pict>
+      </w:r>
+    </w:p>
+    <w:p>
+      <w:pPr>
+        <w:pStyle w:val="BodyText"/>
+        <w:jc w:val="center"/>
+        <w:rPr>
+          <w:sz w:val="16"/>
+          <w:szCs w:val="16"/>
+          <w:lang w:val="en-US"/>
+        </w:rPr>
+      </w:pPr>
+      <w:r>
+        <w:rPr>
+          <w:sz w:val="16"/>
+          <w:szCs w:val="16"/>
+          <w:lang w:val="en-US"/>
+        </w:rPr>
+        <w:t>Figure 4</w:t>
+      </w:r>
+      <w:r>
+        <w:rPr>
+          <w:sz w:val="16"/>
+          <w:szCs w:val="16"/>
+          <w:lang w:val="en-US"/>
+        </w:rPr>
         <w:t xml:space="preserve"> </w:t>
       </w:r>
-      <w:r>
-        <w:rPr>
-          <w:lang w:val="en-US"/>
-        </w:rPr>
-        <w:t>to</w:t>
-      </w:r>
-      <w:r>
-        <w:t xml:space="preserve"> demonstrate how to use </w:t>
-      </w:r>
-      <w:r>
-        <w:rPr>
-          <w:lang w:val="en-US"/>
-        </w:rPr>
-        <w:t>the</w:t>
-      </w:r>
-      <w:r>
-        <w:t xml:space="preserve"> algorithm/module. Provide a reference to more unit tests, which show the same in more detail. Also provide all diagrams with comments and reference to unit tests, which generate diagrams</w:t>
+      <w:proofErr w:type="spellStart"/>
+      <w:r>
+        <w:rPr>
+          <w:sz w:val="16"/>
+          <w:szCs w:val="16"/>
+          <w:lang w:val="en-US"/>
+        </w:rPr>
+        <w:t>Origional</w:t>
+      </w:r>
+      <w:proofErr w:type="spellEnd"/>
+      <w:r>
+        <w:rPr>
+          <w:sz w:val="16"/>
+          <w:szCs w:val="16"/>
+          <w:lang w:val="en-US"/>
+        </w:rPr>
+        <w:t xml:space="preserve"> Input Image</w:t>
+      </w:r>
+    </w:p>
+    <w:p>
+      <w:pPr>
+        <w:pStyle w:val="BodyText"/>
+        <w:jc w:val="left"/>
+        <w:rPr>
+          <w:lang w:val="en-US"/>
+        </w:rPr>
+      </w:pPr>
+      <w:r>
+        <w:rPr>
+          <w:lang w:val="en-US"/>
+        </w:rPr>
+        <w:pict w14:anchorId="22B55DB6">
+          <v:shape id="_x0000_i1068" type="#_x0000_t75" style="width:100.5pt;height:100.5pt">
+            <v:imagedata r:id="rId15" o:title="WhatsApp Image 2025-03-25 at 16.05.26_82075b3b"/>
+          </v:shape>
+        </w:pict>
+      </w:r>
+      <w:r>
+        <w:rPr>
+          <w:lang w:val="en-US"/>
+        </w:rPr>
+        <w:pict w14:anchorId="73CA4F11">
+          <v:shape id="_x0000_i1069" type="#_x0000_t75" style="width:101.5pt;height:101.5pt">
+            <v:imagedata r:id="rId16" o:title="WhatsApp Image 2025-03-25 at 16.05.26_e0264dca"/>
+          </v:shape>
+        </w:pict>
+      </w:r>
+    </w:p>
+    <w:p>
+      <w:pPr>
+        <w:pStyle w:val="BodyText"/>
+        <w:jc w:val="left"/>
+        <w:rPr>
+          <w:lang w:val="en-US"/>
+        </w:rPr>
+      </w:pPr>
+      <w:r>
+        <w:rPr>
+          <w:lang w:val="en-US"/>
+        </w:rPr>
+        <w:t xml:space="preserve">              </w:t>
+      </w:r>
+      <w:r>
+        <w:rPr>
+          <w:lang w:val="en-US"/>
+        </w:rPr>
+        <w:t xml:space="preserve">              </w:t>
+      </w:r>
+      <w:r>
+        <w:rPr>
+          <w:lang w:val="en-US"/>
+        </w:rPr>
+        <w:t xml:space="preserve">(a)  </w:t>
+      </w:r>
+      <w:r>
+        <w:rPr>
+          <w:lang w:val="en-US"/>
+        </w:rPr>
+        <w:t xml:space="preserve">                       </w:t>
+      </w:r>
+      <w:proofErr w:type="gramStart"/>
+      <w:r>
+        <w:rPr>
+          <w:lang w:val="en-US"/>
+        </w:rPr>
+        <w:t xml:space="preserve">   </w:t>
+      </w:r>
+      <w:r>
+        <w:rPr>
+          <w:lang w:val="en-US"/>
+        </w:rPr>
+        <w:t>(</w:t>
+      </w:r>
+      <w:proofErr w:type="gramEnd"/>
+      <w:r>
+        <w:rPr>
+          <w:lang w:val="en-US"/>
+        </w:rPr>
+        <w:t>b)</w:t>
+      </w:r>
+    </w:p>
+    <w:p>
+      <w:pPr>
+        <w:pStyle w:val="BodyText"/>
+        <w:jc w:val="center"/>
+        <w:rPr>
+          <w:lang w:val="en-US"/>
+        </w:rPr>
+      </w:pPr>
+      <w:r>
+        <w:rPr>
+          <w:sz w:val="16"/>
+          <w:szCs w:val="16"/>
+          <w:lang w:val="en-US"/>
+        </w:rPr>
+        <w:t xml:space="preserve">Figure </w:t>
+      </w:r>
+      <w:r>
+        <w:rPr>
+          <w:sz w:val="16"/>
+          <w:szCs w:val="16"/>
+          <w:lang w:val="en-US"/>
+        </w:rPr>
+        <w:t>5</w:t>
+      </w:r>
+      <w:r>
+        <w:rPr>
+          <w:sz w:val="16"/>
+          <w:szCs w:val="16"/>
+          <w:lang w:val="en-US"/>
+        </w:rPr>
+        <w:t xml:space="preserve"> Reconstructed Images (a) KNN (b) HTM</w:t>
+      </w:r>
+    </w:p>
+    <w:p>
+      <w:pPr>
+        <w:pStyle w:val="BodyText"/>
+        <w:jc w:val="center"/>
+        <w:rPr>
+          <w:sz w:val="16"/>
+          <w:szCs w:val="16"/>
+          <w:lang w:val="en-US"/>
+        </w:rPr>
+      </w:pPr>
+      <w:r>
+        <w:rPr>
+          <w:lang w:val="en-US"/>
+        </w:rPr>
+        <w:pict w14:anchorId="149CC414">
+          <v:shape id="_x0000_i1085" type="#_x0000_t75" style="width:173pt;height:81pt">
+            <v:imagedata r:id="rId17" o:title="WhatsApp Image 2025-03-25 at 16.02.35_c106d577"/>
+          </v:shape>
+        </w:pict>
+      </w:r>
+    </w:p>
+    <w:p>
+      <w:pPr>
+        <w:pStyle w:val="BodyText"/>
+        <w:jc w:val="center"/>
+        <w:rPr>
+          <w:sz w:val="16"/>
+          <w:szCs w:val="16"/>
+          <w:lang w:val="en-US"/>
+        </w:rPr>
+      </w:pPr>
+      <w:r>
+        <w:rPr>
+          <w:sz w:val="16"/>
+          <w:szCs w:val="16"/>
+          <w:lang w:val="en-US"/>
+        </w:rPr>
+        <w:t>Figure 6</w:t>
+      </w:r>
+      <w:r>
+        <w:rPr>
+          <w:sz w:val="16"/>
+          <w:szCs w:val="16"/>
+          <w:lang w:val="en-US"/>
+        </w:rPr>
+        <w:t xml:space="preserve"> </w:t>
+      </w:r>
+      <w:proofErr w:type="spellStart"/>
+      <w:r>
+        <w:rPr>
+          <w:sz w:val="16"/>
+          <w:szCs w:val="16"/>
+          <w:lang w:val="en-US"/>
+        </w:rPr>
+        <w:t>Origional</w:t>
+      </w:r>
+      <w:proofErr w:type="spellEnd"/>
+      <w:r>
+        <w:rPr>
+          <w:sz w:val="16"/>
+          <w:szCs w:val="16"/>
+          <w:lang w:val="en-US"/>
+        </w:rPr>
+        <w:t xml:space="preserve"> Input Image</w:t>
+      </w:r>
+    </w:p>
+    <w:p>
+      <w:pPr>
+        <w:pStyle w:val="BodyText"/>
+        <w:jc w:val="left"/>
+        <w:rPr>
+          <w:lang w:val="en-US"/>
+        </w:rPr>
+      </w:pPr>
+      <w:r>
+        <w:rPr>
+          <w:lang w:val="en-US"/>
+        </w:rPr>
+        <w:pict w14:anchorId="0874F98E">
+          <v:shape id="_x0000_i1086" type="#_x0000_t75" style="width:86pt;height:86pt">
+            <v:imagedata r:id="rId18" o:title="WhatsApp Image 2025-03-25 at 16.05.26_583cc472"/>
+          </v:shape>
+        </w:pict>
+      </w:r>
+      <w:r>
+        <w:rPr>
+          <w:lang w:val="en-US"/>
+        </w:rPr>
+        <w:pict w14:anchorId="4A194A2C">
+          <v:shape id="_x0000_i1087" type="#_x0000_t75" style="width:86pt;height:86pt">
+            <v:imagedata r:id="rId19" o:title="WhatsApp Image 2025-03-25 at 16.05.26_ce97b928"/>
+          </v:shape>
+        </w:pict>
+      </w:r>
+    </w:p>
+    <w:p>
+      <w:pPr>
+        <w:pStyle w:val="BodyText"/>
+        <w:rPr>
+          <w:sz w:val="16"/>
+          <w:szCs w:val="16"/>
+        </w:rPr>
+      </w:pPr>
+      <w:r>
+        <w:rPr>
+          <w:sz w:val="16"/>
+          <w:szCs w:val="16"/>
+          <w:lang w:val="en-US"/>
+        </w:rPr>
+        <w:t xml:space="preserve">                              </w:t>
+      </w:r>
+      <w:r>
+        <w:rPr>
+          <w:sz w:val="16"/>
+          <w:szCs w:val="16"/>
+        </w:rPr>
+        <w:t>(a)                                  (b)</w:t>
+      </w:r>
+    </w:p>
+    <w:p>
+      <w:pPr>
+        <w:pStyle w:val="BodyText"/>
+        <w:jc w:val="center"/>
+        <w:rPr>
+          <w:sz w:val="16"/>
+          <w:szCs w:val="16"/>
+        </w:rPr>
+      </w:pPr>
+      <w:r>
+        <w:rPr>
+          <w:sz w:val="16"/>
+          <w:szCs w:val="16"/>
+        </w:rPr>
+        <w:t xml:space="preserve">Figure </w:t>
+      </w:r>
+      <w:r>
+        <w:rPr>
+          <w:sz w:val="16"/>
+          <w:szCs w:val="16"/>
+          <w:lang w:val="en-US"/>
+        </w:rPr>
+        <w:t>7</w:t>
+      </w:r>
+      <w:r>
+        <w:rPr>
+          <w:sz w:val="16"/>
+          <w:szCs w:val="16"/>
+        </w:rPr>
+        <w:t xml:space="preserve"> Reconstructed Images (a) KNN (b) HTM</w:t>
+      </w:r>
+    </w:p>
+    <w:p>
+      <w:pPr>
+        <w:pStyle w:val="BodyText"/>
+        <w:ind w:firstLine="0"/>
+        <w:rPr>
+          <w:lang w:val="en-US"/>
+        </w:rPr>
+      </w:pPr>
+      <w:r>
+        <w:lastRenderedPageBreak/>
+        <w:t xml:space="preserve"> </w:t>
+      </w:r>
+      <w:r>
+        <w:rPr>
+          <w:lang w:val="en-US"/>
+        </w:rPr>
+        <w:t>The improved effectiveness of HTM relative to k-NN can be exhibited regarding similarity percentage in the reconstructed images of 2, 4, and 6 (refer to Figures 3, 5, and 7a-b). The HTM classifier generates enhanced reconstructions that exhibit superior edge definition and better preservation of structural characteristics attributed to its sparse distributed representations (SDRs). SDRs are robust to noise and great at spotting patterns.  The k-NN reconstructions show higher distortion because they rely on local pixel matching instead of hierarchical feature integration.     The performance difference emphasizes HTM's advantage in activities requiring structural integrity and</w:t>
+      </w:r>
+      <w:r>
+        <w:rPr>
+          <w:lang w:val="en-US"/>
+        </w:rPr>
+        <w:t xml:space="preserve"> precise picture reconstruction</w:t>
       </w:r>
       <w:r>
         <w:rPr>
@@ -910,6 +1480,57 @@
         </w:rPr>
         <w:t>.</w:t>
       </w:r>
+      <w:r>
+        <w:rPr>
+          <w:lang w:val="en-US"/>
+        </w:rPr>
+        <w:t xml:space="preserve"> </w:t>
+      </w:r>
+      <w:r>
+        <w:rPr>
+          <w:color w:val="FF0000"/>
+          <w:lang w:val="en-US"/>
+        </w:rPr>
+        <w:t xml:space="preserve">(Add a </w:t>
+      </w:r>
+      <w:proofErr w:type="spellStart"/>
+      <w:r>
+        <w:rPr>
+          <w:color w:val="FF0000"/>
+          <w:lang w:val="en-US"/>
+        </w:rPr>
+        <w:t>UnIT</w:t>
+      </w:r>
+      <w:proofErr w:type="spellEnd"/>
+      <w:r>
+        <w:rPr>
+          <w:color w:val="FF0000"/>
+          <w:lang w:val="en-US"/>
+        </w:rPr>
+        <w:t xml:space="preserve"> TEST CODE AND SCREEN SHOT OF THE UNI TEST AND OVERALL EXPERIMENT </w:t>
+      </w:r>
+      <w:proofErr w:type="gramStart"/>
+      <w:r>
+        <w:rPr>
+          <w:color w:val="FF0000"/>
+          <w:lang w:val="en-US"/>
+        </w:rPr>
+        <w:t>RESULT  SHOWING</w:t>
+      </w:r>
+      <w:proofErr w:type="gramEnd"/>
+      <w:r>
+        <w:rPr>
+          <w:color w:val="FF0000"/>
+          <w:lang w:val="en-US"/>
+        </w:rPr>
+        <w:t xml:space="preserve"> SIMILITY</w:t>
+      </w:r>
+      <w:r>
+        <w:rPr>
+          <w:lang w:val="en-US"/>
+        </w:rPr>
+        <w:t xml:space="preserve">) </w:t>
+      </w:r>
     </w:p>
     <w:p>
       <w:pPr>
@@ -930,37 +1551,90 @@
         <w:rPr>
           <w:lang w:val="en-US"/>
         </w:rPr>
-        <w:t>Conclusion of your work</w:t>
-      </w:r>
-      <w:r>
-        <w:rPr>
-          <w:lang w:val="en-US"/>
-        </w:rPr>
-        <w:t xml:space="preserve"> should be precise and concise. How was the project, wha</w:t>
-      </w:r>
-      <w:r>
-        <w:rPr>
-          <w:lang w:val="en-US"/>
-        </w:rPr>
-        <w:t xml:space="preserve">t is done, what is the </w:t>
-      </w:r>
-      <w:r>
-        <w:rPr>
-          <w:lang w:val="en-US"/>
-        </w:rPr>
-        <w:t>result.</w:t>
-      </w:r>
-      <w:r>
-        <w:rPr>
-          <w:lang w:val="en-US"/>
-        </w:rPr>
-        <w:t xml:space="preserve"> </w:t>
-      </w:r>
-      <w:r>
-        <w:rPr>
-          <w:lang w:val="en-US"/>
-        </w:rPr>
-        <w:t>There can be discussion on further work and direction.</w:t>
+        <w:t xml:space="preserve">This study evaluated the effectiveness of Hierarchical Temporal Memory (HTM) and K-Nearest Neighbors (KNN) classifiers in image reconstruction tasks, highlighting their ability to preserve structural integrity and achieve high similarity to original pictures.   The procedure involved converting images into Sparse Distributed Representations (SDRs) using </w:t>
+      </w:r>
+      <w:proofErr w:type="spellStart"/>
+      <w:r>
+        <w:rPr>
+          <w:lang w:val="en-US"/>
+        </w:rPr>
+        <w:t>binarization</w:t>
+      </w:r>
+      <w:proofErr w:type="spellEnd"/>
+      <w:r>
+        <w:rPr>
+          <w:lang w:val="en-US"/>
+        </w:rPr>
+        <w:t xml:space="preserve"> and training both classifiers on these normalized inputs.   The reconstruction quality was evaluated using multiple similarity metrics—</w:t>
+      </w:r>
+      <w:proofErr w:type="spellStart"/>
+      <w:r>
+        <w:rPr>
+          <w:lang w:val="en-US"/>
+        </w:rPr>
+        <w:t>Jaccard</w:t>
+      </w:r>
+      <w:proofErr w:type="spellEnd"/>
+      <w:r>
+        <w:rPr>
+          <w:lang w:val="en-US"/>
+        </w:rPr>
+        <w:t xml:space="preserve"> Similarity, Cosine Similarity, and Hamming Distance—providing a comprehensive assessment of each classifier's capacity to</w:t>
+      </w:r>
+      <w:r>
+        <w:rPr>
+          <w:lang w:val="en-US"/>
+        </w:rPr>
+        <w:t xml:space="preserve"> replicate the original images.</w:t>
+      </w:r>
+    </w:p>
+    <w:p>
+      <w:pPr>
+        <w:pStyle w:val="BodyText"/>
+        <w:rPr>
+          <w:lang w:val="en-US"/>
+        </w:rPr>
+      </w:pPr>
+      <w:r>
+        <w:rPr>
+          <w:lang w:val="en-US"/>
+        </w:rPr>
+        <w:t xml:space="preserve">  HTM demonstrated improved performance, primarily due to its biologically inspired architecture.   The spatial pooler effectively recognized hierarchical patterns, while the temporal memory component enhanced noise resistance and generalization.   This allowed HTM to reconstruct images with improved quality, even when the input data displayed variations or noise.   The iterative training cycles (20 iterations) improved the model's ability to obtain meaningful representations, producing SDRs that closely mirrored the original images.   The effectiveness of HTM arises from its sparse coding mechanism, which emphasizes global feature extraction over local pixel matching, making it particularly adept at jobs requiring structural coherence. The performance of KNN was constrained by its reliance on direct pixel comparisons and localized similarity </w:t>
+      </w:r>
+      <w:proofErr w:type="spellStart"/>
+      <w:r>
+        <w:rPr>
+          <w:lang w:val="en-US"/>
+        </w:rPr>
+        <w:t>measures.KNN</w:t>
+      </w:r>
+      <w:proofErr w:type="spellEnd"/>
+      <w:r>
+        <w:rPr>
+          <w:lang w:val="en-US"/>
+        </w:rPr>
+        <w:t xml:space="preserve"> produced good outcomes with similar images in the training set but had difficulties with generalization, especially with inputs that deviated from the training distribution.   The absence of hierarchical feature integration in KNN led to reconstructions that often displayed inadequate global consistency, evidenced by reduced similarity scores. Due to its simplicity and computation efficiency, KNN is a suitable option for small- or low-complexity projects where real-time speed is more important than reconstruction quality. There is an apparent tradeoff between the two approaches, which can be achieved in the comparison.</w:t>
+      </w:r>
+    </w:p>
+    <w:p>
+      <w:pPr>
+        <w:pStyle w:val="BodyText"/>
+        <w:rPr>
+          <w:lang w:val="en-US"/>
+        </w:rPr>
+      </w:pPr>
+      <w:r>
+        <w:rPr>
+          <w:lang w:val="en-US"/>
+        </w:rPr>
+        <w:t xml:space="preserve">Regarding generalization, KNN will prioritize speed and simplicity at the expense of the more complex HTM training but will not yield as high an accuracy nor robustness as given by HTM. In contrast to more traditional approaches, biologically inspired models like HTM are of potential interest in high-dimensional pattern recognition tasks. Much </w:t>
+      </w:r>
+      <w:r>
+        <w:rPr>
+          <w:lang w:val="en-US"/>
+        </w:rPr>
+        <w:lastRenderedPageBreak/>
+        <w:t>recent material in machine learning is in concordance with this research.</w:t>
       </w:r>
     </w:p>
     <w:p>
@@ -968,8 +1642,26 @@
         <w:pStyle w:val="Heading1"/>
       </w:pPr>
       <w:r>
-        <w:lastRenderedPageBreak/>
-        <w:t>Ease of Use</w:t>
+        <w:t>conclusion</w:t>
+      </w:r>
+    </w:p>
+    <w:p>
+      <w:pPr>
+        <w:jc w:val="both"/>
+      </w:pPr>
+      <w:r>
+        <w:t>This project</w:t>
+      </w:r>
+      <w:r>
+        <w:t xml:space="preserve"> showed the effectiveness of Hierarchical Temporal Memory (HTM) on image reconstruction issues, as it performed better in structural coherence maintenance and achieved higher similarity scores than typical K-Nearest Neighbors (KNN). Based on sparse distributed representations (SDRs) and hierarchical learning, HTM was more robust to noise and variability in the input. At the same time, the local pixel-to-pixel matching of KNN limited its capacity to generalize. The results highlight the strengths of HTM as a </w:t>
+      </w:r>
+      <w:proofErr w:type="spellStart"/>
+      <w:r>
+        <w:t>neurally</w:t>
+      </w:r>
+      <w:proofErr w:type="spellEnd"/>
+      <w:r>
+        <w:t xml:space="preserve"> motivated architecture for applications requiring accurate pattern completion and noise insensitivity, offering a computationally efficient solution to image reconstruction that outperforms conventional similarity-based methods.</w:t>
       </w:r>
     </w:p>
     <w:p>
@@ -977,13 +1669,7 @@
         <w:pStyle w:val="Heading2"/>
       </w:pPr>
       <w:r>
-        <w:t xml:space="preserve">Selecting a </w:t>
-      </w:r>
-      <w:r>
-        <w:t>Template</w:t>
-      </w:r>
-      <w:r>
-        <w:t xml:space="preserve"> (Heading 2)</w:t>
+        <w:t>Future Work</w:t>
       </w:r>
     </w:p>
     <w:p>
@@ -991,37 +1677,23 @@
         <w:pStyle w:val="BodyText"/>
       </w:pPr>
       <w:r>
-        <w:t xml:space="preserve">First, confirm that you have the correct template for your paper size. This template has been tailored for output on the </w:t>
-      </w:r>
-      <w:r>
-        <w:rPr>
-          <w:lang w:val="en-US"/>
-        </w:rPr>
-        <w:t>A4</w:t>
-      </w:r>
-      <w:r>
-        <w:t xml:space="preserve"> paper size. If you are using </w:t>
-      </w:r>
-      <w:r>
-        <w:rPr>
-          <w:lang w:val="en-US"/>
-        </w:rPr>
-        <w:t>US letter</w:t>
-      </w:r>
-      <w:r>
-        <w:t>-sized paper, please close this</w:t>
-      </w:r>
-      <w:r>
-        <w:t xml:space="preserve"> file and download the </w:t>
-      </w:r>
-      <w:r>
-        <w:rPr>
-          <w:lang w:val="en-US"/>
-        </w:rPr>
-        <w:t xml:space="preserve">Microsoft Word, Letter </w:t>
-      </w:r>
-      <w:r>
-        <w:t>file</w:t>
+        <w:t xml:space="preserve">Future work would have to address tuning HTM parameters (e.g., column width, sparsity) for particular application areas such as medical imaging or satellite imagery, as well as investigate hybrid models blending HTM's global pattern detection with CNNs for improved local detail. Comparing HTM with deep generative models (e.g., VAEs, GANs) would identify clearly in which specific application, e.g., </w:t>
+      </w:r>
+      <w:proofErr w:type="spellStart"/>
+      <w:r>
+        <w:t>denoising</w:t>
+      </w:r>
+      <w:proofErr w:type="spellEnd"/>
+      <w:r>
+        <w:t xml:space="preserve"> or super-resolution, it performs its unique function while comparing its performance in real-time on edge hardware would confirm its scalability for use in </w:t>
+      </w:r>
+      <w:proofErr w:type="spellStart"/>
+      <w:r>
+        <w:t>IoT</w:t>
+      </w:r>
+      <w:proofErr w:type="spellEnd"/>
+      <w:r>
+        <w:t xml:space="preserve"> or autonomous applications. Augmenting HTM with dynamic data (e.g., video or 3D reconstruction) can enhance its process of handling temporal processes in which high-dimensional pattern completion shortcomings exist.</w:t>
       </w:r>
       <w:r>
         <w:t>.</w:t>
@@ -1032,690 +1704,77 @@
         <w:pStyle w:val="Heading2"/>
       </w:pPr>
       <w:r>
-        <w:t>Maintaining the Integrity of the Specifications</w:t>
-      </w:r>
-    </w:p>
-    <w:p>
-      <w:pPr>
-        <w:pStyle w:val="BodyText"/>
-      </w:pPr>
-      <w:r>
-        <w:t>The template is used to format your paper and style the text. All margins, column widths, line spaces, and text fonts are prescribed; please do not alter them. You may note peculiarities. For example, the head margin in this template measures proportionately more than is customary. This measurement and others are deliberate, using specifications that anticipate your paper as one part of the entire proceedings, and not as an independent document. Please do not revise any of the current designations.</w:t>
-      </w:r>
-    </w:p>
-    <w:p>
-      <w:pPr>
-        <w:pStyle w:val="Heading1"/>
-      </w:pPr>
-      <w:r>
-        <w:t xml:space="preserve">Prepare Your Paper </w:t>
-      </w:r>
-      <w:r>
-        <w:t>Before</w:t>
-      </w:r>
-      <w:r>
-        <w:t xml:space="preserve"> Styling</w:t>
-      </w:r>
-    </w:p>
-    <w:p>
-      <w:pPr>
-        <w:pStyle w:val="BodyText"/>
-        <w:rPr>
-          <w:lang w:val="en-US"/>
-        </w:rPr>
-      </w:pPr>
-      <w:r>
-        <w:t>Before</w:t>
-      </w:r>
-      <w:r>
-        <w:t xml:space="preserve"> you begin to format your paper, first write and save the content as a separate text file. </w:t>
-      </w:r>
-      <w:r>
-        <w:rPr>
-          <w:lang w:val="en-US"/>
-        </w:rPr>
-        <w:t>Complete all content and organizational editing before formatting. Please note sections A-D below for more information on proofreading, spelling and grammar.</w:t>
-      </w:r>
-    </w:p>
-    <w:p>
-      <w:pPr>
-        <w:pStyle w:val="BodyText"/>
-      </w:pPr>
-      <w:r>
-        <w:t>Keep your text and graphic files separate until after the text has been formatted and styled. Do not use hard tabs, and limit use of hard returns to only one return at the end of a paragraph. Do not add any kind of pagination anywhere in the paper. Do not number text heads-the template will do that for you.</w:t>
-      </w:r>
-    </w:p>
-    <w:p>
-      <w:pPr>
-        <w:pStyle w:val="Heading2"/>
-      </w:pPr>
-      <w:r>
-        <w:t>Abbreviations</w:t>
-      </w:r>
-      <w:r>
-        <w:t xml:space="preserve"> and Acronyms</w:t>
-      </w:r>
-    </w:p>
-    <w:p>
-      <w:pPr>
-        <w:pStyle w:val="BodyText"/>
-      </w:pPr>
-      <w:r>
-        <w:t>Define abbreviations and acronyms the first time they are used in the text, even after they have been defined in the abstract. Abbreviations such as IEEE, SI, MKS, CGS, sc, dc, and rms do not have to be defined. Do not use abbreviations in the title or heads unless they are unavoidable.</w:t>
-      </w:r>
-    </w:p>
-    <w:p>
-      <w:pPr>
-        <w:pStyle w:val="Heading2"/>
-      </w:pPr>
-      <w:r>
-        <w:t>Units</w:t>
-      </w:r>
-    </w:p>
-    <w:p>
-      <w:pPr>
-        <w:pStyle w:val="bulletlist"/>
-      </w:pPr>
-      <w:r>
-        <w:t xml:space="preserve">Use </w:t>
-      </w:r>
-      <w:r>
-        <w:t>either</w:t>
-      </w:r>
-      <w:r>
-        <w:t xml:space="preserve"> SI (MKS) or CGS as primary units. (SI units are encouraged.) English units may be used as secondary units (in parentheses). An exception would be the use of English units as identifiers in trade, such as “3.5-inch disk drive”.</w:t>
-      </w:r>
-    </w:p>
-    <w:p>
-      <w:pPr>
-        <w:pStyle w:val="bulletlist"/>
-      </w:pPr>
-      <w:r>
-        <w:t>Avoid combining SI and CGS units, such as current in amperes and magnetic field in oersteds. This often leads to confusion because equations do not balance dimensionally. If you must use mixed units, clearly state the units for each quantity that you use in an equation.</w:t>
-      </w:r>
-    </w:p>
-    <w:p>
-      <w:pPr>
-        <w:pStyle w:val="bulletlist"/>
-      </w:pPr>
-      <w:r>
-        <w:t>Do not mix complete spellings and abbreviations of units: “Wb/m2” or “webers per square meter”, not “webers/m2”.  Spell out units when they appear in text: “. . . a few henries”, not “. . . a few H”.</w:t>
-      </w:r>
-    </w:p>
-    <w:p>
-      <w:pPr>
-        <w:pStyle w:val="BodyText"/>
-        <w:rPr>
-          <w:lang w:val="en-US"/>
-        </w:rPr>
-      </w:pPr>
-      <w:r>
-        <w:t>may use the solidus ( / ), the exp function, or appropriate exponents. Italicize Roman symbols for quantities and variables, but not Greek symbols. Use a long dash rather than a hyphen for a minus sign. Punctuate equations with commas or periods when they are part of a sentence, as in</w:t>
-      </w:r>
-      <w:r>
-        <w:rPr>
-          <w:lang w:val="en-US"/>
-        </w:rPr>
+        <w:t xml:space="preserve"> Code Reference</w:t>
+      </w:r>
+      <w:r>
+        <w:t>s</w:t>
+      </w:r>
+      <w:r>
         <w:t>:</w:t>
       </w:r>
     </w:p>
     <w:p>
       <w:pPr>
-        <w:pStyle w:val="equation"/>
-      </w:pPr>
-      <w:r>
-        <w:lastRenderedPageBreak/>
-        <w:tab/>
-      </w:r>
-      <w:r>
-        <w:rPr>
-          <w:rFonts w:ascii="Times New Roman" w:hAnsi="Times New Roman" w:cs="Times New Roman"/>
-          <w:i/>
-        </w:rPr>
-        <w:t>a</w:t>
-      </w:r>
-      <w:r>
-        <w:t></w:t>
-      </w:r>
-      <w:r>
-        <w:t></w:t>
-      </w:r>
-      <w:r>
-        <w:t></w:t>
-      </w:r>
-      <w:r>
-        <w:rPr>
-          <w:rFonts w:ascii="Times New Roman" w:hAnsi="Times New Roman" w:cs="Times New Roman"/>
-          <w:i/>
-        </w:rPr>
-        <w:t>b</w:t>
-      </w:r>
-      <w:r>
-        <w:t></w:t>
-      </w:r>
-      <w:r>
-        <w:t></w:t>
-      </w:r>
-      <w:r>
-        <w:t></w:t>
-      </w:r>
-      <w:r>
-        <w:t></w:t>
-      </w:r>
-      <w:r>
-        <w:t></w:t>
-      </w:r>
-      <w:r>
-        <w:tab/>
-      </w:r>
-      <w:r>
-        <w:t></w:t>
-      </w:r>
-      <w:r>
-        <w:t></w:t>
-      </w:r>
-      <w:r>
-        <w:t></w:t>
-      </w:r>
-    </w:p>
-    <w:p>
-      <w:pPr>
-        <w:pStyle w:val="BodyText"/>
-      </w:pPr>
-      <w:r>
-        <w:t>Note that the equation is centered using a center tab stop. Be sure that the symbols in your equation have been defined before or immediately following the equation. Use “(1)”, not “Eq. (1)” or “equation (1)”, except at the beginning of a sentence: “Equation (1) is . . .”</w:t>
-      </w:r>
-    </w:p>
-    <w:p>
-      <w:pPr>
-        <w:pStyle w:val="Heading2"/>
-      </w:pPr>
-      <w:r>
-        <w:t>Some Common Mistakes</w:t>
-      </w:r>
-    </w:p>
-    <w:p>
-      <w:pPr>
-        <w:pStyle w:val="bulletlist"/>
-      </w:pPr>
-      <w:r>
-        <w:t>The word “data” is plural, not singular.</w:t>
-      </w:r>
-    </w:p>
-    <w:p>
-      <w:pPr>
-        <w:pStyle w:val="bulletlist"/>
-      </w:pPr>
-      <w:r>
-        <w:t xml:space="preserve">The subscript for the permeability of vacuum </w:t>
-      </w:r>
-      <w:r>
-        <w:rPr>
-          <w:rFonts w:ascii="Symbol" w:hAnsi="Symbol" w:cs="Symbol"/>
-          <w:i/>
-          <w:iCs/>
-          <w:snapToGrid w:val="0"/>
-        </w:rPr>
-        <w:t></w:t>
-      </w:r>
-      <w:r>
-        <w:rPr>
-          <w:vertAlign w:val="subscript"/>
-        </w:rPr>
-        <w:t>0</w:t>
-      </w:r>
-      <w:r>
-        <w:t>, and other common scientific constants, is zero with subscript formatting, not a lowercase letter “o”.</w:t>
-      </w:r>
-    </w:p>
-    <w:p>
-      <w:pPr>
-        <w:pStyle w:val="bulletlist"/>
-      </w:pPr>
-      <w:r>
-        <w:t xml:space="preserve">In American </w:t>
-      </w:r>
-      <w:r>
-        <w:t>English, commas, semi</w:t>
-      </w:r>
-      <w:r>
-        <w:t>colons, periods, question and exclamation marks are located within quotation marks only when a complete thought or name is cited, such as a title or full quotation. When quotation marks are used, instead of a bold or italic typeface, to highlight a word or phrase, punctuation should appear outside of the quotation marks. A parenthetical phrase or statement at the end of a sentence is punctuated outside of the closing parenthesis (like this). (A parenthetical sentence is punctuated within the parentheses.)</w:t>
-      </w:r>
-    </w:p>
-    <w:p>
-      <w:pPr>
-        <w:pStyle w:val="bulletlist"/>
-      </w:pPr>
-      <w:r>
-        <w:t>A graph within a graph is an “inset”, not an “insert”. The word alternatively is preferred to the word “alternately” (unless you really mean something that alternates).</w:t>
-      </w:r>
-    </w:p>
-    <w:p>
-      <w:pPr>
-        <w:pStyle w:val="bulletlist"/>
-      </w:pPr>
-      <w:r>
-        <w:t>Do not use the word “essentially” to mean “approximately” or “effectively”.</w:t>
-      </w:r>
-    </w:p>
-    <w:p>
-      <w:pPr>
-        <w:pStyle w:val="bulletlist"/>
-      </w:pPr>
-      <w:r>
-        <w:t>In your paper title, if the words “that uses” can accurately replace the word “using”, capitalize the “u”; if not, keep using lower-cased.</w:t>
-      </w:r>
-    </w:p>
-    <w:p>
-      <w:pPr>
-        <w:pStyle w:val="bulletlist"/>
-      </w:pPr>
-      <w:r>
-        <w:t>Be aware of the different meanings of the homophones “affect” and “effect”, “complement” and “compliment”, “discreet” and “discrete”, “principal” and “principle”.</w:t>
-      </w:r>
-    </w:p>
-    <w:p>
-      <w:pPr>
-        <w:pStyle w:val="bulletlist"/>
-      </w:pPr>
-      <w:r>
-        <w:t>Do not confuse “imply” and “infer”.</w:t>
-      </w:r>
-    </w:p>
-    <w:p>
-      <w:pPr>
-        <w:pStyle w:val="bulletlist"/>
-      </w:pPr>
-      <w:r>
-        <w:t>The prefix “non” is not a word; it should be joined to the word it modifies, usually without a hyphen.</w:t>
-      </w:r>
-    </w:p>
-    <w:p>
-      <w:pPr>
-        <w:pStyle w:val="bulletlist"/>
-      </w:pPr>
-      <w:r>
-        <w:t>There is no period after the “et” in the Latin abbreviation “et al.”.</w:t>
-      </w:r>
-    </w:p>
-    <w:p>
-      <w:pPr>
-        <w:pStyle w:val="bulletlist"/>
-      </w:pPr>
-      <w:r>
-        <w:t>The abbreviation “i.e.” means “that is”, and the abbreviation “e.g.” means “for example”.</w:t>
-      </w:r>
-    </w:p>
-    <w:p>
-      <w:pPr>
-        <w:pStyle w:val="BodyText"/>
-      </w:pPr>
-      <w:r>
-        <w:t>An excellent style manual for science writers is [7].</w:t>
-      </w:r>
-    </w:p>
-    <w:p>
-      <w:pPr>
-        <w:pStyle w:val="Heading1"/>
-      </w:pPr>
-      <w:r>
-        <w:t xml:space="preserve">Using the </w:t>
-      </w:r>
-      <w:r>
-        <w:t>Template</w:t>
-      </w:r>
-    </w:p>
-    <w:p>
-      <w:pPr>
-        <w:pStyle w:val="BodyText"/>
-      </w:pPr>
-      <w:r>
-        <w:t>After the text edit has been completed, the paper is ready for the template. Duplicate the template file by using the Save As command, and use the naming convention prescribed by your conference for the name of your paper. In this newly created file, highlight all of the contents and import your prepared text file. You are now ready to style your paper; use the scroll down window on the left of the MS Word Formatting toolbar.</w:t>
-      </w:r>
-    </w:p>
-    <w:p>
-      <w:pPr>
-        <w:pStyle w:val="Heading2"/>
-      </w:pPr>
-      <w:r>
-        <w:lastRenderedPageBreak/>
-        <w:t>Authors</w:t>
-      </w:r>
-      <w:r>
-        <w:t xml:space="preserve"> and Affiliations</w:t>
-      </w:r>
-    </w:p>
-    <w:p>
-      <w:pPr>
-        <w:pStyle w:val="BodyText"/>
-      </w:pPr>
-      <w:r>
-        <w:rPr>
-          <w:b/>
-        </w:rPr>
-        <w:t xml:space="preserve">The template is </w:t>
-      </w:r>
-      <w:r>
-        <w:rPr>
-          <w:b/>
-        </w:rPr>
-        <w:t>designed</w:t>
-      </w:r>
-      <w:r>
-        <w:rPr>
-          <w:b/>
-          <w:lang w:val="en-US"/>
-        </w:rPr>
-        <w:t xml:space="preserve"> for,</w:t>
-      </w:r>
-      <w:r>
-        <w:rPr>
-          <w:b/>
-        </w:rPr>
-        <w:t xml:space="preserve"> but not limited to</w:t>
-      </w:r>
-      <w:r>
-        <w:rPr>
-          <w:b/>
-          <w:lang w:val="en-US"/>
-        </w:rPr>
-        <w:t>,</w:t>
-      </w:r>
-      <w:r>
-        <w:rPr>
-          <w:b/>
-          <w:lang w:val="en-US"/>
-        </w:rPr>
-        <w:t xml:space="preserve"> </w:t>
-      </w:r>
-      <w:r>
-        <w:rPr>
-          <w:b/>
-          <w:lang w:val="en-US"/>
-        </w:rPr>
-        <w:t>three</w:t>
-      </w:r>
-      <w:r>
-        <w:rPr>
-          <w:b/>
-          <w:lang w:val="en-US"/>
-        </w:rPr>
-        <w:t xml:space="preserve"> authors.</w:t>
-      </w:r>
-      <w:r>
-        <w:rPr>
-          <w:lang w:val="en-US"/>
-        </w:rPr>
-        <w:t xml:space="preserve"> </w:t>
-      </w:r>
-      <w:r>
-        <w:rPr>
-          <w:lang w:val="en-US"/>
-        </w:rPr>
-        <w:t>A minimum of one autho</w:t>
-      </w:r>
-      <w:r>
-        <w:rPr>
-          <w:lang w:val="en-US"/>
-        </w:rPr>
-        <w:t>r is required for all report</w:t>
-      </w:r>
-      <w:r>
-        <w:rPr>
-          <w:lang w:val="en-US"/>
-        </w:rPr>
-        <w:t xml:space="preserve"> articles. </w:t>
-      </w:r>
-      <w:r>
-        <w:t>Author names should be listed starting from left to right and then moving down to the next line. This is the author sequence that will be used in future citations and by indexing services.</w:t>
-      </w:r>
-      <w:r>
-        <w:t xml:space="preserve"> </w:t>
-      </w:r>
-      <w:r>
-        <w:t>Names should not be listed in columns nor group by affiliation.</w:t>
-      </w:r>
-      <w:r>
-        <w:rPr>
-          <w:lang w:val="en-US"/>
-        </w:rPr>
-        <w:t xml:space="preserve"> </w:t>
-      </w:r>
-      <w:r>
-        <w:t>Please keep your affiliations as succinct as possible (for example, do not differentiate among departments of the same organization).</w:t>
-      </w:r>
-    </w:p>
-    <w:p>
-      <w:pPr>
-        <w:pStyle w:val="Heading3"/>
-      </w:pPr>
-      <w:r>
-        <w:t>For papers with more than three</w:t>
-      </w:r>
-      <w:r>
-        <w:t xml:space="preserve"> authors: </w:t>
-      </w:r>
-      <w:r>
-        <w:rPr>
-          <w:i w:val="0"/>
-        </w:rPr>
-        <w:t>Add author names horizontally, moving to a third row if needed for more than 8 authors.</w:t>
-      </w:r>
-    </w:p>
-    <w:p>
-      <w:pPr>
-        <w:pStyle w:val="Heading3"/>
-      </w:pPr>
-      <w:r>
-        <w:t xml:space="preserve">For </w:t>
-      </w:r>
-      <w:r>
-        <w:t xml:space="preserve">papers with less than </w:t>
-      </w:r>
-      <w:r>
-        <w:t>three</w:t>
-      </w:r>
-      <w:r>
-        <w:t xml:space="preserve"> authors</w:t>
-      </w:r>
-      <w:r>
-        <w:t xml:space="preserve">: </w:t>
-      </w:r>
-      <w:r>
-        <w:rPr>
-          <w:i w:val="0"/>
-        </w:rPr>
-        <w:t>To change the default, adjust the template as follows.</w:t>
-      </w:r>
-    </w:p>
-    <w:p>
-      <w:pPr>
-        <w:pStyle w:val="Heading4"/>
-      </w:pPr>
-      <w:r>
-        <w:t>Selection</w:t>
-      </w:r>
-      <w:r>
-        <w:t xml:space="preserve">: </w:t>
-      </w:r>
-      <w:r>
-        <w:rPr>
-          <w:i w:val="0"/>
-        </w:rPr>
-        <w:t>Highlight all author and affiliation lines.</w:t>
-      </w:r>
-    </w:p>
-    <w:p>
-      <w:pPr>
-        <w:pStyle w:val="Heading4"/>
-      </w:pPr>
-      <w:r>
-        <w:t>Change number of columns:</w:t>
-      </w:r>
-      <w:r>
-        <w:t xml:space="preserve"> </w:t>
-      </w:r>
-      <w:r>
-        <w:rPr>
-          <w:i w:val="0"/>
-        </w:rPr>
-        <w:t xml:space="preserve">Select the Columns icon from the MS Word Standard toolbar and then select </w:t>
-      </w:r>
-      <w:r>
-        <w:rPr>
-          <w:i w:val="0"/>
-        </w:rPr>
-        <w:t>the correct number of columns</w:t>
-      </w:r>
-      <w:r>
-        <w:rPr>
-          <w:i w:val="0"/>
-        </w:rPr>
-        <w:t xml:space="preserve"> from the selection palette.</w:t>
-      </w:r>
-    </w:p>
-    <w:p>
-      <w:pPr>
-        <w:pStyle w:val="Heading4"/>
-        <w:rPr>
-          <w:i w:val="0"/>
-        </w:rPr>
-      </w:pPr>
-      <w:r>
-        <w:t xml:space="preserve">Deletion: </w:t>
-      </w:r>
-      <w:r>
-        <w:rPr>
-          <w:i w:val="0"/>
-        </w:rPr>
-        <w:t xml:space="preserve">Delete the author and affiliation lines for the </w:t>
-      </w:r>
-      <w:r>
-        <w:rPr>
-          <w:i w:val="0"/>
-        </w:rPr>
-        <w:t>extra authors.</w:t>
-      </w:r>
-    </w:p>
-    <w:p>
-      <w:pPr>
-        <w:jc w:val="left"/>
-        <w:rPr>
-          <w:i/>
-          <w:iCs/>
-          <w:noProof/>
-        </w:rPr>
-      </w:pPr>
-    </w:p>
-    <w:p>
-      <w:pPr>
-        <w:pStyle w:val="Heading2"/>
-      </w:pPr>
-      <w:r>
-        <w:t>Identify</w:t>
-      </w:r>
-      <w:r>
-        <w:t xml:space="preserve"> the Headings</w:t>
-      </w:r>
-    </w:p>
-    <w:p>
-      <w:pPr>
-        <w:pStyle w:val="BodyText"/>
-      </w:pPr>
-      <w:r>
-        <w:t>Headings, or heads, are organizational devices that guide the reader through your paper. There are two types: component heads and text heads.</w:t>
-      </w:r>
-    </w:p>
-    <w:p>
-      <w:pPr>
-        <w:pStyle w:val="BodyText"/>
-      </w:pPr>
-      <w:r>
-        <w:t>Component heads identify the different components of your paper and are not topically subordinate to each other. Examples include Acknowledgments and References and, for these, the correct style to use is “Heading 5”. Use “figure caption” for your Figure captions, and “table head” for your table title. Run-in heads, such as “Abstract”, will require you to apply a style (in this case, italic) in addition to the style provided by the drop down menu to differentiate the head from the text.</w:t>
-      </w:r>
-    </w:p>
-    <w:p>
-      <w:pPr>
-        <w:pStyle w:val="BodyText"/>
-      </w:pPr>
-      <w:r>
-        <w:t>Text heads organize the topics on a relational, hierarchical basis. For example, the paper title is the primary text head because all subsequent material relates and elaborates on this one topic. If there are two or more sub-topics, the next level head (uppercase Roman numerals) should be used and, conversely, if there are not at least two sub-topics, then no subheads should be introduced. Styles named “Heading 1”, “Heading 2”, “Heading 3”, and “Heading 4” are prescribed.</w:t>
-      </w:r>
-    </w:p>
-    <w:p>
-      <w:pPr>
-        <w:pStyle w:val="Heading2"/>
-      </w:pPr>
-      <w:r>
-        <w:t>Figures and Tables</w:t>
-      </w:r>
-    </w:p>
-    <w:p>
-      <w:pPr>
-        <w:pStyle w:val="BodyText"/>
-        <w:rPr>
-          <w:lang w:val="en-US"/>
-        </w:rPr>
-      </w:pPr>
-      <w:r>
-        <w:rPr>
-          <w:lang w:val="en-US"/>
-        </w:rPr>
-        <w:t xml:space="preserve">For adding object other than text (tables, equations, graphs, figures, code…), </w:t>
+        <w:jc w:val="both"/>
+      </w:pPr>
+      <w:r>
+        <w:t xml:space="preserve">      Referencing Code in your text should be avoid</w:t>
+      </w:r>
+      <w:r>
+        <w:t>ed</w:t>
+      </w:r>
+      <w:r>
+        <w:t xml:space="preserve"> unless necessary. In such case</w:t>
+      </w:r>
+      <w:r>
+        <w:t>s</w:t>
+      </w:r>
+      <w:r>
+        <w:t xml:space="preserve"> it can be inserted as</w:t>
+      </w:r>
+      <w:r>
+        <w:t xml:space="preserve"> a listing as shown in </w:t>
+      </w:r>
+      <w:r>
+        <w:fldChar w:fldCharType="begin"/>
+      </w:r>
+      <w:r>
+        <w:instrText xml:space="preserve"> REF _Ref97556749 \h </w:instrText>
+      </w:r>
+      <w:r>
+        <w:fldChar w:fldCharType="separate"/>
       </w:r>
       <w:r>
         <w:rPr>
           <w:b/>
           <w:bCs/>
-          <w:lang w:val="en-US"/>
-        </w:rPr>
-        <w:t>there must be at least one cross reference</w:t>
-      </w:r>
-      <w:r>
-        <w:rPr>
-          <w:lang w:val="en-US"/>
-        </w:rPr>
-        <w:t xml:space="preserve"> to it.</w:t>
-      </w:r>
-      <w:r>
-        <w:rPr>
-          <w:lang w:val="en-US"/>
-        </w:rPr>
+        </w:rPr>
+        <w:t>Error! Reference source not found.</w:t>
+      </w:r>
+      <w:r>
+        <w:fldChar w:fldCharType="end"/>
+      </w:r>
+      <w:r>
         <w:t xml:space="preserve"> </w:t>
       </w:r>
-      <w:r>
-        <w:rPr>
-          <w:lang w:val="en-US"/>
-        </w:rPr>
-        <w:t xml:space="preserve"> </w:t>
-      </w:r>
-      <w:r>
-        <w:rPr>
-          <w:lang w:val="en-US"/>
-        </w:rPr>
+    </w:p>
+    <w:p>
+      <w:pPr>
+        <w:pStyle w:val="Code"/>
+      </w:pPr>
+      <w:r>
+        <w:t xml:space="preserve">Listing </w:t>
+      </w:r>
+      <w:r>
         <w:fldChar w:fldCharType="begin"/>
       </w:r>
       <w:r>
-        <w:rPr>
-          <w:lang w:val="en-US"/>
-        </w:rPr>
-        <w:instrText xml:space="preserve"> REF _Ref98199099 \h </w:instrText>
-      </w:r>
-      <w:r>
-        <w:rPr>
-          <w:lang w:val="en-US"/>
-        </w:rPr>
-      </w:r>
-      <w:r>
-        <w:rPr>
-          <w:lang w:val="en-US"/>
-        </w:rPr>
+        <w:instrText xml:space="preserve"> SEQ Listing \* ARABIC </w:instrText>
+      </w:r>
+      <w:r>
         <w:fldChar w:fldCharType="separate"/>
       </w:r>
       <w:r>
-        <w:t xml:space="preserve">Figure </w:t>
-      </w:r>
-      <w:r>
         <w:rPr>
           <w:noProof/>
         </w:rPr>
@@ -1723,424 +1782,10 @@
       </w:r>
       <w:r>
         <w:rPr>
-          <w:lang w:val="en-US"/>
+          <w:noProof/>
         </w:rPr>
         <w:fldChar w:fldCharType="end"/>
       </w:r>
-      <w:r>
-        <w:rPr>
-          <w:lang w:val="en-US"/>
-        </w:rPr>
-        <w:t xml:space="preserve"> is an example</w:t>
-      </w:r>
-    </w:p>
-    <w:p>
-      <w:pPr>
-        <w:pStyle w:val="Heading4"/>
-      </w:pPr>
-      <w:r>
-        <w:t xml:space="preserve"> </w:t>
-      </w:r>
-      <w:r>
-        <w:t xml:space="preserve">Positioning Figures and Tables: </w:t>
-      </w:r>
-      <w:r>
-        <w:rPr>
-          <w:i w:val="0"/>
-        </w:rPr>
-        <w:t>Place figures and tables at the top and bottom of columns. Avoid placing them in the middle of columns. Large figures and tables may span across both columns. Figure captions should be below the figures; table heads should appear above the tables. Insert figures and tables after they are cited in the text. Use the abbreviation “Fig. 1”, even at the beginning of a sentence.</w:t>
-      </w:r>
-    </w:p>
-    <w:p>
-      <w:pPr>
-        <w:pStyle w:val="tablehead"/>
-      </w:pPr>
-      <w:r>
-        <w:t>Table Type Styles</w:t>
-      </w:r>
-    </w:p>
-    <w:tbl>
-      <w:tblPr>
-        <w:tblW w:w="0" w:type="auto"/>
-        <w:jc w:val="center"/>
-        <w:tblBorders>
-          <w:top w:val="single" w:sz="2" w:space="0" w:color="auto"/>
-          <w:left w:val="single" w:sz="2" w:space="0" w:color="auto"/>
-          <w:bottom w:val="single" w:sz="2" w:space="0" w:color="auto"/>
-          <w:right w:val="single" w:sz="2" w:space="0" w:color="auto"/>
-          <w:insideH w:val="single" w:sz="2" w:space="0" w:color="auto"/>
-          <w:insideV w:val="single" w:sz="2" w:space="0" w:color="auto"/>
-        </w:tblBorders>
-        <w:tblLayout w:type="fixed"/>
-        <w:tblLook w:val="0000" w:firstRow="0" w:lastRow="0" w:firstColumn="0" w:lastColumn="0" w:noHBand="0" w:noVBand="0"/>
-      </w:tblPr>
-      <w:tblGrid>
-        <w:gridCol w:w="720"/>
-        <w:gridCol w:w="2340"/>
-        <w:gridCol w:w="900"/>
-        <w:gridCol w:w="900"/>
-      </w:tblGrid>
-      <w:tr>
-        <w:trPr>
-          <w:cantSplit/>
-          <w:trHeight w:val="240"/>
-          <w:tblHeader/>
-          <w:jc w:val="center"/>
-        </w:trPr>
-        <w:tc>
-          <w:tcPr>
-            <w:tcW w:w="720" w:type="dxa"/>
-            <w:vMerge w:val="restart"/>
-            <w:vAlign w:val="center"/>
-          </w:tcPr>
-          <w:p>
-            <w:pPr>
-              <w:pStyle w:val="tablecolhead"/>
-            </w:pPr>
-            <w:r>
-              <w:lastRenderedPageBreak/>
-              <w:t>Table Head</w:t>
-            </w:r>
-          </w:p>
-        </w:tc>
-        <w:tc>
-          <w:tcPr>
-            <w:tcW w:w="4140" w:type="dxa"/>
-            <w:gridSpan w:val="3"/>
-            <w:vAlign w:val="center"/>
-          </w:tcPr>
-          <w:p>
-            <w:pPr>
-              <w:pStyle w:val="tablecolhead"/>
-            </w:pPr>
-            <w:r>
-              <w:t>Table Column Head</w:t>
-            </w:r>
-          </w:p>
-        </w:tc>
-      </w:tr>
-      <w:tr>
-        <w:trPr>
-          <w:cantSplit/>
-          <w:trHeight w:val="240"/>
-          <w:tblHeader/>
-          <w:jc w:val="center"/>
-        </w:trPr>
-        <w:tc>
-          <w:tcPr>
-            <w:tcW w:w="720" w:type="dxa"/>
-            <w:vMerge/>
-          </w:tcPr>
-          <w:p>
-            <w:pPr>
-              <w:rPr>
-                <w:sz w:val="16"/>
-                <w:szCs w:val="16"/>
-              </w:rPr>
-            </w:pPr>
-          </w:p>
-        </w:tc>
-        <w:tc>
-          <w:tcPr>
-            <w:tcW w:w="2340" w:type="dxa"/>
-            <w:vAlign w:val="center"/>
-          </w:tcPr>
-          <w:p>
-            <w:pPr>
-              <w:pStyle w:val="tablecolsubhead"/>
-            </w:pPr>
-            <w:r>
-              <w:t>Table column subhead</w:t>
-            </w:r>
-          </w:p>
-        </w:tc>
-        <w:tc>
-          <w:tcPr>
-            <w:tcW w:w="900" w:type="dxa"/>
-            <w:vAlign w:val="center"/>
-          </w:tcPr>
-          <w:p>
-            <w:pPr>
-              <w:pStyle w:val="tablecolsubhead"/>
-            </w:pPr>
-            <w:r>
-              <w:t>Subhead</w:t>
-            </w:r>
-          </w:p>
-        </w:tc>
-        <w:tc>
-          <w:tcPr>
-            <w:tcW w:w="900" w:type="dxa"/>
-            <w:vAlign w:val="center"/>
-          </w:tcPr>
-          <w:p>
-            <w:pPr>
-              <w:pStyle w:val="tablecolsubhead"/>
-            </w:pPr>
-            <w:r>
-              <w:t>Subhead</w:t>
-            </w:r>
-          </w:p>
-        </w:tc>
-      </w:tr>
-      <w:tr>
-        <w:trPr>
-          <w:trHeight w:val="320"/>
-          <w:jc w:val="center"/>
-        </w:trPr>
-        <w:tc>
-          <w:tcPr>
-            <w:tcW w:w="720" w:type="dxa"/>
-            <w:vAlign w:val="center"/>
-          </w:tcPr>
-          <w:p>
-            <w:pPr>
-              <w:pStyle w:val="tablecopy"/>
-              <w:rPr>
-                <w:sz w:val="8"/>
-                <w:szCs w:val="8"/>
-              </w:rPr>
-            </w:pPr>
-            <w:r>
-              <w:t>copy</w:t>
-            </w:r>
-          </w:p>
-        </w:tc>
-        <w:tc>
-          <w:tcPr>
-            <w:tcW w:w="2340" w:type="dxa"/>
-            <w:vAlign w:val="center"/>
-          </w:tcPr>
-          <w:p>
-            <w:pPr>
-              <w:pStyle w:val="tablecopy"/>
-            </w:pPr>
-            <w:r>
-              <w:t>More table copy</w:t>
-            </w:r>
-            <w:r>
-              <w:rPr>
-                <w:vertAlign w:val="superscript"/>
-              </w:rPr>
-              <w:t>a</w:t>
-            </w:r>
-          </w:p>
-        </w:tc>
-        <w:tc>
-          <w:tcPr>
-            <w:tcW w:w="900" w:type="dxa"/>
-            <w:vAlign w:val="center"/>
-          </w:tcPr>
-          <w:p>
-            <w:pPr>
-              <w:rPr>
-                <w:sz w:val="16"/>
-                <w:szCs w:val="16"/>
-              </w:rPr>
-            </w:pPr>
-          </w:p>
-        </w:tc>
-        <w:tc>
-          <w:tcPr>
-            <w:tcW w:w="900" w:type="dxa"/>
-            <w:vAlign w:val="center"/>
-          </w:tcPr>
-          <w:p>
-            <w:pPr>
-              <w:rPr>
-                <w:sz w:val="16"/>
-                <w:szCs w:val="16"/>
-              </w:rPr>
-            </w:pPr>
-          </w:p>
-        </w:tc>
-      </w:tr>
-    </w:tbl>
-    <w:p>
-      <w:pPr>
-        <w:pStyle w:val="tablefootnote"/>
-      </w:pPr>
-      <w:r>
-        <w:t xml:space="preserve">Sample </w:t>
-      </w:r>
-      <w:r>
-        <w:t>of</w:t>
-      </w:r>
-      <w:r>
-        <w:t xml:space="preserve"> a </w:t>
-      </w:r>
-      <w:r>
-        <w:t>Table</w:t>
-      </w:r>
-      <w:r>
-        <w:t xml:space="preserve"> </w:t>
-      </w:r>
-      <w:r>
-        <w:t>footnote</w:t>
-      </w:r>
-      <w:r>
-        <w:t xml:space="preserve">. </w:t>
-      </w:r>
-      <w:r>
-        <w:t>(</w:t>
-      </w:r>
-      <w:r>
-        <w:rPr>
-          <w:i/>
-        </w:rPr>
-        <w:t>Table footnote</w:t>
-      </w:r>
-      <w:r>
-        <w:t>)</w:t>
-      </w:r>
-      <w:r>
-        <w:t xml:space="preserve"> </w:t>
-      </w:r>
-    </w:p>
-    <w:p>
-      <w:pPr>
-        <w:pStyle w:val="tablefootnote"/>
-        <w:numPr>
-          <w:ilvl w:val="0"/>
-          <w:numId w:val="0"/>
-        </w:numPr>
-        <w:ind w:left="58" w:hanging="29"/>
-      </w:pPr>
-    </w:p>
-    <w:p>
-      <w:pPr>
-        <w:pStyle w:val="tablefootnote"/>
-        <w:keepNext/>
-        <w:numPr>
-          <w:ilvl w:val="0"/>
-          <w:numId w:val="0"/>
-        </w:numPr>
-        <w:ind w:left="29" w:right="240"/>
-        <w:jc w:val="left"/>
-      </w:pPr>
-      <w:r>
-        <w:pict w14:anchorId="4C2ECEC5">
-          <v:shape id="_x0000_i1027" type="#_x0000_t75" style="width:229pt;height:31.5pt" o:bordertopcolor="this" o:borderleftcolor="this" o:borderbottomcolor="this" o:borderrightcolor="this">
-            <v:imagedata r:id="rId11" o:title=""/>
-            <w10:bordertop type="single" width="8"/>
-            <w10:borderleft type="single" width="8"/>
-            <w10:borderbottom type="single" width="8"/>
-            <w10:borderright type="single" width="8"/>
-          </v:shape>
-        </w:pict>
-      </w:r>
-    </w:p>
-    <w:p>
-      <w:pPr>
-        <w:pStyle w:val="Figure"/>
-      </w:pPr>
-      <w:bookmarkStart w:id="2" w:name="_Ref98199099"/>
-      <w:bookmarkStart w:id="3" w:name="_Ref98199090"/>
-      <w:r>
-        <w:t xml:space="preserve">Figure </w:t>
-      </w:r>
-      <w:fldSimple w:instr=" SEQ Figure \* ARABIC ">
-        <w:r>
-          <w:rPr>
-            <w:noProof/>
-          </w:rPr>
-          <w:t>1</w:t>
-        </w:r>
-      </w:fldSimple>
-      <w:bookmarkEnd w:id="2"/>
-      <w:r>
-        <w:t xml:space="preserve"> Example Figure Caption</w:t>
-      </w:r>
-      <w:bookmarkEnd w:id="3"/>
-    </w:p>
-    <w:p>
-      <w:pPr>
-        <w:pStyle w:val="BodyText"/>
-      </w:pPr>
-      <w:r>
-        <w:t>Figure Labels: Use 8 point Times New Roman for Figure labels. Use words rather than symbols or abbreviations when writing Figure axis labels to avoid confusing the reader. As an example, write the quantity “Magnetization”, or “Magnetization, M”, not just “M”. If including units in the label, present them within parentheses. Do not label axes only with units. In the example, write “Magnetization (A/m)” or “Magnetization {A[m(1)]}”, not just “A/m”. Do not label axes</w:t>
-      </w:r>
-      <w:r>
-        <w:t xml:space="preserve"> </w:t>
-      </w:r>
-      <w:r>
-        <w:t>with a ratio of quantities and units. For example, write “Temperature (K)”, not “Temperature/K”.</w:t>
-      </w:r>
-    </w:p>
-    <w:p>
-      <w:pPr>
-        <w:pStyle w:val="Heading2"/>
-      </w:pPr>
-      <w:r>
-        <w:t xml:space="preserve"> Code Reference</w:t>
-      </w:r>
-      <w:r>
-        <w:t>s</w:t>
-      </w:r>
-      <w:r>
-        <w:t>:</w:t>
-      </w:r>
-    </w:p>
-    <w:p>
-      <w:pPr>
-        <w:jc w:val="both"/>
-      </w:pPr>
-      <w:r>
-        <w:t xml:space="preserve">      Referencing Code in your text should be avoid</w:t>
-      </w:r>
-      <w:r>
-        <w:t>ed</w:t>
-      </w:r>
-      <w:r>
-        <w:t xml:space="preserve"> unless necessary. In such case</w:t>
-      </w:r>
-      <w:r>
-        <w:t>s</w:t>
-      </w:r>
-      <w:r>
-        <w:t xml:space="preserve"> it can be inserted as</w:t>
-      </w:r>
-      <w:r>
-        <w:t xml:space="preserve"> a listing as shown in </w:t>
-      </w:r>
-      <w:r>
-        <w:fldChar w:fldCharType="begin"/>
-      </w:r>
-      <w:r>
-        <w:instrText xml:space="preserve"> REF _Ref97556749 \h </w:instrText>
-      </w:r>
-      <w:r>
-        <w:fldChar w:fldCharType="separate"/>
-      </w:r>
-      <w:r>
-        <w:rPr>
-          <w:b/>
-          <w:bCs/>
-        </w:rPr>
-        <w:t>Error! Reference source not found.</w:t>
-      </w:r>
-      <w:r>
-        <w:fldChar w:fldCharType="end"/>
-      </w:r>
-      <w:r>
-        <w:t xml:space="preserve"> </w:t>
-      </w:r>
-    </w:p>
-    <w:p>
-      <w:pPr>
-        <w:pStyle w:val="Code"/>
-      </w:pPr>
-      <w:r>
-        <w:t xml:space="preserve">Listing </w:t>
-      </w:r>
-      <w:fldSimple w:instr=" SEQ Listing \* ARABIC ">
-        <w:r>
-          <w:rPr>
-            <w:noProof/>
-          </w:rPr>
-          <w:t>1</w:t>
-        </w:r>
-      </w:fldSimple>
       <w:r>
         <w:t xml:space="preserve"> Code Reference Example</w:t>
       </w:r>
@@ -2162,8 +1807,21 @@
                   <w:pPr>
                     <w:jc w:val="left"/>
                   </w:pPr>
+                  <w:proofErr w:type="spellStart"/>
                   <w:r>
-                    <w:t>Console.WriteLine(“Referencing code”, var);</w:t>
+                    <w:t>Console.WriteLine</w:t>
+                  </w:r>
+                  <w:proofErr w:type="spellEnd"/>
+                  <w:r>
+                    <w:t xml:space="preserve">(“Referencing code”, </w:t>
+                  </w:r>
+                  <w:proofErr w:type="spellStart"/>
+                  <w:r>
+                    <w:t>var</w:t>
+                  </w:r>
+                  <w:proofErr w:type="spellEnd"/>
+                  <w:r>
+                    <w:t>);</w:t>
                   </w:r>
                 </w:p>
                 <w:p>
@@ -2265,27 +1923,41 @@
       <w:pPr>
         <w:pStyle w:val="Code"/>
       </w:pPr>
-      <w:bookmarkStart w:id="4" w:name="_Ref98200691"/>
-      <w:bookmarkStart w:id="5" w:name="_Ref98200677"/>
+      <w:bookmarkStart w:id="2" w:name="_Ref98200691"/>
+      <w:bookmarkStart w:id="3" w:name="_Ref98200677"/>
       <w:r>
         <w:t xml:space="preserve">Listing </w:t>
       </w:r>
-      <w:fldSimple w:instr=" SEQ Listing \* ARABIC ">
-        <w:r>
-          <w:rPr>
-            <w:noProof/>
-          </w:rPr>
-          <w:t>2</w:t>
-        </w:r>
-      </w:fldSimple>
-      <w:bookmarkEnd w:id="4"/>
+      <w:r>
+        <w:fldChar w:fldCharType="begin"/>
+      </w:r>
+      <w:r>
+        <w:instrText xml:space="preserve"> SEQ Listing \* ARABIC </w:instrText>
+      </w:r>
+      <w:r>
+        <w:fldChar w:fldCharType="separate"/>
+      </w:r>
+      <w:r>
+        <w:rPr>
+          <w:noProof/>
+        </w:rPr>
+        <w:t>2</w:t>
+      </w:r>
+      <w:r>
+        <w:rPr>
+          <w:noProof/>
+        </w:rPr>
+        <w:fldChar w:fldCharType="end"/>
+      </w:r>
+      <w:bookmarkEnd w:id="2"/>
       <w:r>
         <w:t xml:space="preserve"> </w:t>
       </w:r>
       <w:r>
         <w:t xml:space="preserve">Unit Test </w:t>
       </w:r>
-      <w:hyperlink r:id="rId12" w:anchor="L34-L49" w:history="1">
+      <w:hyperlink r:id="rId20" w:anchor="L34-L49" w:history="1">
+        <w:proofErr w:type="spellStart"/>
         <w:r>
           <w:rPr>
             <w:rStyle w:val="Hyperlink"/>
@@ -2293,8 +1965,9 @@
           </w:rPr>
           <w:t>EncodeDateTimeTest</w:t>
         </w:r>
+        <w:proofErr w:type="spellEnd"/>
       </w:hyperlink>
-      <w:bookmarkEnd w:id="5"/>
+      <w:bookmarkEnd w:id="3"/>
     </w:p>
     <w:p>
       <w:r>
@@ -2307,7 +1980,25 @@
                     <w:jc w:val="left"/>
                   </w:pPr>
                   <w:r>
-                    <w:t>public void EncodeDateTimeTest(int w, double r, …)</w:t>
+                    <w:t xml:space="preserve">public void </w:t>
+                  </w:r>
+                  <w:proofErr w:type="spellStart"/>
+                  <w:proofErr w:type="gramStart"/>
+                  <w:r>
+                    <w:t>EncodeDateTimeTest</w:t>
+                  </w:r>
+                  <w:proofErr w:type="spellEnd"/>
+                  <w:r>
+                    <w:t>(</w:t>
+                  </w:r>
+                  <w:proofErr w:type="spellStart"/>
+                  <w:proofErr w:type="gramEnd"/>
+                  <w:r>
+                    <w:t>int</w:t>
+                  </w:r>
+                  <w:proofErr w:type="spellEnd"/>
+                  <w:r>
+                    <w:t xml:space="preserve"> w, double r, …)</w:t>
                   </w:r>
                 </w:p>
                 <w:p>
@@ -2331,7 +2022,15 @@
                     <w:jc w:val="left"/>
                   </w:pPr>
                   <w:r>
-                    <w:t xml:space="preserve">        DateTimeEncoderExperimental encoder = new…</w:t>
+                    <w:t xml:space="preserve">        </w:t>
+                  </w:r>
+                  <w:proofErr w:type="spellStart"/>
+                  <w:r>
+                    <w:t>DateTimeEncoderExperimental</w:t>
+                  </w:r>
+                  <w:proofErr w:type="spellEnd"/>
+                  <w:r>
+                    <w:t xml:space="preserve"> encoder = new…</w:t>
                   </w:r>
                 </w:p>
                 <w:p>
@@ -2339,7 +2038,25 @@
                     <w:jc w:val="left"/>
                   </w:pPr>
                   <w:r>
-                    <w:t xml:space="preserve">        var result = encoder.Encode(input);</w:t>
+                    <w:t xml:space="preserve">        </w:t>
+                  </w:r>
+                  <w:proofErr w:type="spellStart"/>
+                  <w:r>
+                    <w:t>var</w:t>
+                  </w:r>
+                  <w:proofErr w:type="spellEnd"/>
+                  <w:r>
+                    <w:t xml:space="preserve"> result = </w:t>
+                  </w:r>
+                  <w:proofErr w:type="spellStart"/>
+                  <w:proofErr w:type="gramStart"/>
+                  <w:r>
+                    <w:t>encoder.Encode</w:t>
+                  </w:r>
+                  <w:proofErr w:type="spellEnd"/>
+                  <w:proofErr w:type="gramEnd"/>
+                  <w:r>
+                    <w:t>(input);</w:t>
                   </w:r>
                 </w:p>
                 <w:p>
@@ -2355,7 +2072,25 @@
                     <w:jc w:val="left"/>
                   </w:pPr>
                   <w:r>
-                    <w:t xml:space="preserve">        Assert.IsTrue(result.SequenceEqual(expected…</w:t>
+                    <w:t xml:space="preserve">        </w:t>
+                  </w:r>
+                  <w:proofErr w:type="spellStart"/>
+                  <w:r>
+                    <w:t>Assert.IsTrue</w:t>
+                  </w:r>
+                  <w:proofErr w:type="spellEnd"/>
+                  <w:r>
+                    <w:t>(</w:t>
+                  </w:r>
+                  <w:proofErr w:type="spellStart"/>
+                  <w:proofErr w:type="gramStart"/>
+                  <w:r>
+                    <w:t>result.SequenceEqual</w:t>
+                  </w:r>
+                  <w:proofErr w:type="spellEnd"/>
+                  <w:proofErr w:type="gramEnd"/>
+                  <w:r>
+                    <w:t>(expected…</w:t>
                   </w:r>
                 </w:p>
                 <w:p>
@@ -2378,79 +2113,62 @@
         <w:pStyle w:val="Heading5"/>
       </w:pPr>
       <w:r>
+        <w:t>Acknowledgment</w:t>
+      </w:r>
+      <w:r>
+        <w:t xml:space="preserve"> </w:t>
+      </w:r>
+    </w:p>
+    <w:p>
+      <w:pPr>
+        <w:pStyle w:val="BodyText"/>
+      </w:pPr>
+      <w:r>
         <w:lastRenderedPageBreak/>
-        <w:t>Acknowledgment</w:t>
-      </w:r>
-      <w:r>
+        <w:t>The preferred spelling of the word “acknowledgment” in America is without an “e” after the “g</w:t>
+      </w:r>
+      <w:r>
+        <w:t>”. Avoid the stilted expression “</w:t>
+      </w:r>
+      <w:proofErr w:type="spellStart"/>
+      <w:r>
+        <w:rPr>
+          <w:lang w:val="en-US"/>
+        </w:rPr>
+        <w:t>o</w:t>
+      </w:r>
+      <w:r>
+        <w:t>ne</w:t>
+      </w:r>
+      <w:proofErr w:type="spellEnd"/>
+      <w:r>
+        <w:t xml:space="preserve"> of us (R. B. G.) thanks </w:t>
+      </w:r>
+      <w:r>
+        <w:t>...</w:t>
+      </w:r>
+      <w:r>
+        <w:rPr>
+          <w:lang w:val="en-US"/>
+        </w:rPr>
+        <w:t xml:space="preserve">”.  </w:t>
+      </w:r>
+      <w:r>
+        <w:t>Instead, try “R. B. G. thanks</w:t>
+      </w:r>
+      <w:r>
+        <w:t>...</w:t>
+      </w:r>
+      <w:r>
+        <w:t>”.</w:t>
+      </w:r>
+      <w:r>
+        <w:rPr>
+          <w:lang w:val="en-US"/>
+        </w:rPr>
         <w:t xml:space="preserve"> </w:t>
       </w:r>
       <w:r>
-        <w:rPr>
-          <w:i/>
-          <w:iCs/>
-        </w:rPr>
-        <w:t>(</w:t>
-      </w:r>
-      <w:r>
-        <w:rPr>
-          <w:i/>
-          <w:iCs/>
-          <w:smallCaps w:val="0"/>
-        </w:rPr>
-        <w:t>Heading 5</w:t>
-      </w:r>
-      <w:r>
-        <w:rPr>
-          <w:i/>
-          <w:iCs/>
-        </w:rPr>
-        <w:t>)</w:t>
-      </w:r>
-    </w:p>
-    <w:p>
-      <w:pPr>
-        <w:pStyle w:val="BodyText"/>
-      </w:pPr>
-      <w:r>
-        <w:t>The preferred spelling of the word “acknowledgment” in America is without an “e” after the “g</w:t>
-      </w:r>
-      <w:r>
-        <w:t>”. Avoid the stilted expression “</w:t>
-      </w:r>
-      <w:r>
-        <w:rPr>
-          <w:lang w:val="en-US"/>
-        </w:rPr>
-        <w:t>o</w:t>
-      </w:r>
-      <w:r>
-        <w:t xml:space="preserve">ne of us (R. B. G.) thanks </w:t>
-      </w:r>
-      <w:r>
-        <w:t>...</w:t>
-      </w:r>
-      <w:r>
-        <w:rPr>
-          <w:lang w:val="en-US"/>
-        </w:rPr>
-        <w:t xml:space="preserve">”.  </w:t>
-      </w:r>
-      <w:r>
-        <w:t>Instead, try “R. B. G. thanks</w:t>
-      </w:r>
-      <w:r>
-        <w:t>...</w:t>
-      </w:r>
-      <w:r>
-        <w:t>”.</w:t>
-      </w:r>
-      <w:r>
-        <w:rPr>
-          <w:lang w:val="en-US"/>
-        </w:rPr>
-        <w:t xml:space="preserve"> </w:t>
-      </w:r>
-      <w:r>
         <w:t>Put spons</w:t>
       </w:r>
       <w:r>
@@ -2468,107 +2186,6 @@
         <w:t>References</w:t>
       </w:r>
     </w:p>
-    <w:p>
-      <w:pPr>
-        <w:pStyle w:val="BodyText"/>
-      </w:pPr>
-      <w:r>
-        <w:t>The template will number citations consecutively within brackets [1]. The sentence punctuation follows the bracket [2]. Refer simply to the reference number, as in [3]—do not use “Ref. [3]” or “reference [3]” except at the beginning of a sentence: “Reference [3] was the first</w:t>
-      </w:r>
-      <w:r>
-        <w:rPr>
-          <w:lang w:val="en-US"/>
-        </w:rPr>
-        <w:t xml:space="preserve"> </w:t>
-      </w:r>
-      <w:r>
-        <w:t>...</w:t>
-      </w:r>
-      <w:r>
-        <w:t>”</w:t>
-      </w:r>
-    </w:p>
-    <w:p>
-      <w:pPr>
-        <w:pStyle w:val="BodyText"/>
-      </w:pPr>
-      <w:r>
-        <w:t>Number footnotes separately in superscripts. Place the actual footnote at the bottom of the column in which it was cited. Do not put footnotes in the</w:t>
-      </w:r>
-      <w:r>
-        <w:rPr>
-          <w:lang w:val="en-US"/>
-        </w:rPr>
-        <w:t xml:space="preserve"> abstract or</w:t>
-      </w:r>
-      <w:r>
-        <w:t xml:space="preserve"> reference list. Use letters for table footnotes.</w:t>
-      </w:r>
-    </w:p>
-    <w:p>
-      <w:pPr>
-        <w:pStyle w:val="BodyText"/>
-      </w:pPr>
-      <w:r>
-        <w:t>Unless there are six au</w:t>
-      </w:r>
-      <w:r>
-        <w:t>thors or more give all authors</w:t>
-      </w:r>
-      <w:r>
-        <w:rPr>
-          <w:lang w:val="en-US"/>
-        </w:rPr>
-        <w:t xml:space="preserve">’ </w:t>
-      </w:r>
-      <w:r>
-        <w:t>names; do not use “et al.”. Papers that have not been published, even if they have been submitted for publication, should be cited as “unpublished” [4]. Papers that have been accepted for publication should be cited as “in press” [5]. Capitalize only the first word in a paper title, except for proper nouns and element symbols.</w:t>
-      </w:r>
-    </w:p>
-    <w:p>
-      <w:pPr>
-        <w:pStyle w:val="BodyText"/>
-      </w:pPr>
-      <w:r>
-        <w:rPr>
-          <w:lang w:eastAsia="en-US"/>
-        </w:rPr>
-        <w:pict w14:anchorId="4A67007D">
-          <v:shape id="_x0000_s1032" type="#_x0000_t202" style="position:absolute;left:0;text-align:left;margin-left:-1.5pt;margin-top:19.4pt;width:252pt;height:90pt;z-index:-1;mso-wrap-edited:f;mso-position-horizontal-relative:margin" wrapcoords="-64 0 -64 21600 21664 21600 21664 0 -64 0">
-            <v:textbox style="mso-next-textbox:#_x0000_s1032">
-              <w:txbxContent>
-                <w:p>
-                  <w:pPr>
-                    <w:pStyle w:val="BodyText"/>
-                  </w:pPr>
-                  <w:r>
-                    <w:t>We suggest that you use a text box to insert a graphic (which is ideally a 300 dpi TIFF or EPS file, with all fonts embedded) because, in an MSW document, this method is somewhat more stable than directly inserting a picture.</w:t>
-                  </w:r>
-                </w:p>
-                <w:p>
-                  <w:pPr>
-                    <w:pStyle w:val="BodyText"/>
-                  </w:pPr>
-                  <w:r>
-                    <w:t>To have non-visible rules on your frame, use the MSWord “Format” pull-down menu, select Text Box &gt; Colors and Lines to choose No Fill and No Line.</w:t>
-                  </w:r>
-                </w:p>
-              </w:txbxContent>
-            </v:textbox>
-            <w10:wrap type="tight" anchorx="margin"/>
-          </v:shape>
-        </w:pict>
-      </w:r>
-      <w:r>
-        <w:t xml:space="preserve">For </w:t>
-      </w:r>
-      <w:r>
-        <w:t>papers</w:t>
-      </w:r>
-      <w:r>
-        <w:t xml:space="preserve"> published in translation journals, please give the English citation first, followed by the original foreign-language citation [6].</w:t>
-      </w:r>
-    </w:p>
     <w:p/>
     <w:p>
       <w:pPr>
@@ -2591,6 +2208,7 @@
         <w:pStyle w:val="references"/>
       </w:pPr>
       <w:r>
+        <w:lastRenderedPageBreak/>
         <w:t>K. Nakata, Y. Ng, D. Miyashita, A. Maki, Y.-C. Lin, and J. Deguchi, "Revisiting a kNN-based image classification system with high-capacity storage," arXiv:2204.01186 [cs.CV], Apr. 2022</w:t>
       </w:r>
     </w:p>
@@ -2811,8 +2429,21 @@
             <w:pStyle w:val="Header"/>
           </w:pPr>
           <w:r>
-            <w:t>by Damir Dobric / Andreas Pech</w:t>
+            <w:t xml:space="preserve">by </w:t>
           </w:r>
+          <w:proofErr w:type="spellStart"/>
+          <w:r>
+            <w:t>Damir</w:t>
+          </w:r>
+          <w:proofErr w:type="spellEnd"/>
+          <w:r>
+            <w:t xml:space="preserve"> Dobric / Andreas </w:t>
+          </w:r>
+          <w:proofErr w:type="spellStart"/>
+          <w:r>
+            <w:t>Pech</w:t>
+          </w:r>
+          <w:proofErr w:type="spellEnd"/>
         </w:p>
         <w:p>
           <w:pPr>
@@ -4619,6 +4250,7 @@
   <w:style w:type="paragraph" w:default="1" w:styleId="Normal">
     <w:name w:val="Normal"/>
     <w:qFormat/>
+    <w:rsid w:val="00125CD5"/>
     <w:pPr>
       <w:jc w:val="center"/>
     </w:pPr>
@@ -4745,7 +4377,6 @@
   <w:style w:type="character" w:default="1" w:styleId="DefaultParagraphFont">
     <w:name w:val="Default Paragraph Font"/>
     <w:uiPriority w:val="1"/>
-    <w:semiHidden/>
     <w:unhideWhenUsed/>
   </w:style>
   <w:style w:type="table" w:default="1" w:styleId="TableNormal">
@@ -5491,7 +5122,7 @@
 </file>
 
 <file path=customXml/itemProps1.xml><?xml version="1.0" encoding="utf-8"?>
-<ds:datastoreItem xmlns:ds="http://schemas.openxmlformats.org/officeDocument/2006/customXml" ds:itemID="{06FE46F7-ADCD-4A22-9AEB-4D7339584BCC}">
+<ds:datastoreItem xmlns:ds="http://schemas.openxmlformats.org/officeDocument/2006/customXml" ds:itemID="{B8EB30A8-A335-4B9E-B1F9-5211F6421B44}">
   <ds:schemaRefs>
     <ds:schemaRef ds:uri="http://schemas.openxmlformats.org/officeDocument/2006/bibliography"/>
   </ds:schemaRefs>

--- a/source/MySEProject/Documentation/Report_ML 2425-01 Investigate Image Reconstruction by using Classifiers.docx
+++ b/source/MySEProject/Documentation/Report_ML 2425-01 Investigate Image Reconstruction by using Classifiers.docx
@@ -983,21 +983,7 @@
       </w:r>
       <w:proofErr w:type="gramEnd"/>
       <w:r>
-        <w:t xml:space="preserve"> For better pattern recognition and noise resistance, the HTM-based reconstruction uses sparse distributed representations (SDRs</w:t>
-      </w:r>
-      <w:proofErr w:type="gramStart"/>
-      <w:r>
-        <w:t>)</w:t>
-      </w:r>
-      <w:r>
-        <w:t>[</w:t>
-      </w:r>
-      <w:proofErr w:type="gramEnd"/>
-      <w:r>
-        <w:t>5]</w:t>
-      </w:r>
-      <w:r>
-        <w:t>, which makes the outcome more structured and easy to understand. Thus, the shape of the numbers is maintained, and noise is reduced. While it may maintain local pixel correlations, the k-NN-based reconstruction misses the global structure, so the HTM result is distorted. Since HTM is more efficient in computation, it is better suited for regular usage. The results show that the latter lacks picture reconstruction when comparing HTM to k-NN. The improved clarity, structural integrity, and noise resistance make it a potential tool for precise and efficient work.</w:t>
+        <w:t xml:space="preserve"> For better pattern recognition and noise resistance, the HTM-based reconstruction uses sparse distributed representations (SDRs), which makes the outcome more structured and easy to understand. Thus, the shape of the numbers is maintained, and noise is reduced. While it may maintain local pixel correlations, the k-NN-based reconstruction misses the global structure, so the HTM result is distorted. Since HTM is more efficient in computation, it is better suited for regular usage. The results show that the latter lacks picture reconstruction when comparing HTM to k-NN. The improved clarity, structural integrity, and noise resistance make it a potential tool for precise and efficient work.</w:t>
       </w:r>
     </w:p>
     <w:p>
@@ -1599,21 +1585,21 @@
         <w:rPr>
           <w:lang w:val="en-US"/>
         </w:rPr>
-        <w:t xml:space="preserve">  HTM demonstrated improved performance, primarily due to its biologically inspired architecture.   The spatial pooler effectively recognized hierarchical patterns, while the temporal memory component enhanced noise resistance and generalization.   This allowed HTM to reconstruct images with improved quality, even when the input data displayed variations or noise.   The iterative training cycles (20 iterations) improved the model's ability to obtain meaningful representations, producing SDRs that closely mirrored the original images.   The effectiveness of HTM arises from its sparse coding mechanism, which emphasizes global feature extraction over local pixel matching, making it particularly adept at jobs requiring structural coherence. The performance of KNN was constrained by its reliance on direct pixel comparisons and localized similarity </w:t>
-      </w:r>
-      <w:proofErr w:type="spellStart"/>
-      <w:r>
-        <w:rPr>
-          <w:lang w:val="en-US"/>
-        </w:rPr>
-        <w:t>measures.KNN</w:t>
-      </w:r>
-      <w:proofErr w:type="spellEnd"/>
-      <w:r>
-        <w:rPr>
-          <w:lang w:val="en-US"/>
-        </w:rPr>
-        <w:t xml:space="preserve"> produced good outcomes with similar images in the training set but had difficulties with generalization, especially with inputs that deviated from the training distribution.   The absence of hierarchical feature integration in KNN led to reconstructions that often displayed inadequate global consistency, evidenced by reduced similarity scores. Due to its simplicity and computation efficiency, KNN is a suitable option for small- or low-complexity projects where real-time speed is more important than reconstruction quality. There is an apparent tradeoff between the two approaches, which can be achieved in the comparison.</w:t>
+        <w:t xml:space="preserve">  HTM demonstrated improved performance, primarily due to its biologically inspired architecture.   The spatial pooler effectively recognized hierarchical patterns, while the temporal memory component enhanced noise resistance and generalization.   This allowed HTM to reconstruct images with improved quality, even when the input data displayed variations or noise.   The iterative training cycles (20 iterations) improved the model's ability to obtain meaningful representations, producing SDRs that closely mirrored the original images.   The effectiveness of HTM arises from its sparse coding mechanism, which emphasizes global feature extraction over local pixel matching, making it particularly adept at jobs requiring structural coherence. The performance of KNN was constrained by its reliance on direct pixel comparisons and localized similarity measures.</w:t>
+      </w:r>
+    </w:p>
+    <w:p>
+      <w:pPr>
+        <w:pStyle w:val="BodyText"/>
+        <w:rPr>
+          <w:lang w:val="en-US"/>
+        </w:rPr>
+      </w:pPr>
+      <w:r>
+        <w:rPr>
+          <w:lang w:val="en-US"/>
+        </w:rPr>
+        <w:t>KNN produced good outcomes with similar images in the training set but had difficulties with generalization, especially with inputs that deviated from the training distribution.   The absence of hierarchical feature integration in KNN led to reconstructions that often displayed inadequate global consistency, evidenced by reduced similarity scores. Due to its simplicity and computation efficiency, KNN is a suitable option for small- or low-complexity projects where real-time speed is more important than reconstruction quality. There is an apparent tradeoff between the two approaches, which can be achieved in the comparison.</w:t>
       </w:r>
     </w:p>
     <w:p>
@@ -2125,42 +2111,39 @@
       </w:pPr>
       <w:r>
         <w:lastRenderedPageBreak/>
-        <w:t>The preferred spelling of the word “acknowledgment” in America is without an “e” after the “g</w:t>
-      </w:r>
-      <w:r>
-        <w:t>”. Avoid the stilted expression “</w:t>
+        <w:t>We thank the expert guidance of</w:t>
+      </w:r>
+      <w:r>
+        <w:rPr>
+          <w:lang w:val="en-US"/>
+        </w:rPr>
+        <w:t xml:space="preserve"> Prof.</w:t>
+      </w:r>
+      <w:r>
+        <w:t xml:space="preserve"> Dr. </w:t>
       </w:r>
       <w:proofErr w:type="spellStart"/>
       <w:r>
-        <w:rPr>
-          <w:lang w:val="en-US"/>
-        </w:rPr>
-        <w:t>o</w:t>
-      </w:r>
-      <w:r>
-        <w:t>ne</w:t>
+        <w:t>Demir</w:t>
       </w:r>
       <w:proofErr w:type="spellEnd"/>
       <w:r>
-        <w:t xml:space="preserve"> of us (R. B. G.) thanks </w:t>
-      </w:r>
-      <w:r>
-        <w:t>...</w:t>
-      </w:r>
-      <w:r>
-        <w:rPr>
-          <w:lang w:val="en-US"/>
-        </w:rPr>
-        <w:t xml:space="preserve">”.  </w:t>
-      </w:r>
-      <w:r>
-        <w:t>Instead, try “R. B. G. thanks</w:t>
-      </w:r>
-      <w:r>
-        <w:t>...</w:t>
-      </w:r>
-      <w:r>
-        <w:t>”.</w:t>
+        <w:t xml:space="preserve"> Dobric and Frankfurt University of Applied Scie</w:t>
+      </w:r>
+      <w:r>
+        <w:t>nces for their academic support</w:t>
+      </w:r>
+      <w:r>
+        <w:t>.</w:t>
+      </w:r>
+      <w:r>
+        <w:rPr>
+          <w:lang w:val="en-US"/>
+        </w:rPr>
+        <w:t xml:space="preserve"> All authors</w:t>
+      </w:r>
+      <w:r>
+        <w:t xml:space="preserve"> including</w:t>
       </w:r>
       <w:r>
         <w:rPr>
@@ -2169,13 +2152,38 @@
         <w:t xml:space="preserve"> </w:t>
       </w:r>
       <w:r>
-        <w:t>Put spons</w:t>
-      </w:r>
-      <w:r>
-        <w:t>or acknowledgments in the unnum</w:t>
-      </w:r>
-      <w:r>
-        <w:t>bered footnote on the first page.</w:t>
+        <w:t xml:space="preserve">Wahab Abdul, Rashid </w:t>
+      </w:r>
+      <w:proofErr w:type="spellStart"/>
+      <w:r>
+        <w:t>Romana</w:t>
+      </w:r>
+      <w:proofErr w:type="spellEnd"/>
+      <w:r>
+        <w:t>, and</w:t>
+      </w:r>
+      <w:r>
+        <w:t xml:space="preserve"> Tasnim Nabila </w:t>
+      </w:r>
+      <w:proofErr w:type="spellStart"/>
+      <w:r>
+        <w:t>Nishat</w:t>
+      </w:r>
+      <w:proofErr w:type="spellEnd"/>
+      <w:r>
+        <w:t xml:space="preserve"> have equally contributed in co</w:t>
+      </w:r>
+      <w:r>
+        <w:rPr>
+          <w:lang w:val="en-US"/>
+        </w:rPr>
+        <w:t xml:space="preserve">mpleting of </w:t>
+      </w:r>
+      <w:r>
+        <w:t>this project</w:t>
+      </w:r>
+      <w:r>
+        <w:t xml:space="preserve"> together.</w:t>
       </w:r>
     </w:p>
     <w:p>
@@ -5122,7 +5130,7 @@
 </file>
 
 <file path=customXml/itemProps1.xml><?xml version="1.0" encoding="utf-8"?>
-<ds:datastoreItem xmlns:ds="http://schemas.openxmlformats.org/officeDocument/2006/customXml" ds:itemID="{B8EB30A8-A335-4B9E-B1F9-5211F6421B44}">
+<ds:datastoreItem xmlns:ds="http://schemas.openxmlformats.org/officeDocument/2006/customXml" ds:itemID="{CB7A6FC1-7F4D-4117-9E1B-BF9DC4BA169B}">
   <ds:schemaRefs>
     <ds:schemaRef ds:uri="http://schemas.openxmlformats.org/officeDocument/2006/bibliography"/>
   </ds:schemaRefs>

--- a/source/MySEProject/Documentation/Report_ML 2425-01 Investigate Image Reconstruction by using Classifiers.docx
+++ b/source/MySEProject/Documentation/Report_ML 2425-01 Investigate Image Reconstruction by using Classifiers.docx
@@ -250,44 +250,7 @@
         <w:t>aking, and diagnostic precision. In this project</w:t>
       </w:r>
       <w:r>
-        <w:t xml:space="preserve">, the feasibility of employing K-Nearest Neighbors (KNN) and HTM classifiers within the Hierarchical Temporal Memory (HTM) framework to reconstruct images from Sparse Distributed Representations (SDRs) is examined. Biologically based HTM is an ideal model for sequence learning and anomaly detection, as it replicates the principles of cortical learning. The purpose of this endeavor is to employ classification methods to reverse the SDR encoding process and retrieve the original input images. We propose a modified classification-based reconstruction framework that utilizes the </w:t>
-      </w:r>
-      <w:proofErr w:type="spellStart"/>
-      <w:r>
-        <w:t>IClassifier</w:t>
-      </w:r>
-      <w:proofErr w:type="spellEnd"/>
-      <w:r>
-        <w:t xml:space="preserve"> interface to broaden the scope of the </w:t>
-      </w:r>
-      <w:proofErr w:type="spellStart"/>
-      <w:r>
-        <w:t>SpatialLearning</w:t>
-      </w:r>
-      <w:proofErr w:type="spellEnd"/>
-      <w:r>
-        <w:t xml:space="preserve"> experiment. The proposed method approximates the original inputs by utilizing KNN and HTM classifiers and stores image data in SDRs using an </w:t>
-      </w:r>
-      <w:proofErr w:type="spellStart"/>
-      <w:proofErr w:type="gramStart"/>
-      <w:r>
-        <w:t>ImageEncoder</w:t>
-      </w:r>
-      <w:proofErr w:type="spellEnd"/>
-      <w:r>
-        <w:t>..</w:t>
-      </w:r>
-      <w:proofErr w:type="gramEnd"/>
-      <w:r>
-        <w:t xml:space="preserve"> In addition to qualitative visual comparisons, the </w:t>
-      </w:r>
-      <w:proofErr w:type="spellStart"/>
-      <w:r>
-        <w:t>NeocortexApi</w:t>
-      </w:r>
-      <w:proofErr w:type="spellEnd"/>
-      <w:r>
-        <w:t xml:space="preserve"> quantitative similarity measures are employed to evaluate the reconstruction accuracy. Every classifier's ability to replicate high-dimensional data is demonstrated through an exhaustive performance analysis. According to experimental findings, classification-based SDR inversion is feasible and exhibits a range of reconstruction quality, contingent upon the classifier utilized. This investigation enhances HTM-based image reconstruction and establishes a foundation for subsequent investigations that aim to enhance the reversibility of SDRs within biologically inspired machine learning architectures.</w:t>
+        <w:t>, the feasibility of employing K-Nearest Neighbors (KNN) and HTM classifiers within the Hierarchical Temporal Memory (HTM) framework to reconstruct images from Sparse Distributed Representations (SDRs) is examined. Biologically based HTM is an ideal model for sequence learning and anomaly detection, as it replicates the principles of cortical learning. The purpose of this endeavor is to employ classification methods to reverse the SDR encoding process and retrieve the original input images. We propose a modified classification-based reconstruction framework that utilizes the IClassifier interface to broaden the scope of the SpatialLearning experiment. The proposed method approximates the original inputs by utilizing KNN and HTM classifiers and stores image data in SDRs using an ImageEncoder.. In addition to qualitative visual comparisons, the NeocortexApi quantitative similarity measures are employed to evaluate the reconstruction accuracy. Every classifier's ability to replicate high-dimensional data is demonstrated through an exhaustive performance analysis. According to experimental findings, classification-based SDR inversion is feasible and exhibits a range of reconstruction quality, contingent upon the classifier utilized. This investigation enhances HTM-based image reconstruction and establishes a foundation for subsequent investigations that aim to enhance the reversibility of SDRs within biologically inspired machine learning architectures.</w:t>
       </w:r>
     </w:p>
     <w:p>
@@ -361,35 +324,45 @@
         <w:rPr>
           <w:lang w:val="en-US"/>
         </w:rPr>
-        <w:t xml:space="preserve"> from incomplete, noisy, or partial data is the basic challenge in image reconstruction in computer vision, machine learning, and artificial intelligence. Improving the performance of many applications, including medical imaging, autonomous systems, and pattern recognition [1, 2], depends on this process. Widely- used conventional image reconstruction techniques include compressive sensing, imprinting, and interpolation. But the growth of machine learning techniques, especially classification-based methods like K-Nearest Neighbors (KNN) and Hierarchical Temporal Memory (HTM) [3], has opened up new ways to improve the accuracy and speed of picture reconstruction. These methods help models understand the fundamental patterns in an image collection, enabling more exact reconstructions even in </w:t>
+        <w:t xml:space="preserve"> from incomplete, noisy, or partial data is the basic challenge in image reconstruction in computer vision, machine learning, and artificial intelligence. Improving the performance of many applications, including medical imaging, autonomous systems, and pattern recognition [1, 2</w:t>
+      </w:r>
+      <w:r>
+        <w:rPr>
+          <w:lang w:val="en-US"/>
+        </w:rPr>
+        <w:t>, 3</w:t>
+      </w:r>
+      <w:r>
+        <w:rPr>
+          <w:lang w:val="en-US"/>
+        </w:rPr>
+        <w:t xml:space="preserve">], depends on this process. Widely- used conventional image reconstruction techniques include compressive sensing, imprinting, and interpolation. But the growth of machine learning techniques, especially classification-based methods like K-Nearest Neighbors (KNN) and Hierarchical Temporal Memory (HTM) [3], has opened up new ways to improve the accuracy and speed of picture reconstruction. These methods help models understand the fundamental patterns in an image collection, enabling more exact reconstructions even in </w:t>
       </w:r>
       <w:r>
         <w:rPr>
           <w:lang w:val="en-US"/>
         </w:rPr>
         <w:lastRenderedPageBreak/>
-        <w:t xml:space="preserve">extremely deteriorated circumstances. Particularly successful in tasks involving spatial and temporal learning, HTM is a scientifically inspired framework meant to replicate the neocortex [5]. The basic building blocks of HTM are Sparse Distributed Representations (SDRs), which are high-dimensional, sparse binary representations that can hold information well while being resistant to noise [6]. Although SDRs have shown promise in applications such as anomaly detection and sequence learning, their ability for picture reconstruction is still unmet. Conversely, a commonly used classification method, KNN, runs on feature similarity and has shown success in many pattern recognition challenges [7]. When used with SDR-based encoding systems, KNN is a good fit for reconstructing pictures as it uses the feature space of input data to identify class labels. The goal of this work is to create a classification-based way to rebuild pictures from SDR-encoded data that takes advantage of the best parts of HTM and KNN. This will create a new framework that strikes a good balance between how quickly the reconstruction is done and how well it looks. Image reconstruction has use in many important areas. Image reconstruction improves object identification, feature classification, and pattern recognition under demanding situations. Improved quality of reconstructed pictures will greatly increase the accuracy of categorization models [2]. Likewise, successful navigation and decision-making in autonomous systems—including robots and self-driving cars—rely on high-quality picture reconstruction. Autonomous systems often cope with partial or damaged pictures due to environmental constraints such as occlusions, low resolution, and bad illumination, so strong reconstruction methods [3] are often needed. Although autonomous cars depend on many sensors to detect their surroundings, real-world environments may include notable noise and missing data, which could affect decision-making procedures. Autonomous systems may get more accurate reconstructions by using machine learning methods such as KNN and HTM, therefore enhancing operating efficiency and safety. Another area where picture reconstruction is critical is medical imaging. Medical diagnosis and treatment planning depend critically on imaging methods like MRI, CT scans, and ultrasounds. But because of technology, patient mobility, or other outside variables, these imaging methods can provide noisy or incomplete data. By helping to rebuild the missing features, reconstruction techniques improve the quality of medical pictures and raise diagnostic accuracy [4]. Deep learning methods have particularly revolutionized medical image reconstruction by enabling high-fidelity restorations from sparse data. Still, the necessity of interpretable models </w:t>
+        <w:t>extremely deteriorated circumstances</w:t>
+      </w:r>
+      <w:r>
+        <w:rPr>
+          <w:lang w:val="en-US"/>
+        </w:rPr>
+        <w:t>[4].</w:t>
+      </w:r>
+      <w:r>
+        <w:rPr>
+          <w:lang w:val="en-US"/>
+        </w:rPr>
+        <w:t xml:space="preserve">Particularly successful in tasks involving spatial and temporal learning, HTM is a scientifically inspired framework meant to replicate the neocortex [5]. The basic building blocks of HTM are Sparse Distributed Representations (SDRs), which are high-dimensional, sparse binary representations that can hold information well while being resistant to noise [6]. Although SDRs have shown promise in applications such as anomaly detection and sequence learning, their ability for picture reconstruction is still unmet. Conversely, a commonly used classification method, KNN, runs on feature similarity and has shown success in many pattern recognition challenges [7]. When used with SDR-based encoding systems, KNN is a good fit for reconstructing pictures as it uses the feature space of input data to identify class labels. The goal of this work is to create a classification-based way to rebuild pictures from SDR-encoded data that takes advantage of the best parts of HTM and KNN. This will create a new framework that strikes a good balance between how quickly the reconstruction is done and how well it looks. Image reconstruction has use in many important areas. Image reconstruction improves object identification, feature classification, and pattern recognition under demanding situations. Improved quality of reconstructed pictures will greatly increase the accuracy of categorization models [2]. Likewise, successful navigation and decision-making in autonomous systems—including robots and self-driving cars—rely on high-quality picture reconstruction. Autonomous systems often cope with partial or damaged pictures due to environmental constraints such as occlusions, low resolution, and bad illumination, so strong reconstruction methods [3] are often needed. Although autonomous cars depend on many sensors to detect their surroundings, real-world environments may include notable noise and missing data, which could affect decision-making procedures. Autonomous systems may get more accurate reconstructions by using machine learning methods such as KNN and HTM, therefore enhancing operating efficiency and safety. Another area where picture reconstruction is critical is medical imaging. Medical diagnosis and treatment planning depend critically on imaging methods like MRI, CT scans, and ultrasounds. But because of technology, patient mobility, or other outside variables, these imaging methods can provide noisy or incomplete data. By helping to rebuild the missing features, reconstruction techniques improve the quality of medical pictures and raise diagnostic accuracy [4]. Deep learning methods have particularly revolutionized medical image reconstruction by enabling high-fidelity restorations from sparse data. Still, the necessity of interpretable models </w:t>
       </w:r>
       <w:r>
         <w:rPr>
           <w:lang w:val="en-US"/>
         </w:rPr>
         <w:lastRenderedPageBreak/>
-        <w:t xml:space="preserve">and computational restrictions emphasizes the need for investigating other approaches such as HTM and KNN. These techniques are fit for inclusion in clinical procedures, as they might possibly provide strong, effective answers that preserve high interpretability. Although deep learning-based methods have made significant progress in picture reconstruction, some difficulties continue to occur. The trade-off between reconstruction accuracy and processing economy is a main obstacle. Many modern reconstruction techniques need large computer resources, which limits their useful applicability in real-time situations such as autonomous driving and medical imaging [5]. Current approaches often struggle with incomplete or contaminated data, leading to poor reconstruction results. Usually requiring large datasets for training, traditional deep learning models are sensitive to changes in input quality. On the other hand, classification-based techniques like KNN and HTM provide a more flexible and computationally efficient substitute, which qualifies them for uses where real-time performance is crucial. Treating spatial interdependence and high-dimensional data representations presents another challenge in picture reconstruction. Pixel-wise interpolations are common in conventional techniques, which may not be able to adequately depict complicated spatial structures. SDRs, like the ones used in HTM, could be used instead because they record spatial connections in a dispersed way and improve generalization across multiple picture domains. Additionally, KNN relies on feature-space similarity to reconstruct pictures by finding similar patterns in the dataset. This process provides a simple but effective way to add missing data. These methods, when used together, may improve reconstructing pictures from sparse representations while still maintaining computational feasibility. In this work, we investigate whether it is feasible to reconstruct pictures from SDRs using HTM and KNN classifiers. The hierarchical structure of the human brain gave rise to the HTM architecture, which has been shown to be effective at tasks like sequence learning and finding outliers [6]. This work intends to improve HTM's spatial learning capacity by using the </w:t>
-      </w:r>
-      <w:proofErr w:type="spellStart"/>
-      <w:r>
-        <w:rPr>
-          <w:lang w:val="en-US"/>
-        </w:rPr>
-        <w:t>IClassifier</w:t>
-      </w:r>
-      <w:proofErr w:type="spellEnd"/>
-      <w:r>
-        <w:rPr>
-          <w:lang w:val="en-US"/>
-        </w:rPr>
-        <w:t xml:space="preserve"> interface, thereby exploiting KNN's power in similarity-based categorization. By means of this method, we want to create a classification-based reconstruction framework able to undo the SDR encoding process and restore the original input pictures. This study advances the larger area of classification-based image restoration methods in addition to offering an understanding of the relevance of SDRs for picture reconstruction. This work offers a computationally efficient and interpreted method applicable to many fields by solving the difficulties related to conventional deep learning models. In the end, the results of this study could provide fresh avenues for c</w:t>
+        <w:t>and computational restrictions emphasizes the need for investigating other approaches such as HTM and KNN. These techniques are fit for inclusion in clinical procedures, as they might possibly provide strong, effective answers that preserve high interpretability. Although deep learning-based methods have made significant progress in picture reconstruction, some difficulties continue to occur. The trade-off between reconstruction accuracy and processing economy is a main obstacle. Many modern reconstruction techniques need large computer resources, which limits their useful applicability in real-time situations such as autonomous driving and medical imaging [5]. Current approaches often struggle with incomplete or contaminated data, leading to poor reconstruction results. Usually requiring large datasets for training, traditional deep learning models are sensitive to changes in input quality. On the other hand, classification-based techniques like KNN and HTM provide a more flexible and computationally efficient substitute, which qualifies them for uses where real-time performance is crucial. Treating spatial interdependence and high-dimensional data representations presents another challenge in picture reconstruction. Pixel-wise interpolations are common in conventional techniques, which may not be able to adequately depict complicated spatial structures. SDRs, like the ones used in HTM, could be used instead because they record spatial connections in a dispersed way and improve generalization across multiple picture domains. Additionally, KNN relies on feature-space similarity to reconstruct pictures by finding similar patterns in the dataset. This process provides a simple but effective way to add missing data. These methods, when used together, may improve reconstructing pictures from sparse representations while still maintaining computational feasibility. In this work, we investigate whether it is feasible to reconstruct pictures from SDRs using HTM and KNN classifiers. The hierarchical structure of the human brain gave rise to the HTM architecture, which has been shown to be effective at tasks like sequence learning and finding outliers [6]. This work intends to improve HTM's spatial learning capacity by using the IClassifier interface, thereby exploiting KNN's power in similarity-based categorization. By means of this method, we want to create a classification-based reconstruction framework able to undo the SDR encoding process and restore the original input pictures. This study advances the larger area of classification-based image restoration methods in addition to offering an understanding of the relevance of SDRs for picture reconstruction. This work offers a computationally efficient and interpreted method applicable to many fields by solving the difficulties related to conventional deep learning models. In the end, the results of this study could provide fresh avenues for c</w:t>
       </w:r>
       <w:r>
         <w:rPr>
@@ -535,35 +508,7 @@
         <w:rPr>
           <w:lang w:val="en-US"/>
         </w:rPr>
-        <w:t xml:space="preserve">The first step towards achieving the goal of the project is to </w:t>
-      </w:r>
-      <w:proofErr w:type="spellStart"/>
-      <w:r>
-        <w:rPr>
-          <w:lang w:val="en-US"/>
-        </w:rPr>
-        <w:t>binarize</w:t>
-      </w:r>
-      <w:proofErr w:type="spellEnd"/>
-      <w:r>
-        <w:rPr>
-          <w:lang w:val="en-US"/>
-        </w:rPr>
-        <w:t xml:space="preserve"> the images located in the training folder. Each image is adjusted to a standard dimension of 28x28 pixels. This maintains a specific degree of consistency among the images. In the </w:t>
-      </w:r>
-      <w:proofErr w:type="spellStart"/>
-      <w:r>
-        <w:rPr>
-          <w:lang w:val="en-US"/>
-        </w:rPr>
-        <w:t>binarization</w:t>
-      </w:r>
-      <w:proofErr w:type="spellEnd"/>
-      <w:r>
-        <w:rPr>
-          <w:lang w:val="en-US"/>
-        </w:rPr>
-        <w:t xml:space="preserve"> step, each pixel of an image is converted to either white or black. More technically, the pixel gets assigned 0 if it’s white and 1 if it’s black. The after effect is that a Sparse Distributed Representation (SDR) is achieved that can undergo further operations.</w:t>
+        <w:t>The first step towards achieving the goal of the project is to binarize the images located in the training folder. Each image is adjusted to a standard dimension of 28x28 pixels. This maintains a specific degree of consistency among the images. In the binarization step, each pixel of an image is converted to either white or black. More technically, the pixel gets assigned 0 if it’s white and 1 if it’s black. The after effect is that a Sparse Distributed Representation (SDR) is achieved that can undergo further operations.</w:t>
       </w:r>
     </w:p>
     <w:p>
@@ -577,49 +522,7 @@
         <w:rPr>
           <w:lang w:val="en-US"/>
         </w:rPr>
-        <w:t xml:space="preserve">To complete the </w:t>
-      </w:r>
-      <w:proofErr w:type="spellStart"/>
-      <w:r>
-        <w:rPr>
-          <w:lang w:val="en-US"/>
-        </w:rPr>
-        <w:t>binarization</w:t>
-      </w:r>
-      <w:proofErr w:type="spellEnd"/>
-      <w:r>
-        <w:rPr>
-          <w:lang w:val="en-US"/>
-        </w:rPr>
-        <w:t xml:space="preserve">, the </w:t>
-      </w:r>
-      <w:proofErr w:type="spellStart"/>
-      <w:r>
-        <w:rPr>
-          <w:lang w:val="en-US"/>
-        </w:rPr>
-        <w:t>ImageBinarizerSpatialPattern</w:t>
-      </w:r>
-      <w:proofErr w:type="spellEnd"/>
-      <w:r>
-        <w:rPr>
-          <w:lang w:val="en-US"/>
-        </w:rPr>
-        <w:t xml:space="preserve"> class was created. This class takes an image, transforms it to a monochrome version, and subsequently performs a </w:t>
-      </w:r>
-      <w:proofErr w:type="spellStart"/>
-      <w:r>
-        <w:rPr>
-          <w:lang w:val="en-US"/>
-        </w:rPr>
-        <w:t>binarization</w:t>
-      </w:r>
-      <w:proofErr w:type="spellEnd"/>
-      <w:r>
-        <w:rPr>
-          <w:lang w:val="en-US"/>
-        </w:rPr>
-        <w:t xml:space="preserve"> by assigning white and black values for pixels. This transformed image is stored as an SDR.</w:t>
+        <w:t>To complete the binarization, the ImageBinarizerSpatialPattern class was created. This class takes an image, transforms it to a monochrome version, and subsequently performs a binarization by assigning white and black values for pixels. This transformed image is stored as an SDR.</w:t>
       </w:r>
     </w:p>
     <w:p>
@@ -667,21 +570,7 @@
         <w:rPr>
           <w:lang w:val="en-US"/>
         </w:rPr>
-        <w:t xml:space="preserve">The KNN classifier is one of the simplest classifiers to use, but also one of the most effective at the same time in regards to classifying data, which is based off computational similarity to the closest training examples for that particular feature. In this instance, the training examples are the </w:t>
-      </w:r>
-      <w:proofErr w:type="spellStart"/>
-      <w:r>
-        <w:rPr>
-          <w:lang w:val="en-US"/>
-        </w:rPr>
-        <w:t>binarized</w:t>
-      </w:r>
-      <w:proofErr w:type="spellEnd"/>
-      <w:r>
-        <w:rPr>
-          <w:lang w:val="en-US"/>
-        </w:rPr>
-        <w:t xml:space="preserve"> images. The classifier “guesses” the class label based on the input SDRs and trains SDRs by calculating the similarity of the input SDRs and the training SDRs</w:t>
+        <w:t>The KNN classifier is one of the simplest classifiers to use, but also one of the most effective at the same time in regards to classifying data, which is based off computational similarity to the closest training examples for that particular feature. In this instance, the training examples are the binarized images. The classifier “guesses” the class label based on the input SDRs and trains SDRs by calculating the similarity of the input SDRs and the training SDRs</w:t>
       </w:r>
       <w:r>
         <w:rPr>
@@ -779,21 +668,25 @@
         <w:rPr>
           <w:lang w:val="en-US"/>
         </w:rPr>
+        <w:t xml:space="preserve"> Jaccard Similarity</w:t>
+      </w:r>
+      <w:r>
+        <w:rPr>
+          <w:lang w:val="en-US"/>
+        </w:rPr>
         <w:t xml:space="preserve"> </w:t>
       </w:r>
-      <w:proofErr w:type="spellStart"/>
-      <w:r>
-        <w:rPr>
-          <w:lang w:val="en-US"/>
-        </w:rPr>
-        <w:t>Jaccard</w:t>
-      </w:r>
-      <w:proofErr w:type="spellEnd"/>
-      <w:r>
-        <w:rPr>
-          <w:lang w:val="en-US"/>
-        </w:rPr>
-        <w:t xml:space="preserve"> Similarity</w:t>
+      <w:r>
+        <w:rPr>
+          <w:lang w:val="en-US"/>
+        </w:rPr>
+        <w:t xml:space="preserve">is </w:t>
+      </w:r>
+      <w:r>
+        <w:rPr>
+          <w:lang w:val="en-US"/>
+        </w:rPr>
+        <w:t>basically a</w:t>
       </w:r>
       <w:r>
         <w:rPr>
@@ -805,13 +698,25 @@
         <w:rPr>
           <w:lang w:val="en-US"/>
         </w:rPr>
-        <w:t xml:space="preserve">is </w:t>
-      </w:r>
-      <w:r>
-        <w:rPr>
-          <w:lang w:val="en-US"/>
-        </w:rPr>
-        <w:t>basically a</w:t>
+        <w:t>similarity metric based on sets that computes the ratio of the intersection to the union of two sets.  It assesses the similarity between two SDRs by analy</w:t>
+      </w:r>
+      <w:r>
+        <w:rPr>
+          <w:lang w:val="en-US"/>
+        </w:rPr>
+        <w:t xml:space="preserve">zing their non-zero components. </w:t>
+      </w:r>
+      <w:r>
+        <w:rPr>
+          <w:lang w:val="en-US"/>
+        </w:rPr>
+        <w:t xml:space="preserve">The second similarity is Cosine Similarity </w:t>
+      </w:r>
+      <w:r>
+        <w:rPr>
+          <w:lang w:val="en-US"/>
+        </w:rPr>
+        <w:t>metric</w:t>
       </w:r>
       <w:r>
         <w:rPr>
@@ -823,25 +728,25 @@
         <w:rPr>
           <w:lang w:val="en-US"/>
         </w:rPr>
-        <w:t>similarity metric based on sets that computes the ratio of the intersection to the union of two sets.  It assesses the similarity between two SDRs by analy</w:t>
-      </w:r>
-      <w:r>
-        <w:rPr>
-          <w:lang w:val="en-US"/>
-        </w:rPr>
-        <w:t xml:space="preserve">zing their non-zero components. </w:t>
-      </w:r>
-      <w:r>
-        <w:rPr>
-          <w:lang w:val="en-US"/>
-        </w:rPr>
-        <w:t xml:space="preserve">The second similarity is Cosine Similarity </w:t>
-      </w:r>
-      <w:r>
-        <w:rPr>
-          <w:lang w:val="en-US"/>
-        </w:rPr>
-        <w:t>metric</w:t>
+        <w:t xml:space="preserve">which </w:t>
+      </w:r>
+      <w:r>
+        <w:rPr>
+          <w:lang w:val="en-US"/>
+        </w:rPr>
+        <w:t xml:space="preserve">calculates the cosine of the </w:t>
+      </w:r>
+      <w:r>
+        <w:rPr>
+          <w:lang w:val="en-US"/>
+        </w:rPr>
+        <w:t>angle between two vectors, and</w:t>
+      </w:r>
+      <w:r>
+        <w:rPr>
+          <w:lang w:val="en-US"/>
+        </w:rPr>
+        <w:t xml:space="preserve"> represent the SDRs in a high-dimensional space.  It is used to assess the similarity of the two SDRs about their orientation.</w:t>
       </w:r>
       <w:r>
         <w:rPr>
@@ -853,25 +758,47 @@
         <w:rPr>
           <w:lang w:val="en-US"/>
         </w:rPr>
-        <w:t xml:space="preserve">which </w:t>
-      </w:r>
-      <w:r>
-        <w:rPr>
-          <w:lang w:val="en-US"/>
-        </w:rPr>
-        <w:t xml:space="preserve">calculates the cosine of the </w:t>
-      </w:r>
-      <w:r>
-        <w:rPr>
-          <w:lang w:val="en-US"/>
-        </w:rPr>
-        <w:t>angle between two vectors, and</w:t>
-      </w:r>
-      <w:r>
-        <w:rPr>
-          <w:lang w:val="en-US"/>
-        </w:rPr>
-        <w:t xml:space="preserve"> represent the SDRs in a high-dimensional space.  It is used to assess the similarity of the two SDRs about their orientation.</w:t>
+        <w:t xml:space="preserve">Hamming Distance: A bitwise comparison metric that calculates the number of differing bits between two SDRs. It is used to measure the </w:t>
+      </w:r>
+      <w:r>
+        <w:rPr>
+          <w:lang w:val="en-US"/>
+        </w:rPr>
+        <w:t>binary similarity between SDRs.</w:t>
+      </w:r>
+    </w:p>
+    <w:p>
+      <w:pPr>
+        <w:pStyle w:val="BodyText"/>
+        <w:rPr>
+          <w:lang w:val="en-US"/>
+        </w:rPr>
+      </w:pPr>
+      <w:r>
+        <w:rPr>
+          <w:lang w:val="en-US"/>
+        </w:rPr>
+        <w:t>For the purpose of visualizing the results of the similarity computations, a bar graph is used. We display the similarity scores of each picture, both HTM and KNN, to facilitate a clear comparison between the two classifiers. We construct the graph and then store it in the selected folder. Various colors are used to depict the HTM and KNN results in the bar graph, and labels are used to indicate the percentages of similarity between the two sets of results.</w:t>
+      </w:r>
+    </w:p>
+    <w:p>
+      <w:pPr>
+        <w:pStyle w:val="BodyText"/>
+        <w:rPr>
+          <w:lang w:val="en-US"/>
+        </w:rPr>
+      </w:pPr>
+      <w:r>
+        <w:rPr>
+          <w:lang w:val="en-US"/>
+        </w:rPr>
+        <w:t xml:space="preserve">The last step of our project include a </w:t>
+      </w:r>
+      <w:r>
+        <w:rPr>
+          <w:lang w:val="en-US"/>
+        </w:rPr>
+        <w:t>comparison of the similarity scores of the HTM and KNN classifiers. The assessment underlines the following elements:</w:t>
       </w:r>
       <w:r>
         <w:rPr>
@@ -883,47 +810,7 @@
         <w:rPr>
           <w:lang w:val="en-US"/>
         </w:rPr>
-        <w:t xml:space="preserve">Hamming Distance: A bitwise comparison metric that calculates the number of differing bits between two SDRs. It is used to measure the </w:t>
-      </w:r>
-      <w:r>
-        <w:rPr>
-          <w:lang w:val="en-US"/>
-        </w:rPr>
-        <w:t>binary similarity between SDRs.</w:t>
-      </w:r>
-    </w:p>
-    <w:p>
-      <w:pPr>
-        <w:pStyle w:val="BodyText"/>
-        <w:rPr>
-          <w:lang w:val="en-US"/>
-        </w:rPr>
-      </w:pPr>
-      <w:r>
-        <w:rPr>
-          <w:lang w:val="en-US"/>
-        </w:rPr>
-        <w:t>For the purpose of visualizing the results of the similarity computations, a bar graph is used. We display the similarity scores of each picture, both HTM and KNN, to facilitate a clear comparison between the two classifiers. We construct the graph and then store it in the selected folder. Various colors are used to depict the HTM and KNN results in the bar graph, and labels are used to indicate the percentages of similarity between the two sets of results.</w:t>
-      </w:r>
-    </w:p>
-    <w:p>
-      <w:pPr>
-        <w:pStyle w:val="BodyText"/>
-        <w:rPr>
-          <w:lang w:val="en-US"/>
-        </w:rPr>
-      </w:pPr>
-      <w:r>
-        <w:rPr>
-          <w:lang w:val="en-US"/>
-        </w:rPr>
-        <w:t xml:space="preserve">The last step of our project include a </w:t>
-      </w:r>
-      <w:r>
-        <w:rPr>
-          <w:lang w:val="en-US"/>
-        </w:rPr>
-        <w:t>comparison of the similarity scores of the HTM and KNN classifiers. The assessment underlines the following elements:</w:t>
+        <w:t>HTM typically captures the structural representations and temporal patterns of images, resulting in better similarity ratings.</w:t>
       </w:r>
       <w:r>
         <w:rPr>
@@ -935,7 +822,7 @@
         <w:rPr>
           <w:lang w:val="en-US"/>
         </w:rPr>
-        <w:t>HTM typically captures the structural representations and temporal patterns of images, resulting in better similarity ratings.</w:t>
+        <w:t>When the training set consists of similar images, KNN performs well; yet, it is less successful in generalizing across many patterns. This results in, often, lower similarity scores than HTM. The capacity of the HTM and KNN classifiers to correctly reconstruct input images was assessed. We used a comparison of original and reconstructed images for each classifier to produce graphs that displayed the respective classifier performance.</w:t>
       </w:r>
       <w:r>
         <w:rPr>
@@ -943,18 +830,6 @@
         </w:rPr>
         <w:t xml:space="preserve"> </w:t>
       </w:r>
-      <w:r>
-        <w:rPr>
-          <w:lang w:val="en-US"/>
-        </w:rPr>
-        <w:t>When the training set consists of similar images, KNN performs well; yet, it is less successful in generalizing across many patterns. This results in, often, lower similarity scores than HTM. The capacity of the HTM and KNN classifiers to correctly reconstruct input images was assessed. We used a comparison of original and reconstructed images for each classifier to produce graphs that displayed the respective classifier performance.</w:t>
-      </w:r>
-      <w:r>
-        <w:rPr>
-          <w:lang w:val="en-US"/>
-        </w:rPr>
-        <w:t xml:space="preserve"> </w:t>
-      </w:r>
     </w:p>
     <w:p>
       <w:pPr>
@@ -972,18 +847,10 @@
         <w:t>Hierarchical Temporal Memory (HTM) and k-nearest Neighbors (k-NN)</w:t>
       </w:r>
       <w:r>
-        <w:t xml:space="preserve"> are employed for reconstruction of </w:t>
-      </w:r>
-      <w:proofErr w:type="gramStart"/>
-      <w:r>
-        <w:t xml:space="preserve">images </w:t>
-      </w:r>
-      <w:r>
-        <w:t>.</w:t>
-      </w:r>
-      <w:proofErr w:type="gramEnd"/>
-      <w:r>
-        <w:t xml:space="preserve"> For better pattern recognition and noise resistance, the HTM-based reconstruction uses sparse distributed representations (SDRs), which makes the outcome more structured and easy to understand. Thus, the shape of the numbers is maintained, and noise is reduced. While it may maintain local pixel correlations, the k-NN-based reconstruction misses the global structure, so the HTM result is distorted. Since HTM is more efficient in computation, it is better suited for regular usage. The results show that the latter lacks picture reconstruction when comparing HTM to k-NN. The improved clarity, structural integrity, and noise resistance make it a potential tool for precise and efficient work.</w:t>
+        <w:t xml:space="preserve"> are employed for reconstruction of images </w:t>
+      </w:r>
+      <w:r>
+        <w:t>. For better pattern recognition and noise resistance, the HTM-based reconstruction uses sparse distributed representations (SDRs), which makes the outcome more structured and easy to understand. Thus, the shape of the numbers is maintained, and noise is reduced. While it may maintain local pixel correlations, the k-NN-based reconstruction misses the global structure, so the HTM result is distorted. Since HTM is more efficient in computation, it is better suited for regular usage. The results show that the latter lacks picture reconstruction when comparing HTM to k-NN. The improved clarity, structural integrity, and noise resistance make it a potential tool for precise and efficient work.</w:t>
       </w:r>
     </w:p>
     <w:p>
@@ -994,8 +861,8 @@
       <w:r>
         <w:lastRenderedPageBreak/>
         <w:pict w14:anchorId="31A487B7">
-          <v:shape id="_x0000_i1057" type="#_x0000_t75" style="width:148.5pt;height:96.5pt">
-            <v:imagedata r:id="rId11" o:title="WhatsApp Image 2025-03-25 at 16.02.35_c8df57d4"/>
+          <v:shape id="_x0000_i1027" type="#_x0000_t75" style="width:148.5pt;height:96.5pt">
+            <v:imagedata r:id="rId11" o:title="WhatsApp Image 2025-03-25 at 16.02"/>
           </v:shape>
         </w:pict>
       </w:r>
@@ -1016,25 +883,7 @@
           <w:szCs w:val="16"/>
           <w:lang w:val="en-US"/>
         </w:rPr>
-        <w:t xml:space="preserve">Figure 2 </w:t>
-      </w:r>
-      <w:proofErr w:type="spellStart"/>
-      <w:r>
-        <w:rPr>
-          <w:sz w:val="16"/>
-          <w:szCs w:val="16"/>
-          <w:lang w:val="en-US"/>
-        </w:rPr>
-        <w:t>Origional</w:t>
-      </w:r>
-      <w:proofErr w:type="spellEnd"/>
-      <w:r>
-        <w:rPr>
-          <w:sz w:val="16"/>
-          <w:szCs w:val="16"/>
-          <w:lang w:val="en-US"/>
-        </w:rPr>
-        <w:t xml:space="preserve"> Input Image</w:t>
+        <w:t>Figure 2 Origional Input Image</w:t>
       </w:r>
     </w:p>
     <w:p>
@@ -1044,15 +893,15 @@
       </w:pPr>
       <w:r>
         <w:pict w14:anchorId="4D8639EC">
-          <v:shape id="_x0000_i1047" type="#_x0000_t75" style="width:94pt;height:94pt">
-            <v:imagedata r:id="rId12" o:title="WhatsApp Image 2025-03-25 at 16.05.26_57d18565"/>
+          <v:shape id="_x0000_i1028" type="#_x0000_t75" style="width:94pt;height:94pt">
+            <v:imagedata r:id="rId12" o:title="WhatsApp Image 2025-03-25 at 16.05"/>
           </v:shape>
         </w:pict>
       </w:r>
       <w:r>
         <w:pict w14:anchorId="38864462">
-          <v:shape id="_x0000_i1049" type="#_x0000_t75" style="width:95.5pt;height:95.5pt">
-            <v:imagedata r:id="rId13" o:title="WhatsApp Image 2025-03-25 at 16.05.26_0886a83b"/>
+          <v:shape id="_x0000_i1029" type="#_x0000_t75" style="width:95.5pt;height:95.5pt">
+            <v:imagedata r:id="rId13" o:title="WhatsApp Image 2025-03-25 at 16.05"/>
           </v:shape>
         </w:pict>
       </w:r>
@@ -1069,21 +918,7 @@
         <w:rPr>
           <w:lang w:val="en-US"/>
         </w:rPr>
-        <w:t xml:space="preserve">                        (a)                          </w:t>
-      </w:r>
-      <w:proofErr w:type="gramStart"/>
-      <w:r>
-        <w:rPr>
-          <w:lang w:val="en-US"/>
-        </w:rPr>
-        <w:t xml:space="preserve">   (</w:t>
-      </w:r>
-      <w:proofErr w:type="gramEnd"/>
-      <w:r>
-        <w:rPr>
-          <w:lang w:val="en-US"/>
-        </w:rPr>
-        <w:t>b)</w:t>
+        <w:t xml:space="preserve">                        (a)                             (b)</w:t>
       </w:r>
     </w:p>
     <w:p>
@@ -1119,7 +954,7 @@
           <w:lang w:val="en-US"/>
         </w:rPr>
         <w:pict w14:anchorId="0767C834">
-          <v:shape id="_x0000_i1075" type="#_x0000_t75" style="width:158.5pt;height:80.5pt">
+          <v:shape id="_x0000_i1030" type="#_x0000_t75" style="width:158.5pt;height:80.5pt">
             <v:imagedata r:id="rId14" o:title="1"/>
           </v:shape>
         </w:pict>
@@ -1141,33 +976,116 @@
           <w:szCs w:val="16"/>
           <w:lang w:val="en-US"/>
         </w:rPr>
-        <w:t>Figure 4</w:t>
-      </w:r>
+        <w:t>Figure 4 Origional Input Image</w:t>
+      </w:r>
+    </w:p>
+    <w:p>
+      <w:pPr>
+        <w:pStyle w:val="BodyText"/>
+        <w:jc w:val="left"/>
+        <w:rPr>
+          <w:lang w:val="en-US"/>
+        </w:rPr>
+      </w:pPr>
+      <w:r>
+        <w:rPr>
+          <w:lang w:val="en-US"/>
+        </w:rPr>
+        <w:pict w14:anchorId="22B55DB6">
+          <v:shape id="_x0000_i1031" type="#_x0000_t75" style="width:100.5pt;height:100.5pt">
+            <v:imagedata r:id="rId15" o:title="WhatsApp Image 2025-03-25 at 16.05"/>
+          </v:shape>
+        </w:pict>
+      </w:r>
+      <w:r>
+        <w:rPr>
+          <w:lang w:val="en-US"/>
+        </w:rPr>
+        <w:pict w14:anchorId="73CA4F11">
+          <v:shape id="_x0000_i1032" type="#_x0000_t75" style="width:101.5pt;height:101.5pt">
+            <v:imagedata r:id="rId16" o:title="WhatsApp Image 2025-03-25 at 16.05"/>
+          </v:shape>
+        </w:pict>
+      </w:r>
+    </w:p>
+    <w:p>
+      <w:pPr>
+        <w:pStyle w:val="BodyText"/>
+        <w:jc w:val="left"/>
+        <w:rPr>
+          <w:lang w:val="en-US"/>
+        </w:rPr>
+      </w:pPr>
+      <w:r>
+        <w:rPr>
+          <w:lang w:val="en-US"/>
+        </w:rPr>
+        <w:t xml:space="preserve">                            (a)                            (b)</w:t>
+      </w:r>
+    </w:p>
+    <w:p>
+      <w:pPr>
+        <w:pStyle w:val="BodyText"/>
+        <w:jc w:val="center"/>
+        <w:rPr>
+          <w:lang w:val="en-US"/>
+        </w:rPr>
+      </w:pPr>
       <w:r>
         <w:rPr>
           <w:sz w:val="16"/>
           <w:szCs w:val="16"/>
           <w:lang w:val="en-US"/>
         </w:rPr>
-        <w:t xml:space="preserve"> </w:t>
-      </w:r>
-      <w:proofErr w:type="spellStart"/>
-      <w:r>
+        <w:t>Figure 5 Reconstructed Images (a) KNN (b) HTM</w:t>
+      </w:r>
+    </w:p>
+    <w:p>
+      <w:pPr>
+        <w:pStyle w:val="BodyText"/>
+        <w:jc w:val="center"/>
         <w:rPr>
           <w:sz w:val="16"/>
           <w:szCs w:val="16"/>
           <w:lang w:val="en-US"/>
         </w:rPr>
-        <w:t>Origional</w:t>
-      </w:r>
-      <w:proofErr w:type="spellEnd"/>
-      <w:r>
+      </w:pPr>
+      <w:r>
+        <w:rPr>
+          <w:lang w:val="en-US"/>
+        </w:rPr>
+        <w:pict w14:anchorId="149CC414">
+          <v:shape id="_x0000_i1033" type="#_x0000_t75" style="width:173pt;height:81pt">
+            <v:imagedata r:id="rId17" o:title="WhatsApp Image 2025-03-25 at 16.02"/>
+          </v:shape>
+        </w:pict>
+      </w:r>
+    </w:p>
+    <w:p>
+      <w:pPr>
+        <w:pStyle w:val="BodyText"/>
+        <w:jc w:val="center"/>
         <w:rPr>
           <w:sz w:val="16"/>
           <w:szCs w:val="16"/>
           <w:lang w:val="en-US"/>
         </w:rPr>
-        <w:t xml:space="preserve"> Input Image</w:t>
+      </w:pPr>
+      <w:r>
+        <w:rPr>
+          <w:sz w:val="16"/>
+          <w:szCs w:val="16"/>
+          <w:lang w:val="en-US"/>
+        </w:rPr>
+        <w:t>Figure 6</w:t>
+      </w:r>
+      <w:r>
+        <w:rPr>
+          <w:sz w:val="16"/>
+          <w:szCs w:val="16"/>
+          <w:lang w:val="en-US"/>
+        </w:rPr>
+        <w:t xml:space="preserve"> Origional Input Image</w:t>
       </w:r>
     </w:p>
     <w:p>
@@ -1182,9 +1100,9 @@
         <w:rPr>
           <w:lang w:val="en-US"/>
         </w:rPr>
-        <w:pict w14:anchorId="22B55DB6">
-          <v:shape id="_x0000_i1068" type="#_x0000_t75" style="width:100.5pt;height:100.5pt">
-            <v:imagedata r:id="rId15" o:title="WhatsApp Image 2025-03-25 at 16.05.26_82075b3b"/>
+        <w:pict w14:anchorId="0874F98E">
+          <v:shape id="_x0000_i1034" type="#_x0000_t75" style="width:86pt;height:86pt">
+            <v:imagedata r:id="rId18" o:title="WhatsApp Image 2025-03-25 at 16.05"/>
           </v:shape>
         </w:pict>
       </w:r>
@@ -1192,9 +1110,9 @@
         <w:rPr>
           <w:lang w:val="en-US"/>
         </w:rPr>
-        <w:pict w14:anchorId="73CA4F11">
-          <v:shape id="_x0000_i1069" type="#_x0000_t75" style="width:101.5pt;height:101.5pt">
-            <v:imagedata r:id="rId16" o:title="WhatsApp Image 2025-03-25 at 16.05.26_e0264dca"/>
+        <w:pict w14:anchorId="4A194A2C">
+          <v:shape id="_x0000_i1035" type="#_x0000_t75" style="width:86pt;height:86pt">
+            <v:imagedata r:id="rId19" o:title="WhatsApp Image 2025-03-25 at 16.05"/>
           </v:shape>
         </w:pict>
       </w:r>
@@ -1202,54 +1120,25 @@
     <w:p>
       <w:pPr>
         <w:pStyle w:val="BodyText"/>
-        <w:jc w:val="left"/>
-        <w:rPr>
-          <w:lang w:val="en-US"/>
-        </w:rPr>
-      </w:pPr>
-      <w:r>
-        <w:rPr>
-          <w:lang w:val="en-US"/>
-        </w:rPr>
-        <w:t xml:space="preserve">              </w:t>
-      </w:r>
-      <w:r>
-        <w:rPr>
-          <w:lang w:val="en-US"/>
-        </w:rPr>
-        <w:t xml:space="preserve">              </w:t>
-      </w:r>
-      <w:r>
-        <w:rPr>
-          <w:lang w:val="en-US"/>
-        </w:rPr>
-        <w:t xml:space="preserve">(a)  </w:t>
-      </w:r>
-      <w:r>
-        <w:rPr>
-          <w:lang w:val="en-US"/>
-        </w:rPr>
-        <w:t xml:space="preserve">                       </w:t>
-      </w:r>
-      <w:proofErr w:type="gramStart"/>
-      <w:r>
-        <w:rPr>
-          <w:lang w:val="en-US"/>
-        </w:rPr>
-        <w:t xml:space="preserve">   </w:t>
-      </w:r>
-      <w:r>
-        <w:rPr>
-          <w:lang w:val="en-US"/>
-        </w:rPr>
-        <w:t>(</w:t>
-      </w:r>
-      <w:proofErr w:type="gramEnd"/>
-      <w:r>
-        <w:rPr>
-          <w:lang w:val="en-US"/>
-        </w:rPr>
-        <w:t>b)</w:t>
+        <w:rPr>
+          <w:sz w:val="16"/>
+          <w:szCs w:val="16"/>
+        </w:rPr>
+      </w:pPr>
+      <w:r>
+        <w:rPr>
+          <w:sz w:val="16"/>
+          <w:szCs w:val="16"/>
+          <w:lang w:val="en-US"/>
+        </w:rPr>
+        <w:t xml:space="preserve">                              </w:t>
+      </w:r>
+      <w:r>
+        <w:rPr>
+          <w:sz w:val="16"/>
+          <w:szCs w:val="16"/>
+        </w:rPr>
+        <w:t>(a)                                  (b)</w:t>
       </w:r>
     </w:p>
     <w:p>
@@ -1257,24 +1146,16 @@
         <w:pStyle w:val="BodyText"/>
         <w:jc w:val="center"/>
         <w:rPr>
-          <w:lang w:val="en-US"/>
-        </w:rPr>
-      </w:pPr>
-      <w:r>
-        <w:rPr>
           <w:sz w:val="16"/>
           <w:szCs w:val="16"/>
-          <w:lang w:val="en-US"/>
-        </w:rPr>
-        <w:t xml:space="preserve">Figure </w:t>
-      </w:r>
+        </w:rPr>
+      </w:pPr>
       <w:r>
         <w:rPr>
           <w:sz w:val="16"/>
           <w:szCs w:val="16"/>
-          <w:lang w:val="en-US"/>
-        </w:rPr>
-        <w:t>5</w:t>
+        </w:rPr>
+        <w:t xml:space="preserve">Figure </w:t>
       </w:r>
       <w:r>
         <w:rPr>
@@ -1282,156 +1163,12 @@
           <w:szCs w:val="16"/>
           <w:lang w:val="en-US"/>
         </w:rPr>
-        <w:t xml:space="preserve"> Reconstructed Images (a) KNN (b) HTM</w:t>
-      </w:r>
-    </w:p>
-    <w:p>
-      <w:pPr>
-        <w:pStyle w:val="BodyText"/>
-        <w:jc w:val="center"/>
+        <w:t>7</w:t>
+      </w:r>
+      <w:r>
         <w:rPr>
           <w:sz w:val="16"/>
           <w:szCs w:val="16"/>
-          <w:lang w:val="en-US"/>
-        </w:rPr>
-      </w:pPr>
-      <w:r>
-        <w:rPr>
-          <w:lang w:val="en-US"/>
-        </w:rPr>
-        <w:pict w14:anchorId="149CC414">
-          <v:shape id="_x0000_i1085" type="#_x0000_t75" style="width:173pt;height:81pt">
-            <v:imagedata r:id="rId17" o:title="WhatsApp Image 2025-03-25 at 16.02.35_c106d577"/>
-          </v:shape>
-        </w:pict>
-      </w:r>
-    </w:p>
-    <w:p>
-      <w:pPr>
-        <w:pStyle w:val="BodyText"/>
-        <w:jc w:val="center"/>
-        <w:rPr>
-          <w:sz w:val="16"/>
-          <w:szCs w:val="16"/>
-          <w:lang w:val="en-US"/>
-        </w:rPr>
-      </w:pPr>
-      <w:r>
-        <w:rPr>
-          <w:sz w:val="16"/>
-          <w:szCs w:val="16"/>
-          <w:lang w:val="en-US"/>
-        </w:rPr>
-        <w:t>Figure 6</w:t>
-      </w:r>
-      <w:r>
-        <w:rPr>
-          <w:sz w:val="16"/>
-          <w:szCs w:val="16"/>
-          <w:lang w:val="en-US"/>
-        </w:rPr>
-        <w:t xml:space="preserve"> </w:t>
-      </w:r>
-      <w:proofErr w:type="spellStart"/>
-      <w:r>
-        <w:rPr>
-          <w:sz w:val="16"/>
-          <w:szCs w:val="16"/>
-          <w:lang w:val="en-US"/>
-        </w:rPr>
-        <w:t>Origional</w:t>
-      </w:r>
-      <w:proofErr w:type="spellEnd"/>
-      <w:r>
-        <w:rPr>
-          <w:sz w:val="16"/>
-          <w:szCs w:val="16"/>
-          <w:lang w:val="en-US"/>
-        </w:rPr>
-        <w:t xml:space="preserve"> Input Image</w:t>
-      </w:r>
-    </w:p>
-    <w:p>
-      <w:pPr>
-        <w:pStyle w:val="BodyText"/>
-        <w:jc w:val="left"/>
-        <w:rPr>
-          <w:lang w:val="en-US"/>
-        </w:rPr>
-      </w:pPr>
-      <w:r>
-        <w:rPr>
-          <w:lang w:val="en-US"/>
-        </w:rPr>
-        <w:pict w14:anchorId="0874F98E">
-          <v:shape id="_x0000_i1086" type="#_x0000_t75" style="width:86pt;height:86pt">
-            <v:imagedata r:id="rId18" o:title="WhatsApp Image 2025-03-25 at 16.05.26_583cc472"/>
-          </v:shape>
-        </w:pict>
-      </w:r>
-      <w:r>
-        <w:rPr>
-          <w:lang w:val="en-US"/>
-        </w:rPr>
-        <w:pict w14:anchorId="4A194A2C">
-          <v:shape id="_x0000_i1087" type="#_x0000_t75" style="width:86pt;height:86pt">
-            <v:imagedata r:id="rId19" o:title="WhatsApp Image 2025-03-25 at 16.05.26_ce97b928"/>
-          </v:shape>
-        </w:pict>
-      </w:r>
-    </w:p>
-    <w:p>
-      <w:pPr>
-        <w:pStyle w:val="BodyText"/>
-        <w:rPr>
-          <w:sz w:val="16"/>
-          <w:szCs w:val="16"/>
-        </w:rPr>
-      </w:pPr>
-      <w:r>
-        <w:rPr>
-          <w:sz w:val="16"/>
-          <w:szCs w:val="16"/>
-          <w:lang w:val="en-US"/>
-        </w:rPr>
-        <w:t xml:space="preserve">                              </w:t>
-      </w:r>
-      <w:r>
-        <w:rPr>
-          <w:sz w:val="16"/>
-          <w:szCs w:val="16"/>
-        </w:rPr>
-        <w:t>(a)                                  (b)</w:t>
-      </w:r>
-    </w:p>
-    <w:p>
-      <w:pPr>
-        <w:pStyle w:val="BodyText"/>
-        <w:jc w:val="center"/>
-        <w:rPr>
-          <w:sz w:val="16"/>
-          <w:szCs w:val="16"/>
-        </w:rPr>
-      </w:pPr>
-      <w:r>
-        <w:rPr>
-          <w:sz w:val="16"/>
-          <w:szCs w:val="16"/>
-        </w:rPr>
-        <w:t xml:space="preserve">Figure </w:t>
-      </w:r>
-      <w:r>
-        <w:rPr>
-          <w:sz w:val="16"/>
-          <w:szCs w:val="16"/>
-          <w:lang w:val="en-US"/>
-        </w:rPr>
-        <w:t>7</w:t>
-      </w:r>
-      <w:r>
-        <w:rPr>
-          <w:sz w:val="16"/>
-          <w:szCs w:val="16"/>
         </w:rPr>
         <w:t xml:space="preserve"> Reconstructed Images (a) KNN (b) HTM</w:t>
       </w:r>
@@ -1477,39 +1214,7 @@
           <w:color w:val="FF0000"/>
           <w:lang w:val="en-US"/>
         </w:rPr>
-        <w:t xml:space="preserve">(Add a </w:t>
-      </w:r>
-      <w:proofErr w:type="spellStart"/>
-      <w:r>
-        <w:rPr>
-          <w:color w:val="FF0000"/>
-          <w:lang w:val="en-US"/>
-        </w:rPr>
-        <w:t>UnIT</w:t>
-      </w:r>
-      <w:proofErr w:type="spellEnd"/>
-      <w:r>
-        <w:rPr>
-          <w:color w:val="FF0000"/>
-          <w:lang w:val="en-US"/>
-        </w:rPr>
-        <w:t xml:space="preserve"> TEST CODE AND SCREEN SHOT OF THE UNI TEST AND OVERALL EXPERIMENT </w:t>
-      </w:r>
-      <w:proofErr w:type="gramStart"/>
-      <w:r>
-        <w:rPr>
-          <w:color w:val="FF0000"/>
-          <w:lang w:val="en-US"/>
-        </w:rPr>
-        <w:t>RESULT  SHOWING</w:t>
-      </w:r>
-      <w:proofErr w:type="gramEnd"/>
-      <w:r>
-        <w:rPr>
-          <w:color w:val="FF0000"/>
-          <w:lang w:val="en-US"/>
-        </w:rPr>
-        <w:t xml:space="preserve"> SIMILITY</w:t>
+        <w:t>(Add a UnIT TEST CODE AND SCREEN SHOT OF THE UNI TEST AND OVERALL EXPERIMENT RESULT  SHOWING SIMILITY</w:t>
       </w:r>
       <w:r>
         <w:rPr>
@@ -1537,35 +1242,7 @@
         <w:rPr>
           <w:lang w:val="en-US"/>
         </w:rPr>
-        <w:t xml:space="preserve">This study evaluated the effectiveness of Hierarchical Temporal Memory (HTM) and K-Nearest Neighbors (KNN) classifiers in image reconstruction tasks, highlighting their ability to preserve structural integrity and achieve high similarity to original pictures.   The procedure involved converting images into Sparse Distributed Representations (SDRs) using </w:t>
-      </w:r>
-      <w:proofErr w:type="spellStart"/>
-      <w:r>
-        <w:rPr>
-          <w:lang w:val="en-US"/>
-        </w:rPr>
-        <w:t>binarization</w:t>
-      </w:r>
-      <w:proofErr w:type="spellEnd"/>
-      <w:r>
-        <w:rPr>
-          <w:lang w:val="en-US"/>
-        </w:rPr>
-        <w:t xml:space="preserve"> and training both classifiers on these normalized inputs.   The reconstruction quality was evaluated using multiple similarity metrics—</w:t>
-      </w:r>
-      <w:proofErr w:type="spellStart"/>
-      <w:r>
-        <w:rPr>
-          <w:lang w:val="en-US"/>
-        </w:rPr>
-        <w:t>Jaccard</w:t>
-      </w:r>
-      <w:proofErr w:type="spellEnd"/>
-      <w:r>
-        <w:rPr>
-          <w:lang w:val="en-US"/>
-        </w:rPr>
-        <w:t xml:space="preserve"> Similarity, Cosine Similarity, and Hamming Distance—providing a comprehensive assessment of each classifier's capacity to</w:t>
+        <w:t>This study evaluated the effectiveness of Hierarchical Temporal Memory (HTM) and K-Nearest Neighbors (KNN) classifiers in image reconstruction tasks, highlighting their ability to preserve structural integrity and achieve high similarity to original pictures.   The procedure involved converting images into Sparse Distributed Representations (SDRs) using binarization and training both classifiers on these normalized inputs.   The reconstruction quality was evaluated using multiple similarity metrics—Jaccard Similarity, Cosine Similarity, and Hamming Distance—providing a comprehensive assessment of each classifier's capacity to</w:t>
       </w:r>
       <w:r>
         <w:rPr>
@@ -1639,15 +1316,7 @@
         <w:t>This project</w:t>
       </w:r>
       <w:r>
-        <w:t xml:space="preserve"> showed the effectiveness of Hierarchical Temporal Memory (HTM) on image reconstruction issues, as it performed better in structural coherence maintenance and achieved higher similarity scores than typical K-Nearest Neighbors (KNN). Based on sparse distributed representations (SDRs) and hierarchical learning, HTM was more robust to noise and variability in the input. At the same time, the local pixel-to-pixel matching of KNN limited its capacity to generalize. The results highlight the strengths of HTM as a </w:t>
-      </w:r>
-      <w:proofErr w:type="spellStart"/>
-      <w:r>
-        <w:t>neurally</w:t>
-      </w:r>
-      <w:proofErr w:type="spellEnd"/>
-      <w:r>
-        <w:t xml:space="preserve"> motivated architecture for applications requiring accurate pattern completion and noise insensitivity, offering a computationally efficient solution to image reconstruction that outperforms conventional similarity-based methods.</w:t>
+        <w:t xml:space="preserve"> showed the effectiveness of Hierarchical Temporal Memory (HTM) on image reconstruction issues, as it performed better in structural coherence maintenance and achieved higher similarity scores than typical K-Nearest Neighbors (KNN). Based on sparse distributed representations (SDRs) and hierarchical learning, HTM was more robust to noise and variability in the input. At the same time, the local pixel-to-pixel matching of KNN limited its capacity to generalize. The results highlight the strengths of HTM as a neurally motivated architecture for applications requiring accurate pattern completion and noise insensitivity, offering a computationally efficient solution to image reconstruction that outperforms conventional similarity-based methods.</w:t>
       </w:r>
     </w:p>
     <w:p>
@@ -1663,23 +1332,7 @@
         <w:pStyle w:val="BodyText"/>
       </w:pPr>
       <w:r>
-        <w:t xml:space="preserve">Future work would have to address tuning HTM parameters (e.g., column width, sparsity) for particular application areas such as medical imaging or satellite imagery, as well as investigate hybrid models blending HTM's global pattern detection with CNNs for improved local detail. Comparing HTM with deep generative models (e.g., VAEs, GANs) would identify clearly in which specific application, e.g., </w:t>
-      </w:r>
-      <w:proofErr w:type="spellStart"/>
-      <w:r>
-        <w:t>denoising</w:t>
-      </w:r>
-      <w:proofErr w:type="spellEnd"/>
-      <w:r>
-        <w:t xml:space="preserve"> or super-resolution, it performs its unique function while comparing its performance in real-time on edge hardware would confirm its scalability for use in </w:t>
-      </w:r>
-      <w:proofErr w:type="spellStart"/>
-      <w:r>
-        <w:t>IoT</w:t>
-      </w:r>
-      <w:proofErr w:type="spellEnd"/>
-      <w:r>
-        <w:t xml:space="preserve"> or autonomous applications. Augmenting HTM with dynamic data (e.g., video or 3D reconstruction) can enhance its process of handling temporal processes in which high-dimensional pattern completion shortcomings exist.</w:t>
+        <w:t>Future work would have to address tuning HTM parameters (e.g., column width, sparsity) for particular application areas such as medical imaging or satellite imagery, as well as investigate hybrid models blending HTM's global pattern detection with CNNs for improved local detail. Comparing HTM with deep generative models (e.g., VAEs, GANs) would identify clearly in which specific application, e.g., denoising or super-resolution, it performs its unique function while comparing its performance in real-time on edge hardware would confirm its scalability for use in IoT or autonomous applications. Augmenting HTM with dynamic data (e.g., video or 3D reconstruction) can enhance its process of handling temporal processes in which high-dimensional pattern completion shortcomings exist.</w:t>
       </w:r>
       <w:r>
         <w:t>.</w:t>
@@ -1751,27 +1404,14 @@
       <w:r>
         <w:t xml:space="preserve">Listing </w:t>
       </w:r>
-      <w:r>
-        <w:fldChar w:fldCharType="begin"/>
-      </w:r>
-      <w:r>
-        <w:instrText xml:space="preserve"> SEQ Listing \* ARABIC </w:instrText>
-      </w:r>
-      <w:r>
-        <w:fldChar w:fldCharType="separate"/>
-      </w:r>
-      <w:r>
-        <w:rPr>
-          <w:noProof/>
-        </w:rPr>
-        <w:t>1</w:t>
-      </w:r>
-      <w:r>
-        <w:rPr>
-          <w:noProof/>
-        </w:rPr>
-        <w:fldChar w:fldCharType="end"/>
-      </w:r>
+      <w:fldSimple w:instr=" SEQ Listing \* ARABIC ">
+        <w:r>
+          <w:rPr>
+            <w:noProof/>
+          </w:rPr>
+          <w:t>1</w:t>
+        </w:r>
+      </w:fldSimple>
       <w:r>
         <w:t xml:space="preserve"> Code Reference Example</w:t>
       </w:r>
@@ -1786,28 +1426,15 @@
             <v:stroke joinstyle="miter"/>
             <v:path gradientshapeok="t" o:connecttype="rect"/>
           </v:shapetype>
-          <v:shape id="Text Box 2" o:spid="_x0000_s1034" type="#_x0000_t202" style="width:241.4pt;height:30.95pt;visibility:visible;mso-height-percent:200;mso-left-percent:-10001;mso-top-percent:-10001;mso-wrap-distance-left:9pt;mso-wrap-distance-top:3.6pt;mso-wrap-distance-right:9pt;mso-wrap-distance-bottom:3.6pt;mso-position-horizontal:absolute;mso-position-horizontal-relative:char;mso-position-vertical:absolute;mso-position-vertical-relative:line;mso-height-percent:200;mso-left-percent:-10001;mso-top-percent:-10001;mso-width-relative:margin;mso-height-relative:margin;v-text-anchor:top" filled="f">
+          <v:shape id="Text Box 2" o:spid="_x0000_s1027" type="#_x0000_t202" style="width:241.4pt;height:30.95pt;visibility:visible;mso-height-percent:200;mso-left-percent:-10001;mso-top-percent:-10001;mso-wrap-distance-left:9pt;mso-wrap-distance-top:3.6pt;mso-wrap-distance-right:9pt;mso-wrap-distance-bottom:3.6pt;mso-position-horizontal:absolute;mso-position-horizontal-relative:char;mso-position-vertical:absolute;mso-position-vertical-relative:line;mso-height-percent:200;mso-left-percent:-10001;mso-top-percent:-10001;mso-width-relative:margin;mso-height-relative:margin;v-text-anchor:top" filled="f">
             <v:textbox style="mso-next-textbox:#Text Box 2;mso-fit-shape-to-text:t">
               <w:txbxContent>
                 <w:p>
                   <w:pPr>
                     <w:jc w:val="left"/>
                   </w:pPr>
-                  <w:proofErr w:type="spellStart"/>
                   <w:r>
-                    <w:t>Console.WriteLine</w:t>
-                  </w:r>
-                  <w:proofErr w:type="spellEnd"/>
-                  <w:r>
-                    <w:t xml:space="preserve">(“Referencing code”, </w:t>
-                  </w:r>
-                  <w:proofErr w:type="spellStart"/>
-                  <w:r>
-                    <w:t>var</w:t>
-                  </w:r>
-                  <w:proofErr w:type="spellEnd"/>
-                  <w:r>
-                    <w:t>);</w:t>
+                    <w:t>Console.WriteLine(“Referencing code”, var);</w:t>
                   </w:r>
                 </w:p>
                 <w:p>
@@ -1914,27 +1541,14 @@
       <w:r>
         <w:t xml:space="preserve">Listing </w:t>
       </w:r>
-      <w:r>
-        <w:fldChar w:fldCharType="begin"/>
-      </w:r>
-      <w:r>
-        <w:instrText xml:space="preserve"> SEQ Listing \* ARABIC </w:instrText>
-      </w:r>
-      <w:r>
-        <w:fldChar w:fldCharType="separate"/>
-      </w:r>
-      <w:r>
-        <w:rPr>
-          <w:noProof/>
-        </w:rPr>
-        <w:t>2</w:t>
-      </w:r>
-      <w:r>
-        <w:rPr>
-          <w:noProof/>
-        </w:rPr>
-        <w:fldChar w:fldCharType="end"/>
-      </w:r>
+      <w:fldSimple w:instr=" SEQ Listing \* ARABIC ">
+        <w:r>
+          <w:rPr>
+            <w:noProof/>
+          </w:rPr>
+          <w:t>2</w:t>
+        </w:r>
+      </w:fldSimple>
       <w:bookmarkEnd w:id="2"/>
       <w:r>
         <w:t xml:space="preserve"> </w:t>
@@ -1943,7 +1557,6 @@
         <w:t xml:space="preserve">Unit Test </w:t>
       </w:r>
       <w:hyperlink r:id="rId20" w:anchor="L34-L49" w:history="1">
-        <w:proofErr w:type="spellStart"/>
         <w:r>
           <w:rPr>
             <w:rStyle w:val="Hyperlink"/>
@@ -1951,14 +1564,13 @@
           </w:rPr>
           <w:t>EncodeDateTimeTest</w:t>
         </w:r>
-        <w:proofErr w:type="spellEnd"/>
       </w:hyperlink>
       <w:bookmarkEnd w:id="3"/>
     </w:p>
     <w:p>
       <w:r>
         <w:pict w14:anchorId="43633294">
-          <v:shape id="_x0000_s1033" type="#_x0000_t202" style="width:235.85pt;height:318.4pt;visibility:visible;mso-height-percent:200;mso-left-percent:-10001;mso-top-percent:-10001;mso-wrap-distance-left:9pt;mso-wrap-distance-top:3.6pt;mso-wrap-distance-right:9pt;mso-wrap-distance-bottom:3.6pt;mso-position-horizontal:absolute;mso-position-horizontal-relative:char;mso-position-vertical:absolute;mso-position-vertical-relative:line;mso-height-percent:200;mso-left-percent:-10001;mso-top-percent:-10001;mso-width-relative:margin;mso-height-relative:margin;v-text-anchor:top">
+          <v:shape id="_x0000_s1026" type="#_x0000_t202" style="width:235.85pt;height:318.4pt;visibility:visible;mso-height-percent:200;mso-left-percent:-10001;mso-top-percent:-10001;mso-wrap-distance-left:9pt;mso-wrap-distance-top:3.6pt;mso-wrap-distance-right:9pt;mso-wrap-distance-bottom:3.6pt;mso-position-horizontal:absolute;mso-position-horizontal-relative:char;mso-position-vertical:absolute;mso-position-vertical-relative:line;mso-height-percent:200;mso-left-percent:-10001;mso-top-percent:-10001;mso-width-relative:margin;mso-height-relative:margin;v-text-anchor:top">
             <v:textbox style="mso-fit-shape-to-text:t">
               <w:txbxContent>
                 <w:p>
@@ -1966,25 +1578,7 @@
                     <w:jc w:val="left"/>
                   </w:pPr>
                   <w:r>
-                    <w:t xml:space="preserve">public void </w:t>
-                  </w:r>
-                  <w:proofErr w:type="spellStart"/>
-                  <w:proofErr w:type="gramStart"/>
-                  <w:r>
-                    <w:t>EncodeDateTimeTest</w:t>
-                  </w:r>
-                  <w:proofErr w:type="spellEnd"/>
-                  <w:r>
-                    <w:t>(</w:t>
-                  </w:r>
-                  <w:proofErr w:type="spellStart"/>
-                  <w:proofErr w:type="gramEnd"/>
-                  <w:r>
-                    <w:t>int</w:t>
-                  </w:r>
-                  <w:proofErr w:type="spellEnd"/>
-                  <w:r>
-                    <w:t xml:space="preserve"> w, double r, …)</w:t>
+                    <w:t>public void EncodeDateTimeTest(int w, double r, …)</w:t>
                   </w:r>
                 </w:p>
                 <w:p>
@@ -2008,15 +1602,7 @@
                     <w:jc w:val="left"/>
                   </w:pPr>
                   <w:r>
-                    <w:t xml:space="preserve">        </w:t>
-                  </w:r>
-                  <w:proofErr w:type="spellStart"/>
-                  <w:r>
-                    <w:t>DateTimeEncoderExperimental</w:t>
-                  </w:r>
-                  <w:proofErr w:type="spellEnd"/>
-                  <w:r>
-                    <w:t xml:space="preserve"> encoder = new…</w:t>
+                    <w:t xml:space="preserve">        DateTimeEncoderExperimental encoder = new…</w:t>
                   </w:r>
                 </w:p>
                 <w:p>
@@ -2024,25 +1610,7 @@
                     <w:jc w:val="left"/>
                   </w:pPr>
                   <w:r>
-                    <w:t xml:space="preserve">        </w:t>
-                  </w:r>
-                  <w:proofErr w:type="spellStart"/>
-                  <w:r>
-                    <w:t>var</w:t>
-                  </w:r>
-                  <w:proofErr w:type="spellEnd"/>
-                  <w:r>
-                    <w:t xml:space="preserve"> result = </w:t>
-                  </w:r>
-                  <w:proofErr w:type="spellStart"/>
-                  <w:proofErr w:type="gramStart"/>
-                  <w:r>
-                    <w:t>encoder.Encode</w:t>
-                  </w:r>
-                  <w:proofErr w:type="spellEnd"/>
-                  <w:proofErr w:type="gramEnd"/>
-                  <w:r>
-                    <w:t>(input);</w:t>
+                    <w:t xml:space="preserve">        var result = encoder.Encode(input);</w:t>
                   </w:r>
                 </w:p>
                 <w:p>
@@ -2058,25 +1626,7 @@
                     <w:jc w:val="left"/>
                   </w:pPr>
                   <w:r>
-                    <w:t xml:space="preserve">        </w:t>
-                  </w:r>
-                  <w:proofErr w:type="spellStart"/>
-                  <w:r>
-                    <w:t>Assert.IsTrue</w:t>
-                  </w:r>
-                  <w:proofErr w:type="spellEnd"/>
-                  <w:r>
-                    <w:t>(</w:t>
-                  </w:r>
-                  <w:proofErr w:type="spellStart"/>
-                  <w:proofErr w:type="gramStart"/>
-                  <w:r>
-                    <w:t>result.SequenceEqual</w:t>
-                  </w:r>
-                  <w:proofErr w:type="spellEnd"/>
-                  <w:proofErr w:type="gramEnd"/>
-                  <w:r>
-                    <w:t>(expected…</w:t>
+                    <w:t xml:space="preserve">        Assert.IsTrue(result.SequenceEqual(expected…</w:t>
                   </w:r>
                 </w:p>
                 <w:p>
@@ -2120,15 +1670,7 @@
         <w:t xml:space="preserve"> Prof.</w:t>
       </w:r>
       <w:r>
-        <w:t xml:space="preserve"> Dr. </w:t>
-      </w:r>
-      <w:proofErr w:type="spellStart"/>
-      <w:r>
-        <w:t>Demir</w:t>
-      </w:r>
-      <w:proofErr w:type="spellEnd"/>
-      <w:r>
-        <w:t xml:space="preserve"> Dobric and Frankfurt University of Applied Scie</w:t>
+        <w:t xml:space="preserve"> Dr. Demir Dobric and Frankfurt University of Applied Scie</w:t>
       </w:r>
       <w:r>
         <w:t>nces for their academic support</w:t>
@@ -2152,26 +1694,10 @@
         <w:t xml:space="preserve"> </w:t>
       </w:r>
       <w:r>
-        <w:t xml:space="preserve">Wahab Abdul, Rashid </w:t>
-      </w:r>
-      <w:proofErr w:type="spellStart"/>
-      <w:r>
-        <w:t>Romana</w:t>
-      </w:r>
-      <w:proofErr w:type="spellEnd"/>
-      <w:r>
-        <w:t>, and</w:t>
-      </w:r>
-      <w:r>
-        <w:t xml:space="preserve"> Tasnim Nabila </w:t>
-      </w:r>
-      <w:proofErr w:type="spellStart"/>
-      <w:r>
-        <w:t>Nishat</w:t>
-      </w:r>
-      <w:proofErr w:type="spellEnd"/>
-      <w:r>
-        <w:t xml:space="preserve"> have equally contributed in co</w:t>
+        <w:t>Wahab Abdul, Rashid Romana, and</w:t>
+      </w:r>
+      <w:r>
+        <w:t xml:space="preserve"> Tasnim Nabila Nishat have equally contributed in co</w:t>
       </w:r>
       <w:r>
         <w:rPr>
@@ -2437,21 +1963,8 @@
             <w:pStyle w:val="Header"/>
           </w:pPr>
           <w:r>
-            <w:t xml:space="preserve">by </w:t>
+            <w:t>by Damir Dobric / Andreas Pech</w:t>
           </w:r>
-          <w:proofErr w:type="spellStart"/>
-          <w:r>
-            <w:t>Damir</w:t>
-          </w:r>
-          <w:proofErr w:type="spellEnd"/>
-          <w:r>
-            <w:t xml:space="preserve"> Dobric / Andreas </w:t>
-          </w:r>
-          <w:proofErr w:type="spellStart"/>
-          <w:r>
-            <w:t>Pech</w:t>
-          </w:r>
-          <w:proofErr w:type="spellEnd"/>
         </w:p>
         <w:p>
           <w:pPr>
@@ -4385,6 +3898,7 @@
   <w:style w:type="character" w:default="1" w:styleId="DefaultParagraphFont">
     <w:name w:val="Default Paragraph Font"/>
     <w:uiPriority w:val="1"/>
+    <w:semiHidden/>
     <w:unhideWhenUsed/>
   </w:style>
   <w:style w:type="table" w:default="1" w:styleId="TableNormal">
@@ -5130,7 +4644,7 @@
 </file>
 
 <file path=customXml/itemProps1.xml><?xml version="1.0" encoding="utf-8"?>
-<ds:datastoreItem xmlns:ds="http://schemas.openxmlformats.org/officeDocument/2006/customXml" ds:itemID="{CB7A6FC1-7F4D-4117-9E1B-BF9DC4BA169B}">
+<ds:datastoreItem xmlns:ds="http://schemas.openxmlformats.org/officeDocument/2006/customXml" ds:itemID="{07BC8D9A-749F-4984-988A-1348672F4661}">
   <ds:schemaRefs>
     <ds:schemaRef ds:uri="http://schemas.openxmlformats.org/officeDocument/2006/bibliography"/>
   </ds:schemaRefs>

--- a/source/MySEProject/Documentation/Report_ML 2425-01 Investigate Image Reconstruction by using Classifiers.docx
+++ b/source/MySEProject/Documentation/Report_ML 2425-01 Investigate Image Reconstruction by using Classifiers.docx
@@ -173,7 +173,7 @@
           <w:szCs w:val="18"/>
         </w:rPr>
         <w:lastRenderedPageBreak/>
-        <w:t>Tasnim Nabila</w:t>
+        <w:t>Nabila</w:t>
       </w:r>
       <w:r>
         <w:rPr>
@@ -181,6 +181,13 @@
           <w:szCs w:val="18"/>
         </w:rPr>
         <w:t xml:space="preserve"> Nishat</w:t>
+      </w:r>
+      <w:r>
+        <w:rPr>
+          <w:sz w:val="18"/>
+          <w:szCs w:val="18"/>
+        </w:rPr>
+        <w:t xml:space="preserve"> Tasnim</w:t>
       </w:r>
       <w:r>
         <w:rPr>
@@ -250,7 +257,44 @@
         <w:t>aking, and diagnostic precision. In this project</w:t>
       </w:r>
       <w:r>
-        <w:t>, the feasibility of employing K-Nearest Neighbors (KNN) and HTM classifiers within the Hierarchical Temporal Memory (HTM) framework to reconstruct images from Sparse Distributed Representations (SDRs) is examined. Biologically based HTM is an ideal model for sequence learning and anomaly detection, as it replicates the principles of cortical learning. The purpose of this endeavor is to employ classification methods to reverse the SDR encoding process and retrieve the original input images. We propose a modified classification-based reconstruction framework that utilizes the IClassifier interface to broaden the scope of the SpatialLearning experiment. The proposed method approximates the original inputs by utilizing KNN and HTM classifiers and stores image data in SDRs using an ImageEncoder.. In addition to qualitative visual comparisons, the NeocortexApi quantitative similarity measures are employed to evaluate the reconstruction accuracy. Every classifier's ability to replicate high-dimensional data is demonstrated through an exhaustive performance analysis. According to experimental findings, classification-based SDR inversion is feasible and exhibits a range of reconstruction quality, contingent upon the classifier utilized. This investigation enhances HTM-based image reconstruction and establishes a foundation for subsequent investigations that aim to enhance the reversibility of SDRs within biologically inspired machine learning architectures.</w:t>
+        <w:t xml:space="preserve">, the feasibility of employing K-Nearest Neighbors (KNN) and HTM classifiers within the Hierarchical Temporal Memory (HTM) framework to reconstruct images from Sparse Distributed Representations (SDRs) is examined. Biologically based HTM is an ideal model for sequence learning and anomaly detection, as it replicates the principles of cortical learning. The purpose of this endeavor is to employ classification methods to reverse the SDR encoding process and retrieve the original input images. We propose a modified classification-based reconstruction framework that utilizes the </w:t>
+      </w:r>
+      <w:proofErr w:type="spellStart"/>
+      <w:r>
+        <w:t>IClassifier</w:t>
+      </w:r>
+      <w:proofErr w:type="spellEnd"/>
+      <w:r>
+        <w:t xml:space="preserve"> interface to broaden the scope of the </w:t>
+      </w:r>
+      <w:proofErr w:type="spellStart"/>
+      <w:r>
+        <w:t>SpatialLearning</w:t>
+      </w:r>
+      <w:proofErr w:type="spellEnd"/>
+      <w:r>
+        <w:t xml:space="preserve"> experiment. The proposed method approximates the original inputs by utilizing KNN and HTM classifiers and stores image data in SDRs using an </w:t>
+      </w:r>
+      <w:proofErr w:type="spellStart"/>
+      <w:proofErr w:type="gramStart"/>
+      <w:r>
+        <w:t>ImageEncoder</w:t>
+      </w:r>
+      <w:proofErr w:type="spellEnd"/>
+      <w:r>
+        <w:t>..</w:t>
+      </w:r>
+      <w:proofErr w:type="gramEnd"/>
+      <w:r>
+        <w:t xml:space="preserve"> In addition to qualitative visual comparisons, the </w:t>
+      </w:r>
+      <w:proofErr w:type="spellStart"/>
+      <w:r>
+        <w:t>NeocortexApi</w:t>
+      </w:r>
+      <w:proofErr w:type="spellEnd"/>
+      <w:r>
+        <w:t xml:space="preserve"> quantitative similarity measures are employed to evaluate the reconstruction accuracy. Every classifier's ability to replicate high-dimensional data is demonstrated through an exhaustive performance analysis. According to experimental findings, classification-based SDR inversion is feasible and exhibits a range of reconstruction quality, contingent upon the classifier utilized. This investigation enhances HTM-based image reconstruction and establishes a foundation for subsequent investigations that aim to enhance the reversibility of SDRs within biologically inspired machine learning architectures.</w:t>
       </w:r>
     </w:p>
     <w:p>
@@ -343,13 +387,27 @@
           <w:lang w:val="en-US"/>
         </w:rPr>
         <w:lastRenderedPageBreak/>
-        <w:t>extremely deteriorated circumstances</w:t>
-      </w:r>
-      <w:r>
-        <w:rPr>
-          <w:lang w:val="en-US"/>
-        </w:rPr>
-        <w:t>[4].</w:t>
+        <w:t xml:space="preserve">extremely deteriorated </w:t>
+      </w:r>
+      <w:proofErr w:type="gramStart"/>
+      <w:r>
+        <w:rPr>
+          <w:lang w:val="en-US"/>
+        </w:rPr>
+        <w:t>circumstances</w:t>
+      </w:r>
+      <w:r>
+        <w:rPr>
+          <w:lang w:val="en-US"/>
+        </w:rPr>
+        <w:t>[</w:t>
+      </w:r>
+      <w:proofErr w:type="gramEnd"/>
+      <w:r>
+        <w:rPr>
+          <w:lang w:val="en-US"/>
+        </w:rPr>
+        <w:t>4].</w:t>
       </w:r>
       <w:r>
         <w:rPr>
@@ -362,7 +420,21 @@
           <w:lang w:val="en-US"/>
         </w:rPr>
         <w:lastRenderedPageBreak/>
-        <w:t>and computational restrictions emphasizes the need for investigating other approaches such as HTM and KNN. These techniques are fit for inclusion in clinical procedures, as they might possibly provide strong, effective answers that preserve high interpretability. Although deep learning-based methods have made significant progress in picture reconstruction, some difficulties continue to occur. The trade-off between reconstruction accuracy and processing economy is a main obstacle. Many modern reconstruction techniques need large computer resources, which limits their useful applicability in real-time situations such as autonomous driving and medical imaging [5]. Current approaches often struggle with incomplete or contaminated data, leading to poor reconstruction results. Usually requiring large datasets for training, traditional deep learning models are sensitive to changes in input quality. On the other hand, classification-based techniques like KNN and HTM provide a more flexible and computationally efficient substitute, which qualifies them for uses where real-time performance is crucial. Treating spatial interdependence and high-dimensional data representations presents another challenge in picture reconstruction. Pixel-wise interpolations are common in conventional techniques, which may not be able to adequately depict complicated spatial structures. SDRs, like the ones used in HTM, could be used instead because they record spatial connections in a dispersed way and improve generalization across multiple picture domains. Additionally, KNN relies on feature-space similarity to reconstruct pictures by finding similar patterns in the dataset. This process provides a simple but effective way to add missing data. These methods, when used together, may improve reconstructing pictures from sparse representations while still maintaining computational feasibility. In this work, we investigate whether it is feasible to reconstruct pictures from SDRs using HTM and KNN classifiers. The hierarchical structure of the human brain gave rise to the HTM architecture, which has been shown to be effective at tasks like sequence learning and finding outliers [6]. This work intends to improve HTM's spatial learning capacity by using the IClassifier interface, thereby exploiting KNN's power in similarity-based categorization. By means of this method, we want to create a classification-based reconstruction framework able to undo the SDR encoding process and restore the original input pictures. This study advances the larger area of classification-based image restoration methods in addition to offering an understanding of the relevance of SDRs for picture reconstruction. This work offers a computationally efficient and interpreted method applicable to many fields by solving the difficulties related to conventional deep learning models. In the end, the results of this study could provide fresh avenues for c</w:t>
+        <w:t xml:space="preserve">and computational restrictions emphasizes the need for investigating other approaches such as HTM and KNN. These techniques are fit for inclusion in clinical procedures, as they might possibly provide strong, effective answers that preserve high interpretability. Although deep learning-based methods have made significant progress in picture reconstruction, some difficulties continue to occur. The trade-off between reconstruction accuracy and processing economy is a main obstacle. Many modern reconstruction techniques need large computer resources, which limits their useful applicability in real-time situations such as autonomous driving and medical imaging [5]. Current approaches often struggle with incomplete or contaminated data, leading to poor reconstruction results. Usually requiring large datasets for training, traditional deep learning models are sensitive to changes in input quality. On the other hand, classification-based techniques like KNN and HTM provide a more flexible and computationally efficient substitute, which qualifies them for uses where real-time performance is crucial. Treating spatial interdependence and high-dimensional data representations presents another challenge in picture reconstruction. Pixel-wise interpolations are common in conventional techniques, which may not be able to adequately depict complicated spatial structures. SDRs, like the ones used in HTM, could be used instead because they record spatial connections in a dispersed way and improve generalization across multiple picture domains. Additionally, KNN relies on feature-space similarity to reconstruct pictures by finding similar patterns in the dataset. This process provides a simple but effective way to add missing data. These methods, when used together, may improve reconstructing pictures from sparse representations while still maintaining computational feasibility. In this work, we investigate whether it is feasible to reconstruct pictures from SDRs using HTM and KNN classifiers. The hierarchical structure of the human brain gave rise to the HTM architecture, which has been shown to be effective at tasks like sequence learning and finding outliers [6]. This work intends to improve HTM's spatial learning capacity by using the </w:t>
+      </w:r>
+      <w:proofErr w:type="spellStart"/>
+      <w:r>
+        <w:rPr>
+          <w:lang w:val="en-US"/>
+        </w:rPr>
+        <w:t>IClassifier</w:t>
+      </w:r>
+      <w:proofErr w:type="spellEnd"/>
+      <w:r>
+        <w:rPr>
+          <w:lang w:val="en-US"/>
+        </w:rPr>
+        <w:t xml:space="preserve"> interface, thereby exploiting KNN's power in similarity-based categorization. By means of this method, we want to create a classification-based reconstruction framework able to undo the SDR encoding process and restore the original input pictures. This study advances the larger area of classification-based image restoration methods in addition to offering an understanding of the relevance of SDRs for picture reconstruction. This work offers a computationally efficient and interpreted method applicable to many fields by solving the difficulties related to conventional deep learning models. In the end, the results of this study could provide fresh avenues for c</w:t>
       </w:r>
       <w:r>
         <w:rPr>
@@ -472,7 +544,7 @@
             <v:path o:extrusionok="f" gradientshapeok="t" o:connecttype="rect"/>
             <o:lock v:ext="edit" aspectratio="t"/>
           </v:shapetype>
-          <v:shape id="_x0000_i1026" type="#_x0000_t75" style="width:232pt;height:171pt">
+          <v:shape id="_x0000_i1026" type="#_x0000_t75" style="width:232.3pt;height:170.9pt">
             <v:imagedata r:id="rId10" o:title="Conversation tree example (1)"/>
           </v:shape>
         </w:pict>
@@ -508,7 +580,35 @@
         <w:rPr>
           <w:lang w:val="en-US"/>
         </w:rPr>
-        <w:t>The first step towards achieving the goal of the project is to binarize the images located in the training folder. Each image is adjusted to a standard dimension of 28x28 pixels. This maintains a specific degree of consistency among the images. In the binarization step, each pixel of an image is converted to either white or black. More technically, the pixel gets assigned 0 if it’s white and 1 if it’s black. The after effect is that a Sparse Distributed Representation (SDR) is achieved that can undergo further operations.</w:t>
+        <w:t xml:space="preserve">The first step towards achieving the goal of the project is to </w:t>
+      </w:r>
+      <w:proofErr w:type="spellStart"/>
+      <w:r>
+        <w:rPr>
+          <w:lang w:val="en-US"/>
+        </w:rPr>
+        <w:t>binarize</w:t>
+      </w:r>
+      <w:proofErr w:type="spellEnd"/>
+      <w:r>
+        <w:rPr>
+          <w:lang w:val="en-US"/>
+        </w:rPr>
+        <w:t xml:space="preserve"> the images located in the training folder. Each image is adjusted to a standard dimension of 28x28 pixels. This maintains a specific degree of consistency among the images. In the </w:t>
+      </w:r>
+      <w:proofErr w:type="spellStart"/>
+      <w:r>
+        <w:rPr>
+          <w:lang w:val="en-US"/>
+        </w:rPr>
+        <w:t>binarization</w:t>
+      </w:r>
+      <w:proofErr w:type="spellEnd"/>
+      <w:r>
+        <w:rPr>
+          <w:lang w:val="en-US"/>
+        </w:rPr>
+        <w:t xml:space="preserve"> step, each pixel of an image is converted to either white or black. More technically, the pixel gets assigned 0 if it’s white and 1 if it’s black. The after effect is that a Sparse Distributed Representation (SDR) is achieved that can undergo further operations.</w:t>
       </w:r>
     </w:p>
     <w:p>
@@ -522,7 +622,49 @@
         <w:rPr>
           <w:lang w:val="en-US"/>
         </w:rPr>
-        <w:t>To complete the binarization, the ImageBinarizerSpatialPattern class was created. This class takes an image, transforms it to a monochrome version, and subsequently performs a binarization by assigning white and black values for pixels. This transformed image is stored as an SDR.</w:t>
+        <w:t xml:space="preserve">To complete the </w:t>
+      </w:r>
+      <w:proofErr w:type="spellStart"/>
+      <w:r>
+        <w:rPr>
+          <w:lang w:val="en-US"/>
+        </w:rPr>
+        <w:t>binarization</w:t>
+      </w:r>
+      <w:proofErr w:type="spellEnd"/>
+      <w:r>
+        <w:rPr>
+          <w:lang w:val="en-US"/>
+        </w:rPr>
+        <w:t xml:space="preserve">, the </w:t>
+      </w:r>
+      <w:proofErr w:type="spellStart"/>
+      <w:r>
+        <w:rPr>
+          <w:lang w:val="en-US"/>
+        </w:rPr>
+        <w:t>ImageBinarizerSpatialPattern</w:t>
+      </w:r>
+      <w:proofErr w:type="spellEnd"/>
+      <w:r>
+        <w:rPr>
+          <w:lang w:val="en-US"/>
+        </w:rPr>
+        <w:t xml:space="preserve"> class was created. This class takes an image, transforms it to a monochrome version, and subsequently performs a </w:t>
+      </w:r>
+      <w:proofErr w:type="spellStart"/>
+      <w:r>
+        <w:rPr>
+          <w:lang w:val="en-US"/>
+        </w:rPr>
+        <w:t>binarization</w:t>
+      </w:r>
+      <w:proofErr w:type="spellEnd"/>
+      <w:r>
+        <w:rPr>
+          <w:lang w:val="en-US"/>
+        </w:rPr>
+        <w:t xml:space="preserve"> by assigning white and black values for pixels. This transformed image is stored as an SDR.</w:t>
       </w:r>
     </w:p>
     <w:p>
@@ -570,7 +712,21 @@
         <w:rPr>
           <w:lang w:val="en-US"/>
         </w:rPr>
-        <w:t>The KNN classifier is one of the simplest classifiers to use, but also one of the most effective at the same time in regards to classifying data, which is based off computational similarity to the closest training examples for that particular feature. In this instance, the training examples are the binarized images. The classifier “guesses” the class label based on the input SDRs and trains SDRs by calculating the similarity of the input SDRs and the training SDRs</w:t>
+        <w:t xml:space="preserve">The KNN classifier is one of the simplest classifiers to use, but also one of the most effective at the same time in regards to classifying data, which is based off computational similarity to the closest training examples for that particular feature. In this instance, the training examples are the </w:t>
+      </w:r>
+      <w:proofErr w:type="spellStart"/>
+      <w:r>
+        <w:rPr>
+          <w:lang w:val="en-US"/>
+        </w:rPr>
+        <w:t>binarized</w:t>
+      </w:r>
+      <w:proofErr w:type="spellEnd"/>
+      <w:r>
+        <w:rPr>
+          <w:lang w:val="en-US"/>
+        </w:rPr>
+        <w:t xml:space="preserve"> images. The classifier “guesses” the class label based on the input SDRs and trains SDRs by calculating the similarity of the input SDRs and the training SDRs</w:t>
       </w:r>
       <w:r>
         <w:rPr>
@@ -668,14 +824,28 @@
         <w:rPr>
           <w:lang w:val="en-US"/>
         </w:rPr>
-        <w:t xml:space="preserve"> Jaccard Similarity</w:t>
-      </w:r>
-      <w:r>
-        <w:rPr>
-          <w:lang w:val="en-US"/>
-        </w:rPr>
         <w:t xml:space="preserve"> </w:t>
       </w:r>
+      <w:proofErr w:type="spellStart"/>
+      <w:r>
+        <w:rPr>
+          <w:lang w:val="en-US"/>
+        </w:rPr>
+        <w:t>Jaccard</w:t>
+      </w:r>
+      <w:proofErr w:type="spellEnd"/>
+      <w:r>
+        <w:rPr>
+          <w:lang w:val="en-US"/>
+        </w:rPr>
+        <w:t xml:space="preserve"> Similarity</w:t>
+      </w:r>
+      <w:r>
+        <w:rPr>
+          <w:lang w:val="en-US"/>
+        </w:rPr>
+        <w:t xml:space="preserve"> </w:t>
+      </w:r>
       <w:r>
         <w:rPr>
           <w:lang w:val="en-US"/>
@@ -847,10 +1017,18 @@
         <w:t>Hierarchical Temporal Memory (HTM) and k-nearest Neighbors (k-NN)</w:t>
       </w:r>
       <w:r>
-        <w:t xml:space="preserve"> are employed for reconstruction of images </w:t>
-      </w:r>
-      <w:r>
-        <w:t>. For better pattern recognition and noise resistance, the HTM-based reconstruction uses sparse distributed representations (SDRs), which makes the outcome more structured and easy to understand. Thus, the shape of the numbers is maintained, and noise is reduced. While it may maintain local pixel correlations, the k-NN-based reconstruction misses the global structure, so the HTM result is distorted. Since HTM is more efficient in computation, it is better suited for regular usage. The results show that the latter lacks picture reconstruction when comparing HTM to k-NN. The improved clarity, structural integrity, and noise resistance make it a potential tool for precise and efficient work.</w:t>
+        <w:t xml:space="preserve"> are employed for reconstruction of </w:t>
+      </w:r>
+      <w:proofErr w:type="gramStart"/>
+      <w:r>
+        <w:t xml:space="preserve">images </w:t>
+      </w:r>
+      <w:r>
+        <w:t>.</w:t>
+      </w:r>
+      <w:proofErr w:type="gramEnd"/>
+      <w:r>
+        <w:t xml:space="preserve"> For better pattern recognition and noise resistance, the HTM-based reconstruction uses sparse distributed representations (SDRs), which makes the outcome more structured and easy to understand. Thus, the shape of the numbers is maintained, and noise is reduced. While it may maintain local pixel correlations, the k-NN-based reconstruction misses the global structure, so the HTM result is distorted. Since HTM is more efficient in computation, it is better suited for regular usage. The results show that the latter lacks picture reconstruction when comparing HTM to k-NN. The improved clarity, structural integrity, and noise resistance make it a potential tool for precise and efficient work.</w:t>
       </w:r>
     </w:p>
     <w:p>
@@ -861,8 +1039,8 @@
       <w:r>
         <w:lastRenderedPageBreak/>
         <w:pict w14:anchorId="31A487B7">
-          <v:shape id="_x0000_i1027" type="#_x0000_t75" style="width:148.5pt;height:96.5pt">
-            <v:imagedata r:id="rId11" o:title="WhatsApp Image 2025-03-25 at 16.02"/>
+          <v:shape id="_x0000_i1027" type="#_x0000_t75" style="width:148.4pt;height:96.4pt">
+            <v:imagedata r:id="rId11" o:title="WhatsApp Image 2025-03-25 at 16"/>
           </v:shape>
         </w:pict>
       </w:r>
@@ -883,7 +1061,25 @@
           <w:szCs w:val="16"/>
           <w:lang w:val="en-US"/>
         </w:rPr>
-        <w:t>Figure 2 Origional Input Image</w:t>
+        <w:t xml:space="preserve">Figure 2 </w:t>
+      </w:r>
+      <w:proofErr w:type="spellStart"/>
+      <w:r>
+        <w:rPr>
+          <w:sz w:val="16"/>
+          <w:szCs w:val="16"/>
+          <w:lang w:val="en-US"/>
+        </w:rPr>
+        <w:t>Origional</w:t>
+      </w:r>
+      <w:proofErr w:type="spellEnd"/>
+      <w:r>
+        <w:rPr>
+          <w:sz w:val="16"/>
+          <w:szCs w:val="16"/>
+          <w:lang w:val="en-US"/>
+        </w:rPr>
+        <w:t xml:space="preserve"> Input Image</w:t>
       </w:r>
     </w:p>
     <w:p>
@@ -893,15 +1089,15 @@
       </w:pPr>
       <w:r>
         <w:pict w14:anchorId="4D8639EC">
-          <v:shape id="_x0000_i1028" type="#_x0000_t75" style="width:94pt;height:94pt">
-            <v:imagedata r:id="rId12" o:title="WhatsApp Image 2025-03-25 at 16.05"/>
+          <v:shape id="_x0000_i1028" type="#_x0000_t75" style="width:93.9pt;height:93.9pt">
+            <v:imagedata r:id="rId12" o:title="WhatsApp Image 2025-03-25 at 16"/>
           </v:shape>
         </w:pict>
       </w:r>
       <w:r>
         <w:pict w14:anchorId="38864462">
-          <v:shape id="_x0000_i1029" type="#_x0000_t75" style="width:95.5pt;height:95.5pt">
-            <v:imagedata r:id="rId13" o:title="WhatsApp Image 2025-03-25 at 16.05"/>
+          <v:shape id="_x0000_i1029" type="#_x0000_t75" style="width:95.8pt;height:95.8pt">
+            <v:imagedata r:id="rId13" o:title="WhatsApp Image 2025-03-25 at 16"/>
           </v:shape>
         </w:pict>
       </w:r>
@@ -918,7 +1114,21 @@
         <w:rPr>
           <w:lang w:val="en-US"/>
         </w:rPr>
-        <w:t xml:space="preserve">                        (a)                             (b)</w:t>
+        <w:t xml:space="preserve">                        (a)                          </w:t>
+      </w:r>
+      <w:proofErr w:type="gramStart"/>
+      <w:r>
+        <w:rPr>
+          <w:lang w:val="en-US"/>
+        </w:rPr>
+        <w:t xml:space="preserve">   (</w:t>
+      </w:r>
+      <w:proofErr w:type="gramEnd"/>
+      <w:r>
+        <w:rPr>
+          <w:lang w:val="en-US"/>
+        </w:rPr>
+        <w:t>b)</w:t>
       </w:r>
     </w:p>
     <w:p>
@@ -954,7 +1164,7 @@
           <w:lang w:val="en-US"/>
         </w:rPr>
         <w:pict w14:anchorId="0767C834">
-          <v:shape id="_x0000_i1030" type="#_x0000_t75" style="width:158.5pt;height:80.5pt">
+          <v:shape id="_x0000_i1030" type="#_x0000_t75" style="width:158.4pt;height:80.75pt">
             <v:imagedata r:id="rId14" o:title="1"/>
           </v:shape>
         </w:pict>
@@ -976,7 +1186,25 @@
           <w:szCs w:val="16"/>
           <w:lang w:val="en-US"/>
         </w:rPr>
-        <w:t>Figure 4 Origional Input Image</w:t>
+        <w:t xml:space="preserve">Figure 4 </w:t>
+      </w:r>
+      <w:proofErr w:type="spellStart"/>
+      <w:r>
+        <w:rPr>
+          <w:sz w:val="16"/>
+          <w:szCs w:val="16"/>
+          <w:lang w:val="en-US"/>
+        </w:rPr>
+        <w:t>Origional</w:t>
+      </w:r>
+      <w:proofErr w:type="spellEnd"/>
+      <w:r>
+        <w:rPr>
+          <w:sz w:val="16"/>
+          <w:szCs w:val="16"/>
+          <w:lang w:val="en-US"/>
+        </w:rPr>
+        <w:t xml:space="preserve"> Input Image</w:t>
       </w:r>
     </w:p>
     <w:p>
@@ -992,8 +1220,8 @@
           <w:lang w:val="en-US"/>
         </w:rPr>
         <w:pict w14:anchorId="22B55DB6">
-          <v:shape id="_x0000_i1031" type="#_x0000_t75" style="width:100.5pt;height:100.5pt">
-            <v:imagedata r:id="rId15" o:title="WhatsApp Image 2025-03-25 at 16.05"/>
+          <v:shape id="_x0000_i1031" type="#_x0000_t75" style="width:100.8pt;height:100.8pt">
+            <v:imagedata r:id="rId15" o:title="WhatsApp Image 2025-03-25 at 16"/>
           </v:shape>
         </w:pict>
       </w:r>
@@ -1002,8 +1230,8 @@
           <w:lang w:val="en-US"/>
         </w:rPr>
         <w:pict w14:anchorId="73CA4F11">
-          <v:shape id="_x0000_i1032" type="#_x0000_t75" style="width:101.5pt;height:101.5pt">
-            <v:imagedata r:id="rId16" o:title="WhatsApp Image 2025-03-25 at 16.05"/>
+          <v:shape id="_x0000_i1032" type="#_x0000_t75" style="width:101.45pt;height:101.45pt">
+            <v:imagedata r:id="rId16" o:title="WhatsApp Image 2025-03-25 at 16"/>
           </v:shape>
         </w:pict>
       </w:r>
@@ -1020,7 +1248,21 @@
         <w:rPr>
           <w:lang w:val="en-US"/>
         </w:rPr>
-        <w:t xml:space="preserve">                            (a)                            (b)</w:t>
+        <w:t xml:space="preserve">                            (a)                         </w:t>
+      </w:r>
+      <w:proofErr w:type="gramStart"/>
+      <w:r>
+        <w:rPr>
+          <w:lang w:val="en-US"/>
+        </w:rPr>
+        <w:t xml:space="preserve">   (</w:t>
+      </w:r>
+      <w:proofErr w:type="gramEnd"/>
+      <w:r>
+        <w:rPr>
+          <w:lang w:val="en-US"/>
+        </w:rPr>
+        <w:t>b)</w:t>
       </w:r>
     </w:p>
     <w:p>
@@ -1055,8 +1297,8 @@
           <w:lang w:val="en-US"/>
         </w:rPr>
         <w:pict w14:anchorId="149CC414">
-          <v:shape id="_x0000_i1033" type="#_x0000_t75" style="width:173pt;height:81pt">
-            <v:imagedata r:id="rId17" o:title="WhatsApp Image 2025-03-25 at 16.02"/>
+          <v:shape id="_x0000_i1033" type="#_x0000_t75" style="width:172.8pt;height:80.75pt">
+            <v:imagedata r:id="rId17" o:title="WhatsApp Image 2025-03-25 at 16"/>
           </v:shape>
         </w:pict>
       </w:r>
@@ -1085,7 +1327,25 @@
           <w:szCs w:val="16"/>
           <w:lang w:val="en-US"/>
         </w:rPr>
-        <w:t xml:space="preserve"> Origional Input Image</w:t>
+        <w:t xml:space="preserve"> </w:t>
+      </w:r>
+      <w:proofErr w:type="spellStart"/>
+      <w:r>
+        <w:rPr>
+          <w:sz w:val="16"/>
+          <w:szCs w:val="16"/>
+          <w:lang w:val="en-US"/>
+        </w:rPr>
+        <w:t>Origional</w:t>
+      </w:r>
+      <w:proofErr w:type="spellEnd"/>
+      <w:r>
+        <w:rPr>
+          <w:sz w:val="16"/>
+          <w:szCs w:val="16"/>
+          <w:lang w:val="en-US"/>
+        </w:rPr>
+        <w:t xml:space="preserve"> Input Image</w:t>
       </w:r>
     </w:p>
     <w:p>
@@ -1101,8 +1361,8 @@
           <w:lang w:val="en-US"/>
         </w:rPr>
         <w:pict w14:anchorId="0874F98E">
-          <v:shape id="_x0000_i1034" type="#_x0000_t75" style="width:86pt;height:86pt">
-            <v:imagedata r:id="rId18" o:title="WhatsApp Image 2025-03-25 at 16.05"/>
+          <v:shape id="_x0000_i1034" type="#_x0000_t75" style="width:85.75pt;height:85.75pt">
+            <v:imagedata r:id="rId18" o:title="WhatsApp Image 2025-03-25 at 16"/>
           </v:shape>
         </w:pict>
       </w:r>
@@ -1111,8 +1371,8 @@
           <w:lang w:val="en-US"/>
         </w:rPr>
         <w:pict w14:anchorId="4A194A2C">
-          <v:shape id="_x0000_i1035" type="#_x0000_t75" style="width:86pt;height:86pt">
-            <v:imagedata r:id="rId19" o:title="WhatsApp Image 2025-03-25 at 16.05"/>
+          <v:shape id="_x0000_i1035" type="#_x0000_t75" style="width:85.75pt;height:85.75pt">
+            <v:imagedata r:id="rId19" o:title="WhatsApp Image 2025-03-25 at 16"/>
           </v:shape>
         </w:pict>
       </w:r>
@@ -1214,7 +1474,39 @@
           <w:color w:val="FF0000"/>
           <w:lang w:val="en-US"/>
         </w:rPr>
-        <w:t>(Add a UnIT TEST CODE AND SCREEN SHOT OF THE UNI TEST AND OVERALL EXPERIMENT RESULT  SHOWING SIMILITY</w:t>
+        <w:t xml:space="preserve">(Add a </w:t>
+      </w:r>
+      <w:proofErr w:type="spellStart"/>
+      <w:r>
+        <w:rPr>
+          <w:color w:val="FF0000"/>
+          <w:lang w:val="en-US"/>
+        </w:rPr>
+        <w:t>UnIT</w:t>
+      </w:r>
+      <w:proofErr w:type="spellEnd"/>
+      <w:r>
+        <w:rPr>
+          <w:color w:val="FF0000"/>
+          <w:lang w:val="en-US"/>
+        </w:rPr>
+        <w:t xml:space="preserve"> TEST CODE AND SCREEN SHOT OF THE UNI TEST AND OVERALL EXPERIMENT </w:t>
+      </w:r>
+      <w:proofErr w:type="gramStart"/>
+      <w:r>
+        <w:rPr>
+          <w:color w:val="FF0000"/>
+          <w:lang w:val="en-US"/>
+        </w:rPr>
+        <w:t>RESULT  SHOWING</w:t>
+      </w:r>
+      <w:proofErr w:type="gramEnd"/>
+      <w:r>
+        <w:rPr>
+          <w:color w:val="FF0000"/>
+          <w:lang w:val="en-US"/>
+        </w:rPr>
+        <w:t xml:space="preserve"> SIMILITY</w:t>
       </w:r>
       <w:r>
         <w:rPr>
@@ -1242,7 +1534,35 @@
         <w:rPr>
           <w:lang w:val="en-US"/>
         </w:rPr>
-        <w:t>This study evaluated the effectiveness of Hierarchical Temporal Memory (HTM) and K-Nearest Neighbors (KNN) classifiers in image reconstruction tasks, highlighting their ability to preserve structural integrity and achieve high similarity to original pictures.   The procedure involved converting images into Sparse Distributed Representations (SDRs) using binarization and training both classifiers on these normalized inputs.   The reconstruction quality was evaluated using multiple similarity metrics—Jaccard Similarity, Cosine Similarity, and Hamming Distance—providing a comprehensive assessment of each classifier's capacity to</w:t>
+        <w:t xml:space="preserve">This study evaluated the effectiveness of Hierarchical Temporal Memory (HTM) and K-Nearest Neighbors (KNN) classifiers in image reconstruction tasks, highlighting their ability to preserve structural integrity and achieve high similarity to original pictures.   The procedure involved converting images into Sparse Distributed Representations (SDRs) using </w:t>
+      </w:r>
+      <w:proofErr w:type="spellStart"/>
+      <w:r>
+        <w:rPr>
+          <w:lang w:val="en-US"/>
+        </w:rPr>
+        <w:t>binarization</w:t>
+      </w:r>
+      <w:proofErr w:type="spellEnd"/>
+      <w:r>
+        <w:rPr>
+          <w:lang w:val="en-US"/>
+        </w:rPr>
+        <w:t xml:space="preserve"> and training both classifiers on these normalized inputs.   The reconstruction quality was evaluated using multiple similarity metrics—</w:t>
+      </w:r>
+      <w:proofErr w:type="spellStart"/>
+      <w:r>
+        <w:rPr>
+          <w:lang w:val="en-US"/>
+        </w:rPr>
+        <w:t>Jaccard</w:t>
+      </w:r>
+      <w:proofErr w:type="spellEnd"/>
+      <w:r>
+        <w:rPr>
+          <w:lang w:val="en-US"/>
+        </w:rPr>
+        <w:t xml:space="preserve"> Similarity, Cosine Similarity, and Hamming Distance—providing a comprehensive assessment of each classifier's capacity to</w:t>
       </w:r>
       <w:r>
         <w:rPr>
@@ -1316,7 +1636,15 @@
         <w:t>This project</w:t>
       </w:r>
       <w:r>
-        <w:t xml:space="preserve"> showed the effectiveness of Hierarchical Temporal Memory (HTM) on image reconstruction issues, as it performed better in structural coherence maintenance and achieved higher similarity scores than typical K-Nearest Neighbors (KNN). Based on sparse distributed representations (SDRs) and hierarchical learning, HTM was more robust to noise and variability in the input. At the same time, the local pixel-to-pixel matching of KNN limited its capacity to generalize. The results highlight the strengths of HTM as a neurally motivated architecture for applications requiring accurate pattern completion and noise insensitivity, offering a computationally efficient solution to image reconstruction that outperforms conventional similarity-based methods.</w:t>
+        <w:t xml:space="preserve"> showed the effectiveness of Hierarchical Temporal Memory (HTM) on image reconstruction issues, as it performed better in structural coherence maintenance and achieved higher similarity scores than typical K-Nearest Neighbors (KNN). Based on sparse distributed representations (SDRs) and hierarchical learning, HTM was more robust to noise and variability in the input. At the same time, the local pixel-to-pixel matching of KNN limited its capacity to generalize. The results highlight the strengths of HTM as a </w:t>
+      </w:r>
+      <w:proofErr w:type="spellStart"/>
+      <w:r>
+        <w:t>neurally</w:t>
+      </w:r>
+      <w:proofErr w:type="spellEnd"/>
+      <w:r>
+        <w:t xml:space="preserve"> motivated architecture for applications requiring accurate pattern completion and noise insensitivity, offering a computationally efficient solution to image reconstruction that outperforms conventional similarity-based methods.</w:t>
       </w:r>
     </w:p>
     <w:p>
@@ -1332,7 +1660,23 @@
         <w:pStyle w:val="BodyText"/>
       </w:pPr>
       <w:r>
-        <w:t>Future work would have to address tuning HTM parameters (e.g., column width, sparsity) for particular application areas such as medical imaging or satellite imagery, as well as investigate hybrid models blending HTM's global pattern detection with CNNs for improved local detail. Comparing HTM with deep generative models (e.g., VAEs, GANs) would identify clearly in which specific application, e.g., denoising or super-resolution, it performs its unique function while comparing its performance in real-time on edge hardware would confirm its scalability for use in IoT or autonomous applications. Augmenting HTM with dynamic data (e.g., video or 3D reconstruction) can enhance its process of handling temporal processes in which high-dimensional pattern completion shortcomings exist.</w:t>
+        <w:t xml:space="preserve">Future work would have to address tuning HTM parameters (e.g., column width, sparsity) for particular application areas such as medical imaging or satellite imagery, as well as investigate hybrid models blending HTM's global pattern detection with CNNs for improved local detail. Comparing HTM with deep generative models (e.g., VAEs, GANs) would identify clearly in which specific application, e.g., </w:t>
+      </w:r>
+      <w:proofErr w:type="spellStart"/>
+      <w:r>
+        <w:t>denoising</w:t>
+      </w:r>
+      <w:proofErr w:type="spellEnd"/>
+      <w:r>
+        <w:t xml:space="preserve"> or super-resolution, it performs its unique function while comparing its performance in real-time on edge hardware would confirm its scalability for use in </w:t>
+      </w:r>
+      <w:proofErr w:type="spellStart"/>
+      <w:r>
+        <w:t>IoT</w:t>
+      </w:r>
+      <w:proofErr w:type="spellEnd"/>
+      <w:r>
+        <w:t xml:space="preserve"> or autonomous applications. Augmenting HTM with dynamic data (e.g., video or 3D reconstruction) can enhance its process of handling temporal processes in which high-dimensional pattern completion shortcomings exist.</w:t>
       </w:r>
       <w:r>
         <w:t>.</w:t>
@@ -1404,14 +1748,27 @@
       <w:r>
         <w:t xml:space="preserve">Listing </w:t>
       </w:r>
-      <w:fldSimple w:instr=" SEQ Listing \* ARABIC ">
-        <w:r>
-          <w:rPr>
-            <w:noProof/>
-          </w:rPr>
-          <w:t>1</w:t>
-        </w:r>
-      </w:fldSimple>
+      <w:r>
+        <w:fldChar w:fldCharType="begin"/>
+      </w:r>
+      <w:r>
+        <w:instrText xml:space="preserve"> SEQ Listing \* ARABIC </w:instrText>
+      </w:r>
+      <w:r>
+        <w:fldChar w:fldCharType="separate"/>
+      </w:r>
+      <w:r>
+        <w:rPr>
+          <w:noProof/>
+        </w:rPr>
+        <w:t>1</w:t>
+      </w:r>
+      <w:r>
+        <w:rPr>
+          <w:noProof/>
+        </w:rPr>
+        <w:fldChar w:fldCharType="end"/>
+      </w:r>
       <w:r>
         <w:t xml:space="preserve"> Code Reference Example</w:t>
       </w:r>
@@ -1433,8 +1790,21 @@
                   <w:pPr>
                     <w:jc w:val="left"/>
                   </w:pPr>
+                  <w:proofErr w:type="spellStart"/>
                   <w:r>
-                    <w:t>Console.WriteLine(“Referencing code”, var);</w:t>
+                    <w:t>Console.WriteLine</w:t>
+                  </w:r>
+                  <w:proofErr w:type="spellEnd"/>
+                  <w:r>
+                    <w:t xml:space="preserve">(“Referencing code”, </w:t>
+                  </w:r>
+                  <w:proofErr w:type="spellStart"/>
+                  <w:r>
+                    <w:t>var</w:t>
+                  </w:r>
+                  <w:proofErr w:type="spellEnd"/>
+                  <w:r>
+                    <w:t>);</w:t>
                   </w:r>
                 </w:p>
                 <w:p>
@@ -1541,14 +1911,27 @@
       <w:r>
         <w:t xml:space="preserve">Listing </w:t>
       </w:r>
-      <w:fldSimple w:instr=" SEQ Listing \* ARABIC ">
-        <w:r>
-          <w:rPr>
-            <w:noProof/>
-          </w:rPr>
-          <w:t>2</w:t>
-        </w:r>
-      </w:fldSimple>
+      <w:r>
+        <w:fldChar w:fldCharType="begin"/>
+      </w:r>
+      <w:r>
+        <w:instrText xml:space="preserve"> SEQ Listing \* ARABIC </w:instrText>
+      </w:r>
+      <w:r>
+        <w:fldChar w:fldCharType="separate"/>
+      </w:r>
+      <w:r>
+        <w:rPr>
+          <w:noProof/>
+        </w:rPr>
+        <w:t>2</w:t>
+      </w:r>
+      <w:r>
+        <w:rPr>
+          <w:noProof/>
+        </w:rPr>
+        <w:fldChar w:fldCharType="end"/>
+      </w:r>
       <w:bookmarkEnd w:id="2"/>
       <w:r>
         <w:t xml:space="preserve"> </w:t>
@@ -1557,6 +1940,7 @@
         <w:t xml:space="preserve">Unit Test </w:t>
       </w:r>
       <w:hyperlink r:id="rId20" w:anchor="L34-L49" w:history="1">
+        <w:proofErr w:type="spellStart"/>
         <w:r>
           <w:rPr>
             <w:rStyle w:val="Hyperlink"/>
@@ -1564,6 +1948,7 @@
           </w:rPr>
           <w:t>EncodeDateTimeTest</w:t>
         </w:r>
+        <w:proofErr w:type="spellEnd"/>
       </w:hyperlink>
       <w:bookmarkEnd w:id="3"/>
     </w:p>
@@ -1578,7 +1963,25 @@
                     <w:jc w:val="left"/>
                   </w:pPr>
                   <w:r>
-                    <w:t>public void EncodeDateTimeTest(int w, double r, …)</w:t>
+                    <w:t xml:space="preserve">public void </w:t>
+                  </w:r>
+                  <w:proofErr w:type="spellStart"/>
+                  <w:proofErr w:type="gramStart"/>
+                  <w:r>
+                    <w:t>EncodeDateTimeTest</w:t>
+                  </w:r>
+                  <w:proofErr w:type="spellEnd"/>
+                  <w:r>
+                    <w:t>(</w:t>
+                  </w:r>
+                  <w:proofErr w:type="spellStart"/>
+                  <w:proofErr w:type="gramEnd"/>
+                  <w:r>
+                    <w:t>int</w:t>
+                  </w:r>
+                  <w:proofErr w:type="spellEnd"/>
+                  <w:r>
+                    <w:t xml:space="preserve"> w, double r, …)</w:t>
                   </w:r>
                 </w:p>
                 <w:p>
@@ -1602,7 +2005,15 @@
                     <w:jc w:val="left"/>
                   </w:pPr>
                   <w:r>
-                    <w:t xml:space="preserve">        DateTimeEncoderExperimental encoder = new…</w:t>
+                    <w:t xml:space="preserve">        </w:t>
+                  </w:r>
+                  <w:proofErr w:type="spellStart"/>
+                  <w:r>
+                    <w:t>DateTimeEncoderExperimental</w:t>
+                  </w:r>
+                  <w:proofErr w:type="spellEnd"/>
+                  <w:r>
+                    <w:t xml:space="preserve"> encoder = new…</w:t>
                   </w:r>
                 </w:p>
                 <w:p>
@@ -1610,7 +2021,25 @@
                     <w:jc w:val="left"/>
                   </w:pPr>
                   <w:r>
-                    <w:t xml:space="preserve">        var result = encoder.Encode(input);</w:t>
+                    <w:t xml:space="preserve">        </w:t>
+                  </w:r>
+                  <w:proofErr w:type="spellStart"/>
+                  <w:r>
+                    <w:t>var</w:t>
+                  </w:r>
+                  <w:proofErr w:type="spellEnd"/>
+                  <w:r>
+                    <w:t xml:space="preserve"> result = </w:t>
+                  </w:r>
+                  <w:proofErr w:type="spellStart"/>
+                  <w:proofErr w:type="gramStart"/>
+                  <w:r>
+                    <w:t>encoder.Encode</w:t>
+                  </w:r>
+                  <w:proofErr w:type="spellEnd"/>
+                  <w:proofErr w:type="gramEnd"/>
+                  <w:r>
+                    <w:t>(input);</w:t>
                   </w:r>
                 </w:p>
                 <w:p>
@@ -1626,7 +2055,25 @@
                     <w:jc w:val="left"/>
                   </w:pPr>
                   <w:r>
-                    <w:t xml:space="preserve">        Assert.IsTrue(result.SequenceEqual(expected…</w:t>
+                    <w:t xml:space="preserve">        </w:t>
+                  </w:r>
+                  <w:proofErr w:type="spellStart"/>
+                  <w:r>
+                    <w:t>Assert.IsTrue</w:t>
+                  </w:r>
+                  <w:proofErr w:type="spellEnd"/>
+                  <w:r>
+                    <w:t>(</w:t>
+                  </w:r>
+                  <w:proofErr w:type="spellStart"/>
+                  <w:proofErr w:type="gramStart"/>
+                  <w:r>
+                    <w:t>result.SequenceEqual</w:t>
+                  </w:r>
+                  <w:proofErr w:type="spellEnd"/>
+                  <w:proofErr w:type="gramEnd"/>
+                  <w:r>
+                    <w:t>(expected…</w:t>
                   </w:r>
                 </w:p>
                 <w:p>
@@ -1670,7 +2117,15 @@
         <w:t xml:space="preserve"> Prof.</w:t>
       </w:r>
       <w:r>
-        <w:t xml:space="preserve"> Dr. Demir Dobric and Frankfurt University of Applied Scie</w:t>
+        <w:t xml:space="preserve"> Dr. </w:t>
+      </w:r>
+      <w:proofErr w:type="spellStart"/>
+      <w:r>
+        <w:t>Demir</w:t>
+      </w:r>
+      <w:proofErr w:type="spellEnd"/>
+      <w:r>
+        <w:t xml:space="preserve"> Dobric and Frankfurt University of Applied Scie</w:t>
       </w:r>
       <w:r>
         <w:t>nces for their academic support</w:t>
@@ -1694,10 +2149,26 @@
         <w:t xml:space="preserve"> </w:t>
       </w:r>
       <w:r>
-        <w:t>Wahab Abdul, Rashid Romana, and</w:t>
-      </w:r>
-      <w:r>
-        <w:t xml:space="preserve"> Tasnim Nabila Nishat have equally contributed in co</w:t>
+        <w:t xml:space="preserve">Wahab Abdul, Rashid </w:t>
+      </w:r>
+      <w:proofErr w:type="spellStart"/>
+      <w:r>
+        <w:t>Romana</w:t>
+      </w:r>
+      <w:proofErr w:type="spellEnd"/>
+      <w:r>
+        <w:t>, and</w:t>
+      </w:r>
+      <w:r>
+        <w:t xml:space="preserve"> Tasnim Nabila </w:t>
+      </w:r>
+      <w:proofErr w:type="spellStart"/>
+      <w:r>
+        <w:t>Nishat</w:t>
+      </w:r>
+      <w:proofErr w:type="spellEnd"/>
+      <w:r>
+        <w:t xml:space="preserve"> have equally contributed in co</w:t>
       </w:r>
       <w:r>
         <w:rPr>
@@ -1963,8 +2434,21 @@
             <w:pStyle w:val="Header"/>
           </w:pPr>
           <w:r>
-            <w:t>by Damir Dobric / Andreas Pech</w:t>
+            <w:t xml:space="preserve">by </w:t>
           </w:r>
+          <w:proofErr w:type="spellStart"/>
+          <w:r>
+            <w:t>Damir</w:t>
+          </w:r>
+          <w:proofErr w:type="spellEnd"/>
+          <w:r>
+            <w:t xml:space="preserve"> Dobric / Andreas </w:t>
+          </w:r>
+          <w:proofErr w:type="spellStart"/>
+          <w:r>
+            <w:t>Pech</w:t>
+          </w:r>
+          <w:proofErr w:type="spellEnd"/>
         </w:p>
         <w:p>
           <w:pPr>
@@ -2006,7 +2490,7 @@
                 <v:path o:extrusionok="f" gradientshapeok="t" o:connecttype="rect"/>
                 <o:lock v:ext="edit" aspectratio="t"/>
               </v:shapetype>
-              <v:shape id="Grafik 4" o:spid="_x0000_i1025" type="#_x0000_t75" style="width:96pt;height:49.5pt;visibility:visible">
+              <v:shape id="Grafik 4" o:spid="_x0000_i1025" type="#_x0000_t75" style="width:95.8pt;height:49.45pt;visibility:visible">
                 <v:imagedata r:id="rId1" o:title=""/>
               </v:shape>
             </w:pict>
@@ -4644,7 +5128,7 @@
 </file>
 
 <file path=customXml/itemProps1.xml><?xml version="1.0" encoding="utf-8"?>
-<ds:datastoreItem xmlns:ds="http://schemas.openxmlformats.org/officeDocument/2006/customXml" ds:itemID="{07BC8D9A-749F-4984-988A-1348672F4661}">
+<ds:datastoreItem xmlns:ds="http://schemas.openxmlformats.org/officeDocument/2006/customXml" ds:itemID="{9B0C1835-FFB2-4217-9B21-75857BF1E477}">
   <ds:schemaRefs>
     <ds:schemaRef ds:uri="http://schemas.openxmlformats.org/officeDocument/2006/bibliography"/>
   </ds:schemaRefs>

--- a/source/MySEProject/Documentation/Report_ML 2425-01 Investigate Image Reconstruction by using Classifiers.docx
+++ b/source/MySEProject/Documentation/Report_ML 2425-01 Investigate Image Reconstruction by using Classifiers.docx
@@ -544,7 +544,7 @@
             <v:path o:extrusionok="f" gradientshapeok="t" o:connecttype="rect"/>
             <o:lock v:ext="edit" aspectratio="t"/>
           </v:shapetype>
-          <v:shape id="_x0000_i1026" type="#_x0000_t75" style="width:232.3pt;height:170.9pt">
+          <v:shape id="_x0000_i1026" type="#_x0000_t75" style="width:232.05pt;height:171.1pt">
             <v:imagedata r:id="rId10" o:title="Conversation tree example (1)"/>
           </v:shape>
         </w:pict>
@@ -1039,7 +1039,7 @@
       <w:r>
         <w:lastRenderedPageBreak/>
         <w:pict w14:anchorId="31A487B7">
-          <v:shape id="_x0000_i1027" type="#_x0000_t75" style="width:148.4pt;height:96.4pt">
+          <v:shape id="_x0000_i1027" type="#_x0000_t75" style="width:148.65pt;height:96.6pt">
             <v:imagedata r:id="rId11" o:title="WhatsApp Image 2025-03-25 at 16"/>
           </v:shape>
         </w:pict>
@@ -1089,14 +1089,14 @@
       </w:pPr>
       <w:r>
         <w:pict w14:anchorId="4D8639EC">
-          <v:shape id="_x0000_i1028" type="#_x0000_t75" style="width:93.9pt;height:93.9pt">
+          <v:shape id="_x0000_i1028" type="#_x0000_t75" style="width:94.1pt;height:94.1pt">
             <v:imagedata r:id="rId12" o:title="WhatsApp Image 2025-03-25 at 16"/>
           </v:shape>
         </w:pict>
       </w:r>
       <w:r>
         <w:pict w14:anchorId="38864462">
-          <v:shape id="_x0000_i1029" type="#_x0000_t75" style="width:95.8pt;height:95.8pt">
+          <v:shape id="_x0000_i1029" type="#_x0000_t75" style="width:95.5pt;height:95.5pt">
             <v:imagedata r:id="rId13" o:title="WhatsApp Image 2025-03-25 at 16"/>
           </v:shape>
         </w:pict>
@@ -1164,7 +1164,7 @@
           <w:lang w:val="en-US"/>
         </w:rPr>
         <w:pict w14:anchorId="0767C834">
-          <v:shape id="_x0000_i1030" type="#_x0000_t75" style="width:158.4pt;height:80.75pt">
+          <v:shape id="_x0000_i1030" type="#_x0000_t75" style="width:158.6pt;height:80.55pt">
             <v:imagedata r:id="rId14" o:title="1"/>
           </v:shape>
         </w:pict>
@@ -1220,7 +1220,7 @@
           <w:lang w:val="en-US"/>
         </w:rPr>
         <w:pict w14:anchorId="22B55DB6">
-          <v:shape id="_x0000_i1031" type="#_x0000_t75" style="width:100.8pt;height:100.8pt">
+          <v:shape id="_x0000_i1031" type="#_x0000_t75" style="width:100.5pt;height:100.5pt">
             <v:imagedata r:id="rId15" o:title="WhatsApp Image 2025-03-25 at 16"/>
           </v:shape>
         </w:pict>
@@ -1230,7 +1230,7 @@
           <w:lang w:val="en-US"/>
         </w:rPr>
         <w:pict w14:anchorId="73CA4F11">
-          <v:shape id="_x0000_i1032" type="#_x0000_t75" style="width:101.45pt;height:101.45pt">
+          <v:shape id="_x0000_i1032" type="#_x0000_t75" style="width:101.6pt;height:101.6pt">
             <v:imagedata r:id="rId16" o:title="WhatsApp Image 2025-03-25 at 16"/>
           </v:shape>
         </w:pict>
@@ -1297,7 +1297,7 @@
           <w:lang w:val="en-US"/>
         </w:rPr>
         <w:pict w14:anchorId="149CC414">
-          <v:shape id="_x0000_i1033" type="#_x0000_t75" style="width:172.8pt;height:80.75pt">
+          <v:shape id="_x0000_i1033" type="#_x0000_t75" style="width:172.85pt;height:80.9pt">
             <v:imagedata r:id="rId17" o:title="WhatsApp Image 2025-03-25 at 16"/>
           </v:shape>
         </w:pict>
@@ -1361,7 +1361,7 @@
           <w:lang w:val="en-US"/>
         </w:rPr>
         <w:pict w14:anchorId="0874F98E">
-          <v:shape id="_x0000_i1034" type="#_x0000_t75" style="width:85.75pt;height:85.75pt">
+          <v:shape id="_x0000_i1034" type="#_x0000_t75" style="width:85.9pt;height:85.9pt">
             <v:imagedata r:id="rId18" o:title="WhatsApp Image 2025-03-25 at 16"/>
           </v:shape>
         </w:pict>
@@ -1371,7 +1371,7 @@
           <w:lang w:val="en-US"/>
         </w:rPr>
         <w:pict w14:anchorId="4A194A2C">
-          <v:shape id="_x0000_i1035" type="#_x0000_t75" style="width:85.75pt;height:85.75pt">
+          <v:shape id="_x0000_i1035" type="#_x0000_t75" style="width:85.9pt;height:85.9pt">
             <v:imagedata r:id="rId19" o:title="WhatsApp Image 2025-03-25 at 16"/>
           </v:shape>
         </w:pict>
@@ -1517,6 +1517,450 @@
     </w:p>
     <w:p>
       <w:pPr>
+        <w:pStyle w:val="tablehead"/>
+      </w:pPr>
+      <w:r>
+        <w:t>Difference between knn &amp; htm classifier</w:t>
+      </w:r>
+    </w:p>
+    <w:tbl>
+      <w:tblPr>
+        <w:tblW w:w="0" w:type="auto"/>
+        <w:jc w:val="center"/>
+        <w:tblBorders>
+          <w:top w:val="single" w:sz="2" w:space="0" w:color="auto"/>
+          <w:left w:val="single" w:sz="2" w:space="0" w:color="auto"/>
+          <w:bottom w:val="single" w:sz="2" w:space="0" w:color="auto"/>
+          <w:right w:val="single" w:sz="2" w:space="0" w:color="auto"/>
+          <w:insideH w:val="single" w:sz="2" w:space="0" w:color="auto"/>
+          <w:insideV w:val="single" w:sz="2" w:space="0" w:color="auto"/>
+        </w:tblBorders>
+        <w:tblLook w:val="0000" w:firstRow="0" w:lastRow="0" w:firstColumn="0" w:lastColumn="0" w:noHBand="0" w:noVBand="0"/>
+      </w:tblPr>
+      <w:tblGrid>
+        <w:gridCol w:w="874"/>
+        <w:gridCol w:w="2086"/>
+        <w:gridCol w:w="2122"/>
+      </w:tblGrid>
+      <w:tr>
+        <w:trPr>
+          <w:cantSplit/>
+          <w:trHeight w:val="240"/>
+          <w:tblHeader/>
+          <w:jc w:val="center"/>
+        </w:trPr>
+        <w:tc>
+          <w:tcPr>
+            <w:tcW w:w="0" w:type="auto"/>
+            <w:vMerge w:val="restart"/>
+            <w:vAlign w:val="center"/>
+          </w:tcPr>
+          <w:p>
+            <w:pPr>
+              <w:pStyle w:val="tablecolhead"/>
+            </w:pPr>
+            <w:r>
+              <w:t>Feature</w:t>
+            </w:r>
+          </w:p>
+        </w:tc>
+        <w:tc>
+          <w:tcPr>
+            <w:tcW w:w="4208" w:type="dxa"/>
+            <w:gridSpan w:val="2"/>
+            <w:vAlign w:val="center"/>
+          </w:tcPr>
+          <w:p>
+            <w:pPr>
+              <w:pStyle w:val="tablecolhead"/>
+              <w:jc w:val="both"/>
+            </w:pPr>
+            <w:r>
+              <w:t xml:space="preserve">Difference between </w:t>
+            </w:r>
+            <w:r>
+              <w:t>HTM (Hierarchical Temporal Memory)</w:t>
+            </w:r>
+            <w:r>
+              <w:tab/>
+            </w:r>
+            <w:r>
+              <w:t xml:space="preserve">&amp; </w:t>
+            </w:r>
+            <w:r>
+              <w:t>KNN (K-Nearest Neighbors)</w:t>
+            </w:r>
+          </w:p>
+          <w:p>
+            <w:pPr>
+              <w:pStyle w:val="tablecolhead"/>
+              <w:jc w:val="both"/>
+            </w:pPr>
+          </w:p>
+        </w:tc>
+      </w:tr>
+      <w:tr>
+        <w:trPr>
+          <w:cantSplit/>
+          <w:trHeight w:val="240"/>
+          <w:tblHeader/>
+          <w:jc w:val="center"/>
+        </w:trPr>
+        <w:tc>
+          <w:tcPr>
+            <w:tcW w:w="0" w:type="auto"/>
+            <w:vMerge/>
+            <w:vAlign w:val="center"/>
+          </w:tcPr>
+          <w:p>
+            <w:pPr>
+              <w:pStyle w:val="tablecolhead"/>
+            </w:pPr>
+          </w:p>
+        </w:tc>
+        <w:tc>
+          <w:tcPr>
+            <w:tcW w:w="2086" w:type="dxa"/>
+          </w:tcPr>
+          <w:p>
+            <w:pPr>
+              <w:pStyle w:val="tablecolhead"/>
+              <w:rPr>
+                <w:i/>
+                <w:sz w:val="15"/>
+                <w:szCs w:val="15"/>
+              </w:rPr>
+            </w:pPr>
+            <w:r>
+              <w:rPr>
+                <w:i/>
+                <w:sz w:val="15"/>
+                <w:szCs w:val="15"/>
+              </w:rPr>
+              <w:t>HTM</w:t>
+            </w:r>
+          </w:p>
+        </w:tc>
+        <w:tc>
+          <w:tcPr>
+            <w:tcW w:w="2122" w:type="dxa"/>
+          </w:tcPr>
+          <w:p>
+            <w:pPr>
+              <w:pStyle w:val="tablecolhead"/>
+              <w:rPr>
+                <w:i/>
+                <w:sz w:val="15"/>
+                <w:szCs w:val="15"/>
+              </w:rPr>
+            </w:pPr>
+            <w:r>
+              <w:rPr>
+                <w:i/>
+                <w:sz w:val="15"/>
+                <w:szCs w:val="15"/>
+              </w:rPr>
+              <w:t>KNN</w:t>
+            </w:r>
+          </w:p>
+        </w:tc>
+      </w:tr>
+      <w:tr>
+        <w:trPr>
+          <w:trHeight w:val="320"/>
+          <w:jc w:val="center"/>
+        </w:trPr>
+        <w:tc>
+          <w:tcPr>
+            <w:tcW w:w="0" w:type="auto"/>
+            <w:vAlign w:val="center"/>
+          </w:tcPr>
+          <w:p>
+            <w:pPr>
+              <w:pStyle w:val="tablecopy"/>
+              <w:rPr>
+                <w:sz w:val="8"/>
+                <w:szCs w:val="8"/>
+              </w:rPr>
+            </w:pPr>
+            <w:r>
+              <w:t>Type</w:t>
+            </w:r>
+          </w:p>
+        </w:tc>
+        <w:tc>
+          <w:tcPr>
+            <w:tcW w:w="0" w:type="auto"/>
+            <w:vAlign w:val="center"/>
+          </w:tcPr>
+          <w:p>
+            <w:pPr>
+              <w:pStyle w:val="tablecopy"/>
+            </w:pPr>
+            <w:r>
+              <w:t xml:space="preserve">Brain-inspired machine </w:t>
+            </w:r>
+          </w:p>
+          <w:p>
+            <w:pPr>
+              <w:pStyle w:val="tablecopy"/>
+            </w:pPr>
+            <w:r>
+              <w:t>learning model</w:t>
+            </w:r>
+          </w:p>
+        </w:tc>
+        <w:tc>
+          <w:tcPr>
+            <w:tcW w:w="0" w:type="auto"/>
+            <w:vAlign w:val="center"/>
+          </w:tcPr>
+          <w:p>
+            <w:pPr>
+              <w:rPr>
+                <w:sz w:val="16"/>
+                <w:szCs w:val="16"/>
+              </w:rPr>
+            </w:pPr>
+            <w:r>
+              <w:rPr>
+                <w:sz w:val="16"/>
+                <w:szCs w:val="16"/>
+              </w:rPr>
+              <w:t xml:space="preserve">Instance-based, </w:t>
+            </w:r>
+          </w:p>
+          <w:p>
+            <w:pPr>
+              <w:rPr>
+                <w:sz w:val="16"/>
+                <w:szCs w:val="16"/>
+              </w:rPr>
+            </w:pPr>
+            <w:r>
+              <w:rPr>
+                <w:sz w:val="16"/>
+                <w:szCs w:val="16"/>
+              </w:rPr>
+              <w:t>lazy learning algorithm</w:t>
+            </w:r>
+          </w:p>
+        </w:tc>
+      </w:tr>
+      <w:tr>
+        <w:trPr>
+          <w:trHeight w:val="320"/>
+          <w:jc w:val="center"/>
+        </w:trPr>
+        <w:tc>
+          <w:tcPr>
+            <w:tcW w:w="0" w:type="auto"/>
+          </w:tcPr>
+          <w:p>
+            <w:pPr>
+              <w:pStyle w:val="tablecopy"/>
+            </w:pPr>
+            <w:r>
+              <w:t>Learning Approach</w:t>
+            </w:r>
+          </w:p>
+        </w:tc>
+        <w:tc>
+          <w:tcPr>
+            <w:tcW w:w="0" w:type="auto"/>
+          </w:tcPr>
+          <w:p>
+            <w:pPr>
+              <w:pStyle w:val="tablecopy"/>
+            </w:pPr>
+            <w:r>
+              <w:t xml:space="preserve">Online, </w:t>
+            </w:r>
+            <w:r>
+              <w:t>continuous learning</w:t>
+            </w:r>
+          </w:p>
+        </w:tc>
+        <w:tc>
+          <w:tcPr>
+            <w:tcW w:w="0" w:type="auto"/>
+          </w:tcPr>
+          <w:p>
+            <w:pPr>
+              <w:rPr>
+                <w:sz w:val="16"/>
+                <w:szCs w:val="16"/>
+              </w:rPr>
+            </w:pPr>
+            <w:r>
+              <w:rPr>
+                <w:sz w:val="16"/>
+                <w:szCs w:val="16"/>
+              </w:rPr>
+              <w:t>Batch learning (stores all training data)</w:t>
+            </w:r>
+          </w:p>
+        </w:tc>
+      </w:tr>
+      <w:tr>
+        <w:trPr>
+          <w:trHeight w:val="320"/>
+          <w:jc w:val="center"/>
+        </w:trPr>
+        <w:tc>
+          <w:tcPr>
+            <w:tcW w:w="0" w:type="auto"/>
+          </w:tcPr>
+          <w:p>
+            <w:pPr>
+              <w:pStyle w:val="tablecopy"/>
+            </w:pPr>
+            <w:r>
+              <w:t>Temporal Handling</w:t>
+            </w:r>
+          </w:p>
+        </w:tc>
+        <w:tc>
+          <w:tcPr>
+            <w:tcW w:w="0" w:type="auto"/>
+          </w:tcPr>
+          <w:p>
+            <w:pPr>
+              <w:pStyle w:val="tablecopy"/>
+            </w:pPr>
+            <w:r>
+              <w:t>Explicitly models temporal sequences</w:t>
+            </w:r>
+          </w:p>
+        </w:tc>
+        <w:tc>
+          <w:tcPr>
+            <w:tcW w:w="0" w:type="auto"/>
+          </w:tcPr>
+          <w:p>
+            <w:pPr>
+              <w:rPr>
+                <w:sz w:val="16"/>
+                <w:szCs w:val="16"/>
+              </w:rPr>
+            </w:pPr>
+            <w:r>
+              <w:rPr>
+                <w:sz w:val="16"/>
+                <w:szCs w:val="16"/>
+              </w:rPr>
+              <w:t>No inherent temporal processing</w:t>
+            </w:r>
+          </w:p>
+        </w:tc>
+      </w:tr>
+      <w:tr>
+        <w:trPr>
+          <w:trHeight w:val="320"/>
+          <w:jc w:val="center"/>
+        </w:trPr>
+        <w:tc>
+          <w:tcPr>
+            <w:tcW w:w="0" w:type="auto"/>
+          </w:tcPr>
+          <w:p>
+            <w:pPr>
+              <w:pStyle w:val="tablecopy"/>
+            </w:pPr>
+            <w:r>
+              <w:t>Prediction Basis</w:t>
+            </w:r>
+          </w:p>
+        </w:tc>
+        <w:tc>
+          <w:tcPr>
+            <w:tcW w:w="0" w:type="auto"/>
+          </w:tcPr>
+          <w:p>
+            <w:pPr>
+              <w:pStyle w:val="tablecopy"/>
+            </w:pPr>
+            <w:r>
+              <w:t>Spatial and temporal patterns</w:t>
+            </w:r>
+          </w:p>
+        </w:tc>
+        <w:tc>
+          <w:tcPr>
+            <w:tcW w:w="0" w:type="auto"/>
+          </w:tcPr>
+          <w:p>
+            <w:pPr>
+              <w:rPr>
+                <w:sz w:val="16"/>
+                <w:szCs w:val="16"/>
+              </w:rPr>
+            </w:pPr>
+            <w:r>
+              <w:rPr>
+                <w:sz w:val="16"/>
+                <w:szCs w:val="16"/>
+              </w:rPr>
+              <w:t>Feature similarity (distance metric)</w:t>
+            </w:r>
+          </w:p>
+        </w:tc>
+      </w:tr>
+      <w:tr>
+        <w:trPr>
+          <w:trHeight w:val="320"/>
+          <w:jc w:val="center"/>
+        </w:trPr>
+        <w:tc>
+          <w:tcPr>
+            <w:tcW w:w="0" w:type="auto"/>
+          </w:tcPr>
+          <w:p>
+            <w:pPr>
+              <w:pStyle w:val="tablecopy"/>
+            </w:pPr>
+            <w:r>
+              <w:t>Use Cases</w:t>
+            </w:r>
+          </w:p>
+        </w:tc>
+        <w:tc>
+          <w:tcPr>
+            <w:tcW w:w="0" w:type="auto"/>
+          </w:tcPr>
+          <w:p>
+            <w:pPr>
+              <w:pStyle w:val="tablecopy"/>
+            </w:pPr>
+            <w:r>
+              <w:t>Anomaly detection, sequence prediction</w:t>
+            </w:r>
+          </w:p>
+        </w:tc>
+        <w:tc>
+          <w:tcPr>
+            <w:tcW w:w="0" w:type="auto"/>
+          </w:tcPr>
+          <w:p>
+            <w:pPr>
+              <w:rPr>
+                <w:sz w:val="16"/>
+                <w:szCs w:val="16"/>
+              </w:rPr>
+            </w:pPr>
+            <w:r>
+              <w:rPr>
+                <w:sz w:val="16"/>
+                <w:szCs w:val="16"/>
+              </w:rPr>
+              <w:t>Classification, regression on static data</w:t>
+            </w:r>
+          </w:p>
+        </w:tc>
+      </w:tr>
+    </w:tbl>
+    <w:p>
+      <w:pPr>
         <w:pStyle w:val="Heading1"/>
       </w:pPr>
       <w:r>
@@ -1596,7 +2040,14 @@
         <w:rPr>
           <w:lang w:val="en-US"/>
         </w:rPr>
-        <w:t>KNN produced good outcomes with similar images in the training set but had difficulties with generalization, especially with inputs that deviated from the training distribution.   The absence of hierarchical feature integration in KNN led to reconstructions that often displayed inadequate global consistency, evidenced by reduced similarity scores. Due to its simplicity and computation efficiency, KNN is a suitable option for small- or low-complexity projects where real-time speed is more important than reconstruction quality. There is an apparent tradeoff between the two approaches, which can be achieved in the comparison.</w:t>
+        <w:t xml:space="preserve">KNN produced good outcomes with similar images in the training set but had difficulties with generalization, especially with inputs that deviated from the training distribution.   The absence of hierarchical feature integration in KNN led to reconstructions that often displayed </w:t>
+      </w:r>
+      <w:r>
+        <w:rPr>
+          <w:lang w:val="en-US"/>
+        </w:rPr>
+        <w:lastRenderedPageBreak/>
+        <w:t>inadequate global consistency, evidenced by reduced similarity scores. Due to its simplicity and computation efficiency, KNN is a suitable option for small- or low-complexity projects where real-time speed is more important than reconstruction quality. There is an apparent tradeoff between the two approaches, which can be achieved in the comparison.</w:t>
       </w:r>
     </w:p>
     <w:p>
@@ -1610,14 +2061,7 @@
         <w:rPr>
           <w:lang w:val="en-US"/>
         </w:rPr>
-        <w:t xml:space="preserve">Regarding generalization, KNN will prioritize speed and simplicity at the expense of the more complex HTM training but will not yield as high an accuracy nor robustness as given by HTM. In contrast to more traditional approaches, biologically inspired models like HTM are of potential interest in high-dimensional pattern recognition tasks. Much </w:t>
-      </w:r>
-      <w:r>
-        <w:rPr>
-          <w:lang w:val="en-US"/>
-        </w:rPr>
-        <w:lastRenderedPageBreak/>
-        <w:t>recent material in machine learning is in concordance with this research.</w:t>
+        <w:t>Regarding generalization, KNN will prioritize speed and simplicity at the expense of the more complex HTM training but will not yield as high an accuracy nor robustness as given by HTM. In contrast to more traditional approaches, biologically inspired models like HTM are of potential interest in high-dimensional pattern recognition tasks. Much recent material in machine learning is in concordance with this research.</w:t>
       </w:r>
     </w:p>
     <w:p>
@@ -1875,6 +2319,7 @@
         <w:jc w:val="both"/>
       </w:pPr>
       <w:r>
+        <w:lastRenderedPageBreak/>
         <w:t xml:space="preserve">Code Block which is too big to put in the textbox can be reference as </w:t>
       </w:r>
       <w:r>
@@ -2107,97 +2552,105 @@
         <w:pStyle w:val="BodyText"/>
       </w:pPr>
       <w:r>
+        <w:t>We thank the expert guidance of</w:t>
+      </w:r>
+      <w:r>
+        <w:rPr>
+          <w:lang w:val="en-US"/>
+        </w:rPr>
+        <w:t xml:space="preserve"> Prof.</w:t>
+      </w:r>
+      <w:r>
+        <w:t xml:space="preserve"> Dr. </w:t>
+      </w:r>
+      <w:proofErr w:type="spellStart"/>
+      <w:r>
+        <w:t>Demir</w:t>
+      </w:r>
+      <w:proofErr w:type="spellEnd"/>
+      <w:r>
+        <w:t xml:space="preserve"> Dobric and Frankfurt University of Applied Scie</w:t>
+      </w:r>
+      <w:r>
+        <w:t>nces for their academic support</w:t>
+      </w:r>
+      <w:r>
+        <w:t>.</w:t>
+      </w:r>
+      <w:r>
+        <w:rPr>
+          <w:lang w:val="en-US"/>
+        </w:rPr>
+        <w:t xml:space="preserve"> All authors</w:t>
+      </w:r>
+      <w:r>
+        <w:t xml:space="preserve"> including</w:t>
+      </w:r>
+      <w:r>
+        <w:rPr>
+          <w:lang w:val="en-US"/>
+        </w:rPr>
+        <w:t xml:space="preserve"> </w:t>
+      </w:r>
+      <w:r>
+        <w:t xml:space="preserve">Wahab Abdul, Rashid </w:t>
+      </w:r>
+      <w:proofErr w:type="spellStart"/>
+      <w:r>
+        <w:t>Romana</w:t>
+      </w:r>
+      <w:proofErr w:type="spellEnd"/>
+      <w:r>
+        <w:t>, and</w:t>
+      </w:r>
+      <w:r>
+        <w:t xml:space="preserve"> Tasnim Nabila </w:t>
+      </w:r>
+      <w:proofErr w:type="spellStart"/>
+      <w:r>
+        <w:t>Nishat</w:t>
+      </w:r>
+      <w:proofErr w:type="spellEnd"/>
+      <w:r>
+        <w:t xml:space="preserve"> have equally contributed in co</w:t>
+      </w:r>
+      <w:r>
+        <w:rPr>
+          <w:lang w:val="en-US"/>
+        </w:rPr>
+        <w:t xml:space="preserve">mpleting of </w:t>
+      </w:r>
+      <w:r>
+        <w:t>this project</w:t>
+      </w:r>
+      <w:r>
+        <w:t xml:space="preserve"> together.</w:t>
+      </w:r>
+    </w:p>
+    <w:p>
+      <w:pPr>
+        <w:pStyle w:val="Heading5"/>
+      </w:pPr>
+      <w:r>
+        <w:t>References</w:t>
+      </w:r>
+    </w:p>
+    <w:p/>
+    <w:p>
+      <w:pPr>
+        <w:pStyle w:val="references"/>
+      </w:pPr>
+      <w:r>
         <w:lastRenderedPageBreak/>
-        <w:t>We thank the expert guidance of</w:t>
-      </w:r>
-      <w:r>
-        <w:rPr>
-          <w:lang w:val="en-US"/>
-        </w:rPr>
-        <w:t xml:space="preserve"> Prof.</w:t>
-      </w:r>
-      <w:r>
-        <w:t xml:space="preserve"> Dr. </w:t>
-      </w:r>
-      <w:proofErr w:type="spellStart"/>
-      <w:r>
-        <w:t>Demir</w:t>
-      </w:r>
-      <w:proofErr w:type="spellEnd"/>
-      <w:r>
-        <w:t xml:space="preserve"> Dobric and Frankfurt University of Applied Scie</w:t>
-      </w:r>
-      <w:r>
-        <w:t>nces for their academic support</w:t>
-      </w:r>
-      <w:r>
-        <w:t>.</w:t>
-      </w:r>
-      <w:r>
-        <w:rPr>
-          <w:lang w:val="en-US"/>
-        </w:rPr>
-        <w:t xml:space="preserve"> All authors</w:t>
-      </w:r>
-      <w:r>
-        <w:t xml:space="preserve"> including</w:t>
-      </w:r>
-      <w:r>
-        <w:rPr>
-          <w:lang w:val="en-US"/>
-        </w:rPr>
-        <w:t xml:space="preserve"> </w:t>
-      </w:r>
-      <w:r>
-        <w:t xml:space="preserve">Wahab Abdul, Rashid </w:t>
-      </w:r>
-      <w:proofErr w:type="spellStart"/>
-      <w:r>
-        <w:t>Romana</w:t>
-      </w:r>
-      <w:proofErr w:type="spellEnd"/>
-      <w:r>
-        <w:t>, and</w:t>
-      </w:r>
-      <w:r>
-        <w:t xml:space="preserve"> Tasnim Nabila </w:t>
-      </w:r>
-      <w:proofErr w:type="spellStart"/>
-      <w:r>
-        <w:t>Nishat</w:t>
-      </w:r>
-      <w:proofErr w:type="spellEnd"/>
-      <w:r>
-        <w:t xml:space="preserve"> have equally contributed in co</w:t>
-      </w:r>
-      <w:r>
-        <w:rPr>
-          <w:lang w:val="en-US"/>
-        </w:rPr>
-        <w:t xml:space="preserve">mpleting of </w:t>
-      </w:r>
-      <w:r>
-        <w:t>this project</w:t>
-      </w:r>
-      <w:r>
-        <w:t xml:space="preserve"> together.</w:t>
-      </w:r>
-    </w:p>
-    <w:p>
-      <w:pPr>
-        <w:pStyle w:val="Heading5"/>
-      </w:pPr>
-      <w:r>
-        <w:t>References</w:t>
-      </w:r>
-    </w:p>
-    <w:p/>
+        <w:t>Zhimeng Pan, Brian Rodriguez, and Rajesh Menon, "Machine-learning enables image reconstruction and classification in a “see-through” camera," OSA Continuum 3, 401-409 (2020)</w:t>
+      </w:r>
+    </w:p>
     <w:p>
       <w:pPr>
         <w:pStyle w:val="references"/>
       </w:pPr>
       <w:r>
-        <w:t>Zhimeng Pan, Brian Rodriguez, and Rajesh Menon, "Machine-learning enables image reconstruction and classification in a “see-through” camera," OSA Continuum 3, 401-409 (2020)</w:t>
+        <w:t>Jahan Balasubramaniam, C.B. Gokul Krishnaa, Fangming Zhu, Enhancement of Classifiers in HTM-CLA Using Similarity Evaluation Methods, Procedia Computer Science, Volume 60, 2015, Pages 1516-1523, ISSN 1877-0509</w:t>
       </w:r>
     </w:p>
     <w:p>
@@ -2205,15 +2658,6 @@
         <w:pStyle w:val="references"/>
       </w:pPr>
       <w:r>
-        <w:t>Jahan Balasubramaniam, C.B. Gokul Krishnaa, Fangming Zhu, Enhancement of Classifiers in HTM-CLA Using Similarity Evaluation Methods, Procedia Computer Science, Volume 60, 2015, Pages 1516-1523, ISSN 1877-0509</w:t>
-      </w:r>
-    </w:p>
-    <w:p>
-      <w:pPr>
-        <w:pStyle w:val="references"/>
-      </w:pPr>
-      <w:r>
-        <w:lastRenderedPageBreak/>
         <w:t>K. Nakata, Y. Ng, D. Miyashita, A. Maki, Y.-C. Lin, and J. Deguchi, "Revisiting a kNN-based image classification system with high-capacity storage," arXiv:2204.01186 [cs.CV], Apr. 2022</w:t>
       </w:r>
     </w:p>
@@ -2490,7 +2934,7 @@
                 <v:path o:extrusionok="f" gradientshapeok="t" o:connecttype="rect"/>
                 <o:lock v:ext="edit" aspectratio="t"/>
               </v:shapetype>
-              <v:shape id="Grafik 4" o:spid="_x0000_i1025" type="#_x0000_t75" style="width:95.8pt;height:49.45pt;visibility:visible">
+              <v:shape id="Grafik 4" o:spid="_x0000_i1025" type="#_x0000_t75" style="width:95.9pt;height:49.55pt;visibility:visible">
                 <v:imagedata r:id="rId1" o:title=""/>
               </v:shape>
             </w:pict>
@@ -5128,7 +5572,7 @@
 </file>
 
 <file path=customXml/itemProps1.xml><?xml version="1.0" encoding="utf-8"?>
-<ds:datastoreItem xmlns:ds="http://schemas.openxmlformats.org/officeDocument/2006/customXml" ds:itemID="{9B0C1835-FFB2-4217-9B21-75857BF1E477}">
+<ds:datastoreItem xmlns:ds="http://schemas.openxmlformats.org/officeDocument/2006/customXml" ds:itemID="{8BC10AF6-5864-4047-94CB-60AF7CC579E6}">
   <ds:schemaRefs>
     <ds:schemaRef ds:uri="http://schemas.openxmlformats.org/officeDocument/2006/bibliography"/>
   </ds:schemaRefs>

--- a/source/MySEProject/Documentation/Report_ML 2425-01 Investigate Image Reconstruction by using Classifiers.docx
+++ b/source/MySEProject/Documentation/Report_ML 2425-01 Investigate Image Reconstruction by using Classifiers.docx
@@ -257,44 +257,7 @@
         <w:t>aking, and diagnostic precision. In this project</w:t>
       </w:r>
       <w:r>
-        <w:t xml:space="preserve">, the feasibility of employing K-Nearest Neighbors (KNN) and HTM classifiers within the Hierarchical Temporal Memory (HTM) framework to reconstruct images from Sparse Distributed Representations (SDRs) is examined. Biologically based HTM is an ideal model for sequence learning and anomaly detection, as it replicates the principles of cortical learning. The purpose of this endeavor is to employ classification methods to reverse the SDR encoding process and retrieve the original input images. We propose a modified classification-based reconstruction framework that utilizes the </w:t>
-      </w:r>
-      <w:proofErr w:type="spellStart"/>
-      <w:r>
-        <w:t>IClassifier</w:t>
-      </w:r>
-      <w:proofErr w:type="spellEnd"/>
-      <w:r>
-        <w:t xml:space="preserve"> interface to broaden the scope of the </w:t>
-      </w:r>
-      <w:proofErr w:type="spellStart"/>
-      <w:r>
-        <w:t>SpatialLearning</w:t>
-      </w:r>
-      <w:proofErr w:type="spellEnd"/>
-      <w:r>
-        <w:t xml:space="preserve"> experiment. The proposed method approximates the original inputs by utilizing KNN and HTM classifiers and stores image data in SDRs using an </w:t>
-      </w:r>
-      <w:proofErr w:type="spellStart"/>
-      <w:proofErr w:type="gramStart"/>
-      <w:r>
-        <w:t>ImageEncoder</w:t>
-      </w:r>
-      <w:proofErr w:type="spellEnd"/>
-      <w:r>
-        <w:t>..</w:t>
-      </w:r>
-      <w:proofErr w:type="gramEnd"/>
-      <w:r>
-        <w:t xml:space="preserve"> In addition to qualitative visual comparisons, the </w:t>
-      </w:r>
-      <w:proofErr w:type="spellStart"/>
-      <w:r>
-        <w:t>NeocortexApi</w:t>
-      </w:r>
-      <w:proofErr w:type="spellEnd"/>
-      <w:r>
-        <w:t xml:space="preserve"> quantitative similarity measures are employed to evaluate the reconstruction accuracy. Every classifier's ability to replicate high-dimensional data is demonstrated through an exhaustive performance analysis. According to experimental findings, classification-based SDR inversion is feasible and exhibits a range of reconstruction quality, contingent upon the classifier utilized. This investigation enhances HTM-based image reconstruction and establishes a foundation for subsequent investigations that aim to enhance the reversibility of SDRs within biologically inspired machine learning architectures.</w:t>
+        <w:t>, the feasibility of employing K-Nearest Neighbors (KNN) and HTM classifiers within the Hierarchical Temporal Memory (HTM) framework to reconstruct images from Sparse Distributed Representations (SDRs) is examined. Biologically based HTM is an ideal model for sequence learning and anomaly detection, as it replicates the principles of cortical learning. The purpose of this endeavor is to employ classification methods to reverse the SDR encoding process and retrieve the original input images. We propose a modified classification-based reconstruction framework that utilizes the IClassifier interface to broaden the scope of the SpatialLearning experiment. The proposed method approximates the original inputs by utilizing KNN and HTM classifiers and stores image data in SDRs using an ImageEncoder.. In addition to qualitative visual comparisons, the NeocortexApi quantitative similarity measures are employed to evaluate the reconstruction accuracy. Every classifier's ability to replicate high-dimensional data is demonstrated through an exhaustive performance analysis. According to experimental findings, classification-based SDR inversion is feasible and exhibits a range of reconstruction quality, contingent upon the classifier utilized. This investigation enhances HTM-based image reconstruction and establishes a foundation for subsequent investigations that aim to enhance the reversibility of SDRs within biologically inspired machine learning architectures.</w:t>
       </w:r>
     </w:p>
     <w:p>
@@ -387,27 +350,13 @@
           <w:lang w:val="en-US"/>
         </w:rPr>
         <w:lastRenderedPageBreak/>
-        <w:t xml:space="preserve">extremely deteriorated </w:t>
-      </w:r>
-      <w:proofErr w:type="gramStart"/>
-      <w:r>
-        <w:rPr>
-          <w:lang w:val="en-US"/>
-        </w:rPr>
-        <w:t>circumstances</w:t>
-      </w:r>
-      <w:r>
-        <w:rPr>
-          <w:lang w:val="en-US"/>
-        </w:rPr>
-        <w:t>[</w:t>
-      </w:r>
-      <w:proofErr w:type="gramEnd"/>
-      <w:r>
-        <w:rPr>
-          <w:lang w:val="en-US"/>
-        </w:rPr>
-        <w:t>4].</w:t>
+        <w:t>extremely deteriorated circumstances</w:t>
+      </w:r>
+      <w:r>
+        <w:rPr>
+          <w:lang w:val="en-US"/>
+        </w:rPr>
+        <w:t>[4].</w:t>
       </w:r>
       <w:r>
         <w:rPr>
@@ -420,21 +369,7 @@
           <w:lang w:val="en-US"/>
         </w:rPr>
         <w:lastRenderedPageBreak/>
-        <w:t xml:space="preserve">and computational restrictions emphasizes the need for investigating other approaches such as HTM and KNN. These techniques are fit for inclusion in clinical procedures, as they might possibly provide strong, effective answers that preserve high interpretability. Although deep learning-based methods have made significant progress in picture reconstruction, some difficulties continue to occur. The trade-off between reconstruction accuracy and processing economy is a main obstacle. Many modern reconstruction techniques need large computer resources, which limits their useful applicability in real-time situations such as autonomous driving and medical imaging [5]. Current approaches often struggle with incomplete or contaminated data, leading to poor reconstruction results. Usually requiring large datasets for training, traditional deep learning models are sensitive to changes in input quality. On the other hand, classification-based techniques like KNN and HTM provide a more flexible and computationally efficient substitute, which qualifies them for uses where real-time performance is crucial. Treating spatial interdependence and high-dimensional data representations presents another challenge in picture reconstruction. Pixel-wise interpolations are common in conventional techniques, which may not be able to adequately depict complicated spatial structures. SDRs, like the ones used in HTM, could be used instead because they record spatial connections in a dispersed way and improve generalization across multiple picture domains. Additionally, KNN relies on feature-space similarity to reconstruct pictures by finding similar patterns in the dataset. This process provides a simple but effective way to add missing data. These methods, when used together, may improve reconstructing pictures from sparse representations while still maintaining computational feasibility. In this work, we investigate whether it is feasible to reconstruct pictures from SDRs using HTM and KNN classifiers. The hierarchical structure of the human brain gave rise to the HTM architecture, which has been shown to be effective at tasks like sequence learning and finding outliers [6]. This work intends to improve HTM's spatial learning capacity by using the </w:t>
-      </w:r>
-      <w:proofErr w:type="spellStart"/>
-      <w:r>
-        <w:rPr>
-          <w:lang w:val="en-US"/>
-        </w:rPr>
-        <w:t>IClassifier</w:t>
-      </w:r>
-      <w:proofErr w:type="spellEnd"/>
-      <w:r>
-        <w:rPr>
-          <w:lang w:val="en-US"/>
-        </w:rPr>
-        <w:t xml:space="preserve"> interface, thereby exploiting KNN's power in similarity-based categorization. By means of this method, we want to create a classification-based reconstruction framework able to undo the SDR encoding process and restore the original input pictures. This study advances the larger area of classification-based image restoration methods in addition to offering an understanding of the relevance of SDRs for picture reconstruction. This work offers a computationally efficient and interpreted method applicable to many fields by solving the difficulties related to conventional deep learning models. In the end, the results of this study could provide fresh avenues for c</w:t>
+        <w:t>and computational restrictions emphasizes the need for investigating other approaches such as HTM and KNN. These techniques are fit for inclusion in clinical procedures, as they might possibly provide strong, effective answers that preserve high interpretability. Although deep learning-based methods have made significant progress in picture reconstruction, some difficulties continue to occur. The trade-off between reconstruction accuracy and processing economy is a main obstacle. Many modern reconstruction techniques need large computer resources, which limits their useful applicability in real-time situations such as autonomous driving and medical imaging [5]. Current approaches often struggle with incomplete or contaminated data, leading to poor reconstruction results. Usually requiring large datasets for training, traditional deep learning models are sensitive to changes in input quality. On the other hand, classification-based techniques like KNN and HTM provide a more flexible and computationally efficient substitute, which qualifies them for uses where real-time performance is crucial. Treating spatial interdependence and high-dimensional data representations presents another challenge in picture reconstruction. Pixel-wise interpolations are common in conventional techniques, which may not be able to adequately depict complicated spatial structures. SDRs, like the ones used in HTM, could be used instead because they record spatial connections in a dispersed way and improve generalization across multiple picture domains. Additionally, KNN relies on feature-space similarity to reconstruct pictures by finding similar patterns in the dataset. This process provides a simple but effective way to add missing data. These methods, when used together, may improve reconstructing pictures from sparse representations while still maintaining computational feasibility. In this work, we investigate whether it is feasible to reconstruct pictures from SDRs using HTM and KNN classifiers. The hierarchical structure of the human brain gave rise to the HTM architecture, which has been shown to be effective at tasks like sequence learning and finding outliers [6]. This work intends to improve HTM's spatial learning capacity by using the IClassifier interface, thereby exploiting KNN's power in similarity-based categorization. By means of this method, we want to create a classification-based reconstruction framework able to undo the SDR encoding process and restore the original input pictures. This study advances the larger area of classification-based image restoration methods in addition to offering an understanding of the relevance of SDRs for picture reconstruction. This work offers a computationally efficient and interpreted method applicable to many fields by solving the difficulties related to conventional deep learning models. In the end, the results of this study could provide fresh avenues for c</w:t>
       </w:r>
       <w:r>
         <w:rPr>
@@ -524,7 +459,7 @@
           <w:lang w:val="en-US"/>
         </w:rPr>
         <w:lastRenderedPageBreak/>
-        <w:pict w14:anchorId="5DA9CFC3">
+        <w:pict w14:anchorId="6B0B4B35">
           <v:shapetype id="_x0000_t75" coordsize="21600,21600" o:spt="75" o:preferrelative="t" path="m@4@5l@4@11@9@11@9@5xe" filled="f" stroked="f">
             <v:stroke joinstyle="miter"/>
             <v:formulas>
@@ -544,8 +479,8 @@
             <v:path o:extrusionok="f" gradientshapeok="t" o:connecttype="rect"/>
             <o:lock v:ext="edit" aspectratio="t"/>
           </v:shapetype>
-          <v:shape id="_x0000_i1026" type="#_x0000_t75" style="width:232.05pt;height:171.1pt">
-            <v:imagedata r:id="rId10" o:title="Conversation tree example (1)"/>
+          <v:shape id="_x0000_i1039" type="#_x0000_t75" style="width:254.15pt;height:121.9pt">
+            <v:imagedata r:id="rId10" o:title="Copy of Conversation tree example (2)"/>
           </v:shape>
         </w:pict>
       </w:r>
@@ -580,35 +515,7 @@
         <w:rPr>
           <w:lang w:val="en-US"/>
         </w:rPr>
-        <w:t xml:space="preserve">The first step towards achieving the goal of the project is to </w:t>
-      </w:r>
-      <w:proofErr w:type="spellStart"/>
-      <w:r>
-        <w:rPr>
-          <w:lang w:val="en-US"/>
-        </w:rPr>
-        <w:t>binarize</w:t>
-      </w:r>
-      <w:proofErr w:type="spellEnd"/>
-      <w:r>
-        <w:rPr>
-          <w:lang w:val="en-US"/>
-        </w:rPr>
-        <w:t xml:space="preserve"> the images located in the training folder. Each image is adjusted to a standard dimension of 28x28 pixels. This maintains a specific degree of consistency among the images. In the </w:t>
-      </w:r>
-      <w:proofErr w:type="spellStart"/>
-      <w:r>
-        <w:rPr>
-          <w:lang w:val="en-US"/>
-        </w:rPr>
-        <w:t>binarization</w:t>
-      </w:r>
-      <w:proofErr w:type="spellEnd"/>
-      <w:r>
-        <w:rPr>
-          <w:lang w:val="en-US"/>
-        </w:rPr>
-        <w:t xml:space="preserve"> step, each pixel of an image is converted to either white or black. More technically, the pixel gets assigned 0 if it’s white and 1 if it’s black. The after effect is that a Sparse Distributed Representation (SDR) is achieved that can undergo further operations.</w:t>
+        <w:t>The first step towards achieving the goal of the project is to binarize the images located in the training folder. Each image is adjusted to a standard dimension of 28x28 pixels. This maintains a specific degree of consistency among the images. In the binarization step, each pixel of an image is converted to either white or black. More technically, the pixel gets assigned 0 if it’s white and 1 if it’s black. The after effect is that a Sparse Distributed Representation (SDR) is achieved that can undergo further operations.</w:t>
       </w:r>
     </w:p>
     <w:p>
@@ -622,49 +529,7 @@
         <w:rPr>
           <w:lang w:val="en-US"/>
         </w:rPr>
-        <w:t xml:space="preserve">To complete the </w:t>
-      </w:r>
-      <w:proofErr w:type="spellStart"/>
-      <w:r>
-        <w:rPr>
-          <w:lang w:val="en-US"/>
-        </w:rPr>
-        <w:t>binarization</w:t>
-      </w:r>
-      <w:proofErr w:type="spellEnd"/>
-      <w:r>
-        <w:rPr>
-          <w:lang w:val="en-US"/>
-        </w:rPr>
-        <w:t xml:space="preserve">, the </w:t>
-      </w:r>
-      <w:proofErr w:type="spellStart"/>
-      <w:r>
-        <w:rPr>
-          <w:lang w:val="en-US"/>
-        </w:rPr>
-        <w:t>ImageBinarizerSpatialPattern</w:t>
-      </w:r>
-      <w:proofErr w:type="spellEnd"/>
-      <w:r>
-        <w:rPr>
-          <w:lang w:val="en-US"/>
-        </w:rPr>
-        <w:t xml:space="preserve"> class was created. This class takes an image, transforms it to a monochrome version, and subsequently performs a </w:t>
-      </w:r>
-      <w:proofErr w:type="spellStart"/>
-      <w:r>
-        <w:rPr>
-          <w:lang w:val="en-US"/>
-        </w:rPr>
-        <w:t>binarization</w:t>
-      </w:r>
-      <w:proofErr w:type="spellEnd"/>
-      <w:r>
-        <w:rPr>
-          <w:lang w:val="en-US"/>
-        </w:rPr>
-        <w:t xml:space="preserve"> by assigning white and black values for pixels. This transformed image is stored as an SDR.</w:t>
+        <w:t>To complete the binarization, the ImageBinarizerSpatialPattern class was created. This class takes an image, transforms it to a monochrome version, and subsequently performs a binarization by assigning white and black values for pixels. This transformed image is stored as an SDR.</w:t>
       </w:r>
     </w:p>
     <w:p>
@@ -712,21 +577,7 @@
         <w:rPr>
           <w:lang w:val="en-US"/>
         </w:rPr>
-        <w:t xml:space="preserve">The KNN classifier is one of the simplest classifiers to use, but also one of the most effective at the same time in regards to classifying data, which is based off computational similarity to the closest training examples for that particular feature. In this instance, the training examples are the </w:t>
-      </w:r>
-      <w:proofErr w:type="spellStart"/>
-      <w:r>
-        <w:rPr>
-          <w:lang w:val="en-US"/>
-        </w:rPr>
-        <w:t>binarized</w:t>
-      </w:r>
-      <w:proofErr w:type="spellEnd"/>
-      <w:r>
-        <w:rPr>
-          <w:lang w:val="en-US"/>
-        </w:rPr>
-        <w:t xml:space="preserve"> images. The classifier “guesses” the class label based on the input SDRs and trains SDRs by calculating the similarity of the input SDRs and the training SDRs</w:t>
+        <w:t>The KNN classifier is one of the simplest classifiers to use, but also one of the most effective at the same time in regards to classifying data, which is based off computational similarity to the closest training examples for that particular feature. In this instance, the training examples are the binarized images. The classifier “guesses” the class label based on the input SDRs and trains SDRs by calculating the similarity of the input SDRs and the training SDRs</w:t>
       </w:r>
       <w:r>
         <w:rPr>
@@ -746,20 +597,181 @@
         <w:rPr>
           <w:lang w:val="en-US"/>
         </w:rPr>
-        <w:t xml:space="preserve">Now that all classifiers have had their training done, the image reconstruction task is performed as with both the HTM and KNN classifiers. The process of reconstruction requires taking an input SDR, providing it to the classifiers, then recreating the input image guided by the learned representations. During this process, the SDR output by the </w:t>
+        <w:t>Now that all classifiers have had their training done, the image reconstruction task is performed as with both the HTM and KNN classifiers. The process of reconstruction requires taking an input SDR, providing it to the classifiers, then recreating the input image guided by the learned representations. During this process, the SDR output by the classifier is checked against the original SDR to compare for likeness as a measure of which</w:t>
+      </w:r>
+      <w:r>
+        <w:rPr>
+          <w:lang w:val="en-US"/>
+        </w:rPr>
+        <w:t xml:space="preserve"> the classifier’s capabilities.</w:t>
+      </w:r>
+    </w:p>
+    <w:p>
+      <w:pPr>
+        <w:pStyle w:val="BodyText"/>
+        <w:rPr>
+          <w:lang w:val="en-US"/>
+        </w:rPr>
+      </w:pPr>
+      <w:r>
+        <w:rPr>
+          <w:lang w:val="en-US"/>
+        </w:rPr>
+        <w:t>HTM utilizes its memory to generate a prediction of the SDR, based on the learned representations</w:t>
+      </w:r>
+      <w:r>
+        <w:rPr>
+          <w:lang w:val="en-US"/>
+        </w:rPr>
+        <w:t>.</w:t>
+      </w:r>
+      <w:r>
+        <w:t xml:space="preserve"> </w:t>
+      </w:r>
+      <w:r>
+        <w:rPr>
+          <w:lang w:val="en-US"/>
+        </w:rPr>
+        <w:t xml:space="preserve">After that, </w:t>
       </w:r>
       <w:r>
         <w:rPr>
           <w:lang w:val="en-US"/>
         </w:rPr>
         <w:lastRenderedPageBreak/>
-        <w:t>classifier is checked against the original SDR to compare for likeness as a measure of which</w:t>
-      </w:r>
-      <w:r>
-        <w:rPr>
-          <w:lang w:val="en-US"/>
-        </w:rPr>
-        <w:t xml:space="preserve"> the classifier’s capabilities.</w:t>
+        <w:t>similarity measures help one to compare the rebuil</w:t>
+      </w:r>
+      <w:r>
+        <w:rPr>
+          <w:lang w:val="en-US"/>
+        </w:rPr>
+        <w:t>t picture with the original.</w:t>
+      </w:r>
+      <w:r>
+        <w:rPr>
+          <w:lang w:val="en-US"/>
+        </w:rPr>
+        <w:t xml:space="preserve"> </w:t>
+      </w:r>
+      <w:r>
+        <w:rPr>
+          <w:lang w:val="en-US"/>
+        </w:rPr>
+        <w:t>KNN contrasts training set stored SDRs with input SDR.  Based on these closest matches, it reconstructs the picture and notes the most comparable SDRs.</w:t>
+      </w:r>
+      <w:r>
+        <w:rPr>
+          <w:lang w:val="en-US"/>
+        </w:rPr>
+        <w:t xml:space="preserve"> </w:t>
+      </w:r>
+      <w:r>
+        <w:rPr>
+          <w:lang w:val="en-US"/>
+        </w:rPr>
+        <w:t>The efficacy of both classifiers in image reconstruction is assessed by calculating the similarity between the original SDR and the rebuilt SDR using the following metrics:</w:t>
+      </w:r>
+      <w:r>
+        <w:rPr>
+          <w:lang w:val="en-US"/>
+        </w:rPr>
+        <w:t xml:space="preserve"> Jaccard Similarity</w:t>
+      </w:r>
+      <w:r>
+        <w:rPr>
+          <w:lang w:val="en-US"/>
+        </w:rPr>
+        <w:t xml:space="preserve"> </w:t>
+      </w:r>
+      <w:r>
+        <w:rPr>
+          <w:lang w:val="en-US"/>
+        </w:rPr>
+        <w:t xml:space="preserve">is </w:t>
+      </w:r>
+      <w:r>
+        <w:rPr>
+          <w:lang w:val="en-US"/>
+        </w:rPr>
+        <w:t>basically a</w:t>
+      </w:r>
+      <w:r>
+        <w:rPr>
+          <w:lang w:val="en-US"/>
+        </w:rPr>
+        <w:t xml:space="preserve"> </w:t>
+      </w:r>
+      <w:r>
+        <w:rPr>
+          <w:lang w:val="en-US"/>
+        </w:rPr>
+        <w:t>similarity metric based on sets that computes the ratio of the intersection to the union of two sets.  It assesses the similarity between two SDRs by analy</w:t>
+      </w:r>
+      <w:r>
+        <w:rPr>
+          <w:lang w:val="en-US"/>
+        </w:rPr>
+        <w:t xml:space="preserve">zing their non-zero components. </w:t>
+      </w:r>
+      <w:r>
+        <w:rPr>
+          <w:lang w:val="en-US"/>
+        </w:rPr>
+        <w:t xml:space="preserve">The second similarity is Cosine Similarity </w:t>
+      </w:r>
+      <w:r>
+        <w:rPr>
+          <w:lang w:val="en-US"/>
+        </w:rPr>
+        <w:t>metric</w:t>
+      </w:r>
+      <w:r>
+        <w:rPr>
+          <w:lang w:val="en-US"/>
+        </w:rPr>
+        <w:t xml:space="preserve"> </w:t>
+      </w:r>
+      <w:r>
+        <w:rPr>
+          <w:lang w:val="en-US"/>
+        </w:rPr>
+        <w:t xml:space="preserve">which </w:t>
+      </w:r>
+      <w:r>
+        <w:rPr>
+          <w:lang w:val="en-US"/>
+        </w:rPr>
+        <w:t xml:space="preserve">calculates the cosine of the </w:t>
+      </w:r>
+      <w:r>
+        <w:rPr>
+          <w:lang w:val="en-US"/>
+        </w:rPr>
+        <w:t>angle between two vectors, and</w:t>
+      </w:r>
+      <w:r>
+        <w:rPr>
+          <w:lang w:val="en-US"/>
+        </w:rPr>
+        <w:t xml:space="preserve"> represent the SDRs in a high-dimensional space.  It is used to assess the similarity of the two SDRs about their orientation.</w:t>
+      </w:r>
+      <w:r>
+        <w:rPr>
+          <w:lang w:val="en-US"/>
+        </w:rPr>
+        <w:t xml:space="preserve"> </w:t>
+      </w:r>
+      <w:r>
+        <w:rPr>
+          <w:lang w:val="en-US"/>
+        </w:rPr>
+        <w:t xml:space="preserve">Hamming Distance: A bitwise comparison metric that calculates the number of differing bits between two SDRs. It is used to measure the </w:t>
+      </w:r>
+      <w:r>
+        <w:rPr>
+          <w:lang w:val="en-US"/>
+        </w:rPr>
+        <w:t>binary similarity between SDRs.</w:t>
       </w:r>
     </w:p>
     <w:p>
@@ -773,28 +785,39 @@
         <w:rPr>
           <w:lang w:val="en-US"/>
         </w:rPr>
-        <w:t>HTM utilizes its memory to generate a prediction of the SDR, based on the learned representations</w:t>
-      </w:r>
-      <w:r>
-        <w:rPr>
-          <w:lang w:val="en-US"/>
-        </w:rPr>
-        <w:t>.</w:t>
-      </w:r>
-      <w:r>
+        <w:t>For the purpose of visualizing the results of the similarity computations, a bar graph is used. We display the similarity scores of each picture, both HTM and KNN, to facilitate a clear comparison between the two classifiers. We construct the graph and then store it in the selected folder. Various colors are used to depict the HTM and KNN results in the bar graph, and labels are used to indicate the percentages of similarity between the two sets of results.</w:t>
+      </w:r>
+    </w:p>
+    <w:p>
+      <w:pPr>
+        <w:pStyle w:val="BodyText"/>
+        <w:rPr>
+          <w:lang w:val="en-US"/>
+        </w:rPr>
+      </w:pPr>
+      <w:r>
+        <w:rPr>
+          <w:lang w:val="en-US"/>
+        </w:rPr>
+        <w:t xml:space="preserve">The last step of our project include a </w:t>
+      </w:r>
+      <w:r>
+        <w:rPr>
+          <w:lang w:val="en-US"/>
+        </w:rPr>
+        <w:t>comparison of the similarity scores of the HTM and KNN classifiers. The assessment underlines the following elements:</w:t>
+      </w:r>
+      <w:r>
+        <w:rPr>
+          <w:lang w:val="en-US"/>
+        </w:rPr>
         <w:t xml:space="preserve"> </w:t>
       </w:r>
       <w:r>
         <w:rPr>
           <w:lang w:val="en-US"/>
         </w:rPr>
-        <w:t>After that, similarity measures help one to compare the rebuil</w:t>
-      </w:r>
-      <w:r>
-        <w:rPr>
-          <w:lang w:val="en-US"/>
-        </w:rPr>
-        <w:t>t picture with the original.</w:t>
+        <w:t>HTM typically captures the structural representations and temporal patterns of images, resulting in better similarity ratings.</w:t>
       </w:r>
       <w:r>
         <w:rPr>
@@ -806,7 +829,7 @@
         <w:rPr>
           <w:lang w:val="en-US"/>
         </w:rPr>
-        <w:t>KNN contrasts training set stored SDRs with input SDR.  Based on these closest matches, it reconstructs the picture and notes the most comparable SDRs.</w:t>
+        <w:t>When the training set consists of similar images, KNN performs well; yet, it is less successful in generalizing across many patterns. This results in, often, lower similarity scores than HTM. The capacity of the HTM and KNN classifiers to correctly reconstruct input images was assessed. We used a comparison of original and reconstructed images for each classifier to produce graphs that displayed the respective classifier performance.</w:t>
       </w:r>
       <w:r>
         <w:rPr>
@@ -814,192 +837,6 @@
         </w:rPr>
         <w:t xml:space="preserve"> </w:t>
       </w:r>
-      <w:r>
-        <w:rPr>
-          <w:lang w:val="en-US"/>
-        </w:rPr>
-        <w:t>The efficacy of both classifiers in image reconstruction is assessed by calculating the similarity between the original SDR and the rebuilt SDR using the following metrics:</w:t>
-      </w:r>
-      <w:r>
-        <w:rPr>
-          <w:lang w:val="en-US"/>
-        </w:rPr>
-        <w:t xml:space="preserve"> </w:t>
-      </w:r>
-      <w:proofErr w:type="spellStart"/>
-      <w:r>
-        <w:rPr>
-          <w:lang w:val="en-US"/>
-        </w:rPr>
-        <w:t>Jaccard</w:t>
-      </w:r>
-      <w:proofErr w:type="spellEnd"/>
-      <w:r>
-        <w:rPr>
-          <w:lang w:val="en-US"/>
-        </w:rPr>
-        <w:t xml:space="preserve"> Similarity</w:t>
-      </w:r>
-      <w:r>
-        <w:rPr>
-          <w:lang w:val="en-US"/>
-        </w:rPr>
-        <w:t xml:space="preserve"> </w:t>
-      </w:r>
-      <w:r>
-        <w:rPr>
-          <w:lang w:val="en-US"/>
-        </w:rPr>
-        <w:t xml:space="preserve">is </w:t>
-      </w:r>
-      <w:r>
-        <w:rPr>
-          <w:lang w:val="en-US"/>
-        </w:rPr>
-        <w:t>basically a</w:t>
-      </w:r>
-      <w:r>
-        <w:rPr>
-          <w:lang w:val="en-US"/>
-        </w:rPr>
-        <w:t xml:space="preserve"> </w:t>
-      </w:r>
-      <w:r>
-        <w:rPr>
-          <w:lang w:val="en-US"/>
-        </w:rPr>
-        <w:t>similarity metric based on sets that computes the ratio of the intersection to the union of two sets.  It assesses the similarity between two SDRs by analy</w:t>
-      </w:r>
-      <w:r>
-        <w:rPr>
-          <w:lang w:val="en-US"/>
-        </w:rPr>
-        <w:t xml:space="preserve">zing their non-zero components. </w:t>
-      </w:r>
-      <w:r>
-        <w:rPr>
-          <w:lang w:val="en-US"/>
-        </w:rPr>
-        <w:t xml:space="preserve">The second similarity is Cosine Similarity </w:t>
-      </w:r>
-      <w:r>
-        <w:rPr>
-          <w:lang w:val="en-US"/>
-        </w:rPr>
-        <w:t>metric</w:t>
-      </w:r>
-      <w:r>
-        <w:rPr>
-          <w:lang w:val="en-US"/>
-        </w:rPr>
-        <w:t xml:space="preserve"> </w:t>
-      </w:r>
-      <w:r>
-        <w:rPr>
-          <w:lang w:val="en-US"/>
-        </w:rPr>
-        <w:t xml:space="preserve">which </w:t>
-      </w:r>
-      <w:r>
-        <w:rPr>
-          <w:lang w:val="en-US"/>
-        </w:rPr>
-        <w:t xml:space="preserve">calculates the cosine of the </w:t>
-      </w:r>
-      <w:r>
-        <w:rPr>
-          <w:lang w:val="en-US"/>
-        </w:rPr>
-        <w:t>angle between two vectors, and</w:t>
-      </w:r>
-      <w:r>
-        <w:rPr>
-          <w:lang w:val="en-US"/>
-        </w:rPr>
-        <w:t xml:space="preserve"> represent the SDRs in a high-dimensional space.  It is used to assess the similarity of the two SDRs about their orientation.</w:t>
-      </w:r>
-      <w:r>
-        <w:rPr>
-          <w:lang w:val="en-US"/>
-        </w:rPr>
-        <w:t xml:space="preserve"> </w:t>
-      </w:r>
-      <w:r>
-        <w:rPr>
-          <w:lang w:val="en-US"/>
-        </w:rPr>
-        <w:t xml:space="preserve">Hamming Distance: A bitwise comparison metric that calculates the number of differing bits between two SDRs. It is used to measure the </w:t>
-      </w:r>
-      <w:r>
-        <w:rPr>
-          <w:lang w:val="en-US"/>
-        </w:rPr>
-        <w:t>binary similarity between SDRs.</w:t>
-      </w:r>
-    </w:p>
-    <w:p>
-      <w:pPr>
-        <w:pStyle w:val="BodyText"/>
-        <w:rPr>
-          <w:lang w:val="en-US"/>
-        </w:rPr>
-      </w:pPr>
-      <w:r>
-        <w:rPr>
-          <w:lang w:val="en-US"/>
-        </w:rPr>
-        <w:t>For the purpose of visualizing the results of the similarity computations, a bar graph is used. We display the similarity scores of each picture, both HTM and KNN, to facilitate a clear comparison between the two classifiers. We construct the graph and then store it in the selected folder. Various colors are used to depict the HTM and KNN results in the bar graph, and labels are used to indicate the percentages of similarity between the two sets of results.</w:t>
-      </w:r>
-    </w:p>
-    <w:p>
-      <w:pPr>
-        <w:pStyle w:val="BodyText"/>
-        <w:rPr>
-          <w:lang w:val="en-US"/>
-        </w:rPr>
-      </w:pPr>
-      <w:r>
-        <w:rPr>
-          <w:lang w:val="en-US"/>
-        </w:rPr>
-        <w:t xml:space="preserve">The last step of our project include a </w:t>
-      </w:r>
-      <w:r>
-        <w:rPr>
-          <w:lang w:val="en-US"/>
-        </w:rPr>
-        <w:t>comparison of the similarity scores of the HTM and KNN classifiers. The assessment underlines the following elements:</w:t>
-      </w:r>
-      <w:r>
-        <w:rPr>
-          <w:lang w:val="en-US"/>
-        </w:rPr>
-        <w:t xml:space="preserve"> </w:t>
-      </w:r>
-      <w:r>
-        <w:rPr>
-          <w:lang w:val="en-US"/>
-        </w:rPr>
-        <w:t>HTM typically captures the structural representations and temporal patterns of images, resulting in better similarity ratings.</w:t>
-      </w:r>
-      <w:r>
-        <w:rPr>
-          <w:lang w:val="en-US"/>
-        </w:rPr>
-        <w:t xml:space="preserve"> </w:t>
-      </w:r>
-      <w:r>
-        <w:rPr>
-          <w:lang w:val="en-US"/>
-        </w:rPr>
-        <w:t>When the training set consists of similar images, KNN performs well; yet, it is less successful in generalizing across many patterns. This results in, often, lower similarity scores than HTM. The capacity of the HTM and KNN classifiers to correctly reconstruct input images was assessed. We used a comparison of original and reconstructed images for each classifier to produce graphs that displayed the respective classifier performance.</w:t>
-      </w:r>
-      <w:r>
-        <w:rPr>
-          <w:lang w:val="en-US"/>
-        </w:rPr>
-        <w:t xml:space="preserve"> </w:t>
-      </w:r>
     </w:p>
     <w:p>
       <w:pPr>
@@ -1017,18 +854,10 @@
         <w:t>Hierarchical Temporal Memory (HTM) and k-nearest Neighbors (k-NN)</w:t>
       </w:r>
       <w:r>
-        <w:t xml:space="preserve"> are employed for reconstruction of </w:t>
-      </w:r>
-      <w:proofErr w:type="gramStart"/>
-      <w:r>
-        <w:t xml:space="preserve">images </w:t>
-      </w:r>
-      <w:r>
-        <w:t>.</w:t>
-      </w:r>
-      <w:proofErr w:type="gramEnd"/>
-      <w:r>
-        <w:t xml:space="preserve"> For better pattern recognition and noise resistance, the HTM-based reconstruction uses sparse distributed representations (SDRs), which makes the outcome more structured and easy to understand. Thus, the shape of the numbers is maintained, and noise is reduced. While it may maintain local pixel correlations, the k-NN-based reconstruction misses the global structure, so the HTM result is distorted. Since HTM is more efficient in computation, it is better suited for regular usage. The results show that the latter lacks picture reconstruction when comparing HTM to k-NN. The improved clarity, structural integrity, and noise resistance make it a potential tool for precise and efficient work.</w:t>
+        <w:t xml:space="preserve"> are employed for reconstruction of images </w:t>
+      </w:r>
+      <w:r>
+        <w:t>. For better pattern recognition and noise resistance, the HTM-based reconstruction uses sparse distributed representations (SDRs), which makes the outcome more structured and easy to understand. Thus, the shape of the numbers is maintained, and noise is reduced. While it may maintain local pixel correlations, the k-NN-based reconstruction misses the global structure, so the HTM result is distorted. Since HTM is more efficient in computation, it is better suited for regular usage. The results show that the latter lacks picture reconstruction when comparing HTM to k-NN. The improved clarity, structural integrity, and noise resistance make it a potential tool for precise and efficient work.</w:t>
       </w:r>
     </w:p>
     <w:p>
@@ -1061,25 +890,7 @@
           <w:szCs w:val="16"/>
           <w:lang w:val="en-US"/>
         </w:rPr>
-        <w:t xml:space="preserve">Figure 2 </w:t>
-      </w:r>
-      <w:proofErr w:type="spellStart"/>
-      <w:r>
-        <w:rPr>
-          <w:sz w:val="16"/>
-          <w:szCs w:val="16"/>
-          <w:lang w:val="en-US"/>
-        </w:rPr>
-        <w:t>Origional</w:t>
-      </w:r>
-      <w:proofErr w:type="spellEnd"/>
-      <w:r>
-        <w:rPr>
-          <w:sz w:val="16"/>
-          <w:szCs w:val="16"/>
-          <w:lang w:val="en-US"/>
-        </w:rPr>
-        <w:t xml:space="preserve"> Input Image</w:t>
+        <w:t>Figure 2 Origional Input Image</w:t>
       </w:r>
     </w:p>
     <w:p>
@@ -1114,21 +925,7 @@
         <w:rPr>
           <w:lang w:val="en-US"/>
         </w:rPr>
-        <w:t xml:space="preserve">                        (a)                          </w:t>
-      </w:r>
-      <w:proofErr w:type="gramStart"/>
-      <w:r>
-        <w:rPr>
-          <w:lang w:val="en-US"/>
-        </w:rPr>
-        <w:t xml:space="preserve">   (</w:t>
-      </w:r>
-      <w:proofErr w:type="gramEnd"/>
-      <w:r>
-        <w:rPr>
-          <w:lang w:val="en-US"/>
-        </w:rPr>
-        <w:t>b)</w:t>
+        <w:t xml:space="preserve">                        (a)                             (b)</w:t>
       </w:r>
     </w:p>
     <w:p>
@@ -1186,25 +983,7 @@
           <w:szCs w:val="16"/>
           <w:lang w:val="en-US"/>
         </w:rPr>
-        <w:t xml:space="preserve">Figure 4 </w:t>
-      </w:r>
-      <w:proofErr w:type="spellStart"/>
-      <w:r>
-        <w:rPr>
-          <w:sz w:val="16"/>
-          <w:szCs w:val="16"/>
-          <w:lang w:val="en-US"/>
-        </w:rPr>
-        <w:t>Origional</w:t>
-      </w:r>
-      <w:proofErr w:type="spellEnd"/>
-      <w:r>
-        <w:rPr>
-          <w:sz w:val="16"/>
-          <w:szCs w:val="16"/>
-          <w:lang w:val="en-US"/>
-        </w:rPr>
-        <w:t xml:space="preserve"> Input Image</w:t>
+        <w:t>Figure 4 Origional Input Image</w:t>
       </w:r>
     </w:p>
     <w:p>
@@ -1248,21 +1027,7 @@
         <w:rPr>
           <w:lang w:val="en-US"/>
         </w:rPr>
-        <w:t xml:space="preserve">                            (a)                         </w:t>
-      </w:r>
-      <w:proofErr w:type="gramStart"/>
-      <w:r>
-        <w:rPr>
-          <w:lang w:val="en-US"/>
-        </w:rPr>
-        <w:t xml:space="preserve">   (</w:t>
-      </w:r>
-      <w:proofErr w:type="gramEnd"/>
-      <w:r>
-        <w:rPr>
-          <w:lang w:val="en-US"/>
-        </w:rPr>
-        <w:t>b)</w:t>
+        <w:t xml:space="preserve">                            (a)                            (b)</w:t>
       </w:r>
     </w:p>
     <w:p>
@@ -1327,25 +1092,7 @@
           <w:szCs w:val="16"/>
           <w:lang w:val="en-US"/>
         </w:rPr>
-        <w:t xml:space="preserve"> </w:t>
-      </w:r>
-      <w:proofErr w:type="spellStart"/>
-      <w:r>
-        <w:rPr>
-          <w:sz w:val="16"/>
-          <w:szCs w:val="16"/>
-          <w:lang w:val="en-US"/>
-        </w:rPr>
-        <w:t>Origional</w:t>
-      </w:r>
-      <w:proofErr w:type="spellEnd"/>
-      <w:r>
-        <w:rPr>
-          <w:sz w:val="16"/>
-          <w:szCs w:val="16"/>
-          <w:lang w:val="en-US"/>
-        </w:rPr>
-        <w:t xml:space="preserve"> Input Image</w:t>
+        <w:t xml:space="preserve"> Origional Input Image</w:t>
       </w:r>
     </w:p>
     <w:p>
@@ -1474,39 +1221,7 @@
           <w:color w:val="FF0000"/>
           <w:lang w:val="en-US"/>
         </w:rPr>
-        <w:t xml:space="preserve">(Add a </w:t>
-      </w:r>
-      <w:proofErr w:type="spellStart"/>
-      <w:r>
-        <w:rPr>
-          <w:color w:val="FF0000"/>
-          <w:lang w:val="en-US"/>
-        </w:rPr>
-        <w:t>UnIT</w:t>
-      </w:r>
-      <w:proofErr w:type="spellEnd"/>
-      <w:r>
-        <w:rPr>
-          <w:color w:val="FF0000"/>
-          <w:lang w:val="en-US"/>
-        </w:rPr>
-        <w:t xml:space="preserve"> TEST CODE AND SCREEN SHOT OF THE UNI TEST AND OVERALL EXPERIMENT </w:t>
-      </w:r>
-      <w:proofErr w:type="gramStart"/>
-      <w:r>
-        <w:rPr>
-          <w:color w:val="FF0000"/>
-          <w:lang w:val="en-US"/>
-        </w:rPr>
-        <w:t>RESULT  SHOWING</w:t>
-      </w:r>
-      <w:proofErr w:type="gramEnd"/>
-      <w:r>
-        <w:rPr>
-          <w:color w:val="FF0000"/>
-          <w:lang w:val="en-US"/>
-        </w:rPr>
-        <w:t xml:space="preserve"> SIMILITY</w:t>
+        <w:t>(Add a UnIT TEST CODE AND SCREEN SHOT OF THE UNI TEST AND OVERALL EXPERIMENT RESULT  SHOWING SIMILITY</w:t>
       </w:r>
       <w:r>
         <w:rPr>
@@ -1774,10 +1489,7 @@
               <w:pStyle w:val="tablecopy"/>
             </w:pPr>
             <w:r>
-              <w:t xml:space="preserve">Online, </w:t>
-            </w:r>
-            <w:r>
-              <w:t>continuous learning</w:t>
+              <w:t>Online, continuous learning</w:t>
             </w:r>
           </w:p>
         </w:tc>
@@ -1978,35 +1690,7 @@
         <w:rPr>
           <w:lang w:val="en-US"/>
         </w:rPr>
-        <w:t xml:space="preserve">This study evaluated the effectiveness of Hierarchical Temporal Memory (HTM) and K-Nearest Neighbors (KNN) classifiers in image reconstruction tasks, highlighting their ability to preserve structural integrity and achieve high similarity to original pictures.   The procedure involved converting images into Sparse Distributed Representations (SDRs) using </w:t>
-      </w:r>
-      <w:proofErr w:type="spellStart"/>
-      <w:r>
-        <w:rPr>
-          <w:lang w:val="en-US"/>
-        </w:rPr>
-        <w:t>binarization</w:t>
-      </w:r>
-      <w:proofErr w:type="spellEnd"/>
-      <w:r>
-        <w:rPr>
-          <w:lang w:val="en-US"/>
-        </w:rPr>
-        <w:t xml:space="preserve"> and training both classifiers on these normalized inputs.   The reconstruction quality was evaluated using multiple similarity metrics—</w:t>
-      </w:r>
-      <w:proofErr w:type="spellStart"/>
-      <w:r>
-        <w:rPr>
-          <w:lang w:val="en-US"/>
-        </w:rPr>
-        <w:t>Jaccard</w:t>
-      </w:r>
-      <w:proofErr w:type="spellEnd"/>
-      <w:r>
-        <w:rPr>
-          <w:lang w:val="en-US"/>
-        </w:rPr>
-        <w:t xml:space="preserve"> Similarity, Cosine Similarity, and Hamming Distance—providing a comprehensive assessment of each classifier's capacity to</w:t>
+        <w:t>This study evaluated the effectiveness of Hierarchical Temporal Memory (HTM) and K-Nearest Neighbors (KNN) classifiers in image reconstruction tasks, highlighting their ability to preserve structural integrity and achieve high similarity to original pictures.   The procedure involved converting images into Sparse Distributed Representations (SDRs) using binarization and training both classifiers on these normalized inputs.   The reconstruction quality was evaluated using multiple similarity metrics—Jaccard Similarity, Cosine Similarity, and Hamming Distance—providing a comprehensive assessment of each classifier's capacity to</w:t>
       </w:r>
       <w:r>
         <w:rPr>
@@ -2080,15 +1764,7 @@
         <w:t>This project</w:t>
       </w:r>
       <w:r>
-        <w:t xml:space="preserve"> showed the effectiveness of Hierarchical Temporal Memory (HTM) on image reconstruction issues, as it performed better in structural coherence maintenance and achieved higher similarity scores than typical K-Nearest Neighbors (KNN). Based on sparse distributed representations (SDRs) and hierarchical learning, HTM was more robust to noise and variability in the input. At the same time, the local pixel-to-pixel matching of KNN limited its capacity to generalize. The results highlight the strengths of HTM as a </w:t>
-      </w:r>
-      <w:proofErr w:type="spellStart"/>
-      <w:r>
-        <w:t>neurally</w:t>
-      </w:r>
-      <w:proofErr w:type="spellEnd"/>
-      <w:r>
-        <w:t xml:space="preserve"> motivated architecture for applications requiring accurate pattern completion and noise insensitivity, offering a computationally efficient solution to image reconstruction that outperforms conventional similarity-based methods.</w:t>
+        <w:t xml:space="preserve"> showed the effectiveness of Hierarchical Temporal Memory (HTM) on image reconstruction issues, as it performed better in structural coherence maintenance and achieved higher similarity scores than typical K-Nearest Neighbors (KNN). Based on sparse distributed representations (SDRs) and hierarchical learning, HTM was more robust to noise and variability in the input. At the same time, the local pixel-to-pixel matching of KNN limited its capacity to generalize. The results highlight the strengths of HTM as a neurally motivated architecture for applications requiring accurate pattern completion and noise insensitivity, offering a computationally efficient solution to image reconstruction that outperforms conventional similarity-based methods.</w:t>
       </w:r>
     </w:p>
     <w:p>
@@ -2104,23 +1780,7 @@
         <w:pStyle w:val="BodyText"/>
       </w:pPr>
       <w:r>
-        <w:t xml:space="preserve">Future work would have to address tuning HTM parameters (e.g., column width, sparsity) for particular application areas such as medical imaging or satellite imagery, as well as investigate hybrid models blending HTM's global pattern detection with CNNs for improved local detail. Comparing HTM with deep generative models (e.g., VAEs, GANs) would identify clearly in which specific application, e.g., </w:t>
-      </w:r>
-      <w:proofErr w:type="spellStart"/>
-      <w:r>
-        <w:t>denoising</w:t>
-      </w:r>
-      <w:proofErr w:type="spellEnd"/>
-      <w:r>
-        <w:t xml:space="preserve"> or super-resolution, it performs its unique function while comparing its performance in real-time on edge hardware would confirm its scalability for use in </w:t>
-      </w:r>
-      <w:proofErr w:type="spellStart"/>
-      <w:r>
-        <w:t>IoT</w:t>
-      </w:r>
-      <w:proofErr w:type="spellEnd"/>
-      <w:r>
-        <w:t xml:space="preserve"> or autonomous applications. Augmenting HTM with dynamic data (e.g., video or 3D reconstruction) can enhance its process of handling temporal processes in which high-dimensional pattern completion shortcomings exist.</w:t>
+        <w:t>Future work would have to address tuning HTM parameters (e.g., column width, sparsity) for particular application areas such as medical imaging or satellite imagery, as well as investigate hybrid models blending HTM's global pattern detection with CNNs for improved local detail. Comparing HTM with deep generative models (e.g., VAEs, GANs) would identify clearly in which specific application, e.g., denoising or super-resolution, it performs its unique function while comparing its performance in real-time on edge hardware would confirm its scalability for use in IoT or autonomous applications. Augmenting HTM with dynamic data (e.g., video or 3D reconstruction) can enhance its process of handling temporal processes in which high-dimensional pattern completion shortcomings exist.</w:t>
       </w:r>
       <w:r>
         <w:t>.</w:t>
@@ -2192,27 +1852,14 @@
       <w:r>
         <w:t xml:space="preserve">Listing </w:t>
       </w:r>
-      <w:r>
-        <w:fldChar w:fldCharType="begin"/>
-      </w:r>
-      <w:r>
-        <w:instrText xml:space="preserve"> SEQ Listing \* ARABIC </w:instrText>
-      </w:r>
-      <w:r>
-        <w:fldChar w:fldCharType="separate"/>
-      </w:r>
-      <w:r>
-        <w:rPr>
-          <w:noProof/>
-        </w:rPr>
-        <w:t>1</w:t>
-      </w:r>
-      <w:r>
-        <w:rPr>
-          <w:noProof/>
-        </w:rPr>
-        <w:fldChar w:fldCharType="end"/>
-      </w:r>
+      <w:fldSimple w:instr=" SEQ Listing \* ARABIC ">
+        <w:r>
+          <w:rPr>
+            <w:noProof/>
+          </w:rPr>
+          <w:t>1</w:t>
+        </w:r>
+      </w:fldSimple>
       <w:r>
         <w:t xml:space="preserve"> Code Reference Example</w:t>
       </w:r>
@@ -2234,21 +1881,8 @@
                   <w:pPr>
                     <w:jc w:val="left"/>
                   </w:pPr>
-                  <w:proofErr w:type="spellStart"/>
                   <w:r>
-                    <w:t>Console.WriteLine</w:t>
-                  </w:r>
-                  <w:proofErr w:type="spellEnd"/>
-                  <w:r>
-                    <w:t xml:space="preserve">(“Referencing code”, </w:t>
-                  </w:r>
-                  <w:proofErr w:type="spellStart"/>
-                  <w:r>
-                    <w:t>var</w:t>
-                  </w:r>
-                  <w:proofErr w:type="spellEnd"/>
-                  <w:r>
-                    <w:t>);</w:t>
+                    <w:t>Console.WriteLine(“Referencing code”, var);</w:t>
                   </w:r>
                 </w:p>
                 <w:p>
@@ -2356,27 +1990,14 @@
       <w:r>
         <w:t xml:space="preserve">Listing </w:t>
       </w:r>
-      <w:r>
-        <w:fldChar w:fldCharType="begin"/>
-      </w:r>
-      <w:r>
-        <w:instrText xml:space="preserve"> SEQ Listing \* ARABIC </w:instrText>
-      </w:r>
-      <w:r>
-        <w:fldChar w:fldCharType="separate"/>
-      </w:r>
-      <w:r>
-        <w:rPr>
-          <w:noProof/>
-        </w:rPr>
-        <w:t>2</w:t>
-      </w:r>
-      <w:r>
-        <w:rPr>
-          <w:noProof/>
-        </w:rPr>
-        <w:fldChar w:fldCharType="end"/>
-      </w:r>
+      <w:fldSimple w:instr=" SEQ Listing \* ARABIC ">
+        <w:r>
+          <w:rPr>
+            <w:noProof/>
+          </w:rPr>
+          <w:t>2</w:t>
+        </w:r>
+      </w:fldSimple>
       <w:bookmarkEnd w:id="2"/>
       <w:r>
         <w:t xml:space="preserve"> </w:t>
@@ -2385,7 +2006,6 @@
         <w:t xml:space="preserve">Unit Test </w:t>
       </w:r>
       <w:hyperlink r:id="rId20" w:anchor="L34-L49" w:history="1">
-        <w:proofErr w:type="spellStart"/>
         <w:r>
           <w:rPr>
             <w:rStyle w:val="Hyperlink"/>
@@ -2393,7 +2013,6 @@
           </w:rPr>
           <w:t>EncodeDateTimeTest</w:t>
         </w:r>
-        <w:proofErr w:type="spellEnd"/>
       </w:hyperlink>
       <w:bookmarkEnd w:id="3"/>
     </w:p>
@@ -2408,25 +2027,7 @@
                     <w:jc w:val="left"/>
                   </w:pPr>
                   <w:r>
-                    <w:t xml:space="preserve">public void </w:t>
-                  </w:r>
-                  <w:proofErr w:type="spellStart"/>
-                  <w:proofErr w:type="gramStart"/>
-                  <w:r>
-                    <w:t>EncodeDateTimeTest</w:t>
-                  </w:r>
-                  <w:proofErr w:type="spellEnd"/>
-                  <w:r>
-                    <w:t>(</w:t>
-                  </w:r>
-                  <w:proofErr w:type="spellStart"/>
-                  <w:proofErr w:type="gramEnd"/>
-                  <w:r>
-                    <w:t>int</w:t>
-                  </w:r>
-                  <w:proofErr w:type="spellEnd"/>
-                  <w:r>
-                    <w:t xml:space="preserve"> w, double r, …)</w:t>
+                    <w:t>public void EncodeDateTimeTest(int w, double r, …)</w:t>
                   </w:r>
                 </w:p>
                 <w:p>
@@ -2450,15 +2051,7 @@
                     <w:jc w:val="left"/>
                   </w:pPr>
                   <w:r>
-                    <w:t xml:space="preserve">        </w:t>
-                  </w:r>
-                  <w:proofErr w:type="spellStart"/>
-                  <w:r>
-                    <w:t>DateTimeEncoderExperimental</w:t>
-                  </w:r>
-                  <w:proofErr w:type="spellEnd"/>
-                  <w:r>
-                    <w:t xml:space="preserve"> encoder = new…</w:t>
+                    <w:t xml:space="preserve">        DateTimeEncoderExperimental encoder = new…</w:t>
                   </w:r>
                 </w:p>
                 <w:p>
@@ -2466,25 +2059,7 @@
                     <w:jc w:val="left"/>
                   </w:pPr>
                   <w:r>
-                    <w:t xml:space="preserve">        </w:t>
-                  </w:r>
-                  <w:proofErr w:type="spellStart"/>
-                  <w:r>
-                    <w:t>var</w:t>
-                  </w:r>
-                  <w:proofErr w:type="spellEnd"/>
-                  <w:r>
-                    <w:t xml:space="preserve"> result = </w:t>
-                  </w:r>
-                  <w:proofErr w:type="spellStart"/>
-                  <w:proofErr w:type="gramStart"/>
-                  <w:r>
-                    <w:t>encoder.Encode</w:t>
-                  </w:r>
-                  <w:proofErr w:type="spellEnd"/>
-                  <w:proofErr w:type="gramEnd"/>
-                  <w:r>
-                    <w:t>(input);</w:t>
+                    <w:t xml:space="preserve">        var result = encoder.Encode(input);</w:t>
                   </w:r>
                 </w:p>
                 <w:p>
@@ -2500,25 +2075,7 @@
                     <w:jc w:val="left"/>
                   </w:pPr>
                   <w:r>
-                    <w:t xml:space="preserve">        </w:t>
-                  </w:r>
-                  <w:proofErr w:type="spellStart"/>
-                  <w:r>
-                    <w:t>Assert.IsTrue</w:t>
-                  </w:r>
-                  <w:proofErr w:type="spellEnd"/>
-                  <w:r>
-                    <w:t>(</w:t>
-                  </w:r>
-                  <w:proofErr w:type="spellStart"/>
-                  <w:proofErr w:type="gramStart"/>
-                  <w:r>
-                    <w:t>result.SequenceEqual</w:t>
-                  </w:r>
-                  <w:proofErr w:type="spellEnd"/>
-                  <w:proofErr w:type="gramEnd"/>
-                  <w:r>
-                    <w:t>(expected…</w:t>
+                    <w:t xml:space="preserve">        Assert.IsTrue(result.SequenceEqual(expected…</w:t>
                   </w:r>
                 </w:p>
                 <w:p>
@@ -2561,15 +2118,7 @@
         <w:t xml:space="preserve"> Prof.</w:t>
       </w:r>
       <w:r>
-        <w:t xml:space="preserve"> Dr. </w:t>
-      </w:r>
-      <w:proofErr w:type="spellStart"/>
-      <w:r>
-        <w:t>Demir</w:t>
-      </w:r>
-      <w:proofErr w:type="spellEnd"/>
-      <w:r>
-        <w:t xml:space="preserve"> Dobric and Frankfurt University of Applied Scie</w:t>
+        <w:t xml:space="preserve"> Dr. Demir Dobric and Frankfurt University of Applied Scie</w:t>
       </w:r>
       <w:r>
         <w:t>nces for their academic support</w:t>
@@ -2593,26 +2142,10 @@
         <w:t xml:space="preserve"> </w:t>
       </w:r>
       <w:r>
-        <w:t xml:space="preserve">Wahab Abdul, Rashid </w:t>
-      </w:r>
-      <w:proofErr w:type="spellStart"/>
-      <w:r>
-        <w:t>Romana</w:t>
-      </w:r>
-      <w:proofErr w:type="spellEnd"/>
-      <w:r>
-        <w:t>, and</w:t>
-      </w:r>
-      <w:r>
-        <w:t xml:space="preserve"> Tasnim Nabila </w:t>
-      </w:r>
-      <w:proofErr w:type="spellStart"/>
-      <w:r>
-        <w:t>Nishat</w:t>
-      </w:r>
-      <w:proofErr w:type="spellEnd"/>
-      <w:r>
-        <w:t xml:space="preserve"> have equally contributed in co</w:t>
+        <w:t>Wahab Abdul, Rashid Romana, and</w:t>
+      </w:r>
+      <w:r>
+        <w:t xml:space="preserve"> Tasnim Nabila Nishat have equally contributed in co</w:t>
       </w:r>
       <w:r>
         <w:rPr>
@@ -2878,21 +2411,8 @@
             <w:pStyle w:val="Header"/>
           </w:pPr>
           <w:r>
-            <w:t xml:space="preserve">by </w:t>
+            <w:t>by Damir Dobric / Andreas Pech</w:t>
           </w:r>
-          <w:proofErr w:type="spellStart"/>
-          <w:r>
-            <w:t>Damir</w:t>
-          </w:r>
-          <w:proofErr w:type="spellEnd"/>
-          <w:r>
-            <w:t xml:space="preserve"> Dobric / Andreas </w:t>
-          </w:r>
-          <w:proofErr w:type="spellStart"/>
-          <w:r>
-            <w:t>Pech</w:t>
-          </w:r>
-          <w:proofErr w:type="spellEnd"/>
         </w:p>
         <w:p>
           <w:pPr>
@@ -5572,7 +5092,7 @@
 </file>
 
 <file path=customXml/itemProps1.xml><?xml version="1.0" encoding="utf-8"?>
-<ds:datastoreItem xmlns:ds="http://schemas.openxmlformats.org/officeDocument/2006/customXml" ds:itemID="{8BC10AF6-5864-4047-94CB-60AF7CC579E6}">
+<ds:datastoreItem xmlns:ds="http://schemas.openxmlformats.org/officeDocument/2006/customXml" ds:itemID="{473A8247-1737-492A-B18F-5E08F4E79A67}">
   <ds:schemaRefs>
     <ds:schemaRef ds:uri="http://schemas.openxmlformats.org/officeDocument/2006/bibliography"/>
   </ds:schemaRefs>

--- a/source/MySEProject/Documentation/Report_ML 2425-01 Investigate Image Reconstruction by using Classifiers.docx
+++ b/source/MySEProject/Documentation/Report_ML 2425-01 Investigate Image Reconstruction by using Classifiers.docx
@@ -897,8 +897,16 @@
       <w:pPr>
         <w:pStyle w:val="BodyText"/>
         <w:jc w:val="left"/>
-      </w:pPr>
-      <w:r>
+        <w:rPr>
+          <w:sz w:val="16"/>
+          <w:szCs w:val="16"/>
+        </w:rPr>
+      </w:pPr>
+      <w:r>
+        <w:rPr>
+          <w:sz w:val="16"/>
+          <w:szCs w:val="16"/>
+        </w:rPr>
         <w:pict w14:anchorId="4D8639EC">
           <v:shape id="_x0000_i1028" type="#_x0000_t75" style="width:94.1pt;height:94.1pt">
             <v:imagedata r:id="rId12" o:title="WhatsApp Image 2025-03-25 at 16"/>
@@ -906,6 +914,10 @@
         </w:pict>
       </w:r>
       <w:r>
+        <w:rPr>
+          <w:sz w:val="16"/>
+          <w:szCs w:val="16"/>
+        </w:rPr>
         <w:pict w14:anchorId="38864462">
           <v:shape id="_x0000_i1029" type="#_x0000_t75" style="width:95.5pt;height:95.5pt">
             <v:imagedata r:id="rId13" o:title="WhatsApp Image 2025-03-25 at 16"/>
@@ -918,14 +930,24 @@
         <w:pStyle w:val="BodyText"/>
         <w:jc w:val="left"/>
         <w:rPr>
-          <w:lang w:val="en-US"/>
-        </w:rPr>
-      </w:pPr>
-      <w:r>
-        <w:rPr>
-          <w:lang w:val="en-US"/>
-        </w:rPr>
-        <w:t xml:space="preserve">                        (a)                             (b)</w:t>
+          <w:sz w:val="16"/>
+          <w:szCs w:val="16"/>
+          <w:lang w:val="en-US"/>
+        </w:rPr>
+      </w:pPr>
+      <w:r>
+        <w:rPr>
+          <w:lang w:val="en-US"/>
+        </w:rPr>
+        <w:t xml:space="preserve">                        </w:t>
+      </w:r>
+      <w:r>
+        <w:rPr>
+          <w:sz w:val="16"/>
+          <w:szCs w:val="16"/>
+          <w:lang w:val="en-US"/>
+        </w:rPr>
+        <w:t>(a)                             (b)</w:t>
       </w:r>
     </w:p>
     <w:p>
@@ -1020,14 +1042,34 @@
         <w:pStyle w:val="BodyText"/>
         <w:jc w:val="left"/>
         <w:rPr>
-          <w:lang w:val="en-US"/>
-        </w:rPr>
-      </w:pPr>
-      <w:r>
-        <w:rPr>
-          <w:lang w:val="en-US"/>
-        </w:rPr>
-        <w:t xml:space="preserve">                            (a)                            (b)</w:t>
+          <w:sz w:val="16"/>
+          <w:szCs w:val="16"/>
+          <w:lang w:val="en-US"/>
+        </w:rPr>
+      </w:pPr>
+      <w:r>
+        <w:rPr>
+          <w:sz w:val="16"/>
+          <w:szCs w:val="16"/>
+          <w:lang w:val="en-US"/>
+        </w:rPr>
+        <w:t xml:space="preserve">                            (a)                </w:t>
+      </w:r>
+      <w:r>
+        <w:rPr>
+          <w:sz w:val="16"/>
+          <w:szCs w:val="16"/>
+          <w:lang w:val="en-US"/>
+        </w:rPr>
+        <w:t xml:space="preserve">            </w:t>
+      </w:r>
+      <w:r>
+        <w:rPr>
+          <w:sz w:val="16"/>
+          <w:szCs w:val="16"/>
+          <w:lang w:val="en-US"/>
+        </w:rPr>
+        <w:t xml:space="preserve">            (b)</w:t>
       </w:r>
     </w:p>
     <w:p>
@@ -1107,6 +1149,12 @@
         <w:rPr>
           <w:lang w:val="en-US"/>
         </w:rPr>
+        <w:t xml:space="preserve">          </w:t>
+      </w:r>
+      <w:r>
+        <w:rPr>
+          <w:lang w:val="en-US"/>
+        </w:rPr>
         <w:pict w14:anchorId="0874F98E">
           <v:shape id="_x0000_i1034" type="#_x0000_t75" style="width:85.9pt;height:85.9pt">
             <v:imagedata r:id="rId18" o:title="WhatsApp Image 2025-03-25 at 16"/>
@@ -1196,7 +1244,19 @@
         <w:rPr>
           <w:lang w:val="en-US"/>
         </w:rPr>
-        <w:t>The improved effectiveness of HTM relative to k-NN can be exhibited regarding similarity percentage in the reconstructed images of 2, 4, and 6 (refer to Figures 3, 5, and 7a-b). The HTM classifier generates enhanced reconstructions that exhibit superior edge definition and better preservation of structural characteristics attributed to its sparse distributed representations (SDRs). SDRs are robust to noise and great at spotting patterns.  The k-NN reconstructions show higher distortion because they rely on local pixel matching instead of hierarchical feature integration.     The performance difference emphasizes HTM's advantage in activities requiring structural integrity and</w:t>
+        <w:t>The improved effectiveness of HTM relative to k-NN can be exhibited regarding similarity percentage in the reconstructed images of 2, 4, and 6 (refer to Figures 3, 5, and 7a-b). The HTM classifier generates enhanced reconstructions that exhibit superior edge definition and better preservation of structural characteristics attributed to its sparse distributed representations (SDRs). SDRs are robust to noise and great at spotting patterns.  The k-NN reconstructions show higher distortion because they rely on local pixel matching instead of hierar</w:t>
+      </w:r>
+      <w:r>
+        <w:rPr>
+          <w:lang w:val="en-US"/>
+        </w:rPr>
+        <w:t xml:space="preserve">chical feature integration. </w:t>
+      </w:r>
+      <w:r>
+        <w:rPr>
+          <w:lang w:val="en-US"/>
+        </w:rPr>
+        <w:t>The performance difference emphasizes HTM's advantage in activities requiring structural integrity and</w:t>
       </w:r>
       <w:r>
         <w:rPr>
@@ -1211,23 +1271,299 @@
         <w:t>.</w:t>
       </w:r>
       <w:r>
-        <w:rPr>
-          <w:lang w:val="en-US"/>
-        </w:rPr>
         <w:t xml:space="preserve"> </w:t>
       </w:r>
       <w:r>
         <w:rPr>
+          <w:lang w:val="en-US"/>
+        </w:rPr>
+        <w:t xml:space="preserve">The HTM classifier gave 100% similarity for all test images with perfect pattern reconstruction, and the KNN classifier gave very high accuracy in the 91-98% range with very stable performance. Both systems completed processing the whole dataset with slightly varying results by KNN (peaking at 97.57% for test_25_1). Similarity graphs and values confirm that both algorithms have table image reconstruction ability. Unit tests for the known and the classifier and their similarity percentage are depicted in Fig 8 (a),(b), and (c); similarly, similarity comparison graphs are illustrated in Fig </w:t>
+      </w:r>
+      <w:r>
+        <w:rPr>
+          <w:lang w:val="en-US"/>
+        </w:rPr>
+        <w:t>9</w:t>
+      </w:r>
+      <w:r>
+        <w:rPr>
+          <w:lang w:val="en-US"/>
+        </w:rPr>
+        <w:t xml:space="preserve"> (a) and (b) below.</w:t>
+      </w:r>
+    </w:p>
+    <w:p>
+      <w:pPr>
+        <w:pStyle w:val="BodyText"/>
+        <w:ind w:firstLine="0"/>
+        <w:rPr>
+          <w:lang w:val="en-US"/>
+        </w:rPr>
+      </w:pPr>
+      <w:r>
+        <w:rPr>
+          <w:lang w:val="en-US"/>
+        </w:rPr>
+        <w:pict w14:anchorId="5C0036CA">
+          <v:shape id="_x0000_i1050" type="#_x0000_t75" style="width:242.4pt;height:128.65pt">
+            <v:imagedata r:id="rId20" o:title="WhatsApp Image 2025-03-27 at 20.09.47_49c1f5b0"/>
+          </v:shape>
+        </w:pict>
+      </w:r>
+    </w:p>
+    <w:p>
+      <w:pPr>
+        <w:pStyle w:val="BodyText"/>
+        <w:ind w:firstLine="0"/>
+        <w:jc w:val="center"/>
+        <w:rPr>
+          <w:sz w:val="16"/>
+          <w:szCs w:val="16"/>
+          <w:lang w:val="en-US"/>
+        </w:rPr>
+      </w:pPr>
+      <w:r>
+        <w:rPr>
+          <w:sz w:val="16"/>
+          <w:szCs w:val="16"/>
+          <w:lang w:val="en-US"/>
+        </w:rPr>
+        <w:t>(a)</w:t>
+      </w:r>
+    </w:p>
+    <w:p>
+      <w:pPr>
+        <w:pStyle w:val="BodyText"/>
+        <w:ind w:firstLine="0"/>
+        <w:rPr>
+          <w:lang w:val="en-US"/>
+        </w:rPr>
+      </w:pPr>
+      <w:r>
+        <w:rPr>
+          <w:lang w:val="en-US"/>
+        </w:rPr>
+        <w:pict w14:anchorId="7FEF5977">
+          <v:shape id="_x0000_i1055" type="#_x0000_t75" style="width:242.4pt;height:128.65pt">
+            <v:imagedata r:id="rId21" o:title="WhatsApp Image 2025-03-27 at 20.09.47_a62e9a44"/>
+          </v:shape>
+        </w:pict>
+      </w:r>
+    </w:p>
+    <w:p>
+      <w:pPr>
+        <w:pStyle w:val="BodyText"/>
+        <w:ind w:firstLine="0"/>
+        <w:jc w:val="center"/>
+        <w:rPr>
+          <w:sz w:val="16"/>
+          <w:szCs w:val="16"/>
+          <w:lang w:val="en-US"/>
+        </w:rPr>
+      </w:pPr>
+      <w:r>
+        <w:rPr>
+          <w:sz w:val="16"/>
+          <w:szCs w:val="16"/>
+          <w:lang w:val="en-US"/>
+        </w:rPr>
+        <w:t>(b)</w:t>
+      </w:r>
+    </w:p>
+    <w:p>
+      <w:pPr>
+        <w:pStyle w:val="BodyText"/>
+        <w:ind w:firstLine="0"/>
+        <w:jc w:val="center"/>
+        <w:rPr>
+          <w:sz w:val="16"/>
+          <w:szCs w:val="16"/>
+          <w:lang w:val="en-US"/>
+        </w:rPr>
+      </w:pPr>
+      <w:r>
+        <w:rPr>
+          <w:sz w:val="16"/>
+          <w:szCs w:val="16"/>
+          <w:lang w:val="en-US"/>
+        </w:rPr>
+        <w:pict w14:anchorId="330CC640">
+          <v:shape id="_x0000_i1058" type="#_x0000_t75" style="width:242.4pt;height:128.65pt">
+            <v:imagedata r:id="rId22" o:title="WhatsApp Image 2025-03-27 at 20.08.30_283e9d26"/>
+          </v:shape>
+        </w:pict>
+      </w:r>
+    </w:p>
+    <w:p>
+      <w:pPr>
+        <w:pStyle w:val="BodyText"/>
+        <w:ind w:firstLine="0"/>
+        <w:jc w:val="center"/>
+        <w:rPr>
+          <w:sz w:val="16"/>
+          <w:szCs w:val="16"/>
+          <w:lang w:val="en-US"/>
+        </w:rPr>
+      </w:pPr>
+      <w:r>
+        <w:rPr>
+          <w:sz w:val="16"/>
+          <w:szCs w:val="16"/>
+          <w:lang w:val="en-US"/>
+        </w:rPr>
+        <w:t>(c)</w:t>
+      </w:r>
+    </w:p>
+    <w:p>
+      <w:pPr>
+        <w:pStyle w:val="BodyText"/>
+        <w:ind w:firstLine="0"/>
+        <w:jc w:val="center"/>
+        <w:rPr>
+          <w:sz w:val="16"/>
+          <w:szCs w:val="16"/>
+          <w:lang w:val="en-US"/>
+        </w:rPr>
+      </w:pPr>
+      <w:r>
+        <w:rPr>
+          <w:sz w:val="16"/>
+          <w:szCs w:val="16"/>
+          <w:lang w:val="en-US"/>
+        </w:rPr>
+        <w:t>Figure 8 Unit tests (a) HTM (b) KNN (c) Similirity percentages</w:t>
+      </w:r>
+    </w:p>
+    <w:p>
+      <w:pPr>
+        <w:pStyle w:val="BodyText"/>
+        <w:ind w:firstLine="0"/>
+        <w:rPr>
           <w:color w:val="FF0000"/>
           <w:lang w:val="en-US"/>
         </w:rPr>
-        <w:t>(Add a UnIT TEST CODE AND SCREEN SHOT OF THE UNI TEST AND OVERALL EXPERIMENT RESULT  SHOWING SIMILITY</w:t>
-      </w:r>
-      <w:r>
-        <w:rPr>
-          <w:lang w:val="en-US"/>
-        </w:rPr>
-        <w:t xml:space="preserve">) </w:t>
+      </w:pPr>
+      <w:r>
+        <w:rPr>
+          <w:lang w:val="en-US"/>
+        </w:rPr>
+        <w:lastRenderedPageBreak/>
+        <w:t xml:space="preserve"> </w:t>
+      </w:r>
+      <w:r>
+        <w:rPr>
+          <w:color w:val="FF0000"/>
+          <w:lang w:val="en-US"/>
+        </w:rPr>
+        <w:pict w14:anchorId="5EE7CD07">
+          <v:shape id="_x0000_i1042" type="#_x0000_t75" style="width:242.4pt;height:103pt">
+            <v:imagedata r:id="rId23" o:title="WhatsApp Image 2025-03-27 at 20.13.43_4841c67c"/>
+          </v:shape>
+        </w:pict>
+      </w:r>
+    </w:p>
+    <w:p>
+      <w:pPr>
+        <w:pStyle w:val="BodyText"/>
+        <w:ind w:firstLine="0"/>
+        <w:jc w:val="center"/>
+        <w:rPr>
+          <w:color w:val="000000"/>
+          <w:sz w:val="16"/>
+          <w:szCs w:val="16"/>
+          <w:lang w:val="en-US"/>
+        </w:rPr>
+      </w:pPr>
+      <w:r>
+        <w:rPr>
+          <w:color w:val="000000"/>
+          <w:sz w:val="16"/>
+          <w:szCs w:val="16"/>
+          <w:lang w:val="en-US"/>
+        </w:rPr>
+        <w:t>(a)</w:t>
+      </w:r>
+    </w:p>
+    <w:p>
+      <w:pPr>
+        <w:pStyle w:val="BodyText"/>
+        <w:ind w:firstLine="0"/>
+        <w:rPr>
+          <w:color w:val="FF0000"/>
+          <w:lang w:val="en-US"/>
+        </w:rPr>
+      </w:pPr>
+      <w:r>
+        <w:rPr>
+          <w:color w:val="FF0000"/>
+          <w:lang w:val="en-US"/>
+        </w:rPr>
+        <w:pict w14:anchorId="01802E03">
+          <v:shape id="_x0000_i1043" type="#_x0000_t75" style="width:242.4pt;height:103.7pt">
+            <v:imagedata r:id="rId24" o:title="WhatsApp Image 2025-03-27 at 20.13.44_c2b7feac"/>
+          </v:shape>
+        </w:pict>
+      </w:r>
+    </w:p>
+    <w:p>
+      <w:pPr>
+        <w:pStyle w:val="BodyText"/>
+        <w:ind w:firstLine="0"/>
+        <w:jc w:val="center"/>
+        <w:rPr>
+          <w:color w:val="000000"/>
+          <w:sz w:val="16"/>
+          <w:szCs w:val="16"/>
+          <w:lang w:val="en-US"/>
+        </w:rPr>
+      </w:pPr>
+      <w:r>
+        <w:rPr>
+          <w:color w:val="000000"/>
+          <w:sz w:val="16"/>
+          <w:szCs w:val="16"/>
+          <w:lang w:val="en-US"/>
+        </w:rPr>
+        <w:t>(b)</w:t>
+      </w:r>
+    </w:p>
+    <w:p>
+      <w:pPr>
+        <w:pStyle w:val="BodyText"/>
+        <w:ind w:firstLine="0"/>
+        <w:jc w:val="center"/>
+        <w:rPr>
+          <w:color w:val="000000"/>
+          <w:sz w:val="16"/>
+          <w:szCs w:val="16"/>
+          <w:lang w:val="en-US"/>
+        </w:rPr>
+      </w:pPr>
+      <w:r>
+        <w:rPr>
+          <w:color w:val="000000"/>
+          <w:sz w:val="16"/>
+          <w:szCs w:val="16"/>
+          <w:lang w:val="en-US"/>
+        </w:rPr>
+        <w:t>Figure 9</w:t>
+      </w:r>
+      <w:r>
+        <w:rPr>
+          <w:color w:val="000000"/>
+          <w:sz w:val="16"/>
+          <w:szCs w:val="16"/>
+          <w:lang w:val="en-US"/>
+        </w:rPr>
+        <w:t xml:space="preserve"> HTM vs KNN (a) Similarity comparsion (b) Similirity sample per classifier</w:t>
+      </w:r>
+    </w:p>
+    <w:p>
+      <w:pPr>
+        <w:jc w:val="both"/>
+      </w:pPr>
+      <w:r>
+        <w:t>The key differences between knn and htm classifier are shown in Table I ,</w:t>
       </w:r>
     </w:p>
     <w:p>
@@ -1710,7 +2046,14 @@
         <w:rPr>
           <w:lang w:val="en-US"/>
         </w:rPr>
-        <w:t xml:space="preserve">  HTM demonstrated improved performance, primarily due to its biologically inspired architecture.   The spatial pooler effectively recognized hierarchical patterns, while the temporal memory component enhanced noise resistance and generalization.   This allowed HTM to reconstruct images with improved quality, even when the input data displayed variations or noise.   The iterative training cycles (20 iterations) improved the model's ability to obtain meaningful representations, producing SDRs that closely mirrored the original images.   The effectiveness of HTM arises from its sparse coding mechanism, which emphasizes global feature extraction over local pixel matching, making it particularly adept at jobs requiring structural coherence. The performance of KNN was constrained by its reliance on direct pixel comparisons and localized similarity measures.</w:t>
+        <w:t xml:space="preserve">  HTM demonstrated improved performance, primarily due to its biologically inspired architecture.   The spatial pooler effectively recognized hierarchical patterns, while the temporal memory component enhanced noise resistance and generalization.   This allowed HTM to reconstruct images with improved quality, even when the input data displayed variations or noise.   The iterative training cycles (20 iterations) improved the model's ability to obtain meaningful </w:t>
+      </w:r>
+      <w:r>
+        <w:rPr>
+          <w:lang w:val="en-US"/>
+        </w:rPr>
+        <w:lastRenderedPageBreak/>
+        <w:t>representations, producing SDRs that closely mirrored the original images.   The effectiveness of HTM arises from its sparse coding mechanism, which emphasizes global feature extraction over local pixel matching, making it particularly adept at jobs requiring structural coherence. The performance of KNN was constrained by its reliance on direct pixel comparisons and localized similarity measures.</w:t>
       </w:r>
     </w:p>
     <w:p>
@@ -1724,373 +2067,130 @@
         <w:rPr>
           <w:lang w:val="en-US"/>
         </w:rPr>
-        <w:t xml:space="preserve">KNN produced good outcomes with similar images in the training set but had difficulties with generalization, especially with inputs that deviated from the training distribution.   The absence of hierarchical feature integration in KNN led to reconstructions that often displayed </w:t>
-      </w:r>
-      <w:r>
-        <w:rPr>
-          <w:lang w:val="en-US"/>
-        </w:rPr>
+        <w:t>KNN produced good outcomes with similar images in the training set but had difficulties with generalization, especially with inputs that deviated from the training distribution.   The absence of hierarchical feature integration in KNN led to reconstructions that often displayed inadequate global consistency, evidenced by reduced similarity scores. Due to its simplicity and computation efficiency, KNN is a suitable option for small- or low-complexity projects where real-time speed is more important than reconstruction quality. There is an apparent tradeoff between the two approaches, which can be achieved in the comparison.</w:t>
+      </w:r>
+    </w:p>
+    <w:p>
+      <w:pPr>
+        <w:pStyle w:val="BodyText"/>
+        <w:rPr>
+          <w:lang w:val="en-US"/>
+        </w:rPr>
+      </w:pPr>
+      <w:r>
+        <w:rPr>
+          <w:lang w:val="en-US"/>
+        </w:rPr>
+        <w:t>Regarding generalization, KNN will prioritize speed and simplicity at the expense of the more complex HTM training but will not yield as high an accuracy nor robustness as given by HTM. In contrast to more traditional approaches, biologically inspired models like HTM are of potential interest in high-dimensional pattern recognition tasks. Much recent material in machine learning is in concordance with this research.</w:t>
+      </w:r>
+    </w:p>
+    <w:p>
+      <w:pPr>
+        <w:pStyle w:val="Heading1"/>
+      </w:pPr>
+      <w:r>
+        <w:t>conclusion</w:t>
+      </w:r>
+    </w:p>
+    <w:p>
+      <w:pPr>
+        <w:jc w:val="both"/>
+      </w:pPr>
+      <w:r>
+        <w:t>This project</w:t>
+      </w:r>
+      <w:r>
+        <w:t xml:space="preserve"> showed the effectiveness of Hierarchical Temporal Memory (HTM) on image reconstruction issues, as it performed better in structural coherence maintenance and achieved higher similarity scores than typical K-Nearest Neighbors (KNN). Based on sparse distributed representations (SDRs) and hierarchical learning, HTM was more robust to noise and variability in the input. At the same time, the local pixel-to-pixel matching of KNN limited its capacity to generalize. The results highlight the strengths of HTM as a neurally motivated architecture for applications requiring accurate pattern completion and noise insensitivity, offering a computationally efficient solution to image reconstruction that outperforms conventional similarity-based methods.</w:t>
+      </w:r>
+    </w:p>
+    <w:p>
+      <w:pPr>
+        <w:pStyle w:val="Heading2"/>
+      </w:pPr>
+      <w:r>
+        <w:t>Future Work</w:t>
+      </w:r>
+    </w:p>
+    <w:p>
+      <w:pPr>
+        <w:pStyle w:val="BodyText"/>
+      </w:pPr>
+      <w:r>
+        <w:t xml:space="preserve">Future work would have to address tuning HTM parameters (e.g., column width, sparsity) for particular </w:t>
+      </w:r>
+      <w:r>
         <w:lastRenderedPageBreak/>
-        <w:t>inadequate global consistency, evidenced by reduced similarity scores. Due to its simplicity and computation efficiency, KNN is a suitable option for small- or low-complexity projects where real-time speed is more important than reconstruction quality. There is an apparent tradeoff between the two approaches, which can be achieved in the comparison.</w:t>
+        <w:t>application areas such as medical imaging or satellite imagery, as well as investigate hybrid models blending HTM's global pattern detection with CNNs for improved local detail. Comparing HTM with deep generative models (e.g., VAEs, GANs) would identify clearly in which specific application, e.g., denoising or super-resolution, it performs its unique function while comparing its performance in real-time on edge hardware would confirm its scalability for use in IoT or autonomous applications. Augmenting HTM with dynamic data (e.g., video or 3D reconstruction) can enhance its process of handling temporal processes in which high-dimensional pattern completion shortcomings exist.</w:t>
+      </w:r>
+      <w:r>
+        <w:t>.</w:t>
+      </w:r>
+    </w:p>
+    <w:p>
+      <w:pPr>
+        <w:pStyle w:val="Heading5"/>
+      </w:pPr>
+      <w:r>
+        <w:t>Acknowledgment</w:t>
+      </w:r>
+      <w:r>
+        <w:t xml:space="preserve"> </w:t>
       </w:r>
     </w:p>
     <w:p>
       <w:pPr>
         <w:pStyle w:val="BodyText"/>
-        <w:rPr>
-          <w:lang w:val="en-US"/>
-        </w:rPr>
-      </w:pPr>
-      <w:r>
-        <w:rPr>
-          <w:lang w:val="en-US"/>
-        </w:rPr>
-        <w:t>Regarding generalization, KNN will prioritize speed and simplicity at the expense of the more complex HTM training but will not yield as high an accuracy nor robustness as given by HTM. In contrast to more traditional approaches, biologically inspired models like HTM are of potential interest in high-dimensional pattern recognition tasks. Much recent material in machine learning is in concordance with this research.</w:t>
-      </w:r>
-    </w:p>
-    <w:p>
-      <w:pPr>
-        <w:pStyle w:val="Heading1"/>
-      </w:pPr>
-      <w:r>
-        <w:t>conclusion</w:t>
-      </w:r>
-    </w:p>
-    <w:p>
-      <w:pPr>
-        <w:jc w:val="both"/>
-      </w:pPr>
-      <w:r>
-        <w:t>This project</w:t>
-      </w:r>
-      <w:r>
-        <w:t xml:space="preserve"> showed the effectiveness of Hierarchical Temporal Memory (HTM) on image reconstruction issues, as it performed better in structural coherence maintenance and achieved higher similarity scores than typical K-Nearest Neighbors (KNN). Based on sparse distributed representations (SDRs) and hierarchical learning, HTM was more robust to noise and variability in the input. At the same time, the local pixel-to-pixel matching of KNN limited its capacity to generalize. The results highlight the strengths of HTM as a neurally motivated architecture for applications requiring accurate pattern completion and noise insensitivity, offering a computationally efficient solution to image reconstruction that outperforms conventional similarity-based methods.</w:t>
-      </w:r>
-    </w:p>
-    <w:p>
-      <w:pPr>
-        <w:pStyle w:val="Heading2"/>
-      </w:pPr>
-      <w:r>
-        <w:t>Future Work</w:t>
-      </w:r>
-    </w:p>
-    <w:p>
-      <w:pPr>
-        <w:pStyle w:val="BodyText"/>
-      </w:pPr>
-      <w:r>
-        <w:t>Future work would have to address tuning HTM parameters (e.g., column width, sparsity) for particular application areas such as medical imaging or satellite imagery, as well as investigate hybrid models blending HTM's global pattern detection with CNNs for improved local detail. Comparing HTM with deep generative models (e.g., VAEs, GANs) would identify clearly in which specific application, e.g., denoising or super-resolution, it performs its unique function while comparing its performance in real-time on edge hardware would confirm its scalability for use in IoT or autonomous applications. Augmenting HTM with dynamic data (e.g., video or 3D reconstruction) can enhance its process of handling temporal processes in which high-dimensional pattern completion shortcomings exist.</w:t>
+      </w:pPr>
+      <w:r>
+        <w:t>We thank the expert guidance of</w:t>
+      </w:r>
+      <w:r>
+        <w:rPr>
+          <w:lang w:val="en-US"/>
+        </w:rPr>
+        <w:t xml:space="preserve"> Prof.</w:t>
+      </w:r>
+      <w:r>
+        <w:t xml:space="preserve"> Dr. Demir Dobric and Frankfurt University of Applied Scie</w:t>
+      </w:r>
+      <w:r>
+        <w:t>nces for their academic support</w:t>
       </w:r>
       <w:r>
         <w:t>.</w:t>
       </w:r>
-    </w:p>
-    <w:p>
-      <w:pPr>
-        <w:pStyle w:val="Heading2"/>
-      </w:pPr>
-      <w:r>
-        <w:t xml:space="preserve"> Code Reference</w:t>
-      </w:r>
-      <w:r>
-        <w:t>s</w:t>
-      </w:r>
-      <w:r>
-        <w:t>:</w:t>
-      </w:r>
-    </w:p>
-    <w:p>
-      <w:pPr>
-        <w:jc w:val="both"/>
-      </w:pPr>
-      <w:r>
-        <w:t xml:space="preserve">      Referencing Code in your text should be avoid</w:t>
-      </w:r>
-      <w:r>
-        <w:t>ed</w:t>
-      </w:r>
-      <w:r>
-        <w:t xml:space="preserve"> unless necessary. In such case</w:t>
-      </w:r>
-      <w:r>
-        <w:t>s</w:t>
-      </w:r>
-      <w:r>
-        <w:t xml:space="preserve"> it can be inserted as</w:t>
-      </w:r>
-      <w:r>
-        <w:t xml:space="preserve"> a listing as shown in </w:t>
-      </w:r>
-      <w:r>
-        <w:fldChar w:fldCharType="begin"/>
-      </w:r>
-      <w:r>
-        <w:instrText xml:space="preserve"> REF _Ref97556749 \h </w:instrText>
-      </w:r>
-      <w:r>
-        <w:fldChar w:fldCharType="separate"/>
-      </w:r>
-      <w:r>
-        <w:rPr>
-          <w:b/>
-          <w:bCs/>
-        </w:rPr>
-        <w:t>Error! Reference source not found.</w:t>
-      </w:r>
-      <w:r>
-        <w:fldChar w:fldCharType="end"/>
-      </w:r>
-      <w:r>
+      <w:r>
+        <w:rPr>
+          <w:lang w:val="en-US"/>
+        </w:rPr>
+        <w:t xml:space="preserve"> All authors</w:t>
+      </w:r>
+      <w:r>
+        <w:t xml:space="preserve"> including</w:t>
+      </w:r>
+      <w:r>
+        <w:rPr>
+          <w:lang w:val="en-US"/>
+        </w:rPr>
         <w:t xml:space="preserve"> </w:t>
       </w:r>
-    </w:p>
-    <w:p>
-      <w:pPr>
-        <w:pStyle w:val="Code"/>
-      </w:pPr>
-      <w:r>
-        <w:t xml:space="preserve">Listing </w:t>
-      </w:r>
-      <w:fldSimple w:instr=" SEQ Listing \* ARABIC ">
-        <w:r>
-          <w:rPr>
-            <w:noProof/>
-          </w:rPr>
-          <w:t>1</w:t>
-        </w:r>
-      </w:fldSimple>
-      <w:r>
-        <w:t xml:space="preserve"> Code Reference Example</w:t>
-      </w:r>
-    </w:p>
-    <w:p>
-      <w:pPr>
-        <w:pStyle w:val="Figure"/>
-      </w:pPr>
-      <w:r>
-        <w:pict w14:anchorId="60D73155">
-          <v:shapetype id="_x0000_t202" coordsize="21600,21600" o:spt="202" path="m,l,21600r21600,l21600,xe">
-            <v:stroke joinstyle="miter"/>
-            <v:path gradientshapeok="t" o:connecttype="rect"/>
-          </v:shapetype>
-          <v:shape id="Text Box 2" o:spid="_x0000_s1027" type="#_x0000_t202" style="width:241.4pt;height:30.95pt;visibility:visible;mso-height-percent:200;mso-left-percent:-10001;mso-top-percent:-10001;mso-wrap-distance-left:9pt;mso-wrap-distance-top:3.6pt;mso-wrap-distance-right:9pt;mso-wrap-distance-bottom:3.6pt;mso-position-horizontal:absolute;mso-position-horizontal-relative:char;mso-position-vertical:absolute;mso-position-vertical-relative:line;mso-height-percent:200;mso-left-percent:-10001;mso-top-percent:-10001;mso-width-relative:margin;mso-height-relative:margin;v-text-anchor:top" filled="f">
-            <v:textbox style="mso-next-textbox:#Text Box 2;mso-fit-shape-to-text:t">
-              <w:txbxContent>
-                <w:p>
-                  <w:pPr>
-                    <w:jc w:val="left"/>
-                  </w:pPr>
-                  <w:r>
-                    <w:t>Console.WriteLine(“Referencing code”, var);</w:t>
-                  </w:r>
-                </w:p>
-                <w:p>
-                  <w:pPr>
-                    <w:jc w:val="left"/>
-                  </w:pPr>
-                  <w:r>
-                    <w:t xml:space="preserve">    // using tab can be replaced with 4 spaces</w:t>
-                  </w:r>
-                </w:p>
-              </w:txbxContent>
-            </v:textbox>
-            <w10:anchorlock/>
-          </v:shape>
-        </w:pict>
-      </w:r>
-    </w:p>
-    <w:p>
-      <w:pPr>
-        <w:pStyle w:val="Figure"/>
-      </w:pPr>
-    </w:p>
-    <w:p>
-      <w:pPr>
-        <w:jc w:val="both"/>
-      </w:pPr>
-      <w:r>
-        <w:t xml:space="preserve">Do not pass code as image. When referring to variable in </w:t>
-      </w:r>
-      <w:r>
-        <w:fldChar w:fldCharType="begin"/>
-      </w:r>
-      <w:r>
-        <w:instrText xml:space="preserve"> REF _Ref97556749 \h  \* MERGEFORMAT </w:instrText>
-      </w:r>
-      <w:r>
-        <w:fldChar w:fldCharType="separate"/>
-      </w:r>
-      <w:r>
-        <w:rPr>
-          <w:b/>
-          <w:bCs/>
-        </w:rPr>
-        <w:t>Error! Reference source not found.</w:t>
-      </w:r>
-      <w:r>
-        <w:fldChar w:fldCharType="end"/>
-      </w:r>
-      <w:r>
-        <w:t xml:space="preserve">, italics should be used </w:t>
-      </w:r>
-      <w:r>
-        <w:t xml:space="preserve">for example </w:t>
-      </w:r>
-      <w:r>
-        <w:rPr>
-          <w:i/>
-          <w:iCs/>
-        </w:rPr>
-        <w:t xml:space="preserve">var. </w:t>
-      </w:r>
-      <w:r>
-        <w:t>Code flows and logic should be presented better as Graph or Diagram instead of words.</w:t>
-      </w:r>
-    </w:p>
-    <w:p>
-      <w:pPr>
-        <w:jc w:val="both"/>
-      </w:pPr>
-      <w:r>
-        <w:lastRenderedPageBreak/>
-        <w:t xml:space="preserve">Code Block which is too big to put in the textbox can be reference as </w:t>
-      </w:r>
-      <w:r>
-        <w:fldChar w:fldCharType="begin"/>
-      </w:r>
-      <w:r>
-        <w:instrText xml:space="preserve"> REF _Ref98200691 \h </w:instrText>
-      </w:r>
-      <w:r>
-        <w:fldChar w:fldCharType="separate"/>
-      </w:r>
-      <w:r>
-        <w:t xml:space="preserve">Listing </w:t>
-      </w:r>
-      <w:r>
-        <w:rPr>
-          <w:noProof/>
-        </w:rPr>
-        <w:t>2</w:t>
-      </w:r>
-      <w:r>
-        <w:fldChar w:fldCharType="end"/>
-      </w:r>
-      <w:r>
-        <w:t>.</w:t>
-      </w:r>
-    </w:p>
-    <w:p>
-      <w:pPr>
-        <w:pStyle w:val="Code"/>
-      </w:pPr>
-      <w:bookmarkStart w:id="2" w:name="_Ref98200691"/>
-      <w:bookmarkStart w:id="3" w:name="_Ref98200677"/>
-      <w:r>
-        <w:t xml:space="preserve">Listing </w:t>
-      </w:r>
-      <w:fldSimple w:instr=" SEQ Listing \* ARABIC ">
-        <w:r>
-          <w:rPr>
-            <w:noProof/>
-          </w:rPr>
-          <w:t>2</w:t>
-        </w:r>
-      </w:fldSimple>
-      <w:bookmarkEnd w:id="2"/>
-      <w:r>
-        <w:t xml:space="preserve"> </w:t>
-      </w:r>
-      <w:r>
-        <w:t xml:space="preserve">Unit Test </w:t>
-      </w:r>
-      <w:hyperlink r:id="rId20" w:anchor="L34-L49" w:history="1">
-        <w:r>
-          <w:rPr>
-            <w:rStyle w:val="Hyperlink"/>
-            <w:bCs w:val="0"/>
-          </w:rPr>
-          <w:t>EncodeDateTimeTest</w:t>
-        </w:r>
-      </w:hyperlink>
-      <w:bookmarkEnd w:id="3"/>
-    </w:p>
-    <w:p>
-      <w:r>
-        <w:pict w14:anchorId="43633294">
-          <v:shape id="_x0000_s1026" type="#_x0000_t202" style="width:235.85pt;height:318.4pt;visibility:visible;mso-height-percent:200;mso-left-percent:-10001;mso-top-percent:-10001;mso-wrap-distance-left:9pt;mso-wrap-distance-top:3.6pt;mso-wrap-distance-right:9pt;mso-wrap-distance-bottom:3.6pt;mso-position-horizontal:absolute;mso-position-horizontal-relative:char;mso-position-vertical:absolute;mso-position-vertical-relative:line;mso-height-percent:200;mso-left-percent:-10001;mso-top-percent:-10001;mso-width-relative:margin;mso-height-relative:margin;v-text-anchor:top">
-            <v:textbox style="mso-fit-shape-to-text:t">
-              <w:txbxContent>
-                <w:p>
-                  <w:pPr>
-                    <w:jc w:val="left"/>
-                  </w:pPr>
-                  <w:r>
-                    <w:t>public void EncodeDateTimeTest(int w, double r, …)</w:t>
-                  </w:r>
-                </w:p>
-                <w:p>
-                  <w:pPr>
-                    <w:jc w:val="left"/>
-                  </w:pPr>
-                  <w:r>
-                    <w:t xml:space="preserve">    {</w:t>
-                  </w:r>
-                </w:p>
-                <w:p>
-                  <w:pPr>
-                    <w:jc w:val="left"/>
-                  </w:pPr>
-                  <w:r>
-                    <w:t xml:space="preserve">        …</w:t>
-                  </w:r>
-                </w:p>
-                <w:p>
-                  <w:pPr>
-                    <w:jc w:val="left"/>
-                  </w:pPr>
-                  <w:r>
-                    <w:t xml:space="preserve">        DateTimeEncoderExperimental encoder = new…</w:t>
-                  </w:r>
-                </w:p>
-                <w:p>
-                  <w:pPr>
-                    <w:jc w:val="left"/>
-                  </w:pPr>
-                  <w:r>
-                    <w:t xml:space="preserve">        var result = encoder.Encode(input);</w:t>
-                  </w:r>
-                </w:p>
-                <w:p>
-                  <w:pPr>
-                    <w:jc w:val="left"/>
-                  </w:pPr>
-                  <w:r>
-                    <w:t xml:space="preserve">        …</w:t>
-                  </w:r>
-                </w:p>
-                <w:p>
-                  <w:pPr>
-                    <w:jc w:val="left"/>
-                  </w:pPr>
-                  <w:r>
-                    <w:t xml:space="preserve">        Assert.IsTrue(result.SequenceEqual(expected…</w:t>
-                  </w:r>
-                </w:p>
-                <w:p>
-                  <w:pPr>
-                    <w:jc w:val="left"/>
-                  </w:pPr>
-                  <w:r>
-                    <w:t xml:space="preserve">        }</w:t>
-                  </w:r>
-                </w:p>
-              </w:txbxContent>
-            </v:textbox>
-            <w10:anchorlock/>
-          </v:shape>
-        </w:pict>
+      <w:r>
+        <w:t>Wahab Abdul, Rashid Romana, and</w:t>
+      </w:r>
+      <w:r>
+        <w:t xml:space="preserve"> Tasnim Nabila Nishat have equally contributed in co</w:t>
+      </w:r>
+      <w:r>
+        <w:rPr>
+          <w:lang w:val="en-US"/>
+        </w:rPr>
+        <w:t xml:space="preserve">mpleting of </w:t>
+      </w:r>
+      <w:r>
+        <w:t>this project</w:t>
+      </w:r>
+      <w:r>
+        <w:t xml:space="preserve"> together.</w:t>
       </w:r>
     </w:p>
     <w:p>
@@ -2098,73 +2198,6 @@
         <w:pStyle w:val="Heading5"/>
       </w:pPr>
       <w:r>
-        <w:t>Acknowledgment</w:t>
-      </w:r>
-      <w:r>
-        <w:t xml:space="preserve"> </w:t>
-      </w:r>
-    </w:p>
-    <w:p>
-      <w:pPr>
-        <w:pStyle w:val="BodyText"/>
-      </w:pPr>
-      <w:r>
-        <w:t>We thank the expert guidance of</w:t>
-      </w:r>
-      <w:r>
-        <w:rPr>
-          <w:lang w:val="en-US"/>
-        </w:rPr>
-        <w:t xml:space="preserve"> Prof.</w:t>
-      </w:r>
-      <w:r>
-        <w:t xml:space="preserve"> Dr. Demir Dobric and Frankfurt University of Applied Scie</w:t>
-      </w:r>
-      <w:r>
-        <w:t>nces for their academic support</w:t>
-      </w:r>
-      <w:r>
-        <w:t>.</w:t>
-      </w:r>
-      <w:r>
-        <w:rPr>
-          <w:lang w:val="en-US"/>
-        </w:rPr>
-        <w:t xml:space="preserve"> All authors</w:t>
-      </w:r>
-      <w:r>
-        <w:t xml:space="preserve"> including</w:t>
-      </w:r>
-      <w:r>
-        <w:rPr>
-          <w:lang w:val="en-US"/>
-        </w:rPr>
-        <w:t xml:space="preserve"> </w:t>
-      </w:r>
-      <w:r>
-        <w:t>Wahab Abdul, Rashid Romana, and</w:t>
-      </w:r>
-      <w:r>
-        <w:t xml:space="preserve"> Tasnim Nabila Nishat have equally contributed in co</w:t>
-      </w:r>
-      <w:r>
-        <w:rPr>
-          <w:lang w:val="en-US"/>
-        </w:rPr>
-        <w:t xml:space="preserve">mpleting of </w:t>
-      </w:r>
-      <w:r>
-        <w:t>this project</w:t>
-      </w:r>
-      <w:r>
-        <w:t xml:space="preserve"> together.</w:t>
-      </w:r>
-    </w:p>
-    <w:p>
-      <w:pPr>
-        <w:pStyle w:val="Heading5"/>
-      </w:pPr>
-      <w:r>
         <w:t>References</w:t>
       </w:r>
     </w:p>
@@ -2174,7 +2207,6 @@
         <w:pStyle w:val="references"/>
       </w:pPr>
       <w:r>
-        <w:lastRenderedPageBreak/>
         <w:t>Zhimeng Pan, Brian Rodriguez, and Rajesh Menon, "Machine-learning enables image reconstruction and classification in a “see-through” camera," OSA Continuum 3, 401-409 (2020)</w:t>
       </w:r>
     </w:p>
@@ -5092,7 +5124,7 @@
 </file>
 
 <file path=customXml/itemProps1.xml><?xml version="1.0" encoding="utf-8"?>
-<ds:datastoreItem xmlns:ds="http://schemas.openxmlformats.org/officeDocument/2006/customXml" ds:itemID="{473A8247-1737-492A-B18F-5E08F4E79A67}">
+<ds:datastoreItem xmlns:ds="http://schemas.openxmlformats.org/officeDocument/2006/customXml" ds:itemID="{9176C7C4-F864-42DA-97D8-8708803EFF1A}">
   <ds:schemaRefs>
     <ds:schemaRef ds:uri="http://schemas.openxmlformats.org/officeDocument/2006/bibliography"/>
   </ds:schemaRefs>
